--- a/zht/docx/062.content.docx
+++ b/zht/docx/062.content.docx
@@ -149,27 +149,7 @@
         <w:rPr>
           <w:lang w:val="zh_TW" w:bidi="zh_TW"/>
         </w:rPr>
-        <w:t>kao</w:t>
-      </w:r>
-      <w:r>
-        <w:rPr>
-          <w:lang w:val="zh_TW" w:bidi="zh_TW"/>
-        </w:rPr>
-      </w:r>
-    </w:p>
-    <w:p>
-      <w:pPr/>
-      <w:r>
-        <w:rPr>
-          <w:lang w:val="zh_TW" w:bidi="zh_TW"/>
-        </w:rPr>
-      </w:r>
-      <w:r>
-        <w:rPr>
-          <w:i/>
-          <w:lang w:val="zh_TW" w:bidi="zh_TW"/>
-        </w:rPr>
-        <w:t>考古學與聖經</w:t>
+        <w:t>jiang</w:t>
       </w:r>
       <w:r>
         <w:rPr>
@@ -232,7 +212,7 @@
         <w:rPr>
           <w:lang w:val="zh_TW" w:bidi="zh_TW"/>
         </w:rPr>
-        <w:t>考古學與聖經</w:t>
+        <w:t>匠人</w:t>
       </w:r>
       <w:r>
         <w:rPr>
@@ -251,19 +231,67 @@
         <w:rPr>
           <w:lang w:val="zh_TW" w:bidi="zh_TW"/>
         </w:rPr>
-        <w:t>考古學是透過發掘與研究實物遺跡，來探究古代人類歷史的學科。聖經考古學的研究對象，則集中於近東（中東）地區與聖經有關的出土文物與建築遺跡。這些遺跡包括埋藏的文物（古代物品）、廢墟與紀念碑。其中一些文物帶有古代語言的銘文（文字），學者需要仔細研究這些銘文才能理解其內容。其它物品則是日常生活用品，如破碎的陶片、燒焦的木材、玩具與工具。所有這些出土物品，都必須放在它們所屬的歷史時期，方能正確理解。</w:t>
+        <w:t>指技藝純熟的手工匠人，或從事手工製作的人。有英文譯本在</w:t>
       </w:r>
-    </w:p>
-    <w:p>
-      <w:pPr>
-        <w:pStyle w:val="Heading3"/>
-      </w:pPr>
+      <w:hyperlink r:id="rId13">
+        <w:r>
+          <w:rPr>
+            <w:lang w:val="zh_TW" w:bidi="zh_TW"/>
+          </w:rPr>
+          <w:rPr>
+            <w:color w:val="0000EE"/>
+            <w:u w:val="single"/>
+          </w:rPr>
+          <w:t>創世記四章22節；</w:t>
+        </w:r>
+      </w:hyperlink>
+      <w:hyperlink r:id="rId14">
+        <w:r>
+          <w:rPr>
+            <w:lang w:val="zh_TW" w:bidi="zh_TW"/>
+          </w:rPr>
+          <w:rPr>
+            <w:color w:val="0000EE"/>
+            <w:u w:val="single"/>
+          </w:rPr>
+          <w:t>歷代志上二十九章5節；</w:t>
+        </w:r>
+      </w:hyperlink>
+      <w:hyperlink r:id="rId15">
+        <w:r>
+          <w:rPr>
+            <w:lang w:val="zh_TW" w:bidi="zh_TW"/>
+          </w:rPr>
+          <w:rPr>
+            <w:color w:val="0000EE"/>
+            <w:u w:val="single"/>
+          </w:rPr>
+          <w:t>歷代志下三十四章11節</w:t>
+        </w:r>
+      </w:hyperlink>
       <w:r>
         <w:rPr>
-          <w:b/>
           <w:lang w:val="zh_TW" w:bidi="zh_TW"/>
         </w:rPr>
-        <w:t>考古學的發現</w:t>
+        <w:t>，以及</w:t>
+      </w:r>
+      <w:hyperlink r:id="rId16">
+        <w:r>
+          <w:rPr>
+            <w:lang w:val="zh_TW" w:bidi="zh_TW"/>
+          </w:rPr>
+          <w:rPr>
+            <w:color w:val="0000EE"/>
+            <w:u w:val="single"/>
+          </w:rPr>
+          <w:t>以賽亞書三章3節</w:t>
+        </w:r>
+      </w:hyperlink>
+      <w:r>
+        <w:rPr>
+          <w:lang w:val="zh_TW" w:bidi="zh_TW"/>
+        </w:rPr>
+        <w:t>中使用了artificer（匠人）這個詞。</w:t>
       </w:r>
     </w:p>
     <w:p>
@@ -275,1547 +303,28 @@
       </w:r>
       <w:r>
         <w:rPr>
+          <w:i/>
           <w:lang w:val="zh_TW" w:bidi="zh_TW"/>
         </w:rPr>
-        <w:t>許多重大的考古發現其實是偶然發生的。例如，一個敘利亞農夫在耕種時挖掘出古城烏加里特（Ugarit）。一個貝都因人為尋找走失的山羊，在山洞中發現了死海古卷（Dead Sea Scrolls）。公元1887年，一個埃及婦女在尋找泥磚作為肥料時發現了阿瑪爾那泥板（Amarna tablets）。公元1945年，埃及人在拿戈瑪第附近尋找鳥糞時，發現了重要的諾斯底抄本。然而，偶然的發現並不能取代仔細而有系統的考古研究。</w:t>
-      </w:r>
-    </w:p>
-    <w:p>
-      <w:pPr/>
-      <w:r>
-        <w:rPr>
-          <w:lang w:val="zh_TW" w:bidi="zh_TW"/>
-        </w:rPr>
+        <w:t>見</w:t>
       </w:r>
       <w:r>
         <w:rPr>
           <w:lang w:val="zh_TW" w:bidi="zh_TW"/>
         </w:rPr>
-        <w:t>今天，考古學家會用航拍與電子儀器仔細勘察潛在的遺址，這些方法可以探測地下的遺物。文物的年代則依據出土的地層，以及其它方法（如放射性碳定年法〔radiocarbon dating〕）來判斷。考古學的目標，是建立一條時間線，準確反映文物與遺址歷史。</w:t>
-      </w:r>
-    </w:p>
-    <w:p>
-      <w:pPr>
-        <w:pStyle w:val="Heading3"/>
-      </w:pPr>
-      <w:r>
-        <w:rPr>
-          <w:b/>
-          <w:lang w:val="zh_TW" w:bidi="zh_TW"/>
-        </w:rPr>
-        <w:t>考古學在理解聖經中的角色</w:t>
-      </w:r>
-    </w:p>
-    <w:p>
-      <w:pPr/>
-      <w:r>
-        <w:rPr>
-          <w:lang w:val="zh_TW" w:bidi="zh_TW"/>
-        </w:rPr>
+        <w:t xml:space="preserve"> </w:t>
       </w:r>
       <w:r>
         <w:rPr>
           <w:lang w:val="zh_TW" w:bidi="zh_TW"/>
         </w:rPr>
-        <w:t>考古學家與學者把這些文物，視為真實和具體證據，能見證古代人類的生活。雖然學者對它們的解釋可能會有不同，但這些遺物仍然是直接的歷史見證。重要的是，人們應當把這些古代遺物當作證據來理解，而不可以操控它們去迎合個人對歷史、文化或宗教的理論。近東的考古學透過提供客觀的背景資料，幫助我們理解聖經。</w:t>
-      </w:r>
-    </w:p>
-    <w:p>
-      <w:pPr/>
-      <w:r>
-        <w:rPr>
-          <w:lang w:val="zh_TW" w:bidi="zh_TW"/>
-        </w:rPr>
+        <w:t>工作</w:t>
       </w:r>
       <w:r>
         <w:rPr>
           <w:lang w:val="zh_TW" w:bidi="zh_TW"/>
         </w:rPr>
-        <w:t>例如，如果一件帶有文字的文物，被鑑定為出現在公元前3000年左右，就表明當時已經存在書寫。這意味著舊約聖經的早期作者確實能他們的故事寫下來，而我們可以視之為他們的書寫。考古發現顯示，摩西傳統上被認為是聖經前五卷的作者，可能是使用：</w:t>
-      </w:r>
-    </w:p>
-    <w:p>
-      <w:pPr>
-        <w:pStyle w:val="ListBullet"/>
-        <w:spacing w:line="240" w:lineRule="auto"/>
-        <w:ind w:left="720"/>
-      </w:pPr>
-      <w:r>
-        <w:rPr>
-          <w:lang w:val="zh_TW" w:bidi="zh_TW"/>
-        </w:rPr>
-      </w:r>
-      <w:r>
-        <w:rPr>
-          <w:lang w:val="zh_TW" w:bidi="zh_TW"/>
-        </w:rPr>
-        <w:t>埃及象形文字（Egyptian hieroglyphics），</w:t>
-      </w:r>
-    </w:p>
-    <w:p>
-      <w:pPr>
-        <w:pStyle w:val="ListBullet"/>
-        <w:spacing w:line="240" w:lineRule="auto"/>
-        <w:ind w:left="720"/>
-      </w:pPr>
-      <w:r>
-        <w:rPr>
-          <w:lang w:val="zh_TW" w:bidi="zh_TW"/>
-        </w:rPr>
-      </w:r>
-      <w:r>
-        <w:rPr>
-          <w:lang w:val="zh_TW" w:bidi="zh_TW"/>
-        </w:rPr>
-        <w:t>巴比倫楔形文字（Babylonian cuneiform），以及</w:t>
-      </w:r>
-    </w:p>
-    <w:p>
-      <w:pPr>
-        <w:pStyle w:val="ListBullet"/>
-        <w:spacing w:line="240" w:lineRule="auto"/>
-        <w:ind w:left="720"/>
-      </w:pPr>
-      <w:r>
-        <w:rPr>
-          <w:lang w:val="zh_TW" w:bidi="zh_TW"/>
-        </w:rPr>
-      </w:r>
-      <w:r>
-        <w:rPr>
-          <w:lang w:val="zh_TW" w:bidi="zh_TW"/>
-        </w:rPr>
-        <w:t>迦南方言（包括希伯來文）。</w:t>
-      </w:r>
-    </w:p>
-    <w:p>
-      <w:pPr/>
-      <w:r>
-        <w:rPr>
-          <w:lang w:val="zh_TW" w:bidi="zh_TW"/>
-        </w:rPr>
-      </w:r>
-      <w:r>
-        <w:rPr>
-          <w:lang w:val="zh_TW" w:bidi="zh_TW"/>
-        </w:rPr>
-        <w:t>任何忽視這些證據的聖經理論，都很可能是不正確的。</w:t>
-      </w:r>
-    </w:p>
-    <w:p>
-      <w:pPr>
-        <w:pStyle w:val="Heading3"/>
-      </w:pPr>
-      <w:r>
-        <w:rPr>
-          <w:lang w:val="zh_TW" w:bidi="zh_TW"/>
-        </w:rPr>
-        <w:t>概述</w:t>
-      </w:r>
-    </w:p>
-    <w:p>
-      <w:pPr>
-        <w:pStyle w:val="ListBullet"/>
-        <w:spacing w:line="240" w:lineRule="auto"/>
-        <w:ind w:left="720"/>
-      </w:pPr>
-      <w:r>
-        <w:rPr>
-          <w:lang w:val="zh_TW" w:bidi="zh_TW"/>
-        </w:rPr>
-      </w:r>
-      <w:r>
-        <w:rPr>
-          <w:b/>
-          <w:u w:val="single"/>
-          <w:lang w:val="zh_TW" w:bidi="zh_TW"/>
-        </w:rPr>
-        <w:t>考古學與日常生活</w:t>
-      </w:r>
-    </w:p>
-    <w:p>
-      <w:pPr>
-        <w:pStyle w:val="ListBullet"/>
-        <w:spacing w:line="240" w:lineRule="auto"/>
-        <w:ind w:left="720"/>
-      </w:pPr>
-      <w:r>
-        <w:rPr>
-          <w:lang w:val="zh_TW" w:bidi="zh_TW"/>
-        </w:rPr>
-      </w:r>
-      <w:r>
-        <w:rPr>
-          <w:b/>
-          <w:u w:val="single"/>
-          <w:lang w:val="zh_TW" w:bidi="zh_TW"/>
-        </w:rPr>
-        <w:t>考古學與宗教</w:t>
-      </w:r>
-    </w:p>
-    <w:p>
-      <w:pPr>
-        <w:pStyle w:val="ListBullet"/>
-        <w:spacing w:line="240" w:lineRule="auto"/>
-        <w:ind w:left="720"/>
-      </w:pPr>
-      <w:r>
-        <w:rPr>
-          <w:lang w:val="zh_TW" w:bidi="zh_TW"/>
-        </w:rPr>
-      </w:r>
-      <w:r>
-        <w:rPr>
-          <w:b/>
-          <w:u w:val="single"/>
-          <w:lang w:val="zh_TW" w:bidi="zh_TW"/>
-        </w:rPr>
-        <w:t>考古學與戰爭</w:t>
-      </w:r>
-    </w:p>
-    <w:p>
-      <w:pPr>
-        <w:pStyle w:val="ListBullet"/>
-        <w:spacing w:line="240" w:lineRule="auto"/>
-        <w:ind w:left="720"/>
-      </w:pPr>
-      <w:r>
-        <w:rPr>
-          <w:lang w:val="zh_TW" w:bidi="zh_TW"/>
-        </w:rPr>
-      </w:r>
-      <w:r>
-        <w:rPr>
-          <w:b/>
-          <w:u w:val="single"/>
-          <w:lang w:val="zh_TW" w:bidi="zh_TW"/>
-        </w:rPr>
-        <w:t>考古學與文學</w:t>
-      </w:r>
-    </w:p>
-    <w:p>
-      <w:pPr>
-        <w:pStyle w:val="ListBullet"/>
-        <w:spacing w:line="240" w:lineRule="auto"/>
-        <w:ind w:left="720"/>
-      </w:pPr>
-      <w:r>
-        <w:rPr>
-          <w:lang w:val="zh_TW" w:bidi="zh_TW"/>
-        </w:rPr>
-      </w:r>
-      <w:r>
-        <w:rPr>
-          <w:b/>
-          <w:u w:val="single"/>
-          <w:lang w:val="zh_TW" w:bidi="zh_TW"/>
-        </w:rPr>
-        <w:t>考古學與語言</w:t>
-      </w:r>
-    </w:p>
-    <w:p>
-      <w:pPr>
-        <w:pStyle w:val="Heading3"/>
-      </w:pPr>
-      <w:r>
-        <w:rPr>
-          <w:lang w:val="zh_TW" w:bidi="zh_TW"/>
-        </w:rPr>
-        <w:t>考古學與日常生活</w:t>
-      </w:r>
-    </w:p>
-    <w:p>
-      <w:pPr/>
-      <w:r>
-        <w:rPr>
-          <w:lang w:val="zh_TW" w:bidi="zh_TW"/>
-        </w:rPr>
-      </w:r>
-      <w:r>
-        <w:rPr>
-          <w:lang w:val="zh_TW" w:bidi="zh_TW"/>
-        </w:rPr>
-        <w:t>考古學揭示了古代人日常生活的面貌。考古發掘（挖掘現場）顯示，在新石器時代（Neolithic period，晚期石器時代），人們居住在以枝條編織而成的簡單小屋裡，其中一些小屋內部還有裝飾。亞伯拉罕時代的吾珥，中產階級的住宅甚至以現代標準來看也相當雅緻。克諾索（Knossos）、波塞波利斯（Persepolis）、瑪里（Mari）和坎提爾（Qantir）等地的宮殿遺跡，展現了當年的輝煌。織布是最古老的人類工藝之一，甚至在古代就已普遍實行，東方地毯的織造技術起源於美索不達米亞。陶器——無論是素燒的還是帶有裝飾的，也是另一種古代工藝。</w:t>
-      </w:r>
-    </w:p>
-    <w:p>
-      <w:pPr>
-        <w:pStyle w:val="Heading4"/>
-      </w:pPr>
-      <w:r>
-        <w:rPr>
-          <w:lang w:val="zh_TW" w:bidi="zh_TW"/>
-        </w:rPr>
-        <w:t>社會風俗</w:t>
-      </w:r>
-    </w:p>
-    <w:p>
-      <w:pPr/>
-      <w:r>
-        <w:rPr>
-          <w:lang w:val="zh_TW" w:bidi="zh_TW"/>
-        </w:rPr>
-      </w:r>
-      <w:r>
-        <w:rPr>
-          <w:lang w:val="zh_TW" w:bidi="zh_TW"/>
-        </w:rPr>
-        <w:t>考古學也釐清了聖經提到的某些社會風俗。例如，亞伯蘭與妻子的婢女夏甲生子，符合努西（Nuzi）當地的習俗，並不被視為不道德。領養的做法，像亞伯蘭收養以利以謝（</w:t>
-      </w:r>
-      <w:hyperlink r:id="rId13">
-        <w:r>
-          <w:rPr>
-            <w:lang w:val="zh_TW" w:bidi="zh_TW"/>
-          </w:rPr>
-          <w:rPr>
-            <w:color w:val="0000EE"/>
-            <w:u w:val="single"/>
-          </w:rPr>
-          <w:t>創15:2–4</w:t>
-        </w:r>
-      </w:hyperlink>
-      <w:r>
-        <w:rPr>
-          <w:lang w:val="zh_TW" w:bidi="zh_TW"/>
-        </w:rPr>
-        <w:t>），我們能透過努西的文獻理解得更加透徹。這些文獻記載，沒有孩子的夫妻會收養一名僕人，讓他成為繼承人。這些被收養的人會成為家中的長子，但若後來有親生子出生，被收養的人就可能失去這些權利。來自努西、烏加里特和亞拉拿（Alalakh）的文獻也說明了長子的權利，以及人們如何交換這些權利，這正如</w:t>
-      </w:r>
-      <w:hyperlink r:id="rId14">
-        <w:r>
-          <w:rPr>
-            <w:lang w:val="zh_TW" w:bidi="zh_TW"/>
-          </w:rPr>
-          <w:rPr>
-            <w:color w:val="0000EE"/>
-            <w:u w:val="single"/>
-          </w:rPr>
-          <w:t>創</w:t>
-        </w:r>
-      </w:hyperlink>
-      <w:hyperlink r:id="rId15">
-        <w:r>
-          <w:rPr>
-            <w:lang w:val="zh_TW" w:bidi="zh_TW"/>
-          </w:rPr>
-          <w:rPr>
-            <w:color w:val="0000EE"/>
-            <w:u w:val="single"/>
-          </w:rPr>
-          <w:t>世記二十五章31至34節</w:t>
-        </w:r>
-      </w:hyperlink>
-      <w:r>
-        <w:rPr>
-          <w:lang w:val="zh_TW" w:bidi="zh_TW"/>
-        </w:rPr>
-        <w:t>所記載的。</w:t>
-      </w:r>
-    </w:p>
-    <w:p>
-      <w:pPr>
-        <w:pStyle w:val="Heading4"/>
-      </w:pPr>
-      <w:r>
-        <w:rPr>
-          <w:lang w:val="zh_TW" w:bidi="zh_TW"/>
-        </w:rPr>
-        <w:t>貿易</w:t>
-      </w:r>
-    </w:p>
-    <w:p>
-      <w:pPr/>
-      <w:r>
-        <w:rPr>
-          <w:lang w:val="zh_TW" w:bidi="zh_TW"/>
-        </w:rPr>
-      </w:r>
-      <w:r>
-        <w:rPr>
-          <w:lang w:val="zh_TW" w:bidi="zh_TW"/>
-        </w:rPr>
-        <w:t>聖經時期的工作與貿易情況，透過各種考古發現得以呈現。例如，在貝尼哈桑（Beni Hasan）出土的一幅稱為「畫面（tableau）」的圖像（約公元前1900年製作）展示閃族人將貨物帶到埃及，可能是作為金屬工匠。其它資料則描繪了各樣活動，如：</w:t>
-      </w:r>
-    </w:p>
-    <w:p>
-      <w:pPr>
-        <w:pStyle w:val="ListBullet"/>
-        <w:spacing w:line="240" w:lineRule="auto"/>
-        <w:ind w:left="720"/>
-      </w:pPr>
-      <w:r>
-        <w:rPr>
-          <w:lang w:val="zh_TW" w:bidi="zh_TW"/>
-        </w:rPr>
-      </w:r>
-      <w:r>
-        <w:rPr>
-          <w:lang w:val="zh_TW" w:bidi="zh_TW"/>
-        </w:rPr>
-        <w:t>打獵</w:t>
-      </w:r>
-    </w:p>
-    <w:p>
-      <w:pPr>
-        <w:pStyle w:val="ListBullet"/>
-        <w:spacing w:line="240" w:lineRule="auto"/>
-        <w:ind w:left="720"/>
-      </w:pPr>
-      <w:r>
-        <w:rPr>
-          <w:lang w:val="zh_TW" w:bidi="zh_TW"/>
-        </w:rPr>
-      </w:r>
-      <w:r>
-        <w:rPr>
-          <w:lang w:val="zh_TW" w:bidi="zh_TW"/>
-        </w:rPr>
-        <w:t>捕魚</w:t>
-      </w:r>
-    </w:p>
-    <w:p>
-      <w:pPr>
-        <w:pStyle w:val="ListBullet"/>
-        <w:spacing w:line="240" w:lineRule="auto"/>
-        <w:ind w:left="720"/>
-      </w:pPr>
-      <w:r>
-        <w:rPr>
-          <w:lang w:val="zh_TW" w:bidi="zh_TW"/>
-        </w:rPr>
-      </w:r>
-      <w:r>
-        <w:rPr>
-          <w:lang w:val="zh_TW" w:bidi="zh_TW"/>
-        </w:rPr>
-        <w:t>造磚</w:t>
-      </w:r>
-    </w:p>
-    <w:p>
-      <w:pPr>
-        <w:pStyle w:val="ListBullet"/>
-        <w:spacing w:line="240" w:lineRule="auto"/>
-        <w:ind w:left="720"/>
-      </w:pPr>
-      <w:r>
-        <w:rPr>
-          <w:lang w:val="zh_TW" w:bidi="zh_TW"/>
-        </w:rPr>
-      </w:r>
-      <w:r>
-        <w:rPr>
-          <w:lang w:val="zh_TW" w:bidi="zh_TW"/>
-        </w:rPr>
-        <w:t>農耕</w:t>
-      </w:r>
-    </w:p>
-    <w:p>
-      <w:pPr>
-        <w:pStyle w:val="ListBullet"/>
-        <w:spacing w:line="240" w:lineRule="auto"/>
-        <w:ind w:left="720"/>
-      </w:pPr>
-      <w:r>
-        <w:rPr>
-          <w:lang w:val="zh_TW" w:bidi="zh_TW"/>
-        </w:rPr>
-      </w:r>
-      <w:r>
-        <w:rPr>
-          <w:lang w:val="zh_TW" w:bidi="zh_TW"/>
-        </w:rPr>
-        <w:t>陶器製作</w:t>
-      </w:r>
-    </w:p>
-    <w:p>
-      <w:pPr/>
-      <w:r>
-        <w:rPr>
-          <w:lang w:val="zh_TW" w:bidi="zh_TW"/>
-        </w:rPr>
-      </w:r>
-      <w:r>
-        <w:rPr>
-          <w:lang w:val="zh_TW" w:bidi="zh_TW"/>
-        </w:rPr>
-        <w:t>這些資料同時也提供關於服飾的資訊，例如在500年後的埃及壁畫中，閃族人向法老進貢，所穿的衣服樣式與早期相比幾乎沒有改變。然而，以色列人禁止製作人像或神像。</w:t>
-      </w:r>
-    </w:p>
-    <w:p>
-      <w:pPr>
-        <w:pStyle w:val="Heading4"/>
-      </w:pPr>
-      <w:r>
-        <w:rPr>
-          <w:lang w:val="zh_TW" w:bidi="zh_TW"/>
-        </w:rPr>
-        <w:t>陶器碎片</w:t>
-      </w:r>
-    </w:p>
-    <w:p>
-      <w:pPr/>
-      <w:r>
-        <w:rPr>
-          <w:lang w:val="zh_TW" w:bidi="zh_TW"/>
-        </w:rPr>
-      </w:r>
-      <w:r>
-        <w:rPr>
-          <w:lang w:val="zh_TW" w:bidi="zh_TW"/>
-        </w:rPr>
-        <w:t>最常見的日常文物是陶片（potsherds，破碎的陶器），人們常把它們用作書寫材料。例如，「拉吉書簡（Lachish letters）」是一系列從公元前587年北方前哨所寫的軍事信件，就是寫在陶片上的。甚至在新約聖經時期，陶片仍被用來書寫，因為它比蒲草紙更耐用，比蠟版（wax tablets）更方便。在埃及，考古學家發現了筆、調色盤和墨水。人們又再在昆蘭發現用來書寫死海古卷的墨水。</w:t>
-      </w:r>
-    </w:p>
-    <w:p>
-      <w:pPr>
-        <w:pStyle w:val="Heading4"/>
-      </w:pPr>
-      <w:r>
-        <w:rPr>
-          <w:lang w:val="zh_TW" w:bidi="zh_TW"/>
-        </w:rPr>
-        <w:t>遊戲</w:t>
-      </w:r>
-    </w:p>
-    <w:p>
-      <w:pPr/>
-      <w:r>
-        <w:rPr>
-          <w:lang w:val="zh_TW" w:bidi="zh_TW"/>
-        </w:rPr>
-      </w:r>
-      <w:r>
-        <w:rPr>
-          <w:lang w:val="zh_TW" w:bidi="zh_TW"/>
-        </w:rPr>
-        <w:t>考古發現還包括來自古代的遊戲和玩具。例如，貝尼哈桑的一幅墓穴壁畫（約公元前2000年）中，描繪了埃及女孩玩球的場景。底比斯（Thebes）的一座神廟浮雕顯示蘭塞三世（Ramses III）在下棋。後期的埃及孩童玩一種用小石子進行的遊戲，可能是雙陸棋（backgammon）的早期版本。在米吉多（Megiddo）出土了一個象牙製的遊戲板，上面有孔，可能是用來插入小木樁，年代大約在公元前1200年。近東出土的兒童玩具與現代玩具並沒有太大不同。考古發現的玩具包括：</w:t>
-      </w:r>
-    </w:p>
-    <w:p>
-      <w:pPr>
-        <w:pStyle w:val="ListBullet"/>
-        <w:spacing w:line="240" w:lineRule="auto"/>
-        <w:ind w:left="720"/>
-      </w:pPr>
-      <w:r>
-        <w:rPr>
-          <w:lang w:val="zh_TW" w:bidi="zh_TW"/>
-        </w:rPr>
-      </w:r>
-      <w:r>
-        <w:rPr>
-          <w:lang w:val="zh_TW" w:bidi="zh_TW"/>
-        </w:rPr>
-        <w:t>哨子</w:t>
-      </w:r>
-    </w:p>
-    <w:p>
-      <w:pPr>
-        <w:pStyle w:val="ListBullet"/>
-        <w:spacing w:line="240" w:lineRule="auto"/>
-        <w:ind w:left="720"/>
-      </w:pPr>
-      <w:r>
-        <w:rPr>
-          <w:lang w:val="zh_TW" w:bidi="zh_TW"/>
-        </w:rPr>
-      </w:r>
-      <w:r>
-        <w:rPr>
-          <w:lang w:val="zh_TW" w:bidi="zh_TW"/>
-        </w:rPr>
-        <w:t>球</w:t>
-      </w:r>
-    </w:p>
-    <w:p>
-      <w:pPr>
-        <w:pStyle w:val="ListBullet"/>
-        <w:spacing w:line="240" w:lineRule="auto"/>
-        <w:ind w:left="720"/>
-      </w:pPr>
-      <w:r>
-        <w:rPr>
-          <w:lang w:val="zh_TW" w:bidi="zh_TW"/>
-        </w:rPr>
-      </w:r>
-      <w:r>
-        <w:rPr>
-          <w:lang w:val="zh_TW" w:bidi="zh_TW"/>
-        </w:rPr>
-        <w:t>戰車模型</w:t>
-      </w:r>
-    </w:p>
-    <w:p>
-      <w:pPr>
-        <w:pStyle w:val="ListBullet"/>
-        <w:spacing w:line="240" w:lineRule="auto"/>
-        <w:ind w:left="720"/>
-      </w:pPr>
-      <w:r>
-        <w:rPr>
-          <w:lang w:val="zh_TW" w:bidi="zh_TW"/>
-        </w:rPr>
-      </w:r>
-      <w:r>
-        <w:rPr>
-          <w:lang w:val="zh_TW" w:bidi="zh_TW"/>
-        </w:rPr>
-        <w:t>裝在輪子上的動物</w:t>
-      </w:r>
-    </w:p>
-    <w:p>
-      <w:pPr/>
-      <w:r>
-        <w:rPr>
-          <w:lang w:val="zh_TW" w:bidi="zh_TW"/>
-        </w:rPr>
-      </w:r>
-      <w:r>
-        <w:rPr>
-          <w:lang w:val="zh_TW" w:bidi="zh_TW"/>
-        </w:rPr>
-        <w:t>埃及墓穴壁畫也描繪了成人的運動，如摔角、射箭和賽跑。</w:t>
-      </w:r>
-    </w:p>
-    <w:p>
-      <w:pPr>
-        <w:pStyle w:val="Heading4"/>
-      </w:pPr>
-      <w:r>
-        <w:rPr>
-          <w:lang w:val="zh_TW" w:bidi="zh_TW"/>
-        </w:rPr>
-        <w:t>防腐處理</w:t>
-      </w:r>
-    </w:p>
-    <w:p>
-      <w:pPr/>
-      <w:r>
-        <w:rPr>
-          <w:lang w:val="zh_TW" w:bidi="zh_TW"/>
-        </w:rPr>
-      </w:r>
-      <w:r>
-        <w:rPr>
-          <w:lang w:val="zh_TW" w:bidi="zh_TW"/>
-        </w:rPr>
-        <w:t>防腐是保存遺體的過程。</w:t>
-      </w:r>
-      <w:hyperlink r:id="rId16">
-        <w:r>
-          <w:rPr>
-            <w:lang w:val="zh_TW" w:bidi="zh_TW"/>
-          </w:rPr>
-          <w:rPr>
-            <w:color w:val="0000EE"/>
-            <w:u w:val="single"/>
-          </w:rPr>
-          <w:t>創世記五十章2至3、26節</w:t>
-        </w:r>
-      </w:hyperlink>
-      <w:r>
-        <w:rPr>
-          <w:lang w:val="zh_TW" w:bidi="zh_TW"/>
-        </w:rPr>
-        <w:t>記載雅各與約瑟遺體的防腐處理，正是埃及由來已久的習俗。雅各被埋葬在麥比拉的洞穴中，與他的列祖同葬。雖然這個地點是已知的，但因為它對阿拉伯人來說是聖地，所以無法進行考古挖掘。公元1931年，在橄欖山的一處古代希伯來墓地出土了一則碑銘，上面寫著：「猶大王烏西雅的骸骨安置於此──請勿打開。」這塊碑銘的年代可追溯到基督時期。這顯示，考古學家在耶路撒冷挖掘時發現了烏西雅王的墓，而他的遺骨被移到另一處安葬。</w:t>
-      </w:r>
-    </w:p>
-    <w:p>
-      <w:pPr/>
-      <w:r>
-        <w:rPr>
-          <w:lang w:val="zh_TW" w:bidi="zh_TW"/>
-        </w:rPr>
-      </w:r>
-      <w:r>
-        <w:rPr>
-          <w:lang w:val="zh_TW" w:bidi="zh_TW"/>
-        </w:rPr>
-        <w:t>考古學家還證實，用來封住耶穌墳墓入口的石門，約在公元前100年至公元100年間相當普遍，這與福音書的記載相符。</w:t>
-      </w:r>
-    </w:p>
-    <w:p>
-      <w:pPr>
-        <w:pStyle w:val="Heading3"/>
-      </w:pPr>
-      <w:r>
-        <w:rPr>
-          <w:lang w:val="zh_TW" w:bidi="zh_TW"/>
-        </w:rPr>
-        <w:t>考古學與宗教</w:t>
-      </w:r>
-    </w:p>
-    <w:p>
-      <w:pPr/>
-      <w:r>
-        <w:rPr>
-          <w:lang w:val="zh_TW" w:bidi="zh_TW"/>
-        </w:rPr>
-      </w:r>
-      <w:r>
-        <w:rPr>
-          <w:lang w:val="zh_TW" w:bidi="zh_TW"/>
-        </w:rPr>
-        <w:t>考古學又提供洞見，讓我們理解聖經宗教與敬拜的本質。早在亞伯蘭離開吾珥去跟隨獨一真神之前，非猶太的美索不達米亞人已經敬拜各樣的神。他們把這些神看作天空之神。這樣的背景，使以色列先祖與他們的神之間的關係更容易理解。蘭塞二世（Ramses II）的浮雕，展示了在埃及軍營中的神帳，表明人們在移動的神廟裡敬拜異教的神。公元前七世紀的腓尼基（Phoenician）文獻也提到用牛拉動的移動神廟。這樣的背景支持了「以色列人在曠野的會幕並非後來的發明」這一觀點。</w:t>
-      </w:r>
-    </w:p>
-    <w:p>
-      <w:pPr/>
-      <w:r>
-        <w:rPr>
-          <w:lang w:val="zh_TW" w:bidi="zh_TW"/>
-        </w:rPr>
-      </w:r>
-      <w:r>
-        <w:rPr>
-          <w:lang w:val="zh_TW" w:bidi="zh_TW"/>
-        </w:rPr>
-        <w:t>考古學也證實在巴比倫被擄之前，已有歌唱者參與敬拜的傳統。數世紀以來，巴勒斯坦人以音樂才華聞名。來自烏加里特的拉斯珊拉（Ras Shamra）的泥板中，保存著與希伯來詩篇相似的宗教詩歌。所羅門的聖殿由腓尼基工匠建造，其設計（見</w:t>
-      </w:r>
-      <w:hyperlink r:id="rId17">
-        <w:r>
-          <w:rPr>
-            <w:lang w:val="zh_TW" w:bidi="zh_TW"/>
-          </w:rPr>
-          <w:rPr>
-            <w:color w:val="0000EE"/>
-            <w:u w:val="single"/>
-          </w:rPr>
-          <w:t>王上6章</w:t>
-        </w:r>
-      </w:hyperlink>
-      <w:r>
-        <w:rPr>
-          <w:lang w:val="zh_TW" w:bidi="zh_TW"/>
-        </w:rPr>
-        <w:t>）與一座公元前八世紀小聖堂相似，該小聖堂位於敘利亞泰納特遺址（Tel Tainat）。耶路撒冷的哭牆被認為包含了尼希米時期的石塊，但在城中沒有發現所羅門聖殿根基的痕跡。從公元70年被毀的希律聖殿中，發現了一些石材，這些殘塊為聖殿結構提供了寶貴的資訊。雖然在基督時代的巴勒斯坦有許多猶太會堂，但考古發現的遺跡卻很少。</w:t>
-      </w:r>
-    </w:p>
-    <w:p>
-      <w:pPr>
-        <w:pStyle w:val="Heading3"/>
-      </w:pPr>
-      <w:r>
-        <w:rPr>
-          <w:lang w:val="zh_TW" w:bidi="zh_TW"/>
-        </w:rPr>
-        <w:t>考古學與戰爭</w:t>
-      </w:r>
-    </w:p>
-    <w:p>
-      <w:pPr/>
-      <w:r>
-        <w:rPr>
-          <w:lang w:val="zh_TW" w:bidi="zh_TW"/>
-        </w:rPr>
-      </w:r>
-      <w:r>
-        <w:rPr>
-          <w:lang w:val="zh_TW" w:bidi="zh_TW"/>
-        </w:rPr>
-        <w:t>考古學大大增進了我們對古代戰爭的理解，而戰爭正是聖經中的一個重要主題。古代近東民族把戰爭看作列邦之神彼此之間的爭戰。服兵役被視為神聖的事，軍兵也因此備受尊敬。神作為萬軍之耶和華，被視為以色列軍隊的元帥。祂可以吩咐完全毀滅一座城，這種做法被稱為「毀滅（the ban）」，如耶利哥的情況（</w:t>
-      </w:r>
-      <w:hyperlink r:id="rId18">
-        <w:r>
-          <w:rPr>
-            <w:lang w:val="zh_TW" w:bidi="zh_TW"/>
-          </w:rPr>
-          <w:rPr>
-            <w:color w:val="0000EE"/>
-            <w:u w:val="single"/>
-          </w:rPr>
-          <w:t>書6:17、24</w:t>
-        </w:r>
-      </w:hyperlink>
-      <w:r>
-        <w:rPr>
-          <w:lang w:val="zh_TW" w:bidi="zh_TW"/>
-        </w:rPr>
-        <w:t>）。戰爭遵循一些既定的規則。如果一座城受到威脅，城裡的居民可以投降，保全性命，但財物會被奪走。若選擇抵抗，就要冒著被徹底毀滅的風險。常見的戰爭戰術包括：</w:t>
-      </w:r>
-    </w:p>
-    <w:p>
-      <w:pPr>
-        <w:pStyle w:val="ListBullet"/>
-        <w:spacing w:line="240" w:lineRule="auto"/>
-        <w:ind w:left="720"/>
-      </w:pPr>
-      <w:r>
-        <w:rPr>
-          <w:lang w:val="zh_TW" w:bidi="zh_TW"/>
-        </w:rPr>
-      </w:r>
-      <w:r>
-        <w:rPr>
-          <w:lang w:val="zh_TW" w:bidi="zh_TW"/>
-        </w:rPr>
-        <w:t>正面攻擊（直接攻擊）</w:t>
-      </w:r>
-    </w:p>
-    <w:p>
-      <w:pPr>
-        <w:pStyle w:val="ListBullet"/>
-        <w:spacing w:line="240" w:lineRule="auto"/>
-        <w:ind w:left="720"/>
-      </w:pPr>
-      <w:r>
-        <w:rPr>
-          <w:lang w:val="zh_TW" w:bidi="zh_TW"/>
-        </w:rPr>
-      </w:r>
-      <w:r>
-        <w:rPr>
-          <w:lang w:val="zh_TW" w:bidi="zh_TW"/>
-        </w:rPr>
-        <w:t>派遣探子</w:t>
-      </w:r>
-    </w:p>
-    <w:p>
-      <w:pPr>
-        <w:pStyle w:val="ListBullet"/>
-        <w:spacing w:line="240" w:lineRule="auto"/>
-        <w:ind w:left="720"/>
-      </w:pPr>
-      <w:r>
-        <w:rPr>
-          <w:lang w:val="zh_TW" w:bidi="zh_TW"/>
-        </w:rPr>
-      </w:r>
-      <w:r>
-        <w:rPr>
-          <w:lang w:val="zh_TW" w:bidi="zh_TW"/>
-        </w:rPr>
-        <w:t>伏擊</w:t>
-      </w:r>
-    </w:p>
-    <w:p>
-      <w:pPr>
-        <w:pStyle w:val="ListBullet"/>
-        <w:spacing w:line="240" w:lineRule="auto"/>
-        <w:ind w:left="720"/>
-      </w:pPr>
-      <w:r>
-        <w:rPr>
-          <w:lang w:val="zh_TW" w:bidi="zh_TW"/>
-        </w:rPr>
-      </w:r>
-      <w:r>
-        <w:rPr>
-          <w:lang w:val="zh_TW" w:bidi="zh_TW"/>
-        </w:rPr>
-        <w:t>巡邏</w:t>
-      </w:r>
-    </w:p>
-    <w:p>
-      <w:pPr/>
-      <w:r>
-        <w:rPr>
-          <w:lang w:val="zh_TW" w:bidi="zh_TW"/>
-        </w:rPr>
-      </w:r>
-      <w:r>
-        <w:rPr>
-          <w:lang w:val="zh_TW" w:bidi="zh_TW"/>
-        </w:rPr>
-        <w:t>有時戰爭會以單對單的方式決定勝負，就像大衛與歌利亞的故事（</w:t>
-      </w:r>
-      <w:hyperlink r:id="rId19">
-        <w:r>
-          <w:rPr>
-            <w:lang w:val="zh_TW" w:bidi="zh_TW"/>
-          </w:rPr>
-          <w:rPr>
-            <w:color w:val="0000EE"/>
-            <w:u w:val="single"/>
-          </w:rPr>
-          <w:t>撒上17:38–54</w:t>
-        </w:r>
-      </w:hyperlink>
-      <w:r>
-        <w:rPr>
-          <w:lang w:val="zh_TW" w:bidi="zh_TW"/>
-        </w:rPr>
-        <w:t>）。</w:t>
-      </w:r>
-    </w:p>
-    <w:p>
-      <w:pPr/>
-      <w:r>
-        <w:rPr>
-          <w:lang w:val="zh_TW" w:bidi="zh_TW"/>
-        </w:rPr>
-      </w:r>
-      <w:r>
-        <w:rPr>
-          <w:lang w:val="zh_TW" w:bidi="zh_TW"/>
-        </w:rPr>
-        <w:t>古代的浮雕和紀念碑大量描繪盔甲與武器。</w:t>
-      </w:r>
-    </w:p>
-    <w:p>
-      <w:pPr>
-        <w:pStyle w:val="ListBullet"/>
-        <w:spacing w:line="240" w:lineRule="auto"/>
-        <w:ind w:left="720"/>
-      </w:pPr>
-      <w:r>
-        <w:rPr>
-          <w:lang w:val="zh_TW" w:bidi="zh_TW"/>
-        </w:rPr>
-      </w:r>
-      <w:r>
-        <w:rPr>
-          <w:lang w:val="zh_TW" w:bidi="zh_TW"/>
-        </w:rPr>
-        <w:t>來自吾珥的一頂金盔，是蘇美人（Sumerian）軍事裝備的傑出例子。相比之下，卡納克（Karnak）的一座墓牆描繪了較小的赫人頭盔。最初，以色列軍隊中只有領袖佩戴金屬頭盔（見</w:t>
-      </w:r>
-      <w:hyperlink r:id="rId20">
-        <w:r>
-          <w:rPr>
-            <w:lang w:val="zh_TW" w:bidi="zh_TW"/>
-          </w:rPr>
-          <w:rPr>
-            <w:color w:val="0000EE"/>
-            <w:u w:val="single"/>
-          </w:rPr>
-          <w:t>撒上17:38</w:t>
-        </w:r>
-      </w:hyperlink>
-      <w:r>
-        <w:rPr>
-          <w:lang w:val="zh_TW" w:bidi="zh_TW"/>
-        </w:rPr>
-        <w:t>）。但是，到西流古（Seleucid）帝國時期，所有以色列軍兵都配戴銅盔（</w:t>
-      </w:r>
-      <w:hyperlink r:id="rId21">
-        <w:r>
-          <w:rPr>
-            <w:lang w:val="zh_TW" w:bidi="zh_TW"/>
-          </w:rPr>
-          <w:rPr>
-            <w:color w:val="0000EE"/>
-            <w:u w:val="single"/>
-          </w:rPr>
-          <w:t>馬加比一書6:35</w:t>
-        </w:r>
-      </w:hyperlink>
-      <w:r>
-        <w:rPr>
-          <w:lang w:val="zh_TW" w:bidi="zh_TW"/>
-        </w:rPr>
-        <w:t>）。羅馬軍兵則普遍佩戴皮革或銅製頭盔。</w:t>
-      </w:r>
-    </w:p>
-    <w:p>
-      <w:pPr>
-        <w:pStyle w:val="ListBullet"/>
-        <w:spacing w:line="240" w:lineRule="auto"/>
-        <w:ind w:left="720"/>
-      </w:pPr>
-      <w:r>
-        <w:rPr>
-          <w:lang w:val="zh_TW" w:bidi="zh_TW"/>
-        </w:rPr>
-      </w:r>
-      <w:r>
-        <w:rPr>
-          <w:lang w:val="zh_TW" w:bidi="zh_TW"/>
-        </w:rPr>
-        <w:t>以色列人使用兩種盾牌：步兵使用大盾，弓箭手使用小盾（</w:t>
-      </w:r>
-      <w:hyperlink r:id="rId22">
-        <w:r>
-          <w:rPr>
-            <w:lang w:val="zh_TW" w:bidi="zh_TW"/>
-          </w:rPr>
-          <w:rPr>
-            <w:color w:val="0000EE"/>
-            <w:u w:val="single"/>
-          </w:rPr>
-          <w:t>代下14:8</w:t>
-        </w:r>
-      </w:hyperlink>
-      <w:r>
-        <w:rPr>
-          <w:lang w:val="zh_TW" w:bidi="zh_TW"/>
-        </w:rPr>
-        <w:t>）。這些盾牌一般以木材和皮革製成，也有一些是銅製的。</w:t>
-      </w:r>
-    </w:p>
-    <w:p>
-      <w:pPr>
-        <w:pStyle w:val="ListBullet"/>
-        <w:spacing w:line="240" w:lineRule="auto"/>
-        <w:ind w:left="720"/>
-      </w:pPr>
-      <w:r>
-        <w:rPr>
-          <w:lang w:val="zh_TW" w:bidi="zh_TW"/>
-        </w:rPr>
-      </w:r>
-      <w:hyperlink r:id="rId23">
-        <w:r>
-          <w:rPr>
-            <w:lang w:val="zh_TW" w:bidi="zh_TW"/>
-          </w:rPr>
-          <w:rPr>
-            <w:color w:val="0000EE"/>
-            <w:u w:val="single"/>
-          </w:rPr>
-          <w:t>耶利米書四十六章4節</w:t>
-        </w:r>
-      </w:hyperlink>
-      <w:r>
-        <w:rPr>
-          <w:lang w:val="zh_TW" w:bidi="zh_TW"/>
-        </w:rPr>
-        <w:t>所提到的鱗甲，在近東至少自公元前十五世紀起就已使用，這可從亞拉拿和烏加里特的考古發現得到證實。</w:t>
-      </w:r>
-    </w:p>
-    <w:p>
-      <w:pPr>
-        <w:pStyle w:val="ListBullet"/>
-        <w:spacing w:line="240" w:lineRule="auto"/>
-        <w:ind w:left="720"/>
-      </w:pPr>
-      <w:r>
-        <w:rPr>
-          <w:lang w:val="zh_TW" w:bidi="zh_TW"/>
-        </w:rPr>
-      </w:r>
-      <w:r>
-        <w:rPr>
-          <w:lang w:val="zh_TW" w:bidi="zh_TW"/>
-        </w:rPr>
-        <w:t>劍與槍是以色列人武器的重要部分，形狀與尺寸多樣。在基拉耳發現了製劍的爐子，而拉吉與米吉多則出土了青銅器時代的匕首。</w:t>
-      </w:r>
-    </w:p>
-    <w:p>
-      <w:pPr>
-        <w:pStyle w:val="ListBullet"/>
-        <w:spacing w:line="240" w:lineRule="auto"/>
-        <w:ind w:left="720"/>
-      </w:pPr>
-      <w:r>
-        <w:rPr>
-          <w:lang w:val="zh_TW" w:bidi="zh_TW"/>
-        </w:rPr>
-      </w:r>
-      <w:r>
-        <w:rPr>
-          <w:lang w:val="zh_TW" w:bidi="zh_TW"/>
-        </w:rPr>
-        <w:t>複合式的亞細亞弓比早期使用的簡單的弓有所改進。公元前1300年至900年間帶有銘文的箭頭表明，當時已有成隊的弓箭手（見</w:t>
-      </w:r>
-      <w:hyperlink r:id="rId24">
-        <w:r>
-          <w:rPr>
-            <w:lang w:val="zh_TW" w:bidi="zh_TW"/>
-          </w:rPr>
-          <w:rPr>
-            <w:color w:val="0000EE"/>
-            <w:u w:val="single"/>
-          </w:rPr>
-          <w:t>賽21:17</w:t>
-        </w:r>
-      </w:hyperlink>
-      <w:r>
-        <w:rPr>
-          <w:lang w:val="zh_TW" w:bidi="zh_TW"/>
-        </w:rPr>
-        <w:t>）。</w:t>
-      </w:r>
-    </w:p>
-    <w:p>
-      <w:pPr/>
-      <w:r>
-        <w:rPr>
-          <w:lang w:val="zh_TW" w:bidi="zh_TW"/>
-        </w:rPr>
-      </w:r>
-      <w:r>
-        <w:rPr>
-          <w:lang w:val="zh_TW" w:bidi="zh_TW"/>
-        </w:rPr>
-        <w:t>新約聖經對軍事裝備則著墨甚少。</w:t>
-      </w:r>
-    </w:p>
-    <w:p>
-      <w:pPr>
-        <w:pStyle w:val="Heading3"/>
-      </w:pPr>
-      <w:r>
-        <w:rPr>
-          <w:lang w:val="zh_TW" w:bidi="zh_TW"/>
-        </w:rPr>
-        <w:t>考古學與文學</w:t>
-      </w:r>
-    </w:p>
-    <w:p>
-      <w:pPr/>
-      <w:r>
-        <w:rPr>
-          <w:lang w:val="zh_TW" w:bidi="zh_TW"/>
-        </w:rPr>
-      </w:r>
-      <w:r>
-        <w:rPr>
-          <w:lang w:val="zh_TW" w:bidi="zh_TW"/>
-        </w:rPr>
-        <w:t>考古發現為許多類型的聖經文學提供平行例證。例如，拉斯珊拉的挖掘中出土了詩歌與散文的泥版，這些泥版的文法和文學形式與希伯來詩篇相似。如今可以確定，像摩西五經中的詳細律法，在摩西時代之前就已存在。</w:t>
-      </w:r>
-    </w:p>
-    <w:p>
-      <w:pPr/>
-      <w:r>
-        <w:rPr>
-          <w:lang w:val="zh_TW" w:bidi="zh_TW"/>
-        </w:rPr>
-      </w:r>
-      <w:r>
-        <w:rPr>
-          <w:lang w:val="zh_TW" w:bidi="zh_TW"/>
-        </w:rPr>
-        <w:t>大約公元前十九世紀的殘缺蘇美人法典（Sumerian codes），如漢謨拉比法典（Code of Hammurabi），在形式和風格上與摩西律法相似。漢謨拉比法典用300條律例闡述公義的原則，目的是要藉由法律與秩序來規範社會。它的文體很有特色：以詩歌形式的序言開始，接著是法律正文，最後以非詩歌的措辭寫成的結語收尾。這種三段式的結構，不僅出現在約伯記中，也出現在較近代的著作裡。</w:t>
-      </w:r>
-    </w:p>
-    <w:p>
-      <w:pPr/>
-      <w:r>
-        <w:rPr>
-          <w:lang w:val="zh_TW" w:bidi="zh_TW"/>
-        </w:rPr>
-      </w:r>
-      <w:hyperlink r:id="rId25">
-        <w:r>
-          <w:rPr>
-            <w:lang w:val="zh_TW" w:bidi="zh_TW"/>
-          </w:rPr>
-          <w:rPr>
-            <w:color w:val="0000EE"/>
-            <w:u w:val="single"/>
-          </w:rPr>
-          <w:t>出埃及記二十章1至17節</w:t>
-        </w:r>
-      </w:hyperlink>
-      <w:r>
-        <w:rPr>
-          <w:lang w:val="zh_TW" w:bidi="zh_TW"/>
-        </w:rPr>
-        <w:t>的約的結構，申命記中更完整的形式，與公元前二千年波格斯凱（Boghazkôy）出土的赫人附庸條約的結構相似。這些條約都有固定格式，而這種格式也能在舊約聖經的多處經文裡看到，例如：</w:t>
-      </w:r>
-    </w:p>
-    <w:p>
-      <w:pPr>
-        <w:pStyle w:val="ListBullet"/>
-        <w:spacing w:line="240" w:lineRule="auto"/>
-        <w:ind w:left="720"/>
-      </w:pPr>
-      <w:r>
-        <w:rPr>
-          <w:lang w:val="zh_TW" w:bidi="zh_TW"/>
-        </w:rPr>
-      </w:r>
-      <w:hyperlink r:id="rId25">
-        <w:r>
-          <w:rPr>
-            <w:lang w:val="zh_TW" w:bidi="zh_TW"/>
-          </w:rPr>
-          <w:rPr>
-            <w:color w:val="0000EE"/>
-            <w:u w:val="single"/>
-          </w:rPr>
-          <w:t>出埃及記二十章1至17節</w:t>
-        </w:r>
-      </w:hyperlink>
-    </w:p>
-    <w:p>
-      <w:pPr>
-        <w:pStyle w:val="ListBullet"/>
-        <w:spacing w:line="240" w:lineRule="auto"/>
-        <w:ind w:left="720"/>
-      </w:pPr>
-      <w:r>
-        <w:rPr>
-          <w:lang w:val="zh_TW" w:bidi="zh_TW"/>
-        </w:rPr>
-      </w:r>
-      <w:hyperlink r:id="rId26">
-        <w:r>
-          <w:rPr>
-            <w:lang w:val="zh_TW" w:bidi="zh_TW"/>
-          </w:rPr>
-          <w:rPr>
-            <w:color w:val="0000EE"/>
-            <w:u w:val="single"/>
-          </w:rPr>
-          <w:t>利未記十八章1至30節</w:t>
-        </w:r>
-      </w:hyperlink>
-    </w:p>
-    <w:p>
-      <w:pPr>
-        <w:pStyle w:val="ListBullet"/>
-        <w:spacing w:line="240" w:lineRule="auto"/>
-        <w:ind w:left="720"/>
-      </w:pPr>
-      <w:r>
-        <w:rPr>
-          <w:lang w:val="zh_TW" w:bidi="zh_TW"/>
-        </w:rPr>
-      </w:r>
-      <w:hyperlink r:id="rId27">
-        <w:r>
-          <w:rPr>
-            <w:lang w:val="zh_TW" w:bidi="zh_TW"/>
-          </w:rPr>
-          <w:rPr>
-            <w:color w:val="0000EE"/>
-            <w:u w:val="single"/>
-          </w:rPr>
-          <w:t>申命記一章1節至三十一章30節</w:t>
-        </w:r>
-      </w:hyperlink>
-    </w:p>
-    <w:p>
-      <w:pPr>
-        <w:pStyle w:val="ListBullet"/>
-        <w:spacing w:line="240" w:lineRule="auto"/>
-        <w:ind w:left="720"/>
-      </w:pPr>
-      <w:r>
-        <w:rPr>
-          <w:lang w:val="zh_TW" w:bidi="zh_TW"/>
-        </w:rPr>
-      </w:r>
-      <w:hyperlink r:id="rId28">
-        <w:r>
-          <w:rPr>
-            <w:lang w:val="zh_TW" w:bidi="zh_TW"/>
-          </w:rPr>
-          <w:rPr>
-            <w:color w:val="0000EE"/>
-            <w:u w:val="single"/>
-          </w:rPr>
-          <w:t>耶利米書三十一章31至37節</w:t>
-        </w:r>
-      </w:hyperlink>
-    </w:p>
-    <w:p>
-      <w:pPr/>
-      <w:r>
-        <w:rPr>
-          <w:lang w:val="zh_TW" w:bidi="zh_TW"/>
-        </w:rPr>
-      </w:r>
-      <w:r>
-        <w:rPr>
-          <w:lang w:val="zh_TW" w:bidi="zh_TW"/>
-        </w:rPr>
-        <w:t>創世記也包含了與美索不達米亞文學傳統相似的元素。例如，反覆出現的片語「……的後代記在下面」。這個片語與其上下文在美索不達米亞泥版上被用作「尾語」（colophons，相當於現代書籍的出版資料）。這個片語以及來自努西等地的家譜顯示，創世記前半部簡短的文體與蘇美人的歷史寫作相似。</w:t>
-      </w:r>
-    </w:p>
-    <w:p>
-      <w:pPr/>
-      <w:r>
-        <w:rPr>
-          <w:lang w:val="zh_TW" w:bidi="zh_TW"/>
-        </w:rPr>
-      </w:r>
-      <w:r>
-        <w:rPr>
-          <w:lang w:val="zh_TW" w:bidi="zh_TW"/>
-        </w:rPr>
-        <w:t>希伯來智慧文學（如箴言）也能在其它古代文獻中找到相似之處。例如，埃及的「阿曼尼摩比的訓誨（Instruction of Amenemope）」與</w:t>
-      </w:r>
-      <w:hyperlink r:id="rId29">
-        <w:r>
-          <w:rPr>
-            <w:lang w:val="zh_TW" w:bidi="zh_TW"/>
-          </w:rPr>
-          <w:rPr>
-            <w:color w:val="0000EE"/>
-            <w:u w:val="single"/>
-          </w:rPr>
-          <w:t>箴言二十二章17至二十四章22節</w:t>
-        </w:r>
-      </w:hyperlink>
-      <w:r>
-        <w:rPr>
-          <w:lang w:val="zh_TW" w:bidi="zh_TW"/>
-        </w:rPr>
-        <w:t>有相似之處，然而學者仍然爭論，是否有一卷書影響另一卷書，還是兩者都源自更早且已經失傳的資料。</w:t>
-      </w:r>
-    </w:p>
-    <w:p>
-      <w:pPr/>
-      <w:r>
-        <w:rPr>
-          <w:lang w:val="zh_TW" w:bidi="zh_TW"/>
-        </w:rPr>
-      </w:r>
-      <w:r>
-        <w:rPr>
-          <w:lang w:val="zh_TW" w:bidi="zh_TW"/>
-        </w:rPr>
-        <w:t>古代世界的書信形式常在聖經中出現（例如：</w:t>
-      </w:r>
-      <w:hyperlink r:id="rId30">
-        <w:r>
-          <w:rPr>
-            <w:lang w:val="zh_TW" w:bidi="zh_TW"/>
-          </w:rPr>
-          <w:rPr>
-            <w:color w:val="0000EE"/>
-            <w:u w:val="single"/>
-          </w:rPr>
-          <w:t>撒下11章</w:t>
-        </w:r>
-      </w:hyperlink>
-      <w:r>
-        <w:rPr>
-          <w:lang w:val="zh_TW" w:bidi="zh_TW"/>
-        </w:rPr>
-        <w:t>；</w:t>
-      </w:r>
-      <w:hyperlink r:id="rId31">
-        <w:r>
-          <w:rPr>
-            <w:lang w:val="zh_TW" w:bidi="zh_TW"/>
-          </w:rPr>
-          <w:rPr>
-            <w:color w:val="0000EE"/>
-            <w:u w:val="single"/>
-          </w:rPr>
-          <w:t>王上21章</w:t>
-        </w:r>
-      </w:hyperlink>
-      <w:r>
-        <w:rPr>
-          <w:lang w:val="zh_TW" w:bidi="zh_TW"/>
-        </w:rPr>
-        <w:t>；</w:t>
-      </w:r>
-      <w:hyperlink r:id="rId32">
-        <w:r>
-          <w:rPr>
-            <w:lang w:val="zh_TW" w:bidi="zh_TW"/>
-          </w:rPr>
-          <w:rPr>
-            <w:color w:val="0000EE"/>
-            <w:u w:val="single"/>
-          </w:rPr>
-          <w:t>王下5:10、20</w:t>
-        </w:r>
-      </w:hyperlink>
-      <w:r>
-        <w:rPr>
-          <w:lang w:val="zh_TW" w:bidi="zh_TW"/>
-        </w:rPr>
-        <w:t>；</w:t>
-      </w:r>
-      <w:hyperlink r:id="rId33">
-        <w:r>
-          <w:rPr>
-            <w:lang w:val="zh_TW" w:bidi="zh_TW"/>
-          </w:rPr>
-          <w:rPr>
-            <w:color w:val="0000EE"/>
-            <w:u w:val="single"/>
-          </w:rPr>
-          <w:t>拉4:6–7</w:t>
-        </w:r>
-      </w:hyperlink>
-      <w:r>
-        <w:rPr>
-          <w:lang w:val="zh_TW" w:bidi="zh_TW"/>
-        </w:rPr>
-        <w:t>；</w:t>
-      </w:r>
-      <w:hyperlink r:id="rId34">
-        <w:r>
-          <w:rPr>
-            <w:lang w:val="zh_TW" w:bidi="zh_TW"/>
-          </w:rPr>
-          <w:rPr>
-            <w:color w:val="0000EE"/>
-            <w:u w:val="single"/>
-          </w:rPr>
-          <w:t>尼2:7</w:t>
-        </w:r>
-      </w:hyperlink>
-      <w:r>
-        <w:rPr>
-          <w:lang w:val="zh_TW" w:bidi="zh_TW"/>
-        </w:rPr>
-        <w:t>）。這種形式出現於埃及蒲草紙中，如澤農（Zenon）文獻，並且也見於希臘著作，如柏拉圖（Plato）的書信。柏拉圖約公元前354年的第七書信（</w:t>
-      </w:r>
-      <w:r>
-        <w:rPr>
-          <w:i/>
-          <w:lang w:val="zh_TW" w:bidi="zh_TW"/>
-        </w:rPr>
-        <w:t>Seventh Letter</w:t>
-      </w:r>
-      <w:r>
-        <w:rPr>
-          <w:lang w:val="zh_TW" w:bidi="zh_TW"/>
-        </w:rPr>
-        <w:t>）在形式上與使徒保羅的書信相似。柏拉圖的第七書信試圖糾正人對他教導的誤解，而保羅的書信（特別是腓利門書）有時也帶有類似的個人色彩，與一些埃及書信的性質相近。</w:t>
-      </w:r>
-    </w:p>
-    <w:p>
-      <w:pPr>
-        <w:pStyle w:val="Heading3"/>
-      </w:pPr>
-      <w:r>
-        <w:rPr>
-          <w:lang w:val="zh_TW" w:bidi="zh_TW"/>
-        </w:rPr>
-        <w:t>考古學與語言學</w:t>
-      </w:r>
-    </w:p>
-    <w:p>
-      <w:pPr/>
-      <w:r>
-        <w:rPr>
-          <w:lang w:val="zh_TW" w:bidi="zh_TW"/>
-        </w:rPr>
-      </w:r>
-      <w:r>
-        <w:rPr>
-          <w:lang w:val="zh_TW" w:bidi="zh_TW"/>
-        </w:rPr>
-        <w:t>透過考古學復原的古代語言，有助於我們理解舊約聖經。舊約聖經中的許多片語原本源自蘇美文（Sumerian）或亞甲文亞喀得文（Akkadian）。例如，</w:t>
-      </w:r>
-      <w:hyperlink r:id="rId35">
-        <w:r>
-          <w:rPr>
-            <w:lang w:val="zh_TW" w:bidi="zh_TW"/>
-          </w:rPr>
-          <w:rPr>
-            <w:color w:val="0000EE"/>
-            <w:u w:val="single"/>
-          </w:rPr>
-          <w:t>創世記一章1節</w:t>
-        </w:r>
-      </w:hyperlink>
-      <w:r>
-        <w:rPr>
-          <w:lang w:val="zh_TW" w:bidi="zh_TW"/>
-        </w:rPr>
-        <w:t>中的片語「天地」。在蘇美文中，這個表達是</w:t>
-      </w:r>
-      <w:r>
-        <w:rPr>
-          <w:i/>
-          <w:lang w:val="zh_TW" w:bidi="zh_TW"/>
-        </w:rPr>
-        <w:t>an-ki</w:t>
-      </w:r>
-      <w:r>
-        <w:rPr>
-          <w:lang w:val="zh_TW" w:bidi="zh_TW"/>
-        </w:rPr>
-        <w:t>，意為「宇宙」。這個片語使用兩個相對的詞語來表達整體，這種文學手法也見於</w:t>
-      </w:r>
-      <w:hyperlink r:id="rId36">
-        <w:r>
-          <w:rPr>
-            <w:lang w:val="zh_TW" w:bidi="zh_TW"/>
-          </w:rPr>
-          <w:rPr>
-            <w:color w:val="0000EE"/>
-            <w:u w:val="single"/>
-          </w:rPr>
-          <w:t>啟示錄二十二章13節</w:t>
-        </w:r>
-      </w:hyperlink>
-      <w:r>
-        <w:rPr>
-          <w:lang w:val="zh_TW" w:bidi="zh_TW"/>
-        </w:rPr>
         <w:t>。</w:t>
-      </w:r>
-    </w:p>
-    <w:p>
-      <w:pPr/>
-      <w:r>
-        <w:rPr>
-          <w:lang w:val="zh_TW" w:bidi="zh_TW"/>
-        </w:rPr>
-      </w:r>
-      <w:r>
-        <w:rPr>
-          <w:lang w:val="zh_TW" w:bidi="zh_TW"/>
-        </w:rPr>
-        <w:t>烏加里特文和以巴拉文（Eblaic）都是與希伯來文密切相關的西閃族方言。這些方言能提供洞見，幫助我們認識希伯來詩歌的難解語言，並顯示其保存古代迦南的表達方式。亞蘭文的研究也澄清了舊約聖經某些部分的語言，例如以斯拉記和但以理書，這些是用帝國亞蘭文寫成的。出土於公元前五至四世紀的埃及象島（Elephantine）蒲草紙文獻，支持這些經文成書時間較早的說法。</w:t>
-      </w:r>
-    </w:p>
-    <w:p>
-      <w:pPr/>
-      <w:r>
-        <w:rPr>
-          <w:lang w:val="zh_TW" w:bidi="zh_TW"/>
-        </w:rPr>
-      </w:r>
-      <w:r>
-        <w:rPr>
-          <w:lang w:val="zh_TW" w:bidi="zh_TW"/>
-        </w:rPr>
-        <w:t>新約聖經是以通用希臘文（koine）寫成的，這是近東和羅馬帝國的通用語言。新約聖經的希臘文常帶有隱含的閃族文表達，若未能辨識，可能會導致錯譯。</w:t>
-      </w:r>
-    </w:p>
-    <w:p>
-      <w:pPr>
-        <w:pStyle w:val="Heading3"/>
-      </w:pPr>
-      <w:r>
-        <w:rPr>
-          <w:lang w:val="zh_TW" w:bidi="zh_TW"/>
-        </w:rPr>
-        <w:t>聖經研究的重要性</w:t>
-      </w:r>
-    </w:p>
-    <w:p>
-      <w:pPr/>
-      <w:r>
-        <w:rPr>
-          <w:lang w:val="zh_TW" w:bidi="zh_TW"/>
-        </w:rPr>
-      </w:r>
-      <w:r>
-        <w:rPr>
-          <w:lang w:val="zh_TW" w:bidi="zh_TW"/>
-        </w:rPr>
-        <w:t>考古發現大大擴展了我們對古代世界的認識，使我們能夠看見聖經人物是真實的歷史人物。這些人生活在充滿壓力與文化成就的時代，他們並非傳說中的人物，卻會為生活的難題而掙扎。有時候，他們得以看見神全能至聖的異象，他們和他們的民族會得著引導，並得著幫助，以致在歷史中成就祂的旨意。</w:t>
-      </w:r>
-    </w:p>
-    <w:p>
-      <w:pPr/>
-      <w:r>
-        <w:rPr>
-          <w:lang w:val="zh_TW" w:bidi="zh_TW"/>
-        </w:rPr>
-      </w:r>
-      <w:r>
-        <w:rPr>
-          <w:lang w:val="zh_TW" w:bidi="zh_TW"/>
-        </w:rPr>
-        <w:t>考古學顯示，以色列人必須放在古代近東的更廣闊背景下來研究，是多元民族、龐大文化的一部分，其中包含蘇美人和愛琴海人（Aegeans）等。這研究必須以客觀的態度進行，我們必須依據證據來理解聖經中的事件和生活。雖然考古學的解釋與聖經證據之間偶有衝突，但這些情況很少，並且隨著更多資料出土而逐漸減少。</w:t>
-      </w:r>
-    </w:p>
-    <w:p>
-      <w:pPr/>
-      <w:r>
-        <w:rPr>
-          <w:lang w:val="zh_TW" w:bidi="zh_TW"/>
-        </w:rPr>
-      </w:r>
-      <w:r>
-        <w:rPr>
-          <w:lang w:val="zh_TW" w:bidi="zh_TW"/>
-        </w:rPr>
-        <w:t>考古學不能證明或否定聖經的屬靈真理，但它確實印證了以色列人的歷史，澄清了舊約聖經和新約聖經先前不確定的多個詞語和傳統。這樣，考古學為那些指向耶穌基督生平的預言提供了堅實的歷史背景。</w:t>
       </w:r>
       <w:r>
         <w:rPr>

--- a/zht/docx/062.content.docx
+++ b/zht/docx/062.content.docx
@@ -19,7 +19,7 @@
         <w:rPr>
           <w:lang w:val="zh_TW" w:bidi="zh_TW"/>
         </w:rPr>
-        <w:t>Resource: 聖經詞典 (Tyndale)</w:t>
+        <w:t>Resource: Tyndale Open Bible Dictionary</w:t>
       </w:r>
       <w:r>
         <w:rPr>
@@ -112,7 +112,7 @@
         <w:rPr>
           <w:lang w:val="zh_TW" w:bidi="zh_TW"/>
         </w:rPr>
-        <w:t>聖經詞典 (Tyndale)</w:t>
+        <w:t>Tyndale Open Bible Dictionary</w:t>
       </w:r>
     </w:p>
     <w:p>
@@ -149,7 +149,7 @@
         <w:rPr>
           <w:lang w:val="zh_TW" w:bidi="zh_TW"/>
         </w:rPr>
-        <w:t>jiang</w:t>
+        <w:t>huo</w:t>
       </w:r>
       <w:r>
         <w:rPr>
@@ -212,7 +212,7 @@
         <w:rPr>
           <w:lang w:val="zh_TW" w:bidi="zh_TW"/>
         </w:rPr>
-        <w:t>匠人</w:t>
+        <w:t>火的洗禮</w:t>
       </w:r>
       <w:r>
         <w:rPr>
@@ -231,7 +231,7 @@
         <w:rPr>
           <w:lang w:val="zh_TW" w:bidi="zh_TW"/>
         </w:rPr>
-        <w:t>指技藝純熟的手工匠人，或從事手工製作的人。有英文譯本在</w:t>
+        <w:t>施洗約翰使用的隱喻。約翰期待著要「用聖靈與火……施洗」的那一位（</w:t>
       </w:r>
       <w:hyperlink r:id="rId13">
         <w:r>
@@ -242,9 +242,15 @@
             <w:color w:val="0000EE"/>
             <w:u w:val="single"/>
           </w:rPr>
-          <w:t>創世記四章22節；</w:t>
-        </w:r>
-      </w:hyperlink>
+          <w:t>太3:11</w:t>
+        </w:r>
+      </w:hyperlink>
+      <w:r>
+        <w:rPr>
+          <w:lang w:val="zh_TW" w:bidi="zh_TW"/>
+        </w:rPr>
+        <w:t>；</w:t>
+      </w:r>
       <w:hyperlink r:id="rId14">
         <w:r>
           <w:rPr>
@@ -254,9 +260,15 @@
             <w:color w:val="0000EE"/>
             <w:u w:val="single"/>
           </w:rPr>
-          <w:t>歷代志上二十九章5節；</w:t>
-        </w:r>
-      </w:hyperlink>
+          <w:t>路3:16</w:t>
+        </w:r>
+      </w:hyperlink>
+      <w:r>
+        <w:rPr>
+          <w:lang w:val="zh_TW" w:bidi="zh_TW"/>
+        </w:rPr>
+        <w:t>）。在這個語境中，火意味著審判，這審判將煉淨那些悔改的人（參</w:t>
+      </w:r>
       <w:hyperlink r:id="rId15">
         <w:r>
           <w:rPr>
@@ -266,14 +278,14 @@
             <w:color w:val="0000EE"/>
             <w:u w:val="single"/>
           </w:rPr>
-          <w:t>歷代志下三十四章11節</w:t>
-        </w:r>
-      </w:hyperlink>
-      <w:r>
-        <w:rPr>
-          <w:lang w:val="zh_TW" w:bidi="zh_TW"/>
-        </w:rPr>
-        <w:t>，以及</w:t>
+          <w:t>賽4:4</w:t>
+        </w:r>
+      </w:hyperlink>
+      <w:r>
+        <w:rPr>
+          <w:lang w:val="zh_TW" w:bidi="zh_TW"/>
+        </w:rPr>
+        <w:t>；</w:t>
       </w:r>
       <w:hyperlink r:id="rId16">
         <w:r>
@@ -284,14 +296,50 @@
             <w:color w:val="0000EE"/>
             <w:u w:val="single"/>
           </w:rPr>
-          <w:t>以賽亞書三章3節</w:t>
-        </w:r>
-      </w:hyperlink>
-      <w:r>
-        <w:rPr>
-          <w:lang w:val="zh_TW" w:bidi="zh_TW"/>
-        </w:rPr>
-        <w:t>中使用了artificer（匠人）這個詞。</w:t>
+          <w:t>瑪3:2–3</w:t>
+        </w:r>
+      </w:hyperlink>
+      <w:r>
+        <w:rPr>
+          <w:lang w:val="zh_TW" w:bidi="zh_TW"/>
+        </w:rPr>
+        <w:t>），並燒盡那些不悔改的人（</w:t>
+      </w:r>
+      <w:hyperlink r:id="rId17">
+        <w:r>
+          <w:rPr>
+            <w:lang w:val="zh_TW" w:bidi="zh_TW"/>
+          </w:rPr>
+          <w:rPr>
+            <w:color w:val="0000EE"/>
+            <w:u w:val="single"/>
+          </w:rPr>
+          <w:t>瑪4:1</w:t>
+        </w:r>
+      </w:hyperlink>
+      <w:r>
+        <w:rPr>
+          <w:lang w:val="zh_TW" w:bidi="zh_TW"/>
+        </w:rPr>
+        <w:t>；</w:t>
+      </w:r>
+      <w:hyperlink r:id="rId18">
+        <w:r>
+          <w:rPr>
+            <w:lang w:val="zh_TW" w:bidi="zh_TW"/>
+          </w:rPr>
+          <w:rPr>
+            <w:color w:val="0000EE"/>
+            <w:u w:val="single"/>
+          </w:rPr>
+          <w:t>太3:10、12</w:t>
+        </w:r>
+      </w:hyperlink>
+      <w:r>
+        <w:rPr>
+          <w:lang w:val="zh_TW" w:bidi="zh_TW"/>
+        </w:rPr>
+        <w:t>）。</w:t>
       </w:r>
     </w:p>
     <w:p>
@@ -303,10 +351,190 @@
       </w:r>
       <w:r>
         <w:rPr>
+          <w:lang w:val="zh_TW" w:bidi="zh_TW"/>
+        </w:rPr>
+        <w:t>先知和天啟文學的作者經常提到，在新時代來臨之前，需要經歷一段困難與苦難時期。他們稱這段時期為「彌賽亞的災難」、「彌賽亞的產痛」、「火的河」。類似於約翰的思想見於</w:t>
+      </w:r>
+      <w:hyperlink r:id="rId19">
+        <w:r>
+          <w:rPr>
+            <w:lang w:val="zh_TW" w:bidi="zh_TW"/>
+          </w:rPr>
+          <w:rPr>
+            <w:color w:val="0000EE"/>
+            <w:u w:val="single"/>
+          </w:rPr>
+          <w:t>以賽亞書三十章27至28節</w:t>
+        </w:r>
+      </w:hyperlink>
+      <w:r>
+        <w:rPr>
+          <w:lang w:val="zh_TW" w:bidi="zh_TW"/>
+        </w:rPr>
+        <w:t>和經外文獻</w:t>
+      </w:r>
+      <w:hyperlink r:id="rId20">
+        <w:r>
+          <w:rPr>
+            <w:lang w:val="zh_TW" w:bidi="zh_TW"/>
+          </w:rPr>
+          <w:rPr>
+            <w:color w:val="0000EE"/>
+            <w:u w:val="single"/>
+          </w:rPr>
+          <w:t>以斯拉二書十三章10至11節</w:t>
+        </w:r>
+      </w:hyperlink>
+      <w:r>
+        <w:rPr>
+          <w:lang w:val="zh_TW" w:bidi="zh_TW"/>
+        </w:rPr>
+        <w:t>。施洗約翰可能使用了這些概念，並通過他洗禮的行動表達出來。他所用的片語「用火施洗」或許是指一種使人潔淨的審判，這種審判會帶來新時代並將人帶入其中。</w:t>
+      </w:r>
+    </w:p>
+    <w:p>
+      <w:pPr/>
+      <w:r>
+        <w:rPr>
+          <w:lang w:val="zh_TW" w:bidi="zh_TW"/>
+        </w:rPr>
+      </w:r>
+      <w:r>
+        <w:rPr>
+          <w:lang w:val="zh_TW" w:bidi="zh_TW"/>
+        </w:rPr>
+        <w:t>聖經沒有再提到火的洗禮。馬可福音和約翰福音縮短了施洗約翰的講道內容，並未提及任何有關審判的內容。在五旬節，聖靈降臨在耶穌的跟隨者身上後，施洗約翰的水洗被視為在聖靈的洗禮中得以實現。然而，耶穌似乎同意約翰對火的潔淨作用的信念（</w:t>
+      </w:r>
+      <w:hyperlink r:id="rId21">
+        <w:r>
+          <w:rPr>
+            <w:lang w:val="zh_TW" w:bidi="zh_TW"/>
+          </w:rPr>
+          <w:rPr>
+            <w:color w:val="0000EE"/>
+            <w:u w:val="single"/>
+          </w:rPr>
+          <w:t>可9:49</w:t>
+        </w:r>
+      </w:hyperlink>
+      <w:r>
+        <w:rPr>
+          <w:lang w:val="zh_TW" w:bidi="zh_TW"/>
+        </w:rPr>
+        <w:t>）。祂將自己的死亡比作一場洗禮，並可能包括這種火（</w:t>
+      </w:r>
+      <w:hyperlink r:id="rId22">
+        <w:r>
+          <w:rPr>
+            <w:lang w:val="zh_TW" w:bidi="zh_TW"/>
+          </w:rPr>
+          <w:rPr>
+            <w:color w:val="0000EE"/>
+            <w:u w:val="single"/>
+          </w:rPr>
+          <w:t>路12:49–50</w:t>
+        </w:r>
+      </w:hyperlink>
+      <w:r>
+        <w:rPr>
+          <w:lang w:val="zh_TW" w:bidi="zh_TW"/>
+        </w:rPr>
+        <w:t>）。耶穌的死亡被視為為他人承受火的洗禮。</w:t>
+      </w:r>
+    </w:p>
+    <w:p>
+      <w:pPr/>
+      <w:r>
+        <w:rPr>
+          <w:lang w:val="zh_TW" w:bidi="zh_TW"/>
+        </w:rPr>
+      </w:r>
+      <w:r>
+        <w:rPr>
+          <w:lang w:val="zh_TW" w:bidi="zh_TW"/>
+        </w:rPr>
+        <w:t>使徒保羅也提到受洗歸入基督即是受洗歸入基督的死（</w:t>
+      </w:r>
+      <w:hyperlink r:id="rId23">
+        <w:r>
+          <w:rPr>
+            <w:lang w:val="zh_TW" w:bidi="zh_TW"/>
+          </w:rPr>
+          <w:rPr>
+            <w:color w:val="0000EE"/>
+            <w:u w:val="single"/>
+          </w:rPr>
+          <w:t>羅6:3</w:t>
+        </w:r>
+      </w:hyperlink>
+      <w:r>
+        <w:rPr>
+          <w:lang w:val="zh_TW" w:bidi="zh_TW"/>
+        </w:rPr>
+        <w:t>）。因此，約翰對於悔改之人的火的洗禮的煉淨概念，最貼切的應驗是在信徒與基督的死聯合並分享祂的苦難時。只有這樣，他們才能完全分享基督復活的榮耀（</w:t>
+      </w:r>
+      <w:hyperlink r:id="rId24">
+        <w:r>
+          <w:rPr>
+            <w:lang w:val="zh_TW" w:bidi="zh_TW"/>
+          </w:rPr>
+          <w:rPr>
+            <w:color w:val="0000EE"/>
+            <w:u w:val="single"/>
+          </w:rPr>
+          <w:t>羅6:5，</w:t>
+        </w:r>
+      </w:hyperlink>
+      <w:hyperlink r:id="rId25">
+        <w:r>
+          <w:rPr>
+            <w:lang w:val="zh_TW" w:bidi="zh_TW"/>
+          </w:rPr>
+          <w:rPr>
+            <w:color w:val="0000EE"/>
+            <w:u w:val="single"/>
+          </w:rPr>
+          <w:t>8:17–23</w:t>
+        </w:r>
+      </w:hyperlink>
+      <w:r>
+        <w:rPr>
+          <w:lang w:val="zh_TW" w:bidi="zh_TW"/>
+        </w:rPr>
+        <w:t>；</w:t>
+      </w:r>
+      <w:hyperlink r:id="rId26">
+        <w:r>
+          <w:rPr>
+            <w:lang w:val="zh_TW" w:bidi="zh_TW"/>
+          </w:rPr>
+          <w:rPr>
+            <w:color w:val="0000EE"/>
+            <w:u w:val="single"/>
+          </w:rPr>
+          <w:t>腓3:10–11</w:t>
+        </w:r>
+      </w:hyperlink>
+      <w:r>
+        <w:rPr>
+          <w:lang w:val="zh_TW" w:bidi="zh_TW"/>
+        </w:rPr>
+        <w:t>）。</w:t>
+      </w:r>
+    </w:p>
+    <w:p>
+      <w:pPr/>
+      <w:r>
+        <w:rPr>
+          <w:lang w:val="zh_TW" w:bidi="zh_TW"/>
+        </w:rPr>
+      </w:r>
+      <w:r>
+        <w:rPr>
           <w:i/>
           <w:lang w:val="zh_TW" w:bidi="zh_TW"/>
         </w:rPr>
-        <w:t>見</w:t>
+        <w:t>另見</w:t>
       </w:r>
       <w:r>
         <w:rPr>
@@ -318,7 +546,1723 @@
         <w:rPr>
           <w:lang w:val="zh_TW" w:bidi="zh_TW"/>
         </w:rPr>
-        <w:t>工作</w:t>
+        <w:t>洗禮</w:t>
+      </w:r>
+      <w:r>
+        <w:rPr>
+          <w:lang w:val="zh_TW" w:bidi="zh_TW"/>
+        </w:rPr>
+        <w:t>；</w:t>
+      </w:r>
+      <w:r>
+        <w:rPr>
+          <w:lang w:val="zh_TW" w:bidi="zh_TW"/>
+        </w:rPr>
+        <w:t>聖靈的洗禮</w:t>
+      </w:r>
+      <w:r>
+        <w:rPr>
+          <w:lang w:val="zh_TW" w:bidi="zh_TW"/>
+        </w:rPr>
+        <w:t>。</w:t>
+      </w:r>
+      <w:r>
+        <w:rPr>
+          <w:lang w:val="zh_TW" w:bidi="zh_TW"/>
+        </w:rPr>
+      </w:r>
+      <w:r>
+        <w:rPr>
+          <w:lang w:val="zh_TW" w:bidi="zh_TW"/>
+        </w:rPr>
+      </w:r>
+    </w:p>
+    <w:p>
+      <w:pPr/>
+      <w:r>
+        <w:rPr>
+          <w:lang w:val="zh_TW" w:bidi="zh_TW"/>
+        </w:rPr>
+      </w:r>
+    </w:p>
+    <w:p>
+      <w:pPr>
+        <w:pStyle w:val="Heading2"/>
+      </w:pPr>
+      <w:r>
+        <w:rPr>
+          <w:lang w:val="zh_TW" w:bidi="zh_TW"/>
+        </w:rPr>
+        <w:t>火湖</w:t>
+      </w:r>
+      <w:r>
+        <w:rPr>
+          <w:lang w:val="zh_TW" w:bidi="zh_TW"/>
+        </w:rPr>
+      </w:r>
+    </w:p>
+    <w:p>
+      <w:pPr/>
+      <w:r>
+        <w:rPr>
+          <w:lang w:val="zh_TW" w:bidi="zh_TW"/>
+        </w:rPr>
+      </w:r>
+      <w:r>
+        <w:rPr>
+          <w:lang w:val="zh_TW" w:bidi="zh_TW"/>
+        </w:rPr>
+        <w:t>撒但、牠的僕人和不悔改的人最終的歸宿。</w:t>
+      </w:r>
+    </w:p>
+    <w:p>
+      <w:pPr/>
+      <w:r>
+        <w:rPr>
+          <w:lang w:val="zh_TW" w:bidi="zh_TW"/>
+        </w:rPr>
+      </w:r>
+      <w:r>
+        <w:rPr>
+          <w:lang w:val="zh_TW" w:bidi="zh_TW"/>
+        </w:rPr>
+        <w:t>這個地方僅在啟示錄（</w:t>
+      </w:r>
+      <w:hyperlink r:id="rId27">
+        <w:r>
+          <w:rPr>
+            <w:lang w:val="zh_TW" w:bidi="zh_TW"/>
+          </w:rPr>
+          <w:rPr>
+            <w:color w:val="0000EE"/>
+            <w:u w:val="single"/>
+          </w:rPr>
+          <w:t>啟19:20</w:t>
+        </w:r>
+      </w:hyperlink>
+      <w:r>
+        <w:rPr>
+          <w:lang w:val="zh_TW" w:bidi="zh_TW"/>
+        </w:rPr>
+        <w:t>，</w:t>
+      </w:r>
+      <w:hyperlink r:id="rId28">
+        <w:r>
+          <w:rPr>
+            <w:lang w:val="zh_TW" w:bidi="zh_TW"/>
+          </w:rPr>
+          <w:rPr>
+            <w:color w:val="0000EE"/>
+            <w:u w:val="single"/>
+          </w:rPr>
+          <w:t>20:10、14–15</w:t>
+        </w:r>
+      </w:hyperlink>
+      <w:r>
+        <w:rPr>
+          <w:lang w:val="zh_TW" w:bidi="zh_TW"/>
+        </w:rPr>
+        <w:t>，</w:t>
+      </w:r>
+      <w:hyperlink r:id="rId29">
+        <w:r>
+          <w:rPr>
+            <w:lang w:val="zh_TW" w:bidi="zh_TW"/>
+          </w:rPr>
+          <w:rPr>
+            <w:color w:val="0000EE"/>
+            <w:u w:val="single"/>
+          </w:rPr>
+          <w:t>21:8</w:t>
+        </w:r>
+      </w:hyperlink>
+      <w:r>
+        <w:rPr>
+          <w:lang w:val="zh_TW" w:bidi="zh_TW"/>
+        </w:rPr>
+        <w:t>）中提到，但其可怕的性質顯而易見。它被描述為一個火湖或硫磺燃燒著的湖，其中被拋入的有（1）羔羊打敗的「獸」和牠的「假先知」，（2）最後一次叛亂的撒但，（3）死亡和陰間，以及（4）所有名字未記錄在「生命冊」中的人。它被稱為第二次的死，因為它是在復活和最終審判之後與神最終的分離。</w:t>
+      </w:r>
+    </w:p>
+    <w:p>
+      <w:pPr/>
+      <w:r>
+        <w:rPr>
+          <w:lang w:val="zh_TW" w:bidi="zh_TW"/>
+        </w:rPr>
+      </w:r>
+      <w:r>
+        <w:rPr>
+          <w:lang w:val="zh_TW" w:bidi="zh_TW"/>
+        </w:rPr>
+        <w:t>火湖可能就是耶穌所稱的地獄（</w:t>
+      </w:r>
+      <w:hyperlink r:id="rId30">
+        <w:r>
+          <w:rPr>
+            <w:lang w:val="zh_TW" w:bidi="zh_TW"/>
+          </w:rPr>
+          <w:rPr>
+            <w:color w:val="0000EE"/>
+            <w:u w:val="single"/>
+          </w:rPr>
+          <w:t>太10:28</w:t>
+        </w:r>
+      </w:hyperlink>
+      <w:r>
+        <w:rPr>
+          <w:lang w:val="zh_TW" w:bidi="zh_TW"/>
+        </w:rPr>
+        <w:t>；</w:t>
+      </w:r>
+      <w:hyperlink r:id="rId31">
+        <w:r>
+          <w:rPr>
+            <w:lang w:val="zh_TW" w:bidi="zh_TW"/>
+          </w:rPr>
+          <w:rPr>
+            <w:color w:val="0000EE"/>
+            <w:u w:val="single"/>
+          </w:rPr>
+          <w:t>可9:43</w:t>
+        </w:r>
+      </w:hyperlink>
+      <w:r>
+        <w:rPr>
+          <w:lang w:val="zh_TW" w:bidi="zh_TW"/>
+        </w:rPr>
+        <w:t>；</w:t>
+      </w:r>
+      <w:hyperlink r:id="rId32">
+        <w:r>
+          <w:rPr>
+            <w:lang w:val="zh_TW" w:bidi="zh_TW"/>
+          </w:rPr>
+          <w:rPr>
+            <w:color w:val="0000EE"/>
+            <w:u w:val="single"/>
+          </w:rPr>
+          <w:t>路12:5</w:t>
+        </w:r>
+      </w:hyperlink>
+      <w:r>
+        <w:rPr>
+          <w:lang w:val="zh_TW" w:bidi="zh_TW"/>
+        </w:rPr>
+        <w:t>），「</w:t>
+      </w:r>
+      <w:r>
+        <w:rPr>
+          <w:lang w:val="zh_TW" w:bidi="zh_TW"/>
+        </w:rPr>
+        <w:t>外邊的黑暗</w:t>
+      </w:r>
+      <w:r>
+        <w:rPr>
+          <w:lang w:val="zh_TW" w:bidi="zh_TW"/>
+        </w:rPr>
+        <w:t>」（</w:t>
+      </w:r>
+      <w:hyperlink r:id="rId33">
+        <w:r>
+          <w:rPr>
+            <w:lang w:val="zh_TW" w:bidi="zh_TW"/>
+          </w:rPr>
+          <w:rPr>
+            <w:color w:val="0000EE"/>
+            <w:u w:val="single"/>
+          </w:rPr>
+          <w:t>太8:12</w:t>
+        </w:r>
+      </w:hyperlink>
+      <w:r>
+        <w:rPr>
+          <w:lang w:val="zh_TW" w:bidi="zh_TW"/>
+        </w:rPr>
+        <w:t>，</w:t>
+      </w:r>
+      <w:hyperlink r:id="rId34">
+        <w:r>
+          <w:rPr>
+            <w:lang w:val="zh_TW" w:bidi="zh_TW"/>
+          </w:rPr>
+          <w:rPr>
+            <w:color w:val="0000EE"/>
+            <w:u w:val="single"/>
+          </w:rPr>
+          <w:t>22:13</w:t>
+        </w:r>
+      </w:hyperlink>
+      <w:r>
+        <w:rPr>
+          <w:lang w:val="zh_TW" w:bidi="zh_TW"/>
+        </w:rPr>
+        <w:t>，</w:t>
+      </w:r>
+      <w:hyperlink r:id="rId35">
+        <w:r>
+          <w:rPr>
+            <w:lang w:val="zh_TW" w:bidi="zh_TW"/>
+          </w:rPr>
+          <w:rPr>
+            <w:color w:val="0000EE"/>
+            <w:u w:val="single"/>
+          </w:rPr>
+          <w:t>25:30</w:t>
+        </w:r>
+      </w:hyperlink>
+      <w:r>
+        <w:rPr>
+          <w:lang w:val="zh_TW" w:bidi="zh_TW"/>
+        </w:rPr>
+        <w:t>），以及為魔鬼和牠的使者所預備的永火（</w:t>
+      </w:r>
+      <w:hyperlink r:id="rId36">
+        <w:r>
+          <w:rPr>
+            <w:lang w:val="zh_TW" w:bidi="zh_TW"/>
+          </w:rPr>
+          <w:rPr>
+            <w:color w:val="0000EE"/>
+            <w:u w:val="single"/>
+          </w:rPr>
+          <w:t>太25:41</w:t>
+        </w:r>
+      </w:hyperlink>
+      <w:r>
+        <w:rPr>
+          <w:lang w:val="zh_TW" w:bidi="zh_TW"/>
+        </w:rPr>
+        <w:t>；參：</w:t>
+      </w:r>
+      <w:hyperlink r:id="rId37">
+        <w:r>
+          <w:rPr>
+            <w:lang w:val="zh_TW" w:bidi="zh_TW"/>
+          </w:rPr>
+          <w:rPr>
+            <w:color w:val="0000EE"/>
+            <w:u w:val="single"/>
+          </w:rPr>
+          <w:t>賽66:24</w:t>
+        </w:r>
+      </w:hyperlink>
+      <w:r>
+        <w:rPr>
+          <w:lang w:val="zh_TW" w:bidi="zh_TW"/>
+        </w:rPr>
+        <w:t>）。這個景象取自耶路撒冷城外欣嫩谷的火焰，也許還有從神的寶座發出的火流（</w:t>
+      </w:r>
+      <w:hyperlink r:id="rId38">
+        <w:r>
+          <w:rPr>
+            <w:lang w:val="zh_TW" w:bidi="zh_TW"/>
+          </w:rPr>
+          <w:rPr>
+            <w:color w:val="0000EE"/>
+            <w:u w:val="single"/>
+          </w:rPr>
+          <w:t>賽30:33</w:t>
+        </w:r>
+      </w:hyperlink>
+      <w:r>
+        <w:rPr>
+          <w:lang w:val="zh_TW" w:bidi="zh_TW"/>
+        </w:rPr>
+        <w:t>；</w:t>
+      </w:r>
+      <w:hyperlink r:id="rId39">
+        <w:r>
+          <w:rPr>
+            <w:lang w:val="zh_TW" w:bidi="zh_TW"/>
+          </w:rPr>
+          <w:rPr>
+            <w:color w:val="0000EE"/>
+            <w:u w:val="single"/>
+          </w:rPr>
+          <w:t>但7:10</w:t>
+        </w:r>
+      </w:hyperlink>
+      <w:r>
+        <w:rPr>
+          <w:lang w:val="zh_TW" w:bidi="zh_TW"/>
+        </w:rPr>
+        <w:t>；參：</w:t>
+      </w:r>
+      <w:hyperlink r:id="rId40">
+        <w:r>
+          <w:rPr>
+            <w:lang w:val="zh_TW" w:bidi="zh_TW"/>
+          </w:rPr>
+          <w:rPr>
+            <w:color w:val="0000EE"/>
+            <w:u w:val="single"/>
+          </w:rPr>
+          <w:t>賽34:9–10</w:t>
+        </w:r>
+      </w:hyperlink>
+      <w:r>
+        <w:rPr>
+          <w:lang w:val="zh_TW" w:bidi="zh_TW"/>
+        </w:rPr>
+        <w:t>）。這個圖像為猶太和基督教作家所熟知（摩西升天記10:10；</w:t>
+      </w:r>
+      <w:hyperlink r:id="rId41">
+        <w:r>
+          <w:rPr>
+            <w:lang w:val="zh_TW" w:bidi="zh_TW"/>
+          </w:rPr>
+          <w:rPr>
+            <w:color w:val="0000EE"/>
+            <w:u w:val="single"/>
+          </w:rPr>
+          <w:t>以斯拉續篇下卷7:36</w:t>
+        </w:r>
+      </w:hyperlink>
+      <w:r>
+        <w:rPr>
+          <w:lang w:val="zh_TW" w:bidi="zh_TW"/>
+        </w:rPr>
+        <w:t>）。無論是什麼意象或名字，它們都指向一個永恆折磨和與神分離的地方，不悔改的人在那裡將永遠受苦。</w:t>
+      </w:r>
+    </w:p>
+    <w:p>
+      <w:pPr/>
+      <w:r>
+        <w:rPr>
+          <w:lang w:val="zh_TW" w:bidi="zh_TW"/>
+        </w:rPr>
+      </w:r>
+      <w:r>
+        <w:rPr>
+          <w:i/>
+          <w:lang w:val="zh_TW" w:bidi="zh_TW"/>
+        </w:rPr>
+        <w:t>另見</w:t>
+      </w:r>
+      <w:r>
+        <w:rPr>
+          <w:lang w:val="zh_TW" w:bidi="zh_TW"/>
+        </w:rPr>
+        <w:t xml:space="preserve"> </w:t>
+      </w:r>
+      <w:r>
+        <w:rPr>
+          <w:lang w:val="zh_TW" w:bidi="zh_TW"/>
+        </w:rPr>
+        <w:t>地獄</w:t>
+      </w:r>
+      <w:r>
+        <w:rPr>
+          <w:lang w:val="zh_TW" w:bidi="zh_TW"/>
+        </w:rPr>
+        <w:t>；</w:t>
+      </w:r>
+      <w:r>
+        <w:rPr>
+          <w:lang w:val="zh_TW" w:bidi="zh_TW"/>
+        </w:rPr>
+        <w:t>最後審判</w:t>
+      </w:r>
+      <w:r>
+        <w:rPr>
+          <w:lang w:val="zh_TW" w:bidi="zh_TW"/>
+        </w:rPr>
+      </w:r>
+      <w:r>
+        <w:rPr>
+          <w:lang w:val="zh_TW" w:bidi="zh_TW"/>
+        </w:rPr>
+      </w:r>
+    </w:p>
+    <w:p>
+      <w:pPr/>
+      <w:r>
+        <w:rPr>
+          <w:lang w:val="zh_TW" w:bidi="zh_TW"/>
+        </w:rPr>
+      </w:r>
+    </w:p>
+    <w:p>
+      <w:pPr>
+        <w:pStyle w:val="Heading2"/>
+      </w:pPr>
+      <w:r>
+        <w:rPr>
+          <w:lang w:val="zh_TW" w:bidi="zh_TW"/>
+        </w:rPr>
+        <w:t>火柱和雲</w:t>
+      </w:r>
+      <w:r>
+        <w:rPr>
+          <w:lang w:val="zh_TW" w:bidi="zh_TW"/>
+        </w:rPr>
+      </w:r>
+    </w:p>
+    <w:p>
+      <w:pPr/>
+      <w:r>
+        <w:rPr>
+          <w:lang w:val="zh_TW" w:bidi="zh_TW"/>
+        </w:rPr>
+      </w:r>
+      <w:r>
+        <w:rPr>
+          <w:lang w:val="zh_TW" w:bidi="zh_TW"/>
+        </w:rPr>
+        <w:t>火柱和雲柱是神在舊約聖經中向人顯現的最常見方式之一。這是神同在的可見記號，尤其是在出埃及、西奈之約、以色列人在曠野的時期以及聖殿獻殿的故事中。</w:t>
+      </w:r>
+    </w:p>
+    <w:p>
+      <w:pPr>
+        <w:pStyle w:val="Heading3"/>
+      </w:pPr>
+      <w:r>
+        <w:rPr>
+          <w:lang w:val="zh_TW" w:bidi="zh_TW"/>
+        </w:rPr>
+        <w:t>聖經中的描述</w:t>
+      </w:r>
+    </w:p>
+    <w:p>
+      <w:pPr/>
+      <w:r>
+        <w:rPr>
+          <w:lang w:val="zh_TW" w:bidi="zh_TW"/>
+        </w:rPr>
+      </w:r>
+      <w:r>
+        <w:rPr>
+          <w:lang w:val="zh_TW" w:bidi="zh_TW"/>
+        </w:rPr>
+        <w:t>聖經以不同的方式描述這種現象：</w:t>
+      </w:r>
+    </w:p>
+    <w:p>
+      <w:pPr>
+        <w:pStyle w:val="ListBullet"/>
+        <w:spacing w:line="240" w:lineRule="auto"/>
+        <w:ind w:left="720"/>
+      </w:pPr>
+      <w:r>
+        <w:rPr>
+          <w:lang w:val="zh_TW" w:bidi="zh_TW"/>
+        </w:rPr>
+      </w:r>
+      <w:r>
+        <w:rPr>
+          <w:lang w:val="zh_TW" w:bidi="zh_TW"/>
+        </w:rPr>
+        <w:t>雲柱和火柱（</w:t>
+      </w:r>
+      <w:hyperlink r:id="rId42">
+        <w:r>
+          <w:rPr>
+            <w:lang w:val="zh_TW" w:bidi="zh_TW"/>
+          </w:rPr>
+          <w:rPr>
+            <w:color w:val="0000EE"/>
+            <w:u w:val="single"/>
+          </w:rPr>
+          <w:t>出埃及記14:24</w:t>
+        </w:r>
+      </w:hyperlink>
+      <w:r>
+        <w:rPr>
+          <w:lang w:val="zh_TW" w:bidi="zh_TW"/>
+        </w:rPr>
+        <w:t>）</w:t>
+      </w:r>
+    </w:p>
+    <w:p>
+      <w:pPr>
+        <w:pStyle w:val="ListBullet"/>
+        <w:spacing w:line="240" w:lineRule="auto"/>
+        <w:ind w:left="720"/>
+      </w:pPr>
+      <w:r>
+        <w:rPr>
+          <w:lang w:val="zh_TW" w:bidi="zh_TW"/>
+        </w:rPr>
+      </w:r>
+      <w:r>
+        <w:rPr>
+          <w:lang w:val="zh_TW" w:bidi="zh_TW"/>
+        </w:rPr>
+        <w:t>雲柱（</w:t>
+      </w:r>
+      <w:hyperlink r:id="rId43">
+        <w:r>
+          <w:rPr>
+            <w:lang w:val="zh_TW" w:bidi="zh_TW"/>
+          </w:rPr>
+          <w:rPr>
+            <w:color w:val="0000EE"/>
+            <w:u w:val="single"/>
+          </w:rPr>
+          <w:t>出埃及記33:9–10</w:t>
+        </w:r>
+      </w:hyperlink>
+      <w:r>
+        <w:rPr>
+          <w:lang w:val="zh_TW" w:bidi="zh_TW"/>
+        </w:rPr>
+        <w:t>；</w:t>
+      </w:r>
+      <w:hyperlink r:id="rId44">
+        <w:r>
+          <w:rPr>
+            <w:lang w:val="zh_TW" w:bidi="zh_TW"/>
+          </w:rPr>
+          <w:rPr>
+            <w:color w:val="0000EE"/>
+            <w:u w:val="single"/>
+          </w:rPr>
+          <w:t>民數記14:14</w:t>
+        </w:r>
+      </w:hyperlink>
+      <w:r>
+        <w:rPr>
+          <w:lang w:val="zh_TW" w:bidi="zh_TW"/>
+        </w:rPr>
+        <w:t>）</w:t>
+      </w:r>
+    </w:p>
+    <w:p>
+      <w:pPr>
+        <w:pStyle w:val="ListBullet"/>
+        <w:spacing w:line="240" w:lineRule="auto"/>
+        <w:ind w:left="720"/>
+      </w:pPr>
+      <w:r>
+        <w:rPr>
+          <w:lang w:val="zh_TW" w:bidi="zh_TW"/>
+        </w:rPr>
+      </w:r>
+      <w:r>
+        <w:rPr>
+          <w:lang w:val="zh_TW" w:bidi="zh_TW"/>
+        </w:rPr>
+        <w:t>火柱（</w:t>
+      </w:r>
+      <w:hyperlink r:id="rId45">
+        <w:r>
+          <w:rPr>
+            <w:lang w:val="zh_TW" w:bidi="zh_TW"/>
+          </w:rPr>
+          <w:rPr>
+            <w:color w:val="0000EE"/>
+            <w:u w:val="single"/>
+          </w:rPr>
+          <w:t>出埃及記13:21</w:t>
+        </w:r>
+      </w:hyperlink>
+      <w:r>
+        <w:rPr>
+          <w:lang w:val="zh_TW" w:bidi="zh_TW"/>
+        </w:rPr>
+        <w:t>；</w:t>
+      </w:r>
+      <w:hyperlink r:id="rId44">
+        <w:r>
+          <w:rPr>
+            <w:lang w:val="zh_TW" w:bidi="zh_TW"/>
+          </w:rPr>
+          <w:rPr>
+            <w:color w:val="0000EE"/>
+            <w:u w:val="single"/>
+          </w:rPr>
+          <w:t>民數記14:14</w:t>
+        </w:r>
+      </w:hyperlink>
+      <w:r>
+        <w:rPr>
+          <w:lang w:val="zh_TW" w:bidi="zh_TW"/>
+        </w:rPr>
+        <w:t>）</w:t>
+      </w:r>
+    </w:p>
+    <w:p>
+      <w:pPr>
+        <w:pStyle w:val="ListBullet"/>
+        <w:spacing w:line="240" w:lineRule="auto"/>
+        <w:ind w:left="720"/>
+      </w:pPr>
+      <w:r>
+        <w:rPr>
+          <w:lang w:val="zh_TW" w:bidi="zh_TW"/>
+        </w:rPr>
+      </w:r>
+      <w:r>
+        <w:rPr>
+          <w:lang w:val="zh_TW" w:bidi="zh_TW"/>
+        </w:rPr>
+        <w:t>雲彩、雲柱（</w:t>
+      </w:r>
+      <w:hyperlink r:id="rId46">
+        <w:r>
+          <w:rPr>
+            <w:lang w:val="zh_TW" w:bidi="zh_TW"/>
+          </w:rPr>
+          <w:rPr>
+            <w:color w:val="0000EE"/>
+            <w:u w:val="single"/>
+          </w:rPr>
+          <w:t>出埃及記40:34–35</w:t>
+        </w:r>
+      </w:hyperlink>
+      <w:r>
+        <w:rPr>
+          <w:lang w:val="zh_TW" w:bidi="zh_TW"/>
+        </w:rPr>
+        <w:t>；</w:t>
+      </w:r>
+      <w:hyperlink r:id="rId47">
+        <w:r>
+          <w:rPr>
+            <w:lang w:val="zh_TW" w:bidi="zh_TW"/>
+          </w:rPr>
+          <w:rPr>
+            <w:color w:val="0000EE"/>
+            <w:u w:val="single"/>
+          </w:rPr>
+          <w:t>申命記1:33</w:t>
+        </w:r>
+      </w:hyperlink>
+      <w:r>
+        <w:rPr>
+          <w:lang w:val="zh_TW" w:bidi="zh_TW"/>
+        </w:rPr>
+        <w:t>）</w:t>
+      </w:r>
+    </w:p>
+    <w:p>
+      <w:pPr>
+        <w:pStyle w:val="ListBullet"/>
+        <w:spacing w:line="240" w:lineRule="auto"/>
+        <w:ind w:left="720"/>
+      </w:pPr>
+      <w:r>
+        <w:rPr>
+          <w:lang w:val="zh_TW" w:bidi="zh_TW"/>
+        </w:rPr>
+      </w:r>
+      <w:r>
+        <w:rPr>
+          <w:lang w:val="zh_TW" w:bidi="zh_TW"/>
+        </w:rPr>
+        <w:t>火柱、火焰（</w:t>
+      </w:r>
+      <w:hyperlink r:id="rId47">
+        <w:r>
+          <w:rPr>
+            <w:lang w:val="zh_TW" w:bidi="zh_TW"/>
+          </w:rPr>
+          <w:rPr>
+            <w:color w:val="0000EE"/>
+            <w:u w:val="single"/>
+          </w:rPr>
+          <w:t>申命記1:33</w:t>
+        </w:r>
+      </w:hyperlink>
+      <w:r>
+        <w:rPr>
+          <w:lang w:val="zh_TW" w:bidi="zh_TW"/>
+        </w:rPr>
+        <w:t>、</w:t>
+      </w:r>
+      <w:hyperlink r:id="rId48">
+        <w:r>
+          <w:rPr>
+            <w:lang w:val="zh_TW" w:bidi="zh_TW"/>
+          </w:rPr>
+          <w:rPr>
+            <w:color w:val="0000EE"/>
+            <w:u w:val="single"/>
+          </w:rPr>
+          <w:t>4:12</w:t>
+        </w:r>
+      </w:hyperlink>
+      <w:r>
+        <w:rPr>
+          <w:lang w:val="zh_TW" w:bidi="zh_TW"/>
+        </w:rPr>
+        <w:t>）</w:t>
+      </w:r>
+    </w:p>
+    <w:p>
+      <w:pPr>
+        <w:pStyle w:val="Heading3"/>
+      </w:pPr>
+      <w:r>
+        <w:rPr>
+          <w:lang w:val="zh_TW" w:bidi="zh_TW"/>
+        </w:rPr>
+        <w:t>舍吉拿（Shekinah）的概念</w:t>
+      </w:r>
+    </w:p>
+    <w:p>
+      <w:pPr/>
+      <w:r>
+        <w:rPr>
+          <w:lang w:val="zh_TW" w:bidi="zh_TW"/>
+        </w:rPr>
+      </w:r>
+      <w:r>
+        <w:rPr>
+          <w:lang w:val="zh_TW" w:bidi="zh_TW"/>
+        </w:rPr>
+        <w:t>雖然聖經沒有使用「Shekinah」這個詞，但這個詞經常在基督教神學中用來描述雲和神的其它顯現（theophanies）。「Shekinah」來自猶太教文獻，指的是神的可見榮耀。</w:t>
+      </w:r>
+    </w:p>
+    <w:p>
+      <w:pPr>
+        <w:pStyle w:val="Heading3"/>
+      </w:pPr>
+      <w:r>
+        <w:rPr>
+          <w:lang w:val="zh_TW" w:bidi="zh_TW"/>
+        </w:rPr>
+        <w:t>（神顯現時）雲的作用</w:t>
+      </w:r>
+    </w:p>
+    <w:p>
+      <w:pPr/>
+      <w:r>
+        <w:rPr>
+          <w:lang w:val="zh_TW" w:bidi="zh_TW"/>
+        </w:rPr>
+      </w:r>
+      <w:r>
+        <w:rPr>
+          <w:lang w:val="zh_TW" w:bidi="zh_TW"/>
+        </w:rPr>
+        <w:t>雲有不同的作用，都是神臨在的可見表達：</w:t>
+      </w:r>
+    </w:p>
+    <w:p>
+      <w:pPr>
+        <w:pStyle w:val="ListNumber"/>
+        <w:numPr>
+          <w:ilvl w:val="0"/>
+          <w:numId w:val="14"/>
+        </w:numPr>
+        <w:spacing w:line="240" w:lineRule="auto"/>
+        <w:ind w:left="720"/>
+      </w:pPr>
+      <w:r>
+        <w:rPr>
+          <w:lang w:val="zh_TW" w:bidi="zh_TW"/>
+        </w:rPr>
+      </w:r>
+      <w:r>
+        <w:rPr>
+          <w:lang w:val="zh_TW" w:bidi="zh_TW"/>
+        </w:rPr>
+        <w:t>雲彩充滿了會幕，日夜都停留在那裡，彰顯神的同在（</w:t>
+      </w:r>
+      <w:hyperlink r:id="rId49">
+        <w:r>
+          <w:rPr>
+            <w:lang w:val="zh_TW" w:bidi="zh_TW"/>
+          </w:rPr>
+          <w:rPr>
+            <w:color w:val="0000EE"/>
+            <w:u w:val="single"/>
+          </w:rPr>
+          <w:t>出埃及記40:34–38</w:t>
+        </w:r>
+      </w:hyperlink>
+      <w:r>
+        <w:rPr>
+          <w:lang w:val="zh_TW" w:bidi="zh_TW"/>
+        </w:rPr>
+        <w:t>）。神在贖罪日</w:t>
+      </w:r>
+      <w:r>
+        <w:rPr>
+          <w:lang w:val="zh_TW" w:bidi="zh_TW"/>
+        </w:rPr>
+        <w:t>從雲中顯現</w:t>
+      </w:r>
+      <w:r>
+        <w:rPr>
+          <w:lang w:val="zh_TW" w:bidi="zh_TW"/>
+        </w:rPr>
+        <w:t>（</w:t>
+      </w:r>
+      <w:hyperlink r:id="rId50">
+        <w:r>
+          <w:rPr>
+            <w:lang w:val="zh_TW" w:bidi="zh_TW"/>
+          </w:rPr>
+          <w:rPr>
+            <w:color w:val="0000EE"/>
+            <w:u w:val="single"/>
+          </w:rPr>
+          <w:t>利未記16:2</w:t>
+        </w:r>
+      </w:hyperlink>
+      <w:r>
+        <w:rPr>
+          <w:lang w:val="zh_TW" w:bidi="zh_TW"/>
+        </w:rPr>
+        <w:t>）。獻殿時，雲表明神接納神殿作為祂的居所（</w:t>
+      </w:r>
+      <w:hyperlink r:id="rId51">
+        <w:r>
+          <w:rPr>
+            <w:lang w:val="zh_TW" w:bidi="zh_TW"/>
+          </w:rPr>
+          <w:rPr>
+            <w:color w:val="0000EE"/>
+            <w:u w:val="single"/>
+          </w:rPr>
+          <w:t>列王紀上8:10–11</w:t>
+        </w:r>
+      </w:hyperlink>
+      <w:r>
+        <w:rPr>
+          <w:lang w:val="zh_TW" w:bidi="zh_TW"/>
+        </w:rPr>
+        <w:t>；</w:t>
+      </w:r>
+      <w:hyperlink r:id="rId52">
+        <w:r>
+          <w:rPr>
+            <w:lang w:val="zh_TW" w:bidi="zh_TW"/>
+          </w:rPr>
+          <w:rPr>
+            <w:color w:val="0000EE"/>
+            <w:u w:val="single"/>
+          </w:rPr>
+          <w:t>歷代志下5:13–14</w:t>
+        </w:r>
+      </w:hyperlink>
+      <w:r>
+        <w:rPr>
+          <w:lang w:val="zh_TW" w:bidi="zh_TW"/>
+        </w:rPr>
+        <w:t>）。</w:t>
+      </w:r>
+    </w:p>
+    <w:p>
+      <w:pPr>
+        <w:pStyle w:val="ListNumber"/>
+        <w:spacing w:line="240" w:lineRule="auto"/>
+        <w:ind w:left="720"/>
+      </w:pPr>
+      <w:r>
+        <w:rPr>
+          <w:lang w:val="zh_TW" w:bidi="zh_TW"/>
+        </w:rPr>
+      </w:r>
+      <w:r>
+        <w:rPr>
+          <w:lang w:val="zh_TW" w:bidi="zh_TW"/>
+        </w:rPr>
+        <w:t>雲柱在出埃及期間保護了以色列。雲柱位於埃及軍隊和以色列軍隊之間，給埃及人帶來黑暗，給以色列人帶來光明（</w:t>
+      </w:r>
+      <w:hyperlink r:id="rId53">
+        <w:r>
+          <w:rPr>
+            <w:lang w:val="zh_TW" w:bidi="zh_TW"/>
+          </w:rPr>
+          <w:rPr>
+            <w:color w:val="0000EE"/>
+            <w:u w:val="single"/>
+          </w:rPr>
+          <w:t>出埃及記14:19–20</w:t>
+        </w:r>
+      </w:hyperlink>
+      <w:r>
+        <w:rPr>
+          <w:lang w:val="zh_TW" w:bidi="zh_TW"/>
+        </w:rPr>
+        <w:t>）。詩篇作者紀念神「</w:t>
+      </w:r>
+      <w:r>
+        <w:rPr>
+          <w:lang w:val="zh_TW" w:bidi="zh_TW"/>
+        </w:rPr>
+        <w:t>鋪張雲彩當遮蓋， 夜間使火光照</w:t>
+      </w:r>
+      <w:r>
+        <w:rPr>
+          <w:lang w:val="zh_TW" w:bidi="zh_TW"/>
+        </w:rPr>
+        <w:t>」（</w:t>
+      </w:r>
+      <w:hyperlink r:id="rId54">
+        <w:r>
+          <w:rPr>
+            <w:lang w:val="zh_TW" w:bidi="zh_TW"/>
+          </w:rPr>
+          <w:rPr>
+            <w:color w:val="0000EE"/>
+            <w:u w:val="single"/>
+          </w:rPr>
+          <w:t>詩篇105:39</w:t>
+        </w:r>
+      </w:hyperlink>
+      <w:r>
+        <w:rPr>
+          <w:lang w:val="zh_TW" w:bidi="zh_TW"/>
+        </w:rPr>
+        <w:t>）。</w:t>
+      </w:r>
+    </w:p>
+    <w:p>
+      <w:pPr>
+        <w:pStyle w:val="ListNumber"/>
+        <w:spacing w:line="240" w:lineRule="auto"/>
+        <w:ind w:left="720"/>
+      </w:pPr>
+      <w:r>
+        <w:rPr>
+          <w:lang w:val="zh_TW" w:bidi="zh_TW"/>
+        </w:rPr>
+      </w:r>
+      <w:r>
+        <w:rPr>
+          <w:lang w:val="zh_TW" w:bidi="zh_TW"/>
+        </w:rPr>
+        <w:t>雲柱在以色列人穿越曠野的旅程中引導他們。「日間，耶和華在雲柱中領他們的路；夜間，在火柱中光照他們，使他們日夜都可以行走。日間雲柱，夜間火柱，總不離開百姓的面前。」（</w:t>
+      </w:r>
+      <w:hyperlink r:id="rId55">
+        <w:r>
+          <w:rPr>
+            <w:lang w:val="zh_TW" w:bidi="zh_TW"/>
+          </w:rPr>
+          <w:rPr>
+            <w:color w:val="0000EE"/>
+            <w:u w:val="single"/>
+          </w:rPr>
+          <w:t>出埃及記13:21–22</w:t>
+        </w:r>
+      </w:hyperlink>
+      <w:r>
+        <w:rPr>
+          <w:lang w:val="zh_TW" w:bidi="zh_TW"/>
+        </w:rPr>
+        <w:t>）。</w:t>
+      </w:r>
+      <w:r>
+        <w:rPr>
+          <w:lang w:val="zh_TW" w:bidi="zh_TW"/>
+        </w:rPr>
+        <w:t>雲彩幾時從帳幕收上去， 以色列人就幾時起行；雲彩在哪裏停住， 以色列人就在那裏安營</w:t>
+      </w:r>
+      <w:r>
+        <w:rPr>
+          <w:lang w:val="zh_TW" w:bidi="zh_TW"/>
+        </w:rPr>
+        <w:t>（</w:t>
+      </w:r>
+      <w:hyperlink r:id="rId56">
+        <w:r>
+          <w:rPr>
+            <w:lang w:val="zh_TW" w:bidi="zh_TW"/>
+          </w:rPr>
+          <w:rPr>
+            <w:color w:val="0000EE"/>
+            <w:u w:val="single"/>
+          </w:rPr>
+          <w:t>民數記9:17</w:t>
+        </w:r>
+      </w:hyperlink>
+      <w:r>
+        <w:rPr>
+          <w:lang w:val="zh_TW" w:bidi="zh_TW"/>
+        </w:rPr>
+        <w:t>）。儘管百姓犯罪，神仍繼續引導他們（</w:t>
+      </w:r>
+      <w:hyperlink r:id="rId47">
+        <w:r>
+          <w:rPr>
+            <w:lang w:val="zh_TW" w:bidi="zh_TW"/>
+          </w:rPr>
+          <w:rPr>
+            <w:color w:val="0000EE"/>
+            <w:u w:val="single"/>
+          </w:rPr>
+          <w:t>申命記1:33</w:t>
+        </w:r>
+      </w:hyperlink>
+      <w:r>
+        <w:rPr>
+          <w:lang w:val="zh_TW" w:bidi="zh_TW"/>
+        </w:rPr>
+        <w:t>）。後來的世代記得神晝夜都引導他們（</w:t>
+      </w:r>
+      <w:hyperlink r:id="rId57">
+        <w:r>
+          <w:rPr>
+            <w:lang w:val="zh_TW" w:bidi="zh_TW"/>
+          </w:rPr>
+          <w:rPr>
+            <w:color w:val="0000EE"/>
+            <w:u w:val="single"/>
+          </w:rPr>
+          <w:t>尼希米記9:12、19</w:t>
+        </w:r>
+      </w:hyperlink>
+      <w:r>
+        <w:rPr>
+          <w:lang w:val="zh_TW" w:bidi="zh_TW"/>
+        </w:rPr>
+        <w:t>；</w:t>
+      </w:r>
+      <w:hyperlink r:id="rId58">
+        <w:r>
+          <w:rPr>
+            <w:lang w:val="zh_TW" w:bidi="zh_TW"/>
+          </w:rPr>
+          <w:rPr>
+            <w:color w:val="0000EE"/>
+            <w:u w:val="single"/>
+          </w:rPr>
+          <w:t>詩篇78:14</w:t>
+        </w:r>
+      </w:hyperlink>
+      <w:r>
+        <w:rPr>
+          <w:lang w:val="zh_TW" w:bidi="zh_TW"/>
+        </w:rPr>
+        <w:t>）。</w:t>
+      </w:r>
+    </w:p>
+    <w:p>
+      <w:pPr>
+        <w:pStyle w:val="ListNumber"/>
+        <w:spacing w:line="240" w:lineRule="auto"/>
+        <w:ind w:left="720"/>
+      </w:pPr>
+      <w:r>
+        <w:rPr>
+          <w:lang w:val="zh_TW" w:bidi="zh_TW"/>
+        </w:rPr>
+      </w:r>
+      <w:r>
+        <w:rPr>
+          <w:lang w:val="zh_TW" w:bidi="zh_TW"/>
+        </w:rPr>
+        <w:t>神在雲柱中說話（</w:t>
+      </w:r>
+      <w:hyperlink r:id="rId59">
+        <w:r>
+          <w:rPr>
+            <w:lang w:val="zh_TW" w:bidi="zh_TW"/>
+          </w:rPr>
+          <w:rPr>
+            <w:color w:val="0000EE"/>
+            <w:u w:val="single"/>
+          </w:rPr>
+          <w:t>詩篇99:7</w:t>
+        </w:r>
+      </w:hyperlink>
+      <w:r>
+        <w:rPr>
+          <w:lang w:val="zh_TW" w:bidi="zh_TW"/>
+        </w:rPr>
+        <w:t>）。在百姓悖逆的時刻（</w:t>
+      </w:r>
+      <w:hyperlink r:id="rId60">
+        <w:r>
+          <w:rPr>
+            <w:lang w:val="zh_TW" w:bidi="zh_TW"/>
+          </w:rPr>
+          <w:rPr>
+            <w:color w:val="0000EE"/>
+            <w:u w:val="single"/>
+          </w:rPr>
+          <w:t>出埃及記16:10</w:t>
+        </w:r>
+      </w:hyperlink>
+      <w:r>
+        <w:rPr>
+          <w:lang w:val="zh_TW" w:bidi="zh_TW"/>
+        </w:rPr>
+        <w:t>；</w:t>
+      </w:r>
+      <w:hyperlink r:id="rId61">
+        <w:r>
+          <w:rPr>
+            <w:lang w:val="zh_TW" w:bidi="zh_TW"/>
+          </w:rPr>
+          <w:rPr>
+            <w:color w:val="0000EE"/>
+            <w:u w:val="single"/>
+          </w:rPr>
+          <w:t>民數記14:10</w:t>
+        </w:r>
+      </w:hyperlink>
+      <w:r>
+        <w:rPr>
+          <w:lang w:val="zh_TW" w:bidi="zh_TW"/>
+        </w:rPr>
+        <w:t>，</w:t>
+      </w:r>
+      <w:hyperlink r:id="rId62">
+        <w:r>
+          <w:rPr>
+            <w:lang w:val="zh_TW" w:bidi="zh_TW"/>
+          </w:rPr>
+          <w:rPr>
+            <w:color w:val="0000EE"/>
+            <w:u w:val="single"/>
+          </w:rPr>
+          <w:t>16:42–43</w:t>
+        </w:r>
+      </w:hyperlink>
+      <w:r>
+        <w:rPr>
+          <w:lang w:val="zh_TW" w:bidi="zh_TW"/>
+        </w:rPr>
+        <w:t>），當亞倫和米利暗與摩西爭吵時（</w:t>
+      </w:r>
+      <w:hyperlink r:id="rId63">
+        <w:r>
+          <w:rPr>
+            <w:lang w:val="zh_TW" w:bidi="zh_TW"/>
+          </w:rPr>
+          <w:rPr>
+            <w:color w:val="0000EE"/>
+            <w:u w:val="single"/>
+          </w:rPr>
+          <w:t>民數記12:1–15</w:t>
+        </w:r>
+      </w:hyperlink>
+      <w:r>
+        <w:rPr>
+          <w:lang w:val="zh_TW" w:bidi="zh_TW"/>
+        </w:rPr>
+        <w:t>），以及揀選七十位長老時，祂在西奈的密雲中說話（</w:t>
+      </w:r>
+      <w:hyperlink r:id="rId64">
+        <w:r>
+          <w:rPr>
+            <w:lang w:val="zh_TW" w:bidi="zh_TW"/>
+          </w:rPr>
+          <w:rPr>
+            <w:color w:val="0000EE"/>
+            <w:u w:val="single"/>
+          </w:rPr>
+          <w:t>出埃及記19:9、16</w:t>
+        </w:r>
+      </w:hyperlink>
+      <w:r>
+        <w:rPr>
+          <w:lang w:val="zh_TW" w:bidi="zh_TW"/>
+        </w:rPr>
+        <w:t>；</w:t>
+      </w:r>
+      <w:hyperlink r:id="rId65">
+        <w:r>
+          <w:rPr>
+            <w:lang w:val="zh_TW" w:bidi="zh_TW"/>
+          </w:rPr>
+          <w:rPr>
+            <w:color w:val="0000EE"/>
+            <w:u w:val="single"/>
+          </w:rPr>
+          <w:t>34:1–25</w:t>
+        </w:r>
+      </w:hyperlink>
+      <w:r>
+        <w:rPr>
+          <w:lang w:val="zh_TW" w:bidi="zh_TW"/>
+        </w:rPr>
+        <w:t>；</w:t>
+      </w:r>
+      <w:hyperlink r:id="rId66">
+        <w:r>
+          <w:rPr>
+            <w:lang w:val="zh_TW" w:bidi="zh_TW"/>
+          </w:rPr>
+          <w:rPr>
+            <w:color w:val="0000EE"/>
+            <w:u w:val="single"/>
+          </w:rPr>
+          <w:t>申命記4:11–12</w:t>
+        </w:r>
+      </w:hyperlink>
+      <w:r>
+        <w:rPr>
+          <w:lang w:val="zh_TW" w:bidi="zh_TW"/>
+        </w:rPr>
+        <w:t>，</w:t>
+      </w:r>
+      <w:hyperlink r:id="rId67">
+        <w:r>
+          <w:rPr>
+            <w:lang w:val="zh_TW" w:bidi="zh_TW"/>
+          </w:rPr>
+          <w:rPr>
+            <w:color w:val="0000EE"/>
+            <w:u w:val="single"/>
+          </w:rPr>
+          <w:t>5:22</w:t>
+        </w:r>
+      </w:hyperlink>
+      <w:r>
+        <w:rPr>
+          <w:lang w:val="zh_TW" w:bidi="zh_TW"/>
+        </w:rPr>
+        <w:t>）。只有摩西能直接聽到神的話，當摩西進會幕時，「</w:t>
+      </w:r>
+      <w:r>
+        <w:rPr>
+          <w:lang w:val="zh_TW" w:bidi="zh_TW"/>
+        </w:rPr>
+        <w:t>雲柱降下來，立在 會幕的門前， 耶和華便與 摩西說話</w:t>
+      </w:r>
+      <w:r>
+        <w:rPr>
+          <w:lang w:val="zh_TW" w:bidi="zh_TW"/>
+        </w:rPr>
+        <w:t>」（</w:t>
+      </w:r>
+      <w:hyperlink r:id="rId68">
+        <w:r>
+          <w:rPr>
+            <w:lang w:val="zh_TW" w:bidi="zh_TW"/>
+          </w:rPr>
+          <w:rPr>
+            <w:color w:val="0000EE"/>
+            <w:u w:val="single"/>
+          </w:rPr>
+          <w:t>出埃及記33:9</w:t>
+        </w:r>
+      </w:hyperlink>
+      <w:r>
+        <w:rPr>
+          <w:lang w:val="zh_TW" w:bidi="zh_TW"/>
+        </w:rPr>
+        <w:t>）。摩西去世時，神出現在雲柱中談及民族的未來（</w:t>
+      </w:r>
+      <w:hyperlink r:id="rId69">
+        <w:r>
+          <w:rPr>
+            <w:lang w:val="zh_TW" w:bidi="zh_TW"/>
+          </w:rPr>
+          <w:rPr>
+            <w:color w:val="0000EE"/>
+            <w:u w:val="single"/>
+          </w:rPr>
+          <w:t>申命記31:14–29</w:t>
+        </w:r>
+      </w:hyperlink>
+      <w:r>
+        <w:rPr>
+          <w:lang w:val="zh_TW" w:bidi="zh_TW"/>
+        </w:rPr>
+        <w:t>）。</w:t>
+      </w:r>
+    </w:p>
+    <w:p>
+      <w:pPr>
+        <w:pStyle w:val="Heading3"/>
+      </w:pPr>
+      <w:r>
+        <w:rPr>
+          <w:lang w:val="zh_TW" w:bidi="zh_TW"/>
+        </w:rPr>
+        <w:t>類似的神顯現</w:t>
+      </w:r>
+    </w:p>
+    <w:p>
+      <w:pPr/>
+      <w:r>
+        <w:rPr>
+          <w:lang w:val="zh_TW" w:bidi="zh_TW"/>
+        </w:rPr>
+      </w:r>
+      <w:r>
+        <w:rPr>
+          <w:lang w:val="zh_TW" w:bidi="zh_TW"/>
+        </w:rPr>
+        <w:t>神的其他顯現與雲、火和光有關：</w:t>
+      </w:r>
+    </w:p>
+    <w:p>
+      <w:pPr>
+        <w:pStyle w:val="ListBullet"/>
+        <w:spacing w:line="240" w:lineRule="auto"/>
+        <w:ind w:left="720"/>
+      </w:pPr>
+      <w:r>
+        <w:rPr>
+          <w:lang w:val="zh_TW" w:bidi="zh_TW"/>
+        </w:rPr>
+      </w:r>
+      <w:r>
+        <w:rPr>
+          <w:lang w:val="zh_TW" w:bidi="zh_TW"/>
+        </w:rPr>
+        <w:t>以西結看見一朵大雲，</w:t>
+      </w:r>
+      <w:r>
+        <w:rPr>
+          <w:lang w:val="zh_TW" w:bidi="zh_TW"/>
+        </w:rPr>
+        <w:t>包括閃爍火，周圍有光輝</w:t>
+      </w:r>
+      <w:r>
+        <w:rPr>
+          <w:lang w:val="zh_TW" w:bidi="zh_TW"/>
+        </w:rPr>
+        <w:t>（</w:t>
+      </w:r>
+      <w:hyperlink r:id="rId70">
+        <w:r>
+          <w:rPr>
+            <w:lang w:val="zh_TW" w:bidi="zh_TW"/>
+          </w:rPr>
+          <w:rPr>
+            <w:color w:val="0000EE"/>
+            <w:u w:val="single"/>
+          </w:rPr>
+          <w:t>以西結書1:4</w:t>
+        </w:r>
+      </w:hyperlink>
+      <w:r>
+        <w:rPr>
+          <w:lang w:val="zh_TW" w:bidi="zh_TW"/>
+        </w:rPr>
+        <w:t>）。在雲中，他看見火、服事神的活物、神的寶座和神的同在（</w:t>
+      </w:r>
+      <w:hyperlink r:id="rId71">
+        <w:r>
+          <w:rPr>
+            <w:lang w:val="zh_TW" w:bidi="zh_TW"/>
+          </w:rPr>
+          <w:rPr>
+            <w:color w:val="0000EE"/>
+            <w:u w:val="single"/>
+          </w:rPr>
+          <w:t>以西結書1:5–28</w:t>
+        </w:r>
+      </w:hyperlink>
+      <w:r>
+        <w:rPr>
+          <w:lang w:val="zh_TW" w:bidi="zh_TW"/>
+        </w:rPr>
+        <w:t>）。他也看見神的榮耀離開，後來又回到聖殿（</w:t>
+      </w:r>
+      <w:hyperlink r:id="rId72">
+        <w:r>
+          <w:rPr>
+            <w:lang w:val="zh_TW" w:bidi="zh_TW"/>
+          </w:rPr>
+          <w:rPr>
+            <w:color w:val="0000EE"/>
+            <w:u w:val="single"/>
+          </w:rPr>
+          <w:t>以西結書10</w:t>
+        </w:r>
+      </w:hyperlink>
+      <w:r>
+        <w:rPr>
+          <w:lang w:val="zh_TW" w:bidi="zh_TW"/>
+        </w:rPr>
+        <w:t>，</w:t>
+      </w:r>
+      <w:hyperlink r:id="rId73">
+        <w:r>
+          <w:rPr>
+            <w:lang w:val="zh_TW" w:bidi="zh_TW"/>
+          </w:rPr>
+          <w:rPr>
+            <w:color w:val="0000EE"/>
+            <w:u w:val="single"/>
+          </w:rPr>
+          <w:t>43</w:t>
+        </w:r>
+      </w:hyperlink>
+      <w:r>
+        <w:rPr>
+          <w:lang w:val="zh_TW" w:bidi="zh_TW"/>
+        </w:rPr>
+        <w:t>）。</w:t>
+      </w:r>
+    </w:p>
+    <w:p>
+      <w:pPr>
+        <w:pStyle w:val="ListBullet"/>
+        <w:spacing w:line="240" w:lineRule="auto"/>
+        <w:ind w:left="720"/>
+      </w:pPr>
+      <w:r>
+        <w:rPr>
+          <w:lang w:val="zh_TW" w:bidi="zh_TW"/>
+        </w:rPr>
+      </w:r>
+      <w:r>
+        <w:rPr>
+          <w:lang w:val="zh_TW" w:bidi="zh_TW"/>
+        </w:rPr>
+        <w:t>但以理看見「</w:t>
+      </w:r>
+      <w:r>
+        <w:rPr>
+          <w:lang w:val="zh_TW" w:bidi="zh_TW"/>
+        </w:rPr>
+        <w:t>一位像人子的， 駕着天雲而來</w:t>
+      </w:r>
+      <w:r>
+        <w:rPr>
+          <w:lang w:val="zh_TW" w:bidi="zh_TW"/>
+        </w:rPr>
+        <w:t>」，領受權柄、榮耀和能力（</w:t>
+      </w:r>
+      <w:hyperlink r:id="rId74">
+        <w:r>
+          <w:rPr>
+            <w:lang w:val="zh_TW" w:bidi="zh_TW"/>
+          </w:rPr>
+          <w:rPr>
+            <w:color w:val="0000EE"/>
+            <w:u w:val="single"/>
+          </w:rPr>
+          <w:t>但以理書7:13</w:t>
+        </w:r>
+      </w:hyperlink>
+      <w:r>
+        <w:rPr>
+          <w:lang w:val="zh_TW" w:bidi="zh_TW"/>
+        </w:rPr>
+        <w:t>）。耶穌在福音書中常常稱自己為「人子」。</w:t>
+      </w:r>
+    </w:p>
+    <w:p>
+      <w:pPr>
+        <w:pStyle w:val="ListBullet"/>
+        <w:spacing w:line="240" w:lineRule="auto"/>
+        <w:ind w:left="720"/>
+      </w:pPr>
+      <w:r>
+        <w:rPr>
+          <w:lang w:val="zh_TW" w:bidi="zh_TW"/>
+        </w:rPr>
+      </w:r>
+      <w:r>
+        <w:rPr>
+          <w:lang w:val="zh_TW" w:bidi="zh_TW"/>
+        </w:rPr>
+        <w:t>在變像山上，耶穌彰顯了祂的榮耀，雲彩籠罩著耶穌（</w:t>
+      </w:r>
+      <w:hyperlink r:id="rId75">
+        <w:r>
+          <w:rPr>
+            <w:lang w:val="zh_TW" w:bidi="zh_TW"/>
+          </w:rPr>
+          <w:rPr>
+            <w:color w:val="0000EE"/>
+            <w:u w:val="single"/>
+          </w:rPr>
+          <w:t>馬太福音17:5</w:t>
+        </w:r>
+      </w:hyperlink>
+      <w:r>
+        <w:rPr>
+          <w:lang w:val="zh_TW" w:bidi="zh_TW"/>
+        </w:rPr>
+        <w:t>；</w:t>
+      </w:r>
+      <w:hyperlink r:id="rId76">
+        <w:r>
+          <w:rPr>
+            <w:lang w:val="zh_TW" w:bidi="zh_TW"/>
+          </w:rPr>
+          <w:rPr>
+            <w:color w:val="0000EE"/>
+            <w:u w:val="single"/>
+          </w:rPr>
+          <w:t>馬可福音9:7</w:t>
+        </w:r>
+      </w:hyperlink>
+      <w:r>
+        <w:rPr>
+          <w:lang w:val="zh_TW" w:bidi="zh_TW"/>
+        </w:rPr>
+        <w:t>；</w:t>
+      </w:r>
+      <w:hyperlink r:id="rId77">
+        <w:r>
+          <w:rPr>
+            <w:lang w:val="zh_TW" w:bidi="zh_TW"/>
+          </w:rPr>
+          <w:rPr>
+            <w:color w:val="0000EE"/>
+            <w:u w:val="single"/>
+          </w:rPr>
+          <w:t>路加福音9:34</w:t>
+        </w:r>
+      </w:hyperlink>
+      <w:r>
+        <w:rPr>
+          <w:lang w:val="zh_TW" w:bidi="zh_TW"/>
+        </w:rPr>
+        <w:t>）。</w:t>
+      </w:r>
+    </w:p>
+    <w:p>
+      <w:pPr>
+        <w:pStyle w:val="ListBullet"/>
+        <w:spacing w:line="240" w:lineRule="auto"/>
+        <w:ind w:left="720"/>
+      </w:pPr>
+      <w:r>
+        <w:rPr>
+          <w:lang w:val="zh_TW" w:bidi="zh_TW"/>
+        </w:rPr>
+      </w:r>
+      <w:r>
+        <w:rPr>
+          <w:lang w:val="zh_TW" w:bidi="zh_TW"/>
+        </w:rPr>
+        <w:t>耶穌升天時被雲彩接去，天使提醒使徒祂的應許，祂會以同樣的方式回來（</w:t>
+      </w:r>
+      <w:hyperlink r:id="rId78">
+        <w:r>
+          <w:rPr>
+            <w:lang w:val="zh_TW" w:bidi="zh_TW"/>
+          </w:rPr>
+          <w:rPr>
+            <w:color w:val="0000EE"/>
+            <w:u w:val="single"/>
+          </w:rPr>
+          <w:t>使徒行傳1:9–11</w:t>
+        </w:r>
+      </w:hyperlink>
+      <w:r>
+        <w:rPr>
+          <w:lang w:val="zh_TW" w:bidi="zh_TW"/>
+        </w:rPr>
+        <w:t>；見</w:t>
+      </w:r>
+      <w:hyperlink r:id="rId79">
+        <w:r>
+          <w:rPr>
+            <w:lang w:val="zh_TW" w:bidi="zh_TW"/>
+          </w:rPr>
+          <w:rPr>
+            <w:color w:val="0000EE"/>
+            <w:u w:val="single"/>
+          </w:rPr>
+          <w:t>馬太福音24:30</w:t>
+        </w:r>
+      </w:hyperlink>
+      <w:r>
+        <w:rPr>
+          <w:lang w:val="zh_TW" w:bidi="zh_TW"/>
+        </w:rPr>
+        <w:t>；</w:t>
+      </w:r>
+      <w:hyperlink r:id="rId80">
+        <w:r>
+          <w:rPr>
+            <w:lang w:val="zh_TW" w:bidi="zh_TW"/>
+          </w:rPr>
+          <w:rPr>
+            <w:color w:val="0000EE"/>
+            <w:u w:val="single"/>
+          </w:rPr>
+          <w:t>馬可福音13:26</w:t>
+        </w:r>
+      </w:hyperlink>
+      <w:r>
+        <w:rPr>
+          <w:lang w:val="zh_TW" w:bidi="zh_TW"/>
+        </w:rPr>
+        <w:t>；</w:t>
+      </w:r>
+      <w:hyperlink r:id="rId81">
+        <w:r>
+          <w:rPr>
+            <w:lang w:val="zh_TW" w:bidi="zh_TW"/>
+          </w:rPr>
+          <w:rPr>
+            <w:color w:val="0000EE"/>
+            <w:u w:val="single"/>
+          </w:rPr>
+          <w:t>路加福音21:27</w:t>
+        </w:r>
+      </w:hyperlink>
+      <w:r>
+        <w:rPr>
+          <w:lang w:val="zh_TW" w:bidi="zh_TW"/>
+        </w:rPr>
+        <w:t>；</w:t>
+      </w:r>
+      <w:hyperlink r:id="rId82">
+        <w:r>
+          <w:rPr>
+            <w:lang w:val="zh_TW" w:bidi="zh_TW"/>
+          </w:rPr>
+          <w:rPr>
+            <w:color w:val="0000EE"/>
+            <w:u w:val="single"/>
+          </w:rPr>
+          <w:t>啟示錄1:7</w:t>
+        </w:r>
+      </w:hyperlink>
+      <w:r>
+        <w:rPr>
+          <w:lang w:val="zh_TW" w:bidi="zh_TW"/>
+        </w:rPr>
+        <w:t>）。</w:t>
+      </w:r>
+    </w:p>
+    <w:p>
+      <w:pPr/>
+      <w:r>
+        <w:rPr>
+          <w:lang w:val="zh_TW" w:bidi="zh_TW"/>
+        </w:rPr>
+      </w:r>
+      <w:r>
+        <w:rPr>
+          <w:i/>
+          <w:lang w:val="zh_TW" w:bidi="zh_TW"/>
+        </w:rPr>
+        <w:t>另見</w:t>
+      </w:r>
+      <w:r>
+        <w:rPr>
+          <w:lang w:val="zh_TW" w:bidi="zh_TW"/>
+        </w:rPr>
+        <w:t xml:space="preserve"> </w:t>
+      </w:r>
+      <w:r>
+        <w:rPr>
+          <w:lang w:val="zh_TW" w:bidi="zh_TW"/>
+        </w:rPr>
+        <w:t>榮耀</w:t>
+      </w:r>
+      <w:r>
+        <w:rPr>
+          <w:lang w:val="zh_TW" w:bidi="zh_TW"/>
+        </w:rPr>
+        <w:t>、</w:t>
+      </w:r>
+      <w:r>
+        <w:rPr>
+          <w:lang w:val="zh_TW" w:bidi="zh_TW"/>
+        </w:rPr>
+        <w:t>舍吉拿（Shekinah）</w:t>
+      </w:r>
+      <w:r>
+        <w:rPr>
+          <w:lang w:val="zh_TW" w:bidi="zh_TW"/>
+        </w:rPr>
+        <w:t>、</w:t>
+      </w:r>
+      <w:r>
+        <w:rPr>
+          <w:lang w:val="zh_TW" w:bidi="zh_TW"/>
+        </w:rPr>
+        <w:t>神顯現</w:t>
       </w:r>
       <w:r>
         <w:rPr>
@@ -2226,6 +4170,12 @@
   </w:num>
   <w:num w:numId="13" w16cid:durableId="592781308">
     <w:abstractNumId w:val="11"/>
+  </w:num>
+  <w:num w:numId="14">
+    <w:abstractNumId w:val="3"/>
+    <w:lvlOverride w:ilvl="0">
+      <w:startOverride w:val="1"/>
+    </w:lvlOverride>
   </w:num>
   <w:numIdMacAtCleanup w:val="10"/>
 </w:numbering>

--- a/zht/docx/062.content.docx
+++ b/zht/docx/062.content.docx
@@ -149,7 +149,7 @@
         <w:rPr>
           <w:lang w:val="zh_TW" w:bidi="zh_TW"/>
         </w:rPr>
-        <w:t>huo</w:t>
+        <w:t>hun</w:t>
       </w:r>
       <w:r>
         <w:rPr>
@@ -212,7 +212,7 @@
         <w:rPr>
           <w:lang w:val="zh_TW" w:bidi="zh_TW"/>
         </w:rPr>
-        <w:t>火的洗禮</w:t>
+        <w:t>婚姻、婚姻習俗</w:t>
       </w:r>
       <w:r>
         <w:rPr>
@@ -231,115 +231,7 @@
         <w:rPr>
           <w:lang w:val="zh_TW" w:bidi="zh_TW"/>
         </w:rPr>
-        <w:t>施洗約翰使用的隱喻。約翰期待著要「用聖靈與火……施洗」的那一位（</w:t>
-      </w:r>
-      <w:hyperlink r:id="rId13">
-        <w:r>
-          <w:rPr>
-            <w:lang w:val="zh_TW" w:bidi="zh_TW"/>
-          </w:rPr>
-          <w:rPr>
-            <w:color w:val="0000EE"/>
-            <w:u w:val="single"/>
-          </w:rPr>
-          <w:t>太3:11</w:t>
-        </w:r>
-      </w:hyperlink>
-      <w:r>
-        <w:rPr>
-          <w:lang w:val="zh_TW" w:bidi="zh_TW"/>
-        </w:rPr>
-        <w:t>；</w:t>
-      </w:r>
-      <w:hyperlink r:id="rId14">
-        <w:r>
-          <w:rPr>
-            <w:lang w:val="zh_TW" w:bidi="zh_TW"/>
-          </w:rPr>
-          <w:rPr>
-            <w:color w:val="0000EE"/>
-            <w:u w:val="single"/>
-          </w:rPr>
-          <w:t>路3:16</w:t>
-        </w:r>
-      </w:hyperlink>
-      <w:r>
-        <w:rPr>
-          <w:lang w:val="zh_TW" w:bidi="zh_TW"/>
-        </w:rPr>
-        <w:t>）。在這個語境中，火意味著審判，這審判將煉淨那些悔改的人（參</w:t>
-      </w:r>
-      <w:hyperlink r:id="rId15">
-        <w:r>
-          <w:rPr>
-            <w:lang w:val="zh_TW" w:bidi="zh_TW"/>
-          </w:rPr>
-          <w:rPr>
-            <w:color w:val="0000EE"/>
-            <w:u w:val="single"/>
-          </w:rPr>
-          <w:t>賽4:4</w:t>
-        </w:r>
-      </w:hyperlink>
-      <w:r>
-        <w:rPr>
-          <w:lang w:val="zh_TW" w:bidi="zh_TW"/>
-        </w:rPr>
-        <w:t>；</w:t>
-      </w:r>
-      <w:hyperlink r:id="rId16">
-        <w:r>
-          <w:rPr>
-            <w:lang w:val="zh_TW" w:bidi="zh_TW"/>
-          </w:rPr>
-          <w:rPr>
-            <w:color w:val="0000EE"/>
-            <w:u w:val="single"/>
-          </w:rPr>
-          <w:t>瑪3:2–3</w:t>
-        </w:r>
-      </w:hyperlink>
-      <w:r>
-        <w:rPr>
-          <w:lang w:val="zh_TW" w:bidi="zh_TW"/>
-        </w:rPr>
-        <w:t>），並燒盡那些不悔改的人（</w:t>
-      </w:r>
-      <w:hyperlink r:id="rId17">
-        <w:r>
-          <w:rPr>
-            <w:lang w:val="zh_TW" w:bidi="zh_TW"/>
-          </w:rPr>
-          <w:rPr>
-            <w:color w:val="0000EE"/>
-            <w:u w:val="single"/>
-          </w:rPr>
-          <w:t>瑪4:1</w:t>
-        </w:r>
-      </w:hyperlink>
-      <w:r>
-        <w:rPr>
-          <w:lang w:val="zh_TW" w:bidi="zh_TW"/>
-        </w:rPr>
-        <w:t>；</w:t>
-      </w:r>
-      <w:hyperlink r:id="rId18">
-        <w:r>
-          <w:rPr>
-            <w:lang w:val="zh_TW" w:bidi="zh_TW"/>
-          </w:rPr>
-          <w:rPr>
-            <w:color w:val="0000EE"/>
-            <w:u w:val="single"/>
-          </w:rPr>
-          <w:t>太3:10、12</w:t>
-        </w:r>
-      </w:hyperlink>
-      <w:r>
-        <w:rPr>
-          <w:lang w:val="zh_TW" w:bidi="zh_TW"/>
-        </w:rPr>
-        <w:t>）。</w:t>
+        <w:t>在各個文化中所實踐的男女間的婚姻。</w:t>
       </w:r>
     </w:p>
     <w:p>
@@ -353,43 +245,25 @@
         <w:rPr>
           <w:lang w:val="zh_TW" w:bidi="zh_TW"/>
         </w:rPr>
-        <w:t>先知和天啟文學的作者經常提到，在新時代來臨之前，需要經歷一段困難與苦難時期。他們稱這段時期為「彌賽亞的災難」、「彌賽亞的產痛」、「火的河」。類似於約翰的思想見於</w:t>
-      </w:r>
-      <w:hyperlink r:id="rId19">
-        <w:r>
-          <w:rPr>
-            <w:lang w:val="zh_TW" w:bidi="zh_TW"/>
-          </w:rPr>
-          <w:rPr>
-            <w:color w:val="0000EE"/>
-            <w:u w:val="single"/>
-          </w:rPr>
-          <w:t>以賽亞書三十章27至28節</w:t>
-        </w:r>
-      </w:hyperlink>
-      <w:r>
-        <w:rPr>
-          <w:lang w:val="zh_TW" w:bidi="zh_TW"/>
-        </w:rPr>
-        <w:t>和經外文獻</w:t>
-      </w:r>
-      <w:hyperlink r:id="rId20">
-        <w:r>
-          <w:rPr>
-            <w:lang w:val="zh_TW" w:bidi="zh_TW"/>
-          </w:rPr>
-          <w:rPr>
-            <w:color w:val="0000EE"/>
-            <w:u w:val="single"/>
-          </w:rPr>
-          <w:t>以斯拉二書十三章10至11節</w:t>
-        </w:r>
-      </w:hyperlink>
-      <w:r>
-        <w:rPr>
-          <w:lang w:val="zh_TW" w:bidi="zh_TW"/>
-        </w:rPr>
-        <w:t>。施洗約翰可能使用了這些概念，並通過他洗禮的行動表達出來。他所用的片語「用火施洗」或許是指一種使人潔淨的審判，這種審判會帶來新時代並將人帶入其中。</w:t>
+        <w:t>婚姻的概念是由神所設立的，祂指示亞當：男人應當離開父母，與妻子聯合，二人成為一體（</w:t>
+      </w:r>
+      <w:hyperlink r:id="rId13">
+        <w:r>
+          <w:rPr>
+            <w:lang w:val="zh_TW" w:bidi="zh_TW"/>
+          </w:rPr>
+          <w:rPr>
+            <w:color w:val="0000EE"/>
+            <w:u w:val="single"/>
+          </w:rPr>
+          <w:t>創2:24</w:t>
+        </w:r>
+      </w:hyperlink>
+      <w:r>
+        <w:rPr>
+          <w:lang w:val="zh_TW" w:bidi="zh_TW"/>
+        </w:rPr>
+        <w:t>）。</w:t>
       </w:r>
     </w:p>
     <w:p>
@@ -403,43 +277,7 @@
         <w:rPr>
           <w:lang w:val="zh_TW" w:bidi="zh_TW"/>
         </w:rPr>
-        <w:t>聖經沒有再提到火的洗禮。馬可福音和約翰福音縮短了施洗約翰的講道內容，並未提及任何有關審判的內容。在五旬節，聖靈降臨在耶穌的跟隨者身上後，施洗約翰的水洗被視為在聖靈的洗禮中得以實現。然而，耶穌似乎同意約翰對火的潔淨作用的信念（</w:t>
-      </w:r>
-      <w:hyperlink r:id="rId21">
-        <w:r>
-          <w:rPr>
-            <w:lang w:val="zh_TW" w:bidi="zh_TW"/>
-          </w:rPr>
-          <w:rPr>
-            <w:color w:val="0000EE"/>
-            <w:u w:val="single"/>
-          </w:rPr>
-          <w:t>可9:49</w:t>
-        </w:r>
-      </w:hyperlink>
-      <w:r>
-        <w:rPr>
-          <w:lang w:val="zh_TW" w:bidi="zh_TW"/>
-        </w:rPr>
-        <w:t>）。祂將自己的死亡比作一場洗禮，並可能包括這種火（</w:t>
-      </w:r>
-      <w:hyperlink r:id="rId22">
-        <w:r>
-          <w:rPr>
-            <w:lang w:val="zh_TW" w:bidi="zh_TW"/>
-          </w:rPr>
-          <w:rPr>
-            <w:color w:val="0000EE"/>
-            <w:u w:val="single"/>
-          </w:rPr>
-          <w:t>路12:49–50</w:t>
-        </w:r>
-      </w:hyperlink>
-      <w:r>
-        <w:rPr>
-          <w:lang w:val="zh_TW" w:bidi="zh_TW"/>
-        </w:rPr>
-        <w:t>）。耶穌的死亡被視為為他人承受火的洗禮。</w:t>
+        <w:t>在舊約中提到幾種形式的婚姻，其中最早的似乎是基於母系原則。雖然在青銅器時代中期和早期君主制中，似乎有一些證據支持這一點，因母親的角色，在埃及與其它地方對於血統的決定仍十分重要，但對於早期是否應用母系原則這點，仍難以確定。</w:t>
       </w:r>
     </w:p>
     <w:p>
@@ -453,73 +291,43 @@
         <w:rPr>
           <w:lang w:val="zh_TW" w:bidi="zh_TW"/>
         </w:rPr>
-        <w:t>使徒保羅也提到受洗歸入基督即是受洗歸入基督的死（</w:t>
-      </w:r>
-      <w:hyperlink r:id="rId23">
-        <w:r>
-          <w:rPr>
-            <w:lang w:val="zh_TW" w:bidi="zh_TW"/>
-          </w:rPr>
-          <w:rPr>
-            <w:color w:val="0000EE"/>
-            <w:u w:val="single"/>
-          </w:rPr>
-          <w:t>羅6:3</w:t>
-        </w:r>
-      </w:hyperlink>
-      <w:r>
-        <w:rPr>
-          <w:lang w:val="zh_TW" w:bidi="zh_TW"/>
-        </w:rPr>
-        <w:t>）。因此，約翰對於悔改之人的火的洗禮的煉淨概念，最貼切的應驗是在信徒與基督的死聯合並分享祂的苦難時。只有這樣，他們才能完全分享基督復活的榮耀（</w:t>
-      </w:r>
-      <w:hyperlink r:id="rId24">
-        <w:r>
-          <w:rPr>
-            <w:lang w:val="zh_TW" w:bidi="zh_TW"/>
-          </w:rPr>
-          <w:rPr>
-            <w:color w:val="0000EE"/>
-            <w:u w:val="single"/>
-          </w:rPr>
-          <w:t>羅6:5，</w:t>
-        </w:r>
-      </w:hyperlink>
-      <w:hyperlink r:id="rId25">
-        <w:r>
-          <w:rPr>
-            <w:lang w:val="zh_TW" w:bidi="zh_TW"/>
-          </w:rPr>
-          <w:rPr>
-            <w:color w:val="0000EE"/>
-            <w:u w:val="single"/>
-          </w:rPr>
-          <w:t>8:17–23</w:t>
-        </w:r>
-      </w:hyperlink>
-      <w:r>
-        <w:rPr>
-          <w:lang w:val="zh_TW" w:bidi="zh_TW"/>
-        </w:rPr>
-        <w:t>；</w:t>
-      </w:r>
-      <w:hyperlink r:id="rId26">
-        <w:r>
-          <w:rPr>
-            <w:lang w:val="zh_TW" w:bidi="zh_TW"/>
-          </w:rPr>
-          <w:rPr>
-            <w:color w:val="0000EE"/>
-            <w:u w:val="single"/>
-          </w:rPr>
-          <w:t>腓3:10–11</w:t>
-        </w:r>
-      </w:hyperlink>
-      <w:r>
-        <w:rPr>
-          <w:lang w:val="zh_TW" w:bidi="zh_TW"/>
-        </w:rPr>
-        <w:t>）。</w:t>
+        <w:t>新娘結婚後通常會離開她的父母，與她丈夫的家族一起生活，就像利百加所做的（</w:t>
+      </w:r>
+      <w:hyperlink r:id="rId14">
+        <w:r>
+          <w:rPr>
+            <w:lang w:val="zh_TW" w:bidi="zh_TW"/>
+          </w:rPr>
+          <w:rPr>
+            <w:color w:val="0000EE"/>
+            <w:u w:val="single"/>
+          </w:rPr>
+          <w:t>創24:58–59</w:t>
+        </w:r>
+      </w:hyperlink>
+      <w:r>
+        <w:rPr>
+          <w:lang w:val="zh_TW" w:bidi="zh_TW"/>
+        </w:rPr>
+        <w:t>）。片語「娶妻」源自一個意指「成為主人」的字根（</w:t>
+      </w:r>
+      <w:hyperlink r:id="rId15">
+        <w:r>
+          <w:rPr>
+            <w:lang w:val="zh_TW" w:bidi="zh_TW"/>
+          </w:rPr>
+          <w:rPr>
+            <w:color w:val="0000EE"/>
+            <w:u w:val="single"/>
+          </w:rPr>
+          <w:t>申21:13</w:t>
+        </w:r>
+      </w:hyperlink>
+      <w:r>
+        <w:rPr>
+          <w:lang w:val="zh_TW" w:bidi="zh_TW"/>
+        </w:rPr>
+        <w:t>），而妻子經常將她的丈夫視為主人，並稱呼他為主人。</w:t>
       </w:r>
     </w:p>
     <w:p>
@@ -531,50 +339,225 @@
       </w:r>
       <w:r>
         <w:rPr>
-          <w:i/>
-          <w:lang w:val="zh_TW" w:bidi="zh_TW"/>
-        </w:rPr>
-        <w:t>另見</w:t>
-      </w:r>
-      <w:r>
-        <w:rPr>
-          <w:lang w:val="zh_TW" w:bidi="zh_TW"/>
-        </w:rPr>
-        <w:t xml:space="preserve"> </w:t>
-      </w:r>
-      <w:r>
-        <w:rPr>
-          <w:lang w:val="zh_TW" w:bidi="zh_TW"/>
-        </w:rPr>
-        <w:t>洗禮</w:t>
-      </w:r>
+          <w:lang w:val="zh_TW" w:bidi="zh_TW"/>
+        </w:rPr>
+        <w:t>希伯來家譜列表顯示，血統是通過男性血緣來計算的（</w:t>
+      </w:r>
+      <w:hyperlink r:id="rId16">
+        <w:r>
+          <w:rPr>
+            <w:lang w:val="zh_TW" w:bidi="zh_TW"/>
+          </w:rPr>
+          <w:rPr>
+            <w:color w:val="0000EE"/>
+            <w:u w:val="single"/>
+          </w:rPr>
+          <w:t>創5:10</w:t>
+        </w:r>
+      </w:hyperlink>
+      <w:r>
+        <w:rPr>
+          <w:lang w:val="zh_TW" w:bidi="zh_TW"/>
+        </w:rPr>
+        <w:t>，</w:t>
+      </w:r>
+      <w:hyperlink r:id="rId17">
+        <w:r>
+          <w:rPr>
+            <w:lang w:val="zh_TW" w:bidi="zh_TW"/>
+          </w:rPr>
+          <w:rPr>
+            <w:color w:val="0000EE"/>
+            <w:u w:val="single"/>
+          </w:rPr>
+          <w:t>36:9–43</w:t>
+        </w:r>
+      </w:hyperlink>
       <w:r>
         <w:rPr>
           <w:lang w:val="zh_TW" w:bidi="zh_TW"/>
         </w:rPr>
         <w:t>；</w:t>
       </w:r>
-      <w:r>
-        <w:rPr>
-          <w:lang w:val="zh_TW" w:bidi="zh_TW"/>
-        </w:rPr>
-        <w:t>聖靈的洗禮</w:t>
-      </w:r>
-      <w:r>
-        <w:rPr>
-          <w:lang w:val="zh_TW" w:bidi="zh_TW"/>
-        </w:rPr>
-        <w:t>。</w:t>
-      </w:r>
-      <w:r>
-        <w:rPr>
-          <w:lang w:val="zh_TW" w:bidi="zh_TW"/>
-        </w:rPr>
-      </w:r>
-      <w:r>
-        <w:rPr>
-          <w:lang w:val="zh_TW" w:bidi="zh_TW"/>
-        </w:rPr>
+      <w:hyperlink r:id="rId18">
+        <w:r>
+          <w:rPr>
+            <w:lang w:val="zh_TW" w:bidi="zh_TW"/>
+          </w:rPr>
+          <w:rPr>
+            <w:color w:val="0000EE"/>
+            <w:u w:val="single"/>
+          </w:rPr>
+          <w:t>民1:1–15</w:t>
+        </w:r>
+      </w:hyperlink>
+      <w:r>
+        <w:rPr>
+          <w:lang w:val="zh_TW" w:bidi="zh_TW"/>
+        </w:rPr>
+        <w:t>；</w:t>
+      </w:r>
+      <w:hyperlink r:id="rId19">
+        <w:r>
+          <w:rPr>
+            <w:lang w:val="zh_TW" w:bidi="zh_TW"/>
+          </w:rPr>
+          <w:rPr>
+            <w:color w:val="0000EE"/>
+            <w:u w:val="single"/>
+          </w:rPr>
+          <w:t>得4:18–22</w:t>
+        </w:r>
+      </w:hyperlink>
+      <w:r>
+        <w:rPr>
+          <w:lang w:val="zh_TW" w:bidi="zh_TW"/>
+        </w:rPr>
+        <w:t>；</w:t>
+      </w:r>
+      <w:hyperlink r:id="rId20">
+        <w:r>
+          <w:rPr>
+            <w:lang w:val="zh_TW" w:bidi="zh_TW"/>
+          </w:rPr>
+          <w:rPr>
+            <w:color w:val="0000EE"/>
+            <w:u w:val="single"/>
+          </w:rPr>
+          <w:t>代上1:1–9</w:t>
+        </w:r>
+      </w:hyperlink>
+      <w:r>
+        <w:rPr>
+          <w:lang w:val="zh_TW" w:bidi="zh_TW"/>
+        </w:rPr>
+        <w:t>）。而擁有對孩子命名的重要權力表示對該孩子的權柄，在聖經中幾乎是由父親和母親共同行使的（參：</w:t>
+      </w:r>
+      <w:hyperlink r:id="rId21">
+        <w:r>
+          <w:rPr>
+            <w:lang w:val="zh_TW" w:bidi="zh_TW"/>
+          </w:rPr>
+          <w:rPr>
+            <w:color w:val="0000EE"/>
+            <w:u w:val="single"/>
+          </w:rPr>
+          <w:t>創4:1、25–26</w:t>
+        </w:r>
+      </w:hyperlink>
+      <w:r>
+        <w:rPr>
+          <w:lang w:val="zh_TW" w:bidi="zh_TW"/>
+        </w:rPr>
+        <w:t>，</w:t>
+      </w:r>
+      <w:hyperlink r:id="rId22">
+        <w:r>
+          <w:rPr>
+            <w:lang w:val="zh_TW" w:bidi="zh_TW"/>
+          </w:rPr>
+          <w:rPr>
+            <w:color w:val="0000EE"/>
+            <w:u w:val="single"/>
+          </w:rPr>
+          <w:t>5:29</w:t>
+        </w:r>
+      </w:hyperlink>
+      <w:r>
+        <w:rPr>
+          <w:lang w:val="zh_TW" w:bidi="zh_TW"/>
+        </w:rPr>
+        <w:t>，</w:t>
+      </w:r>
+      <w:hyperlink r:id="rId23">
+        <w:r>
+          <w:rPr>
+            <w:lang w:val="zh_TW" w:bidi="zh_TW"/>
+          </w:rPr>
+          <w:rPr>
+            <w:color w:val="0000EE"/>
+            <w:u w:val="single"/>
+          </w:rPr>
+          <w:t>35:18</w:t>
+        </w:r>
+      </w:hyperlink>
+      <w:r>
+        <w:rPr>
+          <w:lang w:val="zh_TW" w:bidi="zh_TW"/>
+        </w:rPr>
+        <w:t>；</w:t>
+      </w:r>
+      <w:hyperlink r:id="rId24">
+        <w:r>
+          <w:rPr>
+            <w:lang w:val="zh_TW" w:bidi="zh_TW"/>
+          </w:rPr>
+          <w:rPr>
+            <w:color w:val="0000EE"/>
+            <w:u w:val="single"/>
+          </w:rPr>
+          <w:t>撒上1:20</w:t>
+        </w:r>
+      </w:hyperlink>
+      <w:r>
+        <w:rPr>
+          <w:lang w:val="zh_TW" w:bidi="zh_TW"/>
+        </w:rPr>
+        <w:t>，</w:t>
+      </w:r>
+      <w:hyperlink r:id="rId25">
+        <w:r>
+          <w:rPr>
+            <w:lang w:val="zh_TW" w:bidi="zh_TW"/>
+          </w:rPr>
+          <w:rPr>
+            <w:color w:val="0000EE"/>
+            <w:u w:val="single"/>
+          </w:rPr>
+          <w:t>4:21</w:t>
+        </w:r>
+      </w:hyperlink>
+      <w:r>
+        <w:rPr>
+          <w:lang w:val="zh_TW" w:bidi="zh_TW"/>
+        </w:rPr>
+        <w:t>；</w:t>
+      </w:r>
+      <w:hyperlink r:id="rId26">
+        <w:r>
+          <w:rPr>
+            <w:lang w:val="zh_TW" w:bidi="zh_TW"/>
+          </w:rPr>
+          <w:rPr>
+            <w:color w:val="0000EE"/>
+            <w:u w:val="single"/>
+          </w:rPr>
+          <w:t>賽8:3</w:t>
+        </w:r>
+      </w:hyperlink>
+      <w:r>
+        <w:rPr>
+          <w:lang w:val="zh_TW" w:bidi="zh_TW"/>
+        </w:rPr>
+        <w:t>；</w:t>
+      </w:r>
+      <w:hyperlink r:id="rId27">
+        <w:r>
+          <w:rPr>
+            <w:lang w:val="zh_TW" w:bidi="zh_TW"/>
+          </w:rPr>
+          <w:rPr>
+            <w:color w:val="0000EE"/>
+            <w:u w:val="single"/>
+          </w:rPr>
+          <w:t>何1:4–9</w:t>
+        </w:r>
+      </w:hyperlink>
+      <w:r>
+        <w:rPr>
+          <w:lang w:val="zh_TW" w:bidi="zh_TW"/>
+        </w:rPr>
+        <w:t>）。兒子經常以父親的名字命名，表達了他們是認同父親的。</w:t>
       </w:r>
     </w:p>
     <w:p>
@@ -584,21 +567,83 @@
           <w:lang w:val="zh_TW" w:bidi="zh_TW"/>
         </w:rPr>
       </w:r>
-    </w:p>
-    <w:p>
-      <w:pPr>
-        <w:pStyle w:val="Heading2"/>
-      </w:pPr>
-      <w:r>
-        <w:rPr>
-          <w:lang w:val="zh_TW" w:bidi="zh_TW"/>
-        </w:rPr>
-        <w:t>火湖</w:t>
-      </w:r>
-      <w:r>
-        <w:rPr>
-          <w:lang w:val="zh_TW" w:bidi="zh_TW"/>
-        </w:rPr>
+      <w:r>
+        <w:rPr>
+          <w:lang w:val="zh_TW" w:bidi="zh_TW"/>
+        </w:rPr>
+        <w:t>在父權社會中，父親是家庭中具權柄的角色。他的妻子和孩子被視為他的財產，與他對田地和牲畜的擁有權有些類似（</w:t>
+      </w:r>
+      <w:hyperlink r:id="rId28">
+        <w:r>
+          <w:rPr>
+            <w:lang w:val="zh_TW" w:bidi="zh_TW"/>
+          </w:rPr>
+          <w:rPr>
+            <w:color w:val="0000EE"/>
+            <w:u w:val="single"/>
+          </w:rPr>
+          <w:t>出20:17</w:t>
+        </w:r>
+      </w:hyperlink>
+      <w:r>
+        <w:rPr>
+          <w:lang w:val="zh_TW" w:bidi="zh_TW"/>
+        </w:rPr>
+        <w:t>；</w:t>
+      </w:r>
+      <w:hyperlink r:id="rId29">
+        <w:r>
+          <w:rPr>
+            <w:lang w:val="zh_TW" w:bidi="zh_TW"/>
+          </w:rPr>
+          <w:rPr>
+            <w:color w:val="0000EE"/>
+            <w:u w:val="single"/>
+          </w:rPr>
+          <w:t>申5:21</w:t>
+        </w:r>
+      </w:hyperlink>
+      <w:r>
+        <w:rPr>
+          <w:lang w:val="zh_TW" w:bidi="zh_TW"/>
+        </w:rPr>
+        <w:t>）。他有權賣掉他的女兒（</w:t>
+      </w:r>
+      <w:hyperlink r:id="rId30">
+        <w:r>
+          <w:rPr>
+            <w:lang w:val="zh_TW" w:bidi="zh_TW"/>
+          </w:rPr>
+          <w:rPr>
+            <w:color w:val="0000EE"/>
+            <w:u w:val="single"/>
+          </w:rPr>
+          <w:t>出21:7</w:t>
+        </w:r>
+      </w:hyperlink>
+      <w:r>
+        <w:rPr>
+          <w:lang w:val="zh_TW" w:bidi="zh_TW"/>
+        </w:rPr>
+        <w:t>；</w:t>
+      </w:r>
+      <w:hyperlink r:id="rId31">
+        <w:r>
+          <w:rPr>
+            <w:lang w:val="zh_TW" w:bidi="zh_TW"/>
+          </w:rPr>
+          <w:rPr>
+            <w:color w:val="0000EE"/>
+            <w:u w:val="single"/>
+          </w:rPr>
+          <w:t>尼5:5</w:t>
+        </w:r>
+      </w:hyperlink>
+      <w:r>
+        <w:rPr>
+          <w:lang w:val="zh_TW" w:bidi="zh_TW"/>
+        </w:rPr>
+        <w:t>），甚至對他孩子擁有生死的決定權。</w:t>
       </w:r>
     </w:p>
     <w:p>
@@ -612,7 +657,43 @@
         <w:rPr>
           <w:lang w:val="zh_TW" w:bidi="zh_TW"/>
         </w:rPr>
-        <w:t>撒但、牠的僕人和不悔改的人最終的歸宿。</w:t>
+        <w:t>一個男人可以輕易地休妻來終止婚姻，這也顯示出他在家庭中的權柄（</w:t>
+      </w:r>
+      <w:hyperlink r:id="rId32">
+        <w:r>
+          <w:rPr>
+            <w:lang w:val="zh_TW" w:bidi="zh_TW"/>
+          </w:rPr>
+          <w:rPr>
+            <w:color w:val="0000EE"/>
+            <w:u w:val="single"/>
+          </w:rPr>
+          <w:t>申24:1–4</w:t>
+        </w:r>
+      </w:hyperlink>
+      <w:r>
+        <w:rPr>
+          <w:lang w:val="zh_TW" w:bidi="zh_TW"/>
+        </w:rPr>
+        <w:t>；參：</w:t>
+      </w:r>
+      <w:hyperlink r:id="rId33">
+        <w:r>
+          <w:rPr>
+            <w:lang w:val="zh_TW" w:bidi="zh_TW"/>
+          </w:rPr>
+          <w:rPr>
+            <w:color w:val="0000EE"/>
+            <w:u w:val="single"/>
+          </w:rPr>
+          <w:t>22:13–21</w:t>
+        </w:r>
+      </w:hyperlink>
+      <w:r>
+        <w:rPr>
+          <w:lang w:val="zh_TW" w:bidi="zh_TW"/>
+        </w:rPr>
+        <w:t>）。</w:t>
       </w:r>
     </w:p>
     <w:p>
@@ -626,61 +707,25 @@
         <w:rPr>
           <w:lang w:val="zh_TW" w:bidi="zh_TW"/>
         </w:rPr>
-        <w:t>這個地方僅在啟示錄（</w:t>
-      </w:r>
-      <w:hyperlink r:id="rId27">
-        <w:r>
-          <w:rPr>
-            <w:lang w:val="zh_TW" w:bidi="zh_TW"/>
-          </w:rPr>
-          <w:rPr>
-            <w:color w:val="0000EE"/>
-            <w:u w:val="single"/>
-          </w:rPr>
-          <w:t>啟19:20</w:t>
-        </w:r>
-      </w:hyperlink>
-      <w:r>
-        <w:rPr>
-          <w:lang w:val="zh_TW" w:bidi="zh_TW"/>
-        </w:rPr>
-        <w:t>，</w:t>
-      </w:r>
-      <w:hyperlink r:id="rId28">
-        <w:r>
-          <w:rPr>
-            <w:lang w:val="zh_TW" w:bidi="zh_TW"/>
-          </w:rPr>
-          <w:rPr>
-            <w:color w:val="0000EE"/>
-            <w:u w:val="single"/>
-          </w:rPr>
-          <w:t>20:10、14–15</w:t>
-        </w:r>
-      </w:hyperlink>
-      <w:r>
-        <w:rPr>
-          <w:lang w:val="zh_TW" w:bidi="zh_TW"/>
-        </w:rPr>
-        <w:t>，</w:t>
-      </w:r>
-      <w:hyperlink r:id="rId29">
-        <w:r>
-          <w:rPr>
-            <w:lang w:val="zh_TW" w:bidi="zh_TW"/>
-          </w:rPr>
-          <w:rPr>
-            <w:color w:val="0000EE"/>
-            <w:u w:val="single"/>
-          </w:rPr>
-          <w:t>21:8</w:t>
-        </w:r>
-      </w:hyperlink>
-      <w:r>
-        <w:rPr>
-          <w:lang w:val="zh_TW" w:bidi="zh_TW"/>
-        </w:rPr>
-        <w:t>）中提到，但其可怕的性質顯而易見。它被描述為一個火湖或硫磺燃燒著的湖，其中被拋入的有（1）羔羊打敗的「獸」和牠的「假先知」，（2）最後一次叛亂的撒但，（3）死亡和陰間，以及（4）所有名字未記錄在「生命冊」中的人。它被稱為第二次的死，因為它是在復活和最終審判之後與神最終的分離。</w:t>
+        <w:t xml:space="preserve">娶寡嫂婚（levirate marriage）是古代以色列的一種習俗，目的是為了保留男子的家系（姓氏）和財產。 如果一個男人死後沒有子女，他的兄弟（或最親近的男性親屬）應該娶其寡婦為妻。 </w:t>
+      </w:r>
+      <w:hyperlink r:id="rId34">
+        <w:r>
+          <w:rPr>
+            <w:lang w:val="zh_TW" w:bidi="zh_TW"/>
+          </w:rPr>
+          <w:rPr>
+            <w:color w:val="0000EE"/>
+            <w:u w:val="single"/>
+          </w:rPr>
+          <w:t>申命記二十五章5至10節</w:t>
+        </w:r>
+      </w:hyperlink>
+      <w:r>
+        <w:rPr>
+          <w:lang w:val="zh_TW" w:bidi="zh_TW"/>
+        </w:rPr>
+        <w:t>描述了這種情況。 這樣制度下的婚姻所誕生的第一個兒子會被算作死者的兒子，這樣他的姓氏和遺產就可以延續下去。 這個習俗也有助於照顧故人的寡婦，否則她可能會失去依靠。 迦南人、亞述人和赫人也有類似的習俗。</w:t>
       </w:r>
     </w:p>
     <w:p>
@@ -694,109 +739,7 @@
         <w:rPr>
           <w:lang w:val="zh_TW" w:bidi="zh_TW"/>
         </w:rPr>
-        <w:t>火湖可能就是耶穌所稱的地獄（</w:t>
-      </w:r>
-      <w:hyperlink r:id="rId30">
-        <w:r>
-          <w:rPr>
-            <w:lang w:val="zh_TW" w:bidi="zh_TW"/>
-          </w:rPr>
-          <w:rPr>
-            <w:color w:val="0000EE"/>
-            <w:u w:val="single"/>
-          </w:rPr>
-          <w:t>太10:28</w:t>
-        </w:r>
-      </w:hyperlink>
-      <w:r>
-        <w:rPr>
-          <w:lang w:val="zh_TW" w:bidi="zh_TW"/>
-        </w:rPr>
-        <w:t>；</w:t>
-      </w:r>
-      <w:hyperlink r:id="rId31">
-        <w:r>
-          <w:rPr>
-            <w:lang w:val="zh_TW" w:bidi="zh_TW"/>
-          </w:rPr>
-          <w:rPr>
-            <w:color w:val="0000EE"/>
-            <w:u w:val="single"/>
-          </w:rPr>
-          <w:t>可9:43</w:t>
-        </w:r>
-      </w:hyperlink>
-      <w:r>
-        <w:rPr>
-          <w:lang w:val="zh_TW" w:bidi="zh_TW"/>
-        </w:rPr>
-        <w:t>；</w:t>
-      </w:r>
-      <w:hyperlink r:id="rId32">
-        <w:r>
-          <w:rPr>
-            <w:lang w:val="zh_TW" w:bidi="zh_TW"/>
-          </w:rPr>
-          <w:rPr>
-            <w:color w:val="0000EE"/>
-            <w:u w:val="single"/>
-          </w:rPr>
-          <w:t>路12:5</w:t>
-        </w:r>
-      </w:hyperlink>
-      <w:r>
-        <w:rPr>
-          <w:lang w:val="zh_TW" w:bidi="zh_TW"/>
-        </w:rPr>
-        <w:t>），「</w:t>
-      </w:r>
-      <w:r>
-        <w:rPr>
-          <w:lang w:val="zh_TW" w:bidi="zh_TW"/>
-        </w:rPr>
-        <w:t>外邊的黑暗</w:t>
-      </w:r>
-      <w:r>
-        <w:rPr>
-          <w:lang w:val="zh_TW" w:bidi="zh_TW"/>
-        </w:rPr>
-        <w:t>」（</w:t>
-      </w:r>
-      <w:hyperlink r:id="rId33">
-        <w:r>
-          <w:rPr>
-            <w:lang w:val="zh_TW" w:bidi="zh_TW"/>
-          </w:rPr>
-          <w:rPr>
-            <w:color w:val="0000EE"/>
-            <w:u w:val="single"/>
-          </w:rPr>
-          <w:t>太8:12</w:t>
-        </w:r>
-      </w:hyperlink>
-      <w:r>
-        <w:rPr>
-          <w:lang w:val="zh_TW" w:bidi="zh_TW"/>
-        </w:rPr>
-        <w:t>，</w:t>
-      </w:r>
-      <w:hyperlink r:id="rId34">
-        <w:r>
-          <w:rPr>
-            <w:lang w:val="zh_TW" w:bidi="zh_TW"/>
-          </w:rPr>
-          <w:rPr>
-            <w:color w:val="0000EE"/>
-            <w:u w:val="single"/>
-          </w:rPr>
-          <w:t>22:13</w:t>
-        </w:r>
-      </w:hyperlink>
-      <w:r>
-        <w:rPr>
-          <w:lang w:val="zh_TW" w:bidi="zh_TW"/>
-        </w:rPr>
-        <w:t>，</w:t>
+        <w:t>舊約中最熟悉的娶寡嫂婚情況——雖然不完全符合</w:t>
       </w:r>
       <w:hyperlink r:id="rId35">
         <w:r>
@@ -807,14 +750,14 @@
             <w:color w:val="0000EE"/>
             <w:u w:val="single"/>
           </w:rPr>
-          <w:t>25:30</w:t>
-        </w:r>
-      </w:hyperlink>
-      <w:r>
-        <w:rPr>
-          <w:lang w:val="zh_TW" w:bidi="zh_TW"/>
-        </w:rPr>
-        <w:t>），以及為魔鬼和牠的使者所預備的永火（</w:t>
+          <w:t>申命記二十五章</w:t>
+        </w:r>
+      </w:hyperlink>
+      <w:r>
+        <w:rPr>
+          <w:lang w:val="zh_TW" w:bidi="zh_TW"/>
+        </w:rPr>
+        <w:t>的律法——是在路得記中所記述的。對於路得來說，找到一些近親男性親屬與她結婚是一件十分重要的任務，因為只有這樣做，她才能保留家族的名字和財產。然而，最近的男性親屬拒絕了承擔責任，他認為這是雙重的負擔，首先，他必須購買土地並供養路得，其次，他知道長子會被視為她死去丈夫的孩子，帶著他的姓氏並繼承土地。第二近的親屬波阿斯卻同意承擔責任（</w:t>
       </w:r>
       <w:hyperlink r:id="rId36">
         <w:r>
@@ -825,104 +768,14 @@
             <w:color w:val="0000EE"/>
             <w:u w:val="single"/>
           </w:rPr>
-          <w:t>太25:41</w:t>
-        </w:r>
-      </w:hyperlink>
-      <w:r>
-        <w:rPr>
-          <w:lang w:val="zh_TW" w:bidi="zh_TW"/>
-        </w:rPr>
-        <w:t>；參：</w:t>
-      </w:r>
-      <w:hyperlink r:id="rId37">
-        <w:r>
-          <w:rPr>
-            <w:lang w:val="zh_TW" w:bidi="zh_TW"/>
-          </w:rPr>
-          <w:rPr>
-            <w:color w:val="0000EE"/>
-            <w:u w:val="single"/>
-          </w:rPr>
-          <w:t>賽66:24</w:t>
-        </w:r>
-      </w:hyperlink>
-      <w:r>
-        <w:rPr>
-          <w:lang w:val="zh_TW" w:bidi="zh_TW"/>
-        </w:rPr>
-        <w:t>）。這個景象取自耶路撒冷城外欣嫩谷的火焰，也許還有從神的寶座發出的火流（</w:t>
-      </w:r>
-      <w:hyperlink r:id="rId38">
-        <w:r>
-          <w:rPr>
-            <w:lang w:val="zh_TW" w:bidi="zh_TW"/>
-          </w:rPr>
-          <w:rPr>
-            <w:color w:val="0000EE"/>
-            <w:u w:val="single"/>
-          </w:rPr>
-          <w:t>賽30:33</w:t>
-        </w:r>
-      </w:hyperlink>
-      <w:r>
-        <w:rPr>
-          <w:lang w:val="zh_TW" w:bidi="zh_TW"/>
-        </w:rPr>
-        <w:t>；</w:t>
-      </w:r>
-      <w:hyperlink r:id="rId39">
-        <w:r>
-          <w:rPr>
-            <w:lang w:val="zh_TW" w:bidi="zh_TW"/>
-          </w:rPr>
-          <w:rPr>
-            <w:color w:val="0000EE"/>
-            <w:u w:val="single"/>
-          </w:rPr>
-          <w:t>但7:10</w:t>
-        </w:r>
-      </w:hyperlink>
-      <w:r>
-        <w:rPr>
-          <w:lang w:val="zh_TW" w:bidi="zh_TW"/>
-        </w:rPr>
-        <w:t>；參：</w:t>
-      </w:r>
-      <w:hyperlink r:id="rId40">
-        <w:r>
-          <w:rPr>
-            <w:lang w:val="zh_TW" w:bidi="zh_TW"/>
-          </w:rPr>
-          <w:rPr>
-            <w:color w:val="0000EE"/>
-            <w:u w:val="single"/>
-          </w:rPr>
-          <w:t>賽34:9–10</w:t>
-        </w:r>
-      </w:hyperlink>
-      <w:r>
-        <w:rPr>
-          <w:lang w:val="zh_TW" w:bidi="zh_TW"/>
-        </w:rPr>
-        <w:t>）。這個圖像為猶太和基督教作家所熟知（摩西升天記10:10；</w:t>
-      </w:r>
-      <w:hyperlink r:id="rId41">
-        <w:r>
-          <w:rPr>
-            <w:lang w:val="zh_TW" w:bidi="zh_TW"/>
-          </w:rPr>
-          <w:rPr>
-            <w:color w:val="0000EE"/>
-            <w:u w:val="single"/>
-          </w:rPr>
-          <w:t>以斯拉續篇下卷7:36</w:t>
-        </w:r>
-      </w:hyperlink>
-      <w:r>
-        <w:rPr>
-          <w:lang w:val="zh_TW" w:bidi="zh_TW"/>
-        </w:rPr>
-        <w:t>）。無論是什麼意象或名字，它們都指向一個永恆折磨和與神分離的地方，不悔改的人在那裡將永遠受苦。</w:t>
+          <w:t>得2:20–4:10</w:t>
+        </w:r>
+      </w:hyperlink>
+      <w:r>
+        <w:rPr>
+          <w:lang w:val="zh_TW" w:bidi="zh_TW"/>
+        </w:rPr>
+        <w:t>）。</w:t>
       </w:r>
     </w:p>
     <w:p>
@@ -934,44 +787,9 @@
       </w:r>
       <w:r>
         <w:rPr>
-          <w:i/>
-          <w:lang w:val="zh_TW" w:bidi="zh_TW"/>
-        </w:rPr>
-        <w:t>另見</w:t>
-      </w:r>
-      <w:r>
-        <w:rPr>
-          <w:lang w:val="zh_TW" w:bidi="zh_TW"/>
-        </w:rPr>
-        <w:t xml:space="preserve"> </w:t>
-      </w:r>
-      <w:r>
-        <w:rPr>
-          <w:lang w:val="zh_TW" w:bidi="zh_TW"/>
-        </w:rPr>
-        <w:t>地獄</w:t>
-      </w:r>
-      <w:r>
-        <w:rPr>
-          <w:lang w:val="zh_TW" w:bidi="zh_TW"/>
-        </w:rPr>
-        <w:t>；</w:t>
-      </w:r>
-      <w:r>
-        <w:rPr>
-          <w:lang w:val="zh_TW" w:bidi="zh_TW"/>
-        </w:rPr>
-        <w:t>最後審判</w:t>
-      </w:r>
-      <w:r>
-        <w:rPr>
-          <w:lang w:val="zh_TW" w:bidi="zh_TW"/>
-        </w:rPr>
-      </w:r>
-      <w:r>
-        <w:rPr>
-          <w:lang w:val="zh_TW" w:bidi="zh_TW"/>
-        </w:rPr>
+          <w:lang w:val="zh_TW" w:bidi="zh_TW"/>
+        </w:rPr>
+        <w:t>儘管舊約中引用了許多一夫多妻的例子，但毫無疑問的，大多數以色列人只有一個配偶。普通家庭中沒有多妻婚姻的例子。</w:t>
       </w:r>
     </w:p>
     <w:p>
@@ -981,21 +799,155 @@
           <w:lang w:val="zh_TW" w:bidi="zh_TW"/>
         </w:rPr>
       </w:r>
-    </w:p>
-    <w:p>
-      <w:pPr>
-        <w:pStyle w:val="Heading2"/>
-      </w:pPr>
-      <w:r>
-        <w:rPr>
-          <w:lang w:val="zh_TW" w:bidi="zh_TW"/>
-        </w:rPr>
-        <w:t>火柱和雲</w:t>
-      </w:r>
-      <w:r>
-        <w:rPr>
-          <w:lang w:val="zh_TW" w:bidi="zh_TW"/>
-        </w:rPr>
+      <w:r>
+        <w:rPr>
+          <w:lang w:val="zh_TW" w:bidi="zh_TW"/>
+        </w:rPr>
+        <w:t>最初給亞當的指示是「人要離開父母，與妻子聯合」（</w:t>
+      </w:r>
+      <w:hyperlink r:id="rId13">
+        <w:r>
+          <w:rPr>
+            <w:lang w:val="zh_TW" w:bidi="zh_TW"/>
+          </w:rPr>
+          <w:rPr>
+            <w:color w:val="0000EE"/>
+            <w:u w:val="single"/>
+          </w:rPr>
+          <w:t>創2:24）</w:t>
+        </w:r>
+      </w:hyperlink>
+      <w:r>
+        <w:rPr>
+          <w:lang w:val="zh_TW" w:bidi="zh_TW"/>
+        </w:rPr>
+        <w:t>。希伯來法律通常暗示只有一位妻子的婚姻是最可接受的婚姻形式（</w:t>
+      </w:r>
+      <w:hyperlink r:id="rId28">
+        <w:r>
+          <w:rPr>
+            <w:lang w:val="zh_TW" w:bidi="zh_TW"/>
+          </w:rPr>
+          <w:rPr>
+            <w:color w:val="0000EE"/>
+            <w:u w:val="single"/>
+          </w:rPr>
+          <w:t>出20:17</w:t>
+        </w:r>
+      </w:hyperlink>
+      <w:r>
+        <w:rPr>
+          <w:lang w:val="zh_TW" w:bidi="zh_TW"/>
+        </w:rPr>
+        <w:t>，</w:t>
+      </w:r>
+      <w:hyperlink r:id="rId37">
+        <w:r>
+          <w:rPr>
+            <w:lang w:val="zh_TW" w:bidi="zh_TW"/>
+          </w:rPr>
+          <w:rPr>
+            <w:color w:val="0000EE"/>
+            <w:u w:val="single"/>
+          </w:rPr>
+          <w:t>21:5</w:t>
+        </w:r>
+      </w:hyperlink>
+      <w:r>
+        <w:rPr>
+          <w:lang w:val="zh_TW" w:bidi="zh_TW"/>
+        </w:rPr>
+        <w:t>；</w:t>
+      </w:r>
+      <w:hyperlink r:id="rId38">
+        <w:r>
+          <w:rPr>
+            <w:lang w:val="zh_TW" w:bidi="zh_TW"/>
+          </w:rPr>
+          <w:rPr>
+            <w:color w:val="0000EE"/>
+            <w:u w:val="single"/>
+          </w:rPr>
+          <w:t>利18:8、16–20</w:t>
+        </w:r>
+      </w:hyperlink>
+      <w:r>
+        <w:rPr>
+          <w:lang w:val="zh_TW" w:bidi="zh_TW"/>
+        </w:rPr>
+        <w:t>，</w:t>
+      </w:r>
+      <w:hyperlink r:id="rId39">
+        <w:r>
+          <w:rPr>
+            <w:lang w:val="zh_TW" w:bidi="zh_TW"/>
+          </w:rPr>
+          <w:rPr>
+            <w:color w:val="0000EE"/>
+            <w:u w:val="single"/>
+          </w:rPr>
+          <w:t>20:10</w:t>
+        </w:r>
+      </w:hyperlink>
+      <w:r>
+        <w:rPr>
+          <w:lang w:val="zh_TW" w:bidi="zh_TW"/>
+        </w:rPr>
+        <w:t>；</w:t>
+      </w:r>
+      <w:hyperlink r:id="rId40">
+        <w:r>
+          <w:rPr>
+            <w:lang w:val="zh_TW" w:bidi="zh_TW"/>
+          </w:rPr>
+          <w:rPr>
+            <w:color w:val="0000EE"/>
+            <w:u w:val="single"/>
+          </w:rPr>
+          <w:t>民5:12</w:t>
+        </w:r>
+      </w:hyperlink>
+      <w:r>
+        <w:rPr>
+          <w:lang w:val="zh_TW" w:bidi="zh_TW"/>
+        </w:rPr>
+        <w:t>；</w:t>
+      </w:r>
+      <w:hyperlink r:id="rId29">
+        <w:r>
+          <w:rPr>
+            <w:lang w:val="zh_TW" w:bidi="zh_TW"/>
+          </w:rPr>
+          <w:rPr>
+            <w:color w:val="0000EE"/>
+            <w:u w:val="single"/>
+          </w:rPr>
+          <w:t>申5:21）</w:t>
+        </w:r>
+      </w:hyperlink>
+      <w:r>
+        <w:rPr>
+          <w:lang w:val="zh_TW" w:bidi="zh_TW"/>
+        </w:rPr>
+        <w:t>。雖然到了君主制時期，這似乎已成為常態，但像所羅門這樣的王在這方面並未遵循希伯來傳統。在被擄歸回時期，儘管休妻的情況越來越多，婚姻主要仍然是一夫一妻制的。在新約時期，一夫一妻制似乎是常規，儘管像大希律這樣的人卻是多妻的。耶穌基督教導婚姻應該持續到配偶的生命終結，如果一個人在前配偶在世時休妻再娶，他就是犯了姦淫罪（</w:t>
+      </w:r>
+      <w:hyperlink r:id="rId41">
+        <w:r>
+          <w:rPr>
+            <w:lang w:val="zh_TW" w:bidi="zh_TW"/>
+          </w:rPr>
+          <w:rPr>
+            <w:color w:val="0000EE"/>
+            <w:u w:val="single"/>
+          </w:rPr>
+          <w:t>太5:31–32）</w:t>
+        </w:r>
+      </w:hyperlink>
+      <w:r>
+        <w:rPr>
+          <w:lang w:val="zh_TW" w:bidi="zh_TW"/>
+        </w:rPr>
+        <w:t>。</w:t>
       </w:r>
     </w:p>
     <w:p>
@@ -1009,18 +961,223 @@
         <w:rPr>
           <w:lang w:val="zh_TW" w:bidi="zh_TW"/>
         </w:rPr>
-        <w:t>火柱和雲柱是神在舊約聖經中向人顯現的最常見方式之一。這是神同在的可見記號，尤其是在出埃及、西奈之約、以色列人在曠野的時期以及聖殿獻殿的故事中。</w:t>
-      </w:r>
-    </w:p>
-    <w:p>
-      <w:pPr>
-        <w:pStyle w:val="Heading3"/>
-      </w:pPr>
-      <w:r>
-        <w:rPr>
-          <w:lang w:val="zh_TW" w:bidi="zh_TW"/>
-        </w:rPr>
-        <w:t>聖經中的描述</w:t>
+        <w:t>古代婚姻通常發生在與直系家庭圈子接近的人之間，因此，舊約必須對可接受的血親關係設限。在族長時代，一個人可以娶同父異母的妹妹為妻（</w:t>
+      </w:r>
+      <w:hyperlink r:id="rId42">
+        <w:r>
+          <w:rPr>
+            <w:lang w:val="zh_TW" w:bidi="zh_TW"/>
+          </w:rPr>
+          <w:rPr>
+            <w:color w:val="0000EE"/>
+            <w:u w:val="single"/>
+          </w:rPr>
+          <w:t>創20:12</w:t>
+        </w:r>
+      </w:hyperlink>
+      <w:r>
+        <w:rPr>
+          <w:lang w:val="zh_TW" w:bidi="zh_TW"/>
+        </w:rPr>
+        <w:t>），即使在大衛時代，這種情況仍然存在（</w:t>
+      </w:r>
+      <w:hyperlink r:id="rId43">
+        <w:r>
+          <w:rPr>
+            <w:lang w:val="zh_TW" w:bidi="zh_TW"/>
+          </w:rPr>
+          <w:rPr>
+            <w:color w:val="0000EE"/>
+            <w:u w:val="single"/>
+          </w:rPr>
+          <w:t>撒下13:13</w:t>
+        </w:r>
+      </w:hyperlink>
+      <w:r>
+        <w:rPr>
+          <w:lang w:val="zh_TW" w:bidi="zh_TW"/>
+        </w:rPr>
+        <w:t>）。儘管在</w:t>
+      </w:r>
+      <w:hyperlink r:id="rId44">
+        <w:r>
+          <w:rPr>
+            <w:lang w:val="zh_TW" w:bidi="zh_TW"/>
+          </w:rPr>
+          <w:rPr>
+            <w:color w:val="0000EE"/>
+            <w:u w:val="single"/>
+          </w:rPr>
+          <w:t>利未記二十章17節</w:t>
+        </w:r>
+      </w:hyperlink>
+      <w:r>
+        <w:rPr>
+          <w:lang w:val="zh_TW" w:bidi="zh_TW"/>
+        </w:rPr>
+        <w:t>中明確禁止娶同父異母的妹妹為妻，由於申命記的婚姻法與潔淨法中的法律間（</w:t>
+      </w:r>
+      <w:hyperlink r:id="rId45">
+        <w:r>
+          <w:rPr>
+            <w:lang w:val="zh_TW" w:bidi="zh_TW"/>
+          </w:rPr>
+          <w:rPr>
+            <w:color w:val="0000EE"/>
+            <w:u w:val="single"/>
+          </w:rPr>
+          <w:t>申25:5</w:t>
+        </w:r>
+      </w:hyperlink>
+      <w:r>
+        <w:rPr>
+          <w:lang w:val="zh_TW" w:bidi="zh_TW"/>
+        </w:rPr>
+        <w:t>；</w:t>
+      </w:r>
+      <w:hyperlink r:id="rId46">
+        <w:r>
+          <w:rPr>
+            <w:lang w:val="zh_TW" w:bidi="zh_TW"/>
+          </w:rPr>
+          <w:rPr>
+            <w:color w:val="0000EE"/>
+            <w:u w:val="single"/>
+          </w:rPr>
+          <w:t>利18:16</w:t>
+        </w:r>
+      </w:hyperlink>
+      <w:r>
+        <w:rPr>
+          <w:lang w:val="zh_TW" w:bidi="zh_TW"/>
+        </w:rPr>
+        <w:t>）存在一些矛盾，因此可能對較嚴格的利未記規定進行了一些修改。表親之間的婚姻，如以撒與利百加，以及雅各與拉結和利亞之間的婚姻，是很常見的。當近親對婚姻感興趣時，幾乎不可能拒絕（</w:t>
+      </w:r>
+      <w:hyperlink r:id="rId47">
+        <w:r>
+          <w:rPr>
+            <w:lang w:val="zh_TW" w:bidi="zh_TW"/>
+          </w:rPr>
+          <w:rPr>
+            <w:color w:val="0000EE"/>
+            <w:u w:val="single"/>
+          </w:rPr>
+          <w:t>多比傳6:13</w:t>
+        </w:r>
+      </w:hyperlink>
+      <w:r>
+        <w:rPr>
+          <w:lang w:val="zh_TW" w:bidi="zh_TW"/>
+        </w:rPr>
+        <w:t>，</w:t>
+      </w:r>
+      <w:hyperlink r:id="rId48">
+        <w:r>
+          <w:rPr>
+            <w:lang w:val="zh_TW" w:bidi="zh_TW"/>
+          </w:rPr>
+          <w:rPr>
+            <w:color w:val="0000EE"/>
+            <w:u w:val="single"/>
+          </w:rPr>
+          <w:t>7:11–12</w:t>
+        </w:r>
+      </w:hyperlink>
+      <w:r>
+        <w:rPr>
+          <w:lang w:val="zh_TW" w:bidi="zh_TW"/>
+        </w:rPr>
+        <w:t>）。摩西是侄子與姑姑婚姻的後代（</w:t>
+      </w:r>
+      <w:hyperlink r:id="rId49">
+        <w:r>
+          <w:rPr>
+            <w:lang w:val="zh_TW" w:bidi="zh_TW"/>
+          </w:rPr>
+          <w:rPr>
+            <w:color w:val="0000EE"/>
+            <w:u w:val="single"/>
+          </w:rPr>
+          <w:t>出6:20</w:t>
+        </w:r>
+      </w:hyperlink>
+      <w:r>
+        <w:rPr>
+          <w:lang w:val="zh_TW" w:bidi="zh_TW"/>
+        </w:rPr>
+        <w:t>；</w:t>
+      </w:r>
+      <w:hyperlink r:id="rId50">
+        <w:r>
+          <w:rPr>
+            <w:lang w:val="zh_TW" w:bidi="zh_TW"/>
+          </w:rPr>
+          <w:rPr>
+            <w:color w:val="0000EE"/>
+            <w:u w:val="single"/>
+          </w:rPr>
+          <w:t>民26:59</w:t>
+        </w:r>
+      </w:hyperlink>
+      <w:r>
+        <w:rPr>
+          <w:lang w:val="zh_TW" w:bidi="zh_TW"/>
+        </w:rPr>
+        <w:t>），這在</w:t>
+      </w:r>
+      <w:hyperlink r:id="rId51">
+        <w:r>
+          <w:rPr>
+            <w:lang w:val="zh_TW" w:bidi="zh_TW"/>
+          </w:rPr>
+          <w:rPr>
+            <w:color w:val="0000EE"/>
+            <w:u w:val="single"/>
+          </w:rPr>
+          <w:t>利未記十八章12至13節</w:t>
+        </w:r>
+      </w:hyperlink>
+      <w:r>
+        <w:rPr>
+          <w:lang w:val="zh_TW" w:bidi="zh_TW"/>
+        </w:rPr>
+        <w:t>和</w:t>
+      </w:r>
+      <w:hyperlink r:id="rId52">
+        <w:r>
+          <w:rPr>
+            <w:lang w:val="zh_TW" w:bidi="zh_TW"/>
+          </w:rPr>
+          <w:rPr>
+            <w:color w:val="0000EE"/>
+            <w:u w:val="single"/>
+          </w:rPr>
+          <w:t>二十章19節</w:t>
+        </w:r>
+      </w:hyperlink>
+      <w:r>
+        <w:rPr>
+          <w:lang w:val="zh_TW" w:bidi="zh_TW"/>
+        </w:rPr>
+        <w:t>中會被禁止，正如雅各同時與兩姐妹的婚姻一樣（</w:t>
+      </w:r>
+      <w:hyperlink r:id="rId53">
+        <w:r>
+          <w:rPr>
+            <w:lang w:val="zh_TW" w:bidi="zh_TW"/>
+          </w:rPr>
+          <w:rPr>
+            <w:color w:val="0000EE"/>
+            <w:u w:val="single"/>
+          </w:rPr>
+          <w:t>創29:30</w:t>
+        </w:r>
+      </w:hyperlink>
+      <w:r>
+        <w:rPr>
+          <w:lang w:val="zh_TW" w:bidi="zh_TW"/>
+        </w:rPr>
+        <w:t>）。</w:t>
       </w:r>
     </w:p>
     <w:p>
@@ -1034,72 +1191,36 @@
         <w:rPr>
           <w:lang w:val="zh_TW" w:bidi="zh_TW"/>
         </w:rPr>
-        <w:t>聖經以不同的方式描述這種現象：</w:t>
-      </w:r>
-    </w:p>
-    <w:p>
-      <w:pPr>
-        <w:pStyle w:val="ListBullet"/>
-        <w:spacing w:line="240" w:lineRule="auto"/>
-        <w:ind w:left="720"/>
-      </w:pPr>
-      <w:r>
-        <w:rPr>
-          <w:lang w:val="zh_TW" w:bidi="zh_TW"/>
-        </w:rPr>
-      </w:r>
-      <w:r>
-        <w:rPr>
-          <w:lang w:val="zh_TW" w:bidi="zh_TW"/>
-        </w:rPr>
-        <w:t>雲柱和火柱（</w:t>
-      </w:r>
-      <w:hyperlink r:id="rId42">
-        <w:r>
-          <w:rPr>
-            <w:lang w:val="zh_TW" w:bidi="zh_TW"/>
-          </w:rPr>
-          <w:rPr>
-            <w:color w:val="0000EE"/>
-            <w:u w:val="single"/>
-          </w:rPr>
-          <w:t>出埃及記14:24</w:t>
-        </w:r>
-      </w:hyperlink>
-      <w:r>
-        <w:rPr>
-          <w:lang w:val="zh_TW" w:bidi="zh_TW"/>
-        </w:rPr>
-        <w:t>）</w:t>
-      </w:r>
-    </w:p>
-    <w:p>
-      <w:pPr>
-        <w:pStyle w:val="ListBullet"/>
-        <w:spacing w:line="240" w:lineRule="auto"/>
-        <w:ind w:left="720"/>
-      </w:pPr>
-      <w:r>
-        <w:rPr>
-          <w:lang w:val="zh_TW" w:bidi="zh_TW"/>
-        </w:rPr>
-      </w:r>
-      <w:r>
-        <w:rPr>
-          <w:lang w:val="zh_TW" w:bidi="zh_TW"/>
-        </w:rPr>
-        <w:t>雲柱（</w:t>
-      </w:r>
-      <w:hyperlink r:id="rId43">
-        <w:r>
-          <w:rPr>
-            <w:lang w:val="zh_TW" w:bidi="zh_TW"/>
-          </w:rPr>
-          <w:rPr>
-            <w:color w:val="0000EE"/>
-            <w:u w:val="single"/>
-          </w:rPr>
-          <w:t>出埃及記33:9–10</w:t>
+        <w:t>當以色列人定居在迦南時，他們中有許多人與迦南婦女結婚，這讓那些希望保持希伯來宗教純潔性的人感到不安（</w:t>
+      </w:r>
+      <w:hyperlink r:id="rId54">
+        <w:r>
+          <w:rPr>
+            <w:lang w:val="zh_TW" w:bidi="zh_TW"/>
+          </w:rPr>
+          <w:rPr>
+            <w:color w:val="0000EE"/>
+            <w:u w:val="single"/>
+          </w:rPr>
+          <w:t>王上11:4</w:t>
+        </w:r>
+      </w:hyperlink>
+      <w:r>
+        <w:rPr>
+          <w:lang w:val="zh_TW" w:bidi="zh_TW"/>
+        </w:rPr>
+        <w:t>）。這種通婚在摩西律法下是被禁止的（</w:t>
+      </w:r>
+      <w:hyperlink r:id="rId55">
+        <w:r>
+          <w:rPr>
+            <w:lang w:val="zh_TW" w:bidi="zh_TW"/>
+          </w:rPr>
+          <w:rPr>
+            <w:color w:val="0000EE"/>
+            <w:u w:val="single"/>
+          </w:rPr>
+          <w:t>出34:15–16</w:t>
         </w:r>
       </w:hyperlink>
       <w:r>
@@ -1108,196 +1229,59 @@
         </w:rPr>
         <w:t>；</w:t>
       </w:r>
-      <w:hyperlink r:id="rId44">
-        <w:r>
-          <w:rPr>
-            <w:lang w:val="zh_TW" w:bidi="zh_TW"/>
-          </w:rPr>
-          <w:rPr>
-            <w:color w:val="0000EE"/>
-            <w:u w:val="single"/>
-          </w:rPr>
-          <w:t>民數記14:14</w:t>
-        </w:r>
-      </w:hyperlink>
-      <w:r>
-        <w:rPr>
-          <w:lang w:val="zh_TW" w:bidi="zh_TW"/>
-        </w:rPr>
-        <w:t>）</w:t>
-      </w:r>
-    </w:p>
-    <w:p>
-      <w:pPr>
-        <w:pStyle w:val="ListBullet"/>
-        <w:spacing w:line="240" w:lineRule="auto"/>
-        <w:ind w:left="720"/>
-      </w:pPr>
-      <w:r>
-        <w:rPr>
-          <w:lang w:val="zh_TW" w:bidi="zh_TW"/>
-        </w:rPr>
-      </w:r>
-      <w:r>
-        <w:rPr>
-          <w:lang w:val="zh_TW" w:bidi="zh_TW"/>
-        </w:rPr>
-        <w:t>火柱（</w:t>
-      </w:r>
-      <w:hyperlink r:id="rId45">
-        <w:r>
-          <w:rPr>
-            <w:lang w:val="zh_TW" w:bidi="zh_TW"/>
-          </w:rPr>
-          <w:rPr>
-            <w:color w:val="0000EE"/>
-            <w:u w:val="single"/>
-          </w:rPr>
-          <w:t>出埃及記13:21</w:t>
-        </w:r>
-      </w:hyperlink>
-      <w:r>
-        <w:rPr>
-          <w:lang w:val="zh_TW" w:bidi="zh_TW"/>
-        </w:rPr>
-        <w:t>；</w:t>
-      </w:r>
-      <w:hyperlink r:id="rId44">
-        <w:r>
-          <w:rPr>
-            <w:lang w:val="zh_TW" w:bidi="zh_TW"/>
-          </w:rPr>
-          <w:rPr>
-            <w:color w:val="0000EE"/>
-            <w:u w:val="single"/>
-          </w:rPr>
-          <w:t>民數記14:14</w:t>
-        </w:r>
-      </w:hyperlink>
-      <w:r>
-        <w:rPr>
-          <w:lang w:val="zh_TW" w:bidi="zh_TW"/>
-        </w:rPr>
-        <w:t>）</w:t>
-      </w:r>
-    </w:p>
-    <w:p>
-      <w:pPr>
-        <w:pStyle w:val="ListBullet"/>
-        <w:spacing w:line="240" w:lineRule="auto"/>
-        <w:ind w:left="720"/>
-      </w:pPr>
-      <w:r>
-        <w:rPr>
-          <w:lang w:val="zh_TW" w:bidi="zh_TW"/>
-        </w:rPr>
-      </w:r>
-      <w:r>
-        <w:rPr>
-          <w:lang w:val="zh_TW" w:bidi="zh_TW"/>
-        </w:rPr>
-        <w:t>雲彩、雲柱（</w:t>
-      </w:r>
-      <w:hyperlink r:id="rId46">
-        <w:r>
-          <w:rPr>
-            <w:lang w:val="zh_TW" w:bidi="zh_TW"/>
-          </w:rPr>
-          <w:rPr>
-            <w:color w:val="0000EE"/>
-            <w:u w:val="single"/>
-          </w:rPr>
-          <w:t>出埃及記40:34–35</w:t>
-        </w:r>
-      </w:hyperlink>
-      <w:r>
-        <w:rPr>
-          <w:lang w:val="zh_TW" w:bidi="zh_TW"/>
-        </w:rPr>
-        <w:t>；</w:t>
-      </w:r>
-      <w:hyperlink r:id="rId47">
-        <w:r>
-          <w:rPr>
-            <w:lang w:val="zh_TW" w:bidi="zh_TW"/>
-          </w:rPr>
-          <w:rPr>
-            <w:color w:val="0000EE"/>
-            <w:u w:val="single"/>
-          </w:rPr>
-          <w:t>申命記1:33</w:t>
-        </w:r>
-      </w:hyperlink>
-      <w:r>
-        <w:rPr>
-          <w:lang w:val="zh_TW" w:bidi="zh_TW"/>
-        </w:rPr>
-        <w:t>）</w:t>
-      </w:r>
-    </w:p>
-    <w:p>
-      <w:pPr>
-        <w:pStyle w:val="ListBullet"/>
-        <w:spacing w:line="240" w:lineRule="auto"/>
-        <w:ind w:left="720"/>
-      </w:pPr>
-      <w:r>
-        <w:rPr>
-          <w:lang w:val="zh_TW" w:bidi="zh_TW"/>
-        </w:rPr>
-      </w:r>
-      <w:r>
-        <w:rPr>
-          <w:lang w:val="zh_TW" w:bidi="zh_TW"/>
-        </w:rPr>
-        <w:t>火柱、火焰（</w:t>
-      </w:r>
-      <w:hyperlink r:id="rId47">
-        <w:r>
-          <w:rPr>
-            <w:lang w:val="zh_TW" w:bidi="zh_TW"/>
-          </w:rPr>
-          <w:rPr>
-            <w:color w:val="0000EE"/>
-            <w:u w:val="single"/>
-          </w:rPr>
-          <w:t>申命記1:33</w:t>
-        </w:r>
-      </w:hyperlink>
-      <w:r>
-        <w:rPr>
-          <w:lang w:val="zh_TW" w:bidi="zh_TW"/>
-        </w:rPr>
-        <w:t>、</w:t>
-      </w:r>
-      <w:hyperlink r:id="rId48">
-        <w:r>
-          <w:rPr>
-            <w:lang w:val="zh_TW" w:bidi="zh_TW"/>
-          </w:rPr>
-          <w:rPr>
-            <w:color w:val="0000EE"/>
-            <w:u w:val="single"/>
-          </w:rPr>
-          <w:t>4:12</w:t>
-        </w:r>
-      </w:hyperlink>
-      <w:r>
-        <w:rPr>
-          <w:lang w:val="zh_TW" w:bidi="zh_TW"/>
-        </w:rPr>
-        <w:t>）</w:t>
-      </w:r>
-    </w:p>
-    <w:p>
-      <w:pPr>
-        <w:pStyle w:val="Heading3"/>
-      </w:pPr>
-      <w:r>
-        <w:rPr>
-          <w:lang w:val="zh_TW" w:bidi="zh_TW"/>
-        </w:rPr>
-        <w:t>舍吉拿（Shekinah）的概念</w:t>
+      <w:hyperlink r:id="rId56">
+        <w:r>
+          <w:rPr>
+            <w:lang w:val="zh_TW" w:bidi="zh_TW"/>
+          </w:rPr>
+          <w:rPr>
+            <w:color w:val="0000EE"/>
+            <w:u w:val="single"/>
+          </w:rPr>
+          <w:t>申7:3–4</w:t>
+        </w:r>
+      </w:hyperlink>
+      <w:r>
+        <w:rPr>
+          <w:lang w:val="zh_TW" w:bidi="zh_TW"/>
+        </w:rPr>
+        <w:t>），儘管許多以色列人無視這些規定，繼續沉迷於混合婚姻。如果婦女在戰爭中被俘虜，就屬於例外的情況（</w:t>
+      </w:r>
+      <w:hyperlink r:id="rId57">
+        <w:r>
+          <w:rPr>
+            <w:lang w:val="zh_TW" w:bidi="zh_TW"/>
+          </w:rPr>
+          <w:rPr>
+            <w:color w:val="0000EE"/>
+            <w:u w:val="single"/>
+          </w:rPr>
+          <w:t>申21:10–14</w:t>
+        </w:r>
+      </w:hyperlink>
+      <w:r>
+        <w:rPr>
+          <w:lang w:val="zh_TW" w:bidi="zh_TW"/>
+        </w:rPr>
+        <w:t>）。相比之下，參孫娶了一位非利士婦女，她仍然與她的族人在一起，但參孫會定期探望她（</w:t>
+      </w:r>
+      <w:hyperlink r:id="rId58">
+        <w:r>
+          <w:rPr>
+            <w:lang w:val="zh_TW" w:bidi="zh_TW"/>
+          </w:rPr>
+          <w:rPr>
+            <w:color w:val="0000EE"/>
+            <w:u w:val="single"/>
+          </w:rPr>
+          <w:t>士14:8–15:2</w:t>
+        </w:r>
+      </w:hyperlink>
+      <w:r>
+        <w:rPr>
+          <w:lang w:val="zh_TW" w:bidi="zh_TW"/>
+        </w:rPr>
+        <w:t>）。</w:t>
       </w:r>
     </w:p>
     <w:p>
@@ -1311,18 +1295,61 @@
         <w:rPr>
           <w:lang w:val="zh_TW" w:bidi="zh_TW"/>
         </w:rPr>
-        <w:t>雖然聖經沒有使用「Shekinah」這個詞，但這個詞經常在基督教神學中用來描述雲和神的其它顯現（theophanies）。「Shekinah」來自猶太教文獻，指的是神的可見榮耀。</w:t>
-      </w:r>
-    </w:p>
-    <w:p>
-      <w:pPr>
-        <w:pStyle w:val="Heading3"/>
-      </w:pPr>
-      <w:r>
-        <w:rPr>
-          <w:lang w:val="zh_TW" w:bidi="zh_TW"/>
-        </w:rPr>
-        <w:t>（神顯現時）雲的作用</w:t>
+        <w:t>通婚對希伯來宗教純潔性的影響是如此之大，以至於在被擄歸回時期，猶太人與外邦妻子結婚的情況下，即使家庭和家園會因此遭摧毀，當時領袖仍命令他們須全面休妻（</w:t>
+      </w:r>
+      <w:hyperlink r:id="rId59">
+        <w:r>
+          <w:rPr>
+            <w:lang w:val="zh_TW" w:bidi="zh_TW"/>
+          </w:rPr>
+          <w:rPr>
+            <w:color w:val="0000EE"/>
+            <w:u w:val="single"/>
+          </w:rPr>
+          <w:t>拉9:2</w:t>
+        </w:r>
+      </w:hyperlink>
+      <w:r>
+        <w:rPr>
+          <w:lang w:val="zh_TW" w:bidi="zh_TW"/>
+        </w:rPr>
+        <w:t>，</w:t>
+      </w:r>
+      <w:hyperlink r:id="rId60">
+        <w:r>
+          <w:rPr>
+            <w:lang w:val="zh_TW" w:bidi="zh_TW"/>
+          </w:rPr>
+          <w:rPr>
+            <w:color w:val="0000EE"/>
+            <w:u w:val="single"/>
+          </w:rPr>
+          <w:t>10:3、16–17</w:t>
+        </w:r>
+      </w:hyperlink>
+      <w:r>
+        <w:rPr>
+          <w:lang w:val="zh_TW" w:bidi="zh_TW"/>
+        </w:rPr>
+        <w:t>），其目的是保持猶太教的純潔。即使在新約時代，保羅也譴責與非基督徒的通婚（</w:t>
+      </w:r>
+      <w:hyperlink r:id="rId61">
+        <w:r>
+          <w:rPr>
+            <w:lang w:val="zh_TW" w:bidi="zh_TW"/>
+          </w:rPr>
+          <w:rPr>
+            <w:color w:val="0000EE"/>
+            <w:u w:val="single"/>
+          </w:rPr>
+          <w:t>林後6:14–15</w:t>
+        </w:r>
+      </w:hyperlink>
+      <w:r>
+        <w:rPr>
+          <w:lang w:val="zh_TW" w:bidi="zh_TW"/>
+        </w:rPr>
+        <w:t>）。</w:t>
       </w:r>
     </w:p>
     <w:p>
@@ -1336,538 +1363,7 @@
         <w:rPr>
           <w:lang w:val="zh_TW" w:bidi="zh_TW"/>
         </w:rPr>
-        <w:t>雲有不同的作用，都是神臨在的可見表達：</w:t>
-      </w:r>
-    </w:p>
-    <w:p>
-      <w:pPr>
-        <w:pStyle w:val="ListNumber"/>
-        <w:numPr>
-          <w:ilvl w:val="0"/>
-          <w:numId w:val="14"/>
-        </w:numPr>
-        <w:spacing w:line="240" w:lineRule="auto"/>
-        <w:ind w:left="720"/>
-      </w:pPr>
-      <w:r>
-        <w:rPr>
-          <w:lang w:val="zh_TW" w:bidi="zh_TW"/>
-        </w:rPr>
-      </w:r>
-      <w:r>
-        <w:rPr>
-          <w:lang w:val="zh_TW" w:bidi="zh_TW"/>
-        </w:rPr>
-        <w:t>雲彩充滿了會幕，日夜都停留在那裡，彰顯神的同在（</w:t>
-      </w:r>
-      <w:hyperlink r:id="rId49">
-        <w:r>
-          <w:rPr>
-            <w:lang w:val="zh_TW" w:bidi="zh_TW"/>
-          </w:rPr>
-          <w:rPr>
-            <w:color w:val="0000EE"/>
-            <w:u w:val="single"/>
-          </w:rPr>
-          <w:t>出埃及記40:34–38</w:t>
-        </w:r>
-      </w:hyperlink>
-      <w:r>
-        <w:rPr>
-          <w:lang w:val="zh_TW" w:bidi="zh_TW"/>
-        </w:rPr>
-        <w:t>）。神在贖罪日</w:t>
-      </w:r>
-      <w:r>
-        <w:rPr>
-          <w:lang w:val="zh_TW" w:bidi="zh_TW"/>
-        </w:rPr>
-        <w:t>從雲中顯現</w:t>
-      </w:r>
-      <w:r>
-        <w:rPr>
-          <w:lang w:val="zh_TW" w:bidi="zh_TW"/>
-        </w:rPr>
-        <w:t>（</w:t>
-      </w:r>
-      <w:hyperlink r:id="rId50">
-        <w:r>
-          <w:rPr>
-            <w:lang w:val="zh_TW" w:bidi="zh_TW"/>
-          </w:rPr>
-          <w:rPr>
-            <w:color w:val="0000EE"/>
-            <w:u w:val="single"/>
-          </w:rPr>
-          <w:t>利未記16:2</w:t>
-        </w:r>
-      </w:hyperlink>
-      <w:r>
-        <w:rPr>
-          <w:lang w:val="zh_TW" w:bidi="zh_TW"/>
-        </w:rPr>
-        <w:t>）。獻殿時，雲表明神接納神殿作為祂的居所（</w:t>
-      </w:r>
-      <w:hyperlink r:id="rId51">
-        <w:r>
-          <w:rPr>
-            <w:lang w:val="zh_TW" w:bidi="zh_TW"/>
-          </w:rPr>
-          <w:rPr>
-            <w:color w:val="0000EE"/>
-            <w:u w:val="single"/>
-          </w:rPr>
-          <w:t>列王紀上8:10–11</w:t>
-        </w:r>
-      </w:hyperlink>
-      <w:r>
-        <w:rPr>
-          <w:lang w:val="zh_TW" w:bidi="zh_TW"/>
-        </w:rPr>
-        <w:t>；</w:t>
-      </w:r>
-      <w:hyperlink r:id="rId52">
-        <w:r>
-          <w:rPr>
-            <w:lang w:val="zh_TW" w:bidi="zh_TW"/>
-          </w:rPr>
-          <w:rPr>
-            <w:color w:val="0000EE"/>
-            <w:u w:val="single"/>
-          </w:rPr>
-          <w:t>歷代志下5:13–14</w:t>
-        </w:r>
-      </w:hyperlink>
-      <w:r>
-        <w:rPr>
-          <w:lang w:val="zh_TW" w:bidi="zh_TW"/>
-        </w:rPr>
-        <w:t>）。</w:t>
-      </w:r>
-    </w:p>
-    <w:p>
-      <w:pPr>
-        <w:pStyle w:val="ListNumber"/>
-        <w:spacing w:line="240" w:lineRule="auto"/>
-        <w:ind w:left="720"/>
-      </w:pPr>
-      <w:r>
-        <w:rPr>
-          <w:lang w:val="zh_TW" w:bidi="zh_TW"/>
-        </w:rPr>
-      </w:r>
-      <w:r>
-        <w:rPr>
-          <w:lang w:val="zh_TW" w:bidi="zh_TW"/>
-        </w:rPr>
-        <w:t>雲柱在出埃及期間保護了以色列。雲柱位於埃及軍隊和以色列軍隊之間，給埃及人帶來黑暗，給以色列人帶來光明（</w:t>
-      </w:r>
-      <w:hyperlink r:id="rId53">
-        <w:r>
-          <w:rPr>
-            <w:lang w:val="zh_TW" w:bidi="zh_TW"/>
-          </w:rPr>
-          <w:rPr>
-            <w:color w:val="0000EE"/>
-            <w:u w:val="single"/>
-          </w:rPr>
-          <w:t>出埃及記14:19–20</w:t>
-        </w:r>
-      </w:hyperlink>
-      <w:r>
-        <w:rPr>
-          <w:lang w:val="zh_TW" w:bidi="zh_TW"/>
-        </w:rPr>
-        <w:t>）。詩篇作者紀念神「</w:t>
-      </w:r>
-      <w:r>
-        <w:rPr>
-          <w:lang w:val="zh_TW" w:bidi="zh_TW"/>
-        </w:rPr>
-        <w:t>鋪張雲彩當遮蓋， 夜間使火光照</w:t>
-      </w:r>
-      <w:r>
-        <w:rPr>
-          <w:lang w:val="zh_TW" w:bidi="zh_TW"/>
-        </w:rPr>
-        <w:t>」（</w:t>
-      </w:r>
-      <w:hyperlink r:id="rId54">
-        <w:r>
-          <w:rPr>
-            <w:lang w:val="zh_TW" w:bidi="zh_TW"/>
-          </w:rPr>
-          <w:rPr>
-            <w:color w:val="0000EE"/>
-            <w:u w:val="single"/>
-          </w:rPr>
-          <w:t>詩篇105:39</w:t>
-        </w:r>
-      </w:hyperlink>
-      <w:r>
-        <w:rPr>
-          <w:lang w:val="zh_TW" w:bidi="zh_TW"/>
-        </w:rPr>
-        <w:t>）。</w:t>
-      </w:r>
-    </w:p>
-    <w:p>
-      <w:pPr>
-        <w:pStyle w:val="ListNumber"/>
-        <w:spacing w:line="240" w:lineRule="auto"/>
-        <w:ind w:left="720"/>
-      </w:pPr>
-      <w:r>
-        <w:rPr>
-          <w:lang w:val="zh_TW" w:bidi="zh_TW"/>
-        </w:rPr>
-      </w:r>
-      <w:r>
-        <w:rPr>
-          <w:lang w:val="zh_TW" w:bidi="zh_TW"/>
-        </w:rPr>
-        <w:t>雲柱在以色列人穿越曠野的旅程中引導他們。「日間，耶和華在雲柱中領他們的路；夜間，在火柱中光照他們，使他們日夜都可以行走。日間雲柱，夜間火柱，總不離開百姓的面前。」（</w:t>
-      </w:r>
-      <w:hyperlink r:id="rId55">
-        <w:r>
-          <w:rPr>
-            <w:lang w:val="zh_TW" w:bidi="zh_TW"/>
-          </w:rPr>
-          <w:rPr>
-            <w:color w:val="0000EE"/>
-            <w:u w:val="single"/>
-          </w:rPr>
-          <w:t>出埃及記13:21–22</w:t>
-        </w:r>
-      </w:hyperlink>
-      <w:r>
-        <w:rPr>
-          <w:lang w:val="zh_TW" w:bidi="zh_TW"/>
-        </w:rPr>
-        <w:t>）。</w:t>
-      </w:r>
-      <w:r>
-        <w:rPr>
-          <w:lang w:val="zh_TW" w:bidi="zh_TW"/>
-        </w:rPr>
-        <w:t>雲彩幾時從帳幕收上去， 以色列人就幾時起行；雲彩在哪裏停住， 以色列人就在那裏安營</w:t>
-      </w:r>
-      <w:r>
-        <w:rPr>
-          <w:lang w:val="zh_TW" w:bidi="zh_TW"/>
-        </w:rPr>
-        <w:t>（</w:t>
-      </w:r>
-      <w:hyperlink r:id="rId56">
-        <w:r>
-          <w:rPr>
-            <w:lang w:val="zh_TW" w:bidi="zh_TW"/>
-          </w:rPr>
-          <w:rPr>
-            <w:color w:val="0000EE"/>
-            <w:u w:val="single"/>
-          </w:rPr>
-          <w:t>民數記9:17</w:t>
-        </w:r>
-      </w:hyperlink>
-      <w:r>
-        <w:rPr>
-          <w:lang w:val="zh_TW" w:bidi="zh_TW"/>
-        </w:rPr>
-        <w:t>）。儘管百姓犯罪，神仍繼續引導他們（</w:t>
-      </w:r>
-      <w:hyperlink r:id="rId47">
-        <w:r>
-          <w:rPr>
-            <w:lang w:val="zh_TW" w:bidi="zh_TW"/>
-          </w:rPr>
-          <w:rPr>
-            <w:color w:val="0000EE"/>
-            <w:u w:val="single"/>
-          </w:rPr>
-          <w:t>申命記1:33</w:t>
-        </w:r>
-      </w:hyperlink>
-      <w:r>
-        <w:rPr>
-          <w:lang w:val="zh_TW" w:bidi="zh_TW"/>
-        </w:rPr>
-        <w:t>）。後來的世代記得神晝夜都引導他們（</w:t>
-      </w:r>
-      <w:hyperlink r:id="rId57">
-        <w:r>
-          <w:rPr>
-            <w:lang w:val="zh_TW" w:bidi="zh_TW"/>
-          </w:rPr>
-          <w:rPr>
-            <w:color w:val="0000EE"/>
-            <w:u w:val="single"/>
-          </w:rPr>
-          <w:t>尼希米記9:12、19</w:t>
-        </w:r>
-      </w:hyperlink>
-      <w:r>
-        <w:rPr>
-          <w:lang w:val="zh_TW" w:bidi="zh_TW"/>
-        </w:rPr>
-        <w:t>；</w:t>
-      </w:r>
-      <w:hyperlink r:id="rId58">
-        <w:r>
-          <w:rPr>
-            <w:lang w:val="zh_TW" w:bidi="zh_TW"/>
-          </w:rPr>
-          <w:rPr>
-            <w:color w:val="0000EE"/>
-            <w:u w:val="single"/>
-          </w:rPr>
-          <w:t>詩篇78:14</w:t>
-        </w:r>
-      </w:hyperlink>
-      <w:r>
-        <w:rPr>
-          <w:lang w:val="zh_TW" w:bidi="zh_TW"/>
-        </w:rPr>
-        <w:t>）。</w:t>
-      </w:r>
-    </w:p>
-    <w:p>
-      <w:pPr>
-        <w:pStyle w:val="ListNumber"/>
-        <w:spacing w:line="240" w:lineRule="auto"/>
-        <w:ind w:left="720"/>
-      </w:pPr>
-      <w:r>
-        <w:rPr>
-          <w:lang w:val="zh_TW" w:bidi="zh_TW"/>
-        </w:rPr>
-      </w:r>
-      <w:r>
-        <w:rPr>
-          <w:lang w:val="zh_TW" w:bidi="zh_TW"/>
-        </w:rPr>
-        <w:t>神在雲柱中說話（</w:t>
-      </w:r>
-      <w:hyperlink r:id="rId59">
-        <w:r>
-          <w:rPr>
-            <w:lang w:val="zh_TW" w:bidi="zh_TW"/>
-          </w:rPr>
-          <w:rPr>
-            <w:color w:val="0000EE"/>
-            <w:u w:val="single"/>
-          </w:rPr>
-          <w:t>詩篇99:7</w:t>
-        </w:r>
-      </w:hyperlink>
-      <w:r>
-        <w:rPr>
-          <w:lang w:val="zh_TW" w:bidi="zh_TW"/>
-        </w:rPr>
-        <w:t>）。在百姓悖逆的時刻（</w:t>
-      </w:r>
-      <w:hyperlink r:id="rId60">
-        <w:r>
-          <w:rPr>
-            <w:lang w:val="zh_TW" w:bidi="zh_TW"/>
-          </w:rPr>
-          <w:rPr>
-            <w:color w:val="0000EE"/>
-            <w:u w:val="single"/>
-          </w:rPr>
-          <w:t>出埃及記16:10</w:t>
-        </w:r>
-      </w:hyperlink>
-      <w:r>
-        <w:rPr>
-          <w:lang w:val="zh_TW" w:bidi="zh_TW"/>
-        </w:rPr>
-        <w:t>；</w:t>
-      </w:r>
-      <w:hyperlink r:id="rId61">
-        <w:r>
-          <w:rPr>
-            <w:lang w:val="zh_TW" w:bidi="zh_TW"/>
-          </w:rPr>
-          <w:rPr>
-            <w:color w:val="0000EE"/>
-            <w:u w:val="single"/>
-          </w:rPr>
-          <w:t>民數記14:10</w:t>
-        </w:r>
-      </w:hyperlink>
-      <w:r>
-        <w:rPr>
-          <w:lang w:val="zh_TW" w:bidi="zh_TW"/>
-        </w:rPr>
-        <w:t>，</w:t>
-      </w:r>
-      <w:hyperlink r:id="rId62">
-        <w:r>
-          <w:rPr>
-            <w:lang w:val="zh_TW" w:bidi="zh_TW"/>
-          </w:rPr>
-          <w:rPr>
-            <w:color w:val="0000EE"/>
-            <w:u w:val="single"/>
-          </w:rPr>
-          <w:t>16:42–43</w:t>
-        </w:r>
-      </w:hyperlink>
-      <w:r>
-        <w:rPr>
-          <w:lang w:val="zh_TW" w:bidi="zh_TW"/>
-        </w:rPr>
-        <w:t>），當亞倫和米利暗與摩西爭吵時（</w:t>
-      </w:r>
-      <w:hyperlink r:id="rId63">
-        <w:r>
-          <w:rPr>
-            <w:lang w:val="zh_TW" w:bidi="zh_TW"/>
-          </w:rPr>
-          <w:rPr>
-            <w:color w:val="0000EE"/>
-            <w:u w:val="single"/>
-          </w:rPr>
-          <w:t>民數記12:1–15</w:t>
-        </w:r>
-      </w:hyperlink>
-      <w:r>
-        <w:rPr>
-          <w:lang w:val="zh_TW" w:bidi="zh_TW"/>
-        </w:rPr>
-        <w:t>），以及揀選七十位長老時，祂在西奈的密雲中說話（</w:t>
-      </w:r>
-      <w:hyperlink r:id="rId64">
-        <w:r>
-          <w:rPr>
-            <w:lang w:val="zh_TW" w:bidi="zh_TW"/>
-          </w:rPr>
-          <w:rPr>
-            <w:color w:val="0000EE"/>
-            <w:u w:val="single"/>
-          </w:rPr>
-          <w:t>出埃及記19:9、16</w:t>
-        </w:r>
-      </w:hyperlink>
-      <w:r>
-        <w:rPr>
-          <w:lang w:val="zh_TW" w:bidi="zh_TW"/>
-        </w:rPr>
-        <w:t>；</w:t>
-      </w:r>
-      <w:hyperlink r:id="rId65">
-        <w:r>
-          <w:rPr>
-            <w:lang w:val="zh_TW" w:bidi="zh_TW"/>
-          </w:rPr>
-          <w:rPr>
-            <w:color w:val="0000EE"/>
-            <w:u w:val="single"/>
-          </w:rPr>
-          <w:t>34:1–25</w:t>
-        </w:r>
-      </w:hyperlink>
-      <w:r>
-        <w:rPr>
-          <w:lang w:val="zh_TW" w:bidi="zh_TW"/>
-        </w:rPr>
-        <w:t>；</w:t>
-      </w:r>
-      <w:hyperlink r:id="rId66">
-        <w:r>
-          <w:rPr>
-            <w:lang w:val="zh_TW" w:bidi="zh_TW"/>
-          </w:rPr>
-          <w:rPr>
-            <w:color w:val="0000EE"/>
-            <w:u w:val="single"/>
-          </w:rPr>
-          <w:t>申命記4:11–12</w:t>
-        </w:r>
-      </w:hyperlink>
-      <w:r>
-        <w:rPr>
-          <w:lang w:val="zh_TW" w:bidi="zh_TW"/>
-        </w:rPr>
-        <w:t>，</w:t>
-      </w:r>
-      <w:hyperlink r:id="rId67">
-        <w:r>
-          <w:rPr>
-            <w:lang w:val="zh_TW" w:bidi="zh_TW"/>
-          </w:rPr>
-          <w:rPr>
-            <w:color w:val="0000EE"/>
-            <w:u w:val="single"/>
-          </w:rPr>
-          <w:t>5:22</w:t>
-        </w:r>
-      </w:hyperlink>
-      <w:r>
-        <w:rPr>
-          <w:lang w:val="zh_TW" w:bidi="zh_TW"/>
-        </w:rPr>
-        <w:t>）。只有摩西能直接聽到神的話，當摩西進會幕時，「</w:t>
-      </w:r>
-      <w:r>
-        <w:rPr>
-          <w:lang w:val="zh_TW" w:bidi="zh_TW"/>
-        </w:rPr>
-        <w:t>雲柱降下來，立在 會幕的門前， 耶和華便與 摩西說話</w:t>
-      </w:r>
-      <w:r>
-        <w:rPr>
-          <w:lang w:val="zh_TW" w:bidi="zh_TW"/>
-        </w:rPr>
-        <w:t>」（</w:t>
-      </w:r>
-      <w:hyperlink r:id="rId68">
-        <w:r>
-          <w:rPr>
-            <w:lang w:val="zh_TW" w:bidi="zh_TW"/>
-          </w:rPr>
-          <w:rPr>
-            <w:color w:val="0000EE"/>
-            <w:u w:val="single"/>
-          </w:rPr>
-          <w:t>出埃及記33:9</w:t>
-        </w:r>
-      </w:hyperlink>
-      <w:r>
-        <w:rPr>
-          <w:lang w:val="zh_TW" w:bidi="zh_TW"/>
-        </w:rPr>
-        <w:t>）。摩西去世時，神出現在雲柱中談及民族的未來（</w:t>
-      </w:r>
-      <w:hyperlink r:id="rId69">
-        <w:r>
-          <w:rPr>
-            <w:lang w:val="zh_TW" w:bidi="zh_TW"/>
-          </w:rPr>
-          <w:rPr>
-            <w:color w:val="0000EE"/>
-            <w:u w:val="single"/>
-          </w:rPr>
-          <w:t>申命記31:14–29</w:t>
-        </w:r>
-      </w:hyperlink>
-      <w:r>
-        <w:rPr>
-          <w:lang w:val="zh_TW" w:bidi="zh_TW"/>
-        </w:rPr>
-        <w:t>）。</w:t>
-      </w:r>
-    </w:p>
-    <w:p>
-      <w:pPr>
-        <w:pStyle w:val="Heading3"/>
-      </w:pPr>
-      <w:r>
-        <w:rPr>
-          <w:lang w:val="zh_TW" w:bidi="zh_TW"/>
-        </w:rPr>
-        <w:t>類似的神顯現</w:t>
+        <w:t>此外，我們很難估計年輕人結婚的年齡。一個男孩在十幾歲初期就被認為是成年人，而在猶太傳統後期則以成人禮來慶祝這一轉變，成人禮通常在男孩13歲時舉行。</w:t>
       </w:r>
     </w:p>
     <w:p>
@@ -1881,337 +1377,61 @@
         <w:rPr>
           <w:lang w:val="zh_TW" w:bidi="zh_TW"/>
         </w:rPr>
-        <w:t>神的其他顯現與雲、火和光有關：</w:t>
-      </w:r>
-    </w:p>
-    <w:p>
-      <w:pPr>
-        <w:pStyle w:val="ListBullet"/>
-        <w:spacing w:line="240" w:lineRule="auto"/>
-        <w:ind w:left="720"/>
-      </w:pPr>
-      <w:r>
-        <w:rPr>
-          <w:lang w:val="zh_TW" w:bidi="zh_TW"/>
-        </w:rPr>
-      </w:r>
-      <w:r>
-        <w:rPr>
-          <w:lang w:val="zh_TW" w:bidi="zh_TW"/>
-        </w:rPr>
-        <w:t>以西結看見一朵大雲，</w:t>
-      </w:r>
-      <w:r>
-        <w:rPr>
-          <w:lang w:val="zh_TW" w:bidi="zh_TW"/>
-        </w:rPr>
-        <w:t>包括閃爍火，周圍有光輝</w:t>
-      </w:r>
-      <w:r>
-        <w:rPr>
-          <w:lang w:val="zh_TW" w:bidi="zh_TW"/>
-        </w:rPr>
-        <w:t>（</w:t>
-      </w:r>
-      <w:hyperlink r:id="rId70">
-        <w:r>
-          <w:rPr>
-            <w:lang w:val="zh_TW" w:bidi="zh_TW"/>
-          </w:rPr>
-          <w:rPr>
-            <w:color w:val="0000EE"/>
-            <w:u w:val="single"/>
-          </w:rPr>
-          <w:t>以西結書1:4</w:t>
-        </w:r>
-      </w:hyperlink>
-      <w:r>
-        <w:rPr>
-          <w:lang w:val="zh_TW" w:bidi="zh_TW"/>
-        </w:rPr>
-        <w:t>）。在雲中，他看見火、服事神的活物、神的寶座和神的同在（</w:t>
-      </w:r>
-      <w:hyperlink r:id="rId71">
-        <w:r>
-          <w:rPr>
-            <w:lang w:val="zh_TW" w:bidi="zh_TW"/>
-          </w:rPr>
-          <w:rPr>
-            <w:color w:val="0000EE"/>
-            <w:u w:val="single"/>
-          </w:rPr>
-          <w:t>以西結書1:5–28</w:t>
-        </w:r>
-      </w:hyperlink>
-      <w:r>
-        <w:rPr>
-          <w:lang w:val="zh_TW" w:bidi="zh_TW"/>
-        </w:rPr>
-        <w:t>）。他也看見神的榮耀離開，後來又回到聖殿（</w:t>
-      </w:r>
-      <w:hyperlink r:id="rId72">
-        <w:r>
-          <w:rPr>
-            <w:lang w:val="zh_TW" w:bidi="zh_TW"/>
-          </w:rPr>
-          <w:rPr>
-            <w:color w:val="0000EE"/>
-            <w:u w:val="single"/>
-          </w:rPr>
-          <w:t>以西結書10</w:t>
-        </w:r>
-      </w:hyperlink>
-      <w:r>
-        <w:rPr>
-          <w:lang w:val="zh_TW" w:bidi="zh_TW"/>
-        </w:rPr>
-        <w:t>，</w:t>
-      </w:r>
-      <w:hyperlink r:id="rId73">
-        <w:r>
-          <w:rPr>
-            <w:lang w:val="zh_TW" w:bidi="zh_TW"/>
-          </w:rPr>
-          <w:rPr>
-            <w:color w:val="0000EE"/>
-            <w:u w:val="single"/>
-          </w:rPr>
-          <w:t>43</w:t>
-        </w:r>
-      </w:hyperlink>
-      <w:r>
-        <w:rPr>
-          <w:lang w:val="zh_TW" w:bidi="zh_TW"/>
-        </w:rPr>
-        <w:t>）。</w:t>
-      </w:r>
-    </w:p>
-    <w:p>
-      <w:pPr>
-        <w:pStyle w:val="ListBullet"/>
-        <w:spacing w:line="240" w:lineRule="auto"/>
-        <w:ind w:left="720"/>
-      </w:pPr>
-      <w:r>
-        <w:rPr>
-          <w:lang w:val="zh_TW" w:bidi="zh_TW"/>
-        </w:rPr>
-      </w:r>
-      <w:r>
-        <w:rPr>
-          <w:lang w:val="zh_TW" w:bidi="zh_TW"/>
-        </w:rPr>
-        <w:t>但以理看見「</w:t>
-      </w:r>
-      <w:r>
-        <w:rPr>
-          <w:lang w:val="zh_TW" w:bidi="zh_TW"/>
-        </w:rPr>
-        <w:t>一位像人子的， 駕着天雲而來</w:t>
-      </w:r>
-      <w:r>
-        <w:rPr>
-          <w:lang w:val="zh_TW" w:bidi="zh_TW"/>
-        </w:rPr>
-        <w:t>」，領受權柄、榮耀和能力（</w:t>
-      </w:r>
-      <w:hyperlink r:id="rId74">
-        <w:r>
-          <w:rPr>
-            <w:lang w:val="zh_TW" w:bidi="zh_TW"/>
-          </w:rPr>
-          <w:rPr>
-            <w:color w:val="0000EE"/>
-            <w:u w:val="single"/>
-          </w:rPr>
-          <w:t>但以理書7:13</w:t>
-        </w:r>
-      </w:hyperlink>
-      <w:r>
-        <w:rPr>
-          <w:lang w:val="zh_TW" w:bidi="zh_TW"/>
-        </w:rPr>
-        <w:t>）。耶穌在福音書中常常稱自己為「人子」。</w:t>
-      </w:r>
-    </w:p>
-    <w:p>
-      <w:pPr>
-        <w:pStyle w:val="ListBullet"/>
-        <w:spacing w:line="240" w:lineRule="auto"/>
-        <w:ind w:left="720"/>
-      </w:pPr>
-      <w:r>
-        <w:rPr>
-          <w:lang w:val="zh_TW" w:bidi="zh_TW"/>
-        </w:rPr>
-      </w:r>
-      <w:r>
-        <w:rPr>
-          <w:lang w:val="zh_TW" w:bidi="zh_TW"/>
-        </w:rPr>
-        <w:t>在變像山上，耶穌彰顯了祂的榮耀，雲彩籠罩著耶穌（</w:t>
-      </w:r>
-      <w:hyperlink r:id="rId75">
-        <w:r>
-          <w:rPr>
-            <w:lang w:val="zh_TW" w:bidi="zh_TW"/>
-          </w:rPr>
-          <w:rPr>
-            <w:color w:val="0000EE"/>
-            <w:u w:val="single"/>
-          </w:rPr>
-          <w:t>馬太福音17:5</w:t>
-        </w:r>
-      </w:hyperlink>
-      <w:r>
-        <w:rPr>
-          <w:lang w:val="zh_TW" w:bidi="zh_TW"/>
-        </w:rPr>
-        <w:t>；</w:t>
-      </w:r>
-      <w:hyperlink r:id="rId76">
-        <w:r>
-          <w:rPr>
-            <w:lang w:val="zh_TW" w:bidi="zh_TW"/>
-          </w:rPr>
-          <w:rPr>
-            <w:color w:val="0000EE"/>
-            <w:u w:val="single"/>
-          </w:rPr>
-          <w:t>馬可福音9:7</w:t>
-        </w:r>
-      </w:hyperlink>
-      <w:r>
-        <w:rPr>
-          <w:lang w:val="zh_TW" w:bidi="zh_TW"/>
-        </w:rPr>
-        <w:t>；</w:t>
-      </w:r>
-      <w:hyperlink r:id="rId77">
-        <w:r>
-          <w:rPr>
-            <w:lang w:val="zh_TW" w:bidi="zh_TW"/>
-          </w:rPr>
-          <w:rPr>
-            <w:color w:val="0000EE"/>
-            <w:u w:val="single"/>
-          </w:rPr>
-          <w:t>路加福音9:34</w:t>
-        </w:r>
-      </w:hyperlink>
-      <w:r>
-        <w:rPr>
-          <w:lang w:val="zh_TW" w:bidi="zh_TW"/>
-        </w:rPr>
-        <w:t>）。</w:t>
-      </w:r>
-    </w:p>
-    <w:p>
-      <w:pPr>
-        <w:pStyle w:val="ListBullet"/>
-        <w:spacing w:line="240" w:lineRule="auto"/>
-        <w:ind w:left="720"/>
-      </w:pPr>
-      <w:r>
-        <w:rPr>
-          <w:lang w:val="zh_TW" w:bidi="zh_TW"/>
-        </w:rPr>
-      </w:r>
-      <w:r>
-        <w:rPr>
-          <w:lang w:val="zh_TW" w:bidi="zh_TW"/>
-        </w:rPr>
-        <w:t>耶穌升天時被雲彩接去，天使提醒使徒祂的應許，祂會以同樣的方式回來（</w:t>
-      </w:r>
-      <w:hyperlink r:id="rId78">
-        <w:r>
-          <w:rPr>
-            <w:lang w:val="zh_TW" w:bidi="zh_TW"/>
-          </w:rPr>
-          <w:rPr>
-            <w:color w:val="0000EE"/>
-            <w:u w:val="single"/>
-          </w:rPr>
-          <w:t>使徒行傳1:9–11</w:t>
-        </w:r>
-      </w:hyperlink>
-      <w:r>
-        <w:rPr>
-          <w:lang w:val="zh_TW" w:bidi="zh_TW"/>
-        </w:rPr>
-        <w:t>；見</w:t>
-      </w:r>
-      <w:hyperlink r:id="rId79">
-        <w:r>
-          <w:rPr>
-            <w:lang w:val="zh_TW" w:bidi="zh_TW"/>
-          </w:rPr>
-          <w:rPr>
-            <w:color w:val="0000EE"/>
-            <w:u w:val="single"/>
-          </w:rPr>
-          <w:t>馬太福音24:30</w:t>
-        </w:r>
-      </w:hyperlink>
-      <w:r>
-        <w:rPr>
-          <w:lang w:val="zh_TW" w:bidi="zh_TW"/>
-        </w:rPr>
-        <w:t>；</w:t>
-      </w:r>
-      <w:hyperlink r:id="rId80">
-        <w:r>
-          <w:rPr>
-            <w:lang w:val="zh_TW" w:bidi="zh_TW"/>
-          </w:rPr>
-          <w:rPr>
-            <w:color w:val="0000EE"/>
-            <w:u w:val="single"/>
-          </w:rPr>
-          <w:t>馬可福音13:26</w:t>
-        </w:r>
-      </w:hyperlink>
-      <w:r>
-        <w:rPr>
-          <w:lang w:val="zh_TW" w:bidi="zh_TW"/>
-        </w:rPr>
-        <w:t>；</w:t>
-      </w:r>
-      <w:hyperlink r:id="rId81">
-        <w:r>
-          <w:rPr>
-            <w:lang w:val="zh_TW" w:bidi="zh_TW"/>
-          </w:rPr>
-          <w:rPr>
-            <w:color w:val="0000EE"/>
-            <w:u w:val="single"/>
-          </w:rPr>
-          <w:t>路加福音21:27</w:t>
-        </w:r>
-      </w:hyperlink>
-      <w:r>
-        <w:rPr>
-          <w:lang w:val="zh_TW" w:bidi="zh_TW"/>
-        </w:rPr>
-        <w:t>；</w:t>
-      </w:r>
-      <w:hyperlink r:id="rId82">
-        <w:r>
-          <w:rPr>
-            <w:lang w:val="zh_TW" w:bidi="zh_TW"/>
-          </w:rPr>
-          <w:rPr>
-            <w:color w:val="0000EE"/>
-            <w:u w:val="single"/>
-          </w:rPr>
-          <w:t>啟示錄1:7</w:t>
-        </w:r>
-      </w:hyperlink>
-      <w:r>
-        <w:rPr>
-          <w:lang w:val="zh_TW" w:bidi="zh_TW"/>
-        </w:rPr>
-        <w:t>）。</w:t>
+        <w:t>通常是年輕男子的父母選擇新娘。關於婚姻的討論是在新郎的父母和新娘的父母之間進行的，通常不會徵詢年輕人的意見。家中最年長的必須先結婚（</w:t>
+      </w:r>
+      <w:hyperlink r:id="rId62">
+        <w:r>
+          <w:rPr>
+            <w:lang w:val="zh_TW" w:bidi="zh_TW"/>
+          </w:rPr>
+          <w:rPr>
+            <w:color w:val="0000EE"/>
+            <w:u w:val="single"/>
+          </w:rPr>
+          <w:t>創29:26</w:t>
+        </w:r>
+      </w:hyperlink>
+      <w:r>
+        <w:rPr>
+          <w:lang w:val="zh_TW" w:bidi="zh_TW"/>
+        </w:rPr>
+        <w:t>）。當亞伯拉罕決定以撒是時候該結婚時，他派了一位僕人到他在美索不達米亞的親戚那裡選新娘。僕人聯繫了新娘的兄弟和母親（</w:t>
+      </w:r>
+      <w:hyperlink r:id="rId63">
+        <w:r>
+          <w:rPr>
+            <w:lang w:val="zh_TW" w:bidi="zh_TW"/>
+          </w:rPr>
+          <w:rPr>
+            <w:color w:val="0000EE"/>
+            <w:u w:val="single"/>
+          </w:rPr>
+          <w:t>24:33–53</w:t>
+        </w:r>
+      </w:hyperlink>
+      <w:r>
+        <w:rPr>
+          <w:lang w:val="zh_TW" w:bidi="zh_TW"/>
+        </w:rPr>
+        <w:t>），之後才詢問利百加是否同意（</w:t>
+      </w:r>
+      <w:hyperlink r:id="rId64">
+        <w:r>
+          <w:rPr>
+            <w:lang w:val="zh_TW" w:bidi="zh_TW"/>
+          </w:rPr>
+          <w:rPr>
+            <w:color w:val="0000EE"/>
+            <w:u w:val="single"/>
+          </w:rPr>
+          <w:t>57–58</w:t>
+        </w:r>
+      </w:hyperlink>
+      <w:r>
+        <w:rPr>
+          <w:lang w:val="zh_TW" w:bidi="zh_TW"/>
+        </w:rPr>
+        <w:t>）。她的父親可能無行為能力，否則根本不可能會征詢她的意見。</w:t>
       </w:r>
     </w:p>
     <w:p>
@@ -2223,6 +1443,1191 @@
       </w:r>
       <w:r>
         <w:rPr>
+          <w:lang w:val="zh_TW" w:bidi="zh_TW"/>
+        </w:rPr>
+        <w:t>年輕人通常娶不起超過一位以上的妻子，因為他們必須付聘金給新娘的父親。 在某些情況下，男人可以用勞動年資來代替聘金（</w:t>
+      </w:r>
+      <w:hyperlink r:id="rId65">
+        <w:r>
+          <w:rPr>
+            <w:lang w:val="zh_TW" w:bidi="zh_TW"/>
+          </w:rPr>
+          <w:rPr>
+            <w:color w:val="0000EE"/>
+            <w:u w:val="single"/>
+          </w:rPr>
+          <w:t>創29:15–30</w:t>
+        </w:r>
+      </w:hyperlink>
+      <w:r>
+        <w:rPr>
+          <w:lang w:val="zh_TW" w:bidi="zh_TW"/>
+        </w:rPr>
+        <w:t>）。 又或者他們可以完成新娘父親所要求的指定任務（</w:t>
+      </w:r>
+      <w:hyperlink r:id="rId66">
+        <w:r>
+          <w:rPr>
+            <w:lang w:val="zh_TW" w:bidi="zh_TW"/>
+          </w:rPr>
+          <w:rPr>
+            <w:color w:val="0000EE"/>
+            <w:u w:val="single"/>
+          </w:rPr>
+          <w:t>撒上18:25–27</w:t>
+        </w:r>
+      </w:hyperlink>
+      <w:r>
+        <w:rPr>
+          <w:lang w:val="zh_TW" w:bidi="zh_TW"/>
+        </w:rPr>
+        <w:t>）。 如果一個男人強姦了一位處女，但後來她父親允許他迎娶他女兒的話，他必須付給她的父親50舍客勒銀幣，然後娶她為妻（</w:t>
+      </w:r>
+      <w:hyperlink r:id="rId67">
+        <w:r>
+          <w:rPr>
+            <w:lang w:val="zh_TW" w:bidi="zh_TW"/>
+          </w:rPr>
+          <w:rPr>
+            <w:color w:val="0000EE"/>
+            <w:u w:val="single"/>
+          </w:rPr>
+          <w:t>申22:28–29</w:t>
+        </w:r>
+      </w:hyperlink>
+      <w:r>
+        <w:rPr>
+          <w:lang w:val="zh_TW" w:bidi="zh_TW"/>
+        </w:rPr>
+        <w:t>）。 這筆款項被視為是一種懲罰和賠償，而不是典型的聘金。</w:t>
+      </w:r>
+    </w:p>
+    <w:p>
+      <w:pPr/>
+      <w:r>
+        <w:rPr>
+          <w:lang w:val="zh_TW" w:bidi="zh_TW"/>
+        </w:rPr>
+      </w:r>
+      <w:r>
+        <w:rPr>
+          <w:lang w:val="zh_TW" w:bidi="zh_TW"/>
+        </w:rPr>
+        <w:t>在第二聖殿時期，處女新娘被認為價值50舍客勒，而寡婦或離婚婦女約值一半。在這段時期，處女新娘通常在周間結婚，以便如果她的丈夫發現她不是處女，他可以在第二天，就是安息日之前向法庭提供證據。寡婦或離婚婦女通常在相當於星期四的日子結婚，這樣她在安息日之前可以有整整一天與她的丈夫相處。</w:t>
+      </w:r>
+    </w:p>
+    <w:p>
+      <w:pPr/>
+      <w:r>
+        <w:rPr>
+          <w:lang w:val="zh_TW" w:bidi="zh_TW"/>
+        </w:rPr>
+      </w:r>
+      <w:r>
+        <w:rPr>
+          <w:lang w:val="zh_TW" w:bidi="zh_TW"/>
+        </w:rPr>
+        <w:t>婚姻是一種在兩個家庭之間的盟約或聯盟。因此，婚姻將他們聯合起來，通過擴展親緣關係來增加群體的規模。在這個社會中，無論親屬關係多麼疏離，人們都會毫不猶豫地承擔其親屬的責任，這一點非常重要。盟約的概念也可能具有政治色彩，例如所羅門與埃及公主的婚姻（</w:t>
+      </w:r>
+      <w:hyperlink r:id="rId68">
+        <w:r>
+          <w:rPr>
+            <w:lang w:val="zh_TW" w:bidi="zh_TW"/>
+          </w:rPr>
+          <w:rPr>
+            <w:color w:val="0000EE"/>
+            <w:u w:val="single"/>
+          </w:rPr>
+          <w:t>王上11:1</w:t>
+        </w:r>
+      </w:hyperlink>
+      <w:r>
+        <w:rPr>
+          <w:lang w:val="zh_TW" w:bidi="zh_TW"/>
+        </w:rPr>
+        <w:t>）或以色列的亞哈與泰爾的耶洗別的婚姻（</w:t>
+      </w:r>
+      <w:hyperlink r:id="rId69">
+        <w:r>
+          <w:rPr>
+            <w:lang w:val="zh_TW" w:bidi="zh_TW"/>
+          </w:rPr>
+          <w:rPr>
+            <w:color w:val="0000EE"/>
+            <w:u w:val="single"/>
+          </w:rPr>
+          <w:t>16:31</w:t>
+        </w:r>
+      </w:hyperlink>
+      <w:r>
+        <w:rPr>
+          <w:lang w:val="zh_TW" w:bidi="zh_TW"/>
+        </w:rPr>
+        <w:t>）。</w:t>
+      </w:r>
+    </w:p>
+    <w:p>
+      <w:pPr/>
+      <w:r>
+        <w:rPr>
+          <w:lang w:val="zh_TW" w:bidi="zh_TW"/>
+        </w:rPr>
+      </w:r>
+      <w:r>
+        <w:rPr>
+          <w:lang w:val="zh_TW" w:bidi="zh_TW"/>
+        </w:rPr>
+        <w:t>盟約的簽訂包括禮物的餽贈，這確立了贈與者和新娘的財富和地位（</w:t>
+      </w:r>
+      <w:hyperlink r:id="rId70">
+        <w:r>
+          <w:rPr>
+            <w:lang w:val="zh_TW" w:bidi="zh_TW"/>
+          </w:rPr>
+          <w:rPr>
+            <w:color w:val="0000EE"/>
+            <w:u w:val="single"/>
+          </w:rPr>
+          <w:t>創34:12</w:t>
+        </w:r>
+      </w:hyperlink>
+      <w:r>
+        <w:rPr>
+          <w:lang w:val="zh_TW" w:bidi="zh_TW"/>
+        </w:rPr>
+        <w:t>）。在古代的近東，人們認為禮物的餽贈也包含了贈與者的一部分，因此贈與者實際上是在獻上部分的自己。這份為盟約蓋上印記的禮物也確立了贈與者對新娘的權柄。</w:t>
+      </w:r>
+    </w:p>
+    <w:p>
+      <w:pPr/>
+      <w:r>
+        <w:rPr>
+          <w:lang w:val="zh_TW" w:bidi="zh_TW"/>
+        </w:rPr>
+      </w:r>
+      <w:r>
+        <w:rPr>
+          <w:lang w:val="zh_TW" w:bidi="zh_TW"/>
+        </w:rPr>
+        <w:t>婚姻程序的下一個階段則是訂婚。訂婚這個詞首先在</w:t>
+      </w:r>
+      <w:hyperlink r:id="rId71">
+        <w:r>
+          <w:rPr>
+            <w:lang w:val="zh_TW" w:bidi="zh_TW"/>
+          </w:rPr>
+          <w:rPr>
+            <w:color w:val="0000EE"/>
+            <w:u w:val="single"/>
+          </w:rPr>
+          <w:t>出埃及記二十二章16節</w:t>
+        </w:r>
+      </w:hyperlink>
+      <w:r>
+        <w:rPr>
+          <w:lang w:val="zh_TW" w:bidi="zh_TW"/>
+        </w:rPr>
+        <w:t>中出現，這個術語在申命記中多次使用（</w:t>
+      </w:r>
+      <w:hyperlink r:id="rId72">
+        <w:r>
+          <w:rPr>
+            <w:lang w:val="zh_TW" w:bidi="zh_TW"/>
+          </w:rPr>
+          <w:rPr>
+            <w:color w:val="0000EE"/>
+            <w:u w:val="single"/>
+          </w:rPr>
+          <w:t>申20:7</w:t>
+        </w:r>
+      </w:hyperlink>
+      <w:r>
+        <w:rPr>
+          <w:lang w:val="zh_TW" w:bidi="zh_TW"/>
+        </w:rPr>
+        <w:t>，</w:t>
+      </w:r>
+      <w:hyperlink r:id="rId73">
+        <w:r>
+          <w:rPr>
+            <w:lang w:val="zh_TW" w:bidi="zh_TW"/>
+          </w:rPr>
+          <w:rPr>
+            <w:color w:val="0000EE"/>
+            <w:u w:val="single"/>
+          </w:rPr>
+          <w:t>22:23–24</w:t>
+        </w:r>
+      </w:hyperlink>
+      <w:r>
+        <w:rPr>
+          <w:lang w:val="zh_TW" w:bidi="zh_TW"/>
+        </w:rPr>
+        <w:t>）。訂婚具有婚姻的法律地位（</w:t>
+      </w:r>
+      <w:hyperlink r:id="rId74">
+        <w:r>
+          <w:rPr>
+            <w:lang w:val="zh_TW" w:bidi="zh_TW"/>
+          </w:rPr>
+          <w:rPr>
+            <w:color w:val="0000EE"/>
+            <w:u w:val="single"/>
+          </w:rPr>
+          <w:t>申28:30</w:t>
+        </w:r>
+      </w:hyperlink>
+      <w:r>
+        <w:rPr>
+          <w:lang w:val="zh_TW" w:bidi="zh_TW"/>
+        </w:rPr>
+        <w:t>；</w:t>
+      </w:r>
+      <w:hyperlink r:id="rId75">
+        <w:r>
+          <w:rPr>
+            <w:lang w:val="zh_TW" w:bidi="zh_TW"/>
+          </w:rPr>
+          <w:rPr>
+            <w:color w:val="0000EE"/>
+            <w:u w:val="single"/>
+          </w:rPr>
+          <w:t>撒下3:14</w:t>
+        </w:r>
+      </w:hyperlink>
+      <w:r>
+        <w:rPr>
+          <w:lang w:val="zh_TW" w:bidi="zh_TW"/>
+        </w:rPr>
+        <w:t>），根據申命記的法律，任何侵犯已訂婚處女的人將被石頭砸死，因為侵犯了鄰居的「妻子」（</w:t>
+      </w:r>
+      <w:hyperlink r:id="rId73">
+        <w:r>
+          <w:rPr>
+            <w:lang w:val="zh_TW" w:bidi="zh_TW"/>
+          </w:rPr>
+          <w:rPr>
+            <w:color w:val="0000EE"/>
+            <w:u w:val="single"/>
+          </w:rPr>
+          <w:t>申22:23–24</w:t>
+        </w:r>
+      </w:hyperlink>
+      <w:r>
+        <w:rPr>
+          <w:lang w:val="zh_TW" w:bidi="zh_TW"/>
+        </w:rPr>
+        <w:t>）。訂婚的意義涉及取得所有資產，其方式類似於接受貢品。然而，訂婚婦女和嫁人為妻之間仍有區別（</w:t>
+      </w:r>
+      <w:hyperlink r:id="rId72">
+        <w:r>
+          <w:rPr>
+            <w:lang w:val="zh_TW" w:bidi="zh_TW"/>
+          </w:rPr>
+          <w:rPr>
+            <w:color w:val="0000EE"/>
+            <w:u w:val="single"/>
+          </w:rPr>
+          <w:t>20:7</w:t>
+        </w:r>
+      </w:hyperlink>
+      <w:r>
+        <w:rPr>
+          <w:lang w:val="zh_TW" w:bidi="zh_TW"/>
+        </w:rPr>
+        <w:t>）。在訂婚期間，準新郎免於服兵役。訂婚被認為是永久正式關係的一部份（</w:t>
+      </w:r>
+      <w:hyperlink r:id="rId76">
+        <w:r>
+          <w:rPr>
+            <w:lang w:val="zh_TW" w:bidi="zh_TW"/>
+          </w:rPr>
+          <w:rPr>
+            <w:color w:val="0000EE"/>
+            <w:u w:val="single"/>
+          </w:rPr>
+          <w:t>太1:18</w:t>
+        </w:r>
+      </w:hyperlink>
+      <w:r>
+        <w:rPr>
+          <w:lang w:val="zh_TW" w:bidi="zh_TW"/>
+        </w:rPr>
+        <w:t>；</w:t>
+      </w:r>
+      <w:hyperlink r:id="rId77">
+        <w:r>
+          <w:rPr>
+            <w:lang w:val="zh_TW" w:bidi="zh_TW"/>
+          </w:rPr>
+          <w:rPr>
+            <w:color w:val="0000EE"/>
+            <w:u w:val="single"/>
+          </w:rPr>
+          <w:t>路1:27</w:t>
+        </w:r>
+      </w:hyperlink>
+      <w:r>
+        <w:rPr>
+          <w:lang w:val="zh_TW" w:bidi="zh_TW"/>
+        </w:rPr>
+        <w:t>，</w:t>
+      </w:r>
+      <w:hyperlink r:id="rId78">
+        <w:r>
+          <w:rPr>
+            <w:lang w:val="zh_TW" w:bidi="zh_TW"/>
+          </w:rPr>
+          <w:rPr>
+            <w:color w:val="0000EE"/>
+            <w:u w:val="single"/>
+          </w:rPr>
+          <w:t>2:5</w:t>
+        </w:r>
+      </w:hyperlink>
+      <w:r>
+        <w:rPr>
+          <w:lang w:val="zh_TW" w:bidi="zh_TW"/>
+        </w:rPr>
+        <w:t>）。</w:t>
+      </w:r>
+    </w:p>
+    <w:p>
+      <w:pPr/>
+      <w:r>
+        <w:rPr>
+          <w:lang w:val="zh_TW" w:bidi="zh_TW"/>
+        </w:rPr>
+      </w:r>
+      <w:r>
+        <w:rPr>
+          <w:lang w:val="zh_TW" w:bidi="zh_TW"/>
+        </w:rPr>
+        <w:t>一個即將娶他人女兒的男子在訂婚時已被視為是女婿（</w:t>
+      </w:r>
+      <w:hyperlink r:id="rId79">
+        <w:r>
+          <w:rPr>
+            <w:lang w:val="zh_TW" w:bidi="zh_TW"/>
+          </w:rPr>
+          <w:rPr>
+            <w:color w:val="0000EE"/>
+            <w:u w:val="single"/>
+          </w:rPr>
+          <w:t>創19:14</w:t>
+        </w:r>
+      </w:hyperlink>
+      <w:r>
+        <w:rPr>
+          <w:lang w:val="zh_TW" w:bidi="zh_TW"/>
+        </w:rPr>
+        <w:t>）。馬利亞作為約瑟的未婚妻，儘管他直到耶穌出生後才與她同房，實際上馬利亞已在訂婚之際就被視為是他的妻子。</w:t>
+      </w:r>
+    </w:p>
+    <w:p>
+      <w:pPr/>
+      <w:r>
+        <w:rPr>
+          <w:lang w:val="zh_TW" w:bidi="zh_TW"/>
+        </w:rPr>
+      </w:r>
+      <w:r>
+        <w:rPr>
+          <w:lang w:val="zh_TW" w:bidi="zh_TW"/>
+        </w:rPr>
+        <w:t>聖經中第一次以筵席慶祝婚禮的記錄是在雅各的故事中（</w:t>
+      </w:r>
+      <w:hyperlink r:id="rId80">
+        <w:r>
+          <w:rPr>
+            <w:lang w:val="zh_TW" w:bidi="zh_TW"/>
+          </w:rPr>
+          <w:rPr>
+            <w:color w:val="0000EE"/>
+            <w:u w:val="single"/>
+          </w:rPr>
+          <w:t>創29:22</w:t>
+        </w:r>
+      </w:hyperlink>
+      <w:r>
+        <w:rPr>
+          <w:lang w:val="zh_TW" w:bidi="zh_TW"/>
+        </w:rPr>
+        <w:t>）。在多比傳（the book of Tobit）一書提及之前，並沒有實際的婚姻契約記錄（</w:t>
+      </w:r>
+      <w:hyperlink r:id="rId81">
+        <w:r>
+          <w:rPr>
+            <w:lang w:val="zh_TW" w:bidi="zh_TW"/>
+          </w:rPr>
+          <w:rPr>
+            <w:color w:val="0000EE"/>
+            <w:u w:val="single"/>
+          </w:rPr>
+          <w:t>多比傳7:12</w:t>
+        </w:r>
+      </w:hyperlink>
+      <w:r>
+        <w:rPr>
+          <w:lang w:val="zh_TW" w:bidi="zh_TW"/>
+        </w:rPr>
+        <w:t>）。這份契約在夫妻同居一週之前不視為有效（</w:t>
+      </w:r>
+      <w:hyperlink r:id="rId82">
+        <w:r>
+          <w:rPr>
+            <w:lang w:val="zh_TW" w:bidi="zh_TW"/>
+          </w:rPr>
+          <w:rPr>
+            <w:color w:val="0000EE"/>
+            <w:u w:val="single"/>
+          </w:rPr>
+          <w:t>創29:27</w:t>
+        </w:r>
+      </w:hyperlink>
+      <w:r>
+        <w:rPr>
+          <w:lang w:val="zh_TW" w:bidi="zh_TW"/>
+        </w:rPr>
+        <w:t>；</w:t>
+      </w:r>
+      <w:hyperlink r:id="rId83">
+        <w:r>
+          <w:rPr>
+            <w:lang w:val="zh_TW" w:bidi="zh_TW"/>
+          </w:rPr>
+          <w:rPr>
+            <w:color w:val="0000EE"/>
+            <w:u w:val="single"/>
+          </w:rPr>
+          <w:t>士14:12、18</w:t>
+        </w:r>
+      </w:hyperlink>
+      <w:r>
+        <w:rPr>
+          <w:lang w:val="zh_TW" w:bidi="zh_TW"/>
+        </w:rPr>
+        <w:t>）。當參孫在七天期限結束前離開新娘時，新娘的父母認為婚姻無效，並將她嫁給另一位男人（</w:t>
+      </w:r>
+      <w:hyperlink r:id="rId84">
+        <w:r>
+          <w:rPr>
+            <w:lang w:val="zh_TW" w:bidi="zh_TW"/>
+          </w:rPr>
+          <w:rPr>
+            <w:color w:val="0000EE"/>
+            <w:u w:val="single"/>
+          </w:rPr>
+          <w:t>士14:20</w:t>
+        </w:r>
+      </w:hyperlink>
+      <w:r>
+        <w:rPr>
+          <w:lang w:val="zh_TW" w:bidi="zh_TW"/>
+        </w:rPr>
+        <w:t>）。</w:t>
+      </w:r>
+    </w:p>
+    <w:p>
+      <w:pPr/>
+      <w:r>
+        <w:rPr>
+          <w:lang w:val="zh_TW" w:bidi="zh_TW"/>
+        </w:rPr>
+      </w:r>
+      <w:r>
+        <w:rPr>
+          <w:lang w:val="zh_TW" w:bidi="zh_TW"/>
+        </w:rPr>
+        <w:t>婚禮是一個家庭極大歡慶的場合。新郎和新娘的特殊服飾（</w:t>
+      </w:r>
+      <w:hyperlink r:id="rId85">
+        <w:r>
+          <w:rPr>
+            <w:lang w:val="zh_TW" w:bidi="zh_TW"/>
+          </w:rPr>
+          <w:rPr>
+            <w:color w:val="0000EE"/>
+            <w:u w:val="single"/>
+          </w:rPr>
+          <w:t>賽61:10</w:t>
+        </w:r>
+      </w:hyperlink>
+      <w:r>
+        <w:rPr>
+          <w:lang w:val="zh_TW" w:bidi="zh_TW"/>
+        </w:rPr>
+        <w:t>；</w:t>
+      </w:r>
+      <w:hyperlink r:id="rId86">
+        <w:r>
+          <w:rPr>
+            <w:lang w:val="zh_TW" w:bidi="zh_TW"/>
+          </w:rPr>
+          <w:rPr>
+            <w:color w:val="0000EE"/>
+            <w:u w:val="single"/>
+          </w:rPr>
+          <w:t>結16:9–13</w:t>
+        </w:r>
+      </w:hyperlink>
+      <w:r>
+        <w:rPr>
+          <w:lang w:val="zh_TW" w:bidi="zh_TW"/>
+        </w:rPr>
+        <w:t>）包括新娘的精美禮服，通常鑲有珠寶（</w:t>
+      </w:r>
+      <w:hyperlink r:id="rId87">
+        <w:r>
+          <w:rPr>
+            <w:lang w:val="zh_TW" w:bidi="zh_TW"/>
+          </w:rPr>
+          <w:rPr>
+            <w:color w:val="0000EE"/>
+            <w:u w:val="single"/>
+          </w:rPr>
+          <w:t>詩45:14–15</w:t>
+        </w:r>
+      </w:hyperlink>
+      <w:r>
+        <w:rPr>
+          <w:lang w:val="zh_TW" w:bidi="zh_TW"/>
+        </w:rPr>
+        <w:t>；</w:t>
+      </w:r>
+      <w:hyperlink r:id="rId85">
+        <w:r>
+          <w:rPr>
+            <w:lang w:val="zh_TW" w:bidi="zh_TW"/>
+          </w:rPr>
+          <w:rPr>
+            <w:color w:val="0000EE"/>
+            <w:u w:val="single"/>
+          </w:rPr>
+          <w:t>賽61:10</w:t>
+        </w:r>
+      </w:hyperlink>
+      <w:r>
+        <w:rPr>
+          <w:lang w:val="zh_TW" w:bidi="zh_TW"/>
+        </w:rPr>
+        <w:t>）和其它的飾物，而新郎則穿著華麗的衣服並戴著冠冕（</w:t>
+      </w:r>
+      <w:hyperlink r:id="rId88">
+        <w:r>
+          <w:rPr>
+            <w:lang w:val="zh_TW" w:bidi="zh_TW"/>
+          </w:rPr>
+          <w:rPr>
+            <w:color w:val="0000EE"/>
+            <w:u w:val="single"/>
+          </w:rPr>
+          <w:t>歌3:11</w:t>
+        </w:r>
+      </w:hyperlink>
+      <w:r>
+        <w:rPr>
+          <w:lang w:val="zh_TW" w:bidi="zh_TW"/>
+        </w:rPr>
+        <w:t>；</w:t>
+      </w:r>
+      <w:hyperlink r:id="rId85">
+        <w:r>
+          <w:rPr>
+            <w:lang w:val="zh_TW" w:bidi="zh_TW"/>
+          </w:rPr>
+          <w:rPr>
+            <w:color w:val="0000EE"/>
+            <w:u w:val="single"/>
+          </w:rPr>
+          <w:t>賽61:10</w:t>
+        </w:r>
+      </w:hyperlink>
+      <w:r>
+        <w:rPr>
+          <w:lang w:val="zh_TW" w:bidi="zh_TW"/>
+        </w:rPr>
+        <w:t>）。新娘戴著面紗（</w:t>
+      </w:r>
+      <w:hyperlink r:id="rId89">
+        <w:r>
+          <w:rPr>
+            <w:lang w:val="zh_TW" w:bidi="zh_TW"/>
+          </w:rPr>
+          <w:rPr>
+            <w:color w:val="0000EE"/>
+            <w:u w:val="single"/>
+          </w:rPr>
+          <w:t>創24:65</w:t>
+        </w:r>
+      </w:hyperlink>
+      <w:r>
+        <w:rPr>
+          <w:lang w:val="zh_TW" w:bidi="zh_TW"/>
+        </w:rPr>
+        <w:t>；</w:t>
+      </w:r>
+      <w:hyperlink r:id="rId90">
+        <w:r>
+          <w:rPr>
+            <w:lang w:val="zh_TW" w:bidi="zh_TW"/>
+          </w:rPr>
+          <w:rPr>
+            <w:color w:val="0000EE"/>
+            <w:u w:val="single"/>
+          </w:rPr>
+          <w:t>歌4:3</w:t>
+        </w:r>
+      </w:hyperlink>
+      <w:r>
+        <w:rPr>
+          <w:lang w:val="zh_TW" w:bidi="zh_TW"/>
+        </w:rPr>
+        <w:t>），這面紗在新房中被取下。這解釋了利百加在她的未婚夫以撒面前需要蒙上面紗的原因（</w:t>
+      </w:r>
+      <w:hyperlink r:id="rId89">
+        <w:r>
+          <w:rPr>
+            <w:lang w:val="zh_TW" w:bidi="zh_TW"/>
+          </w:rPr>
+          <w:rPr>
+            <w:color w:val="0000EE"/>
+            <w:u w:val="single"/>
+          </w:rPr>
+          <w:t>創24:65</w:t>
+        </w:r>
+      </w:hyperlink>
+      <w:r>
+        <w:rPr>
+          <w:lang w:val="zh_TW" w:bidi="zh_TW"/>
+        </w:rPr>
+        <w:t>），也解釋了拉班為何能夠在雅各的婚禮之夜，輕易地用利亞替換拉結的原因（</w:t>
+      </w:r>
+      <w:hyperlink r:id="rId91">
+        <w:r>
+          <w:rPr>
+            <w:lang w:val="zh_TW" w:bidi="zh_TW"/>
+          </w:rPr>
+          <w:rPr>
+            <w:color w:val="0000EE"/>
+            <w:u w:val="single"/>
+          </w:rPr>
+          <w:t>29:23–25</w:t>
+        </w:r>
+      </w:hyperlink>
+      <w:r>
+        <w:rPr>
+          <w:lang w:val="zh_TW" w:bidi="zh_TW"/>
+        </w:rPr>
+        <w:t>）。</w:t>
+      </w:r>
+    </w:p>
+    <w:p>
+      <w:pPr/>
+      <w:r>
+        <w:rPr>
+          <w:lang w:val="zh_TW" w:bidi="zh_TW"/>
+        </w:rPr>
+      </w:r>
+      <w:r>
+        <w:rPr>
+          <w:lang w:val="zh_TW" w:bidi="zh_TW"/>
+        </w:rPr>
+        <w:t>象徵性的儀式有時可能被納入訂婚或婚禮儀式中，例如路得請求波阿斯打開他的衣襟遮蓋她，以表示他要娶她為妻（</w:t>
+      </w:r>
+      <w:hyperlink r:id="rId92">
+        <w:r>
+          <w:rPr>
+            <w:lang w:val="zh_TW" w:bidi="zh_TW"/>
+          </w:rPr>
+          <w:rPr>
+            <w:color w:val="0000EE"/>
+            <w:u w:val="single"/>
+          </w:rPr>
+          <w:t>得3:9</w:t>
+        </w:r>
+      </w:hyperlink>
+      <w:r>
+        <w:rPr>
+          <w:lang w:val="zh_TW" w:bidi="zh_TW"/>
+        </w:rPr>
+        <w:t>）。另一個儀式、禮儀可能是新郎在婚房中正式解下新娘的腰帶，這是一個為新婚夫婦特別準備的房間或帳篷。婚姻通常在第一晚圓房（</w:t>
+      </w:r>
+      <w:hyperlink r:id="rId93">
+        <w:r>
+          <w:rPr>
+            <w:lang w:val="zh_TW" w:bidi="zh_TW"/>
+          </w:rPr>
+          <w:rPr>
+            <w:color w:val="0000EE"/>
+            <w:u w:val="single"/>
+          </w:rPr>
+          <w:t>創29:23</w:t>
+        </w:r>
+      </w:hyperlink>
+      <w:r>
+        <w:rPr>
+          <w:lang w:val="zh_TW" w:bidi="zh_TW"/>
+        </w:rPr>
+        <w:t>；</w:t>
+      </w:r>
+      <w:hyperlink r:id="rId94">
+        <w:r>
+          <w:rPr>
+            <w:lang w:val="zh_TW" w:bidi="zh_TW"/>
+          </w:rPr>
+          <w:rPr>
+            <w:color w:val="0000EE"/>
+            <w:u w:val="single"/>
+          </w:rPr>
+          <w:t>多比傳8:1</w:t>
+        </w:r>
+      </w:hyperlink>
+      <w:r>
+        <w:rPr>
+          <w:lang w:val="zh_TW" w:bidi="zh_TW"/>
+        </w:rPr>
+        <w:t>），而染血的床單則保留作為新娘貞潔的證據。</w:t>
+      </w:r>
+    </w:p>
+    <w:p>
+      <w:pPr/>
+      <w:r>
+        <w:rPr>
+          <w:lang w:val="zh_TW" w:bidi="zh_TW"/>
+        </w:rPr>
+      </w:r>
+      <w:r>
+        <w:rPr>
+          <w:lang w:val="zh_TW" w:bidi="zh_TW"/>
+        </w:rPr>
+        <w:t>與婚姻的盛大遊行和宴會形成鮮明對比，休妻的過程則很簡單。如果一個男人在任何特定事情上發現妻子的過錯，他可以休妻，這項權利直到公元11世紀才遭廢除。然而，休妻是不受鼓勵的，並且隨著時間的推移，這個程序變得更加複雜，受到許多阻礙的限制。</w:t>
+      </w:r>
+    </w:p>
+    <w:p>
+      <w:pPr/>
+      <w:r>
+        <w:rPr>
+          <w:lang w:val="zh_TW" w:bidi="zh_TW"/>
+        </w:rPr>
+      </w:r>
+      <w:r>
+        <w:rPr>
+          <w:lang w:val="zh_TW" w:bidi="zh_TW"/>
+        </w:rPr>
+        <w:t>隨著關於休妻的法律變得更加複雜，程序也變得越來越昂貴。在後來的時期，有時候拉比會提供律師的建議，特別是在有關新娘或其家庭應得財產的歸還等問題上。</w:t>
+      </w:r>
+    </w:p>
+    <w:p>
+      <w:pPr/>
+      <w:r>
+        <w:rPr>
+          <w:lang w:val="zh_TW" w:bidi="zh_TW"/>
+        </w:rPr>
+      </w:r>
+      <w:r>
+        <w:rPr>
+          <w:lang w:val="zh_TW" w:bidi="zh_TW"/>
+        </w:rPr>
+        <w:t>如果發現新娘犯了通姦罪，丈夫便有權休妻。甚至如果丈夫懷疑她不忠，也同樣適用。如果他覺得她違反了正常道德、變節或在管理家庭方面效率不高，他也可以休妻。如果婦女拒絕與丈夫行房至少一年，丈夫便可休妻。其它休妻的理由包括對丈夫或其親屬的侮辱行為、染上不治之症，或拒絕與丈夫隨行搬遷到新的地方。</w:t>
+      </w:r>
+    </w:p>
+    <w:p>
+      <w:pPr/>
+      <w:r>
+        <w:rPr>
+          <w:lang w:val="zh_TW" w:bidi="zh_TW"/>
+        </w:rPr>
+      </w:r>
+      <w:r>
+        <w:rPr>
+          <w:lang w:val="zh_TW" w:bidi="zh_TW"/>
+        </w:rPr>
+        <w:t>總括，妻子的地位十分低微。儘管她提供建議、管理家庭、教育孩子，並在必要時與她的丈夫一起工作，丈夫仍然是她的主人，而她的角色是服從。她不過是個僕人，雖然比奴隸好，因為她不能被賣掉，即使她可以被休掉。</w:t>
+      </w:r>
+    </w:p>
+    <w:p>
+      <w:pPr/>
+      <w:r>
+        <w:rPr>
+          <w:lang w:val="zh_TW" w:bidi="zh_TW"/>
+        </w:rPr>
+      </w:r>
+      <w:r>
+        <w:rPr>
+          <w:lang w:val="zh_TW" w:bidi="zh_TW"/>
+        </w:rPr>
+        <w:t>在舊約中，常用婚姻作比喻，希伯來人和神被比作新娘和新郎（</w:t>
+      </w:r>
+      <w:hyperlink r:id="rId95">
+        <w:r>
+          <w:rPr>
+            <w:lang w:val="zh_TW" w:bidi="zh_TW"/>
+          </w:rPr>
+          <w:rPr>
+            <w:color w:val="0000EE"/>
+            <w:u w:val="single"/>
+          </w:rPr>
+          <w:t>賽62:4–5</w:t>
+        </w:r>
+      </w:hyperlink>
+      <w:r>
+        <w:rPr>
+          <w:lang w:val="zh_TW" w:bidi="zh_TW"/>
+        </w:rPr>
+        <w:t>；</w:t>
+      </w:r>
+      <w:hyperlink r:id="rId96">
+        <w:r>
+          <w:rPr>
+            <w:lang w:val="zh_TW" w:bidi="zh_TW"/>
+          </w:rPr>
+          <w:rPr>
+            <w:color w:val="0000EE"/>
+            <w:u w:val="single"/>
+          </w:rPr>
+          <w:t>耶2:2</w:t>
+        </w:r>
+      </w:hyperlink>
+      <w:r>
+        <w:rPr>
+          <w:lang w:val="zh_TW" w:bidi="zh_TW"/>
+        </w:rPr>
+        <w:t>）。耶利米書將即將降臨猶大的荒涼與婚宴的慶祝做對比（</w:t>
+      </w:r>
+      <w:hyperlink r:id="rId97">
+        <w:r>
+          <w:rPr>
+            <w:lang w:val="zh_TW" w:bidi="zh_TW"/>
+          </w:rPr>
+          <w:rPr>
+            <w:color w:val="0000EE"/>
+            <w:u w:val="single"/>
+          </w:rPr>
+          <w:t>耶7:34</w:t>
+        </w:r>
+      </w:hyperlink>
+      <w:r>
+        <w:rPr>
+          <w:lang w:val="zh_TW" w:bidi="zh_TW"/>
+        </w:rPr>
+        <w:t>，</w:t>
+      </w:r>
+      <w:hyperlink r:id="rId98">
+        <w:r>
+          <w:rPr>
+            <w:lang w:val="zh_TW" w:bidi="zh_TW"/>
+          </w:rPr>
+          <w:rPr>
+            <w:color w:val="0000EE"/>
+            <w:u w:val="single"/>
+          </w:rPr>
+          <w:t>16:9</w:t>
+        </w:r>
+      </w:hyperlink>
+      <w:r>
+        <w:rPr>
+          <w:lang w:val="zh_TW" w:bidi="zh_TW"/>
+        </w:rPr>
+        <w:t>，</w:t>
+      </w:r>
+      <w:hyperlink r:id="rId99">
+        <w:r>
+          <w:rPr>
+            <w:lang w:val="zh_TW" w:bidi="zh_TW"/>
+          </w:rPr>
+          <w:rPr>
+            <w:color w:val="0000EE"/>
+            <w:u w:val="single"/>
+          </w:rPr>
+          <w:t>25:10</w:t>
+        </w:r>
+      </w:hyperlink>
+      <w:r>
+        <w:rPr>
+          <w:lang w:val="zh_TW" w:bidi="zh_TW"/>
+        </w:rPr>
+        <w:t>）。在何西阿書中也用婚姻作比喻，神拒絕與祂妻子以色列的關係（</w:t>
+      </w:r>
+      <w:hyperlink r:id="rId100">
+        <w:r>
+          <w:rPr>
+            <w:lang w:val="zh_TW" w:bidi="zh_TW"/>
+          </w:rPr>
+          <w:rPr>
+            <w:color w:val="0000EE"/>
+            <w:u w:val="single"/>
+          </w:rPr>
+          <w:t>何2:2</w:t>
+        </w:r>
+      </w:hyperlink>
+      <w:r>
+        <w:rPr>
+          <w:lang w:val="zh_TW" w:bidi="zh_TW"/>
+        </w:rPr>
+        <w:t>），但如果她恢復忠心的行為，神願意再次接受她（</w:t>
+      </w:r>
+      <w:hyperlink r:id="rId101">
+        <w:r>
+          <w:rPr>
+            <w:lang w:val="zh_TW" w:bidi="zh_TW"/>
+          </w:rPr>
+          <w:rPr>
+            <w:color w:val="0000EE"/>
+            <w:u w:val="single"/>
+          </w:rPr>
+          <w:t>19–20</w:t>
+        </w:r>
+      </w:hyperlink>
+      <w:r>
+        <w:rPr>
+          <w:lang w:val="zh_TW" w:bidi="zh_TW"/>
+        </w:rPr>
+        <w:t>）。</w:t>
+      </w:r>
+    </w:p>
+    <w:p>
+      <w:pPr/>
+      <w:r>
+        <w:rPr>
+          <w:lang w:val="zh_TW" w:bidi="zh_TW"/>
+        </w:rPr>
+      </w:r>
+      <w:r>
+        <w:rPr>
+          <w:lang w:val="zh_TW" w:bidi="zh_TW"/>
+        </w:rPr>
+        <w:t>在新約中，施洗約翰將他的喜樂比作婚禮上新郎朋友的喜樂（</w:t>
+      </w:r>
+      <w:hyperlink r:id="rId102">
+        <w:r>
+          <w:rPr>
+            <w:lang w:val="zh_TW" w:bidi="zh_TW"/>
+          </w:rPr>
+          <w:rPr>
+            <w:color w:val="0000EE"/>
+            <w:u w:val="single"/>
+          </w:rPr>
+          <w:t>約3:29</w:t>
+        </w:r>
+      </w:hyperlink>
+      <w:r>
+        <w:rPr>
+          <w:lang w:val="zh_TW" w:bidi="zh_TW"/>
+        </w:rPr>
+        <w:t>），而耶穌自己在智慧和愚拙童女的比喻中，提到了婚禮的準備（</w:t>
+      </w:r>
+      <w:hyperlink r:id="rId103">
+        <w:r>
+          <w:rPr>
+            <w:lang w:val="zh_TW" w:bidi="zh_TW"/>
+          </w:rPr>
+          <w:rPr>
+            <w:color w:val="0000EE"/>
+            <w:u w:val="single"/>
+          </w:rPr>
+          <w:t>太25:1–12</w:t>
+        </w:r>
+      </w:hyperlink>
+      <w:r>
+        <w:rPr>
+          <w:lang w:val="zh_TW" w:bidi="zh_TW"/>
+        </w:rPr>
+        <w:t>）。在婚宴的故事中（</w:t>
+      </w:r>
+      <w:hyperlink r:id="rId104">
+        <w:r>
+          <w:rPr>
+            <w:lang w:val="zh_TW" w:bidi="zh_TW"/>
+          </w:rPr>
+          <w:rPr>
+            <w:color w:val="0000EE"/>
+            <w:u w:val="single"/>
+          </w:rPr>
+          <w:t>22:1–14</w:t>
+        </w:r>
+      </w:hyperlink>
+      <w:r>
+        <w:rPr>
+          <w:lang w:val="zh_TW" w:bidi="zh_TW"/>
+        </w:rPr>
+        <w:t>），基督提到在這樣的儀式中為賓客提供婚禮的禮服。基督的教會作為基督的新娘的主題出現在哥林多後書、以弗所書和啟示錄等書中。</w:t>
+      </w:r>
+    </w:p>
+    <w:p>
+      <w:pPr>
+        <w:pStyle w:val="Heading3"/>
+      </w:pPr>
+      <w:r>
+        <w:rPr>
+          <w:lang w:val="zh_TW" w:bidi="zh_TW"/>
+        </w:rPr>
+        <w:t>關於耶穌教導的婚姻和姦淫</w:t>
+      </w:r>
+    </w:p>
+    <w:p>
+      <w:pPr/>
+      <w:r>
+        <w:rPr>
+          <w:lang w:val="zh_TW" w:bidi="zh_TW"/>
+        </w:rPr>
+      </w:r>
+      <w:r>
+        <w:rPr>
+          <w:lang w:val="zh_TW" w:bidi="zh_TW"/>
+        </w:rPr>
+        <w:t>在民事法中，耶穌的教導常常重新調整或強化舊約中的重點。 例如，在舊約的律法中，姦淫似乎主要被理解為一個男人侵犯到另一個男人的婚姻，而不是違反彼此對婚姻的忠誠。 然而，當法利賽人質疑耶穌時，祂指出神創造的原意：一男一女永結一體（</w:t>
+      </w:r>
+      <w:hyperlink r:id="rId105">
+        <w:r>
+          <w:rPr>
+            <w:lang w:val="zh_TW" w:bidi="zh_TW"/>
+          </w:rPr>
+          <w:rPr>
+            <w:color w:val="0000EE"/>
+            <w:u w:val="single"/>
+          </w:rPr>
+          <w:t>可10:2–9</w:t>
+        </w:r>
+      </w:hyperlink>
+      <w:r>
+        <w:rPr>
+          <w:lang w:val="zh_TW" w:bidi="zh_TW"/>
+        </w:rPr>
+        <w:t>）。 祂更進一步宣稱，如果一個男人與妻子離婚並娶了另一位妻子，他就是「犯了姦淫」（</w:t>
+      </w:r>
+      <w:hyperlink r:id="rId106">
+        <w:r>
+          <w:rPr>
+            <w:lang w:val="zh_TW" w:bidi="zh_TW"/>
+          </w:rPr>
+          <w:rPr>
+            <w:color w:val="0000EE"/>
+            <w:u w:val="single"/>
+          </w:rPr>
+          <w:t>11</w:t>
+        </w:r>
+      </w:hyperlink>
+      <w:r>
+        <w:rPr>
+          <w:lang w:val="zh_TW" w:bidi="zh_TW"/>
+        </w:rPr>
+        <w:t>節）——這是對當時普遍接受假設的驚人顛覆。 耶穌藉此肯定了男女在婚姻忠誠方面的道德平等：不忠的丈夫與不忠的妻子同樣犯了通姦罪。 這個教導讓門徒感到驚訝（見</w:t>
+      </w:r>
+      <w:hyperlink r:id="rId107">
+        <w:r>
+          <w:rPr>
+            <w:lang w:val="zh_TW" w:bidi="zh_TW"/>
+          </w:rPr>
+          <w:rPr>
+            <w:color w:val="0000EE"/>
+            <w:u w:val="single"/>
+          </w:rPr>
+          <w:t>太19:10</w:t>
+        </w:r>
+      </w:hyperlink>
+      <w:r>
+        <w:rPr>
+          <w:lang w:val="zh_TW" w:bidi="zh_TW"/>
+        </w:rPr>
+        <w:t>），它展現了耶穌對比當時宗教領袖（</w:t>
+      </w:r>
+      <w:hyperlink r:id="rId108">
+        <w:r>
+          <w:rPr>
+            <w:lang w:val="zh_TW" w:bidi="zh_TW"/>
+          </w:rPr>
+          <w:rPr>
+            <w:color w:val="0000EE"/>
+            <w:u w:val="single"/>
+          </w:rPr>
+          <w:t>5:20</w:t>
+        </w:r>
+      </w:hyperlink>
+      <w:r>
+        <w:rPr>
+          <w:lang w:val="zh_TW" w:bidi="zh_TW"/>
+        </w:rPr>
+        <w:t>）更深的公義的呼籲。</w:t>
+      </w:r>
+    </w:p>
+    <w:p>
+      <w:pPr/>
+      <w:r>
+        <w:rPr>
+          <w:lang w:val="zh_TW" w:bidi="zh_TW"/>
+        </w:rPr>
+      </w:r>
+      <w:r>
+        <w:rPr>
+          <w:lang w:val="zh_TW" w:bidi="zh_TW"/>
+        </w:rPr>
+        <w:t>在馬太福音對耶穌教導的記述中有一點差異，使一些學者認為耶穌並不像上述概要所暗示的那樣嚴格。根據</w:t>
+      </w:r>
+      <w:hyperlink r:id="rId109">
+        <w:r>
+          <w:rPr>
+            <w:lang w:val="zh_TW" w:bidi="zh_TW"/>
+          </w:rPr>
+          <w:rPr>
+            <w:color w:val="0000EE"/>
+            <w:u w:val="single"/>
+          </w:rPr>
+          <w:t>馬太福音十九章9節</w:t>
+        </w:r>
+      </w:hyperlink>
+      <w:r>
+        <w:rPr>
+          <w:lang w:val="zh_TW" w:bidi="zh_TW"/>
+        </w:rPr>
+        <w:t>，妻子的不貞（可能是某種性行為不端）允許受委屈的丈夫休妻並再婚。如果這句話是經文的結束，這種解釋將是流於表面的。然而，從語境來看，更有可能是耶穌允許無辜的配偶與其妻子分開，但不允許再婚。這解釋了為什麼門徒如此震驚，以及為什麼耶穌接著談到有些人為了天國而拒絕結婚（</w:t>
+      </w:r>
+      <w:hyperlink r:id="rId110">
+        <w:r>
+          <w:rPr>
+            <w:lang w:val="zh_TW" w:bidi="zh_TW"/>
+          </w:rPr>
+          <w:rPr>
+            <w:color w:val="0000EE"/>
+            <w:u w:val="single"/>
+          </w:rPr>
+          <w:t>太19:12</w:t>
+        </w:r>
+      </w:hyperlink>
+      <w:r>
+        <w:rPr>
+          <w:lang w:val="zh_TW" w:bidi="zh_TW"/>
+        </w:rPr>
+        <w:t>）。這也是教會在頭五個世紀對這段經文的解釋，他們允許基督徒分開，但不允許再婚（參</w:t>
+      </w:r>
+      <w:hyperlink r:id="rId111">
+        <w:r>
+          <w:rPr>
+            <w:lang w:val="zh_TW" w:bidi="zh_TW"/>
+          </w:rPr>
+          <w:rPr>
+            <w:color w:val="0000EE"/>
+            <w:u w:val="single"/>
+          </w:rPr>
+          <w:t>林前7:11</w:t>
+        </w:r>
+      </w:hyperlink>
+      <w:r>
+        <w:rPr>
+          <w:lang w:val="zh_TW" w:bidi="zh_TW"/>
+        </w:rPr>
+        <w:t>）。</w:t>
+      </w:r>
+    </w:p>
+    <w:p>
+      <w:pPr/>
+      <w:r>
+        <w:rPr>
+          <w:lang w:val="zh_TW" w:bidi="zh_TW"/>
+        </w:rPr>
+      </w:r>
+      <w:r>
+        <w:rPr>
           <w:i/>
           <w:lang w:val="zh_TW" w:bidi="zh_TW"/>
         </w:rPr>
@@ -2238,31 +2643,79 @@
         <w:rPr>
           <w:lang w:val="zh_TW" w:bidi="zh_TW"/>
         </w:rPr>
-        <w:t>榮耀</w:t>
-      </w:r>
-      <w:r>
-        <w:rPr>
-          <w:lang w:val="zh_TW" w:bidi="zh_TW"/>
-        </w:rPr>
-        <w:t>、</w:t>
-      </w:r>
-      <w:r>
-        <w:rPr>
-          <w:lang w:val="zh_TW" w:bidi="zh_TW"/>
-        </w:rPr>
-        <w:t>舍吉拿（Shekinah）</w:t>
-      </w:r>
-      <w:r>
-        <w:rPr>
-          <w:lang w:val="zh_TW" w:bidi="zh_TW"/>
-        </w:rPr>
-        <w:t>、</w:t>
-      </w:r>
-      <w:r>
-        <w:rPr>
-          <w:lang w:val="zh_TW" w:bidi="zh_TW"/>
-        </w:rPr>
-        <w:t>神顯現</w:t>
+        <w:t>淫亂</w:t>
+      </w:r>
+      <w:r>
+        <w:rPr>
+          <w:lang w:val="zh_TW" w:bidi="zh_TW"/>
+        </w:rPr>
+        <w:t>，</w:t>
+      </w:r>
+      <w:r>
+        <w:rPr>
+          <w:lang w:val="zh_TW" w:bidi="zh_TW"/>
+        </w:rPr>
+        <w:t>民事法和司法</w:t>
+      </w:r>
+      <w:r>
+        <w:rPr>
+          <w:lang w:val="zh_TW" w:bidi="zh_TW"/>
+        </w:rPr>
+        <w:t>，</w:t>
+      </w:r>
+      <w:r>
+        <w:rPr>
+          <w:lang w:val="zh_TW" w:bidi="zh_TW"/>
+        </w:rPr>
+        <w:t>妾</w:t>
+      </w:r>
+      <w:r>
+        <w:rPr>
+          <w:lang w:val="zh_TW" w:bidi="zh_TW"/>
+        </w:rPr>
+        <w:t>，</w:t>
+      </w:r>
+      <w:r>
+        <w:rPr>
+          <w:lang w:val="zh_TW" w:bidi="zh_TW"/>
+        </w:rPr>
+        <w:t>休妻</w:t>
+      </w:r>
+      <w:r>
+        <w:rPr>
+          <w:lang w:val="zh_TW" w:bidi="zh_TW"/>
+        </w:rPr>
+        <w:t>，</w:t>
+      </w:r>
+      <w:r>
+        <w:rPr>
+          <w:lang w:val="zh_TW" w:bidi="zh_TW"/>
+        </w:rPr>
+        <w:t>家庭生活與關係</w:t>
+      </w:r>
+      <w:r>
+        <w:rPr>
+          <w:lang w:val="zh_TW" w:bidi="zh_TW"/>
+        </w:rPr>
+        <w:t>，</w:t>
+      </w:r>
+      <w:r>
+        <w:rPr>
+          <w:lang w:val="zh_TW" w:bidi="zh_TW"/>
+        </w:rPr>
+        <w:t>性，性別</w:t>
+      </w:r>
+      <w:r>
+        <w:rPr>
+          <w:lang w:val="zh_TW" w:bidi="zh_TW"/>
+        </w:rPr>
+        <w:t>，</w:t>
+      </w:r>
+      <w:r>
+        <w:rPr>
+          <w:lang w:val="zh_TW" w:bidi="zh_TW"/>
+        </w:rPr>
+        <w:t>處女</w:t>
       </w:r>
       <w:r>
         <w:rPr>
@@ -4170,12 +4623,6 @@
   </w:num>
   <w:num w:numId="13" w16cid:durableId="592781308">
     <w:abstractNumId w:val="11"/>
-  </w:num>
-  <w:num w:numId="14">
-    <w:abstractNumId w:val="3"/>
-    <w:lvlOverride w:ilvl="0">
-      <w:startOverride w:val="1"/>
-    </w:lvlOverride>
   </w:num>
   <w:numIdMacAtCleanup w:val="10"/>
 </w:numbering>

--- a/zht/docx/062.content.docx
+++ b/zht/docx/062.content.docx
@@ -149,7 +149,7 @@
         <w:rPr>
           <w:lang w:val="zh_TW" w:bidi="zh_TW"/>
         </w:rPr>
-        <w:t>hun</w:t>
+        <w:t>hui</w:t>
       </w:r>
       <w:r>
         <w:rPr>
@@ -212,7 +212,7 @@
         <w:rPr>
           <w:lang w:val="zh_TW" w:bidi="zh_TW"/>
         </w:rPr>
-        <w:t>婚姻、婚姻習俗</w:t>
+        <w:t>灰燼</w:t>
       </w:r>
       <w:r>
         <w:rPr>
@@ -231,7 +231,211 @@
         <w:rPr>
           <w:lang w:val="zh_TW" w:bidi="zh_TW"/>
         </w:rPr>
-        <w:t>在各個文化中所實踐的男女間的婚姻。</w:t>
+        <w:t>灰燼是物品完全焚燒後所留下的細微粉末。在會幕或聖殿祭壇上焚燒祭物後所產生的灰燼，必須依照規定，在特定的禮儀中被清除並丟棄（</w:t>
+      </w:r>
+      <w:hyperlink r:id="rId13">
+        <w:r>
+          <w:rPr>
+            <w:lang w:val="zh_TW" w:bidi="zh_TW"/>
+          </w:rPr>
+          <w:rPr>
+            <w:color w:val="0000EE"/>
+            <w:u w:val="single"/>
+          </w:rPr>
+          <w:t>利</w:t>
+        </w:r>
+      </w:hyperlink>
+      <w:r>
+        <w:rPr>
+          <w:lang w:val="zh_TW" w:bidi="zh_TW"/>
+        </w:rPr>
+        <w:t xml:space="preserve"> </w:t>
+      </w:r>
+      <w:hyperlink r:id="rId13">
+        <w:r>
+          <w:rPr>
+            <w:lang w:val="zh_TW" w:bidi="zh_TW"/>
+          </w:rPr>
+          <w:rPr>
+            <w:color w:val="0000EE"/>
+            <w:u w:val="single"/>
+          </w:rPr>
+          <w:t>1:16</w:t>
+        </w:r>
+      </w:hyperlink>
+      <w:r>
+        <w:rPr>
+          <w:lang w:val="zh_TW" w:bidi="zh_TW"/>
+        </w:rPr>
+        <w:t>，</w:t>
+      </w:r>
+      <w:hyperlink r:id="rId14">
+        <w:r>
+          <w:rPr>
+            <w:lang w:val="zh_TW" w:bidi="zh_TW"/>
+          </w:rPr>
+          <w:rPr>
+            <w:color w:val="0000EE"/>
+            <w:u w:val="single"/>
+          </w:rPr>
+          <w:t>4:12</w:t>
+        </w:r>
+      </w:hyperlink>
+      <w:r>
+        <w:rPr>
+          <w:lang w:val="zh_TW" w:bidi="zh_TW"/>
+        </w:rPr>
+        <w:t>，</w:t>
+      </w:r>
+      <w:hyperlink r:id="rId15">
+        <w:r>
+          <w:rPr>
+            <w:lang w:val="zh_TW" w:bidi="zh_TW"/>
+          </w:rPr>
+          <w:rPr>
+            <w:color w:val="0000EE"/>
+            <w:u w:val="single"/>
+          </w:rPr>
+          <w:t>6:10–11</w:t>
+        </w:r>
+      </w:hyperlink>
+      <w:r>
+        <w:rPr>
+          <w:lang w:val="zh_TW" w:bidi="zh_TW"/>
+        </w:rPr>
+        <w:t>；參</w:t>
+      </w:r>
+      <w:hyperlink r:id="rId16">
+        <w:r>
+          <w:rPr>
+            <w:lang w:val="zh_TW" w:bidi="zh_TW"/>
+          </w:rPr>
+          <w:rPr>
+            <w:color w:val="0000EE"/>
+            <w:u w:val="single"/>
+          </w:rPr>
+          <w:t>來9:13</w:t>
+        </w:r>
+      </w:hyperlink>
+      <w:r>
+        <w:rPr>
+          <w:lang w:val="zh_TW" w:bidi="zh_TW"/>
+        </w:rPr>
+        <w:t>）。舊約聖經中也多次提到外邦祭壇上的灰燼（</w:t>
+      </w:r>
+      <w:hyperlink r:id="rId17">
+        <w:r>
+          <w:rPr>
+            <w:lang w:val="zh_TW" w:bidi="zh_TW"/>
+          </w:rPr>
+          <w:rPr>
+            <w:color w:val="0000EE"/>
+            <w:u w:val="single"/>
+          </w:rPr>
+          <w:t>王上13:1</w:t>
+        </w:r>
+      </w:hyperlink>
+      <w:hyperlink r:id="rId15">
+        <w:r>
+          <w:rPr>
+            <w:lang w:val="zh_TW" w:bidi="zh_TW"/>
+          </w:rPr>
+          <w:rPr>
+            <w:color w:val="0000EE"/>
+            <w:u w:val="single"/>
+          </w:rPr>
+          <w:t>-</w:t>
+        </w:r>
+      </w:hyperlink>
+      <w:hyperlink r:id="rId17">
+        <w:r>
+          <w:rPr>
+            <w:lang w:val="zh_TW" w:bidi="zh_TW"/>
+          </w:rPr>
+          <w:rPr>
+            <w:color w:val="0000EE"/>
+            <w:u w:val="single"/>
+          </w:rPr>
+          <w:t>5</w:t>
+        </w:r>
+      </w:hyperlink>
+      <w:r>
+        <w:rPr>
+          <w:lang w:val="zh_TW" w:bidi="zh_TW"/>
+        </w:rPr>
+        <w:t>；</w:t>
+      </w:r>
+      <w:hyperlink r:id="rId17">
+        <w:r>
+          <w:rPr>
+            <w:lang w:val="zh_TW" w:bidi="zh_TW"/>
+          </w:rPr>
+          <w:rPr>
+            <w:color w:val="0000EE"/>
+            <w:u w:val="single"/>
+          </w:rPr>
+          <w:t>王下</w:t>
+        </w:r>
+      </w:hyperlink>
+      <w:hyperlink r:id="rId18">
+        <w:r>
+          <w:rPr>
+            <w:lang w:val="zh_TW" w:bidi="zh_TW"/>
+          </w:rPr>
+          <w:rPr>
+            <w:color w:val="0000EE"/>
+            <w:u w:val="single"/>
+          </w:rPr>
+          <w:t>23:4</w:t>
+        </w:r>
+      </w:hyperlink>
+      <w:r>
+        <w:rPr>
+          <w:lang w:val="zh_TW" w:bidi="zh_TW"/>
+        </w:rPr>
+        <w:t>）。在摩西與埃及法老對峙時，將灰燼拋向空中，灰燼如細塵般散佈於埃及全地，隨即引發了人畜身上生瘡的災禍（</w:t>
+      </w:r>
+      <w:hyperlink r:id="rId19">
+        <w:r>
+          <w:rPr>
+            <w:lang w:val="zh_TW" w:bidi="zh_TW"/>
+          </w:rPr>
+          <w:rPr>
+            <w:color w:val="0000EE"/>
+            <w:u w:val="single"/>
+          </w:rPr>
+          <w:t>出9:8</w:t>
+        </w:r>
+      </w:hyperlink>
+      <w:hyperlink r:id="rId15">
+        <w:r>
+          <w:rPr>
+            <w:lang w:val="zh_TW" w:bidi="zh_TW"/>
+          </w:rPr>
+          <w:rPr>
+            <w:color w:val="0000EE"/>
+            <w:u w:val="single"/>
+          </w:rPr>
+          <w:t>-</w:t>
+        </w:r>
+      </w:hyperlink>
+      <w:hyperlink r:id="rId19">
+        <w:r>
+          <w:rPr>
+            <w:lang w:val="zh_TW" w:bidi="zh_TW"/>
+          </w:rPr>
+          <w:rPr>
+            <w:color w:val="0000EE"/>
+            <w:u w:val="single"/>
+          </w:rPr>
+          <w:t>10</w:t>
+        </w:r>
+      </w:hyperlink>
+      <w:r>
+        <w:rPr>
+          <w:lang w:val="zh_TW" w:bidi="zh_TW"/>
+        </w:rPr>
+        <w:t>）。</w:t>
       </w:r>
     </w:p>
     <w:p>
@@ -245,18 +449,36 @@
         <w:rPr>
           <w:lang w:val="zh_TW" w:bidi="zh_TW"/>
         </w:rPr>
-        <w:t>婚姻的概念是由神所設立的，祂指示亞當：男人應當離開父母，與妻子聯合，二人成為一體（</w:t>
-      </w:r>
-      <w:hyperlink r:id="rId13">
-        <w:r>
-          <w:rPr>
-            <w:lang w:val="zh_TW" w:bidi="zh_TW"/>
-          </w:rPr>
-          <w:rPr>
-            <w:color w:val="0000EE"/>
-            <w:u w:val="single"/>
-          </w:rPr>
-          <w:t>創2:24</w:t>
+        <w:t>在聖經中，灰燼常被用來象徵極深的哀痛、悔改、卑微，或自覺毫無價值的狀態。人們常將灰燼撒在自己身上，以表達內心強烈的情感。聖經中有時也將灰燼與塵土以相似的方式使用。例如：</w:t>
+      </w:r>
+    </w:p>
+    <w:p>
+      <w:pPr>
+        <w:pStyle w:val="ListBullet"/>
+        <w:spacing w:line="240" w:lineRule="auto"/>
+        <w:ind w:left="720"/>
+      </w:pPr>
+      <w:r>
+        <w:rPr>
+          <w:lang w:val="zh_TW" w:bidi="zh_TW"/>
+        </w:rPr>
+      </w:r>
+      <w:r>
+        <w:rPr>
+          <w:lang w:val="zh_TW" w:bidi="zh_TW"/>
+        </w:rPr>
+        <w:t>她瑪在遭到同父異母兄長玷污後，將灰燼撒在自己身上，以表達極深的悲痛與羞辱（</w:t>
+      </w:r>
+      <w:hyperlink r:id="rId20">
+        <w:r>
+          <w:rPr>
+            <w:lang w:val="zh_TW" w:bidi="zh_TW"/>
+          </w:rPr>
+          <w:rPr>
+            <w:color w:val="0000EE"/>
+            <w:u w:val="single"/>
+          </w:rPr>
+          <w:t>撒下13:19</w:t>
         </w:r>
       </w:hyperlink>
       <w:r>
@@ -267,6 +489,132 @@
       </w:r>
     </w:p>
     <w:p>
+      <w:pPr>
+        <w:pStyle w:val="ListBullet"/>
+        <w:spacing w:line="240" w:lineRule="auto"/>
+        <w:ind w:left="720"/>
+      </w:pPr>
+      <w:r>
+        <w:rPr>
+          <w:lang w:val="zh_TW" w:bidi="zh_TW"/>
+        </w:rPr>
+      </w:r>
+      <w:r>
+        <w:rPr>
+          <w:lang w:val="zh_TW" w:bidi="zh_TW"/>
+        </w:rPr>
+        <w:t>末底改因王下令滅絕國中所有猶太人，心中極其憂傷，便身披麻衣、頭蒙灰燼（</w:t>
+      </w:r>
+      <w:hyperlink r:id="rId21">
+        <w:r>
+          <w:rPr>
+            <w:lang w:val="zh_TW" w:bidi="zh_TW"/>
+          </w:rPr>
+          <w:rPr>
+            <w:color w:val="0000EE"/>
+            <w:u w:val="single"/>
+          </w:rPr>
+          <w:t>斯4:1–3</w:t>
+        </w:r>
+      </w:hyperlink>
+      <w:r>
+        <w:rPr>
+          <w:lang w:val="zh_TW" w:bidi="zh_TW"/>
+        </w:rPr>
+        <w:t>）。</w:t>
+      </w:r>
+    </w:p>
+    <w:p>
+      <w:pPr>
+        <w:pStyle w:val="ListBullet"/>
+        <w:spacing w:line="240" w:lineRule="auto"/>
+        <w:ind w:left="720"/>
+      </w:pPr>
+      <w:r>
+        <w:rPr>
+          <w:lang w:val="zh_TW" w:bidi="zh_TW"/>
+        </w:rPr>
+      </w:r>
+      <w:r>
+        <w:rPr>
+          <w:lang w:val="zh_TW" w:bidi="zh_TW"/>
+        </w:rPr>
+        <w:t>但以理在為被擄、寄居異邦的百姓向神禱告時，披麻蒙灰（</w:t>
+      </w:r>
+      <w:hyperlink r:id="rId22">
+        <w:r>
+          <w:rPr>
+            <w:lang w:val="zh_TW" w:bidi="zh_TW"/>
+          </w:rPr>
+          <w:rPr>
+            <w:color w:val="0000EE"/>
+            <w:u w:val="single"/>
+          </w:rPr>
+          <w:t>但9:3</w:t>
+        </w:r>
+      </w:hyperlink>
+      <w:r>
+        <w:rPr>
+          <w:lang w:val="zh_TW" w:bidi="zh_TW"/>
+        </w:rPr>
+        <w:t>）。</w:t>
+      </w:r>
+    </w:p>
+    <w:p>
+      <w:pPr>
+        <w:pStyle w:val="ListBullet"/>
+        <w:spacing w:line="240" w:lineRule="auto"/>
+        <w:ind w:left="720"/>
+      </w:pPr>
+      <w:r>
+        <w:rPr>
+          <w:lang w:val="zh_TW" w:bidi="zh_TW"/>
+        </w:rPr>
+      </w:r>
+      <w:r>
+        <w:rPr>
+          <w:lang w:val="zh_TW" w:bidi="zh_TW"/>
+        </w:rPr>
+        <w:t>尼尼微王在聽見約拿所傳神的信息後，為自己的惡行懊悔，坐在灰燼中（</w:t>
+      </w:r>
+      <w:hyperlink r:id="rId23">
+        <w:r>
+          <w:rPr>
+            <w:lang w:val="zh_TW" w:bidi="zh_TW"/>
+          </w:rPr>
+          <w:rPr>
+            <w:color w:val="0000EE"/>
+            <w:u w:val="single"/>
+          </w:rPr>
+          <w:t>拿3:6</w:t>
+        </w:r>
+      </w:hyperlink>
+      <w:r>
+        <w:rPr>
+          <w:lang w:val="zh_TW" w:bidi="zh_TW"/>
+        </w:rPr>
+        <w:t>；</w:t>
+      </w:r>
+      <w:hyperlink r:id="rId24">
+        <w:r>
+          <w:rPr>
+            <w:lang w:val="zh_TW" w:bidi="zh_TW"/>
+          </w:rPr>
+          <w:rPr>
+            <w:color w:val="0000EE"/>
+            <w:u w:val="single"/>
+          </w:rPr>
+          <w:t>路10:13</w:t>
+        </w:r>
+      </w:hyperlink>
+      <w:r>
+        <w:rPr>
+          <w:lang w:val="zh_TW" w:bidi="zh_TW"/>
+        </w:rPr>
+        <w:t>）。</w:t>
+      </w:r>
+    </w:p>
+    <w:p>
       <w:pPr/>
       <w:r>
         <w:rPr>
@@ -277,7 +625,169 @@
         <w:rPr>
           <w:lang w:val="zh_TW" w:bidi="zh_TW"/>
         </w:rPr>
-        <w:t>在舊約中提到幾種形式的婚姻，其中最早的似乎是基於母系原則。雖然在青銅器時代中期和早期君主制中，似乎有一些證據支持這一點，因母親的角色，在埃及與其它地方對於血統的決定仍十分重要，但對於早期是否應用母系原則這點，仍難以確定。</w:t>
+        <w:t>此外，聖經中的人們也以灰燼作為象徵，表達不同的含義，例如：</w:t>
+      </w:r>
+    </w:p>
+    <w:p>
+      <w:pPr>
+        <w:pStyle w:val="ListBullet"/>
+        <w:spacing w:line="240" w:lineRule="auto"/>
+        <w:ind w:left="720"/>
+      </w:pPr>
+      <w:r>
+        <w:rPr>
+          <w:lang w:val="zh_TW" w:bidi="zh_TW"/>
+        </w:rPr>
+      </w:r>
+      <w:r>
+        <w:rPr>
+          <w:lang w:val="zh_TW" w:bidi="zh_TW"/>
+        </w:rPr>
+        <w:t>表示卑微與渺小（</w:t>
+      </w:r>
+      <w:hyperlink r:id="rId25">
+        <w:r>
+          <w:rPr>
+            <w:lang w:val="zh_TW" w:bidi="zh_TW"/>
+          </w:rPr>
+          <w:rPr>
+            <w:color w:val="0000EE"/>
+            <w:u w:val="single"/>
+          </w:rPr>
+          <w:t>創18:27</w:t>
+        </w:r>
+      </w:hyperlink>
+      <w:r>
+        <w:rPr>
+          <w:lang w:val="zh_TW" w:bidi="zh_TW"/>
+        </w:rPr>
+        <w:t>）</w:t>
+      </w:r>
+    </w:p>
+    <w:p>
+      <w:pPr>
+        <w:pStyle w:val="ListBullet"/>
+        <w:spacing w:line="240" w:lineRule="auto"/>
+        <w:ind w:left="720"/>
+      </w:pPr>
+      <w:r>
+        <w:rPr>
+          <w:lang w:val="zh_TW" w:bidi="zh_TW"/>
+        </w:rPr>
+      </w:r>
+      <w:r>
+        <w:rPr>
+          <w:lang w:val="zh_TW" w:bidi="zh_TW"/>
+        </w:rPr>
+        <w:t>表示毫無價值或失去功用的狀態（</w:t>
+      </w:r>
+      <w:hyperlink r:id="rId26">
+        <w:r>
+          <w:rPr>
+            <w:lang w:val="zh_TW" w:bidi="zh_TW"/>
+          </w:rPr>
+          <w:rPr>
+            <w:color w:val="0000EE"/>
+            <w:u w:val="single"/>
+          </w:rPr>
+          <w:t>伯13:12</w:t>
+        </w:r>
+      </w:hyperlink>
+      <w:r>
+        <w:rPr>
+          <w:lang w:val="zh_TW" w:bidi="zh_TW"/>
+        </w:rPr>
+        <w:t>，</w:t>
+      </w:r>
+      <w:hyperlink r:id="rId27">
+        <w:r>
+          <w:rPr>
+            <w:lang w:val="zh_TW" w:bidi="zh_TW"/>
+          </w:rPr>
+          <w:rPr>
+            <w:color w:val="0000EE"/>
+            <w:u w:val="single"/>
+          </w:rPr>
+          <w:t>30:19</w:t>
+        </w:r>
+      </w:hyperlink>
+      <w:r>
+        <w:rPr>
+          <w:lang w:val="zh_TW" w:bidi="zh_TW"/>
+        </w:rPr>
+        <w:t>；</w:t>
+      </w:r>
+      <w:hyperlink r:id="rId28">
+        <w:r>
+          <w:rPr>
+            <w:lang w:val="zh_TW" w:bidi="zh_TW"/>
+          </w:rPr>
+          <w:rPr>
+            <w:color w:val="0000EE"/>
+            <w:u w:val="single"/>
+          </w:rPr>
+          <w:t>賽44:20</w:t>
+        </w:r>
+      </w:hyperlink>
+      <w:r>
+        <w:rPr>
+          <w:lang w:val="zh_TW" w:bidi="zh_TW"/>
+        </w:rPr>
+        <w:t>）</w:t>
+      </w:r>
+    </w:p>
+    <w:p>
+      <w:pPr>
+        <w:pStyle w:val="ListBullet"/>
+        <w:spacing w:line="240" w:lineRule="auto"/>
+        <w:ind w:left="720"/>
+      </w:pPr>
+      <w:r>
+        <w:rPr>
+          <w:lang w:val="zh_TW" w:bidi="zh_TW"/>
+        </w:rPr>
+      </w:r>
+      <w:r>
+        <w:rPr>
+          <w:lang w:val="zh_TW" w:bidi="zh_TW"/>
+        </w:rPr>
+        <w:t>毀滅（</w:t>
+      </w:r>
+      <w:hyperlink r:id="rId29">
+        <w:r>
+          <w:rPr>
+            <w:lang w:val="zh_TW" w:bidi="zh_TW"/>
+          </w:rPr>
+          <w:rPr>
+            <w:color w:val="0000EE"/>
+            <w:u w:val="single"/>
+          </w:rPr>
+          <w:t>結28:18</w:t>
+        </w:r>
+      </w:hyperlink>
+      <w:r>
+        <w:rPr>
+          <w:lang w:val="zh_TW" w:bidi="zh_TW"/>
+        </w:rPr>
+        <w:t>；</w:t>
+      </w:r>
+      <w:hyperlink r:id="rId30">
+        <w:r>
+          <w:rPr>
+            <w:lang w:val="zh_TW" w:bidi="zh_TW"/>
+          </w:rPr>
+          <w:rPr>
+            <w:color w:val="0000EE"/>
+            <w:u w:val="single"/>
+          </w:rPr>
+          <w:t>彼後2:6</w:t>
+        </w:r>
+      </w:hyperlink>
+      <w:r>
+        <w:rPr>
+          <w:lang w:val="zh_TW" w:bidi="zh_TW"/>
+        </w:rPr>
+        <w:t>）</w:t>
       </w:r>
     </w:p>
     <w:p>
@@ -289,45 +799,32 @@
       </w:r>
       <w:r>
         <w:rPr>
-          <w:lang w:val="zh_TW" w:bidi="zh_TW"/>
-        </w:rPr>
-        <w:t>新娘結婚後通常會離開她的父母，與她丈夫的家族一起生活，就像利百加所做的（</w:t>
-      </w:r>
-      <w:hyperlink r:id="rId14">
-        <w:r>
-          <w:rPr>
-            <w:lang w:val="zh_TW" w:bidi="zh_TW"/>
-          </w:rPr>
-          <w:rPr>
-            <w:color w:val="0000EE"/>
-            <w:u w:val="single"/>
-          </w:rPr>
-          <w:t>創24:58–59</w:t>
-        </w:r>
-      </w:hyperlink>
-      <w:r>
-        <w:rPr>
-          <w:lang w:val="zh_TW" w:bidi="zh_TW"/>
-        </w:rPr>
-        <w:t>）。片語「娶妻」源自一個意指「成為主人」的字根（</w:t>
-      </w:r>
-      <w:hyperlink r:id="rId15">
-        <w:r>
-          <w:rPr>
-            <w:lang w:val="zh_TW" w:bidi="zh_TW"/>
-          </w:rPr>
-          <w:rPr>
-            <w:color w:val="0000EE"/>
-            <w:u w:val="single"/>
-          </w:rPr>
-          <w:t>申21:13</w:t>
-        </w:r>
-      </w:hyperlink>
-      <w:r>
-        <w:rPr>
-          <w:lang w:val="zh_TW" w:bidi="zh_TW"/>
-        </w:rPr>
-        <w:t>），而妻子經常將她的丈夫視為主人，並稱呼他為主人。</w:t>
+          <w:i/>
+          <w:lang w:val="zh_TW" w:bidi="zh_TW"/>
+        </w:rPr>
+        <w:t xml:space="preserve">另見 </w:t>
+      </w:r>
+      <w:r>
+        <w:rPr>
+          <w:lang w:val="zh_TW" w:bidi="zh_TW"/>
+        </w:rPr>
+        <w:t>哀悼</w:t>
+      </w:r>
+      <w:r>
+        <w:rPr>
+          <w:lang w:val="zh_TW" w:bidi="zh_TW"/>
+        </w:rPr>
+        <w:t>。</w:t>
+      </w:r>
+      <w:r>
+        <w:rPr>
+          <w:lang w:val="zh_TW" w:bidi="zh_TW"/>
+        </w:rPr>
+      </w:r>
+      <w:r>
+        <w:rPr>
+          <w:lang w:val="zh_TW" w:bidi="zh_TW"/>
+        </w:rPr>
       </w:r>
     </w:p>
     <w:p>
@@ -337,22 +834,1247 @@
           <w:lang w:val="zh_TW" w:bidi="zh_TW"/>
         </w:rPr>
       </w:r>
-      <w:r>
-        <w:rPr>
-          <w:lang w:val="zh_TW" w:bidi="zh_TW"/>
-        </w:rPr>
-        <w:t>希伯來家譜列表顯示，血統是通過男性血緣來計算的（</w:t>
-      </w:r>
-      <w:hyperlink r:id="rId16">
-        <w:r>
-          <w:rPr>
-            <w:lang w:val="zh_TW" w:bidi="zh_TW"/>
-          </w:rPr>
-          <w:rPr>
-            <w:color w:val="0000EE"/>
-            <w:u w:val="single"/>
-          </w:rPr>
-          <w:t>創5:10</w:t>
+    </w:p>
+    <w:p>
+      <w:pPr>
+        <w:pStyle w:val="Heading2"/>
+      </w:pPr>
+      <w:r>
+        <w:rPr>
+          <w:lang w:val="zh_TW" w:bidi="zh_TW"/>
+        </w:rPr>
+        <w:t>悔改</w:t>
+      </w:r>
+      <w:r>
+        <w:rPr>
+          <w:lang w:val="zh_TW" w:bidi="zh_TW"/>
+        </w:rPr>
+      </w:r>
+    </w:p>
+    <w:p>
+      <w:pPr/>
+      <w:r>
+        <w:rPr>
+          <w:lang w:val="zh_TW" w:bidi="zh_TW"/>
+        </w:rPr>
+      </w:r>
+      <w:r>
+        <w:rPr>
+          <w:lang w:val="zh_TW" w:bidi="zh_TW"/>
+        </w:rPr>
+        <w:t>字面意思是改變心意，但不是指對個人計劃、意圖或信仰的改變，而是對神態度的改變。這種悔改伴隨著在基督裡得救的信心（</w:t>
+      </w:r>
+      <w:hyperlink r:id="rId31">
+        <w:r>
+          <w:rPr>
+            <w:lang w:val="zh_TW" w:bidi="zh_TW"/>
+          </w:rPr>
+          <w:rPr>
+            <w:color w:val="0000EE"/>
+            <w:u w:val="single"/>
+          </w:rPr>
+          <w:t>徒20:21</w:t>
+        </w:r>
+      </w:hyperlink>
+      <w:r>
+        <w:rPr>
+          <w:lang w:val="zh_TW" w:bidi="zh_TW"/>
+        </w:rPr>
+        <w:t>）。若認為有人可以相信基督但他卻不悔改，就是不合邏輯且匪夷所思的。悔改在歸信過程中如此重要，以至於常常被強調，而不是強調得救的信心。正如基督所說，天上眾天使為一個悔改的罪人歡喜（</w:t>
+      </w:r>
+      <w:hyperlink r:id="rId32">
+        <w:r>
+          <w:rPr>
+            <w:lang w:val="zh_TW" w:bidi="zh_TW"/>
+          </w:rPr>
+          <w:rPr>
+            <w:color w:val="0000EE"/>
+            <w:u w:val="single"/>
+          </w:rPr>
+          <w:t>路15:7</w:t>
+        </w:r>
+      </w:hyperlink>
+      <w:r>
+        <w:rPr>
+          <w:lang w:val="zh_TW" w:bidi="zh_TW"/>
+        </w:rPr>
+        <w:t>）。使徒們描述外邦人歸信基督為神賜給他們「悔改得生命」（</w:t>
+      </w:r>
+      <w:hyperlink r:id="rId33">
+        <w:r>
+          <w:rPr>
+            <w:lang w:val="zh_TW" w:bidi="zh_TW"/>
+          </w:rPr>
+          <w:rPr>
+            <w:color w:val="0000EE"/>
+            <w:u w:val="single"/>
+          </w:rPr>
+          <w:t>徒11:18</w:t>
+        </w:r>
+      </w:hyperlink>
+      <w:r>
+        <w:rPr>
+          <w:lang w:val="zh_TW" w:bidi="zh_TW"/>
+        </w:rPr>
+        <w:t>）。雖然信徒可能對某一方面的認識超過另一方面，然而福音性的悔改和對基督的信心實際上兩者是密不可分的。</w:t>
+      </w:r>
+    </w:p>
+    <w:p>
+      <w:pPr/>
+      <w:r>
+        <w:rPr>
+          <w:lang w:val="zh_TW" w:bidi="zh_TW"/>
+        </w:rPr>
+      </w:r>
+      <w:r>
+        <w:rPr>
+          <w:lang w:val="zh_TW" w:bidi="zh_TW"/>
+        </w:rPr>
+        <w:t>這樣的悔罪不是一個孤立的行為，而是一種心志，激勵人遵行與神旨意相符的行為。認識到每日的罪過和短處，就有機會重新悔罪，並對基督產生新的信心。這種悔罪的最深刻且最值得注意的表達之一，就是大衛對他與拔示巴通姦事件的記述（</w:t>
+      </w:r>
+      <w:hyperlink r:id="rId34">
+        <w:r>
+          <w:rPr>
+            <w:lang w:val="zh_TW" w:bidi="zh_TW"/>
+          </w:rPr>
+          <w:rPr>
+            <w:color w:val="0000EE"/>
+            <w:u w:val="single"/>
+          </w:rPr>
+          <w:t>詩51章</w:t>
+        </w:r>
+      </w:hyperlink>
+      <w:r>
+        <w:rPr>
+          <w:lang w:val="zh_TW" w:bidi="zh_TW"/>
+        </w:rPr>
+        <w:t>）。整個教會有時也受召悔改（</w:t>
+      </w:r>
+      <w:hyperlink r:id="rId35">
+        <w:r>
+          <w:rPr>
+            <w:lang w:val="zh_TW" w:bidi="zh_TW"/>
+          </w:rPr>
+          <w:rPr>
+            <w:color w:val="0000EE"/>
+            <w:u w:val="single"/>
+          </w:rPr>
+          <w:t>啟2:5</w:t>
+        </w:r>
+      </w:hyperlink>
+      <w:r>
+        <w:rPr>
+          <w:lang w:val="zh_TW" w:bidi="zh_TW"/>
+        </w:rPr>
+        <w:t>）。</w:t>
+      </w:r>
+      <w:hyperlink r:id="rId36">
+        <w:r>
+          <w:rPr>
+            <w:lang w:val="zh_TW" w:bidi="zh_TW"/>
+          </w:rPr>
+          <w:rPr>
+            <w:color w:val="0000EE"/>
+            <w:u w:val="single"/>
+          </w:rPr>
+          <w:t>哥林多後書第七章</w:t>
+        </w:r>
+      </w:hyperlink>
+      <w:r>
+        <w:rPr>
+          <w:lang w:val="zh_TW" w:bidi="zh_TW"/>
+        </w:rPr>
+        <w:t>對這種集體悔改有一個發人深省且完整的描述，包括對罪的哀痛、決心棄絕舊有的罪惡、行為正直等各種要素。雖然悔改常伴隨著深刻的情感，但它並不等同於這些情感，而是根植於在聖潔神面前，罪人自己需要有悔改的信念。</w:t>
+      </w:r>
+    </w:p>
+    <w:p>
+      <w:pPr/>
+      <w:r>
+        <w:rPr>
+          <w:lang w:val="zh_TW" w:bidi="zh_TW"/>
+        </w:rPr>
+      </w:r>
+      <w:r>
+        <w:rPr>
+          <w:lang w:val="zh_TW" w:bidi="zh_TW"/>
+        </w:rPr>
+        <w:t>施洗約翰（</w:t>
+      </w:r>
+      <w:hyperlink r:id="rId37">
+        <w:r>
+          <w:rPr>
+            <w:lang w:val="zh_TW" w:bidi="zh_TW"/>
+          </w:rPr>
+          <w:rPr>
+            <w:color w:val="0000EE"/>
+            <w:u w:val="single"/>
+          </w:rPr>
+          <w:t>太3:2</w:t>
+        </w:r>
+      </w:hyperlink>
+      <w:r>
+        <w:rPr>
+          <w:lang w:val="zh_TW" w:bidi="zh_TW"/>
+        </w:rPr>
+        <w:t>；</w:t>
+      </w:r>
+      <w:hyperlink r:id="rId38">
+        <w:r>
+          <w:rPr>
+            <w:lang w:val="zh_TW" w:bidi="zh_TW"/>
+          </w:rPr>
+          <w:rPr>
+            <w:color w:val="0000EE"/>
+            <w:u w:val="single"/>
+          </w:rPr>
+          <w:t>可1:4</w:t>
+        </w:r>
+      </w:hyperlink>
+      <w:r>
+        <w:rPr>
+          <w:lang w:val="zh_TW" w:bidi="zh_TW"/>
+        </w:rPr>
+        <w:t>）和基督（</w:t>
+      </w:r>
+      <w:hyperlink r:id="rId39">
+        <w:r>
+          <w:rPr>
+            <w:lang w:val="zh_TW" w:bidi="zh_TW"/>
+          </w:rPr>
+          <w:rPr>
+            <w:color w:val="0000EE"/>
+            <w:u w:val="single"/>
+          </w:rPr>
+          <w:t>可1:15</w:t>
+        </w:r>
+      </w:hyperlink>
+      <w:r>
+        <w:rPr>
+          <w:lang w:val="zh_TW" w:bidi="zh_TW"/>
+        </w:rPr>
+        <w:t>）都傳悔改，他們呼召的不是義人，而是呼召罪人悔改。按照大使命的吩咐（</w:t>
+      </w:r>
+      <w:hyperlink r:id="rId40">
+        <w:r>
+          <w:rPr>
+            <w:lang w:val="zh_TW" w:bidi="zh_TW"/>
+          </w:rPr>
+          <w:rPr>
+            <w:color w:val="0000EE"/>
+            <w:u w:val="single"/>
+          </w:rPr>
+          <w:t>路24:44–49</w:t>
+        </w:r>
+      </w:hyperlink>
+      <w:r>
+        <w:rPr>
+          <w:lang w:val="zh_TW" w:bidi="zh_TW"/>
+        </w:rPr>
+        <w:t>），使徒們也延續了同樣的教導——從彼得在五旬節的講道開始（</w:t>
+      </w:r>
+      <w:hyperlink r:id="rId41">
+        <w:r>
+          <w:rPr>
+            <w:lang w:val="zh_TW" w:bidi="zh_TW"/>
+          </w:rPr>
+          <w:rPr>
+            <w:color w:val="0000EE"/>
+            <w:u w:val="single"/>
+          </w:rPr>
+          <w:t>徒2章</w:t>
+        </w:r>
+      </w:hyperlink>
+      <w:r>
+        <w:rPr>
+          <w:lang w:val="zh_TW" w:bidi="zh_TW"/>
+        </w:rPr>
+        <w:t>），取得了顯著的果效。</w:t>
+      </w:r>
+      <w:r>
+        <w:rPr>
+          <w:i/>
+          <w:lang w:val="zh_TW" w:bidi="zh_TW"/>
+        </w:rPr>
+        <w:t>見</w:t>
+      </w:r>
+      <w:r>
+        <w:rPr>
+          <w:lang w:val="zh_TW" w:bidi="zh_TW"/>
+        </w:rPr>
+        <w:t>承認</w:t>
+      </w:r>
+      <w:r>
+        <w:rPr>
+          <w:lang w:val="zh_TW" w:bidi="zh_TW"/>
+        </w:rPr>
+        <w:t>；</w:t>
+      </w:r>
+      <w:r>
+        <w:rPr>
+          <w:lang w:val="zh_TW" w:bidi="zh_TW"/>
+        </w:rPr>
+        <w:t>歸信</w:t>
+      </w:r>
+      <w:r>
+        <w:rPr>
+          <w:lang w:val="zh_TW" w:bidi="zh_TW"/>
+        </w:rPr>
+        <w:t>；</w:t>
+      </w:r>
+      <w:r>
+        <w:rPr>
+          <w:lang w:val="zh_TW" w:bidi="zh_TW"/>
+        </w:rPr>
+        <w:t>饒恕</w:t>
+      </w:r>
+      <w:r>
+        <w:rPr>
+          <w:lang w:val="zh_TW" w:bidi="zh_TW"/>
+        </w:rPr>
+        <w:t>；</w:t>
+      </w:r>
+      <w:r>
+        <w:rPr>
+          <w:lang w:val="zh_TW" w:bidi="zh_TW"/>
+        </w:rPr>
+        <w:t>重生</w:t>
+      </w:r>
+      <w:r>
+        <w:rPr>
+          <w:lang w:val="zh_TW" w:bidi="zh_TW"/>
+        </w:rPr>
+        <w:t>；</w:t>
+      </w:r>
+      <w:r>
+        <w:rPr>
+          <w:lang w:val="zh_TW" w:bidi="zh_TW"/>
+        </w:rPr>
+        <w:t>救恩</w:t>
+      </w:r>
+      <w:r>
+        <w:rPr>
+          <w:lang w:val="zh_TW" w:bidi="zh_TW"/>
+        </w:rPr>
+        <w:t>。</w:t>
+      </w:r>
+      <w:r>
+        <w:rPr>
+          <w:lang w:val="zh_TW" w:bidi="zh_TW"/>
+        </w:rPr>
+      </w:r>
+      <w:r>
+        <w:rPr>
+          <w:lang w:val="zh_TW" w:bidi="zh_TW"/>
+        </w:rPr>
+      </w:r>
+    </w:p>
+    <w:p>
+      <w:pPr/>
+      <w:r>
+        <w:rPr>
+          <w:lang w:val="zh_TW" w:bidi="zh_TW"/>
+        </w:rPr>
+      </w:r>
+    </w:p>
+    <w:p>
+      <w:pPr>
+        <w:pStyle w:val="Heading2"/>
+      </w:pPr>
+      <w:r>
+        <w:rPr>
+          <w:lang w:val="zh_TW" w:bidi="zh_TW"/>
+        </w:rPr>
+        <w:t>會幕</w:t>
+      </w:r>
+      <w:r>
+        <w:rPr>
+          <w:lang w:val="zh_TW" w:bidi="zh_TW"/>
+        </w:rPr>
+      </w:r>
+    </w:p>
+    <w:p>
+      <w:pPr/>
+      <w:r>
+        <w:rPr>
+          <w:lang w:val="zh_TW" w:bidi="zh_TW"/>
+        </w:rPr>
+      </w:r>
+      <w:r>
+        <w:rPr>
+          <w:lang w:val="zh_TW" w:bidi="zh_TW"/>
+        </w:rPr>
+        <w:t>以色列歷史上最早期的敬拜場所。</w:t>
+      </w:r>
+    </w:p>
+    <w:p>
+      <w:pPr/>
+      <w:r>
+        <w:rPr>
+          <w:lang w:val="zh_TW" w:bidi="zh_TW"/>
+        </w:rPr>
+      </w:r>
+      <w:r>
+        <w:rPr>
+          <w:lang w:val="zh_TW" w:bidi="zh_TW"/>
+        </w:rPr>
+        <w:t>概述</w:t>
+      </w:r>
+    </w:p>
+    <w:p>
+      <w:pPr>
+        <w:pStyle w:val="ListBullet"/>
+        <w:spacing w:line="240" w:lineRule="auto"/>
+        <w:ind w:left="720"/>
+      </w:pPr>
+      <w:r>
+        <w:rPr>
+          <w:lang w:val="zh_TW" w:bidi="zh_TW"/>
+        </w:rPr>
+      </w:r>
+      <w:r>
+        <w:rPr>
+          <w:b/>
+          <w:u w:val="single"/>
+          <w:lang w:val="zh_TW" w:bidi="zh_TW"/>
+        </w:rPr>
+        <w:t>簡介</w:t>
+      </w:r>
+    </w:p>
+    <w:p>
+      <w:pPr>
+        <w:pStyle w:val="ListBullet"/>
+        <w:spacing w:line="240" w:lineRule="auto"/>
+        <w:ind w:left="720"/>
+      </w:pPr>
+      <w:r>
+        <w:rPr>
+          <w:lang w:val="zh_TW" w:bidi="zh_TW"/>
+        </w:rPr>
+      </w:r>
+      <w:r>
+        <w:rPr>
+          <w:b/>
+          <w:u w:val="single"/>
+          <w:lang w:val="zh_TW" w:bidi="zh_TW"/>
+        </w:rPr>
+        <w:t>會幕的名稱</w:t>
+      </w:r>
+    </w:p>
+    <w:p>
+      <w:pPr>
+        <w:pStyle w:val="ListBullet"/>
+        <w:spacing w:line="240" w:lineRule="auto"/>
+        <w:ind w:left="720"/>
+      </w:pPr>
+      <w:r>
+        <w:rPr>
+          <w:lang w:val="zh_TW" w:bidi="zh_TW"/>
+        </w:rPr>
+      </w:r>
+      <w:r>
+        <w:rPr>
+          <w:b/>
+          <w:u w:val="single"/>
+          <w:lang w:val="zh_TW" w:bidi="zh_TW"/>
+        </w:rPr>
+        <w:t>背景</w:t>
+      </w:r>
+    </w:p>
+    <w:p>
+      <w:pPr>
+        <w:pStyle w:val="ListBullet"/>
+        <w:spacing w:line="240" w:lineRule="auto"/>
+        <w:ind w:left="720"/>
+      </w:pPr>
+      <w:r>
+        <w:rPr>
+          <w:lang w:val="zh_TW" w:bidi="zh_TW"/>
+        </w:rPr>
+      </w:r>
+      <w:r>
+        <w:rPr>
+          <w:b/>
+          <w:u w:val="single"/>
+          <w:lang w:val="zh_TW" w:bidi="zh_TW"/>
+        </w:rPr>
+        <w:t>會幕及其器具</w:t>
+      </w:r>
+    </w:p>
+    <w:p>
+      <w:pPr>
+        <w:pStyle w:val="ListBullet"/>
+        <w:spacing w:line="240" w:lineRule="auto"/>
+        <w:ind w:left="720"/>
+      </w:pPr>
+      <w:r>
+        <w:rPr>
+          <w:lang w:val="zh_TW" w:bidi="zh_TW"/>
+        </w:rPr>
+      </w:r>
+      <w:r>
+        <w:rPr>
+          <w:b/>
+          <w:u w:val="single"/>
+          <w:lang w:val="zh_TW" w:bidi="zh_TW"/>
+        </w:rPr>
+        <w:t>會幕本體</w:t>
+      </w:r>
+    </w:p>
+    <w:p>
+      <w:pPr>
+        <w:pStyle w:val="ListBullet"/>
+        <w:spacing w:line="240" w:lineRule="auto"/>
+        <w:ind w:left="720"/>
+      </w:pPr>
+      <w:r>
+        <w:rPr>
+          <w:lang w:val="zh_TW" w:bidi="zh_TW"/>
+        </w:rPr>
+      </w:r>
+      <w:r>
+        <w:rPr>
+          <w:b/>
+          <w:u w:val="single"/>
+          <w:lang w:val="zh_TW" w:bidi="zh_TW"/>
+        </w:rPr>
+        <w:t>外院及其器具</w:t>
+      </w:r>
+    </w:p>
+    <w:p>
+      <w:pPr>
+        <w:pStyle w:val="ListBullet"/>
+        <w:spacing w:line="240" w:lineRule="auto"/>
+        <w:ind w:left="720"/>
+      </w:pPr>
+      <w:r>
+        <w:rPr>
+          <w:lang w:val="zh_TW" w:bidi="zh_TW"/>
+        </w:rPr>
+      </w:r>
+      <w:r>
+        <w:rPr>
+          <w:b/>
+          <w:u w:val="single"/>
+          <w:lang w:val="zh_TW" w:bidi="zh_TW"/>
+        </w:rPr>
+        <w:t>會幕的建造與奉獻</w:t>
+      </w:r>
+    </w:p>
+    <w:p>
+      <w:pPr>
+        <w:pStyle w:val="Heading3"/>
+      </w:pPr>
+      <w:r>
+        <w:rPr>
+          <w:lang w:val="zh_TW" w:bidi="zh_TW"/>
+        </w:rPr>
+        <w:t>簡介</w:t>
+      </w:r>
+    </w:p>
+    <w:p>
+      <w:pPr/>
+      <w:r>
+        <w:rPr>
+          <w:lang w:val="zh_TW" w:bidi="zh_TW"/>
+        </w:rPr>
+      </w:r>
+      <w:r>
+        <w:rPr>
+          <w:lang w:val="zh_TW" w:bidi="zh_TW"/>
+        </w:rPr>
+        <w:t>會幕是聖殿的前身，從以色列在西奈山被形塑為神的子民，到早期君主時期立足於應許之地的整段時期出現。會幕是便於遷移、符合旅程中機動需求的可移動聖所，象徵著神與祂子民的同在，也因此象徵人們可以親近祂，並且是祂傳達旨意之處。早期的人們期待，當平安和安全得到保障時，將建立一個永久的國家聖所（</w:t>
+      </w:r>
+      <w:hyperlink r:id="rId42">
+        <w:r>
+          <w:rPr>
+            <w:lang w:val="zh_TW" w:bidi="zh_TW"/>
+          </w:rPr>
+          <w:rPr>
+            <w:color w:val="0000EE"/>
+            <w:u w:val="single"/>
+          </w:rPr>
+          <w:t>申12:10–11</w:t>
+        </w:r>
+      </w:hyperlink>
+      <w:r>
+        <w:rPr>
+          <w:lang w:val="zh_TW" w:bidi="zh_TW"/>
+        </w:rPr>
+        <w:t>）。直到所羅門時期，聖殿才得以建成（</w:t>
+      </w:r>
+      <w:hyperlink r:id="rId43">
+        <w:r>
+          <w:rPr>
+            <w:lang w:val="zh_TW" w:bidi="zh_TW"/>
+          </w:rPr>
+          <w:rPr>
+            <w:color w:val="0000EE"/>
+            <w:u w:val="single"/>
+          </w:rPr>
+          <w:t>撒下7:10–13</w:t>
+        </w:r>
+      </w:hyperlink>
+      <w:r>
+        <w:rPr>
+          <w:lang w:val="zh_TW" w:bidi="zh_TW"/>
+        </w:rPr>
+        <w:t>；</w:t>
+      </w:r>
+      <w:hyperlink r:id="rId44">
+        <w:r>
+          <w:rPr>
+            <w:lang w:val="zh_TW" w:bidi="zh_TW"/>
+          </w:rPr>
+          <w:rPr>
+            <w:color w:val="0000EE"/>
+            <w:u w:val="single"/>
+          </w:rPr>
+          <w:t>王上5:1–5</w:t>
+        </w:r>
+      </w:hyperlink>
+      <w:r>
+        <w:rPr>
+          <w:lang w:val="zh_TW" w:bidi="zh_TW"/>
+        </w:rPr>
+        <w:t>）。各項歷史事件，以及建造方式和基礎神學的相似之處，展示了會幕與聖殿之間的密切關聯。</w:t>
+      </w:r>
+    </w:p>
+    <w:p>
+      <w:pPr>
+        <w:pStyle w:val="Heading3"/>
+      </w:pPr>
+      <w:r>
+        <w:rPr>
+          <w:lang w:val="zh_TW" w:bidi="zh_TW"/>
+        </w:rPr>
+        <w:t>會幕的名稱</w:t>
+      </w:r>
+    </w:p>
+    <w:p>
+      <w:pPr/>
+      <w:r>
+        <w:rPr>
+          <w:lang w:val="zh_TW" w:bidi="zh_TW"/>
+        </w:rPr>
+      </w:r>
+      <w:r>
+        <w:rPr>
+          <w:lang w:val="zh_TW" w:bidi="zh_TW"/>
+        </w:rPr>
+        <w:t>聖經所用的詞語和用來描述會幕的片語：</w:t>
+      </w:r>
+    </w:p>
+    <w:p>
+      <w:pPr/>
+      <w:r>
+        <w:rPr>
+          <w:lang w:val="zh_TW" w:bidi="zh_TW"/>
+        </w:rPr>
+      </w:r>
+      <w:r>
+        <w:rPr>
+          <w:lang w:val="zh_TW" w:bidi="zh_TW"/>
+        </w:rPr>
+        <w:t>1.「神聖的居所」、「聖潔之地」或「聖所」（</w:t>
+      </w:r>
+      <w:hyperlink r:id="rId45">
+        <w:r>
+          <w:rPr>
+            <w:lang w:val="zh_TW" w:bidi="zh_TW"/>
+          </w:rPr>
+          <w:rPr>
+            <w:color w:val="0000EE"/>
+            <w:u w:val="single"/>
+          </w:rPr>
+          <w:t>出25:8</w:t>
+        </w:r>
+      </w:hyperlink>
+      <w:r>
+        <w:rPr>
+          <w:lang w:val="zh_TW" w:bidi="zh_TW"/>
+        </w:rPr>
+        <w:t>；</w:t>
+      </w:r>
+      <w:hyperlink r:id="rId46">
+        <w:r>
+          <w:rPr>
+            <w:lang w:val="zh_TW" w:bidi="zh_TW"/>
+          </w:rPr>
+          <w:rPr>
+            <w:color w:val="0000EE"/>
+            <w:u w:val="single"/>
+          </w:rPr>
+          <w:t>利10:17–18</w:t>
+        </w:r>
+      </w:hyperlink>
+      <w:r>
+        <w:rPr>
+          <w:lang w:val="zh_TW" w:bidi="zh_TW"/>
+        </w:rPr>
+        <w:t>）源自動詞「成為聖潔」。</w:t>
+      </w:r>
+    </w:p>
+    <w:p>
+      <w:pPr/>
+      <w:r>
+        <w:rPr>
+          <w:lang w:val="zh_TW" w:bidi="zh_TW"/>
+        </w:rPr>
+      </w:r>
+      <w:r>
+        <w:rPr>
+          <w:lang w:val="zh_TW" w:bidi="zh_TW"/>
+        </w:rPr>
+        <w:t>2.「帳幕」出現了19次，聖經也以不同方式表達，例如「法櫃的帳幕」（</w:t>
+      </w:r>
+      <w:hyperlink r:id="rId47">
+        <w:r>
+          <w:rPr>
+            <w:lang w:val="zh_TW" w:bidi="zh_TW"/>
+          </w:rPr>
+          <w:rPr>
+            <w:color w:val="0000EE"/>
+            <w:u w:val="single"/>
+          </w:rPr>
+          <w:t>民9:15</w:t>
+        </w:r>
+      </w:hyperlink>
+      <w:r>
+        <w:rPr>
+          <w:lang w:val="zh_TW" w:bidi="zh_TW"/>
+        </w:rPr>
+        <w:t>）、「耶和華的帳幕」（</w:t>
+      </w:r>
+      <w:hyperlink r:id="rId48">
+        <w:r>
+          <w:rPr>
+            <w:lang w:val="zh_TW" w:bidi="zh_TW"/>
+          </w:rPr>
+          <w:rPr>
+            <w:color w:val="0000EE"/>
+            <w:u w:val="single"/>
+          </w:rPr>
+          <w:t>王上2:28–30</w:t>
+        </w:r>
+      </w:hyperlink>
+      <w:r>
+        <w:rPr>
+          <w:lang w:val="zh_TW" w:bidi="zh_TW"/>
+        </w:rPr>
+        <w:t>）、「會幕的門」（</w:t>
+      </w:r>
+      <w:hyperlink r:id="rId49">
+        <w:r>
+          <w:rPr>
+            <w:lang w:val="zh_TW" w:bidi="zh_TW"/>
+          </w:rPr>
+          <w:rPr>
+            <w:color w:val="0000EE"/>
+            <w:u w:val="single"/>
+          </w:rPr>
+          <w:t>代上9:23</w:t>
+        </w:r>
+      </w:hyperlink>
+      <w:r>
+        <w:rPr>
+          <w:lang w:val="zh_TW" w:bidi="zh_TW"/>
+        </w:rPr>
+        <w:t>），以及「</w:t>
+      </w:r>
+      <w:r>
+        <w:rPr>
+          <w:lang w:val="zh_TW" w:bidi="zh_TW"/>
+        </w:rPr>
+        <w:t>帳棚</w:t>
+      </w:r>
+      <w:r>
+        <w:rPr>
+          <w:lang w:val="zh_TW" w:bidi="zh_TW"/>
+        </w:rPr>
+        <w:t>」（例：</w:t>
+      </w:r>
+      <w:hyperlink r:id="rId50">
+        <w:r>
+          <w:rPr>
+            <w:lang w:val="zh_TW" w:bidi="zh_TW"/>
+          </w:rPr>
+          <w:rPr>
+            <w:color w:val="0000EE"/>
+            <w:u w:val="single"/>
+          </w:rPr>
+          <w:t>出33:7</w:t>
+        </w:r>
+      </w:hyperlink>
+      <w:r>
+        <w:rPr>
+          <w:lang w:val="zh_TW" w:bidi="zh_TW"/>
+        </w:rPr>
+        <w:t>）。「帳棚」在英文譯本中，譯為the tent of meeting，這個表達在該譯本大約出現130次。這個包含按照約定赴約的概念，並指定會幕為神與摩西及其子民會面，以顯明其旨意的地方。</w:t>
+      </w:r>
+    </w:p>
+    <w:p>
+      <w:pPr/>
+      <w:r>
+        <w:rPr>
+          <w:lang w:val="zh_TW" w:bidi="zh_TW"/>
+        </w:rPr>
+      </w:r>
+      <w:r>
+        <w:rPr>
+          <w:lang w:val="zh_TW" w:bidi="zh_TW"/>
+        </w:rPr>
+        <w:t>3.「居所」是「會幕」一詞的字面意思。在</w:t>
+      </w:r>
+      <w:hyperlink r:id="rId51">
+        <w:r>
+          <w:rPr>
+            <w:lang w:val="zh_TW" w:bidi="zh_TW"/>
+          </w:rPr>
+          <w:rPr>
+            <w:color w:val="0000EE"/>
+            <w:u w:val="single"/>
+          </w:rPr>
+          <w:t>出埃及記二十五章9節</w:t>
+        </w:r>
+      </w:hyperlink>
+      <w:r>
+        <w:rPr>
+          <w:lang w:val="zh_TW" w:bidi="zh_TW"/>
+        </w:rPr>
+        <w:t>中，這個詞指的是整個會幕（包括外院），但在</w:t>
+      </w:r>
+      <w:hyperlink r:id="rId52">
+        <w:r>
+          <w:rPr>
+            <w:lang w:val="zh_TW" w:bidi="zh_TW"/>
+          </w:rPr>
+          <w:rPr>
+            <w:color w:val="0000EE"/>
+            <w:u w:val="single"/>
+          </w:rPr>
+          <w:t>出埃及記二十六章1節</w:t>
+        </w:r>
+      </w:hyperlink>
+      <w:r>
+        <w:rPr>
+          <w:lang w:val="zh_TW" w:bidi="zh_TW"/>
+        </w:rPr>
+        <w:t>中，它指的是會幕本體（包括聖所和至聖所）。另一表達是「法櫃的帳幕」（</w:t>
+      </w:r>
+      <w:hyperlink r:id="rId53">
+        <w:r>
+          <w:rPr>
+            <w:lang w:val="zh_TW" w:bidi="zh_TW"/>
+          </w:rPr>
+          <w:rPr>
+            <w:color w:val="0000EE"/>
+            <w:u w:val="single"/>
+          </w:rPr>
+          <w:t>出38:21</w:t>
+        </w:r>
+      </w:hyperlink>
+      <w:r>
+        <w:rPr>
+          <w:lang w:val="zh_TW" w:bidi="zh_TW"/>
+        </w:rPr>
+        <w:t>；又有譯本譯為「盟約的帳幕」），這與其它表達如「法櫃的帳幕」一起，強調了兩塊法版的存在。</w:t>
+      </w:r>
+    </w:p>
+    <w:p>
+      <w:pPr/>
+      <w:r>
+        <w:rPr>
+          <w:lang w:val="zh_TW" w:bidi="zh_TW"/>
+        </w:rPr>
+      </w:r>
+      <w:r>
+        <w:rPr>
+          <w:lang w:val="zh_TW" w:bidi="zh_TW"/>
+        </w:rPr>
+        <w:t>4.「耶和華－你神的殿」（</w:t>
+      </w:r>
+      <w:hyperlink r:id="rId54">
+        <w:r>
+          <w:rPr>
+            <w:lang w:val="zh_TW" w:bidi="zh_TW"/>
+          </w:rPr>
+          <w:rPr>
+            <w:color w:val="0000EE"/>
+            <w:u w:val="single"/>
+          </w:rPr>
+          <w:t>出23:19</w:t>
+        </w:r>
+      </w:hyperlink>
+      <w:r>
+        <w:rPr>
+          <w:lang w:val="zh_TW" w:bidi="zh_TW"/>
+        </w:rPr>
+        <w:t>）。</w:t>
+      </w:r>
+    </w:p>
+    <w:p>
+      <w:pPr>
+        <w:pStyle w:val="Heading3"/>
+      </w:pPr>
+      <w:r>
+        <w:rPr>
+          <w:lang w:val="zh_TW" w:bidi="zh_TW"/>
+        </w:rPr>
+        <w:t>背景</w:t>
+      </w:r>
+    </w:p>
+    <w:p>
+      <w:pPr/>
+      <w:r>
+        <w:rPr>
+          <w:lang w:val="zh_TW" w:bidi="zh_TW"/>
+        </w:rPr>
+      </w:r>
+      <w:r>
+        <w:rPr>
+          <w:lang w:val="zh_TW" w:bidi="zh_TW"/>
+        </w:rPr>
+        <w:t>會幕由一個一般區域和兩個限制區域組成，其三重空間結構並非獨一無二。其它具有組織化祭司制度的已發展宗教中，也有三個主要的親近階層：一個是為所有社區成員設置的，一個是為一般祭司設置的，還有一個是為主要宗教領袖設置的內部聖所，被認為是神明的居所。以色列時代之前，在巴勒斯坦和敘利亞出土的異教聖所，已經揭示了這類分區聖所的存在。</w:t>
+      </w:r>
+    </w:p>
+    <w:p>
+      <w:pPr/>
+      <w:r>
+        <w:rPr>
+          <w:lang w:val="zh_TW" w:bidi="zh_TW"/>
+        </w:rPr>
+      </w:r>
+      <w:r>
+        <w:rPr>
+          <w:lang w:val="zh_TW" w:bidi="zh_TW"/>
+        </w:rPr>
+        <w:t>在公元前二千年期間有大量證據顯示，人們通常使用可移動且複雜的預製結構，作為君王與其他尊貴者的會客廳或聖所。定居社群的統治者在前往國內其它地區旅行時（例如埃及，迦南則相對較少），會使用這些結構。同樣，像米甸人這樣的遊牧或半遊牧民族也使用可移動聖所。在摩西之前的埃及，工匠所採用的工藝技術與建造會幕的技術相似。</w:t>
+      </w:r>
+    </w:p>
+    <w:p>
+      <w:pPr>
+        <w:pStyle w:val="Heading3"/>
+      </w:pPr>
+      <w:r>
+        <w:rPr>
+          <w:lang w:val="zh_TW" w:bidi="zh_TW"/>
+        </w:rPr>
+        <w:t>會幕及其器具</w:t>
+      </w:r>
+    </w:p>
+    <w:p>
+      <w:pPr/>
+      <w:r>
+        <w:rPr>
+          <w:lang w:val="zh_TW" w:bidi="zh_TW"/>
+        </w:rPr>
+      </w:r>
+      <w:r>
+        <w:rPr>
+          <w:lang w:val="zh_TW" w:bidi="zh_TW"/>
+        </w:rPr>
+        <w:t>出埃及記（</w:t>
+      </w:r>
+      <w:hyperlink r:id="rId55">
+        <w:r>
+          <w:rPr>
+            <w:lang w:val="zh_TW" w:bidi="zh_TW"/>
+          </w:rPr>
+          <w:rPr>
+            <w:color w:val="0000EE"/>
+            <w:u w:val="single"/>
+          </w:rPr>
+          <w:t>出25–40</w:t>
+        </w:r>
+      </w:hyperlink>
+      <w:r>
+        <w:rPr>
+          <w:lang w:val="zh_TW" w:bidi="zh_TW"/>
+        </w:rPr>
+        <w:t>）詳細描述了會幕及其器具，所用材料從貴重到普通的都有。經文按重要性排列出三種金屬：金、銅與銀。只有主要聖所的器具才使用金，所使用金屬的總量約為一英噸金（0.9公噸）、三英噸銅和四英噸銀（</w:t>
+      </w:r>
+      <w:hyperlink r:id="rId56">
+        <w:r>
+          <w:rPr>
+            <w:lang w:val="zh_TW" w:bidi="zh_TW"/>
+          </w:rPr>
+          <w:rPr>
+            <w:color w:val="0000EE"/>
+            <w:u w:val="single"/>
+          </w:rPr>
+          <w:t>38:24–31</w:t>
+        </w:r>
+      </w:hyperlink>
+      <w:r>
+        <w:rPr>
+          <w:lang w:val="zh_TW" w:bidi="zh_TW"/>
+        </w:rPr>
+        <w:t>）。另有相對大量的銀來自一項奉獻（</w:t>
+      </w:r>
+      <w:hyperlink r:id="rId57">
+        <w:r>
+          <w:rPr>
+            <w:lang w:val="zh_TW" w:bidi="zh_TW"/>
+          </w:rPr>
+          <w:rPr>
+            <w:color w:val="0000EE"/>
+            <w:u w:val="single"/>
+          </w:rPr>
+          <w:t>30:11–16</w:t>
+        </w:r>
+      </w:hyperlink>
+      <w:r>
+        <w:rPr>
+          <w:lang w:val="zh_TW" w:bidi="zh_TW"/>
+        </w:rPr>
+        <w:t>），補充了以色列人從埃及人所得的銀與金（</w:t>
+      </w:r>
+      <w:hyperlink r:id="rId58">
+        <w:r>
+          <w:rPr>
+            <w:lang w:val="zh_TW" w:bidi="zh_TW"/>
+          </w:rPr>
+          <w:rPr>
+            <w:color w:val="0000EE"/>
+            <w:u w:val="single"/>
+          </w:rPr>
+          <w:t>12:35</w:t>
+        </w:r>
+      </w:hyperlink>
+      <w:r>
+        <w:rPr>
+          <w:lang w:val="zh_TW" w:bidi="zh_TW"/>
+        </w:rPr>
+        <w:t>）。</w:t>
+      </w:r>
+    </w:p>
+    <w:p>
+      <w:pPr/>
+      <w:r>
+        <w:rPr>
+          <w:lang w:val="zh_TW" w:bidi="zh_TW"/>
+        </w:rPr>
+      </w:r>
+      <w:r>
+        <w:rPr>
+          <w:lang w:val="zh_TW" w:bidi="zh_TW"/>
+        </w:rPr>
+        <w:t>值得注意的是，在神所要求的建築樣式中，起點是內殿的家具（聖所和至聖所）。在實際建造中，這些器具是在會幕本體之後製作的，估計此舉能方便在完工後立即和妥善放置（</w:t>
+      </w:r>
+      <w:hyperlink r:id="rId59">
+        <w:r>
+          <w:rPr>
+            <w:lang w:val="zh_TW" w:bidi="zh_TW"/>
+          </w:rPr>
+          <w:rPr>
+            <w:color w:val="0000EE"/>
+            <w:u w:val="single"/>
+          </w:rPr>
+          <w:t>出25:9–27:19</w:t>
+        </w:r>
+      </w:hyperlink>
+      <w:r>
+        <w:rPr>
+          <w:lang w:val="zh_TW" w:bidi="zh_TW"/>
+        </w:rPr>
+        <w:t>，參</w:t>
+      </w:r>
+      <w:hyperlink r:id="rId60">
+        <w:r>
+          <w:rPr>
+            <w:lang w:val="zh_TW" w:bidi="zh_TW"/>
+          </w:rPr>
+          <w:rPr>
+            <w:color w:val="0000EE"/>
+            <w:u w:val="single"/>
+          </w:rPr>
+          <w:t>36:8–37:28</w:t>
+        </w:r>
+      </w:hyperlink>
+      <w:r>
+        <w:rPr>
+          <w:lang w:val="zh_TW" w:bidi="zh_TW"/>
+        </w:rPr>
+        <w:t>）。</w:t>
+      </w:r>
+    </w:p>
+    <w:p>
+      <w:pPr/>
+      <w:r>
+        <w:rPr>
+          <w:lang w:val="zh_TW" w:bidi="zh_TW"/>
+        </w:rPr>
+      </w:r>
+      <w:r>
+        <w:rPr>
+          <w:lang w:val="zh_TW" w:bidi="zh_TW"/>
+        </w:rPr>
+        <w:t>第一個列出的器具是約櫃，是至聖所中唯一的器具。約櫃是一個包金的木箱，長約1.1公尺，寬和高為0.7公尺。它是神與以色列之間盟約關係的最高象徵，經常被稱為「耶和華的約櫃」（</w:t>
+      </w:r>
+      <w:hyperlink r:id="rId61">
+        <w:r>
+          <w:rPr>
+            <w:lang w:val="zh_TW" w:bidi="zh_TW"/>
+          </w:rPr>
+          <w:rPr>
+            <w:color w:val="0000EE"/>
+            <w:u w:val="single"/>
+          </w:rPr>
+          <w:t>申10:8</w:t>
+        </w:r>
+      </w:hyperlink>
+      <w:r>
+        <w:rPr>
+          <w:lang w:val="zh_TW" w:bidi="zh_TW"/>
+        </w:rPr>
+        <w:t>）。與鄰近國家當時的約櫃不同，這個約櫃沒有任何神祇形像，只有十誡（</w:t>
+      </w:r>
+      <w:hyperlink r:id="rId62">
+        <w:r>
+          <w:rPr>
+            <w:lang w:val="zh_TW" w:bidi="zh_TW"/>
+          </w:rPr>
+          <w:rPr>
+            <w:color w:val="0000EE"/>
+            <w:u w:val="single"/>
+          </w:rPr>
+          <w:t>出25:16</w:t>
+        </w:r>
+      </w:hyperlink>
+      <w:r>
+        <w:rPr>
+          <w:lang w:val="zh_TW" w:bidi="zh_TW"/>
+        </w:rPr>
+        <w:t>）、一罐嗎哪（</w:t>
+      </w:r>
+      <w:hyperlink r:id="rId63">
+        <w:r>
+          <w:rPr>
+            <w:lang w:val="zh_TW" w:bidi="zh_TW"/>
+          </w:rPr>
+          <w:rPr>
+            <w:color w:val="0000EE"/>
+            <w:u w:val="single"/>
+          </w:rPr>
+          <w:t>16:33</w:t>
+        </w:r>
+      </w:hyperlink>
+      <w:r>
+        <w:rPr>
+          <w:lang w:val="zh_TW" w:bidi="zh_TW"/>
+        </w:rPr>
+        <w:t>）和亞倫的杖（</w:t>
+      </w:r>
+      <w:hyperlink r:id="rId64">
+        <w:r>
+          <w:rPr>
+            <w:lang w:val="zh_TW" w:bidi="zh_TW"/>
+          </w:rPr>
+          <w:rPr>
+            <w:color w:val="0000EE"/>
+            <w:u w:val="single"/>
+          </w:rPr>
+          <w:t>民17:10</w:t>
+        </w:r>
+      </w:hyperlink>
+      <w:r>
+        <w:rPr>
+          <w:lang w:val="zh_TW" w:bidi="zh_TW"/>
+        </w:rPr>
+        <w:t>），這些都象徵著神各方面的供應（見</w:t>
+      </w:r>
+      <w:hyperlink r:id="rId65">
+        <w:r>
+          <w:rPr>
+            <w:lang w:val="zh_TW" w:bidi="zh_TW"/>
+          </w:rPr>
+          <w:rPr>
+            <w:color w:val="0000EE"/>
+            <w:u w:val="single"/>
+          </w:rPr>
+          <w:t>來9:4</w:t>
+        </w:r>
+      </w:hyperlink>
+      <w:r>
+        <w:rPr>
+          <w:lang w:val="zh_TW" w:bidi="zh_TW"/>
+        </w:rPr>
+        <w:t>）。</w:t>
+      </w:r>
+    </w:p>
+    <w:p>
+      <w:pPr/>
+      <w:r>
+        <w:rPr>
+          <w:lang w:val="zh_TW" w:bidi="zh_TW"/>
+        </w:rPr>
+      </w:r>
+      <w:r>
+        <w:rPr>
+          <w:lang w:val="zh_TW" w:bidi="zh_TW"/>
+        </w:rPr>
+        <w:t>約櫃藉由兩根槓來抬運，槓穿過固定在下方四角的環（</w:t>
+      </w:r>
+      <w:hyperlink r:id="rId66">
+        <w:r>
+          <w:rPr>
+            <w:lang w:val="zh_TW" w:bidi="zh_TW"/>
+          </w:rPr>
+          <w:rPr>
+            <w:color w:val="0000EE"/>
+            <w:u w:val="single"/>
+          </w:rPr>
+          <w:t>出25:13–15</w:t>
+        </w:r>
+      </w:hyperlink>
+      <w:r>
+        <w:rPr>
+          <w:lang w:val="zh_TW" w:bidi="zh_TW"/>
+        </w:rPr>
+        <w:t>）。這兩根槓恆常留在原位，並從幔子下方向前伸入聖所，讓人知道那無法看見的約櫃與人同在。</w:t>
+      </w:r>
+    </w:p>
+    <w:p>
+      <w:pPr/>
+      <w:r>
+        <w:rPr>
+          <w:lang w:val="zh_TW" w:bidi="zh_TW"/>
+        </w:rPr>
+      </w:r>
+      <w:r>
+        <w:rPr>
+          <w:lang w:val="zh_TW" w:bidi="zh_TW"/>
+        </w:rPr>
+        <w:t>安放在約櫃之上的是施恩座（有譯本譯為「贖罪蓋」），一塊長方形的實心金板，其上固定有兩個基路伯。面向內側的基路伯與施恩座一起，構成那位看不可見之神的寶座（</w:t>
+      </w:r>
+      <w:hyperlink r:id="rId67">
+        <w:r>
+          <w:rPr>
+            <w:lang w:val="zh_TW" w:bidi="zh_TW"/>
+          </w:rPr>
+          <w:rPr>
+            <w:color w:val="0000EE"/>
+            <w:u w:val="single"/>
+          </w:rPr>
+          <w:t>出25:22</w:t>
+        </w:r>
+      </w:hyperlink>
+      <w:r>
+        <w:rPr>
+          <w:lang w:val="zh_TW" w:bidi="zh_TW"/>
+        </w:rPr>
+        <w:t>），這位神常被描述為坐在基路伯之上（</w:t>
+      </w:r>
+      <w:hyperlink r:id="rId68">
+        <w:r>
+          <w:rPr>
+            <w:lang w:val="zh_TW" w:bidi="zh_TW"/>
+          </w:rPr>
+          <w:rPr>
+            <w:color w:val="0000EE"/>
+            <w:u w:val="single"/>
+          </w:rPr>
+          <w:t>詩80:1</w:t>
         </w:r>
       </w:hyperlink>
       <w:r>
@@ -361,16 +2083,255 @@
         </w:rPr>
         <w:t>，</w:t>
       </w:r>
-      <w:hyperlink r:id="rId17">
-        <w:r>
-          <w:rPr>
-            <w:lang w:val="zh_TW" w:bidi="zh_TW"/>
-          </w:rPr>
-          <w:rPr>
-            <w:color w:val="0000EE"/>
-            <w:u w:val="single"/>
-          </w:rPr>
-          <w:t>36:9–43</w:t>
+      <w:hyperlink r:id="rId69">
+        <w:r>
+          <w:rPr>
+            <w:lang w:val="zh_TW" w:bidi="zh_TW"/>
+          </w:rPr>
+          <w:rPr>
+            <w:color w:val="0000EE"/>
+            <w:u w:val="single"/>
+          </w:rPr>
+          <w:t>99:1</w:t>
+        </w:r>
+      </w:hyperlink>
+      <w:r>
+        <w:rPr>
+          <w:lang w:val="zh_TW" w:bidi="zh_TW"/>
+        </w:rPr>
+        <w:t>）。「施恩座」這名詞來自「施行贖罪」的動詞，贖罪日高峰之時，祭司要將血灑在施恩座上（</w:t>
+      </w:r>
+      <w:hyperlink r:id="rId70">
+        <w:r>
+          <w:rPr>
+            <w:lang w:val="zh_TW" w:bidi="zh_TW"/>
+          </w:rPr>
+          <w:rPr>
+            <w:color w:val="0000EE"/>
+            <w:u w:val="single"/>
+          </w:rPr>
+          <w:t>利16:14</w:t>
+        </w:r>
+      </w:hyperlink>
+      <w:r>
+        <w:rPr>
+          <w:lang w:val="zh_TW" w:bidi="zh_TW"/>
+        </w:rPr>
+        <w:t>）。約櫃被放置在施恩座</w:t>
+      </w:r>
+      <w:r>
+        <w:rPr>
+          <w:b/>
+          <w:lang w:val="zh_TW" w:bidi="zh_TW"/>
+        </w:rPr>
+        <w:t>之下</w:t>
+      </w:r>
+      <w:r>
+        <w:rPr>
+          <w:lang w:val="zh_TW" w:bidi="zh_TW"/>
+        </w:rPr>
+        <w:t>（</w:t>
+      </w:r>
+      <w:hyperlink r:id="rId71">
+        <w:r>
+          <w:rPr>
+            <w:lang w:val="zh_TW" w:bidi="zh_TW"/>
+          </w:rPr>
+          <w:rPr>
+            <w:color w:val="0000EE"/>
+            <w:u w:val="single"/>
+          </w:rPr>
+          <w:t>出25:21</w:t>
+        </w:r>
+      </w:hyperlink>
+      <w:r>
+        <w:rPr>
+          <w:lang w:val="zh_TW" w:bidi="zh_TW"/>
+        </w:rPr>
+        <w:t>）的事實，表明律法在神的保護之下，並解釋了為何約櫃會被稱為祂的腳凳（例：</w:t>
+      </w:r>
+      <w:hyperlink r:id="rId72">
+        <w:r>
+          <w:rPr>
+            <w:lang w:val="zh_TW" w:bidi="zh_TW"/>
+          </w:rPr>
+          <w:rPr>
+            <w:color w:val="0000EE"/>
+            <w:u w:val="single"/>
+          </w:rPr>
+          <w:t>詩132:7</w:t>
+        </w:r>
+      </w:hyperlink>
+      <w:r>
+        <w:rPr>
+          <w:lang w:val="zh_TW" w:bidi="zh_TW"/>
+        </w:rPr>
+        <w:t>）。如同伊甸園中的基路伯（</w:t>
+      </w:r>
+      <w:hyperlink r:id="rId73">
+        <w:r>
+          <w:rPr>
+            <w:lang w:val="zh_TW" w:bidi="zh_TW"/>
+          </w:rPr>
+          <w:rPr>
+            <w:color w:val="0000EE"/>
+            <w:u w:val="single"/>
+          </w:rPr>
+          <w:t>創3:24</w:t>
+        </w:r>
+      </w:hyperlink>
+      <w:r>
+        <w:rPr>
+          <w:lang w:val="zh_TW" w:bidi="zh_TW"/>
+        </w:rPr>
+        <w:t>），至聖所中的基路伯很可能具有類似的守護功能。在古代世界，像基路伯這樣具有象徵意義的有翼生物，常被安置在寶座與重要建築的守護位置上。</w:t>
+      </w:r>
+    </w:p>
+    <w:p>
+      <w:pPr/>
+      <w:r>
+        <w:rPr>
+          <w:lang w:val="zh_TW" w:bidi="zh_TW"/>
+        </w:rPr>
+      </w:r>
+      <w:r>
+        <w:rPr>
+          <w:lang w:val="zh_TW" w:bidi="zh_TW"/>
+        </w:rPr>
+        <w:t>像約櫃一樣，陳設餅的桌子（</w:t>
+      </w:r>
+      <w:hyperlink r:id="rId74">
+        <w:r>
+          <w:rPr>
+            <w:lang w:val="zh_TW" w:bidi="zh_TW"/>
+          </w:rPr>
+          <w:rPr>
+            <w:color w:val="0000EE"/>
+            <w:u w:val="single"/>
+          </w:rPr>
+          <w:t>出25:30</w:t>
+        </w:r>
+      </w:hyperlink>
+      <w:r>
+        <w:rPr>
+          <w:lang w:val="zh_TW" w:bidi="zh_TW"/>
+        </w:rPr>
+        <w:t>）是以皂莢木製成，外面包裹著金子。它稍微小一些，長0.9公尺，寬0.5公尺，高0.7公尺。各種輔助的器皿與用具都有詳細記載（</w:t>
+      </w:r>
+      <w:hyperlink r:id="rId75">
+        <w:r>
+          <w:rPr>
+            <w:lang w:val="zh_TW" w:bidi="zh_TW"/>
+          </w:rPr>
+          <w:rPr>
+            <w:color w:val="0000EE"/>
+            <w:u w:val="single"/>
+          </w:rPr>
+          <w:t>29</w:t>
+        </w:r>
+      </w:hyperlink>
+      <w:r>
+        <w:rPr>
+          <w:lang w:val="zh_TW" w:bidi="zh_TW"/>
+        </w:rPr>
+        <w:t>節），推測盤子是用來放餅的。每逢安息日，十二個餅被放置在桌上，排成兩行，象徵神對以色列十二支派的供應（</w:t>
+      </w:r>
+      <w:hyperlink r:id="rId76">
+        <w:r>
+          <w:rPr>
+            <w:lang w:val="zh_TW" w:bidi="zh_TW"/>
+          </w:rPr>
+          <w:rPr>
+            <w:color w:val="0000EE"/>
+            <w:u w:val="single"/>
+          </w:rPr>
+          <w:t>利24:5–9</w:t>
+        </w:r>
+      </w:hyperlink>
+      <w:r>
+        <w:rPr>
+          <w:lang w:val="zh_TW" w:bidi="zh_TW"/>
+        </w:rPr>
+        <w:t>）。這張桌子位於聖所的北側。</w:t>
+      </w:r>
+    </w:p>
+    <w:p>
+      <w:pPr/>
+      <w:r>
+        <w:rPr>
+          <w:lang w:val="zh_TW" w:bidi="zh_TW"/>
+        </w:rPr>
+      </w:r>
+      <w:r>
+        <w:rPr>
+          <w:lang w:val="zh_TW" w:bidi="zh_TW"/>
+        </w:rPr>
+        <w:t>在南側是七枝金燈台（</w:t>
+      </w:r>
+      <w:hyperlink r:id="rId77">
+        <w:r>
+          <w:rPr>
+            <w:lang w:val="zh_TW" w:bidi="zh_TW"/>
+          </w:rPr>
+          <w:rPr>
+            <w:color w:val="0000EE"/>
+            <w:u w:val="single"/>
+          </w:rPr>
+          <w:t>出25:31–39</w:t>
+        </w:r>
+      </w:hyperlink>
+      <w:r>
+        <w:rPr>
+          <w:lang w:val="zh_TW" w:bidi="zh_TW"/>
+        </w:rPr>
+        <w:t>，</w:t>
+      </w:r>
+      <w:hyperlink r:id="rId78">
+        <w:r>
+          <w:rPr>
+            <w:lang w:val="zh_TW" w:bidi="zh_TW"/>
+          </w:rPr>
+          <w:rPr>
+            <w:color w:val="0000EE"/>
+            <w:u w:val="single"/>
+          </w:rPr>
+          <w:t>37:17–24</w:t>
+        </w:r>
+      </w:hyperlink>
+      <w:r>
+        <w:rPr>
+          <w:lang w:val="zh_TW" w:bidi="zh_TW"/>
+        </w:rPr>
+        <w:t>，</w:t>
+      </w:r>
+      <w:hyperlink r:id="rId79">
+        <w:r>
+          <w:rPr>
+            <w:lang w:val="zh_TW" w:bidi="zh_TW"/>
+          </w:rPr>
+          <w:rPr>
+            <w:color w:val="0000EE"/>
+            <w:u w:val="single"/>
+          </w:rPr>
+          <w:t>40:24</w:t>
+        </w:r>
+      </w:hyperlink>
+      <w:r>
+        <w:rPr>
+          <w:lang w:val="zh_TW" w:bidi="zh_TW"/>
+        </w:rPr>
+        <w:t>）。這是聖所中最令人印象深刻的器具之一，如同基路伯和施恩座一樣，是用純金製成。六支金枝（左右各三支）從中央的柱幹伸出，整個燈臺以杏花為裝飾。根據聖經的資料，我們並不確定燈臺是持續點亮（</w:t>
+      </w:r>
+      <w:hyperlink r:id="rId80">
+        <w:r>
+          <w:rPr>
+            <w:lang w:val="zh_TW" w:bidi="zh_TW"/>
+          </w:rPr>
+          <w:rPr>
+            <w:color w:val="0000EE"/>
+            <w:u w:val="single"/>
+          </w:rPr>
+          <w:t>出27:20</w:t>
         </w:r>
       </w:hyperlink>
       <w:r>
@@ -379,16 +2340,70 @@
         </w:rPr>
         <w:t>；</w:t>
       </w:r>
-      <w:hyperlink r:id="rId18">
-        <w:r>
-          <w:rPr>
-            <w:lang w:val="zh_TW" w:bidi="zh_TW"/>
-          </w:rPr>
-          <w:rPr>
-            <w:color w:val="0000EE"/>
-            <w:u w:val="single"/>
-          </w:rPr>
-          <w:t>民1:1–15</w:t>
+      <w:hyperlink r:id="rId81">
+        <w:r>
+          <w:rPr>
+            <w:lang w:val="zh_TW" w:bidi="zh_TW"/>
+          </w:rPr>
+          <w:rPr>
+            <w:color w:val="0000EE"/>
+            <w:u w:val="single"/>
+          </w:rPr>
+          <w:t>利24:2</w:t>
+        </w:r>
+      </w:hyperlink>
+      <w:r>
+        <w:rPr>
+          <w:lang w:val="zh_TW" w:bidi="zh_TW"/>
+        </w:rPr>
+        <w:t>），還是僅在夜間發光（大多數譯本中的</w:t>
+      </w:r>
+      <w:hyperlink r:id="rId82">
+        <w:r>
+          <w:rPr>
+            <w:lang w:val="zh_TW" w:bidi="zh_TW"/>
+          </w:rPr>
+          <w:rPr>
+            <w:color w:val="0000EE"/>
+            <w:u w:val="single"/>
+          </w:rPr>
+          <w:t>撒上3:3</w:t>
+        </w:r>
+      </w:hyperlink>
+      <w:r>
+        <w:rPr>
+          <w:lang w:val="zh_TW" w:bidi="zh_TW"/>
+        </w:rPr>
+        <w:t>均有提及）。</w:t>
+      </w:r>
+      <w:hyperlink r:id="rId83">
+        <w:r>
+          <w:rPr>
+            <w:lang w:val="zh_TW" w:bidi="zh_TW"/>
+          </w:rPr>
+          <w:rPr>
+            <w:color w:val="0000EE"/>
+            <w:u w:val="single"/>
+          </w:rPr>
+          <w:t>利未記二十四章4節</w:t>
+        </w:r>
+      </w:hyperlink>
+      <w:r>
+        <w:rPr>
+          <w:lang w:val="zh_TW" w:bidi="zh_TW"/>
+        </w:rPr>
+        <w:t>強烈支持前者，而撒母耳記上的資料可能反映，在士師時期這個做法已經開始變化。在經文中，金燈台象徵著盟約群體的持續見證（</w:t>
+      </w:r>
+      <w:hyperlink r:id="rId84">
+        <w:r>
+          <w:rPr>
+            <w:lang w:val="zh_TW" w:bidi="zh_TW"/>
+          </w:rPr>
+          <w:rPr>
+            <w:color w:val="0000EE"/>
+            <w:u w:val="single"/>
+          </w:rPr>
+          <w:t>亞4:1–7</w:t>
         </w:r>
       </w:hyperlink>
       <w:r>
@@ -397,16 +2412,1560 @@
         </w:rPr>
         <w:t>；</w:t>
       </w:r>
-      <w:hyperlink r:id="rId19">
-        <w:r>
-          <w:rPr>
-            <w:lang w:val="zh_TW" w:bidi="zh_TW"/>
-          </w:rPr>
-          <w:rPr>
-            <w:color w:val="0000EE"/>
-            <w:u w:val="single"/>
-          </w:rPr>
-          <w:t>得4:18–22</w:t>
+      <w:hyperlink r:id="rId85">
+        <w:r>
+          <w:rPr>
+            <w:lang w:val="zh_TW" w:bidi="zh_TW"/>
+          </w:rPr>
+          <w:rPr>
+            <w:color w:val="0000EE"/>
+            <w:u w:val="single"/>
+          </w:rPr>
+          <w:t>啟2:1</w:t>
+        </w:r>
+      </w:hyperlink>
+      <w:r>
+        <w:rPr>
+          <w:lang w:val="zh_TW" w:bidi="zh_TW"/>
+        </w:rPr>
+        <w:t>）。從經文列舉服事燈臺所需、全部以純金製成的器具，可以看見對於細節的精準關注。若沒有這種精準的細節，燈光很快就會昏暗，聖所本身也會被炭垢所污穢（</w:t>
+      </w:r>
+      <w:hyperlink r:id="rId86">
+        <w:r>
+          <w:rPr>
+            <w:lang w:val="zh_TW" w:bidi="zh_TW"/>
+          </w:rPr>
+          <w:rPr>
+            <w:color w:val="0000EE"/>
+            <w:u w:val="single"/>
+          </w:rPr>
+          <w:t>出25:38</w:t>
+        </w:r>
+      </w:hyperlink>
+      <w:r>
+        <w:rPr>
+          <w:lang w:val="zh_TW" w:bidi="zh_TW"/>
+        </w:rPr>
+        <w:t>）。此外，點燈時亦只會使用最上等的橄欖油，確保光線明亮（</w:t>
+      </w:r>
+      <w:hyperlink r:id="rId80">
+        <w:r>
+          <w:rPr>
+            <w:lang w:val="zh_TW" w:bidi="zh_TW"/>
+          </w:rPr>
+          <w:rPr>
+            <w:color w:val="0000EE"/>
+            <w:u w:val="single"/>
+          </w:rPr>
+          <w:t>27:20</w:t>
+        </w:r>
+      </w:hyperlink>
+      <w:r>
+        <w:rPr>
+          <w:lang w:val="zh_TW" w:bidi="zh_TW"/>
+        </w:rPr>
+        <w:t>）。</w:t>
+      </w:r>
+    </w:p>
+    <w:p>
+      <w:pPr/>
+      <w:r>
+        <w:rPr>
+          <w:lang w:val="zh_TW" w:bidi="zh_TW"/>
+        </w:rPr>
+      </w:r>
+      <w:r>
+        <w:rPr>
+          <w:lang w:val="zh_TW" w:bidi="zh_TW"/>
+        </w:rPr>
+        <w:t>香壇（</w:t>
+      </w:r>
+      <w:hyperlink r:id="rId87">
+        <w:r>
+          <w:rPr>
+            <w:lang w:val="zh_TW" w:bidi="zh_TW"/>
+          </w:rPr>
+          <w:rPr>
+            <w:color w:val="0000EE"/>
+            <w:u w:val="single"/>
+          </w:rPr>
+          <w:t>出30:1–10</w:t>
+        </w:r>
+      </w:hyperlink>
+      <w:r>
+        <w:rPr>
+          <w:lang w:val="zh_TW" w:bidi="zh_TW"/>
+        </w:rPr>
+        <w:t>）的描述可能被故意淡化，以突顯外院的祭壇，後者通常被稱為「</w:t>
+      </w:r>
+      <w:r>
+        <w:rPr>
+          <w:b/>
+          <w:lang w:val="zh_TW" w:bidi="zh_TW"/>
+        </w:rPr>
+        <w:t>那個</w:t>
+      </w:r>
+      <w:r>
+        <w:rPr>
+          <w:lang w:val="zh_TW" w:bidi="zh_TW"/>
+        </w:rPr>
+        <w:t>祭壇」。為了區分香壇與銅製的獻祭壇，前者被稱為「金壇」（</w:t>
+      </w:r>
+      <w:hyperlink r:id="rId88">
+        <w:r>
+          <w:rPr>
+            <w:lang w:val="zh_TW" w:bidi="zh_TW"/>
+          </w:rPr>
+          <w:rPr>
+            <w:color w:val="0000EE"/>
+            <w:u w:val="single"/>
+          </w:rPr>
+          <w:t>40:5</w:t>
+        </w:r>
+      </w:hyperlink>
+      <w:r>
+        <w:rPr>
+          <w:lang w:val="zh_TW" w:bidi="zh_TW"/>
+        </w:rPr>
+        <w:t>）。香壇位於聖所內，正對著幔子另一側至聖所中的約櫃，位於陳設餅桌與燈臺之間。它以包金的皂莢木製成，邊長約45.7公分，高約0.9公尺，四角有角，周圍有一圈金邊。像約櫃一樣，香壇也有環與槓的設置，方便移動。這壇用來早晚焚香，每年的贖罪日又會</w:t>
+      </w:r>
+      <w:r>
+        <w:rPr>
+          <w:lang w:val="zh_TW" w:bidi="zh_TW"/>
+        </w:rPr>
+        <w:t>用贖罪祭牲的血行禮</w:t>
+      </w:r>
+      <w:r>
+        <w:rPr>
+          <w:lang w:val="zh_TW" w:bidi="zh_TW"/>
+        </w:rPr>
+        <w:t>（</w:t>
+      </w:r>
+      <w:hyperlink r:id="rId89">
+        <w:r>
+          <w:rPr>
+            <w:lang w:val="zh_TW" w:bidi="zh_TW"/>
+          </w:rPr>
+          <w:rPr>
+            <w:color w:val="0000EE"/>
+            <w:u w:val="single"/>
+          </w:rPr>
+          <w:t>30:7–10</w:t>
+        </w:r>
+      </w:hyperlink>
+      <w:r>
+        <w:rPr>
+          <w:lang w:val="zh_TW" w:bidi="zh_TW"/>
+        </w:rPr>
+        <w:t>）。特別配方的香被禁止用於世俗用途。起初，香表明從祭物上升之物，作為神所喜悅的馨香之氣。香在敬拜中表達對神的認定（</w:t>
+      </w:r>
+      <w:hyperlink r:id="rId90">
+        <w:r>
+          <w:rPr>
+            <w:lang w:val="zh_TW" w:bidi="zh_TW"/>
+          </w:rPr>
+          <w:rPr>
+            <w:color w:val="0000EE"/>
+            <w:u w:val="single"/>
+          </w:rPr>
+          <w:t>瑪1:11</w:t>
+        </w:r>
+      </w:hyperlink>
+      <w:r>
+        <w:rPr>
+          <w:lang w:val="zh_TW" w:bidi="zh_TW"/>
+        </w:rPr>
+        <w:t>），並在早期象徵著敬虔之人的禱告（</w:t>
+      </w:r>
+      <w:hyperlink r:id="rId91">
+        <w:r>
+          <w:rPr>
+            <w:lang w:val="zh_TW" w:bidi="zh_TW"/>
+          </w:rPr>
+          <w:rPr>
+            <w:color w:val="0000EE"/>
+            <w:u w:val="single"/>
+          </w:rPr>
+          <w:t>詩141:2</w:t>
+        </w:r>
+      </w:hyperlink>
+      <w:r>
+        <w:rPr>
+          <w:lang w:val="zh_TW" w:bidi="zh_TW"/>
+        </w:rPr>
+        <w:t>）。它也遮蔽神，不讓人眼看見祂（</w:t>
+      </w:r>
+      <w:hyperlink r:id="rId92">
+        <w:r>
+          <w:rPr>
+            <w:lang w:val="zh_TW" w:bidi="zh_TW"/>
+          </w:rPr>
+          <w:rPr>
+            <w:color w:val="0000EE"/>
+            <w:u w:val="single"/>
+          </w:rPr>
+          <w:t>利16:13</w:t>
+        </w:r>
+      </w:hyperlink>
+      <w:r>
+        <w:rPr>
+          <w:lang w:val="zh_TW" w:bidi="zh_TW"/>
+        </w:rPr>
+        <w:t>）。</w:t>
+      </w:r>
+    </w:p>
+    <w:p>
+      <w:pPr>
+        <w:pStyle w:val="Heading3"/>
+      </w:pPr>
+      <w:r>
+        <w:rPr>
+          <w:lang w:val="zh_TW" w:bidi="zh_TW"/>
+        </w:rPr>
+        <w:t>會幕本體</w:t>
+      </w:r>
+    </w:p>
+    <w:p>
+      <w:pPr/>
+      <w:r>
+        <w:rPr>
+          <w:lang w:val="zh_TW" w:bidi="zh_TW"/>
+        </w:rPr>
+      </w:r>
+      <w:r>
+        <w:rPr>
+          <w:lang w:val="zh_TW" w:bidi="zh_TW"/>
+        </w:rPr>
+        <w:t>會幕基本上是支撐在剛硬骨架上的帳棚結構。與其它器具相同，其細節在聖經中記載三次，以凸顯會幕本體的重要性。規格記載在</w:t>
+      </w:r>
+      <w:hyperlink r:id="rId93">
+        <w:r>
+          <w:rPr>
+            <w:lang w:val="zh_TW" w:bidi="zh_TW"/>
+          </w:rPr>
+          <w:rPr>
+            <w:color w:val="0000EE"/>
+            <w:u w:val="single"/>
+          </w:rPr>
+          <w:t>出埃及記二十六章</w:t>
+        </w:r>
+      </w:hyperlink>
+      <w:r>
+        <w:rPr>
+          <w:lang w:val="zh_TW" w:bidi="zh_TW"/>
+        </w:rPr>
+        <w:t>，建造過程記載在</w:t>
+      </w:r>
+      <w:hyperlink r:id="rId94">
+        <w:r>
+          <w:rPr>
+            <w:lang w:val="zh_TW" w:bidi="zh_TW"/>
+          </w:rPr>
+          <w:rPr>
+            <w:color w:val="0000EE"/>
+            <w:u w:val="single"/>
+          </w:rPr>
+          <w:t>出埃及記三十六章8至38節</w:t>
+        </w:r>
+      </w:hyperlink>
+      <w:r>
+        <w:rPr>
+          <w:lang w:val="zh_TW" w:bidi="zh_TW"/>
+        </w:rPr>
+        <w:t>，最終的豎立記載在</w:t>
+      </w:r>
+      <w:hyperlink r:id="rId95">
+        <w:r>
+          <w:rPr>
+            <w:lang w:val="zh_TW" w:bidi="zh_TW"/>
+          </w:rPr>
+          <w:rPr>
+            <w:color w:val="0000EE"/>
+            <w:u w:val="single"/>
+          </w:rPr>
+          <w:t>出埃及記四十章16至19節</w:t>
+        </w:r>
+      </w:hyperlink>
+      <w:r>
+        <w:rPr>
+          <w:lang w:val="zh_TW" w:bidi="zh_TW"/>
+        </w:rPr>
+        <w:t>。整體尺寸約為長13.7公尺，寬4.6公尺，高4.6公尺。</w:t>
+      </w:r>
+    </w:p>
+    <w:p>
+      <w:pPr/>
+      <w:r>
+        <w:rPr>
+          <w:lang w:val="zh_TW" w:bidi="zh_TW"/>
+        </w:rPr>
+      </w:r>
+      <w:r>
+        <w:rPr>
+          <w:lang w:val="zh_TW" w:bidi="zh_TW"/>
+        </w:rPr>
+        <w:t>其基本骨架是一系列豎立的支架，每個支架高4.6公尺，寬0.7公尺，各自立在兩個銀座上（</w:t>
+      </w:r>
+      <w:hyperlink r:id="rId96">
+        <w:r>
+          <w:rPr>
+            <w:lang w:val="zh_TW" w:bidi="zh_TW"/>
+          </w:rPr>
+          <w:rPr>
+            <w:color w:val="0000EE"/>
+            <w:u w:val="single"/>
+          </w:rPr>
+          <w:t>出26:15–25</w:t>
+        </w:r>
+      </w:hyperlink>
+      <w:r>
+        <w:rPr>
+          <w:lang w:val="zh_TW" w:bidi="zh_TW"/>
+        </w:rPr>
+        <w:t>）。學者曾認為這些支架或框架是實心的皂莢木板，但大多數現代學者則認為每個框架由兩個直立側面組成，通過像梯子一樣的水平物件連接。這樣的結構會更穩固，形狀保持得更好，並且可以從聖所內部看到美麗的內層幔簾。在南北兩側各有20個這樣的框架，西端有6個。此外，在西側有兩個角件，所有牆壁都通過扣件連接在一起（</w:t>
+      </w:r>
+      <w:hyperlink r:id="rId97">
+        <w:r>
+          <w:rPr>
+            <w:lang w:val="zh_TW" w:bidi="zh_TW"/>
+          </w:rPr>
+          <w:rPr>
+            <w:color w:val="0000EE"/>
+            <w:u w:val="single"/>
+          </w:rPr>
+          <w:t>23–25節</w:t>
+        </w:r>
+      </w:hyperlink>
+      <w:r>
+        <w:rPr>
+          <w:lang w:val="zh_TW" w:bidi="zh_TW"/>
+        </w:rPr>
+        <w:t>）。一系列穿過每個直立框架上金環的橫杆有助結構更加穩固對齊（</w:t>
+      </w:r>
+      <w:hyperlink r:id="rId98">
+        <w:r>
+          <w:rPr>
+            <w:lang w:val="zh_TW" w:bidi="zh_TW"/>
+          </w:rPr>
+          <w:rPr>
+            <w:color w:val="0000EE"/>
+            <w:u w:val="single"/>
+          </w:rPr>
+          <w:t>26–29節</w:t>
+        </w:r>
+      </w:hyperlink>
+      <w:r>
+        <w:rPr>
+          <w:lang w:val="zh_TW" w:bidi="zh_TW"/>
+        </w:rPr>
+        <w:t>）。三個側面各有五根橫杆。南側與北側中央那根橫杆貫穿全長，其餘四根大概各自延伸到一半，使每個框架實際上被三根橫杆固定。所有木料部分都包上金子。</w:t>
+      </w:r>
+    </w:p>
+    <w:p>
+      <w:pPr/>
+      <w:r>
+        <w:rPr>
+          <w:lang w:val="zh_TW" w:bidi="zh_TW"/>
+        </w:rPr>
+      </w:r>
+      <w:r>
+        <w:rPr>
+          <w:lang w:val="zh_TW" w:bidi="zh_TW"/>
+        </w:rPr>
+        <w:t>在這個骨架之上，有幾層覆蓋物形成會幕的頂部、側面和背面。第一層是十幅細麻幔子，染成藍色、紫色和紅色，並繡有基路伯（</w:t>
+      </w:r>
+      <w:hyperlink r:id="rId99">
+        <w:r>
+          <w:rPr>
+            <w:lang w:val="zh_TW" w:bidi="zh_TW"/>
+          </w:rPr>
+          <w:rPr>
+            <w:color w:val="0000EE"/>
+            <w:u w:val="single"/>
+          </w:rPr>
+          <w:t>出26:1–6</w:t>
+        </w:r>
+      </w:hyperlink>
+      <w:r>
+        <w:rPr>
+          <w:lang w:val="zh_TW" w:bidi="zh_TW"/>
+        </w:rPr>
+        <w:t>，</w:t>
+      </w:r>
+      <w:hyperlink r:id="rId100">
+        <w:r>
+          <w:rPr>
+            <w:lang w:val="zh_TW" w:bidi="zh_TW"/>
+          </w:rPr>
+          <w:rPr>
+            <w:color w:val="0000EE"/>
+            <w:u w:val="single"/>
+          </w:rPr>
+          <w:t>36:8–13</w:t>
+        </w:r>
+      </w:hyperlink>
+      <w:r>
+        <w:rPr>
+          <w:lang w:val="zh_TW" w:bidi="zh_TW"/>
+        </w:rPr>
+        <w:t>）。每塊尺寸為12.8公尺乘1.8公尺。沿長邊把幔子配對接合，形成五組幔子。這兩幅大幔子本身，又藉著50個金鉤連接，金鉤穿過兩者上相等數量的環。這些幔子很可能像桌布一樣，拉展覆蓋在結構之上。</w:t>
+      </w:r>
+    </w:p>
+    <w:p>
+      <w:pPr/>
+      <w:r>
+        <w:rPr>
+          <w:lang w:val="zh_TW" w:bidi="zh_TW"/>
+        </w:rPr>
+      </w:r>
+      <w:r>
+        <w:rPr>
+          <w:lang w:val="zh_TW" w:bidi="zh_TW"/>
+        </w:rPr>
+        <w:t>十一幅山羊毛的幔子或篷布，每幅13.7公尺乘1.8公尺。構成下一層。這些幔子以五幅與六幅分成兩組，再用類似於下層幔子的方式接連，只是使用銅鉤而非金鉤。山羊毛篷布較長的部分提供重疊，以保護下層幔子，而較大的篷布在會幕前後兩端均有重疊（</w:t>
+      </w:r>
+      <w:hyperlink r:id="rId101">
+        <w:r>
+          <w:rPr>
+            <w:lang w:val="zh_TW" w:bidi="zh_TW"/>
+          </w:rPr>
+          <w:rPr>
+            <w:color w:val="0000EE"/>
+            <w:u w:val="single"/>
+          </w:rPr>
+          <w:t>出26:7–9</w:t>
+        </w:r>
+      </w:hyperlink>
+      <w:r>
+        <w:rPr>
+          <w:lang w:val="zh_TW" w:bidi="zh_TW"/>
+        </w:rPr>
+        <w:t>、</w:t>
+      </w:r>
+      <w:hyperlink r:id="rId101">
+        <w:r>
+          <w:rPr>
+            <w:lang w:val="zh_TW" w:bidi="zh_TW"/>
+          </w:rPr>
+          <w:rPr>
+            <w:color w:val="0000EE"/>
+            <w:u w:val="single"/>
+          </w:rPr>
+          <w:t>12–13</w:t>
+        </w:r>
+      </w:hyperlink>
+      <w:r>
+        <w:rPr>
+          <w:lang w:val="zh_TW" w:bidi="zh_TW"/>
+        </w:rPr>
+        <w:t>）。另外兩層確保了完全的防水，一層是染成紅色的海狗皮，一層是山羊皮。</w:t>
+      </w:r>
+    </w:p>
+    <w:p>
+      <w:pPr/>
+      <w:r>
+        <w:rPr>
+          <w:lang w:val="zh_TW" w:bidi="zh_TW"/>
+        </w:rPr>
+      </w:r>
+      <w:r>
+        <w:rPr>
+          <w:lang w:val="zh_TW" w:bidi="zh_TW"/>
+        </w:rPr>
+        <w:t>有一幅幔子將聖所隔開，其材料與下層幔子相同，懸掛在連接兩幅大幔子的金鉤之下，由四根包金、立在銀座上的皂莢木柱支撐。幔子與幔子上的基路伯，是聖所的象徵性守護者。幔子的所在位置，使至聖所成為一個長寬高皆為4.6公尺的正立方體。多層重叠的材料，以及對接縫的細緻處理，凸顯了內殿最深處的幽暗。神被黑暗圍繞，謹慎地隔絕於任何未經授權的視線之外（</w:t>
+      </w:r>
+      <w:hyperlink r:id="rId102">
+        <w:r>
+          <w:rPr>
+            <w:lang w:val="zh_TW" w:bidi="zh_TW"/>
+          </w:rPr>
+          <w:rPr>
+            <w:color w:val="0000EE"/>
+            <w:u w:val="single"/>
+          </w:rPr>
+          <w:t>詩97:2</w:t>
+        </w:r>
+      </w:hyperlink>
+      <w:r>
+        <w:rPr>
+          <w:lang w:val="zh_TW" w:bidi="zh_TW"/>
+        </w:rPr>
+        <w:t>）。聖所的面積為9.1公尺乘4.6公尺，正好是至聖所面積的兩倍。一幅以與主幔子相同布料製作的門簾，隔在聖所與外院之間，懸掛在五根皂莢木柱上的金鉤上，這些柱子包金，立在銅座上。這部分門簾形成了會幕的東牆，未有資料顯示其上有否刺繡撒拉弗。</w:t>
+      </w:r>
+    </w:p>
+    <w:p>
+      <w:pPr/>
+      <w:r>
+        <w:rPr>
+          <w:lang w:val="zh_TW" w:bidi="zh_TW"/>
+        </w:rPr>
+      </w:r>
+      <w:r>
+        <w:rPr>
+          <w:lang w:val="zh_TW" w:bidi="zh_TW"/>
+        </w:rPr>
+        <w:t>會幕雖然外觀可能略顯矮胖，給人堅實的印象，卻可以輕易拆卸、搬運並重新組裝。以當時的標準來說，它是配得作為神居所的建築，由最高超的人類技藝以及最優良的材料建造而成。</w:t>
+      </w:r>
+    </w:p>
+    <w:p>
+      <w:pPr>
+        <w:pStyle w:val="Heading3"/>
+      </w:pPr>
+      <w:r>
+        <w:rPr>
+          <w:lang w:val="zh_TW" w:bidi="zh_TW"/>
+        </w:rPr>
+        <w:t>外院及其器具</w:t>
+      </w:r>
+    </w:p>
+    <w:p>
+      <w:pPr/>
+      <w:r>
+        <w:rPr>
+          <w:lang w:val="zh_TW" w:bidi="zh_TW"/>
+        </w:rPr>
+      </w:r>
+      <w:r>
+        <w:rPr>
+          <w:lang w:val="zh_TW" w:bidi="zh_TW"/>
+        </w:rPr>
+        <w:t>會幕的院子呈長方形，南北兩邊長45.7公尺，東西兩邊寬22.9公尺（</w:t>
+      </w:r>
+      <w:hyperlink r:id="rId103">
+        <w:r>
+          <w:rPr>
+            <w:lang w:val="zh_TW" w:bidi="zh_TW"/>
+          </w:rPr>
+          <w:rPr>
+            <w:color w:val="0000EE"/>
+            <w:u w:val="single"/>
+          </w:rPr>
+          <w:t>出27:9–18</w:t>
+        </w:r>
+      </w:hyperlink>
+      <w:r>
+        <w:rPr>
+          <w:lang w:val="zh_TW" w:bidi="zh_TW"/>
+        </w:rPr>
+        <w:t>，</w:t>
+      </w:r>
+      <w:hyperlink r:id="rId104">
+        <w:r>
+          <w:rPr>
+            <w:lang w:val="zh_TW" w:bidi="zh_TW"/>
+          </w:rPr>
+          <w:rPr>
+            <w:color w:val="0000EE"/>
+            <w:u w:val="single"/>
+          </w:rPr>
+          <w:t>38:9–19</w:t>
+        </w:r>
+      </w:hyperlink>
+      <w:r>
+        <w:rPr>
+          <w:lang w:val="zh_TW" w:bidi="zh_TW"/>
+        </w:rPr>
+        <w:t>）。會幕本體位於西端。細麻布製成的簾子高2.3公尺，遮蔽了整個會幕區域。在東部區域有一個中央入口，寬9.1公尺。一幅同樣高度的繡花門簾遮住此入口，入口大概向內凹入，以便從兩側進入。所有幔子由銀杆支撐，銀杆穿過連接在包銀柱子上的銀鉤，而柱子則立在銅座上（</w:t>
+      </w:r>
+      <w:hyperlink r:id="rId105">
+        <w:r>
+          <w:rPr>
+            <w:lang w:val="zh_TW" w:bidi="zh_TW"/>
+          </w:rPr>
+          <w:rPr>
+            <w:color w:val="0000EE"/>
+            <w:u w:val="single"/>
+          </w:rPr>
+          <w:t>38:17</w:t>
+        </w:r>
+      </w:hyperlink>
+      <w:r>
+        <w:rPr>
+          <w:lang w:val="zh_TW" w:bidi="zh_TW"/>
+        </w:rPr>
+        <w:t>）。</w:t>
+      </w:r>
+    </w:p>
+    <w:p>
+      <w:pPr/>
+      <w:r>
+        <w:rPr>
+          <w:lang w:val="zh_TW" w:bidi="zh_TW"/>
+        </w:rPr>
+      </w:r>
+      <w:r>
+        <w:rPr>
+          <w:lang w:val="zh_TW" w:bidi="zh_TW"/>
+        </w:rPr>
+        <w:t>燔祭壇（</w:t>
+      </w:r>
+      <w:hyperlink r:id="rId106">
+        <w:r>
+          <w:rPr>
+            <w:lang w:val="zh_TW" w:bidi="zh_TW"/>
+          </w:rPr>
+          <w:rPr>
+            <w:color w:val="0000EE"/>
+            <w:u w:val="single"/>
+          </w:rPr>
+          <w:t>出27:1–8</w:t>
+        </w:r>
+      </w:hyperlink>
+      <w:r>
+        <w:rPr>
+          <w:lang w:val="zh_TW" w:bidi="zh_TW"/>
+        </w:rPr>
+        <w:t>，</w:t>
+      </w:r>
+      <w:hyperlink r:id="rId107">
+        <w:r>
+          <w:rPr>
+            <w:lang w:val="zh_TW" w:bidi="zh_TW"/>
+          </w:rPr>
+          <w:rPr>
+            <w:color w:val="0000EE"/>
+            <w:u w:val="single"/>
+          </w:rPr>
+          <w:t>38:1–7</w:t>
+        </w:r>
+      </w:hyperlink>
+      <w:r>
+        <w:rPr>
+          <w:lang w:val="zh_TW" w:bidi="zh_TW"/>
+        </w:rPr>
+        <w:t>）位於院子的東端，靠近入口處（</w:t>
+      </w:r>
+      <w:hyperlink r:id="rId108">
+        <w:r>
+          <w:rPr>
+            <w:lang w:val="zh_TW" w:bidi="zh_TW"/>
+          </w:rPr>
+          <w:rPr>
+            <w:color w:val="0000EE"/>
+            <w:u w:val="single"/>
+          </w:rPr>
+          <w:t>40:29</w:t>
+        </w:r>
+      </w:hyperlink>
+      <w:r>
+        <w:rPr>
+          <w:lang w:val="zh_TW" w:bidi="zh_TW"/>
+        </w:rPr>
+        <w:t>），提醒人若不先到獻祭之地，就不能親近神。這壇長寬各2.1公尺，高1.4公尺，與所羅門聖殿中的巨大祭壇相比顯得小巧（</w:t>
+      </w:r>
+      <w:hyperlink r:id="rId109">
+        <w:r>
+          <w:rPr>
+            <w:lang w:val="zh_TW" w:bidi="zh_TW"/>
+          </w:rPr>
+          <w:rPr>
+            <w:color w:val="0000EE"/>
+            <w:u w:val="single"/>
+          </w:rPr>
+          <w:t>代下4:1</w:t>
+        </w:r>
+      </w:hyperlink>
+      <w:r>
+        <w:rPr>
+          <w:lang w:val="zh_TW" w:bidi="zh_TW"/>
+        </w:rPr>
+        <w:t>）。其本質為包銅的中空木框，重量足以便於搬運，由包銅的槓穿過四角的銅環來抬運。網（</w:t>
+      </w:r>
+      <w:hyperlink r:id="rId110">
+        <w:r>
+          <w:rPr>
+            <w:lang w:val="zh_TW" w:bidi="zh_TW"/>
+          </w:rPr>
+          <w:rPr>
+            <w:color w:val="0000EE"/>
+            <w:u w:val="single"/>
+          </w:rPr>
+          <w:t>出27:4–5</w:t>
+        </w:r>
+      </w:hyperlink>
+      <w:r>
+        <w:rPr>
+          <w:lang w:val="zh_TW" w:bidi="zh_TW"/>
+        </w:rPr>
+        <w:t>）可能置於壇的中間，一些學者認為網外延至壇下方側面，用以通風並讓祭牲的血流至壇底。壇角可能象徵祭牲，亦可用來拴綁即將被獻的動物。在以色列，人若抓住壇角便可求庇護（例：</w:t>
+      </w:r>
+      <w:hyperlink r:id="rId111">
+        <w:r>
+          <w:rPr>
+            <w:lang w:val="zh_TW" w:bidi="zh_TW"/>
+          </w:rPr>
+          <w:rPr>
+            <w:color w:val="0000EE"/>
+            <w:u w:val="single"/>
+          </w:rPr>
+          <w:t>王上1:50</w:t>
+        </w:r>
+      </w:hyperlink>
+      <w:r>
+        <w:rPr>
+          <w:lang w:val="zh_TW" w:bidi="zh_TW"/>
+        </w:rPr>
+        <w:t>），可能象徵他把自己獻給神為祭，以求取祂的保護。壇的下方可能填上泥土，以吸收血（</w:t>
+      </w:r>
+      <w:hyperlink r:id="rId112">
+        <w:r>
+          <w:rPr>
+            <w:lang w:val="zh_TW" w:bidi="zh_TW"/>
+          </w:rPr>
+          <w:rPr>
+            <w:color w:val="0000EE"/>
+            <w:u w:val="single"/>
+          </w:rPr>
+          <w:t>出20:24</w:t>
+        </w:r>
+      </w:hyperlink>
+      <w:r>
+        <w:rPr>
+          <w:lang w:val="zh_TW" w:bidi="zh_TW"/>
+        </w:rPr>
+        <w:t>）。所有附屬器具皆為銅製：收灰的盆、鏟子、灑血用的盤、取肉的器具，以及火鼎（</w:t>
+      </w:r>
+      <w:hyperlink r:id="rId113">
+        <w:r>
+          <w:rPr>
+            <w:lang w:val="zh_TW" w:bidi="zh_TW"/>
+          </w:rPr>
+          <w:rPr>
+            <w:color w:val="0000EE"/>
+            <w:u w:val="single"/>
+          </w:rPr>
+          <w:t>27:3</w:t>
+        </w:r>
+      </w:hyperlink>
+      <w:r>
+        <w:rPr>
+          <w:lang w:val="zh_TW" w:bidi="zh_TW"/>
+        </w:rPr>
+        <w:t>）。</w:t>
+      </w:r>
+    </w:p>
+    <w:p>
+      <w:pPr/>
+      <w:r>
+        <w:rPr>
+          <w:lang w:val="zh_TW" w:bidi="zh_TW"/>
+        </w:rPr>
+      </w:r>
+      <w:r>
+        <w:rPr>
+          <w:lang w:val="zh_TW" w:bidi="zh_TW"/>
+        </w:rPr>
+        <w:t>經文沒有保留洗濯盆（有譯本譯為「洗臉盆」）尺寸的規格（</w:t>
+      </w:r>
+      <w:hyperlink r:id="rId114">
+        <w:r>
+          <w:rPr>
+            <w:lang w:val="zh_TW" w:bidi="zh_TW"/>
+          </w:rPr>
+          <w:rPr>
+            <w:color w:val="0000EE"/>
+            <w:u w:val="single"/>
+          </w:rPr>
+          <w:t>出30:17–20</w:t>
+        </w:r>
+      </w:hyperlink>
+      <w:r>
+        <w:rPr>
+          <w:lang w:val="zh_TW" w:bidi="zh_TW"/>
+        </w:rPr>
+        <w:t>，</w:t>
+      </w:r>
+      <w:hyperlink r:id="rId115">
+        <w:r>
+          <w:rPr>
+            <w:lang w:val="zh_TW" w:bidi="zh_TW"/>
+          </w:rPr>
+          <w:rPr>
+            <w:color w:val="0000EE"/>
+            <w:u w:val="single"/>
+          </w:rPr>
+          <w:t>38:8</w:t>
+        </w:r>
+      </w:hyperlink>
+      <w:r>
+        <w:rPr>
+          <w:lang w:val="zh_TW" w:bidi="zh_TW"/>
+        </w:rPr>
+        <w:t>），但它是用院子入口事奉之婦女的鏡子所造。洗濯盆設在燔祭壇與會幕之間。人若未在洗濯盆清洗就事奉神，是可被處死之罪；嚴正提醒人在為神做任何事之前，必須潔淨並順服。銅座可能只是支撐洗濯盆的基座，也可能包含一個放在下方的盆，讓祭司洗腳。</w:t>
+      </w:r>
+    </w:p>
+    <w:p>
+      <w:pPr>
+        <w:pStyle w:val="Heading3"/>
+      </w:pPr>
+      <w:r>
+        <w:rPr>
+          <w:lang w:val="zh_TW" w:bidi="zh_TW"/>
+        </w:rPr>
+        <w:t>會幕的建造與奉獻</w:t>
+      </w:r>
+    </w:p>
+    <w:p>
+      <w:pPr/>
+      <w:r>
+        <w:rPr>
+          <w:lang w:val="zh_TW" w:bidi="zh_TW"/>
+        </w:rPr>
+      </w:r>
+      <w:r>
+        <w:rPr>
+          <w:lang w:val="zh_TW" w:bidi="zh_TW"/>
+        </w:rPr>
+        <w:t>神仔細說明了會幕的建造細節，所需的技能超過摩西與亞倫能力。因此，在建造工程中，比撒列與亞何利亞伯居於重要地位（</w:t>
+      </w:r>
+      <w:hyperlink r:id="rId116">
+        <w:r>
+          <w:rPr>
+            <w:lang w:val="zh_TW" w:bidi="zh_TW"/>
+          </w:rPr>
+          <w:rPr>
+            <w:color w:val="0000EE"/>
+            <w:u w:val="single"/>
+          </w:rPr>
+          <w:t>出30:1–11</w:t>
+        </w:r>
+      </w:hyperlink>
+      <w:r>
+        <w:rPr>
+          <w:lang w:val="zh_TW" w:bidi="zh_TW"/>
+        </w:rPr>
+        <w:t>），並有一大群專家作為後援，他們必然是在埃及習得這些工藝。在一次非凡的群體行動中，以色列人非常慷慨地獻出禮物，所獻上的富富有餘，摩西結果攔住他們（</w:t>
+      </w:r>
+      <w:hyperlink r:id="rId117">
+        <w:r>
+          <w:rPr>
+            <w:lang w:val="zh_TW" w:bidi="zh_TW"/>
+          </w:rPr>
+          <w:rPr>
+            <w:color w:val="0000EE"/>
+            <w:u w:val="single"/>
+          </w:rPr>
+          <w:t>35:20–24</w:t>
+        </w:r>
+      </w:hyperlink>
+      <w:r>
+        <w:rPr>
+          <w:lang w:val="zh_TW" w:bidi="zh_TW"/>
+        </w:rPr>
+        <w:t>，</w:t>
+      </w:r>
+      <w:hyperlink r:id="rId118">
+        <w:r>
+          <w:rPr>
+            <w:lang w:val="zh_TW" w:bidi="zh_TW"/>
+          </w:rPr>
+          <w:rPr>
+            <w:color w:val="0000EE"/>
+            <w:u w:val="single"/>
+          </w:rPr>
+          <w:t>36:4–7</w:t>
+        </w:r>
+      </w:hyperlink>
+      <w:r>
+        <w:rPr>
+          <w:lang w:val="zh_TW" w:bidi="zh_TW"/>
+        </w:rPr>
+        <w:t>）。此外，許多人獻出他們的特殊技能（</w:t>
+      </w:r>
+      <w:hyperlink r:id="rId119">
+        <w:r>
+          <w:rPr>
+            <w:lang w:val="zh_TW" w:bidi="zh_TW"/>
+          </w:rPr>
+          <w:rPr>
+            <w:color w:val="0000EE"/>
+            <w:u w:val="single"/>
+          </w:rPr>
+          <w:t>35:25–29</w:t>
+        </w:r>
+      </w:hyperlink>
+      <w:r>
+        <w:rPr>
+          <w:lang w:val="zh_TW" w:bidi="zh_TW"/>
+        </w:rPr>
+        <w:t>）。</w:t>
+      </w:r>
+    </w:p>
+    <w:p>
+      <w:pPr/>
+      <w:r>
+        <w:rPr>
+          <w:lang w:val="zh_TW" w:bidi="zh_TW"/>
+        </w:rPr>
+      </w:r>
+      <w:r>
+        <w:rPr>
+          <w:lang w:val="zh_TW" w:bidi="zh_TW"/>
+        </w:rPr>
+        <w:t>除了施恩座與基路伯之外，所有器物製作完成並安置在適當的位置時（</w:t>
+      </w:r>
+      <w:hyperlink r:id="rId120">
+        <w:r>
+          <w:rPr>
+            <w:lang w:val="zh_TW" w:bidi="zh_TW"/>
+          </w:rPr>
+          <w:rPr>
+            <w:color w:val="0000EE"/>
+            <w:u w:val="single"/>
+          </w:rPr>
+          <w:t>出40:1–33</w:t>
+        </w:r>
+      </w:hyperlink>
+      <w:r>
+        <w:rPr>
+          <w:lang w:val="zh_TW" w:bidi="zh_TW"/>
+        </w:rPr>
+        <w:t>），都用特別的膏油膏抹（</w:t>
+      </w:r>
+      <w:hyperlink r:id="rId121">
+        <w:r>
+          <w:rPr>
+            <w:lang w:val="zh_TW" w:bidi="zh_TW"/>
+          </w:rPr>
+          <w:rPr>
+            <w:color w:val="0000EE"/>
+            <w:u w:val="single"/>
+          </w:rPr>
+          <w:t>30:22–33</w:t>
+        </w:r>
+      </w:hyperlink>
+      <w:r>
+        <w:rPr>
+          <w:lang w:val="zh_TW" w:bidi="zh_TW"/>
+        </w:rPr>
+        <w:t>，</w:t>
+      </w:r>
+      <w:hyperlink r:id="rId122">
+        <w:r>
+          <w:rPr>
+            <w:lang w:val="zh_TW" w:bidi="zh_TW"/>
+          </w:rPr>
+          <w:rPr>
+            <w:color w:val="0000EE"/>
+            <w:u w:val="single"/>
+          </w:rPr>
+          <w:t>40:9–11</w:t>
+        </w:r>
+      </w:hyperlink>
+      <w:r>
+        <w:rPr>
+          <w:lang w:val="zh_TW" w:bidi="zh_TW"/>
+        </w:rPr>
+        <w:t>），象徵將它們分別為聖，並奉獻於特定用途。當耶和華的榮耀充滿會幕，就是建造的高峰（</w:t>
+      </w:r>
+      <w:hyperlink r:id="rId123">
+        <w:r>
+          <w:rPr>
+            <w:lang w:val="zh_TW" w:bidi="zh_TW"/>
+          </w:rPr>
+          <w:rPr>
+            <w:color w:val="0000EE"/>
+            <w:u w:val="single"/>
+          </w:rPr>
+          <w:t>40:34</w:t>
+        </w:r>
+      </w:hyperlink>
+      <w:r>
+        <w:rPr>
+          <w:lang w:val="zh_TW" w:bidi="zh_TW"/>
+        </w:rPr>
+        <w:t>）。祂來到祂子民中間居住，自此，日間的雲柱與夜間的火柱就是祂同在與引導的確據。然而，人接近祂時不能有絲毫疏忽，甚至連摩西也被排除在至聖所以外。會幕是在出埃及滿一年那天立起來的，距離西奈山的啟示只有九個月。</w:t>
+      </w:r>
+    </w:p>
+    <w:p>
+      <w:pPr/>
+      <w:r>
+        <w:rPr>
+          <w:lang w:val="zh_TW" w:bidi="zh_TW"/>
+        </w:rPr>
+      </w:r>
+      <w:r>
+        <w:rPr>
+          <w:lang w:val="zh_TW" w:bidi="zh_TW"/>
+        </w:rPr>
+        <w:t>此後，每當以色列安營時，利未人就圍繞會幕三面安營（</w:t>
+      </w:r>
+      <w:hyperlink r:id="rId124">
+        <w:r>
+          <w:rPr>
+            <w:lang w:val="zh_TW" w:bidi="zh_TW"/>
+          </w:rPr>
+          <w:rPr>
+            <w:color w:val="0000EE"/>
+            <w:u w:val="single"/>
+          </w:rPr>
+          <w:t>民1:53</w:t>
+        </w:r>
+      </w:hyperlink>
+      <w:r>
+        <w:rPr>
+          <w:lang w:val="zh_TW" w:bidi="zh_TW"/>
+        </w:rPr>
+        <w:t>），摩西與亞倫的家族則佔據剩下的東側（</w:t>
+      </w:r>
+      <w:hyperlink r:id="rId125">
+        <w:r>
+          <w:rPr>
+            <w:lang w:val="zh_TW" w:bidi="zh_TW"/>
+          </w:rPr>
+          <w:rPr>
+            <w:color w:val="0000EE"/>
+            <w:u w:val="single"/>
+          </w:rPr>
+          <w:t>民3:14–38</w:t>
+        </w:r>
+      </w:hyperlink>
+      <w:r>
+        <w:rPr>
+          <w:lang w:val="zh_TW" w:bidi="zh_TW"/>
+        </w:rPr>
+        <w:t>），使任何未經授權的人無法闖入神聖區域。會幕遷移時，其拆卸有嚴格的規定（</w:t>
+      </w:r>
+      <w:hyperlink r:id="rId126">
+        <w:r>
+          <w:rPr>
+            <w:lang w:val="zh_TW" w:bidi="zh_TW"/>
+          </w:rPr>
+          <w:rPr>
+            <w:color w:val="0000EE"/>
+            <w:u w:val="single"/>
+          </w:rPr>
+          <w:t>4:5–15</w:t>
+        </w:r>
+      </w:hyperlink>
+      <w:r>
+        <w:rPr>
+          <w:lang w:val="zh_TW" w:bidi="zh_TW"/>
+        </w:rPr>
+        <w:t>）。哥轄族負責用槓抬運較為神聖的器具；革順族負責所有幔子、燔祭壇及其附屬器具；米拉利族則抬運骨架、橫木與底座等器具。即使在前進期間，會幕亦必須保持在中央位置，前後各有六個支派（</w:t>
+      </w:r>
+      <w:hyperlink r:id="rId127">
+        <w:r>
+          <w:rPr>
+            <w:lang w:val="zh_TW" w:bidi="zh_TW"/>
+          </w:rPr>
+          <w:rPr>
+            <w:color w:val="0000EE"/>
+            <w:u w:val="single"/>
+          </w:rPr>
+          <w:t>民2章</w:t>
+        </w:r>
+      </w:hyperlink>
+      <w:r>
+        <w:rPr>
+          <w:lang w:val="zh_TW" w:bidi="zh_TW"/>
+        </w:rPr>
+        <w:t>）。</w:t>
+      </w:r>
+    </w:p>
+    <w:p>
+      <w:pPr/>
+      <w:r>
+        <w:rPr>
+          <w:lang w:val="zh_TW" w:bidi="zh_TW"/>
+        </w:rPr>
+      </w:r>
+      <w:r>
+        <w:rPr>
+          <w:i/>
+          <w:lang w:val="zh_TW" w:bidi="zh_TW"/>
+        </w:rPr>
+        <w:t>另見</w:t>
+      </w:r>
+      <w:r>
+        <w:rPr>
+          <w:lang w:val="zh_TW" w:bidi="zh_TW"/>
+        </w:rPr>
+        <w:t>聖殿</w:t>
+      </w:r>
+      <w:r>
+        <w:rPr>
+          <w:lang w:val="zh_TW" w:bidi="zh_TW"/>
+        </w:rPr>
+        <w:t>。</w:t>
+      </w:r>
+      <w:r>
+        <w:rPr>
+          <w:lang w:val="zh_TW" w:bidi="zh_TW"/>
+        </w:rPr>
+      </w:r>
+      <w:r>
+        <w:rPr>
+          <w:lang w:val="zh_TW" w:bidi="zh_TW"/>
+        </w:rPr>
+      </w:r>
+    </w:p>
+    <w:p>
+      <w:pPr/>
+      <w:r>
+        <w:rPr>
+          <w:lang w:val="zh_TW" w:bidi="zh_TW"/>
+        </w:rPr>
+      </w:r>
+    </w:p>
+    <w:p>
+      <w:pPr>
+        <w:pStyle w:val="Heading2"/>
+      </w:pPr>
+      <w:r>
+        <w:rPr>
+          <w:lang w:val="zh_TW" w:bidi="zh_TW"/>
+        </w:rPr>
+        <w:t>會堂</w:t>
+      </w:r>
+      <w:r>
+        <w:rPr>
+          <w:lang w:val="zh_TW" w:bidi="zh_TW"/>
+        </w:rPr>
+      </w:r>
+    </w:p>
+    <w:p>
+      <w:pPr/>
+      <w:r>
+        <w:rPr>
+          <w:lang w:val="zh_TW" w:bidi="zh_TW"/>
+        </w:rPr>
+      </w:r>
+      <w:r>
+        <w:rPr>
+          <w:lang w:val="zh_TW" w:bidi="zh_TW"/>
+        </w:rPr>
+        <w:t>希臘詞sunagoge的音譯，意指「聚集」。該詞在新約中使用超過50次，主要指猶太社群在巴勒斯坦及散居地的宗教聚會場所。sunagoge一詞通常是對舊約中描述百姓聚集或集會的希伯來詞的希臘文翻譯。</w:t>
+      </w:r>
+    </w:p>
+    <w:p>
+      <w:pPr>
+        <w:pStyle w:val="Heading3"/>
+      </w:pPr>
+      <w:r>
+        <w:rPr>
+          <w:lang w:val="zh_TW" w:bidi="zh_TW"/>
+        </w:rPr>
+        <w:t>起源與早期歷史</w:t>
+      </w:r>
+    </w:p>
+    <w:p>
+      <w:pPr/>
+      <w:r>
+        <w:rPr>
+          <w:lang w:val="zh_TW" w:bidi="zh_TW"/>
+        </w:rPr>
+      </w:r>
+      <w:r>
+        <w:rPr>
+          <w:lang w:val="zh_TW" w:bidi="zh_TW"/>
+        </w:rPr>
+        <w:t>尚不清楚猶太會堂的制度是如何或何時開始的。我們可以想像在公元前586年巴比倫人摧毀聖殿後，耶路撒冷的情況。那些留在城市及周圍，想要持守信仰的人，產生了聚集敬拜的需要，他們在那裡會繼續教導律法和先知的信息。因此，有人認為猶太會堂可能起源於這樣的情況。散居各地的猶太人也會意識到類似的需求。猶太長老在被擄巴比倫期間與以西結會面（</w:t>
+      </w:r>
+      <w:hyperlink r:id="rId128">
+        <w:r>
+          <w:rPr>
+            <w:lang w:val="zh_TW" w:bidi="zh_TW"/>
+          </w:rPr>
+          <w:rPr>
+            <w:color w:val="0000EE"/>
+            <w:u w:val="single"/>
+          </w:rPr>
+          <w:t>以西結書8:1</w:t>
+        </w:r>
+      </w:hyperlink>
+      <w:r>
+        <w:rPr>
+          <w:lang w:val="zh_TW" w:bidi="zh_TW"/>
+        </w:rPr>
+        <w:t>，</w:t>
+      </w:r>
+      <w:hyperlink r:id="rId129">
+        <w:r>
+          <w:rPr>
+            <w:lang w:val="zh_TW" w:bidi="zh_TW"/>
+          </w:rPr>
+          <w:rPr>
+            <w:color w:val="0000EE"/>
+            <w:u w:val="single"/>
+          </w:rPr>
+          <w:t>14:1</w:t>
+        </w:r>
+      </w:hyperlink>
+      <w:r>
+        <w:rPr>
+          <w:lang w:val="zh_TW" w:bidi="zh_TW"/>
+        </w:rPr>
+        <w:t>，</w:t>
+      </w:r>
+      <w:hyperlink r:id="rId130">
+        <w:r>
+          <w:rPr>
+            <w:lang w:val="zh_TW" w:bidi="zh_TW"/>
+          </w:rPr>
+          <w:rPr>
+            <w:color w:val="0000EE"/>
+            <w:u w:val="single"/>
+          </w:rPr>
+          <w:t>20:1</w:t>
+        </w:r>
+      </w:hyperlink>
+      <w:r>
+        <w:rPr>
+          <w:lang w:val="zh_TW" w:bidi="zh_TW"/>
+        </w:rPr>
+        <w:t>）。然而，在這個早期階段，沒有實際的猶太會堂的確鑿證據。在</w:t>
+      </w:r>
+      <w:hyperlink r:id="rId131">
+        <w:r>
+          <w:rPr>
+            <w:lang w:val="zh_TW" w:bidi="zh_TW"/>
+          </w:rPr>
+          <w:rPr>
+            <w:color w:val="0000EE"/>
+            <w:u w:val="single"/>
+          </w:rPr>
+          <w:t>尼希米記八章1至8節</w:t>
+        </w:r>
+      </w:hyperlink>
+      <w:r>
+        <w:rPr>
+          <w:lang w:val="zh_TW" w:bidi="zh_TW"/>
+        </w:rPr>
+        <w:t>中，被擄歸回的群體聚集在耶路撒冷，文士以斯拉帶來律法，在</w:t>
+      </w:r>
+      <w:r>
+        <w:rPr>
+          <w:lang w:val="zh_TW" w:bidi="zh_TW"/>
+        </w:rPr>
+        <w:t>木臺上誦讀</w:t>
+      </w:r>
+      <w:r>
+        <w:rPr>
+          <w:lang w:val="zh_TW" w:bidi="zh_TW"/>
+        </w:rPr>
+        <w:t>並解釋，使人們明白所讀的。當以斯拉稱頌耶和華時，人們低頭敬拜。這些是後來猶太會堂崇拜的基本元素。關於猶太會堂第一個無可爭議的證據來自公元前三世紀的埃及。從公元前一世紀開始，會堂的證據充沛。</w:t>
+      </w:r>
+    </w:p>
+    <w:p>
+      <w:pPr>
+        <w:pStyle w:val="Heading3"/>
+      </w:pPr>
+      <w:r>
+        <w:rPr>
+          <w:lang w:val="zh_TW" w:bidi="zh_TW"/>
+        </w:rPr>
+        <w:t>新約時期的會堂</w:t>
+      </w:r>
+    </w:p>
+    <w:p>
+      <w:pPr/>
+      <w:r>
+        <w:rPr>
+          <w:lang w:val="zh_TW" w:bidi="zh_TW"/>
+        </w:rPr>
+      </w:r>
+      <w:r>
+        <w:rPr>
+          <w:lang w:val="zh_TW" w:bidi="zh_TW"/>
+        </w:rPr>
+        <w:t>福音書給人一種印象，即許多會堂遍布於巴勒斯坦。耶穌經常在會堂裡教導（比如，</w:t>
+      </w:r>
+      <w:hyperlink r:id="rId132">
+        <w:r>
+          <w:rPr>
+            <w:lang w:val="zh_TW" w:bidi="zh_TW"/>
+          </w:rPr>
+          <w:rPr>
+            <w:color w:val="0000EE"/>
+            <w:u w:val="single"/>
+          </w:rPr>
+          <w:t>馬太福音4:23</w:t>
+        </w:r>
+      </w:hyperlink>
+      <w:r>
+        <w:rPr>
+          <w:lang w:val="zh_TW" w:bidi="zh_TW"/>
+        </w:rPr>
+        <w:t>，</w:t>
+      </w:r>
+      <w:hyperlink r:id="rId133">
+        <w:r>
+          <w:rPr>
+            <w:lang w:val="zh_TW" w:bidi="zh_TW"/>
+          </w:rPr>
+          <w:rPr>
+            <w:color w:val="0000EE"/>
+            <w:u w:val="single"/>
+          </w:rPr>
+          <w:t>9:35</w:t>
+        </w:r>
+      </w:hyperlink>
+      <w:r>
+        <w:rPr>
+          <w:lang w:val="zh_TW" w:bidi="zh_TW"/>
+        </w:rPr>
+        <w:t>），尤其是在加利利的事工期間，但在猶大地區可能也一樣。</w:t>
+      </w:r>
+      <w:hyperlink r:id="rId134">
+        <w:r>
+          <w:rPr>
+            <w:lang w:val="zh_TW" w:bidi="zh_TW"/>
+          </w:rPr>
+          <w:rPr>
+            <w:color w:val="0000EE"/>
+            <w:u w:val="single"/>
+          </w:rPr>
+          <w:t>約翰福音十八章20節</w:t>
+        </w:r>
+      </w:hyperlink>
+      <w:r>
+        <w:rPr>
+          <w:lang w:val="zh_TW" w:bidi="zh_TW"/>
+        </w:rPr>
+        <w:t>記載了耶穌在大祭司面前受審時所說的話：「</w:t>
+      </w:r>
+      <w:r>
+        <w:rPr>
+          <w:lang w:val="zh_TW" w:bidi="zh_TW"/>
+        </w:rPr>
+        <w:t>我從來是明明地對世人說話。我常在會堂和殿裏，就是猶太人聚集的地方教訓人</w:t>
+      </w:r>
+      <w:r>
+        <w:rPr>
+          <w:lang w:val="zh_TW" w:bidi="zh_TW"/>
+        </w:rPr>
+        <w:t>」（和合本）。</w:t>
+      </w:r>
+    </w:p>
+    <w:p>
+      <w:pPr/>
+      <w:r>
+        <w:rPr>
+          <w:lang w:val="zh_TW" w:bidi="zh_TW"/>
+        </w:rPr>
+      </w:r>
+      <w:r>
+        <w:rPr>
+          <w:lang w:val="zh_TW" w:bidi="zh_TW"/>
+        </w:rPr>
+        <w:t>使徒行傳提到使徒在耶路撒冷的猶太會堂（</w:t>
+      </w:r>
+      <w:hyperlink r:id="rId135">
+        <w:r>
+          <w:rPr>
+            <w:lang w:val="zh_TW" w:bidi="zh_TW"/>
+          </w:rPr>
+          <w:rPr>
+            <w:color w:val="0000EE"/>
+            <w:u w:val="single"/>
+          </w:rPr>
+          <w:t>使徒行傳6:9</w:t>
+        </w:r>
+      </w:hyperlink>
+      <w:r>
+        <w:rPr>
+          <w:lang w:val="zh_TW" w:bidi="zh_TW"/>
+        </w:rPr>
+        <w:t>）、大馬士革（</w:t>
+      </w:r>
+      <w:hyperlink r:id="rId136">
+        <w:r>
+          <w:rPr>
+            <w:lang w:val="zh_TW" w:bidi="zh_TW"/>
+          </w:rPr>
+          <w:rPr>
+            <w:color w:val="0000EE"/>
+            <w:u w:val="single"/>
+          </w:rPr>
+          <w:t>9:2</w:t>
+        </w:r>
+      </w:hyperlink>
+      <w:r>
+        <w:rPr>
+          <w:lang w:val="zh_TW" w:bidi="zh_TW"/>
+        </w:rPr>
+        <w:t>）、塞浦路斯（</w:t>
+      </w:r>
+      <w:hyperlink r:id="rId137">
+        <w:r>
+          <w:rPr>
+            <w:lang w:val="zh_TW" w:bidi="zh_TW"/>
+          </w:rPr>
+          <w:rPr>
+            <w:color w:val="0000EE"/>
+            <w:u w:val="single"/>
+          </w:rPr>
+          <w:t>13:5</w:t>
+        </w:r>
+      </w:hyperlink>
+      <w:r>
+        <w:rPr>
+          <w:lang w:val="zh_TW" w:bidi="zh_TW"/>
+        </w:rPr>
+        <w:t>）、羅馬行省加拉太（</w:t>
+      </w:r>
+      <w:hyperlink r:id="rId138">
+        <w:r>
+          <w:rPr>
+            <w:lang w:val="zh_TW" w:bidi="zh_TW"/>
+          </w:rPr>
+          <w:rPr>
+            <w:color w:val="0000EE"/>
+            <w:u w:val="single"/>
+          </w:rPr>
+          <w:t>13:14</w:t>
+        </w:r>
+      </w:hyperlink>
+      <w:r>
+        <w:rPr>
+          <w:lang w:val="zh_TW" w:bidi="zh_TW"/>
+        </w:rPr>
+        <w:t>，</w:t>
+      </w:r>
+      <w:hyperlink r:id="rId139">
+        <w:r>
+          <w:rPr>
+            <w:lang w:val="zh_TW" w:bidi="zh_TW"/>
+          </w:rPr>
+          <w:rPr>
+            <w:color w:val="0000EE"/>
+            <w:u w:val="single"/>
+          </w:rPr>
+          <w:t>14:1</w:t>
+        </w:r>
+      </w:hyperlink>
+      <w:r>
+        <w:rPr>
+          <w:lang w:val="zh_TW" w:bidi="zh_TW"/>
+        </w:rPr>
+        <w:t>）、馬其頓和希臘（</w:t>
+      </w:r>
+      <w:hyperlink r:id="rId140">
+        <w:r>
+          <w:rPr>
+            <w:lang w:val="zh_TW" w:bidi="zh_TW"/>
+          </w:rPr>
+          <w:rPr>
+            <w:color w:val="0000EE"/>
+            <w:u w:val="single"/>
+          </w:rPr>
+          <w:t>17:1、10、17</w:t>
+        </w:r>
+      </w:hyperlink>
+      <w:r>
+        <w:rPr>
+          <w:lang w:val="zh_TW" w:bidi="zh_TW"/>
+        </w:rPr>
+        <w:t>，</w:t>
+      </w:r>
+      <w:hyperlink r:id="rId141">
+        <w:r>
+          <w:rPr>
+            <w:lang w:val="zh_TW" w:bidi="zh_TW"/>
+          </w:rPr>
+          <w:rPr>
+            <w:color w:val="0000EE"/>
+            <w:u w:val="single"/>
+          </w:rPr>
+          <w:t>18:4</w:t>
+        </w:r>
+      </w:hyperlink>
+      <w:r>
+        <w:rPr>
+          <w:lang w:val="zh_TW" w:bidi="zh_TW"/>
+        </w:rPr>
+        <w:t>），以及羅馬亞細亞省的以弗所（</w:t>
+      </w:r>
+      <w:hyperlink r:id="rId142">
+        <w:r>
+          <w:rPr>
+            <w:lang w:val="zh_TW" w:bidi="zh_TW"/>
+          </w:rPr>
+          <w:rPr>
+            <w:color w:val="0000EE"/>
+            <w:u w:val="single"/>
+          </w:rPr>
+          <w:t>19:8</w:t>
+        </w:r>
+      </w:hyperlink>
+      <w:r>
+        <w:rPr>
+          <w:lang w:val="zh_TW" w:bidi="zh_TW"/>
+        </w:rPr>
+        <w:t>）。保羅的習慣是，只要他被允許自由地傳道，他就直接去猶太會堂，在那裡傳道。</w:t>
+      </w:r>
+    </w:p>
+    <w:p>
+      <w:pPr>
+        <w:pStyle w:val="Heading3"/>
+      </w:pPr>
+      <w:r>
+        <w:rPr>
+          <w:lang w:val="zh_TW" w:bidi="zh_TW"/>
+        </w:rPr>
+        <w:t>會堂敬拜</w:t>
+      </w:r>
+    </w:p>
+    <w:p>
+      <w:pPr/>
+      <w:r>
+        <w:rPr>
+          <w:lang w:val="zh_TW" w:bidi="zh_TW"/>
+        </w:rPr>
+      </w:r>
+      <w:r>
+        <w:rPr>
+          <w:lang w:val="zh_TW" w:bidi="zh_TW"/>
+        </w:rPr>
+        <w:t>福音書和使徒行傳提供了猶太人在安息日在會堂中敬拜的豐富證據。人們也在每週的第二天和第五天聚會敬拜。路加為我們提供了最早的會堂敬拜的描述（</w:t>
+      </w:r>
+      <w:hyperlink r:id="rId143">
+        <w:r>
+          <w:rPr>
+            <w:lang w:val="zh_TW" w:bidi="zh_TW"/>
+          </w:rPr>
+          <w:rPr>
+            <w:color w:val="0000EE"/>
+            <w:u w:val="single"/>
+          </w:rPr>
+          <w:t>路4:16–22</w:t>
+        </w:r>
+      </w:hyperlink>
+      <w:r>
+        <w:rPr>
+          <w:lang w:val="zh_TW" w:bidi="zh_TW"/>
+        </w:rPr>
+        <w:t>）。米示拿（Mishnah）描述了猶太會堂敬拜的模式：宣告信仰，示瑪（Shema，包括誦讀</w:t>
+      </w:r>
+      <w:hyperlink r:id="rId144">
+        <w:r>
+          <w:rPr>
+            <w:lang w:val="zh_TW" w:bidi="zh_TW"/>
+          </w:rPr>
+          <w:rPr>
+            <w:color w:val="0000EE"/>
+            <w:u w:val="single"/>
+          </w:rPr>
+          <w:t>申命記6:4–9</w:t>
+        </w:r>
+      </w:hyperlink>
+      <w:r>
+        <w:rPr>
+          <w:lang w:val="zh_TW" w:bidi="zh_TW"/>
+        </w:rPr>
+        <w:t>，</w:t>
+      </w:r>
+      <w:hyperlink r:id="rId145">
+        <w:r>
+          <w:rPr>
+            <w:lang w:val="zh_TW" w:bidi="zh_TW"/>
+          </w:rPr>
+          <w:rPr>
+            <w:color w:val="0000EE"/>
+            <w:u w:val="single"/>
+          </w:rPr>
+          <w:t>11:13–21</w:t>
         </w:r>
       </w:hyperlink>
       <w:r>
@@ -415,34 +3974,77 @@
         </w:rPr>
         <w:t>；</w:t>
       </w:r>
-      <w:hyperlink r:id="rId20">
-        <w:r>
-          <w:rPr>
-            <w:lang w:val="zh_TW" w:bidi="zh_TW"/>
-          </w:rPr>
-          <w:rPr>
-            <w:color w:val="0000EE"/>
-            <w:u w:val="single"/>
-          </w:rPr>
-          <w:t>代上1:1–9</w:t>
-        </w:r>
-      </w:hyperlink>
-      <w:r>
-        <w:rPr>
-          <w:lang w:val="zh_TW" w:bidi="zh_TW"/>
-        </w:rPr>
-        <w:t>）。而擁有對孩子命名的重要權力表示對該孩子的權柄，在聖經中幾乎是由父親和母親共同行使的（參：</w:t>
-      </w:r>
-      <w:hyperlink r:id="rId21">
-        <w:r>
-          <w:rPr>
-            <w:lang w:val="zh_TW" w:bidi="zh_TW"/>
-          </w:rPr>
-          <w:rPr>
-            <w:color w:val="0000EE"/>
-            <w:u w:val="single"/>
-          </w:rPr>
-          <w:t>創4:1、25–26</w:t>
+      <w:hyperlink r:id="rId146">
+        <w:r>
+          <w:rPr>
+            <w:lang w:val="zh_TW" w:bidi="zh_TW"/>
+          </w:rPr>
+          <w:rPr>
+            <w:color w:val="0000EE"/>
+            <w:u w:val="single"/>
+          </w:rPr>
+          <w:t>民數記15:37–41</w:t>
+        </w:r>
+      </w:hyperlink>
+      <w:r>
+        <w:rPr>
+          <w:lang w:val="zh_TW" w:bidi="zh_TW"/>
+        </w:rPr>
+        <w:t>）；禱告（如18篇祝福）；讀經（誦讀律法是基本做法，見</w:t>
+      </w:r>
+      <w:hyperlink r:id="rId147">
+        <w:r>
+          <w:rPr>
+            <w:lang w:val="zh_TW" w:bidi="zh_TW"/>
+          </w:rPr>
+          <w:rPr>
+            <w:color w:val="0000EE"/>
+            <w:u w:val="single"/>
+          </w:rPr>
+          <w:t>使徒行傳15:21</w:t>
+        </w:r>
+      </w:hyperlink>
+      <w:r>
+        <w:rPr>
+          <w:lang w:val="zh_TW" w:bidi="zh_TW"/>
+        </w:rPr>
+        <w:t>，並按照三年周期誦讀；先知書也會被誦讀，但較為隨機）；解釋（隨著巴勒斯坦地區對聖經希伯來文的知識減少，在希伯來文聖經誦讀後會提供亞蘭文翻譯，而在散居地區則提供希臘文翻譯）；講論（在誦讀之後，任何符合資格的人都可以向人們講論，如耶穌和使徒保羅經常所做的）；以及祝福。</w:t>
+      </w:r>
+    </w:p>
+    <w:p>
+      <w:pPr>
+        <w:pStyle w:val="Heading3"/>
+      </w:pPr>
+      <w:r>
+        <w:rPr>
+          <w:lang w:val="zh_TW" w:bidi="zh_TW"/>
+        </w:rPr>
+        <w:t>司法職能</w:t>
+      </w:r>
+    </w:p>
+    <w:p>
+      <w:pPr/>
+      <w:r>
+        <w:rPr>
+          <w:lang w:val="zh_TW" w:bidi="zh_TW"/>
+        </w:rPr>
+      </w:r>
+      <w:r>
+        <w:rPr>
+          <w:lang w:val="zh_TW" w:bidi="zh_TW"/>
+        </w:rPr>
+        <w:t>司法管理也是猶太會堂的一部分工作。違背律法和那些被認為違背猶太教做法的人會被帶到會堂的長老面前。在極端情況下，他們可能會將違背的人逐出會堂（見</w:t>
+      </w:r>
+      <w:hyperlink r:id="rId148">
+        <w:r>
+          <w:rPr>
+            <w:lang w:val="zh_TW" w:bidi="zh_TW"/>
+          </w:rPr>
+          <w:rPr>
+            <w:color w:val="0000EE"/>
+            <w:u w:val="single"/>
+          </w:rPr>
+          <w:t>約翰福音9:22、34–35</w:t>
         </w:r>
       </w:hyperlink>
       <w:r>
@@ -451,34 +4053,34 @@
         </w:rPr>
         <w:t>，</w:t>
       </w:r>
-      <w:hyperlink r:id="rId22">
-        <w:r>
-          <w:rPr>
-            <w:lang w:val="zh_TW" w:bidi="zh_TW"/>
-          </w:rPr>
-          <w:rPr>
-            <w:color w:val="0000EE"/>
-            <w:u w:val="single"/>
-          </w:rPr>
-          <w:t>5:29</w:t>
-        </w:r>
-      </w:hyperlink>
-      <w:r>
-        <w:rPr>
-          <w:lang w:val="zh_TW" w:bidi="zh_TW"/>
-        </w:rPr>
-        <w:t>，</w:t>
-      </w:r>
-      <w:hyperlink r:id="rId23">
-        <w:r>
-          <w:rPr>
-            <w:lang w:val="zh_TW" w:bidi="zh_TW"/>
-          </w:rPr>
-          <w:rPr>
-            <w:color w:val="0000EE"/>
-            <w:u w:val="single"/>
-          </w:rPr>
-          <w:t>35:18</w:t>
+      <w:hyperlink r:id="rId149">
+        <w:r>
+          <w:rPr>
+            <w:lang w:val="zh_TW" w:bidi="zh_TW"/>
+          </w:rPr>
+          <w:rPr>
+            <w:color w:val="0000EE"/>
+            <w:u w:val="single"/>
+          </w:rPr>
+          <w:t>12:42</w:t>
+        </w:r>
+      </w:hyperlink>
+      <w:r>
+        <w:rPr>
+          <w:lang w:val="zh_TW" w:bidi="zh_TW"/>
+        </w:rPr>
+        <w:t>）或鞭打他。耶穌警告祂的門徒要準備好面對這兩種可能性（</w:t>
+      </w:r>
+      <w:hyperlink r:id="rId150">
+        <w:r>
+          <w:rPr>
+            <w:lang w:val="zh_TW" w:bidi="zh_TW"/>
+          </w:rPr>
+          <w:rPr>
+            <w:color w:val="0000EE"/>
+            <w:u w:val="single"/>
+          </w:rPr>
+          <w:t>馬太福音10:17</w:t>
         </w:r>
       </w:hyperlink>
       <w:r>
@@ -487,34 +4089,150 @@
         </w:rPr>
         <w:t>；</w:t>
       </w:r>
-      <w:hyperlink r:id="rId24">
-        <w:r>
-          <w:rPr>
-            <w:lang w:val="zh_TW" w:bidi="zh_TW"/>
-          </w:rPr>
-          <w:rPr>
-            <w:color w:val="0000EE"/>
-            <w:u w:val="single"/>
-          </w:rPr>
-          <w:t>撒上1:20</w:t>
-        </w:r>
-      </w:hyperlink>
-      <w:r>
-        <w:rPr>
-          <w:lang w:val="zh_TW" w:bidi="zh_TW"/>
-        </w:rPr>
-        <w:t>，</w:t>
-      </w:r>
-      <w:hyperlink r:id="rId25">
-        <w:r>
-          <w:rPr>
-            <w:lang w:val="zh_TW" w:bidi="zh_TW"/>
-          </w:rPr>
-          <w:rPr>
-            <w:color w:val="0000EE"/>
-            <w:u w:val="single"/>
-          </w:rPr>
-          <w:t>4:21</w:t>
+      <w:hyperlink r:id="rId151">
+        <w:r>
+          <w:rPr>
+            <w:lang w:val="zh_TW" w:bidi="zh_TW"/>
+          </w:rPr>
+          <w:rPr>
+            <w:color w:val="0000EE"/>
+            <w:u w:val="single"/>
+          </w:rPr>
+          <w:t>約翰福音16:2</w:t>
+        </w:r>
+      </w:hyperlink>
+      <w:r>
+        <w:rPr>
+          <w:lang w:val="zh_TW" w:bidi="zh_TW"/>
+        </w:rPr>
+        <w:t>）。掃羅逼迫基督徒，他持有寫給大馬士革會堂的信件，授予他逮捕基督徒並將他們捆綁帶到耶路撒冷的權柄（</w:t>
+      </w:r>
+      <w:hyperlink r:id="rId136">
+        <w:r>
+          <w:rPr>
+            <w:lang w:val="zh_TW" w:bidi="zh_TW"/>
+          </w:rPr>
+          <w:rPr>
+            <w:color w:val="0000EE"/>
+            <w:u w:val="single"/>
+          </w:rPr>
+          <w:t>使徒行傳9:2</w:t>
+        </w:r>
+      </w:hyperlink>
+      <w:r>
+        <w:rPr>
+          <w:lang w:val="zh_TW" w:bidi="zh_TW"/>
+        </w:rPr>
+        <w:t>）。在</w:t>
+      </w:r>
+      <w:hyperlink r:id="rId152">
+        <w:r>
+          <w:rPr>
+            <w:lang w:val="zh_TW" w:bidi="zh_TW"/>
+          </w:rPr>
+          <w:rPr>
+            <w:color w:val="0000EE"/>
+            <w:u w:val="single"/>
+          </w:rPr>
+          <w:t>使徒行傳二十二章19節</w:t>
+        </w:r>
+      </w:hyperlink>
+      <w:r>
+        <w:rPr>
+          <w:lang w:val="zh_TW" w:bidi="zh_TW"/>
+        </w:rPr>
+        <w:t>中，他提到把</w:t>
+      </w:r>
+      <w:r>
+        <w:rPr>
+          <w:lang w:val="zh_TW" w:bidi="zh_TW"/>
+        </w:rPr>
+        <w:t>人收在監裏，又在各會堂裏鞭打他們</w:t>
+      </w:r>
+      <w:r>
+        <w:rPr>
+          <w:lang w:val="zh_TW" w:bidi="zh_TW"/>
+        </w:rPr>
+        <w:t>。保羅本人在會堂中受鞭打三十九次（</w:t>
+      </w:r>
+      <w:hyperlink r:id="rId153">
+        <w:r>
+          <w:rPr>
+            <w:lang w:val="zh_TW" w:bidi="zh_TW"/>
+          </w:rPr>
+          <w:rPr>
+            <w:color w:val="0000EE"/>
+            <w:u w:val="single"/>
+          </w:rPr>
+          <w:t>哥林多後書11:24</w:t>
+        </w:r>
+      </w:hyperlink>
+      <w:r>
+        <w:rPr>
+          <w:lang w:val="zh_TW" w:bidi="zh_TW"/>
+        </w:rPr>
+        <w:t>）。</w:t>
+      </w:r>
+    </w:p>
+    <w:p>
+      <w:pPr>
+        <w:pStyle w:val="Heading3"/>
+      </w:pPr>
+      <w:r>
+        <w:rPr>
+          <w:lang w:val="zh_TW" w:bidi="zh_TW"/>
+        </w:rPr>
+        <w:t>教導律法</w:t>
+      </w:r>
+    </w:p>
+    <w:p>
+      <w:pPr/>
+      <w:r>
+        <w:rPr>
+          <w:lang w:val="zh_TW" w:bidi="zh_TW"/>
+        </w:rPr>
+      </w:r>
+      <w:r>
+        <w:rPr>
+          <w:lang w:val="zh_TW" w:bidi="zh_TW"/>
+        </w:rPr>
+        <w:t>誦讀律法在猶太會堂的崇拜中具有核心意義。教導人們律法，尤其是教導孩子，與猶太會堂密不可分。在猶太會堂的建築中或學校裡都可能會教導律法。</w:t>
+      </w:r>
+    </w:p>
+    <w:p>
+      <w:pPr>
+        <w:pStyle w:val="Heading3"/>
+      </w:pPr>
+      <w:r>
+        <w:rPr>
+          <w:lang w:val="zh_TW" w:bidi="zh_TW"/>
+        </w:rPr>
+        <w:t>組織結構</w:t>
+      </w:r>
+    </w:p>
+    <w:p>
+      <w:pPr/>
+      <w:r>
+        <w:rPr>
+          <w:lang w:val="zh_TW" w:bidi="zh_TW"/>
+        </w:rPr>
+      </w:r>
+      <w:r>
+        <w:rPr>
+          <w:lang w:val="zh_TW" w:bidi="zh_TW"/>
+        </w:rPr>
+        <w:t>新約特別提到（比如，</w:t>
+      </w:r>
+      <w:hyperlink r:id="rId154">
+        <w:r>
+          <w:rPr>
+            <w:lang w:val="zh_TW" w:bidi="zh_TW"/>
+          </w:rPr>
+          <w:rPr>
+            <w:color w:val="0000EE"/>
+            <w:u w:val="single"/>
+          </w:rPr>
+          <w:t>馬可福音5:22</w:t>
         </w:r>
       </w:hyperlink>
       <w:r>
@@ -523,16 +4241,16 @@
         </w:rPr>
         <w:t>；</w:t>
       </w:r>
-      <w:hyperlink r:id="rId26">
-        <w:r>
-          <w:rPr>
-            <w:lang w:val="zh_TW" w:bidi="zh_TW"/>
-          </w:rPr>
-          <w:rPr>
-            <w:color w:val="0000EE"/>
-            <w:u w:val="single"/>
-          </w:rPr>
-          <w:t>賽8:3</w:t>
+      <w:hyperlink r:id="rId155">
+        <w:r>
+          <w:rPr>
+            <w:lang w:val="zh_TW" w:bidi="zh_TW"/>
+          </w:rPr>
+          <w:rPr>
+            <w:color w:val="0000EE"/>
+            <w:u w:val="single"/>
+          </w:rPr>
+          <w:t>路加福音13:14</w:t>
         </w:r>
       </w:hyperlink>
       <w:r>
@@ -541,23 +4259,70 @@
         </w:rPr>
         <w:t>；</w:t>
       </w:r>
-      <w:hyperlink r:id="rId27">
-        <w:r>
-          <w:rPr>
-            <w:lang w:val="zh_TW" w:bidi="zh_TW"/>
-          </w:rPr>
-          <w:rPr>
-            <w:color w:val="0000EE"/>
-            <w:u w:val="single"/>
-          </w:rPr>
-          <w:t>何1:4–9</w:t>
-        </w:r>
-      </w:hyperlink>
-      <w:r>
-        <w:rPr>
-          <w:lang w:val="zh_TW" w:bidi="zh_TW"/>
-        </w:rPr>
-        <w:t>）。兒子經常以父親的名字命名，表達了他們是認同父親的。</w:t>
+      <w:hyperlink r:id="rId156">
+        <w:r>
+          <w:rPr>
+            <w:lang w:val="zh_TW" w:bidi="zh_TW"/>
+          </w:rPr>
+          <w:rPr>
+            <w:color w:val="0000EE"/>
+            <w:u w:val="single"/>
+          </w:rPr>
+          <w:t>使徒行傳18:8</w:t>
+        </w:r>
+      </w:hyperlink>
+      <w:r>
+        <w:rPr>
+          <w:lang w:val="zh_TW" w:bidi="zh_TW"/>
+        </w:rPr>
+        <w:t>、</w:t>
+      </w:r>
+      <w:hyperlink r:id="rId157">
+        <w:r>
+          <w:rPr>
+            <w:lang w:val="zh_TW" w:bidi="zh_TW"/>
+          </w:rPr>
+          <w:rPr>
+            <w:color w:val="0000EE"/>
+            <w:u w:val="single"/>
+          </w:rPr>
+          <w:t>17</w:t>
+        </w:r>
+      </w:hyperlink>
+      <w:r>
+        <w:rPr>
+          <w:lang w:val="zh_TW" w:bidi="zh_TW"/>
+        </w:rPr>
+        <w:t>）猶太會堂中的兩個職位：「管會堂的」，負責次序以及選擇經文的誦讀者；以及執事（</w:t>
+      </w:r>
+      <w:hyperlink r:id="rId158">
+        <w:r>
+          <w:rPr>
+            <w:lang w:val="zh_TW" w:bidi="zh_TW"/>
+          </w:rPr>
+          <w:rPr>
+            <w:color w:val="0000EE"/>
+            <w:u w:val="single"/>
+          </w:rPr>
+          <w:t>路加福音4:20</w:t>
+        </w:r>
+      </w:hyperlink>
+      <w:r>
+        <w:rPr>
+          <w:lang w:val="zh_TW" w:bidi="zh_TW"/>
+        </w:rPr>
+        <w:t>），負責拿出和收起經文書卷，並對不守規矩的學生施以體罰。後來，還有一位被任命為禱告的領袖。</w:t>
+      </w:r>
+    </w:p>
+    <w:p>
+      <w:pPr>
+        <w:pStyle w:val="Heading3"/>
+      </w:pPr>
+      <w:r>
+        <w:rPr>
+          <w:lang w:val="zh_TW" w:bidi="zh_TW"/>
+        </w:rPr>
+        <w:t>建築</w:t>
       </w:r>
     </w:p>
     <w:p>
@@ -571,2151 +4336,64 @@
         <w:rPr>
           <w:lang w:val="zh_TW" w:bidi="zh_TW"/>
         </w:rPr>
-        <w:t>在父權社會中，父親是家庭中具權柄的角色。他的妻子和孩子被視為他的財產，與他對田地和牲畜的擁有權有些類似（</w:t>
-      </w:r>
-      <w:hyperlink r:id="rId28">
-        <w:r>
-          <w:rPr>
-            <w:lang w:val="zh_TW" w:bidi="zh_TW"/>
-          </w:rPr>
-          <w:rPr>
-            <w:color w:val="0000EE"/>
-            <w:u w:val="single"/>
-          </w:rPr>
-          <w:t>出20:17</w:t>
-        </w:r>
-      </w:hyperlink>
+        <w:t>在建築結構上，猶太會堂是仿照聖殿而建的。它通常建在高地上，並且建造的結構使人們可以面向耶路撒冷的方向坐著。有一個可移動的箱子用來放置律法書和先知書的書卷，還有一個平台用於誦讀經文和講論。男女會分開坐。文士喜愛「高位」，面向人群（</w:t>
+      </w:r>
+      <w:hyperlink r:id="rId159">
+        <w:r>
+          <w:rPr>
+            <w:lang w:val="zh_TW" w:bidi="zh_TW"/>
+          </w:rPr>
+          <w:rPr>
+            <w:color w:val="0000EE"/>
+            <w:u w:val="single"/>
+          </w:rPr>
+          <w:t>馬可福音12:39</w:t>
+        </w:r>
+      </w:hyperlink>
+      <w:r>
+        <w:rPr>
+          <w:lang w:val="zh_TW" w:bidi="zh_TW"/>
+        </w:rPr>
+        <w:t>）。許多會堂裝飾著葡萄葉、七枝燈台、逾越節的羔羊和盛嗎哪的罐子。早期的會堂還有一個革尼匝（genizah），即一個地下室或閣樓，用來存放磨損的書卷，因為它們記載了神的名字，太過神聖而不能被銷毀。</w:t>
+      </w:r>
+    </w:p>
+    <w:p>
+      <w:pPr/>
+      <w:r>
+        <w:rPr>
+          <w:lang w:val="zh_TW" w:bidi="zh_TW"/>
+        </w:rPr>
+      </w:r>
+      <w:r>
+        <w:rPr>
+          <w:i/>
+          <w:lang w:val="zh_TW" w:bidi="zh_TW"/>
+        </w:rPr>
+        <w:t>另見</w:t>
+      </w:r>
+      <w:r>
+        <w:rPr>
+          <w:lang w:val="zh_TW" w:bidi="zh_TW"/>
+        </w:rPr>
+        <w:t xml:space="preserve"> </w:t>
+      </w:r>
+      <w:r>
+        <w:rPr>
+          <w:lang w:val="zh_TW" w:bidi="zh_TW"/>
+        </w:rPr>
+        <w:t>猶太教</w:t>
+      </w:r>
       <w:r>
         <w:rPr>
           <w:lang w:val="zh_TW" w:bidi="zh_TW"/>
         </w:rPr>
         <w:t>；</w:t>
       </w:r>
-      <w:hyperlink r:id="rId29">
-        <w:r>
-          <w:rPr>
-            <w:lang w:val="zh_TW" w:bidi="zh_TW"/>
-          </w:rPr>
-          <w:rPr>
-            <w:color w:val="0000EE"/>
-            <w:u w:val="single"/>
-          </w:rPr>
-          <w:t>申5:21</w:t>
-        </w:r>
-      </w:hyperlink>
-      <w:r>
-        <w:rPr>
-          <w:lang w:val="zh_TW" w:bidi="zh_TW"/>
-        </w:rPr>
-        <w:t>）。他有權賣掉他的女兒（</w:t>
-      </w:r>
-      <w:hyperlink r:id="rId30">
-        <w:r>
-          <w:rPr>
-            <w:lang w:val="zh_TW" w:bidi="zh_TW"/>
-          </w:rPr>
-          <w:rPr>
-            <w:color w:val="0000EE"/>
-            <w:u w:val="single"/>
-          </w:rPr>
-          <w:t>出21:7</w:t>
-        </w:r>
-      </w:hyperlink>
-      <w:r>
-        <w:rPr>
-          <w:lang w:val="zh_TW" w:bidi="zh_TW"/>
-        </w:rPr>
-        <w:t>；</w:t>
-      </w:r>
-      <w:hyperlink r:id="rId31">
-        <w:r>
-          <w:rPr>
-            <w:lang w:val="zh_TW" w:bidi="zh_TW"/>
-          </w:rPr>
-          <w:rPr>
-            <w:color w:val="0000EE"/>
-            <w:u w:val="single"/>
-          </w:rPr>
-          <w:t>尼5:5</w:t>
-        </w:r>
-      </w:hyperlink>
-      <w:r>
-        <w:rPr>
-          <w:lang w:val="zh_TW" w:bidi="zh_TW"/>
-        </w:rPr>
-        <w:t>），甚至對他孩子擁有生死的決定權。</w:t>
-      </w:r>
-    </w:p>
-    <w:p>
-      <w:pPr/>
-      <w:r>
-        <w:rPr>
-          <w:lang w:val="zh_TW" w:bidi="zh_TW"/>
-        </w:rPr>
-      </w:r>
-      <w:r>
-        <w:rPr>
-          <w:lang w:val="zh_TW" w:bidi="zh_TW"/>
-        </w:rPr>
-        <w:t>一個男人可以輕易地休妻來終止婚姻，這也顯示出他在家庭中的權柄（</w:t>
-      </w:r>
-      <w:hyperlink r:id="rId32">
-        <w:r>
-          <w:rPr>
-            <w:lang w:val="zh_TW" w:bidi="zh_TW"/>
-          </w:rPr>
-          <w:rPr>
-            <w:color w:val="0000EE"/>
-            <w:u w:val="single"/>
-          </w:rPr>
-          <w:t>申24:1–4</w:t>
-        </w:r>
-      </w:hyperlink>
-      <w:r>
-        <w:rPr>
-          <w:lang w:val="zh_TW" w:bidi="zh_TW"/>
-        </w:rPr>
-        <w:t>；參：</w:t>
-      </w:r>
-      <w:hyperlink r:id="rId33">
-        <w:r>
-          <w:rPr>
-            <w:lang w:val="zh_TW" w:bidi="zh_TW"/>
-          </w:rPr>
-          <w:rPr>
-            <w:color w:val="0000EE"/>
-            <w:u w:val="single"/>
-          </w:rPr>
-          <w:t>22:13–21</w:t>
-        </w:r>
-      </w:hyperlink>
-      <w:r>
-        <w:rPr>
-          <w:lang w:val="zh_TW" w:bidi="zh_TW"/>
-        </w:rPr>
-        <w:t>）。</w:t>
-      </w:r>
-    </w:p>
-    <w:p>
-      <w:pPr/>
-      <w:r>
-        <w:rPr>
-          <w:lang w:val="zh_TW" w:bidi="zh_TW"/>
-        </w:rPr>
-      </w:r>
-      <w:r>
-        <w:rPr>
-          <w:lang w:val="zh_TW" w:bidi="zh_TW"/>
-        </w:rPr>
-        <w:t xml:space="preserve">娶寡嫂婚（levirate marriage）是古代以色列的一種習俗，目的是為了保留男子的家系（姓氏）和財產。 如果一個男人死後沒有子女，他的兄弟（或最親近的男性親屬）應該娶其寡婦為妻。 </w:t>
-      </w:r>
-      <w:hyperlink r:id="rId34">
-        <w:r>
-          <w:rPr>
-            <w:lang w:val="zh_TW" w:bidi="zh_TW"/>
-          </w:rPr>
-          <w:rPr>
-            <w:color w:val="0000EE"/>
-            <w:u w:val="single"/>
-          </w:rPr>
-          <w:t>申命記二十五章5至10節</w:t>
-        </w:r>
-      </w:hyperlink>
-      <w:r>
-        <w:rPr>
-          <w:lang w:val="zh_TW" w:bidi="zh_TW"/>
-        </w:rPr>
-        <w:t>描述了這種情況。 這樣制度下的婚姻所誕生的第一個兒子會被算作死者的兒子，這樣他的姓氏和遺產就可以延續下去。 這個習俗也有助於照顧故人的寡婦，否則她可能會失去依靠。 迦南人、亞述人和赫人也有類似的習俗。</w:t>
-      </w:r>
-    </w:p>
-    <w:p>
-      <w:pPr/>
-      <w:r>
-        <w:rPr>
-          <w:lang w:val="zh_TW" w:bidi="zh_TW"/>
-        </w:rPr>
-      </w:r>
-      <w:r>
-        <w:rPr>
-          <w:lang w:val="zh_TW" w:bidi="zh_TW"/>
-        </w:rPr>
-        <w:t>舊約中最熟悉的娶寡嫂婚情況——雖然不完全符合</w:t>
-      </w:r>
-      <w:hyperlink r:id="rId35">
-        <w:r>
-          <w:rPr>
-            <w:lang w:val="zh_TW" w:bidi="zh_TW"/>
-          </w:rPr>
-          <w:rPr>
-            <w:color w:val="0000EE"/>
-            <w:u w:val="single"/>
-          </w:rPr>
-          <w:t>申命記二十五章</w:t>
-        </w:r>
-      </w:hyperlink>
-      <w:r>
-        <w:rPr>
-          <w:lang w:val="zh_TW" w:bidi="zh_TW"/>
-        </w:rPr>
-        <w:t>的律法——是在路得記中所記述的。對於路得來說，找到一些近親男性親屬與她結婚是一件十分重要的任務，因為只有這樣做，她才能保留家族的名字和財產。然而，最近的男性親屬拒絕了承擔責任，他認為這是雙重的負擔，首先，他必須購買土地並供養路得，其次，他知道長子會被視為她死去丈夫的孩子，帶著他的姓氏並繼承土地。第二近的親屬波阿斯卻同意承擔責任（</w:t>
-      </w:r>
-      <w:hyperlink r:id="rId36">
-        <w:r>
-          <w:rPr>
-            <w:lang w:val="zh_TW" w:bidi="zh_TW"/>
-          </w:rPr>
-          <w:rPr>
-            <w:color w:val="0000EE"/>
-            <w:u w:val="single"/>
-          </w:rPr>
-          <w:t>得2:20–4:10</w:t>
-        </w:r>
-      </w:hyperlink>
-      <w:r>
-        <w:rPr>
-          <w:lang w:val="zh_TW" w:bidi="zh_TW"/>
-        </w:rPr>
-        <w:t>）。</w:t>
-      </w:r>
-    </w:p>
-    <w:p>
-      <w:pPr/>
-      <w:r>
-        <w:rPr>
-          <w:lang w:val="zh_TW" w:bidi="zh_TW"/>
-        </w:rPr>
-      </w:r>
-      <w:r>
-        <w:rPr>
-          <w:lang w:val="zh_TW" w:bidi="zh_TW"/>
-        </w:rPr>
-        <w:t>儘管舊約中引用了許多一夫多妻的例子，但毫無疑問的，大多數以色列人只有一個配偶。普通家庭中沒有多妻婚姻的例子。</w:t>
-      </w:r>
-    </w:p>
-    <w:p>
-      <w:pPr/>
-      <w:r>
-        <w:rPr>
-          <w:lang w:val="zh_TW" w:bidi="zh_TW"/>
-        </w:rPr>
-      </w:r>
-      <w:r>
-        <w:rPr>
-          <w:lang w:val="zh_TW" w:bidi="zh_TW"/>
-        </w:rPr>
-        <w:t>最初給亞當的指示是「人要離開父母，與妻子聯合」（</w:t>
-      </w:r>
-      <w:hyperlink r:id="rId13">
-        <w:r>
-          <w:rPr>
-            <w:lang w:val="zh_TW" w:bidi="zh_TW"/>
-          </w:rPr>
-          <w:rPr>
-            <w:color w:val="0000EE"/>
-            <w:u w:val="single"/>
-          </w:rPr>
-          <w:t>創2:24）</w:t>
-        </w:r>
-      </w:hyperlink>
-      <w:r>
-        <w:rPr>
-          <w:lang w:val="zh_TW" w:bidi="zh_TW"/>
-        </w:rPr>
-        <w:t>。希伯來法律通常暗示只有一位妻子的婚姻是最可接受的婚姻形式（</w:t>
-      </w:r>
-      <w:hyperlink r:id="rId28">
-        <w:r>
-          <w:rPr>
-            <w:lang w:val="zh_TW" w:bidi="zh_TW"/>
-          </w:rPr>
-          <w:rPr>
-            <w:color w:val="0000EE"/>
-            <w:u w:val="single"/>
-          </w:rPr>
-          <w:t>出20:17</w:t>
-        </w:r>
-      </w:hyperlink>
-      <w:r>
-        <w:rPr>
-          <w:lang w:val="zh_TW" w:bidi="zh_TW"/>
-        </w:rPr>
-        <w:t>，</w:t>
-      </w:r>
-      <w:hyperlink r:id="rId37">
-        <w:r>
-          <w:rPr>
-            <w:lang w:val="zh_TW" w:bidi="zh_TW"/>
-          </w:rPr>
-          <w:rPr>
-            <w:color w:val="0000EE"/>
-            <w:u w:val="single"/>
-          </w:rPr>
-          <w:t>21:5</w:t>
-        </w:r>
-      </w:hyperlink>
-      <w:r>
-        <w:rPr>
-          <w:lang w:val="zh_TW" w:bidi="zh_TW"/>
-        </w:rPr>
-        <w:t>；</w:t>
-      </w:r>
-      <w:hyperlink r:id="rId38">
-        <w:r>
-          <w:rPr>
-            <w:lang w:val="zh_TW" w:bidi="zh_TW"/>
-          </w:rPr>
-          <w:rPr>
-            <w:color w:val="0000EE"/>
-            <w:u w:val="single"/>
-          </w:rPr>
-          <w:t>利18:8、16–20</w:t>
-        </w:r>
-      </w:hyperlink>
-      <w:r>
-        <w:rPr>
-          <w:lang w:val="zh_TW" w:bidi="zh_TW"/>
-        </w:rPr>
-        <w:t>，</w:t>
-      </w:r>
-      <w:hyperlink r:id="rId39">
-        <w:r>
-          <w:rPr>
-            <w:lang w:val="zh_TW" w:bidi="zh_TW"/>
-          </w:rPr>
-          <w:rPr>
-            <w:color w:val="0000EE"/>
-            <w:u w:val="single"/>
-          </w:rPr>
-          <w:t>20:10</w:t>
-        </w:r>
-      </w:hyperlink>
-      <w:r>
-        <w:rPr>
-          <w:lang w:val="zh_TW" w:bidi="zh_TW"/>
-        </w:rPr>
-        <w:t>；</w:t>
-      </w:r>
-      <w:hyperlink r:id="rId40">
-        <w:r>
-          <w:rPr>
-            <w:lang w:val="zh_TW" w:bidi="zh_TW"/>
-          </w:rPr>
-          <w:rPr>
-            <w:color w:val="0000EE"/>
-            <w:u w:val="single"/>
-          </w:rPr>
-          <w:t>民5:12</w:t>
-        </w:r>
-      </w:hyperlink>
-      <w:r>
-        <w:rPr>
-          <w:lang w:val="zh_TW" w:bidi="zh_TW"/>
-        </w:rPr>
-        <w:t>；</w:t>
-      </w:r>
-      <w:hyperlink r:id="rId29">
-        <w:r>
-          <w:rPr>
-            <w:lang w:val="zh_TW" w:bidi="zh_TW"/>
-          </w:rPr>
-          <w:rPr>
-            <w:color w:val="0000EE"/>
-            <w:u w:val="single"/>
-          </w:rPr>
-          <w:t>申5:21）</w:t>
-        </w:r>
-      </w:hyperlink>
-      <w:r>
-        <w:rPr>
-          <w:lang w:val="zh_TW" w:bidi="zh_TW"/>
-        </w:rPr>
-        <w:t>。雖然到了君主制時期，這似乎已成為常態，但像所羅門這樣的王在這方面並未遵循希伯來傳統。在被擄歸回時期，儘管休妻的情況越來越多，婚姻主要仍然是一夫一妻制的。在新約時期，一夫一妻制似乎是常規，儘管像大希律這樣的人卻是多妻的。耶穌基督教導婚姻應該持續到配偶的生命終結，如果一個人在前配偶在世時休妻再娶，他就是犯了姦淫罪（</w:t>
-      </w:r>
-      <w:hyperlink r:id="rId41">
-        <w:r>
-          <w:rPr>
-            <w:lang w:val="zh_TW" w:bidi="zh_TW"/>
-          </w:rPr>
-          <w:rPr>
-            <w:color w:val="0000EE"/>
-            <w:u w:val="single"/>
-          </w:rPr>
-          <w:t>太5:31–32）</w:t>
-        </w:r>
-      </w:hyperlink>
-      <w:r>
-        <w:rPr>
-          <w:lang w:val="zh_TW" w:bidi="zh_TW"/>
-        </w:rPr>
-        <w:t>。</w:t>
-      </w:r>
-    </w:p>
-    <w:p>
-      <w:pPr/>
-      <w:r>
-        <w:rPr>
-          <w:lang w:val="zh_TW" w:bidi="zh_TW"/>
-        </w:rPr>
-      </w:r>
-      <w:r>
-        <w:rPr>
-          <w:lang w:val="zh_TW" w:bidi="zh_TW"/>
-        </w:rPr>
-        <w:t>古代婚姻通常發生在與直系家庭圈子接近的人之間，因此，舊約必須對可接受的血親關係設限。在族長時代，一個人可以娶同父異母的妹妹為妻（</w:t>
-      </w:r>
-      <w:hyperlink r:id="rId42">
-        <w:r>
-          <w:rPr>
-            <w:lang w:val="zh_TW" w:bidi="zh_TW"/>
-          </w:rPr>
-          <w:rPr>
-            <w:color w:val="0000EE"/>
-            <w:u w:val="single"/>
-          </w:rPr>
-          <w:t>創20:12</w:t>
-        </w:r>
-      </w:hyperlink>
-      <w:r>
-        <w:rPr>
-          <w:lang w:val="zh_TW" w:bidi="zh_TW"/>
-        </w:rPr>
-        <w:t>），即使在大衛時代，這種情況仍然存在（</w:t>
-      </w:r>
-      <w:hyperlink r:id="rId43">
-        <w:r>
-          <w:rPr>
-            <w:lang w:val="zh_TW" w:bidi="zh_TW"/>
-          </w:rPr>
-          <w:rPr>
-            <w:color w:val="0000EE"/>
-            <w:u w:val="single"/>
-          </w:rPr>
-          <w:t>撒下13:13</w:t>
-        </w:r>
-      </w:hyperlink>
-      <w:r>
-        <w:rPr>
-          <w:lang w:val="zh_TW" w:bidi="zh_TW"/>
-        </w:rPr>
-        <w:t>）。儘管在</w:t>
-      </w:r>
-      <w:hyperlink r:id="rId44">
-        <w:r>
-          <w:rPr>
-            <w:lang w:val="zh_TW" w:bidi="zh_TW"/>
-          </w:rPr>
-          <w:rPr>
-            <w:color w:val="0000EE"/>
-            <w:u w:val="single"/>
-          </w:rPr>
-          <w:t>利未記二十章17節</w:t>
-        </w:r>
-      </w:hyperlink>
-      <w:r>
-        <w:rPr>
-          <w:lang w:val="zh_TW" w:bidi="zh_TW"/>
-        </w:rPr>
-        <w:t>中明確禁止娶同父異母的妹妹為妻，由於申命記的婚姻法與潔淨法中的法律間（</w:t>
-      </w:r>
-      <w:hyperlink r:id="rId45">
-        <w:r>
-          <w:rPr>
-            <w:lang w:val="zh_TW" w:bidi="zh_TW"/>
-          </w:rPr>
-          <w:rPr>
-            <w:color w:val="0000EE"/>
-            <w:u w:val="single"/>
-          </w:rPr>
-          <w:t>申25:5</w:t>
-        </w:r>
-      </w:hyperlink>
-      <w:r>
-        <w:rPr>
-          <w:lang w:val="zh_TW" w:bidi="zh_TW"/>
-        </w:rPr>
-        <w:t>；</w:t>
-      </w:r>
-      <w:hyperlink r:id="rId46">
-        <w:r>
-          <w:rPr>
-            <w:lang w:val="zh_TW" w:bidi="zh_TW"/>
-          </w:rPr>
-          <w:rPr>
-            <w:color w:val="0000EE"/>
-            <w:u w:val="single"/>
-          </w:rPr>
-          <w:t>利18:16</w:t>
-        </w:r>
-      </w:hyperlink>
-      <w:r>
-        <w:rPr>
-          <w:lang w:val="zh_TW" w:bidi="zh_TW"/>
-        </w:rPr>
-        <w:t>）存在一些矛盾，因此可能對較嚴格的利未記規定進行了一些修改。表親之間的婚姻，如以撒與利百加，以及雅各與拉結和利亞之間的婚姻，是很常見的。當近親對婚姻感興趣時，幾乎不可能拒絕（</w:t>
-      </w:r>
-      <w:hyperlink r:id="rId47">
-        <w:r>
-          <w:rPr>
-            <w:lang w:val="zh_TW" w:bidi="zh_TW"/>
-          </w:rPr>
-          <w:rPr>
-            <w:color w:val="0000EE"/>
-            <w:u w:val="single"/>
-          </w:rPr>
-          <w:t>多比傳6:13</w:t>
-        </w:r>
-      </w:hyperlink>
-      <w:r>
-        <w:rPr>
-          <w:lang w:val="zh_TW" w:bidi="zh_TW"/>
-        </w:rPr>
-        <w:t>，</w:t>
-      </w:r>
-      <w:hyperlink r:id="rId48">
-        <w:r>
-          <w:rPr>
-            <w:lang w:val="zh_TW" w:bidi="zh_TW"/>
-          </w:rPr>
-          <w:rPr>
-            <w:color w:val="0000EE"/>
-            <w:u w:val="single"/>
-          </w:rPr>
-          <w:t>7:11–12</w:t>
-        </w:r>
-      </w:hyperlink>
-      <w:r>
-        <w:rPr>
-          <w:lang w:val="zh_TW" w:bidi="zh_TW"/>
-        </w:rPr>
-        <w:t>）。摩西是侄子與姑姑婚姻的後代（</w:t>
-      </w:r>
-      <w:hyperlink r:id="rId49">
-        <w:r>
-          <w:rPr>
-            <w:lang w:val="zh_TW" w:bidi="zh_TW"/>
-          </w:rPr>
-          <w:rPr>
-            <w:color w:val="0000EE"/>
-            <w:u w:val="single"/>
-          </w:rPr>
-          <w:t>出6:20</w:t>
-        </w:r>
-      </w:hyperlink>
-      <w:r>
-        <w:rPr>
-          <w:lang w:val="zh_TW" w:bidi="zh_TW"/>
-        </w:rPr>
-        <w:t>；</w:t>
-      </w:r>
-      <w:hyperlink r:id="rId50">
-        <w:r>
-          <w:rPr>
-            <w:lang w:val="zh_TW" w:bidi="zh_TW"/>
-          </w:rPr>
-          <w:rPr>
-            <w:color w:val="0000EE"/>
-            <w:u w:val="single"/>
-          </w:rPr>
-          <w:t>民26:59</w:t>
-        </w:r>
-      </w:hyperlink>
-      <w:r>
-        <w:rPr>
-          <w:lang w:val="zh_TW" w:bidi="zh_TW"/>
-        </w:rPr>
-        <w:t>），這在</w:t>
-      </w:r>
-      <w:hyperlink r:id="rId51">
-        <w:r>
-          <w:rPr>
-            <w:lang w:val="zh_TW" w:bidi="zh_TW"/>
-          </w:rPr>
-          <w:rPr>
-            <w:color w:val="0000EE"/>
-            <w:u w:val="single"/>
-          </w:rPr>
-          <w:t>利未記十八章12至13節</w:t>
-        </w:r>
-      </w:hyperlink>
-      <w:r>
-        <w:rPr>
-          <w:lang w:val="zh_TW" w:bidi="zh_TW"/>
-        </w:rPr>
-        <w:t>和</w:t>
-      </w:r>
-      <w:hyperlink r:id="rId52">
-        <w:r>
-          <w:rPr>
-            <w:lang w:val="zh_TW" w:bidi="zh_TW"/>
-          </w:rPr>
-          <w:rPr>
-            <w:color w:val="0000EE"/>
-            <w:u w:val="single"/>
-          </w:rPr>
-          <w:t>二十章19節</w:t>
-        </w:r>
-      </w:hyperlink>
-      <w:r>
-        <w:rPr>
-          <w:lang w:val="zh_TW" w:bidi="zh_TW"/>
-        </w:rPr>
-        <w:t>中會被禁止，正如雅各同時與兩姐妹的婚姻一樣（</w:t>
-      </w:r>
-      <w:hyperlink r:id="rId53">
-        <w:r>
-          <w:rPr>
-            <w:lang w:val="zh_TW" w:bidi="zh_TW"/>
-          </w:rPr>
-          <w:rPr>
-            <w:color w:val="0000EE"/>
-            <w:u w:val="single"/>
-          </w:rPr>
-          <w:t>創29:30</w:t>
-        </w:r>
-      </w:hyperlink>
-      <w:r>
-        <w:rPr>
-          <w:lang w:val="zh_TW" w:bidi="zh_TW"/>
-        </w:rPr>
-        <w:t>）。</w:t>
-      </w:r>
-    </w:p>
-    <w:p>
-      <w:pPr/>
-      <w:r>
-        <w:rPr>
-          <w:lang w:val="zh_TW" w:bidi="zh_TW"/>
-        </w:rPr>
-      </w:r>
-      <w:r>
-        <w:rPr>
-          <w:lang w:val="zh_TW" w:bidi="zh_TW"/>
-        </w:rPr>
-        <w:t>當以色列人定居在迦南時，他們中有許多人與迦南婦女結婚，這讓那些希望保持希伯來宗教純潔性的人感到不安（</w:t>
-      </w:r>
-      <w:hyperlink r:id="rId54">
-        <w:r>
-          <w:rPr>
-            <w:lang w:val="zh_TW" w:bidi="zh_TW"/>
-          </w:rPr>
-          <w:rPr>
-            <w:color w:val="0000EE"/>
-            <w:u w:val="single"/>
-          </w:rPr>
-          <w:t>王上11:4</w:t>
-        </w:r>
-      </w:hyperlink>
-      <w:r>
-        <w:rPr>
-          <w:lang w:val="zh_TW" w:bidi="zh_TW"/>
-        </w:rPr>
-        <w:t>）。這種通婚在摩西律法下是被禁止的（</w:t>
-      </w:r>
-      <w:hyperlink r:id="rId55">
-        <w:r>
-          <w:rPr>
-            <w:lang w:val="zh_TW" w:bidi="zh_TW"/>
-          </w:rPr>
-          <w:rPr>
-            <w:color w:val="0000EE"/>
-            <w:u w:val="single"/>
-          </w:rPr>
-          <w:t>出34:15–16</w:t>
-        </w:r>
-      </w:hyperlink>
-      <w:r>
-        <w:rPr>
-          <w:lang w:val="zh_TW" w:bidi="zh_TW"/>
-        </w:rPr>
-        <w:t>；</w:t>
-      </w:r>
-      <w:hyperlink r:id="rId56">
-        <w:r>
-          <w:rPr>
-            <w:lang w:val="zh_TW" w:bidi="zh_TW"/>
-          </w:rPr>
-          <w:rPr>
-            <w:color w:val="0000EE"/>
-            <w:u w:val="single"/>
-          </w:rPr>
-          <w:t>申7:3–4</w:t>
-        </w:r>
-      </w:hyperlink>
-      <w:r>
-        <w:rPr>
-          <w:lang w:val="zh_TW" w:bidi="zh_TW"/>
-        </w:rPr>
-        <w:t>），儘管許多以色列人無視這些規定，繼續沉迷於混合婚姻。如果婦女在戰爭中被俘虜，就屬於例外的情況（</w:t>
-      </w:r>
-      <w:hyperlink r:id="rId57">
-        <w:r>
-          <w:rPr>
-            <w:lang w:val="zh_TW" w:bidi="zh_TW"/>
-          </w:rPr>
-          <w:rPr>
-            <w:color w:val="0000EE"/>
-            <w:u w:val="single"/>
-          </w:rPr>
-          <w:t>申21:10–14</w:t>
-        </w:r>
-      </w:hyperlink>
-      <w:r>
-        <w:rPr>
-          <w:lang w:val="zh_TW" w:bidi="zh_TW"/>
-        </w:rPr>
-        <w:t>）。相比之下，參孫娶了一位非利士婦女，她仍然與她的族人在一起，但參孫會定期探望她（</w:t>
-      </w:r>
-      <w:hyperlink r:id="rId58">
-        <w:r>
-          <w:rPr>
-            <w:lang w:val="zh_TW" w:bidi="zh_TW"/>
-          </w:rPr>
-          <w:rPr>
-            <w:color w:val="0000EE"/>
-            <w:u w:val="single"/>
-          </w:rPr>
-          <w:t>士14:8–15:2</w:t>
-        </w:r>
-      </w:hyperlink>
-      <w:r>
-        <w:rPr>
-          <w:lang w:val="zh_TW" w:bidi="zh_TW"/>
-        </w:rPr>
-        <w:t>）。</w:t>
-      </w:r>
-    </w:p>
-    <w:p>
-      <w:pPr/>
-      <w:r>
-        <w:rPr>
-          <w:lang w:val="zh_TW" w:bidi="zh_TW"/>
-        </w:rPr>
-      </w:r>
-      <w:r>
-        <w:rPr>
-          <w:lang w:val="zh_TW" w:bidi="zh_TW"/>
-        </w:rPr>
-        <w:t>通婚對希伯來宗教純潔性的影響是如此之大，以至於在被擄歸回時期，猶太人與外邦妻子結婚的情況下，即使家庭和家園會因此遭摧毀，當時領袖仍命令他們須全面休妻（</w:t>
-      </w:r>
-      <w:hyperlink r:id="rId59">
-        <w:r>
-          <w:rPr>
-            <w:lang w:val="zh_TW" w:bidi="zh_TW"/>
-          </w:rPr>
-          <w:rPr>
-            <w:color w:val="0000EE"/>
-            <w:u w:val="single"/>
-          </w:rPr>
-          <w:t>拉9:2</w:t>
-        </w:r>
-      </w:hyperlink>
-      <w:r>
-        <w:rPr>
-          <w:lang w:val="zh_TW" w:bidi="zh_TW"/>
-        </w:rPr>
-        <w:t>，</w:t>
-      </w:r>
-      <w:hyperlink r:id="rId60">
-        <w:r>
-          <w:rPr>
-            <w:lang w:val="zh_TW" w:bidi="zh_TW"/>
-          </w:rPr>
-          <w:rPr>
-            <w:color w:val="0000EE"/>
-            <w:u w:val="single"/>
-          </w:rPr>
-          <w:t>10:3、16–17</w:t>
-        </w:r>
-      </w:hyperlink>
-      <w:r>
-        <w:rPr>
-          <w:lang w:val="zh_TW" w:bidi="zh_TW"/>
-        </w:rPr>
-        <w:t>），其目的是保持猶太教的純潔。即使在新約時代，保羅也譴責與非基督徒的通婚（</w:t>
-      </w:r>
-      <w:hyperlink r:id="rId61">
-        <w:r>
-          <w:rPr>
-            <w:lang w:val="zh_TW" w:bidi="zh_TW"/>
-          </w:rPr>
-          <w:rPr>
-            <w:color w:val="0000EE"/>
-            <w:u w:val="single"/>
-          </w:rPr>
-          <w:t>林後6:14–15</w:t>
-        </w:r>
-      </w:hyperlink>
-      <w:r>
-        <w:rPr>
-          <w:lang w:val="zh_TW" w:bidi="zh_TW"/>
-        </w:rPr>
-        <w:t>）。</w:t>
-      </w:r>
-    </w:p>
-    <w:p>
-      <w:pPr/>
-      <w:r>
-        <w:rPr>
-          <w:lang w:val="zh_TW" w:bidi="zh_TW"/>
-        </w:rPr>
-      </w:r>
-      <w:r>
-        <w:rPr>
-          <w:lang w:val="zh_TW" w:bidi="zh_TW"/>
-        </w:rPr>
-        <w:t>此外，我們很難估計年輕人結婚的年齡。一個男孩在十幾歲初期就被認為是成年人，而在猶太傳統後期則以成人禮來慶祝這一轉變，成人禮通常在男孩13歲時舉行。</w:t>
-      </w:r>
-    </w:p>
-    <w:p>
-      <w:pPr/>
-      <w:r>
-        <w:rPr>
-          <w:lang w:val="zh_TW" w:bidi="zh_TW"/>
-        </w:rPr>
-      </w:r>
-      <w:r>
-        <w:rPr>
-          <w:lang w:val="zh_TW" w:bidi="zh_TW"/>
-        </w:rPr>
-        <w:t>通常是年輕男子的父母選擇新娘。關於婚姻的討論是在新郎的父母和新娘的父母之間進行的，通常不會徵詢年輕人的意見。家中最年長的必須先結婚（</w:t>
-      </w:r>
-      <w:hyperlink r:id="rId62">
-        <w:r>
-          <w:rPr>
-            <w:lang w:val="zh_TW" w:bidi="zh_TW"/>
-          </w:rPr>
-          <w:rPr>
-            <w:color w:val="0000EE"/>
-            <w:u w:val="single"/>
-          </w:rPr>
-          <w:t>創29:26</w:t>
-        </w:r>
-      </w:hyperlink>
-      <w:r>
-        <w:rPr>
-          <w:lang w:val="zh_TW" w:bidi="zh_TW"/>
-        </w:rPr>
-        <w:t>）。當亞伯拉罕決定以撒是時候該結婚時，他派了一位僕人到他在美索不達米亞的親戚那裡選新娘。僕人聯繫了新娘的兄弟和母親（</w:t>
-      </w:r>
-      <w:hyperlink r:id="rId63">
-        <w:r>
-          <w:rPr>
-            <w:lang w:val="zh_TW" w:bidi="zh_TW"/>
-          </w:rPr>
-          <w:rPr>
-            <w:color w:val="0000EE"/>
-            <w:u w:val="single"/>
-          </w:rPr>
-          <w:t>24:33–53</w:t>
-        </w:r>
-      </w:hyperlink>
-      <w:r>
-        <w:rPr>
-          <w:lang w:val="zh_TW" w:bidi="zh_TW"/>
-        </w:rPr>
-        <w:t>），之後才詢問利百加是否同意（</w:t>
-      </w:r>
-      <w:hyperlink r:id="rId64">
-        <w:r>
-          <w:rPr>
-            <w:lang w:val="zh_TW" w:bidi="zh_TW"/>
-          </w:rPr>
-          <w:rPr>
-            <w:color w:val="0000EE"/>
-            <w:u w:val="single"/>
-          </w:rPr>
-          <w:t>57–58</w:t>
-        </w:r>
-      </w:hyperlink>
-      <w:r>
-        <w:rPr>
-          <w:lang w:val="zh_TW" w:bidi="zh_TW"/>
-        </w:rPr>
-        <w:t>）。她的父親可能無行為能力，否則根本不可能會征詢她的意見。</w:t>
-      </w:r>
-    </w:p>
-    <w:p>
-      <w:pPr/>
-      <w:r>
-        <w:rPr>
-          <w:lang w:val="zh_TW" w:bidi="zh_TW"/>
-        </w:rPr>
-      </w:r>
-      <w:r>
-        <w:rPr>
-          <w:lang w:val="zh_TW" w:bidi="zh_TW"/>
-        </w:rPr>
-        <w:t>年輕人通常娶不起超過一位以上的妻子，因為他們必須付聘金給新娘的父親。 在某些情況下，男人可以用勞動年資來代替聘金（</w:t>
-      </w:r>
-      <w:hyperlink r:id="rId65">
-        <w:r>
-          <w:rPr>
-            <w:lang w:val="zh_TW" w:bidi="zh_TW"/>
-          </w:rPr>
-          <w:rPr>
-            <w:color w:val="0000EE"/>
-            <w:u w:val="single"/>
-          </w:rPr>
-          <w:t>創29:15–30</w:t>
-        </w:r>
-      </w:hyperlink>
-      <w:r>
-        <w:rPr>
-          <w:lang w:val="zh_TW" w:bidi="zh_TW"/>
-        </w:rPr>
-        <w:t>）。 又或者他們可以完成新娘父親所要求的指定任務（</w:t>
-      </w:r>
-      <w:hyperlink r:id="rId66">
-        <w:r>
-          <w:rPr>
-            <w:lang w:val="zh_TW" w:bidi="zh_TW"/>
-          </w:rPr>
-          <w:rPr>
-            <w:color w:val="0000EE"/>
-            <w:u w:val="single"/>
-          </w:rPr>
-          <w:t>撒上18:25–27</w:t>
-        </w:r>
-      </w:hyperlink>
-      <w:r>
-        <w:rPr>
-          <w:lang w:val="zh_TW" w:bidi="zh_TW"/>
-        </w:rPr>
-        <w:t>）。 如果一個男人強姦了一位處女，但後來她父親允許他迎娶他女兒的話，他必須付給她的父親50舍客勒銀幣，然後娶她為妻（</w:t>
-      </w:r>
-      <w:hyperlink r:id="rId67">
-        <w:r>
-          <w:rPr>
-            <w:lang w:val="zh_TW" w:bidi="zh_TW"/>
-          </w:rPr>
-          <w:rPr>
-            <w:color w:val="0000EE"/>
-            <w:u w:val="single"/>
-          </w:rPr>
-          <w:t>申22:28–29</w:t>
-        </w:r>
-      </w:hyperlink>
-      <w:r>
-        <w:rPr>
-          <w:lang w:val="zh_TW" w:bidi="zh_TW"/>
-        </w:rPr>
-        <w:t>）。 這筆款項被視為是一種懲罰和賠償，而不是典型的聘金。</w:t>
-      </w:r>
-    </w:p>
-    <w:p>
-      <w:pPr/>
-      <w:r>
-        <w:rPr>
-          <w:lang w:val="zh_TW" w:bidi="zh_TW"/>
-        </w:rPr>
-      </w:r>
-      <w:r>
-        <w:rPr>
-          <w:lang w:val="zh_TW" w:bidi="zh_TW"/>
-        </w:rPr>
-        <w:t>在第二聖殿時期，處女新娘被認為價值50舍客勒，而寡婦或離婚婦女約值一半。在這段時期，處女新娘通常在周間結婚，以便如果她的丈夫發現她不是處女，他可以在第二天，就是安息日之前向法庭提供證據。寡婦或離婚婦女通常在相當於星期四的日子結婚，這樣她在安息日之前可以有整整一天與她的丈夫相處。</w:t>
-      </w:r>
-    </w:p>
-    <w:p>
-      <w:pPr/>
-      <w:r>
-        <w:rPr>
-          <w:lang w:val="zh_TW" w:bidi="zh_TW"/>
-        </w:rPr>
-      </w:r>
-      <w:r>
-        <w:rPr>
-          <w:lang w:val="zh_TW" w:bidi="zh_TW"/>
-        </w:rPr>
-        <w:t>婚姻是一種在兩個家庭之間的盟約或聯盟。因此，婚姻將他們聯合起來，通過擴展親緣關係來增加群體的規模。在這個社會中，無論親屬關係多麼疏離，人們都會毫不猶豫地承擔其親屬的責任，這一點非常重要。盟約的概念也可能具有政治色彩，例如所羅門與埃及公主的婚姻（</w:t>
-      </w:r>
-      <w:hyperlink r:id="rId68">
-        <w:r>
-          <w:rPr>
-            <w:lang w:val="zh_TW" w:bidi="zh_TW"/>
-          </w:rPr>
-          <w:rPr>
-            <w:color w:val="0000EE"/>
-            <w:u w:val="single"/>
-          </w:rPr>
-          <w:t>王上11:1</w:t>
-        </w:r>
-      </w:hyperlink>
-      <w:r>
-        <w:rPr>
-          <w:lang w:val="zh_TW" w:bidi="zh_TW"/>
-        </w:rPr>
-        <w:t>）或以色列的亞哈與泰爾的耶洗別的婚姻（</w:t>
-      </w:r>
-      <w:hyperlink r:id="rId69">
-        <w:r>
-          <w:rPr>
-            <w:lang w:val="zh_TW" w:bidi="zh_TW"/>
-          </w:rPr>
-          <w:rPr>
-            <w:color w:val="0000EE"/>
-            <w:u w:val="single"/>
-          </w:rPr>
-          <w:t>16:31</w:t>
-        </w:r>
-      </w:hyperlink>
-      <w:r>
-        <w:rPr>
-          <w:lang w:val="zh_TW" w:bidi="zh_TW"/>
-        </w:rPr>
-        <w:t>）。</w:t>
-      </w:r>
-    </w:p>
-    <w:p>
-      <w:pPr/>
-      <w:r>
-        <w:rPr>
-          <w:lang w:val="zh_TW" w:bidi="zh_TW"/>
-        </w:rPr>
-      </w:r>
-      <w:r>
-        <w:rPr>
-          <w:lang w:val="zh_TW" w:bidi="zh_TW"/>
-        </w:rPr>
-        <w:t>盟約的簽訂包括禮物的餽贈，這確立了贈與者和新娘的財富和地位（</w:t>
-      </w:r>
-      <w:hyperlink r:id="rId70">
-        <w:r>
-          <w:rPr>
-            <w:lang w:val="zh_TW" w:bidi="zh_TW"/>
-          </w:rPr>
-          <w:rPr>
-            <w:color w:val="0000EE"/>
-            <w:u w:val="single"/>
-          </w:rPr>
-          <w:t>創34:12</w:t>
-        </w:r>
-      </w:hyperlink>
-      <w:r>
-        <w:rPr>
-          <w:lang w:val="zh_TW" w:bidi="zh_TW"/>
-        </w:rPr>
-        <w:t>）。在古代的近東，人們認為禮物的餽贈也包含了贈與者的一部分，因此贈與者實際上是在獻上部分的自己。這份為盟約蓋上印記的禮物也確立了贈與者對新娘的權柄。</w:t>
-      </w:r>
-    </w:p>
-    <w:p>
-      <w:pPr/>
-      <w:r>
-        <w:rPr>
-          <w:lang w:val="zh_TW" w:bidi="zh_TW"/>
-        </w:rPr>
-      </w:r>
-      <w:r>
-        <w:rPr>
-          <w:lang w:val="zh_TW" w:bidi="zh_TW"/>
-        </w:rPr>
-        <w:t>婚姻程序的下一個階段則是訂婚。訂婚這個詞首先在</w:t>
-      </w:r>
-      <w:hyperlink r:id="rId71">
-        <w:r>
-          <w:rPr>
-            <w:lang w:val="zh_TW" w:bidi="zh_TW"/>
-          </w:rPr>
-          <w:rPr>
-            <w:color w:val="0000EE"/>
-            <w:u w:val="single"/>
-          </w:rPr>
-          <w:t>出埃及記二十二章16節</w:t>
-        </w:r>
-      </w:hyperlink>
-      <w:r>
-        <w:rPr>
-          <w:lang w:val="zh_TW" w:bidi="zh_TW"/>
-        </w:rPr>
-        <w:t>中出現，這個術語在申命記中多次使用（</w:t>
-      </w:r>
-      <w:hyperlink r:id="rId72">
-        <w:r>
-          <w:rPr>
-            <w:lang w:val="zh_TW" w:bidi="zh_TW"/>
-          </w:rPr>
-          <w:rPr>
-            <w:color w:val="0000EE"/>
-            <w:u w:val="single"/>
-          </w:rPr>
-          <w:t>申20:7</w:t>
-        </w:r>
-      </w:hyperlink>
-      <w:r>
-        <w:rPr>
-          <w:lang w:val="zh_TW" w:bidi="zh_TW"/>
-        </w:rPr>
-        <w:t>，</w:t>
-      </w:r>
-      <w:hyperlink r:id="rId73">
-        <w:r>
-          <w:rPr>
-            <w:lang w:val="zh_TW" w:bidi="zh_TW"/>
-          </w:rPr>
-          <w:rPr>
-            <w:color w:val="0000EE"/>
-            <w:u w:val="single"/>
-          </w:rPr>
-          <w:t>22:23–24</w:t>
-        </w:r>
-      </w:hyperlink>
-      <w:r>
-        <w:rPr>
-          <w:lang w:val="zh_TW" w:bidi="zh_TW"/>
-        </w:rPr>
-        <w:t>）。訂婚具有婚姻的法律地位（</w:t>
-      </w:r>
-      <w:hyperlink r:id="rId74">
-        <w:r>
-          <w:rPr>
-            <w:lang w:val="zh_TW" w:bidi="zh_TW"/>
-          </w:rPr>
-          <w:rPr>
-            <w:color w:val="0000EE"/>
-            <w:u w:val="single"/>
-          </w:rPr>
-          <w:t>申28:30</w:t>
-        </w:r>
-      </w:hyperlink>
-      <w:r>
-        <w:rPr>
-          <w:lang w:val="zh_TW" w:bidi="zh_TW"/>
-        </w:rPr>
-        <w:t>；</w:t>
-      </w:r>
-      <w:hyperlink r:id="rId75">
-        <w:r>
-          <w:rPr>
-            <w:lang w:val="zh_TW" w:bidi="zh_TW"/>
-          </w:rPr>
-          <w:rPr>
-            <w:color w:val="0000EE"/>
-            <w:u w:val="single"/>
-          </w:rPr>
-          <w:t>撒下3:14</w:t>
-        </w:r>
-      </w:hyperlink>
-      <w:r>
-        <w:rPr>
-          <w:lang w:val="zh_TW" w:bidi="zh_TW"/>
-        </w:rPr>
-        <w:t>），根據申命記的法律，任何侵犯已訂婚處女的人將被石頭砸死，因為侵犯了鄰居的「妻子」（</w:t>
-      </w:r>
-      <w:hyperlink r:id="rId73">
-        <w:r>
-          <w:rPr>
-            <w:lang w:val="zh_TW" w:bidi="zh_TW"/>
-          </w:rPr>
-          <w:rPr>
-            <w:color w:val="0000EE"/>
-            <w:u w:val="single"/>
-          </w:rPr>
-          <w:t>申22:23–24</w:t>
-        </w:r>
-      </w:hyperlink>
-      <w:r>
-        <w:rPr>
-          <w:lang w:val="zh_TW" w:bidi="zh_TW"/>
-        </w:rPr>
-        <w:t>）。訂婚的意義涉及取得所有資產，其方式類似於接受貢品。然而，訂婚婦女和嫁人為妻之間仍有區別（</w:t>
-      </w:r>
-      <w:hyperlink r:id="rId72">
-        <w:r>
-          <w:rPr>
-            <w:lang w:val="zh_TW" w:bidi="zh_TW"/>
-          </w:rPr>
-          <w:rPr>
-            <w:color w:val="0000EE"/>
-            <w:u w:val="single"/>
-          </w:rPr>
-          <w:t>20:7</w:t>
-        </w:r>
-      </w:hyperlink>
-      <w:r>
-        <w:rPr>
-          <w:lang w:val="zh_TW" w:bidi="zh_TW"/>
-        </w:rPr>
-        <w:t>）。在訂婚期間，準新郎免於服兵役。訂婚被認為是永久正式關係的一部份（</w:t>
-      </w:r>
-      <w:hyperlink r:id="rId76">
-        <w:r>
-          <w:rPr>
-            <w:lang w:val="zh_TW" w:bidi="zh_TW"/>
-          </w:rPr>
-          <w:rPr>
-            <w:color w:val="0000EE"/>
-            <w:u w:val="single"/>
-          </w:rPr>
-          <w:t>太1:18</w:t>
-        </w:r>
-      </w:hyperlink>
-      <w:r>
-        <w:rPr>
-          <w:lang w:val="zh_TW" w:bidi="zh_TW"/>
-        </w:rPr>
-        <w:t>；</w:t>
-      </w:r>
-      <w:hyperlink r:id="rId77">
-        <w:r>
-          <w:rPr>
-            <w:lang w:val="zh_TW" w:bidi="zh_TW"/>
-          </w:rPr>
-          <w:rPr>
-            <w:color w:val="0000EE"/>
-            <w:u w:val="single"/>
-          </w:rPr>
-          <w:t>路1:27</w:t>
-        </w:r>
-      </w:hyperlink>
-      <w:r>
-        <w:rPr>
-          <w:lang w:val="zh_TW" w:bidi="zh_TW"/>
-        </w:rPr>
-        <w:t>，</w:t>
-      </w:r>
-      <w:hyperlink r:id="rId78">
-        <w:r>
-          <w:rPr>
-            <w:lang w:val="zh_TW" w:bidi="zh_TW"/>
-          </w:rPr>
-          <w:rPr>
-            <w:color w:val="0000EE"/>
-            <w:u w:val="single"/>
-          </w:rPr>
-          <w:t>2:5</w:t>
-        </w:r>
-      </w:hyperlink>
-      <w:r>
-        <w:rPr>
-          <w:lang w:val="zh_TW" w:bidi="zh_TW"/>
-        </w:rPr>
-        <w:t>）。</w:t>
-      </w:r>
-    </w:p>
-    <w:p>
-      <w:pPr/>
-      <w:r>
-        <w:rPr>
-          <w:lang w:val="zh_TW" w:bidi="zh_TW"/>
-        </w:rPr>
-      </w:r>
-      <w:r>
-        <w:rPr>
-          <w:lang w:val="zh_TW" w:bidi="zh_TW"/>
-        </w:rPr>
-        <w:t>一個即將娶他人女兒的男子在訂婚時已被視為是女婿（</w:t>
-      </w:r>
-      <w:hyperlink r:id="rId79">
-        <w:r>
-          <w:rPr>
-            <w:lang w:val="zh_TW" w:bidi="zh_TW"/>
-          </w:rPr>
-          <w:rPr>
-            <w:color w:val="0000EE"/>
-            <w:u w:val="single"/>
-          </w:rPr>
-          <w:t>創19:14</w:t>
-        </w:r>
-      </w:hyperlink>
-      <w:r>
-        <w:rPr>
-          <w:lang w:val="zh_TW" w:bidi="zh_TW"/>
-        </w:rPr>
-        <w:t>）。馬利亞作為約瑟的未婚妻，儘管他直到耶穌出生後才與她同房，實際上馬利亞已在訂婚之際就被視為是他的妻子。</w:t>
-      </w:r>
-    </w:p>
-    <w:p>
-      <w:pPr/>
-      <w:r>
-        <w:rPr>
-          <w:lang w:val="zh_TW" w:bidi="zh_TW"/>
-        </w:rPr>
-      </w:r>
-      <w:r>
-        <w:rPr>
-          <w:lang w:val="zh_TW" w:bidi="zh_TW"/>
-        </w:rPr>
-        <w:t>聖經中第一次以筵席慶祝婚禮的記錄是在雅各的故事中（</w:t>
-      </w:r>
-      <w:hyperlink r:id="rId80">
-        <w:r>
-          <w:rPr>
-            <w:lang w:val="zh_TW" w:bidi="zh_TW"/>
-          </w:rPr>
-          <w:rPr>
-            <w:color w:val="0000EE"/>
-            <w:u w:val="single"/>
-          </w:rPr>
-          <w:t>創29:22</w:t>
-        </w:r>
-      </w:hyperlink>
-      <w:r>
-        <w:rPr>
-          <w:lang w:val="zh_TW" w:bidi="zh_TW"/>
-        </w:rPr>
-        <w:t>）。在多比傳（the book of Tobit）一書提及之前，並沒有實際的婚姻契約記錄（</w:t>
-      </w:r>
-      <w:hyperlink r:id="rId81">
-        <w:r>
-          <w:rPr>
-            <w:lang w:val="zh_TW" w:bidi="zh_TW"/>
-          </w:rPr>
-          <w:rPr>
-            <w:color w:val="0000EE"/>
-            <w:u w:val="single"/>
-          </w:rPr>
-          <w:t>多比傳7:12</w:t>
-        </w:r>
-      </w:hyperlink>
-      <w:r>
-        <w:rPr>
-          <w:lang w:val="zh_TW" w:bidi="zh_TW"/>
-        </w:rPr>
-        <w:t>）。這份契約在夫妻同居一週之前不視為有效（</w:t>
-      </w:r>
-      <w:hyperlink r:id="rId82">
-        <w:r>
-          <w:rPr>
-            <w:lang w:val="zh_TW" w:bidi="zh_TW"/>
-          </w:rPr>
-          <w:rPr>
-            <w:color w:val="0000EE"/>
-            <w:u w:val="single"/>
-          </w:rPr>
-          <w:t>創29:27</w:t>
-        </w:r>
-      </w:hyperlink>
-      <w:r>
-        <w:rPr>
-          <w:lang w:val="zh_TW" w:bidi="zh_TW"/>
-        </w:rPr>
-        <w:t>；</w:t>
-      </w:r>
-      <w:hyperlink r:id="rId83">
-        <w:r>
-          <w:rPr>
-            <w:lang w:val="zh_TW" w:bidi="zh_TW"/>
-          </w:rPr>
-          <w:rPr>
-            <w:color w:val="0000EE"/>
-            <w:u w:val="single"/>
-          </w:rPr>
-          <w:t>士14:12、18</w:t>
-        </w:r>
-      </w:hyperlink>
-      <w:r>
-        <w:rPr>
-          <w:lang w:val="zh_TW" w:bidi="zh_TW"/>
-        </w:rPr>
-        <w:t>）。當參孫在七天期限結束前離開新娘時，新娘的父母認為婚姻無效，並將她嫁給另一位男人（</w:t>
-      </w:r>
-      <w:hyperlink r:id="rId84">
-        <w:r>
-          <w:rPr>
-            <w:lang w:val="zh_TW" w:bidi="zh_TW"/>
-          </w:rPr>
-          <w:rPr>
-            <w:color w:val="0000EE"/>
-            <w:u w:val="single"/>
-          </w:rPr>
-          <w:t>士14:20</w:t>
-        </w:r>
-      </w:hyperlink>
-      <w:r>
-        <w:rPr>
-          <w:lang w:val="zh_TW" w:bidi="zh_TW"/>
-        </w:rPr>
-        <w:t>）。</w:t>
-      </w:r>
-    </w:p>
-    <w:p>
-      <w:pPr/>
-      <w:r>
-        <w:rPr>
-          <w:lang w:val="zh_TW" w:bidi="zh_TW"/>
-        </w:rPr>
-      </w:r>
-      <w:r>
-        <w:rPr>
-          <w:lang w:val="zh_TW" w:bidi="zh_TW"/>
-        </w:rPr>
-        <w:t>婚禮是一個家庭極大歡慶的場合。新郎和新娘的特殊服飾（</w:t>
-      </w:r>
-      <w:hyperlink r:id="rId85">
-        <w:r>
-          <w:rPr>
-            <w:lang w:val="zh_TW" w:bidi="zh_TW"/>
-          </w:rPr>
-          <w:rPr>
-            <w:color w:val="0000EE"/>
-            <w:u w:val="single"/>
-          </w:rPr>
-          <w:t>賽61:10</w:t>
-        </w:r>
-      </w:hyperlink>
-      <w:r>
-        <w:rPr>
-          <w:lang w:val="zh_TW" w:bidi="zh_TW"/>
-        </w:rPr>
-        <w:t>；</w:t>
-      </w:r>
-      <w:hyperlink r:id="rId86">
-        <w:r>
-          <w:rPr>
-            <w:lang w:val="zh_TW" w:bidi="zh_TW"/>
-          </w:rPr>
-          <w:rPr>
-            <w:color w:val="0000EE"/>
-            <w:u w:val="single"/>
-          </w:rPr>
-          <w:t>結16:9–13</w:t>
-        </w:r>
-      </w:hyperlink>
-      <w:r>
-        <w:rPr>
-          <w:lang w:val="zh_TW" w:bidi="zh_TW"/>
-        </w:rPr>
-        <w:t>）包括新娘的精美禮服，通常鑲有珠寶（</w:t>
-      </w:r>
-      <w:hyperlink r:id="rId87">
-        <w:r>
-          <w:rPr>
-            <w:lang w:val="zh_TW" w:bidi="zh_TW"/>
-          </w:rPr>
-          <w:rPr>
-            <w:color w:val="0000EE"/>
-            <w:u w:val="single"/>
-          </w:rPr>
-          <w:t>詩45:14–15</w:t>
-        </w:r>
-      </w:hyperlink>
-      <w:r>
-        <w:rPr>
-          <w:lang w:val="zh_TW" w:bidi="zh_TW"/>
-        </w:rPr>
-        <w:t>；</w:t>
-      </w:r>
-      <w:hyperlink r:id="rId85">
-        <w:r>
-          <w:rPr>
-            <w:lang w:val="zh_TW" w:bidi="zh_TW"/>
-          </w:rPr>
-          <w:rPr>
-            <w:color w:val="0000EE"/>
-            <w:u w:val="single"/>
-          </w:rPr>
-          <w:t>賽61:10</w:t>
-        </w:r>
-      </w:hyperlink>
-      <w:r>
-        <w:rPr>
-          <w:lang w:val="zh_TW" w:bidi="zh_TW"/>
-        </w:rPr>
-        <w:t>）和其它的飾物，而新郎則穿著華麗的衣服並戴著冠冕（</w:t>
-      </w:r>
-      <w:hyperlink r:id="rId88">
-        <w:r>
-          <w:rPr>
-            <w:lang w:val="zh_TW" w:bidi="zh_TW"/>
-          </w:rPr>
-          <w:rPr>
-            <w:color w:val="0000EE"/>
-            <w:u w:val="single"/>
-          </w:rPr>
-          <w:t>歌3:11</w:t>
-        </w:r>
-      </w:hyperlink>
-      <w:r>
-        <w:rPr>
-          <w:lang w:val="zh_TW" w:bidi="zh_TW"/>
-        </w:rPr>
-        <w:t>；</w:t>
-      </w:r>
-      <w:hyperlink r:id="rId85">
-        <w:r>
-          <w:rPr>
-            <w:lang w:val="zh_TW" w:bidi="zh_TW"/>
-          </w:rPr>
-          <w:rPr>
-            <w:color w:val="0000EE"/>
-            <w:u w:val="single"/>
-          </w:rPr>
-          <w:t>賽61:10</w:t>
-        </w:r>
-      </w:hyperlink>
-      <w:r>
-        <w:rPr>
-          <w:lang w:val="zh_TW" w:bidi="zh_TW"/>
-        </w:rPr>
-        <w:t>）。新娘戴著面紗（</w:t>
-      </w:r>
-      <w:hyperlink r:id="rId89">
-        <w:r>
-          <w:rPr>
-            <w:lang w:val="zh_TW" w:bidi="zh_TW"/>
-          </w:rPr>
-          <w:rPr>
-            <w:color w:val="0000EE"/>
-            <w:u w:val="single"/>
-          </w:rPr>
-          <w:t>創24:65</w:t>
-        </w:r>
-      </w:hyperlink>
-      <w:r>
-        <w:rPr>
-          <w:lang w:val="zh_TW" w:bidi="zh_TW"/>
-        </w:rPr>
-        <w:t>；</w:t>
-      </w:r>
-      <w:hyperlink r:id="rId90">
-        <w:r>
-          <w:rPr>
-            <w:lang w:val="zh_TW" w:bidi="zh_TW"/>
-          </w:rPr>
-          <w:rPr>
-            <w:color w:val="0000EE"/>
-            <w:u w:val="single"/>
-          </w:rPr>
-          <w:t>歌4:3</w:t>
-        </w:r>
-      </w:hyperlink>
-      <w:r>
-        <w:rPr>
-          <w:lang w:val="zh_TW" w:bidi="zh_TW"/>
-        </w:rPr>
-        <w:t>），這面紗在新房中被取下。這解釋了利百加在她的未婚夫以撒面前需要蒙上面紗的原因（</w:t>
-      </w:r>
-      <w:hyperlink r:id="rId89">
-        <w:r>
-          <w:rPr>
-            <w:lang w:val="zh_TW" w:bidi="zh_TW"/>
-          </w:rPr>
-          <w:rPr>
-            <w:color w:val="0000EE"/>
-            <w:u w:val="single"/>
-          </w:rPr>
-          <w:t>創24:65</w:t>
-        </w:r>
-      </w:hyperlink>
-      <w:r>
-        <w:rPr>
-          <w:lang w:val="zh_TW" w:bidi="zh_TW"/>
-        </w:rPr>
-        <w:t>），也解釋了拉班為何能夠在雅各的婚禮之夜，輕易地用利亞替換拉結的原因（</w:t>
-      </w:r>
-      <w:hyperlink r:id="rId91">
-        <w:r>
-          <w:rPr>
-            <w:lang w:val="zh_TW" w:bidi="zh_TW"/>
-          </w:rPr>
-          <w:rPr>
-            <w:color w:val="0000EE"/>
-            <w:u w:val="single"/>
-          </w:rPr>
-          <w:t>29:23–25</w:t>
-        </w:r>
-      </w:hyperlink>
-      <w:r>
-        <w:rPr>
-          <w:lang w:val="zh_TW" w:bidi="zh_TW"/>
-        </w:rPr>
-        <w:t>）。</w:t>
-      </w:r>
-    </w:p>
-    <w:p>
-      <w:pPr/>
-      <w:r>
-        <w:rPr>
-          <w:lang w:val="zh_TW" w:bidi="zh_TW"/>
-        </w:rPr>
-      </w:r>
-      <w:r>
-        <w:rPr>
-          <w:lang w:val="zh_TW" w:bidi="zh_TW"/>
-        </w:rPr>
-        <w:t>象徵性的儀式有時可能被納入訂婚或婚禮儀式中，例如路得請求波阿斯打開他的衣襟遮蓋她，以表示他要娶她為妻（</w:t>
-      </w:r>
-      <w:hyperlink r:id="rId92">
-        <w:r>
-          <w:rPr>
-            <w:lang w:val="zh_TW" w:bidi="zh_TW"/>
-          </w:rPr>
-          <w:rPr>
-            <w:color w:val="0000EE"/>
-            <w:u w:val="single"/>
-          </w:rPr>
-          <w:t>得3:9</w:t>
-        </w:r>
-      </w:hyperlink>
-      <w:r>
-        <w:rPr>
-          <w:lang w:val="zh_TW" w:bidi="zh_TW"/>
-        </w:rPr>
-        <w:t>）。另一個儀式、禮儀可能是新郎在婚房中正式解下新娘的腰帶，這是一個為新婚夫婦特別準備的房間或帳篷。婚姻通常在第一晚圓房（</w:t>
-      </w:r>
-      <w:hyperlink r:id="rId93">
-        <w:r>
-          <w:rPr>
-            <w:lang w:val="zh_TW" w:bidi="zh_TW"/>
-          </w:rPr>
-          <w:rPr>
-            <w:color w:val="0000EE"/>
-            <w:u w:val="single"/>
-          </w:rPr>
-          <w:t>創29:23</w:t>
-        </w:r>
-      </w:hyperlink>
-      <w:r>
-        <w:rPr>
-          <w:lang w:val="zh_TW" w:bidi="zh_TW"/>
-        </w:rPr>
-        <w:t>；</w:t>
-      </w:r>
-      <w:hyperlink r:id="rId94">
-        <w:r>
-          <w:rPr>
-            <w:lang w:val="zh_TW" w:bidi="zh_TW"/>
-          </w:rPr>
-          <w:rPr>
-            <w:color w:val="0000EE"/>
-            <w:u w:val="single"/>
-          </w:rPr>
-          <w:t>多比傳8:1</w:t>
-        </w:r>
-      </w:hyperlink>
-      <w:r>
-        <w:rPr>
-          <w:lang w:val="zh_TW" w:bidi="zh_TW"/>
-        </w:rPr>
-        <w:t>），而染血的床單則保留作為新娘貞潔的證據。</w:t>
-      </w:r>
-    </w:p>
-    <w:p>
-      <w:pPr/>
-      <w:r>
-        <w:rPr>
-          <w:lang w:val="zh_TW" w:bidi="zh_TW"/>
-        </w:rPr>
-      </w:r>
-      <w:r>
-        <w:rPr>
-          <w:lang w:val="zh_TW" w:bidi="zh_TW"/>
-        </w:rPr>
-        <w:t>與婚姻的盛大遊行和宴會形成鮮明對比，休妻的過程則很簡單。如果一個男人在任何特定事情上發現妻子的過錯，他可以休妻，這項權利直到公元11世紀才遭廢除。然而，休妻是不受鼓勵的，並且隨著時間的推移，這個程序變得更加複雜，受到許多阻礙的限制。</w:t>
-      </w:r>
-    </w:p>
-    <w:p>
-      <w:pPr/>
-      <w:r>
-        <w:rPr>
-          <w:lang w:val="zh_TW" w:bidi="zh_TW"/>
-        </w:rPr>
-      </w:r>
-      <w:r>
-        <w:rPr>
-          <w:lang w:val="zh_TW" w:bidi="zh_TW"/>
-        </w:rPr>
-        <w:t>隨著關於休妻的法律變得更加複雜，程序也變得越來越昂貴。在後來的時期，有時候拉比會提供律師的建議，特別是在有關新娘或其家庭應得財產的歸還等問題上。</w:t>
-      </w:r>
-    </w:p>
-    <w:p>
-      <w:pPr/>
-      <w:r>
-        <w:rPr>
-          <w:lang w:val="zh_TW" w:bidi="zh_TW"/>
-        </w:rPr>
-      </w:r>
-      <w:r>
-        <w:rPr>
-          <w:lang w:val="zh_TW" w:bidi="zh_TW"/>
-        </w:rPr>
-        <w:t>如果發現新娘犯了通姦罪，丈夫便有權休妻。甚至如果丈夫懷疑她不忠，也同樣適用。如果他覺得她違反了正常道德、變節或在管理家庭方面效率不高，他也可以休妻。如果婦女拒絕與丈夫行房至少一年，丈夫便可休妻。其它休妻的理由包括對丈夫或其親屬的侮辱行為、染上不治之症，或拒絕與丈夫隨行搬遷到新的地方。</w:t>
-      </w:r>
-    </w:p>
-    <w:p>
-      <w:pPr/>
-      <w:r>
-        <w:rPr>
-          <w:lang w:val="zh_TW" w:bidi="zh_TW"/>
-        </w:rPr>
-      </w:r>
-      <w:r>
-        <w:rPr>
-          <w:lang w:val="zh_TW" w:bidi="zh_TW"/>
-        </w:rPr>
-        <w:t>總括，妻子的地位十分低微。儘管她提供建議、管理家庭、教育孩子，並在必要時與她的丈夫一起工作，丈夫仍然是她的主人，而她的角色是服從。她不過是個僕人，雖然比奴隸好，因為她不能被賣掉，即使她可以被休掉。</w:t>
-      </w:r>
-    </w:p>
-    <w:p>
-      <w:pPr/>
-      <w:r>
-        <w:rPr>
-          <w:lang w:val="zh_TW" w:bidi="zh_TW"/>
-        </w:rPr>
-      </w:r>
-      <w:r>
-        <w:rPr>
-          <w:lang w:val="zh_TW" w:bidi="zh_TW"/>
-        </w:rPr>
-        <w:t>在舊約中，常用婚姻作比喻，希伯來人和神被比作新娘和新郎（</w:t>
-      </w:r>
-      <w:hyperlink r:id="rId95">
-        <w:r>
-          <w:rPr>
-            <w:lang w:val="zh_TW" w:bidi="zh_TW"/>
-          </w:rPr>
-          <w:rPr>
-            <w:color w:val="0000EE"/>
-            <w:u w:val="single"/>
-          </w:rPr>
-          <w:t>賽62:4–5</w:t>
-        </w:r>
-      </w:hyperlink>
-      <w:r>
-        <w:rPr>
-          <w:lang w:val="zh_TW" w:bidi="zh_TW"/>
-        </w:rPr>
-        <w:t>；</w:t>
-      </w:r>
-      <w:hyperlink r:id="rId96">
-        <w:r>
-          <w:rPr>
-            <w:lang w:val="zh_TW" w:bidi="zh_TW"/>
-          </w:rPr>
-          <w:rPr>
-            <w:color w:val="0000EE"/>
-            <w:u w:val="single"/>
-          </w:rPr>
-          <w:t>耶2:2</w:t>
-        </w:r>
-      </w:hyperlink>
-      <w:r>
-        <w:rPr>
-          <w:lang w:val="zh_TW" w:bidi="zh_TW"/>
-        </w:rPr>
-        <w:t>）。耶利米書將即將降臨猶大的荒涼與婚宴的慶祝做對比（</w:t>
-      </w:r>
-      <w:hyperlink r:id="rId97">
-        <w:r>
-          <w:rPr>
-            <w:lang w:val="zh_TW" w:bidi="zh_TW"/>
-          </w:rPr>
-          <w:rPr>
-            <w:color w:val="0000EE"/>
-            <w:u w:val="single"/>
-          </w:rPr>
-          <w:t>耶7:34</w:t>
-        </w:r>
-      </w:hyperlink>
-      <w:r>
-        <w:rPr>
-          <w:lang w:val="zh_TW" w:bidi="zh_TW"/>
-        </w:rPr>
-        <w:t>，</w:t>
-      </w:r>
-      <w:hyperlink r:id="rId98">
-        <w:r>
-          <w:rPr>
-            <w:lang w:val="zh_TW" w:bidi="zh_TW"/>
-          </w:rPr>
-          <w:rPr>
-            <w:color w:val="0000EE"/>
-            <w:u w:val="single"/>
-          </w:rPr>
-          <w:t>16:9</w:t>
-        </w:r>
-      </w:hyperlink>
-      <w:r>
-        <w:rPr>
-          <w:lang w:val="zh_TW" w:bidi="zh_TW"/>
-        </w:rPr>
-        <w:t>，</w:t>
-      </w:r>
-      <w:hyperlink r:id="rId99">
-        <w:r>
-          <w:rPr>
-            <w:lang w:val="zh_TW" w:bidi="zh_TW"/>
-          </w:rPr>
-          <w:rPr>
-            <w:color w:val="0000EE"/>
-            <w:u w:val="single"/>
-          </w:rPr>
-          <w:t>25:10</w:t>
-        </w:r>
-      </w:hyperlink>
-      <w:r>
-        <w:rPr>
-          <w:lang w:val="zh_TW" w:bidi="zh_TW"/>
-        </w:rPr>
-        <w:t>）。在何西阿書中也用婚姻作比喻，神拒絕與祂妻子以色列的關係（</w:t>
-      </w:r>
-      <w:hyperlink r:id="rId100">
-        <w:r>
-          <w:rPr>
-            <w:lang w:val="zh_TW" w:bidi="zh_TW"/>
-          </w:rPr>
-          <w:rPr>
-            <w:color w:val="0000EE"/>
-            <w:u w:val="single"/>
-          </w:rPr>
-          <w:t>何2:2</w:t>
-        </w:r>
-      </w:hyperlink>
-      <w:r>
-        <w:rPr>
-          <w:lang w:val="zh_TW" w:bidi="zh_TW"/>
-        </w:rPr>
-        <w:t>），但如果她恢復忠心的行為，神願意再次接受她（</w:t>
-      </w:r>
-      <w:hyperlink r:id="rId101">
-        <w:r>
-          <w:rPr>
-            <w:lang w:val="zh_TW" w:bidi="zh_TW"/>
-          </w:rPr>
-          <w:rPr>
-            <w:color w:val="0000EE"/>
-            <w:u w:val="single"/>
-          </w:rPr>
-          <w:t>19–20</w:t>
-        </w:r>
-      </w:hyperlink>
-      <w:r>
-        <w:rPr>
-          <w:lang w:val="zh_TW" w:bidi="zh_TW"/>
-        </w:rPr>
-        <w:t>）。</w:t>
-      </w:r>
-    </w:p>
-    <w:p>
-      <w:pPr/>
-      <w:r>
-        <w:rPr>
-          <w:lang w:val="zh_TW" w:bidi="zh_TW"/>
-        </w:rPr>
-      </w:r>
-      <w:r>
-        <w:rPr>
-          <w:lang w:val="zh_TW" w:bidi="zh_TW"/>
-        </w:rPr>
-        <w:t>在新約中，施洗約翰將他的喜樂比作婚禮上新郎朋友的喜樂（</w:t>
-      </w:r>
-      <w:hyperlink r:id="rId102">
-        <w:r>
-          <w:rPr>
-            <w:lang w:val="zh_TW" w:bidi="zh_TW"/>
-          </w:rPr>
-          <w:rPr>
-            <w:color w:val="0000EE"/>
-            <w:u w:val="single"/>
-          </w:rPr>
-          <w:t>約3:29</w:t>
-        </w:r>
-      </w:hyperlink>
-      <w:r>
-        <w:rPr>
-          <w:lang w:val="zh_TW" w:bidi="zh_TW"/>
-        </w:rPr>
-        <w:t>），而耶穌自己在智慧和愚拙童女的比喻中，提到了婚禮的準備（</w:t>
-      </w:r>
-      <w:hyperlink r:id="rId103">
-        <w:r>
-          <w:rPr>
-            <w:lang w:val="zh_TW" w:bidi="zh_TW"/>
-          </w:rPr>
-          <w:rPr>
-            <w:color w:val="0000EE"/>
-            <w:u w:val="single"/>
-          </w:rPr>
-          <w:t>太25:1–12</w:t>
-        </w:r>
-      </w:hyperlink>
-      <w:r>
-        <w:rPr>
-          <w:lang w:val="zh_TW" w:bidi="zh_TW"/>
-        </w:rPr>
-        <w:t>）。在婚宴的故事中（</w:t>
-      </w:r>
-      <w:hyperlink r:id="rId104">
-        <w:r>
-          <w:rPr>
-            <w:lang w:val="zh_TW" w:bidi="zh_TW"/>
-          </w:rPr>
-          <w:rPr>
-            <w:color w:val="0000EE"/>
-            <w:u w:val="single"/>
-          </w:rPr>
-          <w:t>22:1–14</w:t>
-        </w:r>
-      </w:hyperlink>
-      <w:r>
-        <w:rPr>
-          <w:lang w:val="zh_TW" w:bidi="zh_TW"/>
-        </w:rPr>
-        <w:t>），基督提到在這樣的儀式中為賓客提供婚禮的禮服。基督的教會作為基督的新娘的主題出現在哥林多後書、以弗所書和啟示錄等書中。</w:t>
-      </w:r>
-    </w:p>
-    <w:p>
-      <w:pPr>
-        <w:pStyle w:val="Heading3"/>
-      </w:pPr>
-      <w:r>
-        <w:rPr>
-          <w:lang w:val="zh_TW" w:bidi="zh_TW"/>
-        </w:rPr>
-        <w:t>關於耶穌教導的婚姻和姦淫</w:t>
-      </w:r>
-    </w:p>
-    <w:p>
-      <w:pPr/>
-      <w:r>
-        <w:rPr>
-          <w:lang w:val="zh_TW" w:bidi="zh_TW"/>
-        </w:rPr>
-      </w:r>
-      <w:r>
-        <w:rPr>
-          <w:lang w:val="zh_TW" w:bidi="zh_TW"/>
-        </w:rPr>
-        <w:t>在民事法中，耶穌的教導常常重新調整或強化舊約中的重點。 例如，在舊約的律法中，姦淫似乎主要被理解為一個男人侵犯到另一個男人的婚姻，而不是違反彼此對婚姻的忠誠。 然而，當法利賽人質疑耶穌時，祂指出神創造的原意：一男一女永結一體（</w:t>
-      </w:r>
-      <w:hyperlink r:id="rId105">
-        <w:r>
-          <w:rPr>
-            <w:lang w:val="zh_TW" w:bidi="zh_TW"/>
-          </w:rPr>
-          <w:rPr>
-            <w:color w:val="0000EE"/>
-            <w:u w:val="single"/>
-          </w:rPr>
-          <w:t>可10:2–9</w:t>
-        </w:r>
-      </w:hyperlink>
-      <w:r>
-        <w:rPr>
-          <w:lang w:val="zh_TW" w:bidi="zh_TW"/>
-        </w:rPr>
-        <w:t>）。 祂更進一步宣稱，如果一個男人與妻子離婚並娶了另一位妻子，他就是「犯了姦淫」（</w:t>
-      </w:r>
-      <w:hyperlink r:id="rId106">
-        <w:r>
-          <w:rPr>
-            <w:lang w:val="zh_TW" w:bidi="zh_TW"/>
-          </w:rPr>
-          <w:rPr>
-            <w:color w:val="0000EE"/>
-            <w:u w:val="single"/>
-          </w:rPr>
-          <w:t>11</w:t>
-        </w:r>
-      </w:hyperlink>
-      <w:r>
-        <w:rPr>
-          <w:lang w:val="zh_TW" w:bidi="zh_TW"/>
-        </w:rPr>
-        <w:t>節）——這是對當時普遍接受假設的驚人顛覆。 耶穌藉此肯定了男女在婚姻忠誠方面的道德平等：不忠的丈夫與不忠的妻子同樣犯了通姦罪。 這個教導讓門徒感到驚訝（見</w:t>
-      </w:r>
-      <w:hyperlink r:id="rId107">
-        <w:r>
-          <w:rPr>
-            <w:lang w:val="zh_TW" w:bidi="zh_TW"/>
-          </w:rPr>
-          <w:rPr>
-            <w:color w:val="0000EE"/>
-            <w:u w:val="single"/>
-          </w:rPr>
-          <w:t>太19:10</w:t>
-        </w:r>
-      </w:hyperlink>
-      <w:r>
-        <w:rPr>
-          <w:lang w:val="zh_TW" w:bidi="zh_TW"/>
-        </w:rPr>
-        <w:t>），它展現了耶穌對比當時宗教領袖（</w:t>
-      </w:r>
-      <w:hyperlink r:id="rId108">
-        <w:r>
-          <w:rPr>
-            <w:lang w:val="zh_TW" w:bidi="zh_TW"/>
-          </w:rPr>
-          <w:rPr>
-            <w:color w:val="0000EE"/>
-            <w:u w:val="single"/>
-          </w:rPr>
-          <w:t>5:20</w:t>
-        </w:r>
-      </w:hyperlink>
-      <w:r>
-        <w:rPr>
-          <w:lang w:val="zh_TW" w:bidi="zh_TW"/>
-        </w:rPr>
-        <w:t>）更深的公義的呼籲。</w:t>
-      </w:r>
-    </w:p>
-    <w:p>
-      <w:pPr/>
-      <w:r>
-        <w:rPr>
-          <w:lang w:val="zh_TW" w:bidi="zh_TW"/>
-        </w:rPr>
-      </w:r>
-      <w:r>
-        <w:rPr>
-          <w:lang w:val="zh_TW" w:bidi="zh_TW"/>
-        </w:rPr>
-        <w:t>在馬太福音對耶穌教導的記述中有一點差異，使一些學者認為耶穌並不像上述概要所暗示的那樣嚴格。根據</w:t>
-      </w:r>
-      <w:hyperlink r:id="rId109">
-        <w:r>
-          <w:rPr>
-            <w:lang w:val="zh_TW" w:bidi="zh_TW"/>
-          </w:rPr>
-          <w:rPr>
-            <w:color w:val="0000EE"/>
-            <w:u w:val="single"/>
-          </w:rPr>
-          <w:t>馬太福音十九章9節</w:t>
-        </w:r>
-      </w:hyperlink>
-      <w:r>
-        <w:rPr>
-          <w:lang w:val="zh_TW" w:bidi="zh_TW"/>
-        </w:rPr>
-        <w:t>，妻子的不貞（可能是某種性行為不端）允許受委屈的丈夫休妻並再婚。如果這句話是經文的結束，這種解釋將是流於表面的。然而，從語境來看，更有可能是耶穌允許無辜的配偶與其妻子分開，但不允許再婚。這解釋了為什麼門徒如此震驚，以及為什麼耶穌接著談到有些人為了天國而拒絕結婚（</w:t>
-      </w:r>
-      <w:hyperlink r:id="rId110">
-        <w:r>
-          <w:rPr>
-            <w:lang w:val="zh_TW" w:bidi="zh_TW"/>
-          </w:rPr>
-          <w:rPr>
-            <w:color w:val="0000EE"/>
-            <w:u w:val="single"/>
-          </w:rPr>
-          <w:t>太19:12</w:t>
-        </w:r>
-      </w:hyperlink>
-      <w:r>
-        <w:rPr>
-          <w:lang w:val="zh_TW" w:bidi="zh_TW"/>
-        </w:rPr>
-        <w:t>）。這也是教會在頭五個世紀對這段經文的解釋，他們允許基督徒分開，但不允許再婚（參</w:t>
-      </w:r>
-      <w:hyperlink r:id="rId111">
-        <w:r>
-          <w:rPr>
-            <w:lang w:val="zh_TW" w:bidi="zh_TW"/>
-          </w:rPr>
-          <w:rPr>
-            <w:color w:val="0000EE"/>
-            <w:u w:val="single"/>
-          </w:rPr>
-          <w:t>林前7:11</w:t>
-        </w:r>
-      </w:hyperlink>
-      <w:r>
-        <w:rPr>
-          <w:lang w:val="zh_TW" w:bidi="zh_TW"/>
-        </w:rPr>
-        <w:t>）。</w:t>
-      </w:r>
-    </w:p>
-    <w:p>
-      <w:pPr/>
-      <w:r>
-        <w:rPr>
-          <w:lang w:val="zh_TW" w:bidi="zh_TW"/>
-        </w:rPr>
-      </w:r>
-      <w:r>
-        <w:rPr>
-          <w:i/>
-          <w:lang w:val="zh_TW" w:bidi="zh_TW"/>
-        </w:rPr>
-        <w:t>另見</w:t>
-      </w:r>
-      <w:r>
-        <w:rPr>
-          <w:lang w:val="zh_TW" w:bidi="zh_TW"/>
-        </w:rPr>
-        <w:t xml:space="preserve"> </w:t>
-      </w:r>
-      <w:r>
-        <w:rPr>
-          <w:lang w:val="zh_TW" w:bidi="zh_TW"/>
-        </w:rPr>
-        <w:t>淫亂</w:t>
-      </w:r>
-      <w:r>
-        <w:rPr>
-          <w:lang w:val="zh_TW" w:bidi="zh_TW"/>
-        </w:rPr>
-        <w:t>，</w:t>
-      </w:r>
-      <w:r>
-        <w:rPr>
-          <w:lang w:val="zh_TW" w:bidi="zh_TW"/>
-        </w:rPr>
-        <w:t>民事法和司法</w:t>
-      </w:r>
-      <w:r>
-        <w:rPr>
-          <w:lang w:val="zh_TW" w:bidi="zh_TW"/>
-        </w:rPr>
-        <w:t>，</w:t>
-      </w:r>
-      <w:r>
-        <w:rPr>
-          <w:lang w:val="zh_TW" w:bidi="zh_TW"/>
-        </w:rPr>
-        <w:t>妾</w:t>
-      </w:r>
-      <w:r>
-        <w:rPr>
-          <w:lang w:val="zh_TW" w:bidi="zh_TW"/>
-        </w:rPr>
-        <w:t>，</w:t>
-      </w:r>
-      <w:r>
-        <w:rPr>
-          <w:lang w:val="zh_TW" w:bidi="zh_TW"/>
-        </w:rPr>
-        <w:t>休妻</w:t>
-      </w:r>
-      <w:r>
-        <w:rPr>
-          <w:lang w:val="zh_TW" w:bidi="zh_TW"/>
-        </w:rPr>
-        <w:t>，</w:t>
-      </w:r>
-      <w:r>
-        <w:rPr>
-          <w:lang w:val="zh_TW" w:bidi="zh_TW"/>
-        </w:rPr>
-        <w:t>家庭生活與關係</w:t>
-      </w:r>
-      <w:r>
-        <w:rPr>
-          <w:lang w:val="zh_TW" w:bidi="zh_TW"/>
-        </w:rPr>
-        <w:t>，</w:t>
-      </w:r>
-      <w:r>
-        <w:rPr>
-          <w:lang w:val="zh_TW" w:bidi="zh_TW"/>
-        </w:rPr>
-        <w:t>性，性別</w:t>
-      </w:r>
-      <w:r>
-        <w:rPr>
-          <w:lang w:val="zh_TW" w:bidi="zh_TW"/>
-        </w:rPr>
-        <w:t>，</w:t>
-      </w:r>
-      <w:r>
-        <w:rPr>
-          <w:lang w:val="zh_TW" w:bidi="zh_TW"/>
-        </w:rPr>
-        <w:t>處女</w:t>
+      <w:r>
+        <w:rPr>
+          <w:lang w:val="zh_TW" w:bidi="zh_TW"/>
+        </w:rPr>
+        <w:t>管會堂的</w:t>
       </w:r>
       <w:r>
         <w:rPr>

--- a/zht/docx/062.content.docx
+++ b/zht/docx/062.content.docx
@@ -19,7 +19,7 @@
         <w:rPr>
           <w:lang w:val="zh_TW" w:bidi="zh_TW"/>
         </w:rPr>
-        <w:t>Resource: Tyndale Open Bible Dictionary</w:t>
+        <w:t>Resource: Aquifer Open Bible Dictionary</w:t>
       </w:r>
       <w:r>
         <w:rPr>
@@ -112,7 +112,7 @@
         <w:rPr>
           <w:lang w:val="zh_TW" w:bidi="zh_TW"/>
         </w:rPr>
-        <w:t>Tyndale Open Bible Dictionary</w:t>
+        <w:t>Aquifer Open Bible Dictionary</w:t>
       </w:r>
     </w:p>
     <w:p>

--- a/zht/docx/062.content.docx
+++ b/zht/docx/062.content.docx
@@ -149,7 +149,7 @@
         <w:rPr>
           <w:lang w:val="zh_TW" w:bidi="zh_TW"/>
         </w:rPr>
-        <w:t>hui</w:t>
+        <w:t>hua</w:t>
       </w:r>
       <w:r>
         <w:rPr>
@@ -212,7 +212,7 @@
         <w:rPr>
           <w:lang w:val="zh_TW" w:bidi="zh_TW"/>
         </w:rPr>
-        <w:t>灰燼</w:t>
+        <w:t>話語、神的道、神的話</w:t>
       </w:r>
       <w:r>
         <w:rPr>
@@ -231,7 +231,7 @@
         <w:rPr>
           <w:lang w:val="zh_TW" w:bidi="zh_TW"/>
         </w:rPr>
-        <w:t>灰燼是物品完全焚燒後所留下的細微粉末。在會幕或聖殿祭壇上焚燒祭物後所產生的灰燼，必須依照規定，在特定的禮儀中被清除並丟棄（</w:t>
+        <w:t>「話語」是溝通的方式。當人們使用「話語」這個詞時，通常是指說話。然而，當神在歷世歷代「說話」時，祂以不同的方式來傳達祂的意思（</w:t>
       </w:r>
       <w:hyperlink r:id="rId13">
         <w:r>
@@ -242,200 +242,25 @@
             <w:color w:val="0000EE"/>
             <w:u w:val="single"/>
           </w:rPr>
-          <w:t>利</w:t>
+          <w:t>來1:1</w:t>
         </w:r>
       </w:hyperlink>
       <w:r>
         <w:rPr>
           <w:lang w:val="zh_TW" w:bidi="zh_TW"/>
         </w:rPr>
-        <w:t xml:space="preserve"> </w:t>
-      </w:r>
-      <w:hyperlink r:id="rId13">
-        <w:r>
-          <w:rPr>
-            <w:lang w:val="zh_TW" w:bidi="zh_TW"/>
-          </w:rPr>
-          <w:rPr>
-            <w:color w:val="0000EE"/>
-            <w:u w:val="single"/>
-          </w:rPr>
-          <w:t>1:16</w:t>
-        </w:r>
-      </w:hyperlink>
-      <w:r>
-        <w:rPr>
-          <w:lang w:val="zh_TW" w:bidi="zh_TW"/>
-        </w:rPr>
-        <w:t>，</w:t>
-      </w:r>
-      <w:hyperlink r:id="rId14">
-        <w:r>
-          <w:rPr>
-            <w:lang w:val="zh_TW" w:bidi="zh_TW"/>
-          </w:rPr>
-          <w:rPr>
-            <w:color w:val="0000EE"/>
-            <w:u w:val="single"/>
-          </w:rPr>
-          <w:t>4:12</w:t>
-        </w:r>
-      </w:hyperlink>
-      <w:r>
-        <w:rPr>
-          <w:lang w:val="zh_TW" w:bidi="zh_TW"/>
-        </w:rPr>
-        <w:t>，</w:t>
-      </w:r>
-      <w:hyperlink r:id="rId15">
-        <w:r>
-          <w:rPr>
-            <w:lang w:val="zh_TW" w:bidi="zh_TW"/>
-          </w:rPr>
-          <w:rPr>
-            <w:color w:val="0000EE"/>
-            <w:u w:val="single"/>
-          </w:rPr>
-          <w:t>6:10–11</w:t>
-        </w:r>
-      </w:hyperlink>
-      <w:r>
-        <w:rPr>
-          <w:lang w:val="zh_TW" w:bidi="zh_TW"/>
-        </w:rPr>
-        <w:t>；參</w:t>
-      </w:r>
-      <w:hyperlink r:id="rId16">
-        <w:r>
-          <w:rPr>
-            <w:lang w:val="zh_TW" w:bidi="zh_TW"/>
-          </w:rPr>
-          <w:rPr>
-            <w:color w:val="0000EE"/>
-            <w:u w:val="single"/>
-          </w:rPr>
-          <w:t>來9:13</w:t>
-        </w:r>
-      </w:hyperlink>
-      <w:r>
-        <w:rPr>
-          <w:lang w:val="zh_TW" w:bidi="zh_TW"/>
-        </w:rPr>
-        <w:t>）。舊約聖經中也多次提到外邦祭壇上的灰燼（</w:t>
-      </w:r>
-      <w:hyperlink r:id="rId17">
-        <w:r>
-          <w:rPr>
-            <w:lang w:val="zh_TW" w:bidi="zh_TW"/>
-          </w:rPr>
-          <w:rPr>
-            <w:color w:val="0000EE"/>
-            <w:u w:val="single"/>
-          </w:rPr>
-          <w:t>王上13:1</w:t>
-        </w:r>
-      </w:hyperlink>
-      <w:hyperlink r:id="rId15">
-        <w:r>
-          <w:rPr>
-            <w:lang w:val="zh_TW" w:bidi="zh_TW"/>
-          </w:rPr>
-          <w:rPr>
-            <w:color w:val="0000EE"/>
-            <w:u w:val="single"/>
-          </w:rPr>
-          <w:t>-</w:t>
-        </w:r>
-      </w:hyperlink>
-      <w:hyperlink r:id="rId17">
-        <w:r>
-          <w:rPr>
-            <w:lang w:val="zh_TW" w:bidi="zh_TW"/>
-          </w:rPr>
-          <w:rPr>
-            <w:color w:val="0000EE"/>
-            <w:u w:val="single"/>
-          </w:rPr>
-          <w:t>5</w:t>
-        </w:r>
-      </w:hyperlink>
-      <w:r>
-        <w:rPr>
-          <w:lang w:val="zh_TW" w:bidi="zh_TW"/>
-        </w:rPr>
-        <w:t>；</w:t>
-      </w:r>
-      <w:hyperlink r:id="rId17">
-        <w:r>
-          <w:rPr>
-            <w:lang w:val="zh_TW" w:bidi="zh_TW"/>
-          </w:rPr>
-          <w:rPr>
-            <w:color w:val="0000EE"/>
-            <w:u w:val="single"/>
-          </w:rPr>
-          <w:t>王下</w:t>
-        </w:r>
-      </w:hyperlink>
-      <w:hyperlink r:id="rId18">
-        <w:r>
-          <w:rPr>
-            <w:lang w:val="zh_TW" w:bidi="zh_TW"/>
-          </w:rPr>
-          <w:rPr>
-            <w:color w:val="0000EE"/>
-            <w:u w:val="single"/>
-          </w:rPr>
-          <w:t>23:4</w:t>
-        </w:r>
-      </w:hyperlink>
-      <w:r>
-        <w:rPr>
-          <w:lang w:val="zh_TW" w:bidi="zh_TW"/>
-        </w:rPr>
-        <w:t>）。在摩西與埃及法老對峙時，將灰燼拋向空中，灰燼如細塵般散佈於埃及全地，隨即引發了人畜身上生瘡的災禍（</w:t>
-      </w:r>
-      <w:hyperlink r:id="rId19">
-        <w:r>
-          <w:rPr>
-            <w:lang w:val="zh_TW" w:bidi="zh_TW"/>
-          </w:rPr>
-          <w:rPr>
-            <w:color w:val="0000EE"/>
-            <w:u w:val="single"/>
-          </w:rPr>
-          <w:t>出9:8</w:t>
-        </w:r>
-      </w:hyperlink>
-      <w:hyperlink r:id="rId15">
-        <w:r>
-          <w:rPr>
-            <w:lang w:val="zh_TW" w:bidi="zh_TW"/>
-          </w:rPr>
-          <w:rPr>
-            <w:color w:val="0000EE"/>
-            <w:u w:val="single"/>
-          </w:rPr>
-          <w:t>-</w:t>
-        </w:r>
-      </w:hyperlink>
-      <w:hyperlink r:id="rId19">
-        <w:r>
-          <w:rPr>
-            <w:lang w:val="zh_TW" w:bidi="zh_TW"/>
-          </w:rPr>
-          <w:rPr>
-            <w:color w:val="0000EE"/>
-            <w:u w:val="single"/>
-          </w:rPr>
-          <w:t>10</w:t>
-        </w:r>
-      </w:hyperlink>
-      <w:r>
-        <w:rPr>
-          <w:lang w:val="zh_TW" w:bidi="zh_TW"/>
-        </w:rPr>
-        <w:t>）。</w:t>
+        <w:t>）。神溝通最完整和完美的例子就是祂的兒子耶穌基督。</w:t>
+      </w:r>
+    </w:p>
+    <w:p>
+      <w:pPr>
+        <w:pStyle w:val="Heading3"/>
+      </w:pPr>
+      <w:r>
+        <w:rPr>
+          <w:lang w:val="zh_TW" w:bidi="zh_TW"/>
+        </w:rPr>
+        <w:t>話語的重要性</w:t>
       </w:r>
     </w:p>
     <w:p>
@@ -449,7 +274,57 @@
         <w:rPr>
           <w:lang w:val="zh_TW" w:bidi="zh_TW"/>
         </w:rPr>
-        <w:t>在聖經中，灰燼常被用來象徵極深的哀痛、悔改、卑微，或自覺毫無價值的狀態。人們常將灰燼撒在自己身上，以表達內心強烈的情感。聖經中有時也將灰燼與塵土以相似的方式使用。例如：</w:t>
+        <w:t>在大多數人無法讀寫的社會中，口頭的話語在法律、貿易、宗教、婚姻和名聲等方面顯得格外重要。書面文件如收據、協議和記錄並不那麼實用。誠實的言語和個人的誠信，對於溝通和維持關係至關重要。因此，詩人、先知、故事講述者和教師的話語，會被謹慎地記住，並傳承下去。</w:t>
+      </w:r>
+    </w:p>
+    <w:p>
+      <w:pPr/>
+      <w:r>
+        <w:rPr>
+          <w:lang w:val="zh_TW" w:bidi="zh_TW"/>
+        </w:rPr>
+      </w:r>
+      <w:r>
+        <w:rPr>
+          <w:lang w:val="zh_TW" w:bidi="zh_TW"/>
+        </w:rPr>
+        <w:t>人們非常關注話語的真實性。愚蠢的話、奉承（虛假的讚美）、謊言和有害的言語，被認為是不正當的。在商業、法律和社區生活中，誓言（承諾）非常重要。祝福一旦被說出來，它就具有力量，不能收回（</w:t>
+      </w:r>
+      <w:hyperlink r:id="rId14">
+        <w:r>
+          <w:rPr>
+            <w:lang w:val="zh_TW" w:bidi="zh_TW"/>
+          </w:rPr>
+          <w:rPr>
+            <w:color w:val="0000EE"/>
+            <w:u w:val="single"/>
+          </w:rPr>
+          <w:t>創27:30–38</w:t>
+        </w:r>
+      </w:hyperlink>
+      <w:r>
+        <w:rPr>
+          <w:lang w:val="zh_TW" w:bidi="zh_TW"/>
+        </w:rPr>
+        <w:t>；</w:t>
+      </w:r>
+      <w:hyperlink r:id="rId15">
+        <w:r>
+          <w:rPr>
+            <w:lang w:val="zh_TW" w:bidi="zh_TW"/>
+          </w:rPr>
+          <w:rPr>
+            <w:color w:val="0000EE"/>
+            <w:u w:val="single"/>
+          </w:rPr>
+          <w:t>太10:12–13</w:t>
+        </w:r>
+      </w:hyperlink>
+      <w:r>
+        <w:rPr>
+          <w:lang w:val="zh_TW" w:bidi="zh_TW"/>
+        </w:rPr>
+        <w:t>）。同樣的情況也適用於：</w:t>
       </w:r>
     </w:p>
     <w:p>
@@ -467,9 +342,9 @@
         <w:rPr>
           <w:lang w:val="zh_TW" w:bidi="zh_TW"/>
         </w:rPr>
-        <w:t>她瑪在遭到同父異母兄長玷污後，將灰燼撒在自己身上，以表達極深的悲痛與羞辱（</w:t>
-      </w:r>
-      <w:hyperlink r:id="rId20">
+        <w:t>許願（</w:t>
+      </w:r>
+      <w:hyperlink r:id="rId16">
         <w:r>
           <w:rPr>
             <w:lang w:val="zh_TW" w:bidi="zh_TW"/>
@@ -478,14 +353,14 @@
             <w:color w:val="0000EE"/>
             <w:u w:val="single"/>
           </w:rPr>
-          <w:t>撒下13:19</w:t>
+          <w:t>士11:34–35</w:t>
         </w:r>
       </w:hyperlink>
       <w:r>
         <w:rPr>
           <w:lang w:val="zh_TW" w:bidi="zh_TW"/>
         </w:rPr>
-        <w:t>）。</w:t>
+        <w:t>）</w:t>
       </w:r>
     </w:p>
     <w:p>
@@ -503,7 +378,107 @@
         <w:rPr>
           <w:lang w:val="zh_TW" w:bidi="zh_TW"/>
         </w:rPr>
-        <w:t>末底改因王下令滅絕國中所有猶太人，心中極其憂傷，便身披麻衣、頭蒙灰燼（</w:t>
+        <w:t>咒詛（</w:t>
+      </w:r>
+      <w:hyperlink r:id="rId17">
+        <w:r>
+          <w:rPr>
+            <w:lang w:val="zh_TW" w:bidi="zh_TW"/>
+          </w:rPr>
+          <w:rPr>
+            <w:color w:val="0000EE"/>
+            <w:u w:val="single"/>
+          </w:rPr>
+          <w:t>創27:12–13</w:t>
+        </w:r>
+      </w:hyperlink>
+      <w:r>
+        <w:rPr>
+          <w:lang w:val="zh_TW" w:bidi="zh_TW"/>
+        </w:rPr>
+        <w:t>）</w:t>
+      </w:r>
+    </w:p>
+    <w:p>
+      <w:pPr/>
+      <w:r>
+        <w:rPr>
+          <w:lang w:val="zh_TW" w:bidi="zh_TW"/>
+        </w:rPr>
+      </w:r>
+      <w:r>
+        <w:rPr>
+          <w:lang w:val="zh_TW" w:bidi="zh_TW"/>
+        </w:rPr>
+        <w:t>命令的話語，尤其是來自祭司、士師或王的命令，也具有極大的權威（</w:t>
+      </w:r>
+      <w:hyperlink r:id="rId18">
+        <w:r>
+          <w:rPr>
+            <w:lang w:val="zh_TW" w:bidi="zh_TW"/>
+          </w:rPr>
+          <w:rPr>
+            <w:color w:val="0000EE"/>
+            <w:u w:val="single"/>
+          </w:rPr>
+          <w:t>傳8:4</w:t>
+        </w:r>
+      </w:hyperlink>
+      <w:r>
+        <w:rPr>
+          <w:lang w:val="zh_TW" w:bidi="zh_TW"/>
+        </w:rPr>
+        <w:t>）。</w:t>
+      </w:r>
+    </w:p>
+    <w:p>
+      <w:pPr/>
+      <w:r>
+        <w:rPr>
+          <w:lang w:val="zh_TW" w:bidi="zh_TW"/>
+        </w:rPr>
+      </w:r>
+      <w:r>
+        <w:rPr>
+          <w:lang w:val="zh_TW" w:bidi="zh_TW"/>
+        </w:rPr>
+        <w:t>這種對話語的尊重在新約中依然存在。話語揭示了人心中的想法，因此每句隨便的、傷害性的或欺騙性的話，都會受到審判（</w:t>
+      </w:r>
+      <w:hyperlink r:id="rId19">
+        <w:r>
+          <w:rPr>
+            <w:lang w:val="zh_TW" w:bidi="zh_TW"/>
+          </w:rPr>
+          <w:rPr>
+            <w:color w:val="0000EE"/>
+            <w:u w:val="single"/>
+          </w:rPr>
+          <w:t>太12:34–37</w:t>
+        </w:r>
+      </w:hyperlink>
+      <w:r>
+        <w:rPr>
+          <w:lang w:val="zh_TW" w:bidi="zh_TW"/>
+        </w:rPr>
+        <w:t>；</w:t>
+      </w:r>
+      <w:hyperlink r:id="rId20">
+        <w:r>
+          <w:rPr>
+            <w:lang w:val="zh_TW" w:bidi="zh_TW"/>
+          </w:rPr>
+          <w:rPr>
+            <w:color w:val="0000EE"/>
+            <w:u w:val="single"/>
+          </w:rPr>
+          <w:t>5:22</w:t>
+        </w:r>
+      </w:hyperlink>
+      <w:r>
+        <w:rPr>
+          <w:lang w:val="zh_TW" w:bidi="zh_TW"/>
+        </w:rPr>
+        <w:t>），褻瀆神的言語同樣會受到審判（褻瀆，</w:t>
       </w:r>
       <w:hyperlink r:id="rId21">
         <w:r>
@@ -514,14 +489,183 @@
             <w:color w:val="0000EE"/>
             <w:u w:val="single"/>
           </w:rPr>
-          <w:t>斯4:1–3</w:t>
+          <w:t>路12:10</w:t>
         </w:r>
       </w:hyperlink>
       <w:r>
         <w:rPr>
           <w:lang w:val="zh_TW" w:bidi="zh_TW"/>
         </w:rPr>
-        <w:t>）。</w:t>
+        <w:t>）。保羅（</w:t>
+      </w:r>
+      <w:hyperlink r:id="rId22">
+        <w:r>
+          <w:rPr>
+            <w:lang w:val="zh_TW" w:bidi="zh_TW"/>
+          </w:rPr>
+          <w:rPr>
+            <w:color w:val="0000EE"/>
+            <w:u w:val="single"/>
+          </w:rPr>
+          <w:t>弗4:29</w:t>
+        </w:r>
+      </w:hyperlink>
+      <w:r>
+        <w:rPr>
+          <w:lang w:val="zh_TW" w:bidi="zh_TW"/>
+        </w:rPr>
+        <w:t>，</w:t>
+      </w:r>
+      <w:hyperlink r:id="rId23">
+        <w:r>
+          <w:rPr>
+            <w:lang w:val="zh_TW" w:bidi="zh_TW"/>
+          </w:rPr>
+          <w:rPr>
+            <w:color w:val="0000EE"/>
+            <w:u w:val="single"/>
+          </w:rPr>
+          <w:t>5:4</w:t>
+        </w:r>
+      </w:hyperlink>
+      <w:r>
+        <w:rPr>
+          <w:lang w:val="zh_TW" w:bidi="zh_TW"/>
+        </w:rPr>
+        <w:t>）和雅各（</w:t>
+      </w:r>
+      <w:hyperlink r:id="rId24">
+        <w:r>
+          <w:rPr>
+            <w:lang w:val="zh_TW" w:bidi="zh_TW"/>
+          </w:rPr>
+          <w:rPr>
+            <w:color w:val="0000EE"/>
+            <w:u w:val="single"/>
+          </w:rPr>
+          <w:t>雅3:1–12</w:t>
+        </w:r>
+      </w:hyperlink>
+      <w:r>
+        <w:rPr>
+          <w:lang w:val="zh_TW" w:bidi="zh_TW"/>
+        </w:rPr>
+        <w:t>）繼承了希伯來人對話語的尊重。</w:t>
+      </w:r>
+    </w:p>
+    <w:p>
+      <w:pPr>
+        <w:pStyle w:val="Heading3"/>
+      </w:pPr>
+      <w:r>
+        <w:rPr>
+          <w:lang w:val="zh_TW" w:bidi="zh_TW"/>
+        </w:rPr>
+        <w:t>神的話</w:t>
+      </w:r>
+    </w:p>
+    <w:p>
+      <w:pPr/>
+      <w:r>
+        <w:rPr>
+          <w:lang w:val="zh_TW" w:bidi="zh_TW"/>
+        </w:rPr>
+      </w:r>
+      <w:r>
+        <w:rPr>
+          <w:lang w:val="zh_TW" w:bidi="zh_TW"/>
+        </w:rPr>
+        <w:t>神的話已經記載在聖經中。祂的話臨到先知，並通過先知傳遞（</w:t>
+      </w:r>
+      <w:hyperlink r:id="rId25">
+        <w:r>
+          <w:rPr>
+            <w:lang w:val="zh_TW" w:bidi="zh_TW"/>
+          </w:rPr>
+          <w:rPr>
+            <w:color w:val="0000EE"/>
+            <w:u w:val="single"/>
+          </w:rPr>
+          <w:t>王上12:22</w:t>
+        </w:r>
+      </w:hyperlink>
+      <w:r>
+        <w:rPr>
+          <w:lang w:val="zh_TW" w:bidi="zh_TW"/>
+        </w:rPr>
+        <w:t>；</w:t>
+      </w:r>
+      <w:hyperlink r:id="rId26">
+        <w:r>
+          <w:rPr>
+            <w:lang w:val="zh_TW" w:bidi="zh_TW"/>
+          </w:rPr>
+          <w:rPr>
+            <w:color w:val="0000EE"/>
+            <w:u w:val="single"/>
+          </w:rPr>
+          <w:t>代上17:3</w:t>
+        </w:r>
+      </w:hyperlink>
+      <w:r>
+        <w:rPr>
+          <w:lang w:val="zh_TW" w:bidi="zh_TW"/>
+        </w:rPr>
+        <w:t>；參</w:t>
+      </w:r>
+      <w:hyperlink r:id="rId27">
+        <w:r>
+          <w:rPr>
+            <w:lang w:val="zh_TW" w:bidi="zh_TW"/>
+          </w:rPr>
+          <w:rPr>
+            <w:color w:val="0000EE"/>
+            <w:u w:val="single"/>
+          </w:rPr>
+          <w:t>路3:2</w:t>
+        </w:r>
+      </w:hyperlink>
+      <w:r>
+        <w:rPr>
+          <w:lang w:val="zh_TW" w:bidi="zh_TW"/>
+        </w:rPr>
+        <w:t>），先知「奉耶和華的命」說話和行事。神的話也透過律法傳達出來，神在西奈山「說」出律法（</w:t>
+      </w:r>
+      <w:hyperlink r:id="rId28">
+        <w:r>
+          <w:rPr>
+            <w:lang w:val="zh_TW" w:bidi="zh_TW"/>
+          </w:rPr>
+          <w:rPr>
+            <w:color w:val="0000EE"/>
+            <w:u w:val="single"/>
+          </w:rPr>
+          <w:t>出20:1</w:t>
+        </w:r>
+      </w:hyperlink>
+      <w:r>
+        <w:rPr>
+          <w:lang w:val="zh_TW" w:bidi="zh_TW"/>
+        </w:rPr>
+        <w:t>）。因此，神的「話」有許多律法同義詞（見</w:t>
+      </w:r>
+      <w:hyperlink r:id="rId29">
+        <w:r>
+          <w:rPr>
+            <w:lang w:val="zh_TW" w:bidi="zh_TW"/>
+          </w:rPr>
+          <w:rPr>
+            <w:color w:val="0000EE"/>
+            <w:u w:val="single"/>
+          </w:rPr>
+          <w:t>詩119章</w:t>
+        </w:r>
+      </w:hyperlink>
+      <w:r>
+        <w:rPr>
+          <w:lang w:val="zh_TW" w:bidi="zh_TW"/>
+        </w:rPr>
+        <w:t>）：</w:t>
       </w:r>
     </w:p>
     <w:p>
@@ -539,25 +683,7 @@
         <w:rPr>
           <w:lang w:val="zh_TW" w:bidi="zh_TW"/>
         </w:rPr>
-        <w:t>但以理在為被擄、寄居異邦的百姓向神禱告時，披麻蒙灰（</w:t>
-      </w:r>
-      <w:hyperlink r:id="rId22">
-        <w:r>
-          <w:rPr>
-            <w:lang w:val="zh_TW" w:bidi="zh_TW"/>
-          </w:rPr>
-          <w:rPr>
-            <w:color w:val="0000EE"/>
-            <w:u w:val="single"/>
-          </w:rPr>
-          <w:t>但9:3</w:t>
-        </w:r>
-      </w:hyperlink>
-      <w:r>
-        <w:rPr>
-          <w:lang w:val="zh_TW" w:bidi="zh_TW"/>
-        </w:rPr>
-        <w:t>）。</w:t>
+        <w:t>「律例」</w:t>
       </w:r>
     </w:p>
     <w:p>
@@ -575,43 +701,25 @@
         <w:rPr>
           <w:lang w:val="zh_TW" w:bidi="zh_TW"/>
         </w:rPr>
-        <w:t>尼尼微王在聽見約拿所傳神的信息後，為自己的惡行懊悔，坐在灰燼中（</w:t>
-      </w:r>
-      <w:hyperlink r:id="rId23">
-        <w:r>
-          <w:rPr>
-            <w:lang w:val="zh_TW" w:bidi="zh_TW"/>
-          </w:rPr>
-          <w:rPr>
-            <w:color w:val="0000EE"/>
-            <w:u w:val="single"/>
-          </w:rPr>
-          <w:t>拿3:6</w:t>
-        </w:r>
-      </w:hyperlink>
-      <w:r>
-        <w:rPr>
-          <w:lang w:val="zh_TW" w:bidi="zh_TW"/>
-        </w:rPr>
-        <w:t>；</w:t>
-      </w:r>
-      <w:hyperlink r:id="rId24">
-        <w:r>
-          <w:rPr>
-            <w:lang w:val="zh_TW" w:bidi="zh_TW"/>
-          </w:rPr>
-          <w:rPr>
-            <w:color w:val="0000EE"/>
-            <w:u w:val="single"/>
-          </w:rPr>
-          <w:t>路10:13</w:t>
-        </w:r>
-      </w:hyperlink>
-      <w:r>
-        <w:rPr>
-          <w:lang w:val="zh_TW" w:bidi="zh_TW"/>
-        </w:rPr>
-        <w:t>）。</w:t>
+        <w:t>「命令」</w:t>
+      </w:r>
+    </w:p>
+    <w:p>
+      <w:pPr>
+        <w:pStyle w:val="ListBullet"/>
+        <w:spacing w:line="240" w:lineRule="auto"/>
+        <w:ind w:left="720"/>
+      </w:pPr>
+      <w:r>
+        <w:rPr>
+          <w:lang w:val="zh_TW" w:bidi="zh_TW"/>
+        </w:rPr>
+      </w:r>
+      <w:r>
+        <w:rPr>
+          <w:lang w:val="zh_TW" w:bidi="zh_TW"/>
+        </w:rPr>
+        <w:t>「訓詞」</w:t>
       </w:r>
     </w:p>
     <w:p>
@@ -625,7 +733,611 @@
         <w:rPr>
           <w:lang w:val="zh_TW" w:bidi="zh_TW"/>
         </w:rPr>
-        <w:t>此外，聖經中的人們也以灰燼作為象徵，表達不同的含義，例如：</w:t>
+        <w:t>當沒有神的啟示時，就像「饑荒（famine）」一樣（</w:t>
+      </w:r>
+      <w:hyperlink r:id="rId30">
+        <w:r>
+          <w:rPr>
+            <w:lang w:val="zh_TW" w:bidi="zh_TW"/>
+          </w:rPr>
+          <w:rPr>
+            <w:color w:val="0000EE"/>
+            <w:u w:val="single"/>
+          </w:rPr>
+          <w:t>撒上3:1</w:t>
+        </w:r>
+      </w:hyperlink>
+      <w:r>
+        <w:rPr>
+          <w:lang w:val="zh_TW" w:bidi="zh_TW"/>
+        </w:rPr>
+        <w:t>）。神的話不僅包括警告和命令，還包含應許。神的每一句話都是可信的（</w:t>
+      </w:r>
+      <w:hyperlink r:id="rId31">
+        <w:r>
+          <w:rPr>
+            <w:lang w:val="zh_TW" w:bidi="zh_TW"/>
+          </w:rPr>
+          <w:rPr>
+            <w:color w:val="0000EE"/>
+            <w:u w:val="single"/>
+          </w:rPr>
+          <w:t>賽31:2</w:t>
+        </w:r>
+      </w:hyperlink>
+      <w:r>
+        <w:rPr>
+          <w:lang w:val="zh_TW" w:bidi="zh_TW"/>
+        </w:rPr>
+        <w:t>），在天上永遠立定（</w:t>
+      </w:r>
+      <w:hyperlink r:id="rId32">
+        <w:r>
+          <w:rPr>
+            <w:lang w:val="zh_TW" w:bidi="zh_TW"/>
+          </w:rPr>
+          <w:rPr>
+            <w:color w:val="0000EE"/>
+            <w:u w:val="single"/>
+          </w:rPr>
+          <w:t>詩119:89</w:t>
+        </w:r>
+      </w:hyperlink>
+      <w:r>
+        <w:rPr>
+          <w:lang w:val="zh_TW" w:bidi="zh_TW"/>
+        </w:rPr>
+        <w:t>；</w:t>
+      </w:r>
+      <w:hyperlink r:id="rId33">
+        <w:r>
+          <w:rPr>
+            <w:lang w:val="zh_TW" w:bidi="zh_TW"/>
+          </w:rPr>
+          <w:rPr>
+            <w:color w:val="0000EE"/>
+            <w:u w:val="single"/>
+          </w:rPr>
+          <w:t>賽40:8</w:t>
+        </w:r>
+      </w:hyperlink>
+      <w:r>
+        <w:rPr>
+          <w:lang w:val="zh_TW" w:bidi="zh_TW"/>
+        </w:rPr>
+        <w:t>），並以神起誓為保證（</w:t>
+      </w:r>
+      <w:hyperlink r:id="rId34">
+        <w:r>
+          <w:rPr>
+            <w:lang w:val="zh_TW" w:bidi="zh_TW"/>
+          </w:rPr>
+          <w:rPr>
+            <w:color w:val="0000EE"/>
+            <w:u w:val="single"/>
+          </w:rPr>
+          <w:t>耶1:12</w:t>
+        </w:r>
+      </w:hyperlink>
+      <w:r>
+        <w:rPr>
+          <w:lang w:val="zh_TW" w:bidi="zh_TW"/>
+        </w:rPr>
+        <w:t>；</w:t>
+      </w:r>
+      <w:hyperlink r:id="rId35">
+        <w:r>
+          <w:rPr>
+            <w:lang w:val="zh_TW" w:bidi="zh_TW"/>
+          </w:rPr>
+          <w:rPr>
+            <w:color w:val="0000EE"/>
+            <w:u w:val="single"/>
+          </w:rPr>
+          <w:t>詩110:4</w:t>
+        </w:r>
+      </w:hyperlink>
+      <w:r>
+        <w:rPr>
+          <w:lang w:val="zh_TW" w:bidi="zh_TW"/>
+        </w:rPr>
+        <w:t>；</w:t>
+      </w:r>
+      <w:hyperlink r:id="rId36">
+        <w:r>
+          <w:rPr>
+            <w:lang w:val="zh_TW" w:bidi="zh_TW"/>
+          </w:rPr>
+          <w:rPr>
+            <w:color w:val="0000EE"/>
+            <w:u w:val="single"/>
+          </w:rPr>
+          <w:t>結12:25、28</w:t>
+        </w:r>
+      </w:hyperlink>
+      <w:r>
+        <w:rPr>
+          <w:lang w:val="zh_TW" w:bidi="zh_TW"/>
+        </w:rPr>
+        <w:t>）。神的話表達了神的心意，並不是沉重的或難以遵行的，反而是喜樂、盼望和保護的泉源，使人不致犯罪（</w:t>
+      </w:r>
+      <w:hyperlink r:id="rId37">
+        <w:r>
+          <w:rPr>
+            <w:lang w:val="zh_TW" w:bidi="zh_TW"/>
+          </w:rPr>
+          <w:rPr>
+            <w:color w:val="0000EE"/>
+            <w:u w:val="single"/>
+          </w:rPr>
+          <w:t>詩1，</w:t>
+        </w:r>
+      </w:hyperlink>
+      <w:hyperlink r:id="rId29">
+        <w:r>
+          <w:rPr>
+            <w:lang w:val="zh_TW" w:bidi="zh_TW"/>
+          </w:rPr>
+          <w:rPr>
+            <w:color w:val="0000EE"/>
+            <w:u w:val="single"/>
+          </w:rPr>
+          <w:t>119章</w:t>
+        </w:r>
+      </w:hyperlink>
+      <w:r>
+        <w:rPr>
+          <w:lang w:val="zh_TW" w:bidi="zh_TW"/>
+        </w:rPr>
+        <w:t>；</w:t>
+      </w:r>
+      <w:hyperlink r:id="rId38">
+        <w:r>
+          <w:rPr>
+            <w:lang w:val="zh_TW" w:bidi="zh_TW"/>
+          </w:rPr>
+          <w:rPr>
+            <w:color w:val="0000EE"/>
+            <w:u w:val="single"/>
+          </w:rPr>
+          <w:t>耶15:16</w:t>
+        </w:r>
+      </w:hyperlink>
+      <w:r>
+        <w:rPr>
+          <w:lang w:val="zh_TW" w:bidi="zh_TW"/>
+        </w:rPr>
+        <w:t>）。人可以靠神的話活著（</w:t>
+      </w:r>
+      <w:hyperlink r:id="rId39">
+        <w:r>
+          <w:rPr>
+            <w:lang w:val="zh_TW" w:bidi="zh_TW"/>
+          </w:rPr>
+          <w:rPr>
+            <w:color w:val="0000EE"/>
+            <w:u w:val="single"/>
+          </w:rPr>
+          <w:t>申8:3</w:t>
+        </w:r>
+      </w:hyperlink>
+      <w:r>
+        <w:rPr>
+          <w:lang w:val="zh_TW" w:bidi="zh_TW"/>
+        </w:rPr>
+        <w:t>；</w:t>
+      </w:r>
+      <w:hyperlink r:id="rId40">
+        <w:r>
+          <w:rPr>
+            <w:lang w:val="zh_TW" w:bidi="zh_TW"/>
+          </w:rPr>
+          <w:rPr>
+            <w:color w:val="0000EE"/>
+            <w:u w:val="single"/>
+          </w:rPr>
+          <w:t>太4:4</w:t>
+        </w:r>
+      </w:hyperlink>
+      <w:r>
+        <w:rPr>
+          <w:lang w:val="zh_TW" w:bidi="zh_TW"/>
+        </w:rPr>
+        <w:t>）。</w:t>
+      </w:r>
+    </w:p>
+    <w:p>
+      <w:pPr/>
+      <w:r>
+        <w:rPr>
+          <w:lang w:val="zh_TW" w:bidi="zh_TW"/>
+        </w:rPr>
+      </w:r>
+      <w:r>
+        <w:rPr>
+          <w:lang w:val="zh_TW" w:bidi="zh_TW"/>
+        </w:rPr>
+        <w:t>神的話有大能執行祂的旨意。它不會「徒然（empty）」返回祂那裡，而是會成就祂的旨意（</w:t>
+      </w:r>
+      <w:hyperlink r:id="rId41">
+        <w:r>
+          <w:rPr>
+            <w:lang w:val="zh_TW" w:bidi="zh_TW"/>
+          </w:rPr>
+          <w:rPr>
+            <w:color w:val="0000EE"/>
+            <w:u w:val="single"/>
+          </w:rPr>
+          <w:t>賽55:11</w:t>
+        </w:r>
+      </w:hyperlink>
+      <w:r>
+        <w:rPr>
+          <w:lang w:val="zh_TW" w:bidi="zh_TW"/>
+        </w:rPr>
+        <w:t>）。神憑著祂的話創造了世界，祂的話也持續維持著世界（</w:t>
+      </w:r>
+      <w:hyperlink r:id="rId42">
+        <w:r>
+          <w:rPr>
+            <w:lang w:val="zh_TW" w:bidi="zh_TW"/>
+          </w:rPr>
+          <w:rPr>
+            <w:color w:val="0000EE"/>
+            <w:u w:val="single"/>
+          </w:rPr>
+          <w:t>創1章</w:t>
+        </w:r>
+      </w:hyperlink>
+      <w:r>
+        <w:rPr>
+          <w:lang w:val="zh_TW" w:bidi="zh_TW"/>
+        </w:rPr>
+        <w:t>；</w:t>
+      </w:r>
+      <w:hyperlink r:id="rId43">
+        <w:r>
+          <w:rPr>
+            <w:lang w:val="zh_TW" w:bidi="zh_TW"/>
+          </w:rPr>
+          <w:rPr>
+            <w:color w:val="0000EE"/>
+            <w:u w:val="single"/>
+          </w:rPr>
+          <w:t>詩33:6</w:t>
+        </w:r>
+      </w:hyperlink>
+      <w:r>
+        <w:rPr>
+          <w:lang w:val="zh_TW" w:bidi="zh_TW"/>
+        </w:rPr>
+        <w:t>；參</w:t>
+      </w:r>
+      <w:hyperlink r:id="rId44">
+        <w:r>
+          <w:rPr>
+            <w:lang w:val="zh_TW" w:bidi="zh_TW"/>
+          </w:rPr>
+          <w:rPr>
+            <w:color w:val="0000EE"/>
+            <w:u w:val="single"/>
+          </w:rPr>
+          <w:t>來1:2</w:t>
+        </w:r>
+      </w:hyperlink>
+      <w:r>
+        <w:rPr>
+          <w:lang w:val="zh_TW" w:bidi="zh_TW"/>
+        </w:rPr>
+        <w:t>，</w:t>
+      </w:r>
+      <w:hyperlink r:id="rId45">
+        <w:r>
+          <w:rPr>
+            <w:lang w:val="zh_TW" w:bidi="zh_TW"/>
+          </w:rPr>
+          <w:rPr>
+            <w:color w:val="0000EE"/>
+            <w:u w:val="single"/>
+          </w:rPr>
+          <w:t>11:3</w:t>
+        </w:r>
+      </w:hyperlink>
+      <w:r>
+        <w:rPr>
+          <w:lang w:val="zh_TW" w:bidi="zh_TW"/>
+        </w:rPr>
+        <w:t>；</w:t>
+      </w:r>
+      <w:hyperlink r:id="rId46">
+        <w:r>
+          <w:rPr>
+            <w:lang w:val="zh_TW" w:bidi="zh_TW"/>
+          </w:rPr>
+          <w:rPr>
+            <w:color w:val="0000EE"/>
+            <w:u w:val="single"/>
+          </w:rPr>
+          <w:t>彼後3:5</w:t>
+        </w:r>
+      </w:hyperlink>
+      <w:r>
+        <w:rPr>
+          <w:lang w:val="zh_TW" w:bidi="zh_TW"/>
+        </w:rPr>
+        <w:t>）。最終，這些神的啟示被記錄下來，形成了聖經，成為「神的道」（</w:t>
+      </w:r>
+      <w:hyperlink r:id="rId47">
+        <w:r>
+          <w:rPr>
+            <w:lang w:val="zh_TW" w:bidi="zh_TW"/>
+          </w:rPr>
+          <w:rPr>
+            <w:color w:val="0000EE"/>
+            <w:u w:val="single"/>
+          </w:rPr>
+          <w:t>可7:13</w:t>
+        </w:r>
+      </w:hyperlink>
+      <w:r>
+        <w:rPr>
+          <w:lang w:val="zh_TW" w:bidi="zh_TW"/>
+        </w:rPr>
+        <w:t>；參</w:t>
+      </w:r>
+      <w:hyperlink r:id="rId48">
+        <w:r>
+          <w:rPr>
+            <w:lang w:val="zh_TW" w:bidi="zh_TW"/>
+          </w:rPr>
+          <w:rPr>
+            <w:color w:val="0000EE"/>
+            <w:u w:val="single"/>
+          </w:rPr>
+          <w:t>路16:29–31</w:t>
+        </w:r>
+      </w:hyperlink>
+      <w:r>
+        <w:rPr>
+          <w:lang w:val="zh_TW" w:bidi="zh_TW"/>
+        </w:rPr>
+        <w:t>；</w:t>
+      </w:r>
+      <w:hyperlink r:id="rId49">
+        <w:r>
+          <w:rPr>
+            <w:lang w:val="zh_TW" w:bidi="zh_TW"/>
+          </w:rPr>
+          <w:rPr>
+            <w:color w:val="0000EE"/>
+            <w:u w:val="single"/>
+          </w:rPr>
+          <w:t>約5:39</w:t>
+        </w:r>
+      </w:hyperlink>
+      <w:r>
+        <w:rPr>
+          <w:lang w:val="zh_TW" w:bidi="zh_TW"/>
+        </w:rPr>
+        <w:t>）。</w:t>
+      </w:r>
+    </w:p>
+    <w:p>
+      <w:pPr/>
+      <w:r>
+        <w:rPr>
+          <w:lang w:val="zh_TW" w:bidi="zh_TW"/>
+        </w:rPr>
+      </w:r>
+      <w:r>
+        <w:rPr>
+          <w:lang w:val="zh_TW" w:bidi="zh_TW"/>
+        </w:rPr>
+        <w:t>耶穌傳講神的話，祂「說話行事都有大能」（</w:t>
+      </w:r>
+      <w:hyperlink r:id="rId50">
+        <w:r>
+          <w:rPr>
+            <w:lang w:val="zh_TW" w:bidi="zh_TW"/>
+          </w:rPr>
+          <w:rPr>
+            <w:color w:val="0000EE"/>
+            <w:u w:val="single"/>
+          </w:rPr>
+          <w:t>路24:19</w:t>
+        </w:r>
+      </w:hyperlink>
+      <w:r>
+        <w:rPr>
+          <w:lang w:val="zh_TW" w:bidi="zh_TW"/>
+        </w:rPr>
+        <w:t>），並且以權柄教訓人（</w:t>
+      </w:r>
+      <w:hyperlink r:id="rId51">
+        <w:r>
+          <w:rPr>
+            <w:lang w:val="zh_TW" w:bidi="zh_TW"/>
+          </w:rPr>
+          <w:rPr>
+            <w:color w:val="0000EE"/>
+            <w:u w:val="single"/>
+          </w:rPr>
+          <w:t>可1:22、27</w:t>
+        </w:r>
+      </w:hyperlink>
+      <w:r>
+        <w:rPr>
+          <w:lang w:val="zh_TW" w:bidi="zh_TW"/>
+        </w:rPr>
+        <w:t>）。祂的話對自然界、疾病、惡鬼，甚至死亡都有權柄（</w:t>
+      </w:r>
+      <w:hyperlink r:id="rId52">
+        <w:r>
+          <w:rPr>
+            <w:lang w:val="zh_TW" w:bidi="zh_TW"/>
+          </w:rPr>
+          <w:rPr>
+            <w:color w:val="0000EE"/>
+            <w:u w:val="single"/>
+          </w:rPr>
+          <w:t>太8:8、13</w:t>
+        </w:r>
+      </w:hyperlink>
+      <w:r>
+        <w:rPr>
+          <w:lang w:val="zh_TW" w:bidi="zh_TW"/>
+        </w:rPr>
+        <w:t>）。耶穌的「天國道理」像是播種在願意的心田中，當它被接受，就會生出為神結的果子（</w:t>
+      </w:r>
+      <w:hyperlink r:id="rId53">
+        <w:r>
+          <w:rPr>
+            <w:lang w:val="zh_TW" w:bidi="zh_TW"/>
+          </w:rPr>
+          <w:rPr>
+            <w:color w:val="0000EE"/>
+            <w:u w:val="single"/>
+          </w:rPr>
+          <w:t>太13:19</w:t>
+        </w:r>
+      </w:hyperlink>
+      <w:r>
+        <w:rPr>
+          <w:lang w:val="zh_TW" w:bidi="zh_TW"/>
+        </w:rPr>
+        <w:t>；</w:t>
+      </w:r>
+      <w:hyperlink r:id="rId54">
+        <w:r>
+          <w:rPr>
+            <w:lang w:val="zh_TW" w:bidi="zh_TW"/>
+          </w:rPr>
+          <w:rPr>
+            <w:color w:val="0000EE"/>
+            <w:u w:val="single"/>
+          </w:rPr>
+          <w:t>可4:14</w:t>
+        </w:r>
+      </w:hyperlink>
+      <w:r>
+        <w:rPr>
+          <w:lang w:val="zh_TW" w:bidi="zh_TW"/>
+        </w:rPr>
+        <w:t>）。耶穌的話潔淨了祂的門徒，並使他們得自由（</w:t>
+      </w:r>
+      <w:hyperlink r:id="rId55">
+        <w:r>
+          <w:rPr>
+            <w:lang w:val="zh_TW" w:bidi="zh_TW"/>
+          </w:rPr>
+          <w:rPr>
+            <w:color w:val="0000EE"/>
+            <w:u w:val="single"/>
+          </w:rPr>
+          <w:t>約8:31</w:t>
+        </w:r>
+      </w:hyperlink>
+      <w:r>
+        <w:rPr>
+          <w:lang w:val="zh_TW" w:bidi="zh_TW"/>
+        </w:rPr>
+        <w:t>，</w:t>
+      </w:r>
+      <w:hyperlink r:id="rId56">
+        <w:r>
+          <w:rPr>
+            <w:lang w:val="zh_TW" w:bidi="zh_TW"/>
+          </w:rPr>
+          <w:rPr>
+            <w:color w:val="0000EE"/>
+            <w:u w:val="single"/>
+          </w:rPr>
+          <w:t>12:48</w:t>
+        </w:r>
+      </w:hyperlink>
+      <w:r>
+        <w:rPr>
+          <w:lang w:val="zh_TW" w:bidi="zh_TW"/>
+        </w:rPr>
+        <w:t>，</w:t>
+      </w:r>
+      <w:hyperlink r:id="rId57">
+        <w:r>
+          <w:rPr>
+            <w:lang w:val="zh_TW" w:bidi="zh_TW"/>
+          </w:rPr>
+          <w:rPr>
+            <w:color w:val="0000EE"/>
+            <w:u w:val="single"/>
+          </w:rPr>
+          <w:t>15:3</w:t>
+        </w:r>
+      </w:hyperlink>
+      <w:r>
+        <w:rPr>
+          <w:lang w:val="zh_TW" w:bidi="zh_TW"/>
+        </w:rPr>
+        <w:t>，</w:t>
+      </w:r>
+      <w:hyperlink r:id="rId58">
+        <w:r>
+          <w:rPr>
+            <w:lang w:val="zh_TW" w:bidi="zh_TW"/>
+          </w:rPr>
+          <w:rPr>
+            <w:color w:val="0000EE"/>
+            <w:u w:val="single"/>
+          </w:rPr>
+          <w:t>17:14</w:t>
+        </w:r>
+      </w:hyperlink>
+      <w:r>
+        <w:rPr>
+          <w:lang w:val="zh_TW" w:bidi="zh_TW"/>
+        </w:rPr>
+        <w:t>）。教會所傳講的信心之道（</w:t>
+      </w:r>
+      <w:hyperlink r:id="rId59">
+        <w:r>
+          <w:rPr>
+            <w:lang w:val="zh_TW" w:bidi="zh_TW"/>
+          </w:rPr>
+          <w:rPr>
+            <w:color w:val="0000EE"/>
+            <w:u w:val="single"/>
+          </w:rPr>
+          <w:t>羅10:8</w:t>
+        </w:r>
+      </w:hyperlink>
+      <w:hyperlink r:id="rId60">
+        <w:r>
+          <w:rPr>
+            <w:lang w:val="zh_TW" w:bidi="zh_TW"/>
+          </w:rPr>
+          <w:rPr>
+            <w:color w:val="0000EE"/>
+            <w:u w:val="single"/>
+          </w:rPr>
+          <w:t>–</w:t>
+        </w:r>
+      </w:hyperlink>
+      <w:hyperlink r:id="rId59">
+        <w:r>
+          <w:rPr>
+            <w:lang w:val="zh_TW" w:bidi="zh_TW"/>
+          </w:rPr>
+          <w:rPr>
+            <w:color w:val="0000EE"/>
+            <w:u w:val="single"/>
+          </w:rPr>
+          <w:t>9、17</w:t>
+        </w:r>
+      </w:hyperlink>
+      <w:r>
+        <w:rPr>
+          <w:lang w:val="zh_TW" w:bidi="zh_TW"/>
+        </w:rPr>
+        <w:t>）有各種不同的描述：</w:t>
       </w:r>
     </w:p>
     <w:p>
@@ -643,25 +1355,7 @@
         <w:rPr>
           <w:lang w:val="zh_TW" w:bidi="zh_TW"/>
         </w:rPr>
-        <w:t>表示卑微與渺小（</w:t>
-      </w:r>
-      <w:hyperlink r:id="rId25">
-        <w:r>
-          <w:rPr>
-            <w:lang w:val="zh_TW" w:bidi="zh_TW"/>
-          </w:rPr>
-          <w:rPr>
-            <w:color w:val="0000EE"/>
-            <w:u w:val="single"/>
-          </w:rPr>
-          <w:t>創18:27</w:t>
-        </w:r>
-      </w:hyperlink>
-      <w:r>
-        <w:rPr>
-          <w:lang w:val="zh_TW" w:bidi="zh_TW"/>
-        </w:rPr>
-        <w:t>）</w:t>
+        <w:t>救恩（salvation）之道</w:t>
       </w:r>
     </w:p>
     <w:p>
@@ -679,61 +1373,7 @@
         <w:rPr>
           <w:lang w:val="zh_TW" w:bidi="zh_TW"/>
         </w:rPr>
-        <w:t>表示毫無價值或失去功用的狀態（</w:t>
-      </w:r>
-      <w:hyperlink r:id="rId26">
-        <w:r>
-          <w:rPr>
-            <w:lang w:val="zh_TW" w:bidi="zh_TW"/>
-          </w:rPr>
-          <w:rPr>
-            <w:color w:val="0000EE"/>
-            <w:u w:val="single"/>
-          </w:rPr>
-          <w:t>伯13:12</w:t>
-        </w:r>
-      </w:hyperlink>
-      <w:r>
-        <w:rPr>
-          <w:lang w:val="zh_TW" w:bidi="zh_TW"/>
-        </w:rPr>
-        <w:t>，</w:t>
-      </w:r>
-      <w:hyperlink r:id="rId27">
-        <w:r>
-          <w:rPr>
-            <w:lang w:val="zh_TW" w:bidi="zh_TW"/>
-          </w:rPr>
-          <w:rPr>
-            <w:color w:val="0000EE"/>
-            <w:u w:val="single"/>
-          </w:rPr>
-          <w:t>30:19</w:t>
-        </w:r>
-      </w:hyperlink>
-      <w:r>
-        <w:rPr>
-          <w:lang w:val="zh_TW" w:bidi="zh_TW"/>
-        </w:rPr>
-        <w:t>；</w:t>
-      </w:r>
-      <w:hyperlink r:id="rId28">
-        <w:r>
-          <w:rPr>
-            <w:lang w:val="zh_TW" w:bidi="zh_TW"/>
-          </w:rPr>
-          <w:rPr>
-            <w:color w:val="0000EE"/>
-            <w:u w:val="single"/>
-          </w:rPr>
-          <w:t>賽44:20</w:t>
-        </w:r>
-      </w:hyperlink>
-      <w:r>
-        <w:rPr>
-          <w:lang w:val="zh_TW" w:bidi="zh_TW"/>
-        </w:rPr>
-        <w:t>）</w:t>
+        <w:t>恩典（grace）之道</w:t>
       </w:r>
     </w:p>
     <w:p>
@@ -751,43 +1391,72 @@
         <w:rPr>
           <w:lang w:val="zh_TW" w:bidi="zh_TW"/>
         </w:rPr>
-        <w:t>毀滅（</w:t>
-      </w:r>
-      <w:hyperlink r:id="rId29">
-        <w:r>
-          <w:rPr>
-            <w:lang w:val="zh_TW" w:bidi="zh_TW"/>
-          </w:rPr>
-          <w:rPr>
-            <w:color w:val="0000EE"/>
-            <w:u w:val="single"/>
-          </w:rPr>
-          <w:t>結28:18</w:t>
-        </w:r>
-      </w:hyperlink>
-      <w:r>
-        <w:rPr>
-          <w:lang w:val="zh_TW" w:bidi="zh_TW"/>
-        </w:rPr>
-        <w:t>；</w:t>
-      </w:r>
-      <w:hyperlink r:id="rId30">
-        <w:r>
-          <w:rPr>
-            <w:lang w:val="zh_TW" w:bidi="zh_TW"/>
-          </w:rPr>
-          <w:rPr>
-            <w:color w:val="0000EE"/>
-            <w:u w:val="single"/>
-          </w:rPr>
-          <w:t>彼後2:6</w:t>
-        </w:r>
-      </w:hyperlink>
-      <w:r>
-        <w:rPr>
-          <w:lang w:val="zh_TW" w:bidi="zh_TW"/>
-        </w:rPr>
-        <w:t>）</w:t>
+        <w:t>和好（reconciliation）之道</w:t>
+      </w:r>
+    </w:p>
+    <w:p>
+      <w:pPr>
+        <w:pStyle w:val="ListBullet"/>
+        <w:spacing w:line="240" w:lineRule="auto"/>
+        <w:ind w:left="720"/>
+      </w:pPr>
+      <w:r>
+        <w:rPr>
+          <w:lang w:val="zh_TW" w:bidi="zh_TW"/>
+        </w:rPr>
+      </w:r>
+      <w:r>
+        <w:rPr>
+          <w:lang w:val="zh_TW" w:bidi="zh_TW"/>
+        </w:rPr>
+        <w:t>福音（the gospel）之道</w:t>
+      </w:r>
+    </w:p>
+    <w:p>
+      <w:pPr>
+        <w:pStyle w:val="ListBullet"/>
+        <w:spacing w:line="240" w:lineRule="auto"/>
+        <w:ind w:left="720"/>
+      </w:pPr>
+      <w:r>
+        <w:rPr>
+          <w:lang w:val="zh_TW" w:bidi="zh_TW"/>
+        </w:rPr>
+      </w:r>
+      <w:r>
+        <w:rPr>
+          <w:lang w:val="zh_TW" w:bidi="zh_TW"/>
+        </w:rPr>
+        <w:t>公義（righteousness）之道</w:t>
+      </w:r>
+    </w:p>
+    <w:p>
+      <w:pPr>
+        <w:pStyle w:val="ListBullet"/>
+        <w:spacing w:line="240" w:lineRule="auto"/>
+        <w:ind w:left="720"/>
+      </w:pPr>
+      <w:r>
+        <w:rPr>
+          <w:lang w:val="zh_TW" w:bidi="zh_TW"/>
+        </w:rPr>
+      </w:r>
+      <w:r>
+        <w:rPr>
+          <w:lang w:val="zh_TW" w:bidi="zh_TW"/>
+        </w:rPr>
+        <w:t>生命（life）之道</w:t>
+      </w:r>
+    </w:p>
+    <w:p>
+      <w:pPr>
+        <w:pStyle w:val="Heading3"/>
+      </w:pPr>
+      <w:r>
+        <w:rPr>
+          <w:lang w:val="zh_TW" w:bidi="zh_TW"/>
+        </w:rPr>
+        <w:t>神的道</w:t>
       </w:r>
     </w:p>
     <w:p>
@@ -799,32 +1468,35 @@
       </w:r>
       <w:r>
         <w:rPr>
+          <w:lang w:val="zh_TW" w:bidi="zh_TW"/>
+        </w:rPr>
+        <w:t>在約翰福音的開頭，約翰稱神的兒子為「道（the Word）」。作為「道」，子完全啟示並傳達了神。「道」的希臘文是</w:t>
+      </w:r>
+      <w:r>
+        <w:rPr>
           <w:i/>
           <w:lang w:val="zh_TW" w:bidi="zh_TW"/>
         </w:rPr>
-        <w:t xml:space="preserve">另見 </w:t>
-      </w:r>
-      <w:r>
-        <w:rPr>
-          <w:lang w:val="zh_TW" w:bidi="zh_TW"/>
-        </w:rPr>
-        <w:t>哀悼</w:t>
-      </w:r>
-      <w:r>
-        <w:rPr>
-          <w:lang w:val="zh_TW" w:bidi="zh_TW"/>
-        </w:rPr>
-        <w:t>。</w:t>
-      </w:r>
-      <w:r>
-        <w:rPr>
-          <w:lang w:val="zh_TW" w:bidi="zh_TW"/>
-        </w:rPr>
-      </w:r>
-      <w:r>
-        <w:rPr>
-          <w:lang w:val="zh_TW" w:bidi="zh_TW"/>
-        </w:rPr>
+        <w:t>logos</w:t>
+      </w:r>
+      <w:r>
+        <w:rPr>
+          <w:lang w:val="zh_TW" w:bidi="zh_TW"/>
+        </w:rPr>
+        <w:t>，這個詞在希臘文化中有兩個主要含義。它可以指人的內在思想或理性，也可以指思想的表達，即言語。在希臘哲學中，</w:t>
+      </w:r>
+      <w:r>
+        <w:rPr>
+          <w:i/>
+          <w:lang w:val="zh_TW" w:bidi="zh_TW"/>
+        </w:rPr>
+        <w:t>logos</w:t>
+      </w:r>
+      <w:r>
+        <w:rPr>
+          <w:lang w:val="zh_TW" w:bidi="zh_TW"/>
+        </w:rPr>
+        <w:t xml:space="preserve"> 也意味著宇宙的原則或創造宇宙的能量。</w:t>
       </w:r>
     </w:p>
     <w:p>
@@ -834,21 +1506,60 @@
           <w:lang w:val="zh_TW" w:bidi="zh_TW"/>
         </w:rPr>
       </w:r>
-    </w:p>
-    <w:p>
-      <w:pPr>
-        <w:pStyle w:val="Heading2"/>
-      </w:pPr>
-      <w:r>
-        <w:rPr>
-          <w:lang w:val="zh_TW" w:bidi="zh_TW"/>
-        </w:rPr>
-        <w:t>悔改</w:t>
-      </w:r>
-      <w:r>
-        <w:rPr>
-          <w:lang w:val="zh_TW" w:bidi="zh_TW"/>
-        </w:rPr>
+      <w:r>
+        <w:rPr>
+          <w:lang w:val="zh_TW" w:bidi="zh_TW"/>
+        </w:rPr>
+        <w:t>在猶太和希臘思想中，</w:t>
+      </w:r>
+      <w:r>
+        <w:rPr>
+          <w:i/>
+          <w:lang w:val="zh_TW" w:bidi="zh_TW"/>
+        </w:rPr>
+        <w:t>logos</w:t>
+      </w:r>
+      <w:r>
+        <w:rPr>
+          <w:lang w:val="zh_TW" w:bidi="zh_TW"/>
+        </w:rPr>
+        <w:t>與創始的概念有關——世界是藉著神的道創造的（</w:t>
+      </w:r>
+      <w:hyperlink r:id="rId61">
+        <w:r>
+          <w:rPr>
+            <w:lang w:val="zh_TW" w:bidi="zh_TW"/>
+          </w:rPr>
+          <w:rPr>
+            <w:color w:val="0000EE"/>
+            <w:u w:val="single"/>
+          </w:rPr>
+          <w:t>創1:3</w:t>
+        </w:r>
+      </w:hyperlink>
+      <w:r>
+        <w:rPr>
+          <w:lang w:val="zh_TW" w:bidi="zh_TW"/>
+        </w:rPr>
+        <w:t>及其下文，重複地出現「神說」這個短語）。約翰考慮過這些想法，但他最可能是創造了一個新的概念來識別神的兒子是神在人類形象中的表達（</w:t>
+      </w:r>
+      <w:hyperlink r:id="rId62">
+        <w:r>
+          <w:rPr>
+            <w:lang w:val="zh_TW" w:bidi="zh_TW"/>
+          </w:rPr>
+          <w:rPr>
+            <w:color w:val="0000EE"/>
+            <w:u w:val="single"/>
+          </w:rPr>
+          <w:t>約1:14</w:t>
+        </w:r>
+      </w:hyperlink>
+      <w:r>
+        <w:rPr>
+          <w:lang w:val="zh_TW" w:bidi="zh_TW"/>
+        </w:rPr>
+        <w:t>）。</w:t>
       </w:r>
     </w:p>
     <w:p>
@@ -862,9 +1573,9 @@
         <w:rPr>
           <w:lang w:val="zh_TW" w:bidi="zh_TW"/>
         </w:rPr>
-        <w:t>字面意思是改變心意，但不是指對個人計劃、意圖或信仰的改變，而是對神態度的改變。這種悔改伴隨著在基督裡得救的信心（</w:t>
-      </w:r>
-      <w:hyperlink r:id="rId31">
+        <w:t>子是那不能看見之神的形像（</w:t>
+      </w:r>
+      <w:hyperlink r:id="rId63">
         <w:r>
           <w:rPr>
             <w:lang w:val="zh_TW" w:bidi="zh_TW"/>
@@ -873,16 +1584,16 @@
             <w:color w:val="0000EE"/>
             <w:u w:val="single"/>
           </w:rPr>
-          <w:t>徒20:21</w:t>
+          <w:t>西1:15</w:t>
         </w:r>
       </w:hyperlink>
       <w:r>
         <w:rPr>
           <w:lang w:val="zh_TW" w:bidi="zh_TW"/>
         </w:rPr>
-        <w:t>）。若認為有人可以相信基督但他卻不悔改，就是不合邏輯且匪夷所思的。悔改在歸信過程中如此重要，以至於常常被強調，而不是強調得救的信心。正如基督所說，天上眾天使為一個悔改的罪人歡喜（</w:t>
-      </w:r>
-      <w:hyperlink r:id="rId32">
+        <w:t>），是神本體的真像（</w:t>
+      </w:r>
+      <w:hyperlink r:id="rId64">
         <w:r>
           <w:rPr>
             <w:lang w:val="zh_TW" w:bidi="zh_TW"/>
@@ -891,16 +1602,16 @@
             <w:color w:val="0000EE"/>
             <w:u w:val="single"/>
           </w:rPr>
-          <w:t>路15:7</w:t>
+          <w:t>來1:3</w:t>
         </w:r>
       </w:hyperlink>
       <w:r>
         <w:rPr>
           <w:lang w:val="zh_TW" w:bidi="zh_TW"/>
         </w:rPr>
-        <w:t>）。使徒們描述外邦人歸信基督為神賜給他們「悔改得生命」（</w:t>
-      </w:r>
-      <w:hyperlink r:id="rId33">
+        <w:t>）。在神格（Godhead）中，子啟示並使神為人所知，這是約翰福音中的一個關鍵主題。約翰在約翰壹書中使用了類似的稱號：「生命之道」（</w:t>
+      </w:r>
+      <w:hyperlink r:id="rId65">
         <w:r>
           <w:rPr>
             <w:lang w:val="zh_TW" w:bidi="zh_TW"/>
@@ -909,14 +1620,32 @@
             <w:color w:val="0000EE"/>
             <w:u w:val="single"/>
           </w:rPr>
-          <w:t>徒11:18</w:t>
+          <w:t>約一1:1–3</w:t>
         </w:r>
       </w:hyperlink>
       <w:r>
         <w:rPr>
           <w:lang w:val="zh_TW" w:bidi="zh_TW"/>
         </w:rPr>
-        <w:t>）。雖然信徒可能對某一方面的認識超過另一方面，然而福音性的悔改和對基督的信心實際上兩者是密不可分的。</w:t>
+        <w:t>）。在</w:t>
+      </w:r>
+      <w:hyperlink r:id="rId66">
+        <w:r>
+          <w:rPr>
+            <w:lang w:val="zh_TW" w:bidi="zh_TW"/>
+          </w:rPr>
+          <w:rPr>
+            <w:color w:val="0000EE"/>
+            <w:u w:val="single"/>
+          </w:rPr>
+          <w:t>啟示錄十九章11至16節</w:t>
+        </w:r>
+      </w:hyperlink>
+      <w:r>
+        <w:rPr>
+          <w:lang w:val="zh_TW" w:bidi="zh_TW"/>
+        </w:rPr>
+        <w:t>中，耶穌被顯明為萬王之王、萬主之主，祂有一個名字：「神的道（the Word of God）」。</w:t>
       </w:r>
     </w:p>
     <w:p>
@@ -928,180 +1657,34 @@
       </w:r>
       <w:r>
         <w:rPr>
-          <w:lang w:val="zh_TW" w:bidi="zh_TW"/>
-        </w:rPr>
-        <w:t>這樣的悔罪不是一個孤立的行為，而是一種心志，激勵人遵行與神旨意相符的行為。認識到每日的罪過和短處，就有機會重新悔罪，並對基督產生新的信心。這種悔罪的最深刻且最值得注意的表達之一，就是大衛對他與拔示巴通姦事件的記述（</w:t>
-      </w:r>
-      <w:hyperlink r:id="rId34">
-        <w:r>
-          <w:rPr>
-            <w:lang w:val="zh_TW" w:bidi="zh_TW"/>
-          </w:rPr>
-          <w:rPr>
-            <w:color w:val="0000EE"/>
-            <w:u w:val="single"/>
-          </w:rPr>
-          <w:t>詩51章</w:t>
-        </w:r>
-      </w:hyperlink>
-      <w:r>
-        <w:rPr>
-          <w:lang w:val="zh_TW" w:bidi="zh_TW"/>
-        </w:rPr>
-        <w:t>）。整個教會有時也受召悔改（</w:t>
-      </w:r>
-      <w:hyperlink r:id="rId35">
-        <w:r>
-          <w:rPr>
-            <w:lang w:val="zh_TW" w:bidi="zh_TW"/>
-          </w:rPr>
-          <w:rPr>
-            <w:color w:val="0000EE"/>
-            <w:u w:val="single"/>
-          </w:rPr>
-          <w:t>啟2:5</w:t>
-        </w:r>
-      </w:hyperlink>
-      <w:r>
-        <w:rPr>
-          <w:lang w:val="zh_TW" w:bidi="zh_TW"/>
-        </w:rPr>
-        <w:t>）。</w:t>
-      </w:r>
-      <w:hyperlink r:id="rId36">
-        <w:r>
-          <w:rPr>
-            <w:lang w:val="zh_TW" w:bidi="zh_TW"/>
-          </w:rPr>
-          <w:rPr>
-            <w:color w:val="0000EE"/>
-            <w:u w:val="single"/>
-          </w:rPr>
-          <w:t>哥林多後書第七章</w:t>
-        </w:r>
-      </w:hyperlink>
-      <w:r>
-        <w:rPr>
-          <w:lang w:val="zh_TW" w:bidi="zh_TW"/>
-        </w:rPr>
-        <w:t>對這種集體悔改有一個發人深省且完整的描述，包括對罪的哀痛、決心棄絕舊有的罪惡、行為正直等各種要素。雖然悔改常伴隨著深刻的情感，但它並不等同於這些情感，而是根植於在聖潔神面前，罪人自己需要有悔改的信念。</w:t>
-      </w:r>
-    </w:p>
-    <w:p>
-      <w:pPr/>
-      <w:r>
-        <w:rPr>
-          <w:lang w:val="zh_TW" w:bidi="zh_TW"/>
-        </w:rPr>
-      </w:r>
-      <w:r>
-        <w:rPr>
-          <w:lang w:val="zh_TW" w:bidi="zh_TW"/>
-        </w:rPr>
-        <w:t>施洗約翰（</w:t>
-      </w:r>
-      <w:hyperlink r:id="rId37">
-        <w:r>
-          <w:rPr>
-            <w:lang w:val="zh_TW" w:bidi="zh_TW"/>
-          </w:rPr>
-          <w:rPr>
-            <w:color w:val="0000EE"/>
-            <w:u w:val="single"/>
-          </w:rPr>
-          <w:t>太3:2</w:t>
-        </w:r>
-      </w:hyperlink>
+          <w:i/>
+          <w:lang w:val="zh_TW" w:bidi="zh_TW"/>
+        </w:rPr>
+        <w:t>另見</w:t>
+      </w:r>
+      <w:r>
+        <w:rPr>
+          <w:lang w:val="zh_TW" w:bidi="zh_TW"/>
+        </w:rPr>
+        <w:t xml:space="preserve"> </w:t>
+      </w:r>
+      <w:r>
+        <w:rPr>
+          <w:lang w:val="zh_TW" w:bidi="zh_TW"/>
+        </w:rPr>
+        <w:t>聖經</w:t>
+      </w:r>
       <w:r>
         <w:rPr>
           <w:lang w:val="zh_TW" w:bidi="zh_TW"/>
         </w:rPr>
         <w:t>；</w:t>
       </w:r>
-      <w:hyperlink r:id="rId38">
-        <w:r>
-          <w:rPr>
-            <w:lang w:val="zh_TW" w:bidi="zh_TW"/>
-          </w:rPr>
-          <w:rPr>
-            <w:color w:val="0000EE"/>
-            <w:u w:val="single"/>
-          </w:rPr>
-          <w:t>可1:4</w:t>
-        </w:r>
-      </w:hyperlink>
-      <w:r>
-        <w:rPr>
-          <w:lang w:val="zh_TW" w:bidi="zh_TW"/>
-        </w:rPr>
-        <w:t>）和基督（</w:t>
-      </w:r>
-      <w:hyperlink r:id="rId39">
-        <w:r>
-          <w:rPr>
-            <w:lang w:val="zh_TW" w:bidi="zh_TW"/>
-          </w:rPr>
-          <w:rPr>
-            <w:color w:val="0000EE"/>
-            <w:u w:val="single"/>
-          </w:rPr>
-          <w:t>可1:15</w:t>
-        </w:r>
-      </w:hyperlink>
-      <w:r>
-        <w:rPr>
-          <w:lang w:val="zh_TW" w:bidi="zh_TW"/>
-        </w:rPr>
-        <w:t>）都傳悔改，他們呼召的不是義人，而是呼召罪人悔改。按照大使命的吩咐（</w:t>
-      </w:r>
-      <w:hyperlink r:id="rId40">
-        <w:r>
-          <w:rPr>
-            <w:lang w:val="zh_TW" w:bidi="zh_TW"/>
-          </w:rPr>
-          <w:rPr>
-            <w:color w:val="0000EE"/>
-            <w:u w:val="single"/>
-          </w:rPr>
-          <w:t>路24:44–49</w:t>
-        </w:r>
-      </w:hyperlink>
-      <w:r>
-        <w:rPr>
-          <w:lang w:val="zh_TW" w:bidi="zh_TW"/>
-        </w:rPr>
-        <w:t>），使徒們也延續了同樣的教導——從彼得在五旬節的講道開始（</w:t>
-      </w:r>
-      <w:hyperlink r:id="rId41">
-        <w:r>
-          <w:rPr>
-            <w:lang w:val="zh_TW" w:bidi="zh_TW"/>
-          </w:rPr>
-          <w:rPr>
-            <w:color w:val="0000EE"/>
-            <w:u w:val="single"/>
-          </w:rPr>
-          <w:t>徒2章</w:t>
-        </w:r>
-      </w:hyperlink>
-      <w:r>
-        <w:rPr>
-          <w:lang w:val="zh_TW" w:bidi="zh_TW"/>
-        </w:rPr>
-        <w:t>），取得了顯著的果效。</w:t>
-      </w:r>
-      <w:r>
-        <w:rPr>
-          <w:i/>
-          <w:lang w:val="zh_TW" w:bidi="zh_TW"/>
-        </w:rPr>
-        <w:t>見</w:t>
-      </w:r>
-      <w:r>
-        <w:rPr>
-          <w:lang w:val="zh_TW" w:bidi="zh_TW"/>
-        </w:rPr>
-        <w:t>承認</w:t>
+      <w:r>
+        <w:rPr>
+          <w:lang w:val="zh_TW" w:bidi="zh_TW"/>
+        </w:rPr>
+        <w:t>約翰福音</w:t>
       </w:r>
       <w:r>
         <w:rPr>
@@ -1113,7 +1696,7 @@
         <w:rPr>
           <w:lang w:val="zh_TW" w:bidi="zh_TW"/>
         </w:rPr>
-        <w:t>歸信</w:t>
+        <w:t>道</w:t>
       </w:r>
       <w:r>
         <w:rPr>
@@ -1125,3275 +1708,7 @@
         <w:rPr>
           <w:lang w:val="zh_TW" w:bidi="zh_TW"/>
         </w:rPr>
-        <w:t>饒恕</w:t>
-      </w:r>
-      <w:r>
-        <w:rPr>
-          <w:lang w:val="zh_TW" w:bidi="zh_TW"/>
-        </w:rPr>
-        <w:t>；</w:t>
-      </w:r>
-      <w:r>
-        <w:rPr>
-          <w:lang w:val="zh_TW" w:bidi="zh_TW"/>
-        </w:rPr>
-        <w:t>重生</w:t>
-      </w:r>
-      <w:r>
-        <w:rPr>
-          <w:lang w:val="zh_TW" w:bidi="zh_TW"/>
-        </w:rPr>
-        <w:t>；</w:t>
-      </w:r>
-      <w:r>
-        <w:rPr>
-          <w:lang w:val="zh_TW" w:bidi="zh_TW"/>
-        </w:rPr>
-        <w:t>救恩</w:t>
-      </w:r>
-      <w:r>
-        <w:rPr>
-          <w:lang w:val="zh_TW" w:bidi="zh_TW"/>
-        </w:rPr>
-        <w:t>。</w:t>
-      </w:r>
-      <w:r>
-        <w:rPr>
-          <w:lang w:val="zh_TW" w:bidi="zh_TW"/>
-        </w:rPr>
-      </w:r>
-      <w:r>
-        <w:rPr>
-          <w:lang w:val="zh_TW" w:bidi="zh_TW"/>
-        </w:rPr>
-      </w:r>
-    </w:p>
-    <w:p>
-      <w:pPr/>
-      <w:r>
-        <w:rPr>
-          <w:lang w:val="zh_TW" w:bidi="zh_TW"/>
-        </w:rPr>
-      </w:r>
-    </w:p>
-    <w:p>
-      <w:pPr>
-        <w:pStyle w:val="Heading2"/>
-      </w:pPr>
-      <w:r>
-        <w:rPr>
-          <w:lang w:val="zh_TW" w:bidi="zh_TW"/>
-        </w:rPr>
-        <w:t>會幕</w:t>
-      </w:r>
-      <w:r>
-        <w:rPr>
-          <w:lang w:val="zh_TW" w:bidi="zh_TW"/>
-        </w:rPr>
-      </w:r>
-    </w:p>
-    <w:p>
-      <w:pPr/>
-      <w:r>
-        <w:rPr>
-          <w:lang w:val="zh_TW" w:bidi="zh_TW"/>
-        </w:rPr>
-      </w:r>
-      <w:r>
-        <w:rPr>
-          <w:lang w:val="zh_TW" w:bidi="zh_TW"/>
-        </w:rPr>
-        <w:t>以色列歷史上最早期的敬拜場所。</w:t>
-      </w:r>
-    </w:p>
-    <w:p>
-      <w:pPr/>
-      <w:r>
-        <w:rPr>
-          <w:lang w:val="zh_TW" w:bidi="zh_TW"/>
-        </w:rPr>
-      </w:r>
-      <w:r>
-        <w:rPr>
-          <w:lang w:val="zh_TW" w:bidi="zh_TW"/>
-        </w:rPr>
-        <w:t>概述</w:t>
-      </w:r>
-    </w:p>
-    <w:p>
-      <w:pPr>
-        <w:pStyle w:val="ListBullet"/>
-        <w:spacing w:line="240" w:lineRule="auto"/>
-        <w:ind w:left="720"/>
-      </w:pPr>
-      <w:r>
-        <w:rPr>
-          <w:lang w:val="zh_TW" w:bidi="zh_TW"/>
-        </w:rPr>
-      </w:r>
-      <w:r>
-        <w:rPr>
-          <w:b/>
-          <w:u w:val="single"/>
-          <w:lang w:val="zh_TW" w:bidi="zh_TW"/>
-        </w:rPr>
-        <w:t>簡介</w:t>
-      </w:r>
-    </w:p>
-    <w:p>
-      <w:pPr>
-        <w:pStyle w:val="ListBullet"/>
-        <w:spacing w:line="240" w:lineRule="auto"/>
-        <w:ind w:left="720"/>
-      </w:pPr>
-      <w:r>
-        <w:rPr>
-          <w:lang w:val="zh_TW" w:bidi="zh_TW"/>
-        </w:rPr>
-      </w:r>
-      <w:r>
-        <w:rPr>
-          <w:b/>
-          <w:u w:val="single"/>
-          <w:lang w:val="zh_TW" w:bidi="zh_TW"/>
-        </w:rPr>
-        <w:t>會幕的名稱</w:t>
-      </w:r>
-    </w:p>
-    <w:p>
-      <w:pPr>
-        <w:pStyle w:val="ListBullet"/>
-        <w:spacing w:line="240" w:lineRule="auto"/>
-        <w:ind w:left="720"/>
-      </w:pPr>
-      <w:r>
-        <w:rPr>
-          <w:lang w:val="zh_TW" w:bidi="zh_TW"/>
-        </w:rPr>
-      </w:r>
-      <w:r>
-        <w:rPr>
-          <w:b/>
-          <w:u w:val="single"/>
-          <w:lang w:val="zh_TW" w:bidi="zh_TW"/>
-        </w:rPr>
-        <w:t>背景</w:t>
-      </w:r>
-    </w:p>
-    <w:p>
-      <w:pPr>
-        <w:pStyle w:val="ListBullet"/>
-        <w:spacing w:line="240" w:lineRule="auto"/>
-        <w:ind w:left="720"/>
-      </w:pPr>
-      <w:r>
-        <w:rPr>
-          <w:lang w:val="zh_TW" w:bidi="zh_TW"/>
-        </w:rPr>
-      </w:r>
-      <w:r>
-        <w:rPr>
-          <w:b/>
-          <w:u w:val="single"/>
-          <w:lang w:val="zh_TW" w:bidi="zh_TW"/>
-        </w:rPr>
-        <w:t>會幕及其器具</w:t>
-      </w:r>
-    </w:p>
-    <w:p>
-      <w:pPr>
-        <w:pStyle w:val="ListBullet"/>
-        <w:spacing w:line="240" w:lineRule="auto"/>
-        <w:ind w:left="720"/>
-      </w:pPr>
-      <w:r>
-        <w:rPr>
-          <w:lang w:val="zh_TW" w:bidi="zh_TW"/>
-        </w:rPr>
-      </w:r>
-      <w:r>
-        <w:rPr>
-          <w:b/>
-          <w:u w:val="single"/>
-          <w:lang w:val="zh_TW" w:bidi="zh_TW"/>
-        </w:rPr>
-        <w:t>會幕本體</w:t>
-      </w:r>
-    </w:p>
-    <w:p>
-      <w:pPr>
-        <w:pStyle w:val="ListBullet"/>
-        <w:spacing w:line="240" w:lineRule="auto"/>
-        <w:ind w:left="720"/>
-      </w:pPr>
-      <w:r>
-        <w:rPr>
-          <w:lang w:val="zh_TW" w:bidi="zh_TW"/>
-        </w:rPr>
-      </w:r>
-      <w:r>
-        <w:rPr>
-          <w:b/>
-          <w:u w:val="single"/>
-          <w:lang w:val="zh_TW" w:bidi="zh_TW"/>
-        </w:rPr>
-        <w:t>外院及其器具</w:t>
-      </w:r>
-    </w:p>
-    <w:p>
-      <w:pPr>
-        <w:pStyle w:val="ListBullet"/>
-        <w:spacing w:line="240" w:lineRule="auto"/>
-        <w:ind w:left="720"/>
-      </w:pPr>
-      <w:r>
-        <w:rPr>
-          <w:lang w:val="zh_TW" w:bidi="zh_TW"/>
-        </w:rPr>
-      </w:r>
-      <w:r>
-        <w:rPr>
-          <w:b/>
-          <w:u w:val="single"/>
-          <w:lang w:val="zh_TW" w:bidi="zh_TW"/>
-        </w:rPr>
-        <w:t>會幕的建造與奉獻</w:t>
-      </w:r>
-    </w:p>
-    <w:p>
-      <w:pPr>
-        <w:pStyle w:val="Heading3"/>
-      </w:pPr>
-      <w:r>
-        <w:rPr>
-          <w:lang w:val="zh_TW" w:bidi="zh_TW"/>
-        </w:rPr>
-        <w:t>簡介</w:t>
-      </w:r>
-    </w:p>
-    <w:p>
-      <w:pPr/>
-      <w:r>
-        <w:rPr>
-          <w:lang w:val="zh_TW" w:bidi="zh_TW"/>
-        </w:rPr>
-      </w:r>
-      <w:r>
-        <w:rPr>
-          <w:lang w:val="zh_TW" w:bidi="zh_TW"/>
-        </w:rPr>
-        <w:t>會幕是聖殿的前身，從以色列在西奈山被形塑為神的子民，到早期君主時期立足於應許之地的整段時期出現。會幕是便於遷移、符合旅程中機動需求的可移動聖所，象徵著神與祂子民的同在，也因此象徵人們可以親近祂，並且是祂傳達旨意之處。早期的人們期待，當平安和安全得到保障時，將建立一個永久的國家聖所（</w:t>
-      </w:r>
-      <w:hyperlink r:id="rId42">
-        <w:r>
-          <w:rPr>
-            <w:lang w:val="zh_TW" w:bidi="zh_TW"/>
-          </w:rPr>
-          <w:rPr>
-            <w:color w:val="0000EE"/>
-            <w:u w:val="single"/>
-          </w:rPr>
-          <w:t>申12:10–11</w:t>
-        </w:r>
-      </w:hyperlink>
-      <w:r>
-        <w:rPr>
-          <w:lang w:val="zh_TW" w:bidi="zh_TW"/>
-        </w:rPr>
-        <w:t>）。直到所羅門時期，聖殿才得以建成（</w:t>
-      </w:r>
-      <w:hyperlink r:id="rId43">
-        <w:r>
-          <w:rPr>
-            <w:lang w:val="zh_TW" w:bidi="zh_TW"/>
-          </w:rPr>
-          <w:rPr>
-            <w:color w:val="0000EE"/>
-            <w:u w:val="single"/>
-          </w:rPr>
-          <w:t>撒下7:10–13</w:t>
-        </w:r>
-      </w:hyperlink>
-      <w:r>
-        <w:rPr>
-          <w:lang w:val="zh_TW" w:bidi="zh_TW"/>
-        </w:rPr>
-        <w:t>；</w:t>
-      </w:r>
-      <w:hyperlink r:id="rId44">
-        <w:r>
-          <w:rPr>
-            <w:lang w:val="zh_TW" w:bidi="zh_TW"/>
-          </w:rPr>
-          <w:rPr>
-            <w:color w:val="0000EE"/>
-            <w:u w:val="single"/>
-          </w:rPr>
-          <w:t>王上5:1–5</w:t>
-        </w:r>
-      </w:hyperlink>
-      <w:r>
-        <w:rPr>
-          <w:lang w:val="zh_TW" w:bidi="zh_TW"/>
-        </w:rPr>
-        <w:t>）。各項歷史事件，以及建造方式和基礎神學的相似之處，展示了會幕與聖殿之間的密切關聯。</w:t>
-      </w:r>
-    </w:p>
-    <w:p>
-      <w:pPr>
-        <w:pStyle w:val="Heading3"/>
-      </w:pPr>
-      <w:r>
-        <w:rPr>
-          <w:lang w:val="zh_TW" w:bidi="zh_TW"/>
-        </w:rPr>
-        <w:t>會幕的名稱</w:t>
-      </w:r>
-    </w:p>
-    <w:p>
-      <w:pPr/>
-      <w:r>
-        <w:rPr>
-          <w:lang w:val="zh_TW" w:bidi="zh_TW"/>
-        </w:rPr>
-      </w:r>
-      <w:r>
-        <w:rPr>
-          <w:lang w:val="zh_TW" w:bidi="zh_TW"/>
-        </w:rPr>
-        <w:t>聖經所用的詞語和用來描述會幕的片語：</w:t>
-      </w:r>
-    </w:p>
-    <w:p>
-      <w:pPr/>
-      <w:r>
-        <w:rPr>
-          <w:lang w:val="zh_TW" w:bidi="zh_TW"/>
-        </w:rPr>
-      </w:r>
-      <w:r>
-        <w:rPr>
-          <w:lang w:val="zh_TW" w:bidi="zh_TW"/>
-        </w:rPr>
-        <w:t>1.「神聖的居所」、「聖潔之地」或「聖所」（</w:t>
-      </w:r>
-      <w:hyperlink r:id="rId45">
-        <w:r>
-          <w:rPr>
-            <w:lang w:val="zh_TW" w:bidi="zh_TW"/>
-          </w:rPr>
-          <w:rPr>
-            <w:color w:val="0000EE"/>
-            <w:u w:val="single"/>
-          </w:rPr>
-          <w:t>出25:8</w:t>
-        </w:r>
-      </w:hyperlink>
-      <w:r>
-        <w:rPr>
-          <w:lang w:val="zh_TW" w:bidi="zh_TW"/>
-        </w:rPr>
-        <w:t>；</w:t>
-      </w:r>
-      <w:hyperlink r:id="rId46">
-        <w:r>
-          <w:rPr>
-            <w:lang w:val="zh_TW" w:bidi="zh_TW"/>
-          </w:rPr>
-          <w:rPr>
-            <w:color w:val="0000EE"/>
-            <w:u w:val="single"/>
-          </w:rPr>
-          <w:t>利10:17–18</w:t>
-        </w:r>
-      </w:hyperlink>
-      <w:r>
-        <w:rPr>
-          <w:lang w:val="zh_TW" w:bidi="zh_TW"/>
-        </w:rPr>
-        <w:t>）源自動詞「成為聖潔」。</w:t>
-      </w:r>
-    </w:p>
-    <w:p>
-      <w:pPr/>
-      <w:r>
-        <w:rPr>
-          <w:lang w:val="zh_TW" w:bidi="zh_TW"/>
-        </w:rPr>
-      </w:r>
-      <w:r>
-        <w:rPr>
-          <w:lang w:val="zh_TW" w:bidi="zh_TW"/>
-        </w:rPr>
-        <w:t>2.「帳幕」出現了19次，聖經也以不同方式表達，例如「法櫃的帳幕」（</w:t>
-      </w:r>
-      <w:hyperlink r:id="rId47">
-        <w:r>
-          <w:rPr>
-            <w:lang w:val="zh_TW" w:bidi="zh_TW"/>
-          </w:rPr>
-          <w:rPr>
-            <w:color w:val="0000EE"/>
-            <w:u w:val="single"/>
-          </w:rPr>
-          <w:t>民9:15</w:t>
-        </w:r>
-      </w:hyperlink>
-      <w:r>
-        <w:rPr>
-          <w:lang w:val="zh_TW" w:bidi="zh_TW"/>
-        </w:rPr>
-        <w:t>）、「耶和華的帳幕」（</w:t>
-      </w:r>
-      <w:hyperlink r:id="rId48">
-        <w:r>
-          <w:rPr>
-            <w:lang w:val="zh_TW" w:bidi="zh_TW"/>
-          </w:rPr>
-          <w:rPr>
-            <w:color w:val="0000EE"/>
-            <w:u w:val="single"/>
-          </w:rPr>
-          <w:t>王上2:28–30</w:t>
-        </w:r>
-      </w:hyperlink>
-      <w:r>
-        <w:rPr>
-          <w:lang w:val="zh_TW" w:bidi="zh_TW"/>
-        </w:rPr>
-        <w:t>）、「會幕的門」（</w:t>
-      </w:r>
-      <w:hyperlink r:id="rId49">
-        <w:r>
-          <w:rPr>
-            <w:lang w:val="zh_TW" w:bidi="zh_TW"/>
-          </w:rPr>
-          <w:rPr>
-            <w:color w:val="0000EE"/>
-            <w:u w:val="single"/>
-          </w:rPr>
-          <w:t>代上9:23</w:t>
-        </w:r>
-      </w:hyperlink>
-      <w:r>
-        <w:rPr>
-          <w:lang w:val="zh_TW" w:bidi="zh_TW"/>
-        </w:rPr>
-        <w:t>），以及「</w:t>
-      </w:r>
-      <w:r>
-        <w:rPr>
-          <w:lang w:val="zh_TW" w:bidi="zh_TW"/>
-        </w:rPr>
-        <w:t>帳棚</w:t>
-      </w:r>
-      <w:r>
-        <w:rPr>
-          <w:lang w:val="zh_TW" w:bidi="zh_TW"/>
-        </w:rPr>
-        <w:t>」（例：</w:t>
-      </w:r>
-      <w:hyperlink r:id="rId50">
-        <w:r>
-          <w:rPr>
-            <w:lang w:val="zh_TW" w:bidi="zh_TW"/>
-          </w:rPr>
-          <w:rPr>
-            <w:color w:val="0000EE"/>
-            <w:u w:val="single"/>
-          </w:rPr>
-          <w:t>出33:7</w:t>
-        </w:r>
-      </w:hyperlink>
-      <w:r>
-        <w:rPr>
-          <w:lang w:val="zh_TW" w:bidi="zh_TW"/>
-        </w:rPr>
-        <w:t>）。「帳棚」在英文譯本中，譯為the tent of meeting，這個表達在該譯本大約出現130次。這個包含按照約定赴約的概念，並指定會幕為神與摩西及其子民會面，以顯明其旨意的地方。</w:t>
-      </w:r>
-    </w:p>
-    <w:p>
-      <w:pPr/>
-      <w:r>
-        <w:rPr>
-          <w:lang w:val="zh_TW" w:bidi="zh_TW"/>
-        </w:rPr>
-      </w:r>
-      <w:r>
-        <w:rPr>
-          <w:lang w:val="zh_TW" w:bidi="zh_TW"/>
-        </w:rPr>
-        <w:t>3.「居所」是「會幕」一詞的字面意思。在</w:t>
-      </w:r>
-      <w:hyperlink r:id="rId51">
-        <w:r>
-          <w:rPr>
-            <w:lang w:val="zh_TW" w:bidi="zh_TW"/>
-          </w:rPr>
-          <w:rPr>
-            <w:color w:val="0000EE"/>
-            <w:u w:val="single"/>
-          </w:rPr>
-          <w:t>出埃及記二十五章9節</w:t>
-        </w:r>
-      </w:hyperlink>
-      <w:r>
-        <w:rPr>
-          <w:lang w:val="zh_TW" w:bidi="zh_TW"/>
-        </w:rPr>
-        <w:t>中，這個詞指的是整個會幕（包括外院），但在</w:t>
-      </w:r>
-      <w:hyperlink r:id="rId52">
-        <w:r>
-          <w:rPr>
-            <w:lang w:val="zh_TW" w:bidi="zh_TW"/>
-          </w:rPr>
-          <w:rPr>
-            <w:color w:val="0000EE"/>
-            <w:u w:val="single"/>
-          </w:rPr>
-          <w:t>出埃及記二十六章1節</w:t>
-        </w:r>
-      </w:hyperlink>
-      <w:r>
-        <w:rPr>
-          <w:lang w:val="zh_TW" w:bidi="zh_TW"/>
-        </w:rPr>
-        <w:t>中，它指的是會幕本體（包括聖所和至聖所）。另一表達是「法櫃的帳幕」（</w:t>
-      </w:r>
-      <w:hyperlink r:id="rId53">
-        <w:r>
-          <w:rPr>
-            <w:lang w:val="zh_TW" w:bidi="zh_TW"/>
-          </w:rPr>
-          <w:rPr>
-            <w:color w:val="0000EE"/>
-            <w:u w:val="single"/>
-          </w:rPr>
-          <w:t>出38:21</w:t>
-        </w:r>
-      </w:hyperlink>
-      <w:r>
-        <w:rPr>
-          <w:lang w:val="zh_TW" w:bidi="zh_TW"/>
-        </w:rPr>
-        <w:t>；又有譯本譯為「盟約的帳幕」），這與其它表達如「法櫃的帳幕」一起，強調了兩塊法版的存在。</w:t>
-      </w:r>
-    </w:p>
-    <w:p>
-      <w:pPr/>
-      <w:r>
-        <w:rPr>
-          <w:lang w:val="zh_TW" w:bidi="zh_TW"/>
-        </w:rPr>
-      </w:r>
-      <w:r>
-        <w:rPr>
-          <w:lang w:val="zh_TW" w:bidi="zh_TW"/>
-        </w:rPr>
-        <w:t>4.「耶和華－你神的殿」（</w:t>
-      </w:r>
-      <w:hyperlink r:id="rId54">
-        <w:r>
-          <w:rPr>
-            <w:lang w:val="zh_TW" w:bidi="zh_TW"/>
-          </w:rPr>
-          <w:rPr>
-            <w:color w:val="0000EE"/>
-            <w:u w:val="single"/>
-          </w:rPr>
-          <w:t>出23:19</w:t>
-        </w:r>
-      </w:hyperlink>
-      <w:r>
-        <w:rPr>
-          <w:lang w:val="zh_TW" w:bidi="zh_TW"/>
-        </w:rPr>
-        <w:t>）。</w:t>
-      </w:r>
-    </w:p>
-    <w:p>
-      <w:pPr>
-        <w:pStyle w:val="Heading3"/>
-      </w:pPr>
-      <w:r>
-        <w:rPr>
-          <w:lang w:val="zh_TW" w:bidi="zh_TW"/>
-        </w:rPr>
-        <w:t>背景</w:t>
-      </w:r>
-    </w:p>
-    <w:p>
-      <w:pPr/>
-      <w:r>
-        <w:rPr>
-          <w:lang w:val="zh_TW" w:bidi="zh_TW"/>
-        </w:rPr>
-      </w:r>
-      <w:r>
-        <w:rPr>
-          <w:lang w:val="zh_TW" w:bidi="zh_TW"/>
-        </w:rPr>
-        <w:t>會幕由一個一般區域和兩個限制區域組成，其三重空間結構並非獨一無二。其它具有組織化祭司制度的已發展宗教中，也有三個主要的親近階層：一個是為所有社區成員設置的，一個是為一般祭司設置的，還有一個是為主要宗教領袖設置的內部聖所，被認為是神明的居所。以色列時代之前，在巴勒斯坦和敘利亞出土的異教聖所，已經揭示了這類分區聖所的存在。</w:t>
-      </w:r>
-    </w:p>
-    <w:p>
-      <w:pPr/>
-      <w:r>
-        <w:rPr>
-          <w:lang w:val="zh_TW" w:bidi="zh_TW"/>
-        </w:rPr>
-      </w:r>
-      <w:r>
-        <w:rPr>
-          <w:lang w:val="zh_TW" w:bidi="zh_TW"/>
-        </w:rPr>
-        <w:t>在公元前二千年期間有大量證據顯示，人們通常使用可移動且複雜的預製結構，作為君王與其他尊貴者的會客廳或聖所。定居社群的統治者在前往國內其它地區旅行時（例如埃及，迦南則相對較少），會使用這些結構。同樣，像米甸人這樣的遊牧或半遊牧民族也使用可移動聖所。在摩西之前的埃及，工匠所採用的工藝技術與建造會幕的技術相似。</w:t>
-      </w:r>
-    </w:p>
-    <w:p>
-      <w:pPr>
-        <w:pStyle w:val="Heading3"/>
-      </w:pPr>
-      <w:r>
-        <w:rPr>
-          <w:lang w:val="zh_TW" w:bidi="zh_TW"/>
-        </w:rPr>
-        <w:t>會幕及其器具</w:t>
-      </w:r>
-    </w:p>
-    <w:p>
-      <w:pPr/>
-      <w:r>
-        <w:rPr>
-          <w:lang w:val="zh_TW" w:bidi="zh_TW"/>
-        </w:rPr>
-      </w:r>
-      <w:r>
-        <w:rPr>
-          <w:lang w:val="zh_TW" w:bidi="zh_TW"/>
-        </w:rPr>
-        <w:t>出埃及記（</w:t>
-      </w:r>
-      <w:hyperlink r:id="rId55">
-        <w:r>
-          <w:rPr>
-            <w:lang w:val="zh_TW" w:bidi="zh_TW"/>
-          </w:rPr>
-          <w:rPr>
-            <w:color w:val="0000EE"/>
-            <w:u w:val="single"/>
-          </w:rPr>
-          <w:t>出25–40</w:t>
-        </w:r>
-      </w:hyperlink>
-      <w:r>
-        <w:rPr>
-          <w:lang w:val="zh_TW" w:bidi="zh_TW"/>
-        </w:rPr>
-        <w:t>）詳細描述了會幕及其器具，所用材料從貴重到普通的都有。經文按重要性排列出三種金屬：金、銅與銀。只有主要聖所的器具才使用金，所使用金屬的總量約為一英噸金（0.9公噸）、三英噸銅和四英噸銀（</w:t>
-      </w:r>
-      <w:hyperlink r:id="rId56">
-        <w:r>
-          <w:rPr>
-            <w:lang w:val="zh_TW" w:bidi="zh_TW"/>
-          </w:rPr>
-          <w:rPr>
-            <w:color w:val="0000EE"/>
-            <w:u w:val="single"/>
-          </w:rPr>
-          <w:t>38:24–31</w:t>
-        </w:r>
-      </w:hyperlink>
-      <w:r>
-        <w:rPr>
-          <w:lang w:val="zh_TW" w:bidi="zh_TW"/>
-        </w:rPr>
-        <w:t>）。另有相對大量的銀來自一項奉獻（</w:t>
-      </w:r>
-      <w:hyperlink r:id="rId57">
-        <w:r>
-          <w:rPr>
-            <w:lang w:val="zh_TW" w:bidi="zh_TW"/>
-          </w:rPr>
-          <w:rPr>
-            <w:color w:val="0000EE"/>
-            <w:u w:val="single"/>
-          </w:rPr>
-          <w:t>30:11–16</w:t>
-        </w:r>
-      </w:hyperlink>
-      <w:r>
-        <w:rPr>
-          <w:lang w:val="zh_TW" w:bidi="zh_TW"/>
-        </w:rPr>
-        <w:t>），補充了以色列人從埃及人所得的銀與金（</w:t>
-      </w:r>
-      <w:hyperlink r:id="rId58">
-        <w:r>
-          <w:rPr>
-            <w:lang w:val="zh_TW" w:bidi="zh_TW"/>
-          </w:rPr>
-          <w:rPr>
-            <w:color w:val="0000EE"/>
-            <w:u w:val="single"/>
-          </w:rPr>
-          <w:t>12:35</w:t>
-        </w:r>
-      </w:hyperlink>
-      <w:r>
-        <w:rPr>
-          <w:lang w:val="zh_TW" w:bidi="zh_TW"/>
-        </w:rPr>
-        <w:t>）。</w:t>
-      </w:r>
-    </w:p>
-    <w:p>
-      <w:pPr/>
-      <w:r>
-        <w:rPr>
-          <w:lang w:val="zh_TW" w:bidi="zh_TW"/>
-        </w:rPr>
-      </w:r>
-      <w:r>
-        <w:rPr>
-          <w:lang w:val="zh_TW" w:bidi="zh_TW"/>
-        </w:rPr>
-        <w:t>值得注意的是，在神所要求的建築樣式中，起點是內殿的家具（聖所和至聖所）。在實際建造中，這些器具是在會幕本體之後製作的，估計此舉能方便在完工後立即和妥善放置（</w:t>
-      </w:r>
-      <w:hyperlink r:id="rId59">
-        <w:r>
-          <w:rPr>
-            <w:lang w:val="zh_TW" w:bidi="zh_TW"/>
-          </w:rPr>
-          <w:rPr>
-            <w:color w:val="0000EE"/>
-            <w:u w:val="single"/>
-          </w:rPr>
-          <w:t>出25:9–27:19</w:t>
-        </w:r>
-      </w:hyperlink>
-      <w:r>
-        <w:rPr>
-          <w:lang w:val="zh_TW" w:bidi="zh_TW"/>
-        </w:rPr>
-        <w:t>，參</w:t>
-      </w:r>
-      <w:hyperlink r:id="rId60">
-        <w:r>
-          <w:rPr>
-            <w:lang w:val="zh_TW" w:bidi="zh_TW"/>
-          </w:rPr>
-          <w:rPr>
-            <w:color w:val="0000EE"/>
-            <w:u w:val="single"/>
-          </w:rPr>
-          <w:t>36:8–37:28</w:t>
-        </w:r>
-      </w:hyperlink>
-      <w:r>
-        <w:rPr>
-          <w:lang w:val="zh_TW" w:bidi="zh_TW"/>
-        </w:rPr>
-        <w:t>）。</w:t>
-      </w:r>
-    </w:p>
-    <w:p>
-      <w:pPr/>
-      <w:r>
-        <w:rPr>
-          <w:lang w:val="zh_TW" w:bidi="zh_TW"/>
-        </w:rPr>
-      </w:r>
-      <w:r>
-        <w:rPr>
-          <w:lang w:val="zh_TW" w:bidi="zh_TW"/>
-        </w:rPr>
-        <w:t>第一個列出的器具是約櫃，是至聖所中唯一的器具。約櫃是一個包金的木箱，長約1.1公尺，寬和高為0.7公尺。它是神與以色列之間盟約關係的最高象徵，經常被稱為「耶和華的約櫃」（</w:t>
-      </w:r>
-      <w:hyperlink r:id="rId61">
-        <w:r>
-          <w:rPr>
-            <w:lang w:val="zh_TW" w:bidi="zh_TW"/>
-          </w:rPr>
-          <w:rPr>
-            <w:color w:val="0000EE"/>
-            <w:u w:val="single"/>
-          </w:rPr>
-          <w:t>申10:8</w:t>
-        </w:r>
-      </w:hyperlink>
-      <w:r>
-        <w:rPr>
-          <w:lang w:val="zh_TW" w:bidi="zh_TW"/>
-        </w:rPr>
-        <w:t>）。與鄰近國家當時的約櫃不同，這個約櫃沒有任何神祇形像，只有十誡（</w:t>
-      </w:r>
-      <w:hyperlink r:id="rId62">
-        <w:r>
-          <w:rPr>
-            <w:lang w:val="zh_TW" w:bidi="zh_TW"/>
-          </w:rPr>
-          <w:rPr>
-            <w:color w:val="0000EE"/>
-            <w:u w:val="single"/>
-          </w:rPr>
-          <w:t>出25:16</w:t>
-        </w:r>
-      </w:hyperlink>
-      <w:r>
-        <w:rPr>
-          <w:lang w:val="zh_TW" w:bidi="zh_TW"/>
-        </w:rPr>
-        <w:t>）、一罐嗎哪（</w:t>
-      </w:r>
-      <w:hyperlink r:id="rId63">
-        <w:r>
-          <w:rPr>
-            <w:lang w:val="zh_TW" w:bidi="zh_TW"/>
-          </w:rPr>
-          <w:rPr>
-            <w:color w:val="0000EE"/>
-            <w:u w:val="single"/>
-          </w:rPr>
-          <w:t>16:33</w:t>
-        </w:r>
-      </w:hyperlink>
-      <w:r>
-        <w:rPr>
-          <w:lang w:val="zh_TW" w:bidi="zh_TW"/>
-        </w:rPr>
-        <w:t>）和亞倫的杖（</w:t>
-      </w:r>
-      <w:hyperlink r:id="rId64">
-        <w:r>
-          <w:rPr>
-            <w:lang w:val="zh_TW" w:bidi="zh_TW"/>
-          </w:rPr>
-          <w:rPr>
-            <w:color w:val="0000EE"/>
-            <w:u w:val="single"/>
-          </w:rPr>
-          <w:t>民17:10</w:t>
-        </w:r>
-      </w:hyperlink>
-      <w:r>
-        <w:rPr>
-          <w:lang w:val="zh_TW" w:bidi="zh_TW"/>
-        </w:rPr>
-        <w:t>），這些都象徵著神各方面的供應（見</w:t>
-      </w:r>
-      <w:hyperlink r:id="rId65">
-        <w:r>
-          <w:rPr>
-            <w:lang w:val="zh_TW" w:bidi="zh_TW"/>
-          </w:rPr>
-          <w:rPr>
-            <w:color w:val="0000EE"/>
-            <w:u w:val="single"/>
-          </w:rPr>
-          <w:t>來9:4</w:t>
-        </w:r>
-      </w:hyperlink>
-      <w:r>
-        <w:rPr>
-          <w:lang w:val="zh_TW" w:bidi="zh_TW"/>
-        </w:rPr>
-        <w:t>）。</w:t>
-      </w:r>
-    </w:p>
-    <w:p>
-      <w:pPr/>
-      <w:r>
-        <w:rPr>
-          <w:lang w:val="zh_TW" w:bidi="zh_TW"/>
-        </w:rPr>
-      </w:r>
-      <w:r>
-        <w:rPr>
-          <w:lang w:val="zh_TW" w:bidi="zh_TW"/>
-        </w:rPr>
-        <w:t>約櫃藉由兩根槓來抬運，槓穿過固定在下方四角的環（</w:t>
-      </w:r>
-      <w:hyperlink r:id="rId66">
-        <w:r>
-          <w:rPr>
-            <w:lang w:val="zh_TW" w:bidi="zh_TW"/>
-          </w:rPr>
-          <w:rPr>
-            <w:color w:val="0000EE"/>
-            <w:u w:val="single"/>
-          </w:rPr>
-          <w:t>出25:13–15</w:t>
-        </w:r>
-      </w:hyperlink>
-      <w:r>
-        <w:rPr>
-          <w:lang w:val="zh_TW" w:bidi="zh_TW"/>
-        </w:rPr>
-        <w:t>）。這兩根槓恆常留在原位，並從幔子下方向前伸入聖所，讓人知道那無法看見的約櫃與人同在。</w:t>
-      </w:r>
-    </w:p>
-    <w:p>
-      <w:pPr/>
-      <w:r>
-        <w:rPr>
-          <w:lang w:val="zh_TW" w:bidi="zh_TW"/>
-        </w:rPr>
-      </w:r>
-      <w:r>
-        <w:rPr>
-          <w:lang w:val="zh_TW" w:bidi="zh_TW"/>
-        </w:rPr>
-        <w:t>安放在約櫃之上的是施恩座（有譯本譯為「贖罪蓋」），一塊長方形的實心金板，其上固定有兩個基路伯。面向內側的基路伯與施恩座一起，構成那位看不可見之神的寶座（</w:t>
-      </w:r>
-      <w:hyperlink r:id="rId67">
-        <w:r>
-          <w:rPr>
-            <w:lang w:val="zh_TW" w:bidi="zh_TW"/>
-          </w:rPr>
-          <w:rPr>
-            <w:color w:val="0000EE"/>
-            <w:u w:val="single"/>
-          </w:rPr>
-          <w:t>出25:22</w:t>
-        </w:r>
-      </w:hyperlink>
-      <w:r>
-        <w:rPr>
-          <w:lang w:val="zh_TW" w:bidi="zh_TW"/>
-        </w:rPr>
-        <w:t>），這位神常被描述為坐在基路伯之上（</w:t>
-      </w:r>
-      <w:hyperlink r:id="rId68">
-        <w:r>
-          <w:rPr>
-            <w:lang w:val="zh_TW" w:bidi="zh_TW"/>
-          </w:rPr>
-          <w:rPr>
-            <w:color w:val="0000EE"/>
-            <w:u w:val="single"/>
-          </w:rPr>
-          <w:t>詩80:1</w:t>
-        </w:r>
-      </w:hyperlink>
-      <w:r>
-        <w:rPr>
-          <w:lang w:val="zh_TW" w:bidi="zh_TW"/>
-        </w:rPr>
-        <w:t>，</w:t>
-      </w:r>
-      <w:hyperlink r:id="rId69">
-        <w:r>
-          <w:rPr>
-            <w:lang w:val="zh_TW" w:bidi="zh_TW"/>
-          </w:rPr>
-          <w:rPr>
-            <w:color w:val="0000EE"/>
-            <w:u w:val="single"/>
-          </w:rPr>
-          <w:t>99:1</w:t>
-        </w:r>
-      </w:hyperlink>
-      <w:r>
-        <w:rPr>
-          <w:lang w:val="zh_TW" w:bidi="zh_TW"/>
-        </w:rPr>
-        <w:t>）。「施恩座」這名詞來自「施行贖罪」的動詞，贖罪日高峰之時，祭司要將血灑在施恩座上（</w:t>
-      </w:r>
-      <w:hyperlink r:id="rId70">
-        <w:r>
-          <w:rPr>
-            <w:lang w:val="zh_TW" w:bidi="zh_TW"/>
-          </w:rPr>
-          <w:rPr>
-            <w:color w:val="0000EE"/>
-            <w:u w:val="single"/>
-          </w:rPr>
-          <w:t>利16:14</w:t>
-        </w:r>
-      </w:hyperlink>
-      <w:r>
-        <w:rPr>
-          <w:lang w:val="zh_TW" w:bidi="zh_TW"/>
-        </w:rPr>
-        <w:t>）。約櫃被放置在施恩座</w:t>
-      </w:r>
-      <w:r>
-        <w:rPr>
-          <w:b/>
-          <w:lang w:val="zh_TW" w:bidi="zh_TW"/>
-        </w:rPr>
-        <w:t>之下</w:t>
-      </w:r>
-      <w:r>
-        <w:rPr>
-          <w:lang w:val="zh_TW" w:bidi="zh_TW"/>
-        </w:rPr>
-        <w:t>（</w:t>
-      </w:r>
-      <w:hyperlink r:id="rId71">
-        <w:r>
-          <w:rPr>
-            <w:lang w:val="zh_TW" w:bidi="zh_TW"/>
-          </w:rPr>
-          <w:rPr>
-            <w:color w:val="0000EE"/>
-            <w:u w:val="single"/>
-          </w:rPr>
-          <w:t>出25:21</w:t>
-        </w:r>
-      </w:hyperlink>
-      <w:r>
-        <w:rPr>
-          <w:lang w:val="zh_TW" w:bidi="zh_TW"/>
-        </w:rPr>
-        <w:t>）的事實，表明律法在神的保護之下，並解釋了為何約櫃會被稱為祂的腳凳（例：</w:t>
-      </w:r>
-      <w:hyperlink r:id="rId72">
-        <w:r>
-          <w:rPr>
-            <w:lang w:val="zh_TW" w:bidi="zh_TW"/>
-          </w:rPr>
-          <w:rPr>
-            <w:color w:val="0000EE"/>
-            <w:u w:val="single"/>
-          </w:rPr>
-          <w:t>詩132:7</w:t>
-        </w:r>
-      </w:hyperlink>
-      <w:r>
-        <w:rPr>
-          <w:lang w:val="zh_TW" w:bidi="zh_TW"/>
-        </w:rPr>
-        <w:t>）。如同伊甸園中的基路伯（</w:t>
-      </w:r>
-      <w:hyperlink r:id="rId73">
-        <w:r>
-          <w:rPr>
-            <w:lang w:val="zh_TW" w:bidi="zh_TW"/>
-          </w:rPr>
-          <w:rPr>
-            <w:color w:val="0000EE"/>
-            <w:u w:val="single"/>
-          </w:rPr>
-          <w:t>創3:24</w:t>
-        </w:r>
-      </w:hyperlink>
-      <w:r>
-        <w:rPr>
-          <w:lang w:val="zh_TW" w:bidi="zh_TW"/>
-        </w:rPr>
-        <w:t>），至聖所中的基路伯很可能具有類似的守護功能。在古代世界，像基路伯這樣具有象徵意義的有翼生物，常被安置在寶座與重要建築的守護位置上。</w:t>
-      </w:r>
-    </w:p>
-    <w:p>
-      <w:pPr/>
-      <w:r>
-        <w:rPr>
-          <w:lang w:val="zh_TW" w:bidi="zh_TW"/>
-        </w:rPr>
-      </w:r>
-      <w:r>
-        <w:rPr>
-          <w:lang w:val="zh_TW" w:bidi="zh_TW"/>
-        </w:rPr>
-        <w:t>像約櫃一樣，陳設餅的桌子（</w:t>
-      </w:r>
-      <w:hyperlink r:id="rId74">
-        <w:r>
-          <w:rPr>
-            <w:lang w:val="zh_TW" w:bidi="zh_TW"/>
-          </w:rPr>
-          <w:rPr>
-            <w:color w:val="0000EE"/>
-            <w:u w:val="single"/>
-          </w:rPr>
-          <w:t>出25:30</w:t>
-        </w:r>
-      </w:hyperlink>
-      <w:r>
-        <w:rPr>
-          <w:lang w:val="zh_TW" w:bidi="zh_TW"/>
-        </w:rPr>
-        <w:t>）是以皂莢木製成，外面包裹著金子。它稍微小一些，長0.9公尺，寬0.5公尺，高0.7公尺。各種輔助的器皿與用具都有詳細記載（</w:t>
-      </w:r>
-      <w:hyperlink r:id="rId75">
-        <w:r>
-          <w:rPr>
-            <w:lang w:val="zh_TW" w:bidi="zh_TW"/>
-          </w:rPr>
-          <w:rPr>
-            <w:color w:val="0000EE"/>
-            <w:u w:val="single"/>
-          </w:rPr>
-          <w:t>29</w:t>
-        </w:r>
-      </w:hyperlink>
-      <w:r>
-        <w:rPr>
-          <w:lang w:val="zh_TW" w:bidi="zh_TW"/>
-        </w:rPr>
-        <w:t>節），推測盤子是用來放餅的。每逢安息日，十二個餅被放置在桌上，排成兩行，象徵神對以色列十二支派的供應（</w:t>
-      </w:r>
-      <w:hyperlink r:id="rId76">
-        <w:r>
-          <w:rPr>
-            <w:lang w:val="zh_TW" w:bidi="zh_TW"/>
-          </w:rPr>
-          <w:rPr>
-            <w:color w:val="0000EE"/>
-            <w:u w:val="single"/>
-          </w:rPr>
-          <w:t>利24:5–9</w:t>
-        </w:r>
-      </w:hyperlink>
-      <w:r>
-        <w:rPr>
-          <w:lang w:val="zh_TW" w:bidi="zh_TW"/>
-        </w:rPr>
-        <w:t>）。這張桌子位於聖所的北側。</w:t>
-      </w:r>
-    </w:p>
-    <w:p>
-      <w:pPr/>
-      <w:r>
-        <w:rPr>
-          <w:lang w:val="zh_TW" w:bidi="zh_TW"/>
-        </w:rPr>
-      </w:r>
-      <w:r>
-        <w:rPr>
-          <w:lang w:val="zh_TW" w:bidi="zh_TW"/>
-        </w:rPr>
-        <w:t>在南側是七枝金燈台（</w:t>
-      </w:r>
-      <w:hyperlink r:id="rId77">
-        <w:r>
-          <w:rPr>
-            <w:lang w:val="zh_TW" w:bidi="zh_TW"/>
-          </w:rPr>
-          <w:rPr>
-            <w:color w:val="0000EE"/>
-            <w:u w:val="single"/>
-          </w:rPr>
-          <w:t>出25:31–39</w:t>
-        </w:r>
-      </w:hyperlink>
-      <w:r>
-        <w:rPr>
-          <w:lang w:val="zh_TW" w:bidi="zh_TW"/>
-        </w:rPr>
-        <w:t>，</w:t>
-      </w:r>
-      <w:hyperlink r:id="rId78">
-        <w:r>
-          <w:rPr>
-            <w:lang w:val="zh_TW" w:bidi="zh_TW"/>
-          </w:rPr>
-          <w:rPr>
-            <w:color w:val="0000EE"/>
-            <w:u w:val="single"/>
-          </w:rPr>
-          <w:t>37:17–24</w:t>
-        </w:r>
-      </w:hyperlink>
-      <w:r>
-        <w:rPr>
-          <w:lang w:val="zh_TW" w:bidi="zh_TW"/>
-        </w:rPr>
-        <w:t>，</w:t>
-      </w:r>
-      <w:hyperlink r:id="rId79">
-        <w:r>
-          <w:rPr>
-            <w:lang w:val="zh_TW" w:bidi="zh_TW"/>
-          </w:rPr>
-          <w:rPr>
-            <w:color w:val="0000EE"/>
-            <w:u w:val="single"/>
-          </w:rPr>
-          <w:t>40:24</w:t>
-        </w:r>
-      </w:hyperlink>
-      <w:r>
-        <w:rPr>
-          <w:lang w:val="zh_TW" w:bidi="zh_TW"/>
-        </w:rPr>
-        <w:t>）。這是聖所中最令人印象深刻的器具之一，如同基路伯和施恩座一樣，是用純金製成。六支金枝（左右各三支）從中央的柱幹伸出，整個燈臺以杏花為裝飾。根據聖經的資料，我們並不確定燈臺是持續點亮（</w:t>
-      </w:r>
-      <w:hyperlink r:id="rId80">
-        <w:r>
-          <w:rPr>
-            <w:lang w:val="zh_TW" w:bidi="zh_TW"/>
-          </w:rPr>
-          <w:rPr>
-            <w:color w:val="0000EE"/>
-            <w:u w:val="single"/>
-          </w:rPr>
-          <w:t>出27:20</w:t>
-        </w:r>
-      </w:hyperlink>
-      <w:r>
-        <w:rPr>
-          <w:lang w:val="zh_TW" w:bidi="zh_TW"/>
-        </w:rPr>
-        <w:t>；</w:t>
-      </w:r>
-      <w:hyperlink r:id="rId81">
-        <w:r>
-          <w:rPr>
-            <w:lang w:val="zh_TW" w:bidi="zh_TW"/>
-          </w:rPr>
-          <w:rPr>
-            <w:color w:val="0000EE"/>
-            <w:u w:val="single"/>
-          </w:rPr>
-          <w:t>利24:2</w:t>
-        </w:r>
-      </w:hyperlink>
-      <w:r>
-        <w:rPr>
-          <w:lang w:val="zh_TW" w:bidi="zh_TW"/>
-        </w:rPr>
-        <w:t>），還是僅在夜間發光（大多數譯本中的</w:t>
-      </w:r>
-      <w:hyperlink r:id="rId82">
-        <w:r>
-          <w:rPr>
-            <w:lang w:val="zh_TW" w:bidi="zh_TW"/>
-          </w:rPr>
-          <w:rPr>
-            <w:color w:val="0000EE"/>
-            <w:u w:val="single"/>
-          </w:rPr>
-          <w:t>撒上3:3</w:t>
-        </w:r>
-      </w:hyperlink>
-      <w:r>
-        <w:rPr>
-          <w:lang w:val="zh_TW" w:bidi="zh_TW"/>
-        </w:rPr>
-        <w:t>均有提及）。</w:t>
-      </w:r>
-      <w:hyperlink r:id="rId83">
-        <w:r>
-          <w:rPr>
-            <w:lang w:val="zh_TW" w:bidi="zh_TW"/>
-          </w:rPr>
-          <w:rPr>
-            <w:color w:val="0000EE"/>
-            <w:u w:val="single"/>
-          </w:rPr>
-          <w:t>利未記二十四章4節</w:t>
-        </w:r>
-      </w:hyperlink>
-      <w:r>
-        <w:rPr>
-          <w:lang w:val="zh_TW" w:bidi="zh_TW"/>
-        </w:rPr>
-        <w:t>強烈支持前者，而撒母耳記上的資料可能反映，在士師時期這個做法已經開始變化。在經文中，金燈台象徵著盟約群體的持續見證（</w:t>
-      </w:r>
-      <w:hyperlink r:id="rId84">
-        <w:r>
-          <w:rPr>
-            <w:lang w:val="zh_TW" w:bidi="zh_TW"/>
-          </w:rPr>
-          <w:rPr>
-            <w:color w:val="0000EE"/>
-            <w:u w:val="single"/>
-          </w:rPr>
-          <w:t>亞4:1–7</w:t>
-        </w:r>
-      </w:hyperlink>
-      <w:r>
-        <w:rPr>
-          <w:lang w:val="zh_TW" w:bidi="zh_TW"/>
-        </w:rPr>
-        <w:t>；</w:t>
-      </w:r>
-      <w:hyperlink r:id="rId85">
-        <w:r>
-          <w:rPr>
-            <w:lang w:val="zh_TW" w:bidi="zh_TW"/>
-          </w:rPr>
-          <w:rPr>
-            <w:color w:val="0000EE"/>
-            <w:u w:val="single"/>
-          </w:rPr>
-          <w:t>啟2:1</w:t>
-        </w:r>
-      </w:hyperlink>
-      <w:r>
-        <w:rPr>
-          <w:lang w:val="zh_TW" w:bidi="zh_TW"/>
-        </w:rPr>
-        <w:t>）。從經文列舉服事燈臺所需、全部以純金製成的器具，可以看見對於細節的精準關注。若沒有這種精準的細節，燈光很快就會昏暗，聖所本身也會被炭垢所污穢（</w:t>
-      </w:r>
-      <w:hyperlink r:id="rId86">
-        <w:r>
-          <w:rPr>
-            <w:lang w:val="zh_TW" w:bidi="zh_TW"/>
-          </w:rPr>
-          <w:rPr>
-            <w:color w:val="0000EE"/>
-            <w:u w:val="single"/>
-          </w:rPr>
-          <w:t>出25:38</w:t>
-        </w:r>
-      </w:hyperlink>
-      <w:r>
-        <w:rPr>
-          <w:lang w:val="zh_TW" w:bidi="zh_TW"/>
-        </w:rPr>
-        <w:t>）。此外，點燈時亦只會使用最上等的橄欖油，確保光線明亮（</w:t>
-      </w:r>
-      <w:hyperlink r:id="rId80">
-        <w:r>
-          <w:rPr>
-            <w:lang w:val="zh_TW" w:bidi="zh_TW"/>
-          </w:rPr>
-          <w:rPr>
-            <w:color w:val="0000EE"/>
-            <w:u w:val="single"/>
-          </w:rPr>
-          <w:t>27:20</w:t>
-        </w:r>
-      </w:hyperlink>
-      <w:r>
-        <w:rPr>
-          <w:lang w:val="zh_TW" w:bidi="zh_TW"/>
-        </w:rPr>
-        <w:t>）。</w:t>
-      </w:r>
-    </w:p>
-    <w:p>
-      <w:pPr/>
-      <w:r>
-        <w:rPr>
-          <w:lang w:val="zh_TW" w:bidi="zh_TW"/>
-        </w:rPr>
-      </w:r>
-      <w:r>
-        <w:rPr>
-          <w:lang w:val="zh_TW" w:bidi="zh_TW"/>
-        </w:rPr>
-        <w:t>香壇（</w:t>
-      </w:r>
-      <w:hyperlink r:id="rId87">
-        <w:r>
-          <w:rPr>
-            <w:lang w:val="zh_TW" w:bidi="zh_TW"/>
-          </w:rPr>
-          <w:rPr>
-            <w:color w:val="0000EE"/>
-            <w:u w:val="single"/>
-          </w:rPr>
-          <w:t>出30:1–10</w:t>
-        </w:r>
-      </w:hyperlink>
-      <w:r>
-        <w:rPr>
-          <w:lang w:val="zh_TW" w:bidi="zh_TW"/>
-        </w:rPr>
-        <w:t>）的描述可能被故意淡化，以突顯外院的祭壇，後者通常被稱為「</w:t>
-      </w:r>
-      <w:r>
-        <w:rPr>
-          <w:b/>
-          <w:lang w:val="zh_TW" w:bidi="zh_TW"/>
-        </w:rPr>
-        <w:t>那個</w:t>
-      </w:r>
-      <w:r>
-        <w:rPr>
-          <w:lang w:val="zh_TW" w:bidi="zh_TW"/>
-        </w:rPr>
-        <w:t>祭壇」。為了區分香壇與銅製的獻祭壇，前者被稱為「金壇」（</w:t>
-      </w:r>
-      <w:hyperlink r:id="rId88">
-        <w:r>
-          <w:rPr>
-            <w:lang w:val="zh_TW" w:bidi="zh_TW"/>
-          </w:rPr>
-          <w:rPr>
-            <w:color w:val="0000EE"/>
-            <w:u w:val="single"/>
-          </w:rPr>
-          <w:t>40:5</w:t>
-        </w:r>
-      </w:hyperlink>
-      <w:r>
-        <w:rPr>
-          <w:lang w:val="zh_TW" w:bidi="zh_TW"/>
-        </w:rPr>
-        <w:t>）。香壇位於聖所內，正對著幔子另一側至聖所中的約櫃，位於陳設餅桌與燈臺之間。它以包金的皂莢木製成，邊長約45.7公分，高約0.9公尺，四角有角，周圍有一圈金邊。像約櫃一樣，香壇也有環與槓的設置，方便移動。這壇用來早晚焚香，每年的贖罪日又會</w:t>
-      </w:r>
-      <w:r>
-        <w:rPr>
-          <w:lang w:val="zh_TW" w:bidi="zh_TW"/>
-        </w:rPr>
-        <w:t>用贖罪祭牲的血行禮</w:t>
-      </w:r>
-      <w:r>
-        <w:rPr>
-          <w:lang w:val="zh_TW" w:bidi="zh_TW"/>
-        </w:rPr>
-        <w:t>（</w:t>
-      </w:r>
-      <w:hyperlink r:id="rId89">
-        <w:r>
-          <w:rPr>
-            <w:lang w:val="zh_TW" w:bidi="zh_TW"/>
-          </w:rPr>
-          <w:rPr>
-            <w:color w:val="0000EE"/>
-            <w:u w:val="single"/>
-          </w:rPr>
-          <w:t>30:7–10</w:t>
-        </w:r>
-      </w:hyperlink>
-      <w:r>
-        <w:rPr>
-          <w:lang w:val="zh_TW" w:bidi="zh_TW"/>
-        </w:rPr>
-        <w:t>）。特別配方的香被禁止用於世俗用途。起初，香表明從祭物上升之物，作為神所喜悅的馨香之氣。香在敬拜中表達對神的認定（</w:t>
-      </w:r>
-      <w:hyperlink r:id="rId90">
-        <w:r>
-          <w:rPr>
-            <w:lang w:val="zh_TW" w:bidi="zh_TW"/>
-          </w:rPr>
-          <w:rPr>
-            <w:color w:val="0000EE"/>
-            <w:u w:val="single"/>
-          </w:rPr>
-          <w:t>瑪1:11</w:t>
-        </w:r>
-      </w:hyperlink>
-      <w:r>
-        <w:rPr>
-          <w:lang w:val="zh_TW" w:bidi="zh_TW"/>
-        </w:rPr>
-        <w:t>），並在早期象徵著敬虔之人的禱告（</w:t>
-      </w:r>
-      <w:hyperlink r:id="rId91">
-        <w:r>
-          <w:rPr>
-            <w:lang w:val="zh_TW" w:bidi="zh_TW"/>
-          </w:rPr>
-          <w:rPr>
-            <w:color w:val="0000EE"/>
-            <w:u w:val="single"/>
-          </w:rPr>
-          <w:t>詩141:2</w:t>
-        </w:r>
-      </w:hyperlink>
-      <w:r>
-        <w:rPr>
-          <w:lang w:val="zh_TW" w:bidi="zh_TW"/>
-        </w:rPr>
-        <w:t>）。它也遮蔽神，不讓人眼看見祂（</w:t>
-      </w:r>
-      <w:hyperlink r:id="rId92">
-        <w:r>
-          <w:rPr>
-            <w:lang w:val="zh_TW" w:bidi="zh_TW"/>
-          </w:rPr>
-          <w:rPr>
-            <w:color w:val="0000EE"/>
-            <w:u w:val="single"/>
-          </w:rPr>
-          <w:t>利16:13</w:t>
-        </w:r>
-      </w:hyperlink>
-      <w:r>
-        <w:rPr>
-          <w:lang w:val="zh_TW" w:bidi="zh_TW"/>
-        </w:rPr>
-        <w:t>）。</w:t>
-      </w:r>
-    </w:p>
-    <w:p>
-      <w:pPr>
-        <w:pStyle w:val="Heading3"/>
-      </w:pPr>
-      <w:r>
-        <w:rPr>
-          <w:lang w:val="zh_TW" w:bidi="zh_TW"/>
-        </w:rPr>
-        <w:t>會幕本體</w:t>
-      </w:r>
-    </w:p>
-    <w:p>
-      <w:pPr/>
-      <w:r>
-        <w:rPr>
-          <w:lang w:val="zh_TW" w:bidi="zh_TW"/>
-        </w:rPr>
-      </w:r>
-      <w:r>
-        <w:rPr>
-          <w:lang w:val="zh_TW" w:bidi="zh_TW"/>
-        </w:rPr>
-        <w:t>會幕基本上是支撐在剛硬骨架上的帳棚結構。與其它器具相同，其細節在聖經中記載三次，以凸顯會幕本體的重要性。規格記載在</w:t>
-      </w:r>
-      <w:hyperlink r:id="rId93">
-        <w:r>
-          <w:rPr>
-            <w:lang w:val="zh_TW" w:bidi="zh_TW"/>
-          </w:rPr>
-          <w:rPr>
-            <w:color w:val="0000EE"/>
-            <w:u w:val="single"/>
-          </w:rPr>
-          <w:t>出埃及記二十六章</w:t>
-        </w:r>
-      </w:hyperlink>
-      <w:r>
-        <w:rPr>
-          <w:lang w:val="zh_TW" w:bidi="zh_TW"/>
-        </w:rPr>
-        <w:t>，建造過程記載在</w:t>
-      </w:r>
-      <w:hyperlink r:id="rId94">
-        <w:r>
-          <w:rPr>
-            <w:lang w:val="zh_TW" w:bidi="zh_TW"/>
-          </w:rPr>
-          <w:rPr>
-            <w:color w:val="0000EE"/>
-            <w:u w:val="single"/>
-          </w:rPr>
-          <w:t>出埃及記三十六章8至38節</w:t>
-        </w:r>
-      </w:hyperlink>
-      <w:r>
-        <w:rPr>
-          <w:lang w:val="zh_TW" w:bidi="zh_TW"/>
-        </w:rPr>
-        <w:t>，最終的豎立記載在</w:t>
-      </w:r>
-      <w:hyperlink r:id="rId95">
-        <w:r>
-          <w:rPr>
-            <w:lang w:val="zh_TW" w:bidi="zh_TW"/>
-          </w:rPr>
-          <w:rPr>
-            <w:color w:val="0000EE"/>
-            <w:u w:val="single"/>
-          </w:rPr>
-          <w:t>出埃及記四十章16至19節</w:t>
-        </w:r>
-      </w:hyperlink>
-      <w:r>
-        <w:rPr>
-          <w:lang w:val="zh_TW" w:bidi="zh_TW"/>
-        </w:rPr>
-        <w:t>。整體尺寸約為長13.7公尺，寬4.6公尺，高4.6公尺。</w:t>
-      </w:r>
-    </w:p>
-    <w:p>
-      <w:pPr/>
-      <w:r>
-        <w:rPr>
-          <w:lang w:val="zh_TW" w:bidi="zh_TW"/>
-        </w:rPr>
-      </w:r>
-      <w:r>
-        <w:rPr>
-          <w:lang w:val="zh_TW" w:bidi="zh_TW"/>
-        </w:rPr>
-        <w:t>其基本骨架是一系列豎立的支架，每個支架高4.6公尺，寬0.7公尺，各自立在兩個銀座上（</w:t>
-      </w:r>
-      <w:hyperlink r:id="rId96">
-        <w:r>
-          <w:rPr>
-            <w:lang w:val="zh_TW" w:bidi="zh_TW"/>
-          </w:rPr>
-          <w:rPr>
-            <w:color w:val="0000EE"/>
-            <w:u w:val="single"/>
-          </w:rPr>
-          <w:t>出26:15–25</w:t>
-        </w:r>
-      </w:hyperlink>
-      <w:r>
-        <w:rPr>
-          <w:lang w:val="zh_TW" w:bidi="zh_TW"/>
-        </w:rPr>
-        <w:t>）。學者曾認為這些支架或框架是實心的皂莢木板，但大多數現代學者則認為每個框架由兩個直立側面組成，通過像梯子一樣的水平物件連接。這樣的結構會更穩固，形狀保持得更好，並且可以從聖所內部看到美麗的內層幔簾。在南北兩側各有20個這樣的框架，西端有6個。此外，在西側有兩個角件，所有牆壁都通過扣件連接在一起（</w:t>
-      </w:r>
-      <w:hyperlink r:id="rId97">
-        <w:r>
-          <w:rPr>
-            <w:lang w:val="zh_TW" w:bidi="zh_TW"/>
-          </w:rPr>
-          <w:rPr>
-            <w:color w:val="0000EE"/>
-            <w:u w:val="single"/>
-          </w:rPr>
-          <w:t>23–25節</w:t>
-        </w:r>
-      </w:hyperlink>
-      <w:r>
-        <w:rPr>
-          <w:lang w:val="zh_TW" w:bidi="zh_TW"/>
-        </w:rPr>
-        <w:t>）。一系列穿過每個直立框架上金環的橫杆有助結構更加穩固對齊（</w:t>
-      </w:r>
-      <w:hyperlink r:id="rId98">
-        <w:r>
-          <w:rPr>
-            <w:lang w:val="zh_TW" w:bidi="zh_TW"/>
-          </w:rPr>
-          <w:rPr>
-            <w:color w:val="0000EE"/>
-            <w:u w:val="single"/>
-          </w:rPr>
-          <w:t>26–29節</w:t>
-        </w:r>
-      </w:hyperlink>
-      <w:r>
-        <w:rPr>
-          <w:lang w:val="zh_TW" w:bidi="zh_TW"/>
-        </w:rPr>
-        <w:t>）。三個側面各有五根橫杆。南側與北側中央那根橫杆貫穿全長，其餘四根大概各自延伸到一半，使每個框架實際上被三根橫杆固定。所有木料部分都包上金子。</w:t>
-      </w:r>
-    </w:p>
-    <w:p>
-      <w:pPr/>
-      <w:r>
-        <w:rPr>
-          <w:lang w:val="zh_TW" w:bidi="zh_TW"/>
-        </w:rPr>
-      </w:r>
-      <w:r>
-        <w:rPr>
-          <w:lang w:val="zh_TW" w:bidi="zh_TW"/>
-        </w:rPr>
-        <w:t>在這個骨架之上，有幾層覆蓋物形成會幕的頂部、側面和背面。第一層是十幅細麻幔子，染成藍色、紫色和紅色，並繡有基路伯（</w:t>
-      </w:r>
-      <w:hyperlink r:id="rId99">
-        <w:r>
-          <w:rPr>
-            <w:lang w:val="zh_TW" w:bidi="zh_TW"/>
-          </w:rPr>
-          <w:rPr>
-            <w:color w:val="0000EE"/>
-            <w:u w:val="single"/>
-          </w:rPr>
-          <w:t>出26:1–6</w:t>
-        </w:r>
-      </w:hyperlink>
-      <w:r>
-        <w:rPr>
-          <w:lang w:val="zh_TW" w:bidi="zh_TW"/>
-        </w:rPr>
-        <w:t>，</w:t>
-      </w:r>
-      <w:hyperlink r:id="rId100">
-        <w:r>
-          <w:rPr>
-            <w:lang w:val="zh_TW" w:bidi="zh_TW"/>
-          </w:rPr>
-          <w:rPr>
-            <w:color w:val="0000EE"/>
-            <w:u w:val="single"/>
-          </w:rPr>
-          <w:t>36:8–13</w:t>
-        </w:r>
-      </w:hyperlink>
-      <w:r>
-        <w:rPr>
-          <w:lang w:val="zh_TW" w:bidi="zh_TW"/>
-        </w:rPr>
-        <w:t>）。每塊尺寸為12.8公尺乘1.8公尺。沿長邊把幔子配對接合，形成五組幔子。這兩幅大幔子本身，又藉著50個金鉤連接，金鉤穿過兩者上相等數量的環。這些幔子很可能像桌布一樣，拉展覆蓋在結構之上。</w:t>
-      </w:r>
-    </w:p>
-    <w:p>
-      <w:pPr/>
-      <w:r>
-        <w:rPr>
-          <w:lang w:val="zh_TW" w:bidi="zh_TW"/>
-        </w:rPr>
-      </w:r>
-      <w:r>
-        <w:rPr>
-          <w:lang w:val="zh_TW" w:bidi="zh_TW"/>
-        </w:rPr>
-        <w:t>十一幅山羊毛的幔子或篷布，每幅13.7公尺乘1.8公尺。構成下一層。這些幔子以五幅與六幅分成兩組，再用類似於下層幔子的方式接連，只是使用銅鉤而非金鉤。山羊毛篷布較長的部分提供重疊，以保護下層幔子，而較大的篷布在會幕前後兩端均有重疊（</w:t>
-      </w:r>
-      <w:hyperlink r:id="rId101">
-        <w:r>
-          <w:rPr>
-            <w:lang w:val="zh_TW" w:bidi="zh_TW"/>
-          </w:rPr>
-          <w:rPr>
-            <w:color w:val="0000EE"/>
-            <w:u w:val="single"/>
-          </w:rPr>
-          <w:t>出26:7–9</w:t>
-        </w:r>
-      </w:hyperlink>
-      <w:r>
-        <w:rPr>
-          <w:lang w:val="zh_TW" w:bidi="zh_TW"/>
-        </w:rPr>
-        <w:t>、</w:t>
-      </w:r>
-      <w:hyperlink r:id="rId101">
-        <w:r>
-          <w:rPr>
-            <w:lang w:val="zh_TW" w:bidi="zh_TW"/>
-          </w:rPr>
-          <w:rPr>
-            <w:color w:val="0000EE"/>
-            <w:u w:val="single"/>
-          </w:rPr>
-          <w:t>12–13</w:t>
-        </w:r>
-      </w:hyperlink>
-      <w:r>
-        <w:rPr>
-          <w:lang w:val="zh_TW" w:bidi="zh_TW"/>
-        </w:rPr>
-        <w:t>）。另外兩層確保了完全的防水，一層是染成紅色的海狗皮，一層是山羊皮。</w:t>
-      </w:r>
-    </w:p>
-    <w:p>
-      <w:pPr/>
-      <w:r>
-        <w:rPr>
-          <w:lang w:val="zh_TW" w:bidi="zh_TW"/>
-        </w:rPr>
-      </w:r>
-      <w:r>
-        <w:rPr>
-          <w:lang w:val="zh_TW" w:bidi="zh_TW"/>
-        </w:rPr>
-        <w:t>有一幅幔子將聖所隔開，其材料與下層幔子相同，懸掛在連接兩幅大幔子的金鉤之下，由四根包金、立在銀座上的皂莢木柱支撐。幔子與幔子上的基路伯，是聖所的象徵性守護者。幔子的所在位置，使至聖所成為一個長寬高皆為4.6公尺的正立方體。多層重叠的材料，以及對接縫的細緻處理，凸顯了內殿最深處的幽暗。神被黑暗圍繞，謹慎地隔絕於任何未經授權的視線之外（</w:t>
-      </w:r>
-      <w:hyperlink r:id="rId102">
-        <w:r>
-          <w:rPr>
-            <w:lang w:val="zh_TW" w:bidi="zh_TW"/>
-          </w:rPr>
-          <w:rPr>
-            <w:color w:val="0000EE"/>
-            <w:u w:val="single"/>
-          </w:rPr>
-          <w:t>詩97:2</w:t>
-        </w:r>
-      </w:hyperlink>
-      <w:r>
-        <w:rPr>
-          <w:lang w:val="zh_TW" w:bidi="zh_TW"/>
-        </w:rPr>
-        <w:t>）。聖所的面積為9.1公尺乘4.6公尺，正好是至聖所面積的兩倍。一幅以與主幔子相同布料製作的門簾，隔在聖所與外院之間，懸掛在五根皂莢木柱上的金鉤上，這些柱子包金，立在銅座上。這部分門簾形成了會幕的東牆，未有資料顯示其上有否刺繡撒拉弗。</w:t>
-      </w:r>
-    </w:p>
-    <w:p>
-      <w:pPr/>
-      <w:r>
-        <w:rPr>
-          <w:lang w:val="zh_TW" w:bidi="zh_TW"/>
-        </w:rPr>
-      </w:r>
-      <w:r>
-        <w:rPr>
-          <w:lang w:val="zh_TW" w:bidi="zh_TW"/>
-        </w:rPr>
-        <w:t>會幕雖然外觀可能略顯矮胖，給人堅實的印象，卻可以輕易拆卸、搬運並重新組裝。以當時的標準來說，它是配得作為神居所的建築，由最高超的人類技藝以及最優良的材料建造而成。</w:t>
-      </w:r>
-    </w:p>
-    <w:p>
-      <w:pPr>
-        <w:pStyle w:val="Heading3"/>
-      </w:pPr>
-      <w:r>
-        <w:rPr>
-          <w:lang w:val="zh_TW" w:bidi="zh_TW"/>
-        </w:rPr>
-        <w:t>外院及其器具</w:t>
-      </w:r>
-    </w:p>
-    <w:p>
-      <w:pPr/>
-      <w:r>
-        <w:rPr>
-          <w:lang w:val="zh_TW" w:bidi="zh_TW"/>
-        </w:rPr>
-      </w:r>
-      <w:r>
-        <w:rPr>
-          <w:lang w:val="zh_TW" w:bidi="zh_TW"/>
-        </w:rPr>
-        <w:t>會幕的院子呈長方形，南北兩邊長45.7公尺，東西兩邊寬22.9公尺（</w:t>
-      </w:r>
-      <w:hyperlink r:id="rId103">
-        <w:r>
-          <w:rPr>
-            <w:lang w:val="zh_TW" w:bidi="zh_TW"/>
-          </w:rPr>
-          <w:rPr>
-            <w:color w:val="0000EE"/>
-            <w:u w:val="single"/>
-          </w:rPr>
-          <w:t>出27:9–18</w:t>
-        </w:r>
-      </w:hyperlink>
-      <w:r>
-        <w:rPr>
-          <w:lang w:val="zh_TW" w:bidi="zh_TW"/>
-        </w:rPr>
-        <w:t>，</w:t>
-      </w:r>
-      <w:hyperlink r:id="rId104">
-        <w:r>
-          <w:rPr>
-            <w:lang w:val="zh_TW" w:bidi="zh_TW"/>
-          </w:rPr>
-          <w:rPr>
-            <w:color w:val="0000EE"/>
-            <w:u w:val="single"/>
-          </w:rPr>
-          <w:t>38:9–19</w:t>
-        </w:r>
-      </w:hyperlink>
-      <w:r>
-        <w:rPr>
-          <w:lang w:val="zh_TW" w:bidi="zh_TW"/>
-        </w:rPr>
-        <w:t>）。會幕本體位於西端。細麻布製成的簾子高2.3公尺，遮蔽了整個會幕區域。在東部區域有一個中央入口，寬9.1公尺。一幅同樣高度的繡花門簾遮住此入口，入口大概向內凹入，以便從兩側進入。所有幔子由銀杆支撐，銀杆穿過連接在包銀柱子上的銀鉤，而柱子則立在銅座上（</w:t>
-      </w:r>
-      <w:hyperlink r:id="rId105">
-        <w:r>
-          <w:rPr>
-            <w:lang w:val="zh_TW" w:bidi="zh_TW"/>
-          </w:rPr>
-          <w:rPr>
-            <w:color w:val="0000EE"/>
-            <w:u w:val="single"/>
-          </w:rPr>
-          <w:t>38:17</w:t>
-        </w:r>
-      </w:hyperlink>
-      <w:r>
-        <w:rPr>
-          <w:lang w:val="zh_TW" w:bidi="zh_TW"/>
-        </w:rPr>
-        <w:t>）。</w:t>
-      </w:r>
-    </w:p>
-    <w:p>
-      <w:pPr/>
-      <w:r>
-        <w:rPr>
-          <w:lang w:val="zh_TW" w:bidi="zh_TW"/>
-        </w:rPr>
-      </w:r>
-      <w:r>
-        <w:rPr>
-          <w:lang w:val="zh_TW" w:bidi="zh_TW"/>
-        </w:rPr>
-        <w:t>燔祭壇（</w:t>
-      </w:r>
-      <w:hyperlink r:id="rId106">
-        <w:r>
-          <w:rPr>
-            <w:lang w:val="zh_TW" w:bidi="zh_TW"/>
-          </w:rPr>
-          <w:rPr>
-            <w:color w:val="0000EE"/>
-            <w:u w:val="single"/>
-          </w:rPr>
-          <w:t>出27:1–8</w:t>
-        </w:r>
-      </w:hyperlink>
-      <w:r>
-        <w:rPr>
-          <w:lang w:val="zh_TW" w:bidi="zh_TW"/>
-        </w:rPr>
-        <w:t>，</w:t>
-      </w:r>
-      <w:hyperlink r:id="rId107">
-        <w:r>
-          <w:rPr>
-            <w:lang w:val="zh_TW" w:bidi="zh_TW"/>
-          </w:rPr>
-          <w:rPr>
-            <w:color w:val="0000EE"/>
-            <w:u w:val="single"/>
-          </w:rPr>
-          <w:t>38:1–7</w:t>
-        </w:r>
-      </w:hyperlink>
-      <w:r>
-        <w:rPr>
-          <w:lang w:val="zh_TW" w:bidi="zh_TW"/>
-        </w:rPr>
-        <w:t>）位於院子的東端，靠近入口處（</w:t>
-      </w:r>
-      <w:hyperlink r:id="rId108">
-        <w:r>
-          <w:rPr>
-            <w:lang w:val="zh_TW" w:bidi="zh_TW"/>
-          </w:rPr>
-          <w:rPr>
-            <w:color w:val="0000EE"/>
-            <w:u w:val="single"/>
-          </w:rPr>
-          <w:t>40:29</w:t>
-        </w:r>
-      </w:hyperlink>
-      <w:r>
-        <w:rPr>
-          <w:lang w:val="zh_TW" w:bidi="zh_TW"/>
-        </w:rPr>
-        <w:t>），提醒人若不先到獻祭之地，就不能親近神。這壇長寬各2.1公尺，高1.4公尺，與所羅門聖殿中的巨大祭壇相比顯得小巧（</w:t>
-      </w:r>
-      <w:hyperlink r:id="rId109">
-        <w:r>
-          <w:rPr>
-            <w:lang w:val="zh_TW" w:bidi="zh_TW"/>
-          </w:rPr>
-          <w:rPr>
-            <w:color w:val="0000EE"/>
-            <w:u w:val="single"/>
-          </w:rPr>
-          <w:t>代下4:1</w:t>
-        </w:r>
-      </w:hyperlink>
-      <w:r>
-        <w:rPr>
-          <w:lang w:val="zh_TW" w:bidi="zh_TW"/>
-        </w:rPr>
-        <w:t>）。其本質為包銅的中空木框，重量足以便於搬運，由包銅的槓穿過四角的銅環來抬運。網（</w:t>
-      </w:r>
-      <w:hyperlink r:id="rId110">
-        <w:r>
-          <w:rPr>
-            <w:lang w:val="zh_TW" w:bidi="zh_TW"/>
-          </w:rPr>
-          <w:rPr>
-            <w:color w:val="0000EE"/>
-            <w:u w:val="single"/>
-          </w:rPr>
-          <w:t>出27:4–5</w:t>
-        </w:r>
-      </w:hyperlink>
-      <w:r>
-        <w:rPr>
-          <w:lang w:val="zh_TW" w:bidi="zh_TW"/>
-        </w:rPr>
-        <w:t>）可能置於壇的中間，一些學者認為網外延至壇下方側面，用以通風並讓祭牲的血流至壇底。壇角可能象徵祭牲，亦可用來拴綁即將被獻的動物。在以色列，人若抓住壇角便可求庇護（例：</w:t>
-      </w:r>
-      <w:hyperlink r:id="rId111">
-        <w:r>
-          <w:rPr>
-            <w:lang w:val="zh_TW" w:bidi="zh_TW"/>
-          </w:rPr>
-          <w:rPr>
-            <w:color w:val="0000EE"/>
-            <w:u w:val="single"/>
-          </w:rPr>
-          <w:t>王上1:50</w:t>
-        </w:r>
-      </w:hyperlink>
-      <w:r>
-        <w:rPr>
-          <w:lang w:val="zh_TW" w:bidi="zh_TW"/>
-        </w:rPr>
-        <w:t>），可能象徵他把自己獻給神為祭，以求取祂的保護。壇的下方可能填上泥土，以吸收血（</w:t>
-      </w:r>
-      <w:hyperlink r:id="rId112">
-        <w:r>
-          <w:rPr>
-            <w:lang w:val="zh_TW" w:bidi="zh_TW"/>
-          </w:rPr>
-          <w:rPr>
-            <w:color w:val="0000EE"/>
-            <w:u w:val="single"/>
-          </w:rPr>
-          <w:t>出20:24</w:t>
-        </w:r>
-      </w:hyperlink>
-      <w:r>
-        <w:rPr>
-          <w:lang w:val="zh_TW" w:bidi="zh_TW"/>
-        </w:rPr>
-        <w:t>）。所有附屬器具皆為銅製：收灰的盆、鏟子、灑血用的盤、取肉的器具，以及火鼎（</w:t>
-      </w:r>
-      <w:hyperlink r:id="rId113">
-        <w:r>
-          <w:rPr>
-            <w:lang w:val="zh_TW" w:bidi="zh_TW"/>
-          </w:rPr>
-          <w:rPr>
-            <w:color w:val="0000EE"/>
-            <w:u w:val="single"/>
-          </w:rPr>
-          <w:t>27:3</w:t>
-        </w:r>
-      </w:hyperlink>
-      <w:r>
-        <w:rPr>
-          <w:lang w:val="zh_TW" w:bidi="zh_TW"/>
-        </w:rPr>
-        <w:t>）。</w:t>
-      </w:r>
-    </w:p>
-    <w:p>
-      <w:pPr/>
-      <w:r>
-        <w:rPr>
-          <w:lang w:val="zh_TW" w:bidi="zh_TW"/>
-        </w:rPr>
-      </w:r>
-      <w:r>
-        <w:rPr>
-          <w:lang w:val="zh_TW" w:bidi="zh_TW"/>
-        </w:rPr>
-        <w:t>經文沒有保留洗濯盆（有譯本譯為「洗臉盆」）尺寸的規格（</w:t>
-      </w:r>
-      <w:hyperlink r:id="rId114">
-        <w:r>
-          <w:rPr>
-            <w:lang w:val="zh_TW" w:bidi="zh_TW"/>
-          </w:rPr>
-          <w:rPr>
-            <w:color w:val="0000EE"/>
-            <w:u w:val="single"/>
-          </w:rPr>
-          <w:t>出30:17–20</w:t>
-        </w:r>
-      </w:hyperlink>
-      <w:r>
-        <w:rPr>
-          <w:lang w:val="zh_TW" w:bidi="zh_TW"/>
-        </w:rPr>
-        <w:t>，</w:t>
-      </w:r>
-      <w:hyperlink r:id="rId115">
-        <w:r>
-          <w:rPr>
-            <w:lang w:val="zh_TW" w:bidi="zh_TW"/>
-          </w:rPr>
-          <w:rPr>
-            <w:color w:val="0000EE"/>
-            <w:u w:val="single"/>
-          </w:rPr>
-          <w:t>38:8</w:t>
-        </w:r>
-      </w:hyperlink>
-      <w:r>
-        <w:rPr>
-          <w:lang w:val="zh_TW" w:bidi="zh_TW"/>
-        </w:rPr>
-        <w:t>），但它是用院子入口事奉之婦女的鏡子所造。洗濯盆設在燔祭壇與會幕之間。人若未在洗濯盆清洗就事奉神，是可被處死之罪；嚴正提醒人在為神做任何事之前，必須潔淨並順服。銅座可能只是支撐洗濯盆的基座，也可能包含一個放在下方的盆，讓祭司洗腳。</w:t>
-      </w:r>
-    </w:p>
-    <w:p>
-      <w:pPr>
-        <w:pStyle w:val="Heading3"/>
-      </w:pPr>
-      <w:r>
-        <w:rPr>
-          <w:lang w:val="zh_TW" w:bidi="zh_TW"/>
-        </w:rPr>
-        <w:t>會幕的建造與奉獻</w:t>
-      </w:r>
-    </w:p>
-    <w:p>
-      <w:pPr/>
-      <w:r>
-        <w:rPr>
-          <w:lang w:val="zh_TW" w:bidi="zh_TW"/>
-        </w:rPr>
-      </w:r>
-      <w:r>
-        <w:rPr>
-          <w:lang w:val="zh_TW" w:bidi="zh_TW"/>
-        </w:rPr>
-        <w:t>神仔細說明了會幕的建造細節，所需的技能超過摩西與亞倫能力。因此，在建造工程中，比撒列與亞何利亞伯居於重要地位（</w:t>
-      </w:r>
-      <w:hyperlink r:id="rId116">
-        <w:r>
-          <w:rPr>
-            <w:lang w:val="zh_TW" w:bidi="zh_TW"/>
-          </w:rPr>
-          <w:rPr>
-            <w:color w:val="0000EE"/>
-            <w:u w:val="single"/>
-          </w:rPr>
-          <w:t>出30:1–11</w:t>
-        </w:r>
-      </w:hyperlink>
-      <w:r>
-        <w:rPr>
-          <w:lang w:val="zh_TW" w:bidi="zh_TW"/>
-        </w:rPr>
-        <w:t>），並有一大群專家作為後援，他們必然是在埃及習得這些工藝。在一次非凡的群體行動中，以色列人非常慷慨地獻出禮物，所獻上的富富有餘，摩西結果攔住他們（</w:t>
-      </w:r>
-      <w:hyperlink r:id="rId117">
-        <w:r>
-          <w:rPr>
-            <w:lang w:val="zh_TW" w:bidi="zh_TW"/>
-          </w:rPr>
-          <w:rPr>
-            <w:color w:val="0000EE"/>
-            <w:u w:val="single"/>
-          </w:rPr>
-          <w:t>35:20–24</w:t>
-        </w:r>
-      </w:hyperlink>
-      <w:r>
-        <w:rPr>
-          <w:lang w:val="zh_TW" w:bidi="zh_TW"/>
-        </w:rPr>
-        <w:t>，</w:t>
-      </w:r>
-      <w:hyperlink r:id="rId118">
-        <w:r>
-          <w:rPr>
-            <w:lang w:val="zh_TW" w:bidi="zh_TW"/>
-          </w:rPr>
-          <w:rPr>
-            <w:color w:val="0000EE"/>
-            <w:u w:val="single"/>
-          </w:rPr>
-          <w:t>36:4–7</w:t>
-        </w:r>
-      </w:hyperlink>
-      <w:r>
-        <w:rPr>
-          <w:lang w:val="zh_TW" w:bidi="zh_TW"/>
-        </w:rPr>
-        <w:t>）。此外，許多人獻出他們的特殊技能（</w:t>
-      </w:r>
-      <w:hyperlink r:id="rId119">
-        <w:r>
-          <w:rPr>
-            <w:lang w:val="zh_TW" w:bidi="zh_TW"/>
-          </w:rPr>
-          <w:rPr>
-            <w:color w:val="0000EE"/>
-            <w:u w:val="single"/>
-          </w:rPr>
-          <w:t>35:25–29</w:t>
-        </w:r>
-      </w:hyperlink>
-      <w:r>
-        <w:rPr>
-          <w:lang w:val="zh_TW" w:bidi="zh_TW"/>
-        </w:rPr>
-        <w:t>）。</w:t>
-      </w:r>
-    </w:p>
-    <w:p>
-      <w:pPr/>
-      <w:r>
-        <w:rPr>
-          <w:lang w:val="zh_TW" w:bidi="zh_TW"/>
-        </w:rPr>
-      </w:r>
-      <w:r>
-        <w:rPr>
-          <w:lang w:val="zh_TW" w:bidi="zh_TW"/>
-        </w:rPr>
-        <w:t>除了施恩座與基路伯之外，所有器物製作完成並安置在適當的位置時（</w:t>
-      </w:r>
-      <w:hyperlink r:id="rId120">
-        <w:r>
-          <w:rPr>
-            <w:lang w:val="zh_TW" w:bidi="zh_TW"/>
-          </w:rPr>
-          <w:rPr>
-            <w:color w:val="0000EE"/>
-            <w:u w:val="single"/>
-          </w:rPr>
-          <w:t>出40:1–33</w:t>
-        </w:r>
-      </w:hyperlink>
-      <w:r>
-        <w:rPr>
-          <w:lang w:val="zh_TW" w:bidi="zh_TW"/>
-        </w:rPr>
-        <w:t>），都用特別的膏油膏抹（</w:t>
-      </w:r>
-      <w:hyperlink r:id="rId121">
-        <w:r>
-          <w:rPr>
-            <w:lang w:val="zh_TW" w:bidi="zh_TW"/>
-          </w:rPr>
-          <w:rPr>
-            <w:color w:val="0000EE"/>
-            <w:u w:val="single"/>
-          </w:rPr>
-          <w:t>30:22–33</w:t>
-        </w:r>
-      </w:hyperlink>
-      <w:r>
-        <w:rPr>
-          <w:lang w:val="zh_TW" w:bidi="zh_TW"/>
-        </w:rPr>
-        <w:t>，</w:t>
-      </w:r>
-      <w:hyperlink r:id="rId122">
-        <w:r>
-          <w:rPr>
-            <w:lang w:val="zh_TW" w:bidi="zh_TW"/>
-          </w:rPr>
-          <w:rPr>
-            <w:color w:val="0000EE"/>
-            <w:u w:val="single"/>
-          </w:rPr>
-          <w:t>40:9–11</w:t>
-        </w:r>
-      </w:hyperlink>
-      <w:r>
-        <w:rPr>
-          <w:lang w:val="zh_TW" w:bidi="zh_TW"/>
-        </w:rPr>
-        <w:t>），象徵將它們分別為聖，並奉獻於特定用途。當耶和華的榮耀充滿會幕，就是建造的高峰（</w:t>
-      </w:r>
-      <w:hyperlink r:id="rId123">
-        <w:r>
-          <w:rPr>
-            <w:lang w:val="zh_TW" w:bidi="zh_TW"/>
-          </w:rPr>
-          <w:rPr>
-            <w:color w:val="0000EE"/>
-            <w:u w:val="single"/>
-          </w:rPr>
-          <w:t>40:34</w:t>
-        </w:r>
-      </w:hyperlink>
-      <w:r>
-        <w:rPr>
-          <w:lang w:val="zh_TW" w:bidi="zh_TW"/>
-        </w:rPr>
-        <w:t>）。祂來到祂子民中間居住，自此，日間的雲柱與夜間的火柱就是祂同在與引導的確據。然而，人接近祂時不能有絲毫疏忽，甚至連摩西也被排除在至聖所以外。會幕是在出埃及滿一年那天立起來的，距離西奈山的啟示只有九個月。</w:t>
-      </w:r>
-    </w:p>
-    <w:p>
-      <w:pPr/>
-      <w:r>
-        <w:rPr>
-          <w:lang w:val="zh_TW" w:bidi="zh_TW"/>
-        </w:rPr>
-      </w:r>
-      <w:r>
-        <w:rPr>
-          <w:lang w:val="zh_TW" w:bidi="zh_TW"/>
-        </w:rPr>
-        <w:t>此後，每當以色列安營時，利未人就圍繞會幕三面安營（</w:t>
-      </w:r>
-      <w:hyperlink r:id="rId124">
-        <w:r>
-          <w:rPr>
-            <w:lang w:val="zh_TW" w:bidi="zh_TW"/>
-          </w:rPr>
-          <w:rPr>
-            <w:color w:val="0000EE"/>
-            <w:u w:val="single"/>
-          </w:rPr>
-          <w:t>民1:53</w:t>
-        </w:r>
-      </w:hyperlink>
-      <w:r>
-        <w:rPr>
-          <w:lang w:val="zh_TW" w:bidi="zh_TW"/>
-        </w:rPr>
-        <w:t>），摩西與亞倫的家族則佔據剩下的東側（</w:t>
-      </w:r>
-      <w:hyperlink r:id="rId125">
-        <w:r>
-          <w:rPr>
-            <w:lang w:val="zh_TW" w:bidi="zh_TW"/>
-          </w:rPr>
-          <w:rPr>
-            <w:color w:val="0000EE"/>
-            <w:u w:val="single"/>
-          </w:rPr>
-          <w:t>民3:14–38</w:t>
-        </w:r>
-      </w:hyperlink>
-      <w:r>
-        <w:rPr>
-          <w:lang w:val="zh_TW" w:bidi="zh_TW"/>
-        </w:rPr>
-        <w:t>），使任何未經授權的人無法闖入神聖區域。會幕遷移時，其拆卸有嚴格的規定（</w:t>
-      </w:r>
-      <w:hyperlink r:id="rId126">
-        <w:r>
-          <w:rPr>
-            <w:lang w:val="zh_TW" w:bidi="zh_TW"/>
-          </w:rPr>
-          <w:rPr>
-            <w:color w:val="0000EE"/>
-            <w:u w:val="single"/>
-          </w:rPr>
-          <w:t>4:5–15</w:t>
-        </w:r>
-      </w:hyperlink>
-      <w:r>
-        <w:rPr>
-          <w:lang w:val="zh_TW" w:bidi="zh_TW"/>
-        </w:rPr>
-        <w:t>）。哥轄族負責用槓抬運較為神聖的器具；革順族負責所有幔子、燔祭壇及其附屬器具；米拉利族則抬運骨架、橫木與底座等器具。即使在前進期間，會幕亦必須保持在中央位置，前後各有六個支派（</w:t>
-      </w:r>
-      <w:hyperlink r:id="rId127">
-        <w:r>
-          <w:rPr>
-            <w:lang w:val="zh_TW" w:bidi="zh_TW"/>
-          </w:rPr>
-          <w:rPr>
-            <w:color w:val="0000EE"/>
-            <w:u w:val="single"/>
-          </w:rPr>
-          <w:t>民2章</w:t>
-        </w:r>
-      </w:hyperlink>
-      <w:r>
-        <w:rPr>
-          <w:lang w:val="zh_TW" w:bidi="zh_TW"/>
-        </w:rPr>
-        <w:t>）。</w:t>
-      </w:r>
-    </w:p>
-    <w:p>
-      <w:pPr/>
-      <w:r>
-        <w:rPr>
-          <w:lang w:val="zh_TW" w:bidi="zh_TW"/>
-        </w:rPr>
-      </w:r>
-      <w:r>
-        <w:rPr>
-          <w:i/>
-          <w:lang w:val="zh_TW" w:bidi="zh_TW"/>
-        </w:rPr>
-        <w:t>另見</w:t>
-      </w:r>
-      <w:r>
-        <w:rPr>
-          <w:lang w:val="zh_TW" w:bidi="zh_TW"/>
-        </w:rPr>
-        <w:t>聖殿</w:t>
-      </w:r>
-      <w:r>
-        <w:rPr>
-          <w:lang w:val="zh_TW" w:bidi="zh_TW"/>
-        </w:rPr>
-        <w:t>。</w:t>
-      </w:r>
-      <w:r>
-        <w:rPr>
-          <w:lang w:val="zh_TW" w:bidi="zh_TW"/>
-        </w:rPr>
-      </w:r>
-      <w:r>
-        <w:rPr>
-          <w:lang w:val="zh_TW" w:bidi="zh_TW"/>
-        </w:rPr>
-      </w:r>
-    </w:p>
-    <w:p>
-      <w:pPr/>
-      <w:r>
-        <w:rPr>
-          <w:lang w:val="zh_TW" w:bidi="zh_TW"/>
-        </w:rPr>
-      </w:r>
-    </w:p>
-    <w:p>
-      <w:pPr>
-        <w:pStyle w:val="Heading2"/>
-      </w:pPr>
-      <w:r>
-        <w:rPr>
-          <w:lang w:val="zh_TW" w:bidi="zh_TW"/>
-        </w:rPr>
-        <w:t>會堂</w:t>
-      </w:r>
-      <w:r>
-        <w:rPr>
-          <w:lang w:val="zh_TW" w:bidi="zh_TW"/>
-        </w:rPr>
-      </w:r>
-    </w:p>
-    <w:p>
-      <w:pPr/>
-      <w:r>
-        <w:rPr>
-          <w:lang w:val="zh_TW" w:bidi="zh_TW"/>
-        </w:rPr>
-      </w:r>
-      <w:r>
-        <w:rPr>
-          <w:lang w:val="zh_TW" w:bidi="zh_TW"/>
-        </w:rPr>
-        <w:t>希臘詞sunagoge的音譯，意指「聚集」。該詞在新約中使用超過50次，主要指猶太社群在巴勒斯坦及散居地的宗教聚會場所。sunagoge一詞通常是對舊約中描述百姓聚集或集會的希伯來詞的希臘文翻譯。</w:t>
-      </w:r>
-    </w:p>
-    <w:p>
-      <w:pPr>
-        <w:pStyle w:val="Heading3"/>
-      </w:pPr>
-      <w:r>
-        <w:rPr>
-          <w:lang w:val="zh_TW" w:bidi="zh_TW"/>
-        </w:rPr>
-        <w:t>起源與早期歷史</w:t>
-      </w:r>
-    </w:p>
-    <w:p>
-      <w:pPr/>
-      <w:r>
-        <w:rPr>
-          <w:lang w:val="zh_TW" w:bidi="zh_TW"/>
-        </w:rPr>
-      </w:r>
-      <w:r>
-        <w:rPr>
-          <w:lang w:val="zh_TW" w:bidi="zh_TW"/>
-        </w:rPr>
-        <w:t>尚不清楚猶太會堂的制度是如何或何時開始的。我們可以想像在公元前586年巴比倫人摧毀聖殿後，耶路撒冷的情況。那些留在城市及周圍，想要持守信仰的人，產生了聚集敬拜的需要，他們在那裡會繼續教導律法和先知的信息。因此，有人認為猶太會堂可能起源於這樣的情況。散居各地的猶太人也會意識到類似的需求。猶太長老在被擄巴比倫期間與以西結會面（</w:t>
-      </w:r>
-      <w:hyperlink r:id="rId128">
-        <w:r>
-          <w:rPr>
-            <w:lang w:val="zh_TW" w:bidi="zh_TW"/>
-          </w:rPr>
-          <w:rPr>
-            <w:color w:val="0000EE"/>
-            <w:u w:val="single"/>
-          </w:rPr>
-          <w:t>以西結書8:1</w:t>
-        </w:r>
-      </w:hyperlink>
-      <w:r>
-        <w:rPr>
-          <w:lang w:val="zh_TW" w:bidi="zh_TW"/>
-        </w:rPr>
-        <w:t>，</w:t>
-      </w:r>
-      <w:hyperlink r:id="rId129">
-        <w:r>
-          <w:rPr>
-            <w:lang w:val="zh_TW" w:bidi="zh_TW"/>
-          </w:rPr>
-          <w:rPr>
-            <w:color w:val="0000EE"/>
-            <w:u w:val="single"/>
-          </w:rPr>
-          <w:t>14:1</w:t>
-        </w:r>
-      </w:hyperlink>
-      <w:r>
-        <w:rPr>
-          <w:lang w:val="zh_TW" w:bidi="zh_TW"/>
-        </w:rPr>
-        <w:t>，</w:t>
-      </w:r>
-      <w:hyperlink r:id="rId130">
-        <w:r>
-          <w:rPr>
-            <w:lang w:val="zh_TW" w:bidi="zh_TW"/>
-          </w:rPr>
-          <w:rPr>
-            <w:color w:val="0000EE"/>
-            <w:u w:val="single"/>
-          </w:rPr>
-          <w:t>20:1</w:t>
-        </w:r>
-      </w:hyperlink>
-      <w:r>
-        <w:rPr>
-          <w:lang w:val="zh_TW" w:bidi="zh_TW"/>
-        </w:rPr>
-        <w:t>）。然而，在這個早期階段，沒有實際的猶太會堂的確鑿證據。在</w:t>
-      </w:r>
-      <w:hyperlink r:id="rId131">
-        <w:r>
-          <w:rPr>
-            <w:lang w:val="zh_TW" w:bidi="zh_TW"/>
-          </w:rPr>
-          <w:rPr>
-            <w:color w:val="0000EE"/>
-            <w:u w:val="single"/>
-          </w:rPr>
-          <w:t>尼希米記八章1至8節</w:t>
-        </w:r>
-      </w:hyperlink>
-      <w:r>
-        <w:rPr>
-          <w:lang w:val="zh_TW" w:bidi="zh_TW"/>
-        </w:rPr>
-        <w:t>中，被擄歸回的群體聚集在耶路撒冷，文士以斯拉帶來律法，在</w:t>
-      </w:r>
-      <w:r>
-        <w:rPr>
-          <w:lang w:val="zh_TW" w:bidi="zh_TW"/>
-        </w:rPr>
-        <w:t>木臺上誦讀</w:t>
-      </w:r>
-      <w:r>
-        <w:rPr>
-          <w:lang w:val="zh_TW" w:bidi="zh_TW"/>
-        </w:rPr>
-        <w:t>並解釋，使人們明白所讀的。當以斯拉稱頌耶和華時，人們低頭敬拜。這些是後來猶太會堂崇拜的基本元素。關於猶太會堂第一個無可爭議的證據來自公元前三世紀的埃及。從公元前一世紀開始，會堂的證據充沛。</w:t>
-      </w:r>
-    </w:p>
-    <w:p>
-      <w:pPr>
-        <w:pStyle w:val="Heading3"/>
-      </w:pPr>
-      <w:r>
-        <w:rPr>
-          <w:lang w:val="zh_TW" w:bidi="zh_TW"/>
-        </w:rPr>
-        <w:t>新約時期的會堂</w:t>
-      </w:r>
-    </w:p>
-    <w:p>
-      <w:pPr/>
-      <w:r>
-        <w:rPr>
-          <w:lang w:val="zh_TW" w:bidi="zh_TW"/>
-        </w:rPr>
-      </w:r>
-      <w:r>
-        <w:rPr>
-          <w:lang w:val="zh_TW" w:bidi="zh_TW"/>
-        </w:rPr>
-        <w:t>福音書給人一種印象，即許多會堂遍布於巴勒斯坦。耶穌經常在會堂裡教導（比如，</w:t>
-      </w:r>
-      <w:hyperlink r:id="rId132">
-        <w:r>
-          <w:rPr>
-            <w:lang w:val="zh_TW" w:bidi="zh_TW"/>
-          </w:rPr>
-          <w:rPr>
-            <w:color w:val="0000EE"/>
-            <w:u w:val="single"/>
-          </w:rPr>
-          <w:t>馬太福音4:23</w:t>
-        </w:r>
-      </w:hyperlink>
-      <w:r>
-        <w:rPr>
-          <w:lang w:val="zh_TW" w:bidi="zh_TW"/>
-        </w:rPr>
-        <w:t>，</w:t>
-      </w:r>
-      <w:hyperlink r:id="rId133">
-        <w:r>
-          <w:rPr>
-            <w:lang w:val="zh_TW" w:bidi="zh_TW"/>
-          </w:rPr>
-          <w:rPr>
-            <w:color w:val="0000EE"/>
-            <w:u w:val="single"/>
-          </w:rPr>
-          <w:t>9:35</w:t>
-        </w:r>
-      </w:hyperlink>
-      <w:r>
-        <w:rPr>
-          <w:lang w:val="zh_TW" w:bidi="zh_TW"/>
-        </w:rPr>
-        <w:t>），尤其是在加利利的事工期間，但在猶大地區可能也一樣。</w:t>
-      </w:r>
-      <w:hyperlink r:id="rId134">
-        <w:r>
-          <w:rPr>
-            <w:lang w:val="zh_TW" w:bidi="zh_TW"/>
-          </w:rPr>
-          <w:rPr>
-            <w:color w:val="0000EE"/>
-            <w:u w:val="single"/>
-          </w:rPr>
-          <w:t>約翰福音十八章20節</w:t>
-        </w:r>
-      </w:hyperlink>
-      <w:r>
-        <w:rPr>
-          <w:lang w:val="zh_TW" w:bidi="zh_TW"/>
-        </w:rPr>
-        <w:t>記載了耶穌在大祭司面前受審時所說的話：「</w:t>
-      </w:r>
-      <w:r>
-        <w:rPr>
-          <w:lang w:val="zh_TW" w:bidi="zh_TW"/>
-        </w:rPr>
-        <w:t>我從來是明明地對世人說話。我常在會堂和殿裏，就是猶太人聚集的地方教訓人</w:t>
-      </w:r>
-      <w:r>
-        <w:rPr>
-          <w:lang w:val="zh_TW" w:bidi="zh_TW"/>
-        </w:rPr>
-        <w:t>」（和合本）。</w:t>
-      </w:r>
-    </w:p>
-    <w:p>
-      <w:pPr/>
-      <w:r>
-        <w:rPr>
-          <w:lang w:val="zh_TW" w:bidi="zh_TW"/>
-        </w:rPr>
-      </w:r>
-      <w:r>
-        <w:rPr>
-          <w:lang w:val="zh_TW" w:bidi="zh_TW"/>
-        </w:rPr>
-        <w:t>使徒行傳提到使徒在耶路撒冷的猶太會堂（</w:t>
-      </w:r>
-      <w:hyperlink r:id="rId135">
-        <w:r>
-          <w:rPr>
-            <w:lang w:val="zh_TW" w:bidi="zh_TW"/>
-          </w:rPr>
-          <w:rPr>
-            <w:color w:val="0000EE"/>
-            <w:u w:val="single"/>
-          </w:rPr>
-          <w:t>使徒行傳6:9</w:t>
-        </w:r>
-      </w:hyperlink>
-      <w:r>
-        <w:rPr>
-          <w:lang w:val="zh_TW" w:bidi="zh_TW"/>
-        </w:rPr>
-        <w:t>）、大馬士革（</w:t>
-      </w:r>
-      <w:hyperlink r:id="rId136">
-        <w:r>
-          <w:rPr>
-            <w:lang w:val="zh_TW" w:bidi="zh_TW"/>
-          </w:rPr>
-          <w:rPr>
-            <w:color w:val="0000EE"/>
-            <w:u w:val="single"/>
-          </w:rPr>
-          <w:t>9:2</w:t>
-        </w:r>
-      </w:hyperlink>
-      <w:r>
-        <w:rPr>
-          <w:lang w:val="zh_TW" w:bidi="zh_TW"/>
-        </w:rPr>
-        <w:t>）、塞浦路斯（</w:t>
-      </w:r>
-      <w:hyperlink r:id="rId137">
-        <w:r>
-          <w:rPr>
-            <w:lang w:val="zh_TW" w:bidi="zh_TW"/>
-          </w:rPr>
-          <w:rPr>
-            <w:color w:val="0000EE"/>
-            <w:u w:val="single"/>
-          </w:rPr>
-          <w:t>13:5</w:t>
-        </w:r>
-      </w:hyperlink>
-      <w:r>
-        <w:rPr>
-          <w:lang w:val="zh_TW" w:bidi="zh_TW"/>
-        </w:rPr>
-        <w:t>）、羅馬行省加拉太（</w:t>
-      </w:r>
-      <w:hyperlink r:id="rId138">
-        <w:r>
-          <w:rPr>
-            <w:lang w:val="zh_TW" w:bidi="zh_TW"/>
-          </w:rPr>
-          <w:rPr>
-            <w:color w:val="0000EE"/>
-            <w:u w:val="single"/>
-          </w:rPr>
-          <w:t>13:14</w:t>
-        </w:r>
-      </w:hyperlink>
-      <w:r>
-        <w:rPr>
-          <w:lang w:val="zh_TW" w:bidi="zh_TW"/>
-        </w:rPr>
-        <w:t>，</w:t>
-      </w:r>
-      <w:hyperlink r:id="rId139">
-        <w:r>
-          <w:rPr>
-            <w:lang w:val="zh_TW" w:bidi="zh_TW"/>
-          </w:rPr>
-          <w:rPr>
-            <w:color w:val="0000EE"/>
-            <w:u w:val="single"/>
-          </w:rPr>
-          <w:t>14:1</w:t>
-        </w:r>
-      </w:hyperlink>
-      <w:r>
-        <w:rPr>
-          <w:lang w:val="zh_TW" w:bidi="zh_TW"/>
-        </w:rPr>
-        <w:t>）、馬其頓和希臘（</w:t>
-      </w:r>
-      <w:hyperlink r:id="rId140">
-        <w:r>
-          <w:rPr>
-            <w:lang w:val="zh_TW" w:bidi="zh_TW"/>
-          </w:rPr>
-          <w:rPr>
-            <w:color w:val="0000EE"/>
-            <w:u w:val="single"/>
-          </w:rPr>
-          <w:t>17:1、10、17</w:t>
-        </w:r>
-      </w:hyperlink>
-      <w:r>
-        <w:rPr>
-          <w:lang w:val="zh_TW" w:bidi="zh_TW"/>
-        </w:rPr>
-        <w:t>，</w:t>
-      </w:r>
-      <w:hyperlink r:id="rId141">
-        <w:r>
-          <w:rPr>
-            <w:lang w:val="zh_TW" w:bidi="zh_TW"/>
-          </w:rPr>
-          <w:rPr>
-            <w:color w:val="0000EE"/>
-            <w:u w:val="single"/>
-          </w:rPr>
-          <w:t>18:4</w:t>
-        </w:r>
-      </w:hyperlink>
-      <w:r>
-        <w:rPr>
-          <w:lang w:val="zh_TW" w:bidi="zh_TW"/>
-        </w:rPr>
-        <w:t>），以及羅馬亞細亞省的以弗所（</w:t>
-      </w:r>
-      <w:hyperlink r:id="rId142">
-        <w:r>
-          <w:rPr>
-            <w:lang w:val="zh_TW" w:bidi="zh_TW"/>
-          </w:rPr>
-          <w:rPr>
-            <w:color w:val="0000EE"/>
-            <w:u w:val="single"/>
-          </w:rPr>
-          <w:t>19:8</w:t>
-        </w:r>
-      </w:hyperlink>
-      <w:r>
-        <w:rPr>
-          <w:lang w:val="zh_TW" w:bidi="zh_TW"/>
-        </w:rPr>
-        <w:t>）。保羅的習慣是，只要他被允許自由地傳道，他就直接去猶太會堂，在那裡傳道。</w:t>
-      </w:r>
-    </w:p>
-    <w:p>
-      <w:pPr>
-        <w:pStyle w:val="Heading3"/>
-      </w:pPr>
-      <w:r>
-        <w:rPr>
-          <w:lang w:val="zh_TW" w:bidi="zh_TW"/>
-        </w:rPr>
-        <w:t>會堂敬拜</w:t>
-      </w:r>
-    </w:p>
-    <w:p>
-      <w:pPr/>
-      <w:r>
-        <w:rPr>
-          <w:lang w:val="zh_TW" w:bidi="zh_TW"/>
-        </w:rPr>
-      </w:r>
-      <w:r>
-        <w:rPr>
-          <w:lang w:val="zh_TW" w:bidi="zh_TW"/>
-        </w:rPr>
-        <w:t>福音書和使徒行傳提供了猶太人在安息日在會堂中敬拜的豐富證據。人們也在每週的第二天和第五天聚會敬拜。路加為我們提供了最早的會堂敬拜的描述（</w:t>
-      </w:r>
-      <w:hyperlink r:id="rId143">
-        <w:r>
-          <w:rPr>
-            <w:lang w:val="zh_TW" w:bidi="zh_TW"/>
-          </w:rPr>
-          <w:rPr>
-            <w:color w:val="0000EE"/>
-            <w:u w:val="single"/>
-          </w:rPr>
-          <w:t>路4:16–22</w:t>
-        </w:r>
-      </w:hyperlink>
-      <w:r>
-        <w:rPr>
-          <w:lang w:val="zh_TW" w:bidi="zh_TW"/>
-        </w:rPr>
-        <w:t>）。米示拿（Mishnah）描述了猶太會堂敬拜的模式：宣告信仰，示瑪（Shema，包括誦讀</w:t>
-      </w:r>
-      <w:hyperlink r:id="rId144">
-        <w:r>
-          <w:rPr>
-            <w:lang w:val="zh_TW" w:bidi="zh_TW"/>
-          </w:rPr>
-          <w:rPr>
-            <w:color w:val="0000EE"/>
-            <w:u w:val="single"/>
-          </w:rPr>
-          <w:t>申命記6:4–9</w:t>
-        </w:r>
-      </w:hyperlink>
-      <w:r>
-        <w:rPr>
-          <w:lang w:val="zh_TW" w:bidi="zh_TW"/>
-        </w:rPr>
-        <w:t>，</w:t>
-      </w:r>
-      <w:hyperlink r:id="rId145">
-        <w:r>
-          <w:rPr>
-            <w:lang w:val="zh_TW" w:bidi="zh_TW"/>
-          </w:rPr>
-          <w:rPr>
-            <w:color w:val="0000EE"/>
-            <w:u w:val="single"/>
-          </w:rPr>
-          <w:t>11:13–21</w:t>
-        </w:r>
-      </w:hyperlink>
-      <w:r>
-        <w:rPr>
-          <w:lang w:val="zh_TW" w:bidi="zh_TW"/>
-        </w:rPr>
-        <w:t>；</w:t>
-      </w:r>
-      <w:hyperlink r:id="rId146">
-        <w:r>
-          <w:rPr>
-            <w:lang w:val="zh_TW" w:bidi="zh_TW"/>
-          </w:rPr>
-          <w:rPr>
-            <w:color w:val="0000EE"/>
-            <w:u w:val="single"/>
-          </w:rPr>
-          <w:t>民數記15:37–41</w:t>
-        </w:r>
-      </w:hyperlink>
-      <w:r>
-        <w:rPr>
-          <w:lang w:val="zh_TW" w:bidi="zh_TW"/>
-        </w:rPr>
-        <w:t>）；禱告（如18篇祝福）；讀經（誦讀律法是基本做法，見</w:t>
-      </w:r>
-      <w:hyperlink r:id="rId147">
-        <w:r>
-          <w:rPr>
-            <w:lang w:val="zh_TW" w:bidi="zh_TW"/>
-          </w:rPr>
-          <w:rPr>
-            <w:color w:val="0000EE"/>
-            <w:u w:val="single"/>
-          </w:rPr>
-          <w:t>使徒行傳15:21</w:t>
-        </w:r>
-      </w:hyperlink>
-      <w:r>
-        <w:rPr>
-          <w:lang w:val="zh_TW" w:bidi="zh_TW"/>
-        </w:rPr>
-        <w:t>，並按照三年周期誦讀；先知書也會被誦讀，但較為隨機）；解釋（隨著巴勒斯坦地區對聖經希伯來文的知識減少，在希伯來文聖經誦讀後會提供亞蘭文翻譯，而在散居地區則提供希臘文翻譯）；講論（在誦讀之後，任何符合資格的人都可以向人們講論，如耶穌和使徒保羅經常所做的）；以及祝福。</w:t>
-      </w:r>
-    </w:p>
-    <w:p>
-      <w:pPr>
-        <w:pStyle w:val="Heading3"/>
-      </w:pPr>
-      <w:r>
-        <w:rPr>
-          <w:lang w:val="zh_TW" w:bidi="zh_TW"/>
-        </w:rPr>
-        <w:t>司法職能</w:t>
-      </w:r>
-    </w:p>
-    <w:p>
-      <w:pPr/>
-      <w:r>
-        <w:rPr>
-          <w:lang w:val="zh_TW" w:bidi="zh_TW"/>
-        </w:rPr>
-      </w:r>
-      <w:r>
-        <w:rPr>
-          <w:lang w:val="zh_TW" w:bidi="zh_TW"/>
-        </w:rPr>
-        <w:t>司法管理也是猶太會堂的一部分工作。違背律法和那些被認為違背猶太教做法的人會被帶到會堂的長老面前。在極端情況下，他們可能會將違背的人逐出會堂（見</w:t>
-      </w:r>
-      <w:hyperlink r:id="rId148">
-        <w:r>
-          <w:rPr>
-            <w:lang w:val="zh_TW" w:bidi="zh_TW"/>
-          </w:rPr>
-          <w:rPr>
-            <w:color w:val="0000EE"/>
-            <w:u w:val="single"/>
-          </w:rPr>
-          <w:t>約翰福音9:22、34–35</w:t>
-        </w:r>
-      </w:hyperlink>
-      <w:r>
-        <w:rPr>
-          <w:lang w:val="zh_TW" w:bidi="zh_TW"/>
-        </w:rPr>
-        <w:t>，</w:t>
-      </w:r>
-      <w:hyperlink r:id="rId149">
-        <w:r>
-          <w:rPr>
-            <w:lang w:val="zh_TW" w:bidi="zh_TW"/>
-          </w:rPr>
-          <w:rPr>
-            <w:color w:val="0000EE"/>
-            <w:u w:val="single"/>
-          </w:rPr>
-          <w:t>12:42</w:t>
-        </w:r>
-      </w:hyperlink>
-      <w:r>
-        <w:rPr>
-          <w:lang w:val="zh_TW" w:bidi="zh_TW"/>
-        </w:rPr>
-        <w:t>）或鞭打他。耶穌警告祂的門徒要準備好面對這兩種可能性（</w:t>
-      </w:r>
-      <w:hyperlink r:id="rId150">
-        <w:r>
-          <w:rPr>
-            <w:lang w:val="zh_TW" w:bidi="zh_TW"/>
-          </w:rPr>
-          <w:rPr>
-            <w:color w:val="0000EE"/>
-            <w:u w:val="single"/>
-          </w:rPr>
-          <w:t>馬太福音10:17</w:t>
-        </w:r>
-      </w:hyperlink>
-      <w:r>
-        <w:rPr>
-          <w:lang w:val="zh_TW" w:bidi="zh_TW"/>
-        </w:rPr>
-        <w:t>；</w:t>
-      </w:r>
-      <w:hyperlink r:id="rId151">
-        <w:r>
-          <w:rPr>
-            <w:lang w:val="zh_TW" w:bidi="zh_TW"/>
-          </w:rPr>
-          <w:rPr>
-            <w:color w:val="0000EE"/>
-            <w:u w:val="single"/>
-          </w:rPr>
-          <w:t>約翰福音16:2</w:t>
-        </w:r>
-      </w:hyperlink>
-      <w:r>
-        <w:rPr>
-          <w:lang w:val="zh_TW" w:bidi="zh_TW"/>
-        </w:rPr>
-        <w:t>）。掃羅逼迫基督徒，他持有寫給大馬士革會堂的信件，授予他逮捕基督徒並將他們捆綁帶到耶路撒冷的權柄（</w:t>
-      </w:r>
-      <w:hyperlink r:id="rId136">
-        <w:r>
-          <w:rPr>
-            <w:lang w:val="zh_TW" w:bidi="zh_TW"/>
-          </w:rPr>
-          <w:rPr>
-            <w:color w:val="0000EE"/>
-            <w:u w:val="single"/>
-          </w:rPr>
-          <w:t>使徒行傳9:2</w:t>
-        </w:r>
-      </w:hyperlink>
-      <w:r>
-        <w:rPr>
-          <w:lang w:val="zh_TW" w:bidi="zh_TW"/>
-        </w:rPr>
-        <w:t>）。在</w:t>
-      </w:r>
-      <w:hyperlink r:id="rId152">
-        <w:r>
-          <w:rPr>
-            <w:lang w:val="zh_TW" w:bidi="zh_TW"/>
-          </w:rPr>
-          <w:rPr>
-            <w:color w:val="0000EE"/>
-            <w:u w:val="single"/>
-          </w:rPr>
-          <w:t>使徒行傳二十二章19節</w:t>
-        </w:r>
-      </w:hyperlink>
-      <w:r>
-        <w:rPr>
-          <w:lang w:val="zh_TW" w:bidi="zh_TW"/>
-        </w:rPr>
-        <w:t>中，他提到把</w:t>
-      </w:r>
-      <w:r>
-        <w:rPr>
-          <w:lang w:val="zh_TW" w:bidi="zh_TW"/>
-        </w:rPr>
-        <w:t>人收在監裏，又在各會堂裏鞭打他們</w:t>
-      </w:r>
-      <w:r>
-        <w:rPr>
-          <w:lang w:val="zh_TW" w:bidi="zh_TW"/>
-        </w:rPr>
-        <w:t>。保羅本人在會堂中受鞭打三十九次（</w:t>
-      </w:r>
-      <w:hyperlink r:id="rId153">
-        <w:r>
-          <w:rPr>
-            <w:lang w:val="zh_TW" w:bidi="zh_TW"/>
-          </w:rPr>
-          <w:rPr>
-            <w:color w:val="0000EE"/>
-            <w:u w:val="single"/>
-          </w:rPr>
-          <w:t>哥林多後書11:24</w:t>
-        </w:r>
-      </w:hyperlink>
-      <w:r>
-        <w:rPr>
-          <w:lang w:val="zh_TW" w:bidi="zh_TW"/>
-        </w:rPr>
-        <w:t>）。</w:t>
-      </w:r>
-    </w:p>
-    <w:p>
-      <w:pPr>
-        <w:pStyle w:val="Heading3"/>
-      </w:pPr>
-      <w:r>
-        <w:rPr>
-          <w:lang w:val="zh_TW" w:bidi="zh_TW"/>
-        </w:rPr>
-        <w:t>教導律法</w:t>
-      </w:r>
-    </w:p>
-    <w:p>
-      <w:pPr/>
-      <w:r>
-        <w:rPr>
-          <w:lang w:val="zh_TW" w:bidi="zh_TW"/>
-        </w:rPr>
-      </w:r>
-      <w:r>
-        <w:rPr>
-          <w:lang w:val="zh_TW" w:bidi="zh_TW"/>
-        </w:rPr>
-        <w:t>誦讀律法在猶太會堂的崇拜中具有核心意義。教導人們律法，尤其是教導孩子，與猶太會堂密不可分。在猶太會堂的建築中或學校裡都可能會教導律法。</w:t>
-      </w:r>
-    </w:p>
-    <w:p>
-      <w:pPr>
-        <w:pStyle w:val="Heading3"/>
-      </w:pPr>
-      <w:r>
-        <w:rPr>
-          <w:lang w:val="zh_TW" w:bidi="zh_TW"/>
-        </w:rPr>
-        <w:t>組織結構</w:t>
-      </w:r>
-    </w:p>
-    <w:p>
-      <w:pPr/>
-      <w:r>
-        <w:rPr>
-          <w:lang w:val="zh_TW" w:bidi="zh_TW"/>
-        </w:rPr>
-      </w:r>
-      <w:r>
-        <w:rPr>
-          <w:lang w:val="zh_TW" w:bidi="zh_TW"/>
-        </w:rPr>
-        <w:t>新約特別提到（比如，</w:t>
-      </w:r>
-      <w:hyperlink r:id="rId154">
-        <w:r>
-          <w:rPr>
-            <w:lang w:val="zh_TW" w:bidi="zh_TW"/>
-          </w:rPr>
-          <w:rPr>
-            <w:color w:val="0000EE"/>
-            <w:u w:val="single"/>
-          </w:rPr>
-          <w:t>馬可福音5:22</w:t>
-        </w:r>
-      </w:hyperlink>
-      <w:r>
-        <w:rPr>
-          <w:lang w:val="zh_TW" w:bidi="zh_TW"/>
-        </w:rPr>
-        <w:t>；</w:t>
-      </w:r>
-      <w:hyperlink r:id="rId155">
-        <w:r>
-          <w:rPr>
-            <w:lang w:val="zh_TW" w:bidi="zh_TW"/>
-          </w:rPr>
-          <w:rPr>
-            <w:color w:val="0000EE"/>
-            <w:u w:val="single"/>
-          </w:rPr>
-          <w:t>路加福音13:14</w:t>
-        </w:r>
-      </w:hyperlink>
-      <w:r>
-        <w:rPr>
-          <w:lang w:val="zh_TW" w:bidi="zh_TW"/>
-        </w:rPr>
-        <w:t>；</w:t>
-      </w:r>
-      <w:hyperlink r:id="rId156">
-        <w:r>
-          <w:rPr>
-            <w:lang w:val="zh_TW" w:bidi="zh_TW"/>
-          </w:rPr>
-          <w:rPr>
-            <w:color w:val="0000EE"/>
-            <w:u w:val="single"/>
-          </w:rPr>
-          <w:t>使徒行傳18:8</w:t>
-        </w:r>
-      </w:hyperlink>
-      <w:r>
-        <w:rPr>
-          <w:lang w:val="zh_TW" w:bidi="zh_TW"/>
-        </w:rPr>
-        <w:t>、</w:t>
-      </w:r>
-      <w:hyperlink r:id="rId157">
-        <w:r>
-          <w:rPr>
-            <w:lang w:val="zh_TW" w:bidi="zh_TW"/>
-          </w:rPr>
-          <w:rPr>
-            <w:color w:val="0000EE"/>
-            <w:u w:val="single"/>
-          </w:rPr>
-          <w:t>17</w:t>
-        </w:r>
-      </w:hyperlink>
-      <w:r>
-        <w:rPr>
-          <w:lang w:val="zh_TW" w:bidi="zh_TW"/>
-        </w:rPr>
-        <w:t>）猶太會堂中的兩個職位：「管會堂的」，負責次序以及選擇經文的誦讀者；以及執事（</w:t>
-      </w:r>
-      <w:hyperlink r:id="rId158">
-        <w:r>
-          <w:rPr>
-            <w:lang w:val="zh_TW" w:bidi="zh_TW"/>
-          </w:rPr>
-          <w:rPr>
-            <w:color w:val="0000EE"/>
-            <w:u w:val="single"/>
-          </w:rPr>
-          <w:t>路加福音4:20</w:t>
-        </w:r>
-      </w:hyperlink>
-      <w:r>
-        <w:rPr>
-          <w:lang w:val="zh_TW" w:bidi="zh_TW"/>
-        </w:rPr>
-        <w:t>），負責拿出和收起經文書卷，並對不守規矩的學生施以體罰。後來，還有一位被任命為禱告的領袖。</w:t>
-      </w:r>
-    </w:p>
-    <w:p>
-      <w:pPr>
-        <w:pStyle w:val="Heading3"/>
-      </w:pPr>
-      <w:r>
-        <w:rPr>
-          <w:lang w:val="zh_TW" w:bidi="zh_TW"/>
-        </w:rPr>
-        <w:t>建築</w:t>
-      </w:r>
-    </w:p>
-    <w:p>
-      <w:pPr/>
-      <w:r>
-        <w:rPr>
-          <w:lang w:val="zh_TW" w:bidi="zh_TW"/>
-        </w:rPr>
-      </w:r>
-      <w:r>
-        <w:rPr>
-          <w:lang w:val="zh_TW" w:bidi="zh_TW"/>
-        </w:rPr>
-        <w:t>在建築結構上，猶太會堂是仿照聖殿而建的。它通常建在高地上，並且建造的結構使人們可以面向耶路撒冷的方向坐著。有一個可移動的箱子用來放置律法書和先知書的書卷，還有一個平台用於誦讀經文和講論。男女會分開坐。文士喜愛「高位」，面向人群（</w:t>
-      </w:r>
-      <w:hyperlink r:id="rId159">
-        <w:r>
-          <w:rPr>
-            <w:lang w:val="zh_TW" w:bidi="zh_TW"/>
-          </w:rPr>
-          <w:rPr>
-            <w:color w:val="0000EE"/>
-            <w:u w:val="single"/>
-          </w:rPr>
-          <w:t>馬可福音12:39</w:t>
-        </w:r>
-      </w:hyperlink>
-      <w:r>
-        <w:rPr>
-          <w:lang w:val="zh_TW" w:bidi="zh_TW"/>
-        </w:rPr>
-        <w:t>）。許多會堂裝飾著葡萄葉、七枝燈台、逾越節的羔羊和盛嗎哪的罐子。早期的會堂還有一個革尼匝（genizah），即一個地下室或閣樓，用來存放磨損的書卷，因為它們記載了神的名字，太過神聖而不能被銷毀。</w:t>
-      </w:r>
-    </w:p>
-    <w:p>
-      <w:pPr/>
-      <w:r>
-        <w:rPr>
-          <w:lang w:val="zh_TW" w:bidi="zh_TW"/>
-        </w:rPr>
-      </w:r>
-      <w:r>
-        <w:rPr>
-          <w:i/>
-          <w:lang w:val="zh_TW" w:bidi="zh_TW"/>
-        </w:rPr>
-        <w:t>另見</w:t>
-      </w:r>
-      <w:r>
-        <w:rPr>
-          <w:lang w:val="zh_TW" w:bidi="zh_TW"/>
-        </w:rPr>
-        <w:t xml:space="preserve"> </w:t>
-      </w:r>
-      <w:r>
-        <w:rPr>
-          <w:lang w:val="zh_TW" w:bidi="zh_TW"/>
-        </w:rPr>
-        <w:t>猶太教</w:t>
-      </w:r>
-      <w:r>
-        <w:rPr>
-          <w:lang w:val="zh_TW" w:bidi="zh_TW"/>
-        </w:rPr>
-        <w:t>；</w:t>
-      </w:r>
-      <w:r>
-        <w:rPr>
-          <w:lang w:val="zh_TW" w:bidi="zh_TW"/>
-        </w:rPr>
-        <w:t>管會堂的</w:t>
+        <w:t>啟示</w:t>
       </w:r>
       <w:r>
         <w:rPr>

--- a/zht/docx/062.content.docx
+++ b/zht/docx/062.content.docx
@@ -149,7 +149,7 @@
         <w:rPr>
           <w:lang w:val="zh_TW" w:bidi="zh_TW"/>
         </w:rPr>
-        <w:t>hua</w:t>
+        <w:t>hu</w:t>
       </w:r>
       <w:r>
         <w:rPr>
@@ -212,7 +212,7 @@
         <w:rPr>
           <w:lang w:val="zh_TW" w:bidi="zh_TW"/>
         </w:rPr>
-        <w:t>話語、神的道、神的話</w:t>
+        <w:t>戶反，戶反族</w:t>
       </w:r>
       <w:r>
         <w:rPr>
@@ -231,7 +231,7 @@
         <w:rPr>
           <w:lang w:val="zh_TW" w:bidi="zh_TW"/>
         </w:rPr>
-        <w:t>「話語」是溝通的方式。當人們使用「話語」這個詞時，通常是指說話。然而，當神在歷世歷代「說話」時，祂以不同的方式來傳達祂的意思（</w:t>
+        <w:t>便雅憫人，也是戶反族的祖先（</w:t>
       </w:r>
       <w:hyperlink r:id="rId13">
         <w:r>
@@ -242,53 +242,14 @@
             <w:color w:val="0000EE"/>
             <w:u w:val="single"/>
           </w:rPr>
-          <w:t>來1:1</w:t>
+          <w:t>民26:39</w:t>
         </w:r>
       </w:hyperlink>
       <w:r>
         <w:rPr>
           <w:lang w:val="zh_TW" w:bidi="zh_TW"/>
         </w:rPr>
-        <w:t>）。神溝通最完整和完美的例子就是祂的兒子耶穌基督。</w:t>
-      </w:r>
-    </w:p>
-    <w:p>
-      <w:pPr>
-        <w:pStyle w:val="Heading3"/>
-      </w:pPr>
-      <w:r>
-        <w:rPr>
-          <w:lang w:val="zh_TW" w:bidi="zh_TW"/>
-        </w:rPr>
-        <w:t>話語的重要性</w:t>
-      </w:r>
-    </w:p>
-    <w:p>
-      <w:pPr/>
-      <w:r>
-        <w:rPr>
-          <w:lang w:val="zh_TW" w:bidi="zh_TW"/>
-        </w:rPr>
-      </w:r>
-      <w:r>
-        <w:rPr>
-          <w:lang w:val="zh_TW" w:bidi="zh_TW"/>
-        </w:rPr>
-        <w:t>在大多數人無法讀寫的社會中，口頭的話語在法律、貿易、宗教、婚姻和名聲等方面顯得格外重要。書面文件如收據、協議和記錄並不那麼實用。誠實的言語和個人的誠信，對於溝通和維持關係至關重要。因此，詩人、先知、故事講述者和教師的話語，會被謹慎地記住，並傳承下去。</w:t>
-      </w:r>
-    </w:p>
-    <w:p>
-      <w:pPr/>
-      <w:r>
-        <w:rPr>
-          <w:lang w:val="zh_TW" w:bidi="zh_TW"/>
-        </w:rPr>
-      </w:r>
-      <w:r>
-        <w:rPr>
-          <w:lang w:val="zh_TW" w:bidi="zh_TW"/>
-        </w:rPr>
-        <w:t>人們非常關注話語的真實性。愚蠢的話、奉承（虛假的讚美）、謊言和有害的言語，被認為是不正當的。在商業、法律和社區生活中，誓言（承諾）非常重要。祝福一旦被說出來，它就具有力量，不能收回（</w:t>
+        <w:t>）；他可能與戶平（</w:t>
       </w:r>
       <w:hyperlink r:id="rId14">
         <w:r>
@@ -299,7 +260,7 @@
             <w:color w:val="0000EE"/>
             <w:u w:val="single"/>
           </w:rPr>
-          <w:t>創27:30–38</w:t>
+          <w:t>創46:21</w:t>
         </w:r>
       </w:hyperlink>
       <w:r>
@@ -317,32 +278,14 @@
             <w:color w:val="0000EE"/>
             <w:u w:val="single"/>
           </w:rPr>
-          <w:t>太10:12–13</w:t>
+          <w:t>代上7:12、15</w:t>
         </w:r>
       </w:hyperlink>
       <w:r>
         <w:rPr>
           <w:lang w:val="zh_TW" w:bidi="zh_TW"/>
         </w:rPr>
-        <w:t>）。同樣的情況也適用於：</w:t>
-      </w:r>
-    </w:p>
-    <w:p>
-      <w:pPr>
-        <w:pStyle w:val="ListBullet"/>
-        <w:spacing w:line="240" w:lineRule="auto"/>
-        <w:ind w:left="720"/>
-      </w:pPr>
-      <w:r>
-        <w:rPr>
-          <w:lang w:val="zh_TW" w:bidi="zh_TW"/>
-        </w:rPr>
-      </w:r>
-      <w:r>
-        <w:rPr>
-          <w:lang w:val="zh_TW" w:bidi="zh_TW"/>
-        </w:rPr>
-        <w:t>許願（</w:t>
+        <w:t>，又譯戶品）和戶蘭（</w:t>
       </w:r>
       <w:hyperlink r:id="rId16">
         <w:r>
@@ -353,32 +296,107 @@
             <w:color w:val="0000EE"/>
             <w:u w:val="single"/>
           </w:rPr>
-          <w:t>士11:34–35</w:t>
+          <w:t>代上8:5</w:t>
         </w:r>
       </w:hyperlink>
       <w:r>
         <w:rPr>
           <w:lang w:val="zh_TW" w:bidi="zh_TW"/>
         </w:rPr>
-        <w:t>）</w:t>
+        <w:t>）是同一人。</w:t>
       </w:r>
     </w:p>
     <w:p>
-      <w:pPr>
-        <w:pStyle w:val="ListBullet"/>
-        <w:spacing w:line="240" w:lineRule="auto"/>
-        <w:ind w:left="720"/>
-      </w:pPr>
-      <w:r>
-        <w:rPr>
-          <w:lang w:val="zh_TW" w:bidi="zh_TW"/>
-        </w:rPr>
-      </w:r>
-      <w:r>
-        <w:rPr>
-          <w:lang w:val="zh_TW" w:bidi="zh_TW"/>
-        </w:rPr>
-        <w:t>咒詛（</w:t>
+      <w:pPr/>
+      <w:r>
+        <w:rPr>
+          <w:lang w:val="zh_TW" w:bidi="zh_TW"/>
+        </w:rPr>
+      </w:r>
+      <w:r>
+        <w:rPr>
+          <w:i/>
+          <w:lang w:val="zh_TW" w:bidi="zh_TW"/>
+        </w:rPr>
+        <w:t>另見</w:t>
+      </w:r>
+      <w:r>
+        <w:rPr>
+          <w:lang w:val="zh_TW" w:bidi="zh_TW"/>
+        </w:rPr>
+        <w:t xml:space="preserve"> </w:t>
+      </w:r>
+      <w:r>
+        <w:rPr>
+          <w:lang w:val="zh_TW" w:bidi="zh_TW"/>
+        </w:rPr>
+        <w:t>戶平</w:t>
+      </w:r>
+      <w:r>
+        <w:rPr>
+          <w:lang w:val="zh_TW" w:bidi="zh_TW"/>
+        </w:rPr>
+        <w:t>；</w:t>
+      </w:r>
+      <w:r>
+        <w:rPr>
+          <w:lang w:val="zh_TW" w:bidi="zh_TW"/>
+        </w:rPr>
+        <w:t>戶蘭#1</w:t>
+      </w:r>
+      <w:r>
+        <w:rPr>
+          <w:lang w:val="zh_TW" w:bidi="zh_TW"/>
+        </w:rPr>
+        <w:t>。</w:t>
+      </w:r>
+      <w:r>
+        <w:rPr>
+          <w:lang w:val="zh_TW" w:bidi="zh_TW"/>
+        </w:rPr>
+      </w:r>
+      <w:r>
+        <w:rPr>
+          <w:lang w:val="zh_TW" w:bidi="zh_TW"/>
+        </w:rPr>
+      </w:r>
+    </w:p>
+    <w:p>
+      <w:pPr/>
+      <w:r>
+        <w:rPr>
+          <w:lang w:val="zh_TW" w:bidi="zh_TW"/>
+        </w:rPr>
+      </w:r>
+    </w:p>
+    <w:p>
+      <w:pPr>
+        <w:pStyle w:val="Heading2"/>
+      </w:pPr>
+      <w:r>
+        <w:rPr>
+          <w:lang w:val="zh_TW" w:bidi="zh_TW"/>
+        </w:rPr>
+        <w:t>戶勒</w:t>
+      </w:r>
+      <w:r>
+        <w:rPr>
+          <w:lang w:val="zh_TW" w:bidi="zh_TW"/>
+        </w:rPr>
+      </w:r>
+    </w:p>
+    <w:p>
+      <w:pPr/>
+      <w:r>
+        <w:rPr>
+          <w:lang w:val="zh_TW" w:bidi="zh_TW"/>
+        </w:rPr>
+      </w:r>
+      <w:r>
+        <w:rPr>
+          <w:lang w:val="zh_TW" w:bidi="zh_TW"/>
+        </w:rPr>
+        <w:t>亞蘭的兒子，閃的孫子（</w:t>
       </w:r>
       <w:hyperlink r:id="rId17">
         <w:r>
@@ -389,28 +407,14 @@
             <w:color w:val="0000EE"/>
             <w:u w:val="single"/>
           </w:rPr>
-          <w:t>創27:12–13</w:t>
+          <w:t>創10:23</w:t>
         </w:r>
       </w:hyperlink>
       <w:r>
         <w:rPr>
           <w:lang w:val="zh_TW" w:bidi="zh_TW"/>
         </w:rPr>
-        <w:t>）</w:t>
-      </w:r>
-    </w:p>
-    <w:p>
-      <w:pPr/>
-      <w:r>
-        <w:rPr>
-          <w:lang w:val="zh_TW" w:bidi="zh_TW"/>
-        </w:rPr>
-      </w:r>
-      <w:r>
-        <w:rPr>
-          <w:lang w:val="zh_TW" w:bidi="zh_TW"/>
-        </w:rPr>
-        <w:t>命令的話語，尤其是來自祭司、士師或王的命令，也具有極大的權威（</w:t>
+        <w:t>；</w:t>
       </w:r>
       <w:hyperlink r:id="rId18">
         <w:r>
@@ -421,7 +425,7 @@
             <w:color w:val="0000EE"/>
             <w:u w:val="single"/>
           </w:rPr>
-          <w:t>傳8:4</w:t>
+          <w:t>代上1:17</w:t>
         </w:r>
       </w:hyperlink>
       <w:r>
@@ -429,6 +433,16 @@
           <w:lang w:val="zh_TW" w:bidi="zh_TW"/>
         </w:rPr>
         <w:t>）。</w:t>
+      </w:r>
+      <w:r>
+        <w:rPr>
+          <w:lang w:val="zh_TW" w:bidi="zh_TW"/>
+        </w:rPr>
+      </w:r>
+      <w:r>
+        <w:rPr>
+          <w:lang w:val="zh_TW" w:bidi="zh_TW"/>
+        </w:rPr>
       </w:r>
     </w:p>
     <w:p>
@@ -438,11 +452,137 @@
           <w:lang w:val="zh_TW" w:bidi="zh_TW"/>
         </w:rPr>
       </w:r>
-      <w:r>
-        <w:rPr>
-          <w:lang w:val="zh_TW" w:bidi="zh_TW"/>
-        </w:rPr>
-        <w:t>這種對話語的尊重在新約中依然存在。話語揭示了人心中的想法，因此每句隨便的、傷害性的或欺騙性的話，都會受到審判（</w:t>
+    </w:p>
+    <w:p>
+      <w:pPr>
+        <w:pStyle w:val="Heading2"/>
+      </w:pPr>
+      <w:r>
+        <w:rPr>
+          <w:lang w:val="zh_TW" w:bidi="zh_TW"/>
+        </w:rPr>
+        <w:t>戶平</w:t>
+      </w:r>
+      <w:r>
+        <w:rPr>
+          <w:lang w:val="zh_TW" w:bidi="zh_TW"/>
+        </w:rPr>
+      </w:r>
+    </w:p>
+    <w:p>
+      <w:pPr/>
+      <w:r>
+        <w:rPr>
+          <w:lang w:val="zh_TW" w:bidi="zh_TW"/>
+        </w:rPr>
+      </w:r>
+      <w:r>
+        <w:rPr>
+          <w:lang w:val="zh_TW" w:bidi="zh_TW"/>
+        </w:rPr>
+        <w:t>可能是以珥（以利）的兒子，也是便雅憫的後裔，出於比拉的家系（</w:t>
+      </w:r>
+      <w:hyperlink r:id="rId14">
+        <w:r>
+          <w:rPr>
+            <w:lang w:val="zh_TW" w:bidi="zh_TW"/>
+          </w:rPr>
+          <w:rPr>
+            <w:color w:val="0000EE"/>
+            <w:u w:val="single"/>
+          </w:rPr>
+          <w:t>創46:21</w:t>
+        </w:r>
+      </w:hyperlink>
+      <w:r>
+        <w:rPr>
+          <w:lang w:val="zh_TW" w:bidi="zh_TW"/>
+        </w:rPr>
+        <w:t>；</w:t>
+      </w:r>
+      <w:hyperlink r:id="rId15">
+        <w:r>
+          <w:rPr>
+            <w:lang w:val="zh_TW" w:bidi="zh_TW"/>
+          </w:rPr>
+          <w:rPr>
+            <w:color w:val="0000EE"/>
+            <w:u w:val="single"/>
+          </w:rPr>
+          <w:t>代上7:12、15</w:t>
+        </w:r>
+      </w:hyperlink>
+      <w:r>
+        <w:rPr>
+          <w:lang w:val="zh_TW" w:bidi="zh_TW"/>
+        </w:rPr>
+        <w:t>，又譯戶品）。戶平很可能是戶反的另一種譯法；戶反是便雅憫支派中戶反族的祖先（</w:t>
+      </w:r>
+      <w:hyperlink r:id="rId13">
+        <w:r>
+          <w:rPr>
+            <w:lang w:val="zh_TW" w:bidi="zh_TW"/>
+          </w:rPr>
+          <w:rPr>
+            <w:color w:val="0000EE"/>
+            <w:u w:val="single"/>
+          </w:rPr>
+          <w:t>民26:39</w:t>
+        </w:r>
+      </w:hyperlink>
+      <w:r>
+        <w:rPr>
+          <w:lang w:val="zh_TW" w:bidi="zh_TW"/>
+        </w:rPr>
+        <w:t>）。他的確切家譜已難以確定。</w:t>
+      </w:r>
+      <w:r>
+        <w:rPr>
+          <w:lang w:val="zh_TW" w:bidi="zh_TW"/>
+        </w:rPr>
+      </w:r>
+      <w:r>
+        <w:rPr>
+          <w:lang w:val="zh_TW" w:bidi="zh_TW"/>
+        </w:rPr>
+      </w:r>
+    </w:p>
+    <w:p>
+      <w:pPr/>
+      <w:r>
+        <w:rPr>
+          <w:lang w:val="zh_TW" w:bidi="zh_TW"/>
+        </w:rPr>
+      </w:r>
+    </w:p>
+    <w:p>
+      <w:pPr>
+        <w:pStyle w:val="Heading2"/>
+      </w:pPr>
+      <w:r>
+        <w:rPr>
+          <w:lang w:val="zh_TW" w:bidi="zh_TW"/>
+        </w:rPr>
+        <w:t>戶珊</w:t>
+      </w:r>
+      <w:r>
+        <w:rPr>
+          <w:lang w:val="zh_TW" w:bidi="zh_TW"/>
+        </w:rPr>
+      </w:r>
+    </w:p>
+    <w:p>
+      <w:pPr/>
+      <w:r>
+        <w:rPr>
+          <w:lang w:val="zh_TW" w:bidi="zh_TW"/>
+        </w:rPr>
+      </w:r>
+      <w:r>
+        <w:rPr>
+          <w:lang w:val="zh_TW" w:bidi="zh_TW"/>
+        </w:rPr>
+        <w:t>提幔人，其接續約巴作以東王（</w:t>
       </w:r>
       <w:hyperlink r:id="rId19">
         <w:r>
@@ -453,7 +593,7 @@
             <w:color w:val="0000EE"/>
             <w:u w:val="single"/>
           </w:rPr>
-          <w:t>太12:34–37</w:t>
+          <w:t>創36:34–35</w:t>
         </w:r>
       </w:hyperlink>
       <w:r>
@@ -471,14 +611,70 @@
             <w:color w:val="0000EE"/>
             <w:u w:val="single"/>
           </w:rPr>
-          <w:t>5:22</w:t>
+          <w:t>代上1:45–46</w:t>
         </w:r>
       </w:hyperlink>
       <w:r>
         <w:rPr>
           <w:lang w:val="zh_TW" w:bidi="zh_TW"/>
         </w:rPr>
-        <w:t>），褻瀆神的言語同樣會受到審判（褻瀆，</w:t>
+        <w:t>）。</w:t>
+      </w:r>
+      <w:r>
+        <w:rPr>
+          <w:lang w:val="zh_TW" w:bidi="zh_TW"/>
+        </w:rPr>
+      </w:r>
+      <w:r>
+        <w:rPr>
+          <w:lang w:val="zh_TW" w:bidi="zh_TW"/>
+        </w:rPr>
+      </w:r>
+    </w:p>
+    <w:p>
+      <w:pPr/>
+      <w:r>
+        <w:rPr>
+          <w:lang w:val="zh_TW" w:bidi="zh_TW"/>
+        </w:rPr>
+      </w:r>
+    </w:p>
+    <w:p>
+      <w:pPr>
+        <w:pStyle w:val="Heading2"/>
+      </w:pPr>
+      <w:r>
+        <w:rPr>
+          <w:lang w:val="zh_TW" w:bidi="zh_TW"/>
+        </w:rPr>
+        <w:t>戶伸</w:t>
+      </w:r>
+      <w:r>
+        <w:rPr>
+          <w:lang w:val="zh_TW" w:bidi="zh_TW"/>
+        </w:rPr>
+      </w:r>
+    </w:p>
+    <w:p>
+      <w:pPr>
+        <w:pStyle w:val="ListNumber"/>
+        <w:numPr>
+          <w:ilvl w:val="0"/>
+          <w:numId w:val="14"/>
+        </w:numPr>
+        <w:spacing w:line="240" w:lineRule="auto"/>
+        <w:ind w:left="720"/>
+      </w:pPr>
+      <w:r>
+        <w:rPr>
+          <w:lang w:val="zh_TW" w:bidi="zh_TW"/>
+        </w:rPr>
+      </w:r>
+      <w:r>
+        <w:rPr>
+          <w:lang w:val="zh_TW" w:bidi="zh_TW"/>
+        </w:rPr>
+        <w:t>但的兒子（</w:t>
       </w:r>
       <w:hyperlink r:id="rId21">
         <w:r>
@@ -489,14 +685,14 @@
             <w:color w:val="0000EE"/>
             <w:u w:val="single"/>
           </w:rPr>
-          <w:t>路12:10</w:t>
+          <w:t>創46:23</w:t>
         </w:r>
       </w:hyperlink>
       <w:r>
         <w:rPr>
           <w:lang w:val="zh_TW" w:bidi="zh_TW"/>
         </w:rPr>
-        <w:t>）。保羅（</w:t>
+        <w:t>），</w:t>
       </w:r>
       <w:hyperlink r:id="rId22">
         <w:r>
@@ -507,14 +703,32 @@
             <w:color w:val="0000EE"/>
             <w:u w:val="single"/>
           </w:rPr>
-          <w:t>弗4:29</w:t>
+          <w:t>民數記二十六章42節</w:t>
         </w:r>
       </w:hyperlink>
       <w:r>
         <w:rPr>
           <w:lang w:val="zh_TW" w:bidi="zh_TW"/>
         </w:rPr>
-        <w:t>，</w:t>
+        <w:t>稱他為書含，又提到他是書含族的祖先。</w:t>
+      </w:r>
+    </w:p>
+    <w:p>
+      <w:pPr>
+        <w:pStyle w:val="ListNumber"/>
+        <w:spacing w:line="240" w:lineRule="auto"/>
+        <w:ind w:left="720"/>
+      </w:pPr>
+      <w:r>
+        <w:rPr>
+          <w:lang w:val="zh_TW" w:bidi="zh_TW"/>
+        </w:rPr>
+      </w:r>
+      <w:r>
+        <w:rPr>
+          <w:lang w:val="zh_TW" w:bidi="zh_TW"/>
+        </w:rPr>
+        <w:t>便雅憫的後裔，亞黑的兒子（</w:t>
       </w:r>
       <w:hyperlink r:id="rId23">
         <w:r>
@@ -525,14 +739,32 @@
             <w:color w:val="0000EE"/>
             <w:u w:val="single"/>
           </w:rPr>
-          <w:t>5:4</w:t>
+          <w:t>代上7:12</w:t>
         </w:r>
       </w:hyperlink>
       <w:r>
         <w:rPr>
           <w:lang w:val="zh_TW" w:bidi="zh_TW"/>
         </w:rPr>
-        <w:t>）和雅各（</w:t>
+        <w:t>）。</w:t>
+      </w:r>
+    </w:p>
+    <w:p>
+      <w:pPr>
+        <w:pStyle w:val="ListNumber"/>
+        <w:spacing w:line="240" w:lineRule="auto"/>
+        <w:ind w:left="720"/>
+      </w:pPr>
+      <w:r>
+        <w:rPr>
+          <w:lang w:val="zh_TW" w:bidi="zh_TW"/>
+        </w:rPr>
+      </w:r>
+      <w:r>
+        <w:rPr>
+          <w:lang w:val="zh_TW" w:bidi="zh_TW"/>
+        </w:rPr>
+        <w:t>便雅憫人沙哈連的三個妻子之一（</w:t>
       </w:r>
       <w:hyperlink r:id="rId24">
         <w:r>
@@ -543,1178 +775,14 @@
             <w:color w:val="0000EE"/>
             <w:u w:val="single"/>
           </w:rPr>
-          <w:t>雅3:1–12</w:t>
+          <w:t>代上8:8–11</w:t>
         </w:r>
       </w:hyperlink>
       <w:r>
         <w:rPr>
           <w:lang w:val="zh_TW" w:bidi="zh_TW"/>
         </w:rPr>
-        <w:t>）繼承了希伯來人對話語的尊重。</w:t>
-      </w:r>
-    </w:p>
-    <w:p>
-      <w:pPr>
-        <w:pStyle w:val="Heading3"/>
-      </w:pPr>
-      <w:r>
-        <w:rPr>
-          <w:lang w:val="zh_TW" w:bidi="zh_TW"/>
-        </w:rPr>
-        <w:t>神的話</w:t>
-      </w:r>
-    </w:p>
-    <w:p>
-      <w:pPr/>
-      <w:r>
-        <w:rPr>
-          <w:lang w:val="zh_TW" w:bidi="zh_TW"/>
-        </w:rPr>
-      </w:r>
-      <w:r>
-        <w:rPr>
-          <w:lang w:val="zh_TW" w:bidi="zh_TW"/>
-        </w:rPr>
-        <w:t>神的話已經記載在聖經中。祂的話臨到先知，並通過先知傳遞（</w:t>
-      </w:r>
-      <w:hyperlink r:id="rId25">
-        <w:r>
-          <w:rPr>
-            <w:lang w:val="zh_TW" w:bidi="zh_TW"/>
-          </w:rPr>
-          <w:rPr>
-            <w:color w:val="0000EE"/>
-            <w:u w:val="single"/>
-          </w:rPr>
-          <w:t>王上12:22</w:t>
-        </w:r>
-      </w:hyperlink>
-      <w:r>
-        <w:rPr>
-          <w:lang w:val="zh_TW" w:bidi="zh_TW"/>
-        </w:rPr>
-        <w:t>；</w:t>
-      </w:r>
-      <w:hyperlink r:id="rId26">
-        <w:r>
-          <w:rPr>
-            <w:lang w:val="zh_TW" w:bidi="zh_TW"/>
-          </w:rPr>
-          <w:rPr>
-            <w:color w:val="0000EE"/>
-            <w:u w:val="single"/>
-          </w:rPr>
-          <w:t>代上17:3</w:t>
-        </w:r>
-      </w:hyperlink>
-      <w:r>
-        <w:rPr>
-          <w:lang w:val="zh_TW" w:bidi="zh_TW"/>
-        </w:rPr>
-        <w:t>；參</w:t>
-      </w:r>
-      <w:hyperlink r:id="rId27">
-        <w:r>
-          <w:rPr>
-            <w:lang w:val="zh_TW" w:bidi="zh_TW"/>
-          </w:rPr>
-          <w:rPr>
-            <w:color w:val="0000EE"/>
-            <w:u w:val="single"/>
-          </w:rPr>
-          <w:t>路3:2</w:t>
-        </w:r>
-      </w:hyperlink>
-      <w:r>
-        <w:rPr>
-          <w:lang w:val="zh_TW" w:bidi="zh_TW"/>
-        </w:rPr>
-        <w:t>），先知「奉耶和華的命」說話和行事。神的話也透過律法傳達出來，神在西奈山「說」出律法（</w:t>
-      </w:r>
-      <w:hyperlink r:id="rId28">
-        <w:r>
-          <w:rPr>
-            <w:lang w:val="zh_TW" w:bidi="zh_TW"/>
-          </w:rPr>
-          <w:rPr>
-            <w:color w:val="0000EE"/>
-            <w:u w:val="single"/>
-          </w:rPr>
-          <w:t>出20:1</w:t>
-        </w:r>
-      </w:hyperlink>
-      <w:r>
-        <w:rPr>
-          <w:lang w:val="zh_TW" w:bidi="zh_TW"/>
-        </w:rPr>
-        <w:t>）。因此，神的「話」有許多律法同義詞（見</w:t>
-      </w:r>
-      <w:hyperlink r:id="rId29">
-        <w:r>
-          <w:rPr>
-            <w:lang w:val="zh_TW" w:bidi="zh_TW"/>
-          </w:rPr>
-          <w:rPr>
-            <w:color w:val="0000EE"/>
-            <w:u w:val="single"/>
-          </w:rPr>
-          <w:t>詩119章</w:t>
-        </w:r>
-      </w:hyperlink>
-      <w:r>
-        <w:rPr>
-          <w:lang w:val="zh_TW" w:bidi="zh_TW"/>
-        </w:rPr>
-        <w:t>）：</w:t>
-      </w:r>
-    </w:p>
-    <w:p>
-      <w:pPr>
-        <w:pStyle w:val="ListBullet"/>
-        <w:spacing w:line="240" w:lineRule="auto"/>
-        <w:ind w:left="720"/>
-      </w:pPr>
-      <w:r>
-        <w:rPr>
-          <w:lang w:val="zh_TW" w:bidi="zh_TW"/>
-        </w:rPr>
-      </w:r>
-      <w:r>
-        <w:rPr>
-          <w:lang w:val="zh_TW" w:bidi="zh_TW"/>
-        </w:rPr>
-        <w:t>「律例」</w:t>
-      </w:r>
-    </w:p>
-    <w:p>
-      <w:pPr>
-        <w:pStyle w:val="ListBullet"/>
-        <w:spacing w:line="240" w:lineRule="auto"/>
-        <w:ind w:left="720"/>
-      </w:pPr>
-      <w:r>
-        <w:rPr>
-          <w:lang w:val="zh_TW" w:bidi="zh_TW"/>
-        </w:rPr>
-      </w:r>
-      <w:r>
-        <w:rPr>
-          <w:lang w:val="zh_TW" w:bidi="zh_TW"/>
-        </w:rPr>
-        <w:t>「命令」</w:t>
-      </w:r>
-    </w:p>
-    <w:p>
-      <w:pPr>
-        <w:pStyle w:val="ListBullet"/>
-        <w:spacing w:line="240" w:lineRule="auto"/>
-        <w:ind w:left="720"/>
-      </w:pPr>
-      <w:r>
-        <w:rPr>
-          <w:lang w:val="zh_TW" w:bidi="zh_TW"/>
-        </w:rPr>
-      </w:r>
-      <w:r>
-        <w:rPr>
-          <w:lang w:val="zh_TW" w:bidi="zh_TW"/>
-        </w:rPr>
-        <w:t>「訓詞」</w:t>
-      </w:r>
-    </w:p>
-    <w:p>
-      <w:pPr/>
-      <w:r>
-        <w:rPr>
-          <w:lang w:val="zh_TW" w:bidi="zh_TW"/>
-        </w:rPr>
-      </w:r>
-      <w:r>
-        <w:rPr>
-          <w:lang w:val="zh_TW" w:bidi="zh_TW"/>
-        </w:rPr>
-        <w:t>當沒有神的啟示時，就像「饑荒（famine）」一樣（</w:t>
-      </w:r>
-      <w:hyperlink r:id="rId30">
-        <w:r>
-          <w:rPr>
-            <w:lang w:val="zh_TW" w:bidi="zh_TW"/>
-          </w:rPr>
-          <w:rPr>
-            <w:color w:val="0000EE"/>
-            <w:u w:val="single"/>
-          </w:rPr>
-          <w:t>撒上3:1</w:t>
-        </w:r>
-      </w:hyperlink>
-      <w:r>
-        <w:rPr>
-          <w:lang w:val="zh_TW" w:bidi="zh_TW"/>
-        </w:rPr>
-        <w:t>）。神的話不僅包括警告和命令，還包含應許。神的每一句話都是可信的（</w:t>
-      </w:r>
-      <w:hyperlink r:id="rId31">
-        <w:r>
-          <w:rPr>
-            <w:lang w:val="zh_TW" w:bidi="zh_TW"/>
-          </w:rPr>
-          <w:rPr>
-            <w:color w:val="0000EE"/>
-            <w:u w:val="single"/>
-          </w:rPr>
-          <w:t>賽31:2</w:t>
-        </w:r>
-      </w:hyperlink>
-      <w:r>
-        <w:rPr>
-          <w:lang w:val="zh_TW" w:bidi="zh_TW"/>
-        </w:rPr>
-        <w:t>），在天上永遠立定（</w:t>
-      </w:r>
-      <w:hyperlink r:id="rId32">
-        <w:r>
-          <w:rPr>
-            <w:lang w:val="zh_TW" w:bidi="zh_TW"/>
-          </w:rPr>
-          <w:rPr>
-            <w:color w:val="0000EE"/>
-            <w:u w:val="single"/>
-          </w:rPr>
-          <w:t>詩119:89</w:t>
-        </w:r>
-      </w:hyperlink>
-      <w:r>
-        <w:rPr>
-          <w:lang w:val="zh_TW" w:bidi="zh_TW"/>
-        </w:rPr>
-        <w:t>；</w:t>
-      </w:r>
-      <w:hyperlink r:id="rId33">
-        <w:r>
-          <w:rPr>
-            <w:lang w:val="zh_TW" w:bidi="zh_TW"/>
-          </w:rPr>
-          <w:rPr>
-            <w:color w:val="0000EE"/>
-            <w:u w:val="single"/>
-          </w:rPr>
-          <w:t>賽40:8</w:t>
-        </w:r>
-      </w:hyperlink>
-      <w:r>
-        <w:rPr>
-          <w:lang w:val="zh_TW" w:bidi="zh_TW"/>
-        </w:rPr>
-        <w:t>），並以神起誓為保證（</w:t>
-      </w:r>
-      <w:hyperlink r:id="rId34">
-        <w:r>
-          <w:rPr>
-            <w:lang w:val="zh_TW" w:bidi="zh_TW"/>
-          </w:rPr>
-          <w:rPr>
-            <w:color w:val="0000EE"/>
-            <w:u w:val="single"/>
-          </w:rPr>
-          <w:t>耶1:12</w:t>
-        </w:r>
-      </w:hyperlink>
-      <w:r>
-        <w:rPr>
-          <w:lang w:val="zh_TW" w:bidi="zh_TW"/>
-        </w:rPr>
-        <w:t>；</w:t>
-      </w:r>
-      <w:hyperlink r:id="rId35">
-        <w:r>
-          <w:rPr>
-            <w:lang w:val="zh_TW" w:bidi="zh_TW"/>
-          </w:rPr>
-          <w:rPr>
-            <w:color w:val="0000EE"/>
-            <w:u w:val="single"/>
-          </w:rPr>
-          <w:t>詩110:4</w:t>
-        </w:r>
-      </w:hyperlink>
-      <w:r>
-        <w:rPr>
-          <w:lang w:val="zh_TW" w:bidi="zh_TW"/>
-        </w:rPr>
-        <w:t>；</w:t>
-      </w:r>
-      <w:hyperlink r:id="rId36">
-        <w:r>
-          <w:rPr>
-            <w:lang w:val="zh_TW" w:bidi="zh_TW"/>
-          </w:rPr>
-          <w:rPr>
-            <w:color w:val="0000EE"/>
-            <w:u w:val="single"/>
-          </w:rPr>
-          <w:t>結12:25、28</w:t>
-        </w:r>
-      </w:hyperlink>
-      <w:r>
-        <w:rPr>
-          <w:lang w:val="zh_TW" w:bidi="zh_TW"/>
-        </w:rPr>
-        <w:t>）。神的話表達了神的心意，並不是沉重的或難以遵行的，反而是喜樂、盼望和保護的泉源，使人不致犯罪（</w:t>
-      </w:r>
-      <w:hyperlink r:id="rId37">
-        <w:r>
-          <w:rPr>
-            <w:lang w:val="zh_TW" w:bidi="zh_TW"/>
-          </w:rPr>
-          <w:rPr>
-            <w:color w:val="0000EE"/>
-            <w:u w:val="single"/>
-          </w:rPr>
-          <w:t>詩1，</w:t>
-        </w:r>
-      </w:hyperlink>
-      <w:hyperlink r:id="rId29">
-        <w:r>
-          <w:rPr>
-            <w:lang w:val="zh_TW" w:bidi="zh_TW"/>
-          </w:rPr>
-          <w:rPr>
-            <w:color w:val="0000EE"/>
-            <w:u w:val="single"/>
-          </w:rPr>
-          <w:t>119章</w:t>
-        </w:r>
-      </w:hyperlink>
-      <w:r>
-        <w:rPr>
-          <w:lang w:val="zh_TW" w:bidi="zh_TW"/>
-        </w:rPr>
-        <w:t>；</w:t>
-      </w:r>
-      <w:hyperlink r:id="rId38">
-        <w:r>
-          <w:rPr>
-            <w:lang w:val="zh_TW" w:bidi="zh_TW"/>
-          </w:rPr>
-          <w:rPr>
-            <w:color w:val="0000EE"/>
-            <w:u w:val="single"/>
-          </w:rPr>
-          <w:t>耶15:16</w:t>
-        </w:r>
-      </w:hyperlink>
-      <w:r>
-        <w:rPr>
-          <w:lang w:val="zh_TW" w:bidi="zh_TW"/>
-        </w:rPr>
-        <w:t>）。人可以靠神的話活著（</w:t>
-      </w:r>
-      <w:hyperlink r:id="rId39">
-        <w:r>
-          <w:rPr>
-            <w:lang w:val="zh_TW" w:bidi="zh_TW"/>
-          </w:rPr>
-          <w:rPr>
-            <w:color w:val="0000EE"/>
-            <w:u w:val="single"/>
-          </w:rPr>
-          <w:t>申8:3</w:t>
-        </w:r>
-      </w:hyperlink>
-      <w:r>
-        <w:rPr>
-          <w:lang w:val="zh_TW" w:bidi="zh_TW"/>
-        </w:rPr>
-        <w:t>；</w:t>
-      </w:r>
-      <w:hyperlink r:id="rId40">
-        <w:r>
-          <w:rPr>
-            <w:lang w:val="zh_TW" w:bidi="zh_TW"/>
-          </w:rPr>
-          <w:rPr>
-            <w:color w:val="0000EE"/>
-            <w:u w:val="single"/>
-          </w:rPr>
-          <w:t>太4:4</w:t>
-        </w:r>
-      </w:hyperlink>
-      <w:r>
-        <w:rPr>
-          <w:lang w:val="zh_TW" w:bidi="zh_TW"/>
-        </w:rPr>
         <w:t>）。</w:t>
-      </w:r>
-    </w:p>
-    <w:p>
-      <w:pPr/>
-      <w:r>
-        <w:rPr>
-          <w:lang w:val="zh_TW" w:bidi="zh_TW"/>
-        </w:rPr>
-      </w:r>
-      <w:r>
-        <w:rPr>
-          <w:lang w:val="zh_TW" w:bidi="zh_TW"/>
-        </w:rPr>
-        <w:t>神的話有大能執行祂的旨意。它不會「徒然（empty）」返回祂那裡，而是會成就祂的旨意（</w:t>
-      </w:r>
-      <w:hyperlink r:id="rId41">
-        <w:r>
-          <w:rPr>
-            <w:lang w:val="zh_TW" w:bidi="zh_TW"/>
-          </w:rPr>
-          <w:rPr>
-            <w:color w:val="0000EE"/>
-            <w:u w:val="single"/>
-          </w:rPr>
-          <w:t>賽55:11</w:t>
-        </w:r>
-      </w:hyperlink>
-      <w:r>
-        <w:rPr>
-          <w:lang w:val="zh_TW" w:bidi="zh_TW"/>
-        </w:rPr>
-        <w:t>）。神憑著祂的話創造了世界，祂的話也持續維持著世界（</w:t>
-      </w:r>
-      <w:hyperlink r:id="rId42">
-        <w:r>
-          <w:rPr>
-            <w:lang w:val="zh_TW" w:bidi="zh_TW"/>
-          </w:rPr>
-          <w:rPr>
-            <w:color w:val="0000EE"/>
-            <w:u w:val="single"/>
-          </w:rPr>
-          <w:t>創1章</w:t>
-        </w:r>
-      </w:hyperlink>
-      <w:r>
-        <w:rPr>
-          <w:lang w:val="zh_TW" w:bidi="zh_TW"/>
-        </w:rPr>
-        <w:t>；</w:t>
-      </w:r>
-      <w:hyperlink r:id="rId43">
-        <w:r>
-          <w:rPr>
-            <w:lang w:val="zh_TW" w:bidi="zh_TW"/>
-          </w:rPr>
-          <w:rPr>
-            <w:color w:val="0000EE"/>
-            <w:u w:val="single"/>
-          </w:rPr>
-          <w:t>詩33:6</w:t>
-        </w:r>
-      </w:hyperlink>
-      <w:r>
-        <w:rPr>
-          <w:lang w:val="zh_TW" w:bidi="zh_TW"/>
-        </w:rPr>
-        <w:t>；參</w:t>
-      </w:r>
-      <w:hyperlink r:id="rId44">
-        <w:r>
-          <w:rPr>
-            <w:lang w:val="zh_TW" w:bidi="zh_TW"/>
-          </w:rPr>
-          <w:rPr>
-            <w:color w:val="0000EE"/>
-            <w:u w:val="single"/>
-          </w:rPr>
-          <w:t>來1:2</w:t>
-        </w:r>
-      </w:hyperlink>
-      <w:r>
-        <w:rPr>
-          <w:lang w:val="zh_TW" w:bidi="zh_TW"/>
-        </w:rPr>
-        <w:t>，</w:t>
-      </w:r>
-      <w:hyperlink r:id="rId45">
-        <w:r>
-          <w:rPr>
-            <w:lang w:val="zh_TW" w:bidi="zh_TW"/>
-          </w:rPr>
-          <w:rPr>
-            <w:color w:val="0000EE"/>
-            <w:u w:val="single"/>
-          </w:rPr>
-          <w:t>11:3</w:t>
-        </w:r>
-      </w:hyperlink>
-      <w:r>
-        <w:rPr>
-          <w:lang w:val="zh_TW" w:bidi="zh_TW"/>
-        </w:rPr>
-        <w:t>；</w:t>
-      </w:r>
-      <w:hyperlink r:id="rId46">
-        <w:r>
-          <w:rPr>
-            <w:lang w:val="zh_TW" w:bidi="zh_TW"/>
-          </w:rPr>
-          <w:rPr>
-            <w:color w:val="0000EE"/>
-            <w:u w:val="single"/>
-          </w:rPr>
-          <w:t>彼後3:5</w:t>
-        </w:r>
-      </w:hyperlink>
-      <w:r>
-        <w:rPr>
-          <w:lang w:val="zh_TW" w:bidi="zh_TW"/>
-        </w:rPr>
-        <w:t>）。最終，這些神的啟示被記錄下來，形成了聖經，成為「神的道」（</w:t>
-      </w:r>
-      <w:hyperlink r:id="rId47">
-        <w:r>
-          <w:rPr>
-            <w:lang w:val="zh_TW" w:bidi="zh_TW"/>
-          </w:rPr>
-          <w:rPr>
-            <w:color w:val="0000EE"/>
-            <w:u w:val="single"/>
-          </w:rPr>
-          <w:t>可7:13</w:t>
-        </w:r>
-      </w:hyperlink>
-      <w:r>
-        <w:rPr>
-          <w:lang w:val="zh_TW" w:bidi="zh_TW"/>
-        </w:rPr>
-        <w:t>；參</w:t>
-      </w:r>
-      <w:hyperlink r:id="rId48">
-        <w:r>
-          <w:rPr>
-            <w:lang w:val="zh_TW" w:bidi="zh_TW"/>
-          </w:rPr>
-          <w:rPr>
-            <w:color w:val="0000EE"/>
-            <w:u w:val="single"/>
-          </w:rPr>
-          <w:t>路16:29–31</w:t>
-        </w:r>
-      </w:hyperlink>
-      <w:r>
-        <w:rPr>
-          <w:lang w:val="zh_TW" w:bidi="zh_TW"/>
-        </w:rPr>
-        <w:t>；</w:t>
-      </w:r>
-      <w:hyperlink r:id="rId49">
-        <w:r>
-          <w:rPr>
-            <w:lang w:val="zh_TW" w:bidi="zh_TW"/>
-          </w:rPr>
-          <w:rPr>
-            <w:color w:val="0000EE"/>
-            <w:u w:val="single"/>
-          </w:rPr>
-          <w:t>約5:39</w:t>
-        </w:r>
-      </w:hyperlink>
-      <w:r>
-        <w:rPr>
-          <w:lang w:val="zh_TW" w:bidi="zh_TW"/>
-        </w:rPr>
-        <w:t>）。</w:t>
-      </w:r>
-    </w:p>
-    <w:p>
-      <w:pPr/>
-      <w:r>
-        <w:rPr>
-          <w:lang w:val="zh_TW" w:bidi="zh_TW"/>
-        </w:rPr>
-      </w:r>
-      <w:r>
-        <w:rPr>
-          <w:lang w:val="zh_TW" w:bidi="zh_TW"/>
-        </w:rPr>
-        <w:t>耶穌傳講神的話，祂「說話行事都有大能」（</w:t>
-      </w:r>
-      <w:hyperlink r:id="rId50">
-        <w:r>
-          <w:rPr>
-            <w:lang w:val="zh_TW" w:bidi="zh_TW"/>
-          </w:rPr>
-          <w:rPr>
-            <w:color w:val="0000EE"/>
-            <w:u w:val="single"/>
-          </w:rPr>
-          <w:t>路24:19</w:t>
-        </w:r>
-      </w:hyperlink>
-      <w:r>
-        <w:rPr>
-          <w:lang w:val="zh_TW" w:bidi="zh_TW"/>
-        </w:rPr>
-        <w:t>），並且以權柄教訓人（</w:t>
-      </w:r>
-      <w:hyperlink r:id="rId51">
-        <w:r>
-          <w:rPr>
-            <w:lang w:val="zh_TW" w:bidi="zh_TW"/>
-          </w:rPr>
-          <w:rPr>
-            <w:color w:val="0000EE"/>
-            <w:u w:val="single"/>
-          </w:rPr>
-          <w:t>可1:22、27</w:t>
-        </w:r>
-      </w:hyperlink>
-      <w:r>
-        <w:rPr>
-          <w:lang w:val="zh_TW" w:bidi="zh_TW"/>
-        </w:rPr>
-        <w:t>）。祂的話對自然界、疾病、惡鬼，甚至死亡都有權柄（</w:t>
-      </w:r>
-      <w:hyperlink r:id="rId52">
-        <w:r>
-          <w:rPr>
-            <w:lang w:val="zh_TW" w:bidi="zh_TW"/>
-          </w:rPr>
-          <w:rPr>
-            <w:color w:val="0000EE"/>
-            <w:u w:val="single"/>
-          </w:rPr>
-          <w:t>太8:8、13</w:t>
-        </w:r>
-      </w:hyperlink>
-      <w:r>
-        <w:rPr>
-          <w:lang w:val="zh_TW" w:bidi="zh_TW"/>
-        </w:rPr>
-        <w:t>）。耶穌的「天國道理」像是播種在願意的心田中，當它被接受，就會生出為神結的果子（</w:t>
-      </w:r>
-      <w:hyperlink r:id="rId53">
-        <w:r>
-          <w:rPr>
-            <w:lang w:val="zh_TW" w:bidi="zh_TW"/>
-          </w:rPr>
-          <w:rPr>
-            <w:color w:val="0000EE"/>
-            <w:u w:val="single"/>
-          </w:rPr>
-          <w:t>太13:19</w:t>
-        </w:r>
-      </w:hyperlink>
-      <w:r>
-        <w:rPr>
-          <w:lang w:val="zh_TW" w:bidi="zh_TW"/>
-        </w:rPr>
-        <w:t>；</w:t>
-      </w:r>
-      <w:hyperlink r:id="rId54">
-        <w:r>
-          <w:rPr>
-            <w:lang w:val="zh_TW" w:bidi="zh_TW"/>
-          </w:rPr>
-          <w:rPr>
-            <w:color w:val="0000EE"/>
-            <w:u w:val="single"/>
-          </w:rPr>
-          <w:t>可4:14</w:t>
-        </w:r>
-      </w:hyperlink>
-      <w:r>
-        <w:rPr>
-          <w:lang w:val="zh_TW" w:bidi="zh_TW"/>
-        </w:rPr>
-        <w:t>）。耶穌的話潔淨了祂的門徒，並使他們得自由（</w:t>
-      </w:r>
-      <w:hyperlink r:id="rId55">
-        <w:r>
-          <w:rPr>
-            <w:lang w:val="zh_TW" w:bidi="zh_TW"/>
-          </w:rPr>
-          <w:rPr>
-            <w:color w:val="0000EE"/>
-            <w:u w:val="single"/>
-          </w:rPr>
-          <w:t>約8:31</w:t>
-        </w:r>
-      </w:hyperlink>
-      <w:r>
-        <w:rPr>
-          <w:lang w:val="zh_TW" w:bidi="zh_TW"/>
-        </w:rPr>
-        <w:t>，</w:t>
-      </w:r>
-      <w:hyperlink r:id="rId56">
-        <w:r>
-          <w:rPr>
-            <w:lang w:val="zh_TW" w:bidi="zh_TW"/>
-          </w:rPr>
-          <w:rPr>
-            <w:color w:val="0000EE"/>
-            <w:u w:val="single"/>
-          </w:rPr>
-          <w:t>12:48</w:t>
-        </w:r>
-      </w:hyperlink>
-      <w:r>
-        <w:rPr>
-          <w:lang w:val="zh_TW" w:bidi="zh_TW"/>
-        </w:rPr>
-        <w:t>，</w:t>
-      </w:r>
-      <w:hyperlink r:id="rId57">
-        <w:r>
-          <w:rPr>
-            <w:lang w:val="zh_TW" w:bidi="zh_TW"/>
-          </w:rPr>
-          <w:rPr>
-            <w:color w:val="0000EE"/>
-            <w:u w:val="single"/>
-          </w:rPr>
-          <w:t>15:3</w:t>
-        </w:r>
-      </w:hyperlink>
-      <w:r>
-        <w:rPr>
-          <w:lang w:val="zh_TW" w:bidi="zh_TW"/>
-        </w:rPr>
-        <w:t>，</w:t>
-      </w:r>
-      <w:hyperlink r:id="rId58">
-        <w:r>
-          <w:rPr>
-            <w:lang w:val="zh_TW" w:bidi="zh_TW"/>
-          </w:rPr>
-          <w:rPr>
-            <w:color w:val="0000EE"/>
-            <w:u w:val="single"/>
-          </w:rPr>
-          <w:t>17:14</w:t>
-        </w:r>
-      </w:hyperlink>
-      <w:r>
-        <w:rPr>
-          <w:lang w:val="zh_TW" w:bidi="zh_TW"/>
-        </w:rPr>
-        <w:t>）。教會所傳講的信心之道（</w:t>
-      </w:r>
-      <w:hyperlink r:id="rId59">
-        <w:r>
-          <w:rPr>
-            <w:lang w:val="zh_TW" w:bidi="zh_TW"/>
-          </w:rPr>
-          <w:rPr>
-            <w:color w:val="0000EE"/>
-            <w:u w:val="single"/>
-          </w:rPr>
-          <w:t>羅10:8</w:t>
-        </w:r>
-      </w:hyperlink>
-      <w:hyperlink r:id="rId60">
-        <w:r>
-          <w:rPr>
-            <w:lang w:val="zh_TW" w:bidi="zh_TW"/>
-          </w:rPr>
-          <w:rPr>
-            <w:color w:val="0000EE"/>
-            <w:u w:val="single"/>
-          </w:rPr>
-          <w:t>–</w:t>
-        </w:r>
-      </w:hyperlink>
-      <w:hyperlink r:id="rId59">
-        <w:r>
-          <w:rPr>
-            <w:lang w:val="zh_TW" w:bidi="zh_TW"/>
-          </w:rPr>
-          <w:rPr>
-            <w:color w:val="0000EE"/>
-            <w:u w:val="single"/>
-          </w:rPr>
-          <w:t>9、17</w:t>
-        </w:r>
-      </w:hyperlink>
-      <w:r>
-        <w:rPr>
-          <w:lang w:val="zh_TW" w:bidi="zh_TW"/>
-        </w:rPr>
-        <w:t>）有各種不同的描述：</w:t>
-      </w:r>
-    </w:p>
-    <w:p>
-      <w:pPr>
-        <w:pStyle w:val="ListBullet"/>
-        <w:spacing w:line="240" w:lineRule="auto"/>
-        <w:ind w:left="720"/>
-      </w:pPr>
-      <w:r>
-        <w:rPr>
-          <w:lang w:val="zh_TW" w:bidi="zh_TW"/>
-        </w:rPr>
-      </w:r>
-      <w:r>
-        <w:rPr>
-          <w:lang w:val="zh_TW" w:bidi="zh_TW"/>
-        </w:rPr>
-        <w:t>救恩（salvation）之道</w:t>
-      </w:r>
-    </w:p>
-    <w:p>
-      <w:pPr>
-        <w:pStyle w:val="ListBullet"/>
-        <w:spacing w:line="240" w:lineRule="auto"/>
-        <w:ind w:left="720"/>
-      </w:pPr>
-      <w:r>
-        <w:rPr>
-          <w:lang w:val="zh_TW" w:bidi="zh_TW"/>
-        </w:rPr>
-      </w:r>
-      <w:r>
-        <w:rPr>
-          <w:lang w:val="zh_TW" w:bidi="zh_TW"/>
-        </w:rPr>
-        <w:t>恩典（grace）之道</w:t>
-      </w:r>
-    </w:p>
-    <w:p>
-      <w:pPr>
-        <w:pStyle w:val="ListBullet"/>
-        <w:spacing w:line="240" w:lineRule="auto"/>
-        <w:ind w:left="720"/>
-      </w:pPr>
-      <w:r>
-        <w:rPr>
-          <w:lang w:val="zh_TW" w:bidi="zh_TW"/>
-        </w:rPr>
-      </w:r>
-      <w:r>
-        <w:rPr>
-          <w:lang w:val="zh_TW" w:bidi="zh_TW"/>
-        </w:rPr>
-        <w:t>和好（reconciliation）之道</w:t>
-      </w:r>
-    </w:p>
-    <w:p>
-      <w:pPr>
-        <w:pStyle w:val="ListBullet"/>
-        <w:spacing w:line="240" w:lineRule="auto"/>
-        <w:ind w:left="720"/>
-      </w:pPr>
-      <w:r>
-        <w:rPr>
-          <w:lang w:val="zh_TW" w:bidi="zh_TW"/>
-        </w:rPr>
-      </w:r>
-      <w:r>
-        <w:rPr>
-          <w:lang w:val="zh_TW" w:bidi="zh_TW"/>
-        </w:rPr>
-        <w:t>福音（the gospel）之道</w:t>
-      </w:r>
-    </w:p>
-    <w:p>
-      <w:pPr>
-        <w:pStyle w:val="ListBullet"/>
-        <w:spacing w:line="240" w:lineRule="auto"/>
-        <w:ind w:left="720"/>
-      </w:pPr>
-      <w:r>
-        <w:rPr>
-          <w:lang w:val="zh_TW" w:bidi="zh_TW"/>
-        </w:rPr>
-      </w:r>
-      <w:r>
-        <w:rPr>
-          <w:lang w:val="zh_TW" w:bidi="zh_TW"/>
-        </w:rPr>
-        <w:t>公義（righteousness）之道</w:t>
-      </w:r>
-    </w:p>
-    <w:p>
-      <w:pPr>
-        <w:pStyle w:val="ListBullet"/>
-        <w:spacing w:line="240" w:lineRule="auto"/>
-        <w:ind w:left="720"/>
-      </w:pPr>
-      <w:r>
-        <w:rPr>
-          <w:lang w:val="zh_TW" w:bidi="zh_TW"/>
-        </w:rPr>
-      </w:r>
-      <w:r>
-        <w:rPr>
-          <w:lang w:val="zh_TW" w:bidi="zh_TW"/>
-        </w:rPr>
-        <w:t>生命（life）之道</w:t>
-      </w:r>
-    </w:p>
-    <w:p>
-      <w:pPr>
-        <w:pStyle w:val="Heading3"/>
-      </w:pPr>
-      <w:r>
-        <w:rPr>
-          <w:lang w:val="zh_TW" w:bidi="zh_TW"/>
-        </w:rPr>
-        <w:t>神的道</w:t>
-      </w:r>
-    </w:p>
-    <w:p>
-      <w:pPr/>
-      <w:r>
-        <w:rPr>
-          <w:lang w:val="zh_TW" w:bidi="zh_TW"/>
-        </w:rPr>
-      </w:r>
-      <w:r>
-        <w:rPr>
-          <w:lang w:val="zh_TW" w:bidi="zh_TW"/>
-        </w:rPr>
-        <w:t>在約翰福音的開頭，約翰稱神的兒子為「道（the Word）」。作為「道」，子完全啟示並傳達了神。「道」的希臘文是</w:t>
-      </w:r>
-      <w:r>
-        <w:rPr>
-          <w:i/>
-          <w:lang w:val="zh_TW" w:bidi="zh_TW"/>
-        </w:rPr>
-        <w:t>logos</w:t>
-      </w:r>
-      <w:r>
-        <w:rPr>
-          <w:lang w:val="zh_TW" w:bidi="zh_TW"/>
-        </w:rPr>
-        <w:t>，這個詞在希臘文化中有兩個主要含義。它可以指人的內在思想或理性，也可以指思想的表達，即言語。在希臘哲學中，</w:t>
-      </w:r>
-      <w:r>
-        <w:rPr>
-          <w:i/>
-          <w:lang w:val="zh_TW" w:bidi="zh_TW"/>
-        </w:rPr>
-        <w:t>logos</w:t>
-      </w:r>
-      <w:r>
-        <w:rPr>
-          <w:lang w:val="zh_TW" w:bidi="zh_TW"/>
-        </w:rPr>
-        <w:t xml:space="preserve"> 也意味著宇宙的原則或創造宇宙的能量。</w:t>
-      </w:r>
-    </w:p>
-    <w:p>
-      <w:pPr/>
-      <w:r>
-        <w:rPr>
-          <w:lang w:val="zh_TW" w:bidi="zh_TW"/>
-        </w:rPr>
-      </w:r>
-      <w:r>
-        <w:rPr>
-          <w:lang w:val="zh_TW" w:bidi="zh_TW"/>
-        </w:rPr>
-        <w:t>在猶太和希臘思想中，</w:t>
-      </w:r>
-      <w:r>
-        <w:rPr>
-          <w:i/>
-          <w:lang w:val="zh_TW" w:bidi="zh_TW"/>
-        </w:rPr>
-        <w:t>logos</w:t>
-      </w:r>
-      <w:r>
-        <w:rPr>
-          <w:lang w:val="zh_TW" w:bidi="zh_TW"/>
-        </w:rPr>
-        <w:t>與創始的概念有關——世界是藉著神的道創造的（</w:t>
-      </w:r>
-      <w:hyperlink r:id="rId61">
-        <w:r>
-          <w:rPr>
-            <w:lang w:val="zh_TW" w:bidi="zh_TW"/>
-          </w:rPr>
-          <w:rPr>
-            <w:color w:val="0000EE"/>
-            <w:u w:val="single"/>
-          </w:rPr>
-          <w:t>創1:3</w:t>
-        </w:r>
-      </w:hyperlink>
-      <w:r>
-        <w:rPr>
-          <w:lang w:val="zh_TW" w:bidi="zh_TW"/>
-        </w:rPr>
-        <w:t>及其下文，重複地出現「神說」這個短語）。約翰考慮過這些想法，但他最可能是創造了一個新的概念來識別神的兒子是神在人類形象中的表達（</w:t>
-      </w:r>
-      <w:hyperlink r:id="rId62">
-        <w:r>
-          <w:rPr>
-            <w:lang w:val="zh_TW" w:bidi="zh_TW"/>
-          </w:rPr>
-          <w:rPr>
-            <w:color w:val="0000EE"/>
-            <w:u w:val="single"/>
-          </w:rPr>
-          <w:t>約1:14</w:t>
-        </w:r>
-      </w:hyperlink>
-      <w:r>
-        <w:rPr>
-          <w:lang w:val="zh_TW" w:bidi="zh_TW"/>
-        </w:rPr>
-        <w:t>）。</w:t>
-      </w:r>
-    </w:p>
-    <w:p>
-      <w:pPr/>
-      <w:r>
-        <w:rPr>
-          <w:lang w:val="zh_TW" w:bidi="zh_TW"/>
-        </w:rPr>
-      </w:r>
-      <w:r>
-        <w:rPr>
-          <w:lang w:val="zh_TW" w:bidi="zh_TW"/>
-        </w:rPr>
-        <w:t>子是那不能看見之神的形像（</w:t>
-      </w:r>
-      <w:hyperlink r:id="rId63">
-        <w:r>
-          <w:rPr>
-            <w:lang w:val="zh_TW" w:bidi="zh_TW"/>
-          </w:rPr>
-          <w:rPr>
-            <w:color w:val="0000EE"/>
-            <w:u w:val="single"/>
-          </w:rPr>
-          <w:t>西1:15</w:t>
-        </w:r>
-      </w:hyperlink>
-      <w:r>
-        <w:rPr>
-          <w:lang w:val="zh_TW" w:bidi="zh_TW"/>
-        </w:rPr>
-        <w:t>），是神本體的真像（</w:t>
-      </w:r>
-      <w:hyperlink r:id="rId64">
-        <w:r>
-          <w:rPr>
-            <w:lang w:val="zh_TW" w:bidi="zh_TW"/>
-          </w:rPr>
-          <w:rPr>
-            <w:color w:val="0000EE"/>
-            <w:u w:val="single"/>
-          </w:rPr>
-          <w:t>來1:3</w:t>
-        </w:r>
-      </w:hyperlink>
-      <w:r>
-        <w:rPr>
-          <w:lang w:val="zh_TW" w:bidi="zh_TW"/>
-        </w:rPr>
-        <w:t>）。在神格（Godhead）中，子啟示並使神為人所知，這是約翰福音中的一個關鍵主題。約翰在約翰壹書中使用了類似的稱號：「生命之道」（</w:t>
-      </w:r>
-      <w:hyperlink r:id="rId65">
-        <w:r>
-          <w:rPr>
-            <w:lang w:val="zh_TW" w:bidi="zh_TW"/>
-          </w:rPr>
-          <w:rPr>
-            <w:color w:val="0000EE"/>
-            <w:u w:val="single"/>
-          </w:rPr>
-          <w:t>約一1:1–3</w:t>
-        </w:r>
-      </w:hyperlink>
-      <w:r>
-        <w:rPr>
-          <w:lang w:val="zh_TW" w:bidi="zh_TW"/>
-        </w:rPr>
-        <w:t>）。在</w:t>
-      </w:r>
-      <w:hyperlink r:id="rId66">
-        <w:r>
-          <w:rPr>
-            <w:lang w:val="zh_TW" w:bidi="zh_TW"/>
-          </w:rPr>
-          <w:rPr>
-            <w:color w:val="0000EE"/>
-            <w:u w:val="single"/>
-          </w:rPr>
-          <w:t>啟示錄十九章11至16節</w:t>
-        </w:r>
-      </w:hyperlink>
-      <w:r>
-        <w:rPr>
-          <w:lang w:val="zh_TW" w:bidi="zh_TW"/>
-        </w:rPr>
-        <w:t>中，耶穌被顯明為萬王之王、萬主之主，祂有一個名字：「神的道（the Word of God）」。</w:t>
-      </w:r>
-    </w:p>
-    <w:p>
-      <w:pPr/>
-      <w:r>
-        <w:rPr>
-          <w:lang w:val="zh_TW" w:bidi="zh_TW"/>
-        </w:rPr>
-      </w:r>
-      <w:r>
-        <w:rPr>
-          <w:i/>
-          <w:lang w:val="zh_TW" w:bidi="zh_TW"/>
-        </w:rPr>
-        <w:t>另見</w:t>
-      </w:r>
-      <w:r>
-        <w:rPr>
-          <w:lang w:val="zh_TW" w:bidi="zh_TW"/>
-        </w:rPr>
-        <w:t xml:space="preserve"> </w:t>
-      </w:r>
-      <w:r>
-        <w:rPr>
-          <w:lang w:val="zh_TW" w:bidi="zh_TW"/>
-        </w:rPr>
-        <w:t>聖經</w:t>
-      </w:r>
-      <w:r>
-        <w:rPr>
-          <w:lang w:val="zh_TW" w:bidi="zh_TW"/>
-        </w:rPr>
-        <w:t>；</w:t>
-      </w:r>
-      <w:r>
-        <w:rPr>
-          <w:lang w:val="zh_TW" w:bidi="zh_TW"/>
-        </w:rPr>
-        <w:t>約翰福音</w:t>
-      </w:r>
-      <w:r>
-        <w:rPr>
-          <w:lang w:val="zh_TW" w:bidi="zh_TW"/>
-        </w:rPr>
-        <w:t>；</w:t>
-      </w:r>
-      <w:r>
-        <w:rPr>
-          <w:lang w:val="zh_TW" w:bidi="zh_TW"/>
-        </w:rPr>
-        <w:t>道</w:t>
-      </w:r>
-      <w:r>
-        <w:rPr>
-          <w:lang w:val="zh_TW" w:bidi="zh_TW"/>
-        </w:rPr>
-        <w:t>；</w:t>
-      </w:r>
-      <w:r>
-        <w:rPr>
-          <w:lang w:val="zh_TW" w:bidi="zh_TW"/>
-        </w:rPr>
-        <w:t>啟示</w:t>
-      </w:r>
-      <w:r>
-        <w:rPr>
-          <w:lang w:val="zh_TW" w:bidi="zh_TW"/>
-        </w:rPr>
-        <w:t>。</w:t>
       </w:r>
       <w:r>
         <w:rPr>
@@ -3616,6 +2684,12 @@
   </w:num>
   <w:num w:numId="13" w16cid:durableId="592781308">
     <w:abstractNumId w:val="11"/>
+  </w:num>
+  <w:num w:numId="14">
+    <w:abstractNumId w:val="3"/>
+    <w:lvlOverride w:ilvl="0">
+      <w:startOverride w:val="1"/>
+    </w:lvlOverride>
   </w:num>
   <w:numIdMacAtCleanup w:val="10"/>
 </w:numbering>

--- a/zht/docx/062.content.docx
+++ b/zht/docx/062.content.docx
@@ -149,7 +149,7 @@
         <w:rPr>
           <w:lang w:val="zh_TW" w:bidi="zh_TW"/>
         </w:rPr>
-        <w:t>hu</w:t>
+        <w:t>hong</w:t>
       </w:r>
       <w:r>
         <w:rPr>
@@ -212,7 +212,7 @@
         <w:rPr>
           <w:lang w:val="zh_TW" w:bidi="zh_TW"/>
         </w:rPr>
-        <w:t>戶反，戶反族</w:t>
+        <w:t>烘焙師</w:t>
       </w:r>
       <w:r>
         <w:rPr>
@@ -231,7 +231,25 @@
         <w:rPr>
           <w:lang w:val="zh_TW" w:bidi="zh_TW"/>
         </w:rPr>
-        <w:t>便雅憫人，也是戶反族的祖先（</w:t>
+        <w:t>烘焙師是預備食物的人。在聖經時代，烘焙師的工作場所包括：</w:t>
+      </w:r>
+    </w:p>
+    <w:p>
+      <w:pPr>
+        <w:pStyle w:val="ListBullet"/>
+        <w:spacing w:line="240" w:lineRule="auto"/>
+        <w:ind w:left="720"/>
+      </w:pPr>
+      <w:r>
+        <w:rPr>
+          <w:lang w:val="zh_TW" w:bidi="zh_TW"/>
+        </w:rPr>
+      </w:r>
+      <w:r>
+        <w:rPr>
+          <w:lang w:val="zh_TW" w:bidi="zh_TW"/>
+        </w:rPr>
+        <w:t>家中（</w:t>
       </w:r>
       <w:hyperlink r:id="rId13">
         <w:r>
@@ -242,14 +260,32 @@
             <w:color w:val="0000EE"/>
             <w:u w:val="single"/>
           </w:rPr>
-          <w:t>民26:39</w:t>
+          <w:t>創19:3</w:t>
         </w:r>
       </w:hyperlink>
       <w:r>
         <w:rPr>
           <w:lang w:val="zh_TW" w:bidi="zh_TW"/>
         </w:rPr>
-        <w:t>）；他可能與戶平（</w:t>
+        <w:t>），</w:t>
+      </w:r>
+    </w:p>
+    <w:p>
+      <w:pPr>
+        <w:pStyle w:val="ListBullet"/>
+        <w:spacing w:line="240" w:lineRule="auto"/>
+        <w:ind w:left="720"/>
+      </w:pPr>
+      <w:r>
+        <w:rPr>
+          <w:lang w:val="zh_TW" w:bidi="zh_TW"/>
+        </w:rPr>
+      </w:r>
+      <w:r>
+        <w:rPr>
+          <w:lang w:val="zh_TW" w:bidi="zh_TW"/>
+        </w:rPr>
+        <w:t>公共的烘焙作坊（</w:t>
       </w:r>
       <w:hyperlink r:id="rId14">
         <w:r>
@@ -260,14 +296,32 @@
             <w:color w:val="0000EE"/>
             <w:u w:val="single"/>
           </w:rPr>
-          <w:t>創46:21</w:t>
+          <w:t>耶37:21</w:t>
         </w:r>
       </w:hyperlink>
       <w:r>
         <w:rPr>
           <w:lang w:val="zh_TW" w:bidi="zh_TW"/>
         </w:rPr>
-        <w:t>；</w:t>
+        <w:t>），</w:t>
+      </w:r>
+    </w:p>
+    <w:p>
+      <w:pPr>
+        <w:pStyle w:val="ListBullet"/>
+        <w:spacing w:line="240" w:lineRule="auto"/>
+        <w:ind w:left="720"/>
+      </w:pPr>
+      <w:r>
+        <w:rPr>
+          <w:lang w:val="zh_TW" w:bidi="zh_TW"/>
+        </w:rPr>
+      </w:r>
+      <w:r>
+        <w:rPr>
+          <w:lang w:val="zh_TW" w:bidi="zh_TW"/>
+        </w:rPr>
+        <w:t>君王和貴族的宮殿中（</w:t>
       </w:r>
       <w:hyperlink r:id="rId15">
         <w:r>
@@ -278,14 +332,26 @@
             <w:color w:val="0000EE"/>
             <w:u w:val="single"/>
           </w:rPr>
-          <w:t>代上7:12、15</w:t>
+          <w:t>創40:1</w:t>
         </w:r>
       </w:hyperlink>
-      <w:r>
-        <w:rPr>
-          <w:lang w:val="zh_TW" w:bidi="zh_TW"/>
-        </w:rPr>
-        <w:t>，又譯戶品）和戶蘭（</w:t>
+      <w:hyperlink r:id="rId15">
+        <w:r>
+          <w:rPr>
+            <w:lang w:val="zh_TW" w:bidi="zh_TW"/>
+          </w:rPr>
+          <w:rPr>
+            <w:color w:val="0000EE"/>
+            <w:u w:val="single"/>
+          </w:rPr>
+          <w:t>-</w:t>
+        </w:r>
+      </w:hyperlink>
+      <w:r>
+        <w:rPr>
+          <w:lang w:val="zh_TW" w:bidi="zh_TW"/>
+        </w:rPr>
+        <w:t>22，</w:t>
       </w:r>
       <w:hyperlink r:id="rId16">
         <w:r>
@@ -296,14 +362,50 @@
             <w:color w:val="0000EE"/>
             <w:u w:val="single"/>
           </w:rPr>
-          <w:t>代上8:5</w:t>
+          <w:t>41:10</w:t>
         </w:r>
       </w:hyperlink>
       <w:r>
         <w:rPr>
           <w:lang w:val="zh_TW" w:bidi="zh_TW"/>
         </w:rPr>
-        <w:t>）是同一人。</w:t>
+        <w:t>、</w:t>
+      </w:r>
+      <w:hyperlink r:id="rId16">
+        <w:r>
+          <w:rPr>
+            <w:lang w:val="zh_TW" w:bidi="zh_TW"/>
+          </w:rPr>
+          <w:rPr>
+            <w:color w:val="0000EE"/>
+            <w:u w:val="single"/>
+          </w:rPr>
+          <w:t>13</w:t>
+        </w:r>
+      </w:hyperlink>
+      <w:r>
+        <w:rPr>
+          <w:lang w:val="zh_TW" w:bidi="zh_TW"/>
+        </w:rPr>
+        <w:t>；</w:t>
+      </w:r>
+      <w:hyperlink r:id="rId17">
+        <w:r>
+          <w:rPr>
+            <w:lang w:val="zh_TW" w:bidi="zh_TW"/>
+          </w:rPr>
+          <w:rPr>
+            <w:color w:val="0000EE"/>
+            <w:u w:val="single"/>
+          </w:rPr>
+          <w:t>撒上8:13</w:t>
+        </w:r>
+      </w:hyperlink>
+      <w:r>
+        <w:rPr>
+          <w:lang w:val="zh_TW" w:bidi="zh_TW"/>
+        </w:rPr>
+        <w:t>）</w:t>
       </w:r>
     </w:p>
     <w:p>
@@ -315,50 +417,93 @@
       </w:r>
       <w:r>
         <w:rPr>
-          <w:i/>
-          <w:lang w:val="zh_TW" w:bidi="zh_TW"/>
-        </w:rPr>
-        <w:t>另見</w:t>
-      </w:r>
-      <w:r>
-        <w:rPr>
-          <w:lang w:val="zh_TW" w:bidi="zh_TW"/>
-        </w:rPr>
-        <w:t xml:space="preserve"> </w:t>
-      </w:r>
-      <w:r>
-        <w:rPr>
-          <w:lang w:val="zh_TW" w:bidi="zh_TW"/>
-        </w:rPr>
-        <w:t>戶平</w:t>
-      </w:r>
-      <w:r>
-        <w:rPr>
-          <w:lang w:val="zh_TW" w:bidi="zh_TW"/>
-        </w:rPr>
-        <w:t>；</w:t>
-      </w:r>
-      <w:r>
-        <w:rPr>
-          <w:lang w:val="zh_TW" w:bidi="zh_TW"/>
-        </w:rPr>
-        <w:t>戶蘭#1</w:t>
-      </w:r>
-      <w:r>
-        <w:rPr>
-          <w:lang w:val="zh_TW" w:bidi="zh_TW"/>
-        </w:rPr>
-        <w:t>。</w:t>
-      </w:r>
-      <w:r>
-        <w:rPr>
-          <w:lang w:val="zh_TW" w:bidi="zh_TW"/>
-        </w:rPr>
-      </w:r>
-      <w:r>
-        <w:rPr>
-          <w:lang w:val="zh_TW" w:bidi="zh_TW"/>
-        </w:rPr>
+          <w:lang w:val="zh_TW" w:bidi="zh_TW"/>
+        </w:rPr>
+        <w:t>他們以油和麵粉這些基本原料製作餅和糕。以色列人在逃離埃及時，在旅程中烤了無酵餅作為食物（</w:t>
+      </w:r>
+      <w:hyperlink r:id="rId18">
+        <w:r>
+          <w:rPr>
+            <w:lang w:val="zh_TW" w:bidi="zh_TW"/>
+          </w:rPr>
+          <w:rPr>
+            <w:color w:val="0000EE"/>
+            <w:u w:val="single"/>
+          </w:rPr>
+          <w:t>出12:39</w:t>
+        </w:r>
+      </w:hyperlink>
+      <w:r>
+        <w:rPr>
+          <w:lang w:val="zh_TW" w:bidi="zh_TW"/>
+        </w:rPr>
+        <w:t>）。這些餅和糕通常是在平底鍋或爐中烘烤而成（</w:t>
+      </w:r>
+      <w:hyperlink r:id="rId19">
+        <w:r>
+          <w:rPr>
+            <w:lang w:val="zh_TW" w:bidi="zh_TW"/>
+          </w:rPr>
+          <w:rPr>
+            <w:color w:val="0000EE"/>
+            <w:u w:val="single"/>
+          </w:rPr>
+          <w:t>利2:4</w:t>
+        </w:r>
+      </w:hyperlink>
+      <w:r>
+        <w:rPr>
+          <w:lang w:val="zh_TW" w:bidi="zh_TW"/>
+        </w:rPr>
+        <w:t>，</w:t>
+      </w:r>
+      <w:hyperlink r:id="rId20">
+        <w:r>
+          <w:rPr>
+            <w:lang w:val="zh_TW" w:bidi="zh_TW"/>
+          </w:rPr>
+          <w:rPr>
+            <w:color w:val="0000EE"/>
+            <w:u w:val="single"/>
+          </w:rPr>
+          <w:t>26:26</w:t>
+        </w:r>
+      </w:hyperlink>
+      <w:r>
+        <w:rPr>
+          <w:lang w:val="zh_TW" w:bidi="zh_TW"/>
+        </w:rPr>
+        <w:t>）。隨著以色列社會的發展，專業的烘焙師逐漸出現，並形成行會。有人便指出，何西阿可能曾從事烘焙工作，因為他對烘焙技術十分熟悉（</w:t>
+      </w:r>
+      <w:hyperlink r:id="rId21">
+        <w:r>
+          <w:rPr>
+            <w:lang w:val="zh_TW" w:bidi="zh_TW"/>
+          </w:rPr>
+          <w:rPr>
+            <w:color w:val="0000EE"/>
+            <w:u w:val="single"/>
+          </w:rPr>
+          <w:t>何7:4</w:t>
+        </w:r>
+      </w:hyperlink>
+      <w:hyperlink r:id="rId21">
+        <w:r>
+          <w:rPr>
+            <w:lang w:val="zh_TW" w:bidi="zh_TW"/>
+          </w:rPr>
+          <w:rPr>
+            <w:color w:val="0000EE"/>
+            <w:u w:val="single"/>
+          </w:rPr>
+          <w:t>-</w:t>
+        </w:r>
+      </w:hyperlink>
+      <w:r>
+        <w:rPr>
+          <w:lang w:val="zh_TW" w:bidi="zh_TW"/>
+        </w:rPr>
+        <w:t>8）。</w:t>
       </w:r>
     </w:p>
     <w:p>
@@ -368,16 +513,35 @@
           <w:lang w:val="zh_TW" w:bidi="zh_TW"/>
         </w:rPr>
       </w:r>
-    </w:p>
-    <w:p>
-      <w:pPr>
-        <w:pStyle w:val="Heading2"/>
-      </w:pPr>
-      <w:r>
-        <w:rPr>
-          <w:lang w:val="zh_TW" w:bidi="zh_TW"/>
-        </w:rPr>
-        <w:t>戶勒</w:t>
+      <w:r>
+        <w:rPr>
+          <w:i/>
+          <w:lang w:val="zh_TW" w:bidi="zh_TW"/>
+        </w:rPr>
+        <w:t>另見</w:t>
+      </w:r>
+      <w:r>
+        <w:rPr>
+          <w:lang w:val="zh_TW" w:bidi="zh_TW"/>
+        </w:rPr>
+        <w:t xml:space="preserve"> </w:t>
+      </w:r>
+      <w:r>
+        <w:rPr>
+          <w:lang w:val="zh_TW" w:bidi="zh_TW"/>
+        </w:rPr>
+        <w:t>食物和食物準備</w:t>
+      </w:r>
+      <w:r>
+        <w:rPr>
+          <w:lang w:val="zh_TW" w:bidi="zh_TW"/>
+        </w:rPr>
+        <w:t>。</w:t>
+      </w:r>
+      <w:r>
+        <w:rPr>
+          <w:lang w:val="zh_TW" w:bidi="zh_TW"/>
+        </w:rPr>
       </w:r>
       <w:r>
         <w:rPr>
@@ -392,52 +556,16 @@
           <w:lang w:val="zh_TW" w:bidi="zh_TW"/>
         </w:rPr>
       </w:r>
-      <w:r>
-        <w:rPr>
-          <w:lang w:val="zh_TW" w:bidi="zh_TW"/>
-        </w:rPr>
-        <w:t>亞蘭的兒子，閃的孫子（</w:t>
-      </w:r>
-      <w:hyperlink r:id="rId17">
-        <w:r>
-          <w:rPr>
-            <w:lang w:val="zh_TW" w:bidi="zh_TW"/>
-          </w:rPr>
-          <w:rPr>
-            <w:color w:val="0000EE"/>
-            <w:u w:val="single"/>
-          </w:rPr>
-          <w:t>創10:23</w:t>
-        </w:r>
-      </w:hyperlink>
-      <w:r>
-        <w:rPr>
-          <w:lang w:val="zh_TW" w:bidi="zh_TW"/>
-        </w:rPr>
-        <w:t>；</w:t>
-      </w:r>
-      <w:hyperlink r:id="rId18">
-        <w:r>
-          <w:rPr>
-            <w:lang w:val="zh_TW" w:bidi="zh_TW"/>
-          </w:rPr>
-          <w:rPr>
-            <w:color w:val="0000EE"/>
-            <w:u w:val="single"/>
-          </w:rPr>
-          <w:t>代上1:17</w:t>
-        </w:r>
-      </w:hyperlink>
-      <w:r>
-        <w:rPr>
-          <w:lang w:val="zh_TW" w:bidi="zh_TW"/>
-        </w:rPr>
-        <w:t>）。</w:t>
-      </w:r>
-      <w:r>
-        <w:rPr>
-          <w:lang w:val="zh_TW" w:bidi="zh_TW"/>
-        </w:rPr>
+    </w:p>
+    <w:p>
+      <w:pPr>
+        <w:pStyle w:val="Heading2"/>
+      </w:pPr>
+      <w:r>
+        <w:rPr>
+          <w:lang w:val="zh_TW" w:bidi="zh_TW"/>
+        </w:rPr>
+        <w:t>洪水</w:t>
       </w:r>
       <w:r>
         <w:rPr>
@@ -452,21 +580,40 @@
           <w:lang w:val="zh_TW" w:bidi="zh_TW"/>
         </w:rPr>
       </w:r>
+      <w:r>
+        <w:rPr>
+          <w:lang w:val="zh_TW" w:bidi="zh_TW"/>
+        </w:rPr>
+        <w:t>水勢上漲氾濫，淹沒大地，特別指</w:t>
+      </w:r>
+      <w:hyperlink r:id="rId22">
+        <w:r>
+          <w:rPr>
+            <w:lang w:val="zh_TW" w:bidi="zh_TW"/>
+          </w:rPr>
+          <w:rPr>
+            <w:color w:val="0000EE"/>
+            <w:u w:val="single"/>
+          </w:rPr>
+          <w:t>創世記六至九章</w:t>
+        </w:r>
+      </w:hyperlink>
+      <w:r>
+        <w:rPr>
+          <w:lang w:val="zh_TW" w:bidi="zh_TW"/>
+        </w:rPr>
+        <w:t>挪亞時代的洪水。</w:t>
+      </w:r>
     </w:p>
     <w:p>
       <w:pPr>
-        <w:pStyle w:val="Heading2"/>
-      </w:pPr>
-      <w:r>
-        <w:rPr>
-          <w:lang w:val="zh_TW" w:bidi="zh_TW"/>
-        </w:rPr>
-        <w:t>戶平</w:t>
-      </w:r>
-      <w:r>
-        <w:rPr>
-          <w:lang w:val="zh_TW" w:bidi="zh_TW"/>
-        </w:rPr>
+        <w:pStyle w:val="Heading3"/>
+      </w:pPr>
+      <w:r>
+        <w:rPr>
+          <w:lang w:val="zh_TW" w:bidi="zh_TW"/>
+        </w:rPr>
+        <w:t>聖經記載</w:t>
       </w:r>
     </w:p>
     <w:p>
@@ -480,9 +627,9 @@
         <w:rPr>
           <w:lang w:val="zh_TW" w:bidi="zh_TW"/>
         </w:rPr>
-        <w:t>可能是以珥（以利）的兒子，也是便雅憫的後裔，出於比拉的家系（</w:t>
-      </w:r>
-      <w:hyperlink r:id="rId14">
+        <w:t>挪亞洪水的故事記載在</w:t>
+      </w:r>
+      <w:hyperlink r:id="rId22">
         <w:r>
           <w:rPr>
             <w:lang w:val="zh_TW" w:bidi="zh_TW"/>
@@ -491,16 +638,16 @@
             <w:color w:val="0000EE"/>
             <w:u w:val="single"/>
           </w:rPr>
-          <w:t>創46:21</w:t>
+          <w:t>創世記六至九章</w:t>
         </w:r>
       </w:hyperlink>
       <w:r>
         <w:rPr>
           <w:lang w:val="zh_TW" w:bidi="zh_TW"/>
         </w:rPr>
-        <w:t>；</w:t>
-      </w:r>
-      <w:hyperlink r:id="rId15">
+        <w:t>。聖經常常提到這件事，且一律視為真實事件（</w:t>
+      </w:r>
+      <w:hyperlink r:id="rId23">
         <w:r>
           <w:rPr>
             <w:lang w:val="zh_TW" w:bidi="zh_TW"/>
@@ -509,16 +656,16 @@
             <w:color w:val="0000EE"/>
             <w:u w:val="single"/>
           </w:rPr>
-          <w:t>代上7:12、15</w:t>
+          <w:t>創10:1、32</w:t>
         </w:r>
       </w:hyperlink>
       <w:r>
         <w:rPr>
           <w:lang w:val="zh_TW" w:bidi="zh_TW"/>
         </w:rPr>
-        <w:t>，又譯戶品）。戶平很可能是戶反的另一種譯法；戶反是便雅憫支派中戶反族的祖先（</w:t>
-      </w:r>
-      <w:hyperlink r:id="rId13">
+        <w:t>，</w:t>
+      </w:r>
+      <w:hyperlink r:id="rId24">
         <w:r>
           <w:rPr>
             <w:lang w:val="zh_TW" w:bidi="zh_TW"/>
@@ -527,24 +674,122 @@
             <w:color w:val="0000EE"/>
             <w:u w:val="single"/>
           </w:rPr>
-          <w:t>民26:39</w:t>
+          <w:t>11:10</w:t>
         </w:r>
       </w:hyperlink>
       <w:r>
         <w:rPr>
           <w:lang w:val="zh_TW" w:bidi="zh_TW"/>
         </w:rPr>
-        <w:t>）。他的確切家譜已難以確定。</w:t>
-      </w:r>
-      <w:r>
-        <w:rPr>
-          <w:lang w:val="zh_TW" w:bidi="zh_TW"/>
-        </w:rPr>
-      </w:r>
-      <w:r>
-        <w:rPr>
-          <w:lang w:val="zh_TW" w:bidi="zh_TW"/>
-        </w:rPr>
+        <w:t>；</w:t>
+      </w:r>
+      <w:hyperlink r:id="rId25">
+        <w:r>
+          <w:rPr>
+            <w:lang w:val="zh_TW" w:bidi="zh_TW"/>
+          </w:rPr>
+          <w:rPr>
+            <w:color w:val="0000EE"/>
+            <w:u w:val="single"/>
+          </w:rPr>
+          <w:t>太24:38</w:t>
+        </w:r>
+      </w:hyperlink>
+      <w:r>
+        <w:rPr>
+          <w:lang w:val="zh_TW" w:bidi="zh_TW"/>
+        </w:rPr>
+        <w:t>–</w:t>
+      </w:r>
+      <w:hyperlink r:id="rId25">
+        <w:r>
+          <w:rPr>
+            <w:lang w:val="zh_TW" w:bidi="zh_TW"/>
+          </w:rPr>
+          <w:rPr>
+            <w:color w:val="0000EE"/>
+            <w:u w:val="single"/>
+          </w:rPr>
+          <w:t>39</w:t>
+        </w:r>
+      </w:hyperlink>
+      <w:r>
+        <w:rPr>
+          <w:lang w:val="zh_TW" w:bidi="zh_TW"/>
+        </w:rPr>
+        <w:t>；</w:t>
+      </w:r>
+      <w:hyperlink r:id="rId26">
+        <w:r>
+          <w:rPr>
+            <w:lang w:val="zh_TW" w:bidi="zh_TW"/>
+          </w:rPr>
+          <w:rPr>
+            <w:color w:val="0000EE"/>
+            <w:u w:val="single"/>
+          </w:rPr>
+          <w:t>路17:27</w:t>
+        </w:r>
+      </w:hyperlink>
+      <w:r>
+        <w:rPr>
+          <w:lang w:val="zh_TW" w:bidi="zh_TW"/>
+        </w:rPr>
+        <w:t>；</w:t>
+      </w:r>
+      <w:hyperlink r:id="rId27">
+        <w:r>
+          <w:rPr>
+            <w:lang w:val="zh_TW" w:bidi="zh_TW"/>
+          </w:rPr>
+          <w:rPr>
+            <w:color w:val="0000EE"/>
+            <w:u w:val="single"/>
+          </w:rPr>
+          <w:t>彼後2:5</w:t>
+        </w:r>
+      </w:hyperlink>
+      <w:r>
+        <w:rPr>
+          <w:lang w:val="zh_TW" w:bidi="zh_TW"/>
+        </w:rPr>
+        <w:t>）。在聖經裡，神降下洪水是因為人類的罪惡極其深重，「人在地上罪惡很大」（</w:t>
+      </w:r>
+      <w:hyperlink r:id="rId28">
+        <w:r>
+          <w:rPr>
+            <w:lang w:val="zh_TW" w:bidi="zh_TW"/>
+          </w:rPr>
+          <w:rPr>
+            <w:color w:val="0000EE"/>
+            <w:u w:val="single"/>
+          </w:rPr>
+          <w:t>創6:5</w:t>
+        </w:r>
+      </w:hyperlink>
+      <w:r>
+        <w:rPr>
+          <w:lang w:val="zh_TW" w:bidi="zh_TW"/>
+        </w:rPr>
+        <w:t>）。神決定毀滅全人類，重新開始，又揀選那些願意順服祂的人（參</w:t>
+      </w:r>
+      <w:hyperlink r:id="rId29">
+        <w:r>
+          <w:rPr>
+            <w:lang w:val="zh_TW" w:bidi="zh_TW"/>
+          </w:rPr>
+          <w:rPr>
+            <w:color w:val="0000EE"/>
+            <w:u w:val="single"/>
+          </w:rPr>
+          <w:t>創1:26–28</w:t>
+        </w:r>
+      </w:hyperlink>
+      <w:r>
+        <w:rPr>
+          <w:lang w:val="zh_TW" w:bidi="zh_TW"/>
+        </w:rPr>
+        <w:t>）。當時唯有挪亞、他的兒子和他們的妻子對耶和華忠心，神藉著他們在毀滅之後重建大地。</w:t>
       </w:r>
     </w:p>
     <w:p>
@@ -554,21 +799,202 @@
           <w:lang w:val="zh_TW" w:bidi="zh_TW"/>
         </w:rPr>
       </w:r>
+      <w:r>
+        <w:rPr>
+          <w:lang w:val="zh_TW" w:bidi="zh_TW"/>
+        </w:rPr>
+        <w:t>挪亞花了一百二十年建造一艘大船，同時警告世人神即將來臨的審判（</w:t>
+      </w:r>
+      <w:hyperlink r:id="rId30">
+        <w:r>
+          <w:rPr>
+            <w:lang w:val="zh_TW" w:bidi="zh_TW"/>
+          </w:rPr>
+          <w:rPr>
+            <w:color w:val="0000EE"/>
+            <w:u w:val="single"/>
+          </w:rPr>
+          <w:t>創6:3</w:t>
+        </w:r>
+      </w:hyperlink>
+      <w:r>
+        <w:rPr>
+          <w:lang w:val="zh_TW" w:bidi="zh_TW"/>
+        </w:rPr>
+        <w:t>；參</w:t>
+      </w:r>
+      <w:hyperlink r:id="rId31">
+        <w:r>
+          <w:rPr>
+            <w:lang w:val="zh_TW" w:bidi="zh_TW"/>
+          </w:rPr>
+          <w:rPr>
+            <w:color w:val="0000EE"/>
+            <w:u w:val="single"/>
+          </w:rPr>
+          <w:t>來11:7</w:t>
+        </w:r>
+      </w:hyperlink>
+      <w:r>
+        <w:rPr>
+          <w:lang w:val="zh_TW" w:bidi="zh_TW"/>
+        </w:rPr>
+        <w:t>；</w:t>
+      </w:r>
+      <w:hyperlink r:id="rId32">
+        <w:r>
+          <w:rPr>
+            <w:lang w:val="zh_TW" w:bidi="zh_TW"/>
+          </w:rPr>
+          <w:rPr>
+            <w:color w:val="0000EE"/>
+            <w:u w:val="single"/>
+          </w:rPr>
+          <w:t>彼前3:20</w:t>
+        </w:r>
+      </w:hyperlink>
+      <w:r>
+        <w:rPr>
+          <w:lang w:val="zh_TW" w:bidi="zh_TW"/>
+        </w:rPr>
+        <w:t>；</w:t>
+      </w:r>
+      <w:hyperlink r:id="rId27">
+        <w:r>
+          <w:rPr>
+            <w:lang w:val="zh_TW" w:bidi="zh_TW"/>
+          </w:rPr>
+          <w:rPr>
+            <w:color w:val="0000EE"/>
+            <w:u w:val="single"/>
+          </w:rPr>
+          <w:t>彼後2:5</w:t>
+        </w:r>
+      </w:hyperlink>
+      <w:r>
+        <w:rPr>
+          <w:lang w:val="zh_TW" w:bidi="zh_TW"/>
+        </w:rPr>
+        <w:t>）。當洪水來臨時，大雨傾盆而下，地底的泉源也湧上來（</w:t>
+      </w:r>
+      <w:hyperlink r:id="rId33">
+        <w:r>
+          <w:rPr>
+            <w:lang w:val="zh_TW" w:bidi="zh_TW"/>
+          </w:rPr>
+          <w:rPr>
+            <w:color w:val="0000EE"/>
+            <w:u w:val="single"/>
+          </w:rPr>
+          <w:t>創7:11</w:t>
+        </w:r>
+      </w:hyperlink>
+      <w:r>
+        <w:rPr>
+          <w:lang w:val="zh_TW" w:bidi="zh_TW"/>
+        </w:rPr>
+        <w:t>）;只有挪亞一家和他帶入方舟的各樣陸地動物得以倖存。洪水持續超過一年，最後水勢消退，大地重新乾涸（</w:t>
+      </w:r>
+      <w:hyperlink r:id="rId34">
+        <w:r>
+          <w:rPr>
+            <w:lang w:val="zh_TW" w:bidi="zh_TW"/>
+          </w:rPr>
+          <w:rPr>
+            <w:color w:val="0000EE"/>
+            <w:u w:val="single"/>
+          </w:rPr>
+          <w:t>創7:6</w:t>
+        </w:r>
+      </w:hyperlink>
+      <w:r>
+        <w:rPr>
+          <w:lang w:val="zh_TW" w:bidi="zh_TW"/>
+        </w:rPr>
+        <w:t>–</w:t>
+      </w:r>
+      <w:hyperlink r:id="rId34">
+        <w:r>
+          <w:rPr>
+            <w:lang w:val="zh_TW" w:bidi="zh_TW"/>
+          </w:rPr>
+          <w:rPr>
+            <w:color w:val="0000EE"/>
+            <w:u w:val="single"/>
+          </w:rPr>
+          <w:t>12、24</w:t>
+        </w:r>
+      </w:hyperlink>
+      <w:r>
+        <w:rPr>
+          <w:lang w:val="zh_TW" w:bidi="zh_TW"/>
+        </w:rPr>
+        <w:t>，</w:t>
+      </w:r>
+      <w:hyperlink r:id="rId35">
+        <w:r>
+          <w:rPr>
+            <w:lang w:val="zh_TW" w:bidi="zh_TW"/>
+          </w:rPr>
+          <w:rPr>
+            <w:color w:val="0000EE"/>
+            <w:u w:val="single"/>
+          </w:rPr>
+          <w:t>8:3</w:t>
+        </w:r>
+      </w:hyperlink>
+      <w:r>
+        <w:rPr>
+          <w:lang w:val="zh_TW" w:bidi="zh_TW"/>
+        </w:rPr>
+        <w:t>–</w:t>
+      </w:r>
+      <w:hyperlink r:id="rId35">
+        <w:r>
+          <w:rPr>
+            <w:lang w:val="zh_TW" w:bidi="zh_TW"/>
+          </w:rPr>
+          <w:rPr>
+            <w:color w:val="0000EE"/>
+            <w:u w:val="single"/>
+          </w:rPr>
+          <w:t>6、10</w:t>
+        </w:r>
+      </w:hyperlink>
+      <w:r>
+        <w:rPr>
+          <w:lang w:val="zh_TW" w:bidi="zh_TW"/>
+        </w:rPr>
+        <w:t>–</w:t>
+      </w:r>
+      <w:hyperlink r:id="rId35">
+        <w:r>
+          <w:rPr>
+            <w:lang w:val="zh_TW" w:bidi="zh_TW"/>
+          </w:rPr>
+          <w:rPr>
+            <w:color w:val="0000EE"/>
+            <w:u w:val="single"/>
+          </w:rPr>
+          <w:t>14</w:t>
+        </w:r>
+      </w:hyperlink>
+      <w:r>
+        <w:rPr>
+          <w:lang w:val="zh_TW" w:bidi="zh_TW"/>
+        </w:rPr>
+        <w:t>）。挪亞和家人出了方舟後，獻祭感謝神。神也應許不再以洪水毀滅全地。</w:t>
+      </w:r>
     </w:p>
     <w:p>
       <w:pPr>
-        <w:pStyle w:val="Heading2"/>
-      </w:pPr>
-      <w:r>
-        <w:rPr>
-          <w:lang w:val="zh_TW" w:bidi="zh_TW"/>
-        </w:rPr>
-        <w:t>戶珊</w:t>
-      </w:r>
-      <w:r>
-        <w:rPr>
-          <w:lang w:val="zh_TW" w:bidi="zh_TW"/>
-        </w:rPr>
+        <w:pStyle w:val="Heading3"/>
+      </w:pPr>
+      <w:r>
+        <w:rPr>
+          <w:lang w:val="zh_TW" w:bidi="zh_TW"/>
+        </w:rPr>
+        <w:t>洪水的範圍</w:t>
       </w:r>
     </w:p>
     <w:p>
@@ -582,9 +1008,9 @@
         <w:rPr>
           <w:lang w:val="zh_TW" w:bidi="zh_TW"/>
         </w:rPr>
-        <w:t>提幔人，其接續約巴作以東王（</w:t>
-      </w:r>
-      <w:hyperlink r:id="rId19">
+        <w:t>相信洪水事件真實存在的學者，對於其範圍仍有不同看法。經文似乎暗示洪水淹沒全地，甚至高過最高的山頂（</w:t>
+      </w:r>
+      <w:hyperlink r:id="rId36">
         <w:r>
           <w:rPr>
             <w:lang w:val="zh_TW" w:bidi="zh_TW"/>
@@ -593,16 +1019,16 @@
             <w:color w:val="0000EE"/>
             <w:u w:val="single"/>
           </w:rPr>
-          <w:t>創36:34–35</w:t>
+          <w:t>創7:17</w:t>
         </w:r>
       </w:hyperlink>
       <w:r>
         <w:rPr>
           <w:lang w:val="zh_TW" w:bidi="zh_TW"/>
         </w:rPr>
-        <w:t>；</w:t>
-      </w:r>
-      <w:hyperlink r:id="rId20">
+        <w:t>–</w:t>
+      </w:r>
+      <w:hyperlink r:id="rId36">
         <w:r>
           <w:rPr>
             <w:lang w:val="zh_TW" w:bidi="zh_TW"/>
@@ -611,24 +1037,116 @@
             <w:color w:val="0000EE"/>
             <w:u w:val="single"/>
           </w:rPr>
-          <w:t>代上1:45–46</w:t>
+          <w:t>20</w:t>
         </w:r>
       </w:hyperlink>
       <w:r>
         <w:rPr>
           <w:lang w:val="zh_TW" w:bidi="zh_TW"/>
         </w:rPr>
-        <w:t>）。</w:t>
-      </w:r>
-      <w:r>
-        <w:rPr>
-          <w:lang w:val="zh_TW" w:bidi="zh_TW"/>
-        </w:rPr>
-      </w:r>
-      <w:r>
-        <w:rPr>
-          <w:lang w:val="zh_TW" w:bidi="zh_TW"/>
-        </w:rPr>
+        <w:t>，</w:t>
+      </w:r>
+      <w:hyperlink r:id="rId37">
+        <w:r>
+          <w:rPr>
+            <w:lang w:val="zh_TW" w:bidi="zh_TW"/>
+          </w:rPr>
+          <w:rPr>
+            <w:color w:val="0000EE"/>
+            <w:u w:val="single"/>
+          </w:rPr>
+          <w:t>8:4</w:t>
+        </w:r>
+      </w:hyperlink>
+      <w:r>
+        <w:rPr>
+          <w:lang w:val="zh_TW" w:bidi="zh_TW"/>
+        </w:rPr>
+        <w:t>）。有人主張，經文所說「天下的高山都淹沒了」（</w:t>
+      </w:r>
+      <w:hyperlink r:id="rId38">
+        <w:r>
+          <w:rPr>
+            <w:lang w:val="zh_TW" w:bidi="zh_TW"/>
+          </w:rPr>
+          <w:rPr>
+            <w:color w:val="0000EE"/>
+            <w:u w:val="single"/>
+          </w:rPr>
+          <w:t>創7:19</w:t>
+        </w:r>
+      </w:hyperlink>
+      <w:r>
+        <w:rPr>
+          <w:lang w:val="zh_TW" w:bidi="zh_TW"/>
+        </w:rPr>
+        <w:t>），應當指整個地球都被水覆蓋。但也有人認為洪水只是局部性的，因為經文說「看起來」（譯註：英譯本有此字）彷彿全地都被淹沒。神想要毀滅人類，而當時人類可能只生活在美索不達米亞。因此，全球的洪水是沒有必要的。另外，「地」這個詞在聖經也常常不是按字面意思。在</w:t>
+      </w:r>
+      <w:hyperlink r:id="rId39">
+        <w:r>
+          <w:rPr>
+            <w:lang w:val="zh_TW" w:bidi="zh_TW"/>
+          </w:rPr>
+          <w:rPr>
+            <w:color w:val="0000EE"/>
+            <w:u w:val="single"/>
+          </w:rPr>
+          <w:t>創世記一章1節</w:t>
+        </w:r>
+      </w:hyperlink>
+      <w:r>
+        <w:rPr>
+          <w:lang w:val="zh_TW" w:bidi="zh_TW"/>
+        </w:rPr>
+        <w:t>中，「天地」指的是整個宇宙；「地」有時候也只是指一個國家（</w:t>
+      </w:r>
+      <w:hyperlink r:id="rId40">
+        <w:r>
+          <w:rPr>
+            <w:lang w:val="zh_TW" w:bidi="zh_TW"/>
+          </w:rPr>
+          <w:rPr>
+            <w:color w:val="0000EE"/>
+            <w:u w:val="single"/>
+          </w:rPr>
+          <w:t>創47:13</w:t>
+        </w:r>
+      </w:hyperlink>
+      <w:r>
+        <w:rPr>
+          <w:lang w:val="zh_TW" w:bidi="zh_TW"/>
+        </w:rPr>
+        <w:t>）、</w:t>
+      </w:r>
+      <w:r>
+        <w:rPr>
+          <w:lang w:val="zh_TW" w:bidi="zh_TW"/>
+        </w:rPr>
+        <w:t>一塊田</w:t>
+      </w:r>
+      <w:r>
+        <w:rPr>
+          <w:lang w:val="zh_TW" w:bidi="zh_TW"/>
+        </w:rPr>
+        <w:t>（</w:t>
+      </w:r>
+      <w:hyperlink r:id="rId41">
+        <w:r>
+          <w:rPr>
+            <w:lang w:val="zh_TW" w:bidi="zh_TW"/>
+          </w:rPr>
+          <w:rPr>
+            <w:color w:val="0000EE"/>
+            <w:u w:val="single"/>
+          </w:rPr>
+          <w:t>23:15</w:t>
+        </w:r>
+      </w:hyperlink>
+      <w:r>
+        <w:rPr>
+          <w:lang w:val="zh_TW" w:bidi="zh_TW"/>
+        </w:rPr>
+        <w:t>）等等。所以，我們不一定要認為創世記的洪水描述，是指全球被淹沒。</w:t>
       </w:r>
     </w:p>
     <w:p>
@@ -638,151 +1156,62 @@
           <w:lang w:val="zh_TW" w:bidi="zh_TW"/>
         </w:rPr>
       </w:r>
+      <w:r>
+        <w:rPr>
+          <w:lang w:val="zh_TW" w:bidi="zh_TW"/>
+        </w:rPr>
+        <w:t>有些相信洪水覆蓋全球的學者指出，許多高山頂上都有發現海洋化石，認為洪水必定覆蓋至山巔。反對者則認為所有的山原本就來自海洋，因此山上有海洋生物的證據屬，於合理現象。人們對洪水覆蓋全球還是部分地方的看法，往往取決於他們的神學信念和對聖經的解釋。參見</w:t>
+      </w:r>
+      <w:r>
+        <w:rPr>
+          <w:lang w:val="zh_TW" w:bidi="zh_TW"/>
+        </w:rPr>
+        <w:t>「洪水的科學證據？」</w:t>
+      </w:r>
+      <w:r>
+        <w:rPr>
+          <w:lang w:val="zh_TW" w:bidi="zh_TW"/>
+        </w:rPr>
+        <w:t>。</w:t>
+      </w:r>
     </w:p>
     <w:p>
-      <w:pPr>
-        <w:pStyle w:val="Heading2"/>
-      </w:pPr>
-      <w:r>
-        <w:rPr>
-          <w:lang w:val="zh_TW" w:bidi="zh_TW"/>
-        </w:rPr>
-        <w:t>戶伸</w:t>
-      </w:r>
-      <w:r>
-        <w:rPr>
-          <w:lang w:val="zh_TW" w:bidi="zh_TW"/>
-        </w:rPr>
-      </w:r>
-    </w:p>
-    <w:p>
-      <w:pPr>
-        <w:pStyle w:val="ListNumber"/>
-        <w:numPr>
-          <w:ilvl w:val="0"/>
-          <w:numId w:val="14"/>
-        </w:numPr>
-        <w:spacing w:line="240" w:lineRule="auto"/>
-        <w:ind w:left="720"/>
-      </w:pPr>
-      <w:r>
-        <w:rPr>
-          <w:lang w:val="zh_TW" w:bidi="zh_TW"/>
-        </w:rPr>
-      </w:r>
-      <w:r>
-        <w:rPr>
-          <w:lang w:val="zh_TW" w:bidi="zh_TW"/>
-        </w:rPr>
-        <w:t>但的兒子（</w:t>
-      </w:r>
-      <w:hyperlink r:id="rId21">
-        <w:r>
-          <w:rPr>
-            <w:lang w:val="zh_TW" w:bidi="zh_TW"/>
-          </w:rPr>
-          <w:rPr>
-            <w:color w:val="0000EE"/>
-            <w:u w:val="single"/>
-          </w:rPr>
-          <w:t>創46:23</w:t>
-        </w:r>
-      </w:hyperlink>
-      <w:r>
-        <w:rPr>
-          <w:lang w:val="zh_TW" w:bidi="zh_TW"/>
-        </w:rPr>
-        <w:t>），</w:t>
-      </w:r>
-      <w:hyperlink r:id="rId22">
-        <w:r>
-          <w:rPr>
-            <w:lang w:val="zh_TW" w:bidi="zh_TW"/>
-          </w:rPr>
-          <w:rPr>
-            <w:color w:val="0000EE"/>
-            <w:u w:val="single"/>
-          </w:rPr>
-          <w:t>民數記二十六章42節</w:t>
-        </w:r>
-      </w:hyperlink>
-      <w:r>
-        <w:rPr>
-          <w:lang w:val="zh_TW" w:bidi="zh_TW"/>
-        </w:rPr>
-        <w:t>稱他為書含，又提到他是書含族的祖先。</w:t>
-      </w:r>
-    </w:p>
-    <w:p>
-      <w:pPr>
-        <w:pStyle w:val="ListNumber"/>
-        <w:spacing w:line="240" w:lineRule="auto"/>
-        <w:ind w:left="720"/>
-      </w:pPr>
-      <w:r>
-        <w:rPr>
-          <w:lang w:val="zh_TW" w:bidi="zh_TW"/>
-        </w:rPr>
-      </w:r>
-      <w:r>
-        <w:rPr>
-          <w:lang w:val="zh_TW" w:bidi="zh_TW"/>
-        </w:rPr>
-        <w:t>便雅憫的後裔，亞黑的兒子（</w:t>
-      </w:r>
-      <w:hyperlink r:id="rId23">
-        <w:r>
-          <w:rPr>
-            <w:lang w:val="zh_TW" w:bidi="zh_TW"/>
-          </w:rPr>
-          <w:rPr>
-            <w:color w:val="0000EE"/>
-            <w:u w:val="single"/>
-          </w:rPr>
-          <w:t>代上7:12</w:t>
-        </w:r>
-      </w:hyperlink>
-      <w:r>
-        <w:rPr>
-          <w:lang w:val="zh_TW" w:bidi="zh_TW"/>
-        </w:rPr>
-        <w:t>）。</w:t>
-      </w:r>
-    </w:p>
-    <w:p>
-      <w:pPr>
-        <w:pStyle w:val="ListNumber"/>
-        <w:spacing w:line="240" w:lineRule="auto"/>
-        <w:ind w:left="720"/>
-      </w:pPr>
-      <w:r>
-        <w:rPr>
-          <w:lang w:val="zh_TW" w:bidi="zh_TW"/>
-        </w:rPr>
-      </w:r>
-      <w:r>
-        <w:rPr>
-          <w:lang w:val="zh_TW" w:bidi="zh_TW"/>
-        </w:rPr>
-        <w:t>便雅憫人沙哈連的三個妻子之一（</w:t>
-      </w:r>
-      <w:hyperlink r:id="rId24">
-        <w:r>
-          <w:rPr>
-            <w:lang w:val="zh_TW" w:bidi="zh_TW"/>
-          </w:rPr>
-          <w:rPr>
-            <w:color w:val="0000EE"/>
-            <w:u w:val="single"/>
-          </w:rPr>
-          <w:t>代上8:8–11</w:t>
-        </w:r>
-      </w:hyperlink>
-      <w:r>
-        <w:rPr>
-          <w:lang w:val="zh_TW" w:bidi="zh_TW"/>
-        </w:rPr>
-        <w:t>）。</w:t>
+      <w:pPr/>
+      <w:r>
+        <w:rPr>
+          <w:lang w:val="zh_TW" w:bidi="zh_TW"/>
+        </w:rPr>
+      </w:r>
+      <w:r>
+        <w:rPr>
+          <w:i/>
+          <w:lang w:val="zh_TW" w:bidi="zh_TW"/>
+        </w:rPr>
+        <w:t>另見</w:t>
+      </w:r>
+      <w:r>
+        <w:rPr>
+          <w:lang w:val="zh_TW" w:bidi="zh_TW"/>
+        </w:rPr>
+        <w:t>吉加墨詩史詩</w:t>
+      </w:r>
+      <w:r>
+        <w:rPr>
+          <w:lang w:val="zh_TW" w:bidi="zh_TW"/>
+        </w:rPr>
+        <w:t>；</w:t>
+      </w:r>
+      <w:r>
+        <w:rPr>
+          <w:lang w:val="zh_TW" w:bidi="zh_TW"/>
+        </w:rPr>
+        <w:t>挪亞 #1</w:t>
+      </w:r>
+      <w:r>
+        <w:rPr>
+          <w:lang w:val="zh_TW" w:bidi="zh_TW"/>
+        </w:rPr>
+        <w:t>。</w:t>
       </w:r>
       <w:r>
         <w:rPr>
@@ -2684,12 +3113,6 @@
   </w:num>
   <w:num w:numId="13" w16cid:durableId="592781308">
     <w:abstractNumId w:val="11"/>
-  </w:num>
-  <w:num w:numId="14">
-    <w:abstractNumId w:val="3"/>
-    <w:lvlOverride w:ilvl="0">
-      <w:startOverride w:val="1"/>
-    </w:lvlOverride>
   </w:num>
   <w:numIdMacAtCleanup w:val="10"/>
 </w:numbering>

--- a/zht/docx/062.content.docx
+++ b/zht/docx/062.content.docx
@@ -251,18 +251,12 @@
         </w:rPr>
         <w:t>家中（</w:t>
       </w:r>
-      <w:hyperlink r:id="rId13">
-        <w:r>
-          <w:rPr>
-            <w:lang w:val="zh_TW" w:bidi="zh_TW"/>
-          </w:rPr>
-          <w:rPr>
-            <w:color w:val="0000EE"/>
-            <w:u w:val="single"/>
-          </w:rPr>
-          <w:t>創19:3</w:t>
-        </w:r>
-      </w:hyperlink>
+      <w:r>
+        <w:rPr>
+          <w:lang w:val="zh_TW" w:bidi="zh_TW"/>
+        </w:rPr>
+        <w:t>創19:3</w:t>
+      </w:r>
       <w:r>
         <w:rPr>
           <w:lang w:val="zh_TW" w:bidi="zh_TW"/>
@@ -287,18 +281,12 @@
         </w:rPr>
         <w:t>公共的烘焙作坊（</w:t>
       </w:r>
-      <w:hyperlink r:id="rId14">
-        <w:r>
-          <w:rPr>
-            <w:lang w:val="zh_TW" w:bidi="zh_TW"/>
-          </w:rPr>
-          <w:rPr>
-            <w:color w:val="0000EE"/>
-            <w:u w:val="single"/>
-          </w:rPr>
-          <w:t>耶37:21</w:t>
-        </w:r>
-      </w:hyperlink>
+      <w:r>
+        <w:rPr>
+          <w:lang w:val="zh_TW" w:bidi="zh_TW"/>
+        </w:rPr>
+        <w:t>耶37:21</w:t>
+      </w:r>
       <w:r>
         <w:rPr>
           <w:lang w:val="zh_TW" w:bidi="zh_TW"/>
@@ -323,84 +311,60 @@
         </w:rPr>
         <w:t>君王和貴族的宮殿中（</w:t>
       </w:r>
-      <w:hyperlink r:id="rId15">
-        <w:r>
-          <w:rPr>
-            <w:lang w:val="zh_TW" w:bidi="zh_TW"/>
-          </w:rPr>
-          <w:rPr>
-            <w:color w:val="0000EE"/>
-            <w:u w:val="single"/>
-          </w:rPr>
-          <w:t>創40:1</w:t>
-        </w:r>
-      </w:hyperlink>
-      <w:hyperlink r:id="rId15">
-        <w:r>
-          <w:rPr>
-            <w:lang w:val="zh_TW" w:bidi="zh_TW"/>
-          </w:rPr>
-          <w:rPr>
-            <w:color w:val="0000EE"/>
-            <w:u w:val="single"/>
-          </w:rPr>
-          <w:t>-</w:t>
-        </w:r>
-      </w:hyperlink>
-      <w:r>
-        <w:rPr>
-          <w:lang w:val="zh_TW" w:bidi="zh_TW"/>
-        </w:rPr>
-        <w:t>22，</w:t>
-      </w:r>
-      <w:hyperlink r:id="rId16">
-        <w:r>
-          <w:rPr>
-            <w:lang w:val="zh_TW" w:bidi="zh_TW"/>
-          </w:rPr>
-          <w:rPr>
-            <w:color w:val="0000EE"/>
-            <w:u w:val="single"/>
-          </w:rPr>
-          <w:t>41:10</w:t>
-        </w:r>
-      </w:hyperlink>
+      <w:r>
+        <w:rPr>
+          <w:lang w:val="zh_TW" w:bidi="zh_TW"/>
+        </w:rPr>
+        <w:t>創40:1</w:t>
+      </w:r>
+      <w:r>
+        <w:rPr>
+          <w:lang w:val="zh_TW" w:bidi="zh_TW"/>
+        </w:rPr>
+        <w:t>-</w:t>
+      </w:r>
+      <w:r>
+        <w:rPr>
+          <w:lang w:val="zh_TW" w:bidi="zh_TW"/>
+        </w:rPr>
+        <w:t>22</w:t>
+      </w:r>
+      <w:r>
+        <w:rPr>
+          <w:lang w:val="zh_TW" w:bidi="zh_TW"/>
+        </w:rPr>
+        <w:t>，</w:t>
+      </w:r>
+      <w:r>
+        <w:rPr>
+          <w:lang w:val="zh_TW" w:bidi="zh_TW"/>
+        </w:rPr>
+        <w:t>41:10</w:t>
+      </w:r>
       <w:r>
         <w:rPr>
           <w:lang w:val="zh_TW" w:bidi="zh_TW"/>
         </w:rPr>
         <w:t>、</w:t>
       </w:r>
-      <w:hyperlink r:id="rId16">
-        <w:r>
-          <w:rPr>
-            <w:lang w:val="zh_TW" w:bidi="zh_TW"/>
-          </w:rPr>
-          <w:rPr>
-            <w:color w:val="0000EE"/>
-            <w:u w:val="single"/>
-          </w:rPr>
-          <w:t>13</w:t>
-        </w:r>
-      </w:hyperlink>
+      <w:r>
+        <w:rPr>
+          <w:lang w:val="zh_TW" w:bidi="zh_TW"/>
+        </w:rPr>
+        <w:t>13</w:t>
+      </w:r>
       <w:r>
         <w:rPr>
           <w:lang w:val="zh_TW" w:bidi="zh_TW"/>
         </w:rPr>
         <w:t>；</w:t>
       </w:r>
-      <w:hyperlink r:id="rId17">
-        <w:r>
-          <w:rPr>
-            <w:lang w:val="zh_TW" w:bidi="zh_TW"/>
-          </w:rPr>
-          <w:rPr>
-            <w:color w:val="0000EE"/>
-            <w:u w:val="single"/>
-          </w:rPr>
-          <w:t>撒上8:13</w:t>
-        </w:r>
-      </w:hyperlink>
+      <w:r>
+        <w:rPr>
+          <w:lang w:val="zh_TW" w:bidi="zh_TW"/>
+        </w:rPr>
+        <w:t>撒上8:13</w:t>
+      </w:r>
       <w:r>
         <w:rPr>
           <w:lang w:val="zh_TW" w:bidi="zh_TW"/>
@@ -421,89 +385,65 @@
         </w:rPr>
         <w:t>他們以油和麵粉這些基本原料製作餅和糕。以色列人在逃離埃及時，在旅程中烤了無酵餅作為食物（</w:t>
       </w:r>
-      <w:hyperlink r:id="rId18">
-        <w:r>
-          <w:rPr>
-            <w:lang w:val="zh_TW" w:bidi="zh_TW"/>
-          </w:rPr>
-          <w:rPr>
-            <w:color w:val="0000EE"/>
-            <w:u w:val="single"/>
-          </w:rPr>
-          <w:t>出12:39</w:t>
-        </w:r>
-      </w:hyperlink>
+      <w:r>
+        <w:rPr>
+          <w:lang w:val="zh_TW" w:bidi="zh_TW"/>
+        </w:rPr>
+        <w:t>出12:39</w:t>
+      </w:r>
       <w:r>
         <w:rPr>
           <w:lang w:val="zh_TW" w:bidi="zh_TW"/>
         </w:rPr>
         <w:t>）。這些餅和糕通常是在平底鍋或爐中烘烤而成（</w:t>
       </w:r>
-      <w:hyperlink r:id="rId19">
-        <w:r>
-          <w:rPr>
-            <w:lang w:val="zh_TW" w:bidi="zh_TW"/>
-          </w:rPr>
-          <w:rPr>
-            <w:color w:val="0000EE"/>
-            <w:u w:val="single"/>
-          </w:rPr>
-          <w:t>利2:4</w:t>
-        </w:r>
-      </w:hyperlink>
+      <w:r>
+        <w:rPr>
+          <w:lang w:val="zh_TW" w:bidi="zh_TW"/>
+        </w:rPr>
+        <w:t>利2:4</w:t>
+      </w:r>
       <w:r>
         <w:rPr>
           <w:lang w:val="zh_TW" w:bidi="zh_TW"/>
         </w:rPr>
         <w:t>，</w:t>
       </w:r>
-      <w:hyperlink r:id="rId20">
-        <w:r>
-          <w:rPr>
-            <w:lang w:val="zh_TW" w:bidi="zh_TW"/>
-          </w:rPr>
-          <w:rPr>
-            <w:color w:val="0000EE"/>
-            <w:u w:val="single"/>
-          </w:rPr>
-          <w:t>26:26</w:t>
-        </w:r>
-      </w:hyperlink>
+      <w:r>
+        <w:rPr>
+          <w:lang w:val="zh_TW" w:bidi="zh_TW"/>
+        </w:rPr>
+        <w:t>26:26</w:t>
+      </w:r>
       <w:r>
         <w:rPr>
           <w:lang w:val="zh_TW" w:bidi="zh_TW"/>
         </w:rPr>
         <w:t>）。隨著以色列社會的發展，專業的烘焙師逐漸出現，並形成行會。有人便指出，何西阿可能曾從事烘焙工作，因為他對烘焙技術十分熟悉（</w:t>
       </w:r>
-      <w:hyperlink r:id="rId21">
-        <w:r>
-          <w:rPr>
-            <w:lang w:val="zh_TW" w:bidi="zh_TW"/>
-          </w:rPr>
-          <w:rPr>
-            <w:color w:val="0000EE"/>
-            <w:u w:val="single"/>
-          </w:rPr>
-          <w:t>何7:4</w:t>
-        </w:r>
-      </w:hyperlink>
-      <w:hyperlink r:id="rId21">
-        <w:r>
-          <w:rPr>
-            <w:lang w:val="zh_TW" w:bidi="zh_TW"/>
-          </w:rPr>
-          <w:rPr>
-            <w:color w:val="0000EE"/>
-            <w:u w:val="single"/>
-          </w:rPr>
-          <w:t>-</w:t>
-        </w:r>
-      </w:hyperlink>
-      <w:r>
-        <w:rPr>
-          <w:lang w:val="zh_TW" w:bidi="zh_TW"/>
-        </w:rPr>
-        <w:t>8）。</w:t>
+      <w:r>
+        <w:rPr>
+          <w:lang w:val="zh_TW" w:bidi="zh_TW"/>
+        </w:rPr>
+        <w:t>何7:4</w:t>
+      </w:r>
+      <w:r>
+        <w:rPr>
+          <w:lang w:val="zh_TW" w:bidi="zh_TW"/>
+        </w:rPr>
+        <w:t>-</w:t>
+      </w:r>
+      <w:r>
+        <w:rPr>
+          <w:lang w:val="zh_TW" w:bidi="zh_TW"/>
+        </w:rPr>
+        <w:t>8</w:t>
+      </w:r>
+      <w:r>
+        <w:rPr>
+          <w:lang w:val="zh_TW" w:bidi="zh_TW"/>
+        </w:rPr>
+        <w:t>）。</w:t>
       </w:r>
     </w:p>
     <w:p>
@@ -586,18 +526,12 @@
         </w:rPr>
         <w:t>水勢上漲氾濫，淹沒大地，特別指</w:t>
       </w:r>
-      <w:hyperlink r:id="rId22">
-        <w:r>
-          <w:rPr>
-            <w:lang w:val="zh_TW" w:bidi="zh_TW"/>
-          </w:rPr>
-          <w:rPr>
-            <w:color w:val="0000EE"/>
-            <w:u w:val="single"/>
-          </w:rPr>
-          <w:t>創世記六至九章</w:t>
-        </w:r>
-      </w:hyperlink>
+      <w:r>
+        <w:rPr>
+          <w:lang w:val="zh_TW" w:bidi="zh_TW"/>
+        </w:rPr>
+        <w:t>創世記六至九章</w:t>
+      </w:r>
       <w:r>
         <w:rPr>
           <w:lang w:val="zh_TW" w:bidi="zh_TW"/>
@@ -629,162 +563,108 @@
         </w:rPr>
         <w:t>挪亞洪水的故事記載在</w:t>
       </w:r>
-      <w:hyperlink r:id="rId22">
-        <w:r>
-          <w:rPr>
-            <w:lang w:val="zh_TW" w:bidi="zh_TW"/>
-          </w:rPr>
-          <w:rPr>
-            <w:color w:val="0000EE"/>
-            <w:u w:val="single"/>
-          </w:rPr>
-          <w:t>創世記六至九章</w:t>
-        </w:r>
-      </w:hyperlink>
+      <w:r>
+        <w:rPr>
+          <w:lang w:val="zh_TW" w:bidi="zh_TW"/>
+        </w:rPr>
+        <w:t>創世記六至九章</w:t>
+      </w:r>
       <w:r>
         <w:rPr>
           <w:lang w:val="zh_TW" w:bidi="zh_TW"/>
         </w:rPr>
         <w:t>。聖經常常提到這件事，且一律視為真實事件（</w:t>
       </w:r>
-      <w:hyperlink r:id="rId23">
-        <w:r>
-          <w:rPr>
-            <w:lang w:val="zh_TW" w:bidi="zh_TW"/>
-          </w:rPr>
-          <w:rPr>
-            <w:color w:val="0000EE"/>
-            <w:u w:val="single"/>
-          </w:rPr>
-          <w:t>創10:1、32</w:t>
-        </w:r>
-      </w:hyperlink>
+      <w:r>
+        <w:rPr>
+          <w:lang w:val="zh_TW" w:bidi="zh_TW"/>
+        </w:rPr>
+        <w:t>創10:1、32</w:t>
+      </w:r>
       <w:r>
         <w:rPr>
           <w:lang w:val="zh_TW" w:bidi="zh_TW"/>
         </w:rPr>
         <w:t>，</w:t>
       </w:r>
-      <w:hyperlink r:id="rId24">
-        <w:r>
-          <w:rPr>
-            <w:lang w:val="zh_TW" w:bidi="zh_TW"/>
-          </w:rPr>
-          <w:rPr>
-            <w:color w:val="0000EE"/>
-            <w:u w:val="single"/>
-          </w:rPr>
-          <w:t>11:10</w:t>
-        </w:r>
-      </w:hyperlink>
+      <w:r>
+        <w:rPr>
+          <w:lang w:val="zh_TW" w:bidi="zh_TW"/>
+        </w:rPr>
+        <w:t>11:10</w:t>
+      </w:r>
       <w:r>
         <w:rPr>
           <w:lang w:val="zh_TW" w:bidi="zh_TW"/>
         </w:rPr>
         <w:t>；</w:t>
       </w:r>
-      <w:hyperlink r:id="rId25">
-        <w:r>
-          <w:rPr>
-            <w:lang w:val="zh_TW" w:bidi="zh_TW"/>
-          </w:rPr>
-          <w:rPr>
-            <w:color w:val="0000EE"/>
-            <w:u w:val="single"/>
-          </w:rPr>
-          <w:t>太24:38</w:t>
-        </w:r>
-      </w:hyperlink>
+      <w:r>
+        <w:rPr>
+          <w:lang w:val="zh_TW" w:bidi="zh_TW"/>
+        </w:rPr>
+        <w:t>太24:38</w:t>
+      </w:r>
       <w:r>
         <w:rPr>
           <w:lang w:val="zh_TW" w:bidi="zh_TW"/>
         </w:rPr>
         <w:t>–</w:t>
       </w:r>
-      <w:hyperlink r:id="rId25">
-        <w:r>
-          <w:rPr>
-            <w:lang w:val="zh_TW" w:bidi="zh_TW"/>
-          </w:rPr>
-          <w:rPr>
-            <w:color w:val="0000EE"/>
-            <w:u w:val="single"/>
-          </w:rPr>
-          <w:t>39</w:t>
-        </w:r>
-      </w:hyperlink>
+      <w:r>
+        <w:rPr>
+          <w:lang w:val="zh_TW" w:bidi="zh_TW"/>
+        </w:rPr>
+        <w:t>39</w:t>
+      </w:r>
       <w:r>
         <w:rPr>
           <w:lang w:val="zh_TW" w:bidi="zh_TW"/>
         </w:rPr>
         <w:t>；</w:t>
       </w:r>
-      <w:hyperlink r:id="rId26">
-        <w:r>
-          <w:rPr>
-            <w:lang w:val="zh_TW" w:bidi="zh_TW"/>
-          </w:rPr>
-          <w:rPr>
-            <w:color w:val="0000EE"/>
-            <w:u w:val="single"/>
-          </w:rPr>
-          <w:t>路17:27</w:t>
-        </w:r>
-      </w:hyperlink>
+      <w:r>
+        <w:rPr>
+          <w:lang w:val="zh_TW" w:bidi="zh_TW"/>
+        </w:rPr>
+        <w:t>路17:27</w:t>
+      </w:r>
       <w:r>
         <w:rPr>
           <w:lang w:val="zh_TW" w:bidi="zh_TW"/>
         </w:rPr>
         <w:t>；</w:t>
       </w:r>
-      <w:hyperlink r:id="rId27">
-        <w:r>
-          <w:rPr>
-            <w:lang w:val="zh_TW" w:bidi="zh_TW"/>
-          </w:rPr>
-          <w:rPr>
-            <w:color w:val="0000EE"/>
-            <w:u w:val="single"/>
-          </w:rPr>
-          <w:t>彼後2:5</w:t>
-        </w:r>
-      </w:hyperlink>
+      <w:r>
+        <w:rPr>
+          <w:lang w:val="zh_TW" w:bidi="zh_TW"/>
+        </w:rPr>
+        <w:t>彼後2:5</w:t>
+      </w:r>
       <w:r>
         <w:rPr>
           <w:lang w:val="zh_TW" w:bidi="zh_TW"/>
         </w:rPr>
         <w:t>）。在聖經裡，神降下洪水是因為人類的罪惡極其深重，「人在地上罪惡很大」（</w:t>
       </w:r>
-      <w:hyperlink r:id="rId28">
-        <w:r>
-          <w:rPr>
-            <w:lang w:val="zh_TW" w:bidi="zh_TW"/>
-          </w:rPr>
-          <w:rPr>
-            <w:color w:val="0000EE"/>
-            <w:u w:val="single"/>
-          </w:rPr>
-          <w:t>創6:5</w:t>
-        </w:r>
-      </w:hyperlink>
+      <w:r>
+        <w:rPr>
+          <w:lang w:val="zh_TW" w:bidi="zh_TW"/>
+        </w:rPr>
+        <w:t>創6:5</w:t>
+      </w:r>
       <w:r>
         <w:rPr>
           <w:lang w:val="zh_TW" w:bidi="zh_TW"/>
         </w:rPr>
         <w:t>）。神決定毀滅全人類，重新開始，又揀選那些願意順服祂的人（參</w:t>
       </w:r>
-      <w:hyperlink r:id="rId29">
-        <w:r>
-          <w:rPr>
-            <w:lang w:val="zh_TW" w:bidi="zh_TW"/>
-          </w:rPr>
-          <w:rPr>
-            <w:color w:val="0000EE"/>
-            <w:u w:val="single"/>
-          </w:rPr>
-          <w:t>創1:26–28</w:t>
-        </w:r>
-      </w:hyperlink>
+      <w:r>
+        <w:rPr>
+          <w:lang w:val="zh_TW" w:bidi="zh_TW"/>
+        </w:rPr>
+        <w:t>創1:26–28</w:t>
+      </w:r>
       <w:r>
         <w:rPr>
           <w:lang w:val="zh_TW" w:bidi="zh_TW"/>
@@ -805,180 +685,120 @@
         </w:rPr>
         <w:t>挪亞花了一百二十年建造一艘大船，同時警告世人神即將來臨的審判（</w:t>
       </w:r>
-      <w:hyperlink r:id="rId30">
-        <w:r>
-          <w:rPr>
-            <w:lang w:val="zh_TW" w:bidi="zh_TW"/>
-          </w:rPr>
-          <w:rPr>
-            <w:color w:val="0000EE"/>
-            <w:u w:val="single"/>
-          </w:rPr>
-          <w:t>創6:3</w:t>
-        </w:r>
-      </w:hyperlink>
+      <w:r>
+        <w:rPr>
+          <w:lang w:val="zh_TW" w:bidi="zh_TW"/>
+        </w:rPr>
+        <w:t>創6:3</w:t>
+      </w:r>
       <w:r>
         <w:rPr>
           <w:lang w:val="zh_TW" w:bidi="zh_TW"/>
         </w:rPr>
         <w:t>；參</w:t>
       </w:r>
-      <w:hyperlink r:id="rId31">
-        <w:r>
-          <w:rPr>
-            <w:lang w:val="zh_TW" w:bidi="zh_TW"/>
-          </w:rPr>
-          <w:rPr>
-            <w:color w:val="0000EE"/>
-            <w:u w:val="single"/>
-          </w:rPr>
-          <w:t>來11:7</w:t>
-        </w:r>
-      </w:hyperlink>
+      <w:r>
+        <w:rPr>
+          <w:lang w:val="zh_TW" w:bidi="zh_TW"/>
+        </w:rPr>
+        <w:t>來11:7</w:t>
+      </w:r>
       <w:r>
         <w:rPr>
           <w:lang w:val="zh_TW" w:bidi="zh_TW"/>
         </w:rPr>
         <w:t>；</w:t>
       </w:r>
-      <w:hyperlink r:id="rId32">
-        <w:r>
-          <w:rPr>
-            <w:lang w:val="zh_TW" w:bidi="zh_TW"/>
-          </w:rPr>
-          <w:rPr>
-            <w:color w:val="0000EE"/>
-            <w:u w:val="single"/>
-          </w:rPr>
-          <w:t>彼前3:20</w:t>
-        </w:r>
-      </w:hyperlink>
+      <w:r>
+        <w:rPr>
+          <w:lang w:val="zh_TW" w:bidi="zh_TW"/>
+        </w:rPr>
+        <w:t>彼前3:20</w:t>
+      </w:r>
       <w:r>
         <w:rPr>
           <w:lang w:val="zh_TW" w:bidi="zh_TW"/>
         </w:rPr>
         <w:t>；</w:t>
       </w:r>
-      <w:hyperlink r:id="rId27">
-        <w:r>
-          <w:rPr>
-            <w:lang w:val="zh_TW" w:bidi="zh_TW"/>
-          </w:rPr>
-          <w:rPr>
-            <w:color w:val="0000EE"/>
-            <w:u w:val="single"/>
-          </w:rPr>
-          <w:t>彼後2:5</w:t>
-        </w:r>
-      </w:hyperlink>
+      <w:r>
+        <w:rPr>
+          <w:lang w:val="zh_TW" w:bidi="zh_TW"/>
+        </w:rPr>
+        <w:t>彼後2:5</w:t>
+      </w:r>
       <w:r>
         <w:rPr>
           <w:lang w:val="zh_TW" w:bidi="zh_TW"/>
         </w:rPr>
         <w:t>）。當洪水來臨時，大雨傾盆而下，地底的泉源也湧上來（</w:t>
       </w:r>
-      <w:hyperlink r:id="rId33">
-        <w:r>
-          <w:rPr>
-            <w:lang w:val="zh_TW" w:bidi="zh_TW"/>
-          </w:rPr>
-          <w:rPr>
-            <w:color w:val="0000EE"/>
-            <w:u w:val="single"/>
-          </w:rPr>
-          <w:t>創7:11</w:t>
-        </w:r>
-      </w:hyperlink>
+      <w:r>
+        <w:rPr>
+          <w:lang w:val="zh_TW" w:bidi="zh_TW"/>
+        </w:rPr>
+        <w:t>創7:11</w:t>
+      </w:r>
       <w:r>
         <w:rPr>
           <w:lang w:val="zh_TW" w:bidi="zh_TW"/>
         </w:rPr>
         <w:t>）;只有挪亞一家和他帶入方舟的各樣陸地動物得以倖存。洪水持續超過一年，最後水勢消退，大地重新乾涸（</w:t>
       </w:r>
-      <w:hyperlink r:id="rId34">
-        <w:r>
-          <w:rPr>
-            <w:lang w:val="zh_TW" w:bidi="zh_TW"/>
-          </w:rPr>
-          <w:rPr>
-            <w:color w:val="0000EE"/>
-            <w:u w:val="single"/>
-          </w:rPr>
-          <w:t>創7:6</w:t>
-        </w:r>
-      </w:hyperlink>
+      <w:r>
+        <w:rPr>
+          <w:lang w:val="zh_TW" w:bidi="zh_TW"/>
+        </w:rPr>
+        <w:t>創7:6</w:t>
+      </w:r>
       <w:r>
         <w:rPr>
           <w:lang w:val="zh_TW" w:bidi="zh_TW"/>
         </w:rPr>
         <w:t>–</w:t>
       </w:r>
-      <w:hyperlink r:id="rId34">
-        <w:r>
-          <w:rPr>
-            <w:lang w:val="zh_TW" w:bidi="zh_TW"/>
-          </w:rPr>
-          <w:rPr>
-            <w:color w:val="0000EE"/>
-            <w:u w:val="single"/>
-          </w:rPr>
-          <w:t>12、24</w:t>
-        </w:r>
-      </w:hyperlink>
+      <w:r>
+        <w:rPr>
+          <w:lang w:val="zh_TW" w:bidi="zh_TW"/>
+        </w:rPr>
+        <w:t>12、24</w:t>
+      </w:r>
       <w:r>
         <w:rPr>
           <w:lang w:val="zh_TW" w:bidi="zh_TW"/>
         </w:rPr>
         <w:t>，</w:t>
       </w:r>
-      <w:hyperlink r:id="rId35">
-        <w:r>
-          <w:rPr>
-            <w:lang w:val="zh_TW" w:bidi="zh_TW"/>
-          </w:rPr>
-          <w:rPr>
-            <w:color w:val="0000EE"/>
-            <w:u w:val="single"/>
-          </w:rPr>
-          <w:t>8:3</w:t>
-        </w:r>
-      </w:hyperlink>
+      <w:r>
+        <w:rPr>
+          <w:lang w:val="zh_TW" w:bidi="zh_TW"/>
+        </w:rPr>
+        <w:t>8:3</w:t>
+      </w:r>
       <w:r>
         <w:rPr>
           <w:lang w:val="zh_TW" w:bidi="zh_TW"/>
         </w:rPr>
         <w:t>–</w:t>
       </w:r>
-      <w:hyperlink r:id="rId35">
-        <w:r>
-          <w:rPr>
-            <w:lang w:val="zh_TW" w:bidi="zh_TW"/>
-          </w:rPr>
-          <w:rPr>
-            <w:color w:val="0000EE"/>
-            <w:u w:val="single"/>
-          </w:rPr>
-          <w:t>6、10</w:t>
-        </w:r>
-      </w:hyperlink>
+      <w:r>
+        <w:rPr>
+          <w:lang w:val="zh_TW" w:bidi="zh_TW"/>
+        </w:rPr>
+        <w:t>6、10</w:t>
+      </w:r>
       <w:r>
         <w:rPr>
           <w:lang w:val="zh_TW" w:bidi="zh_TW"/>
         </w:rPr>
         <w:t>–</w:t>
       </w:r>
-      <w:hyperlink r:id="rId35">
-        <w:r>
-          <w:rPr>
-            <w:lang w:val="zh_TW" w:bidi="zh_TW"/>
-          </w:rPr>
-          <w:rPr>
-            <w:color w:val="0000EE"/>
-            <w:u w:val="single"/>
-          </w:rPr>
-          <w:t>14</w:t>
-        </w:r>
-      </w:hyperlink>
+      <w:r>
+        <w:rPr>
+          <w:lang w:val="zh_TW" w:bidi="zh_TW"/>
+        </w:rPr>
+        <w:t>14</w:t>
+      </w:r>
       <w:r>
         <w:rPr>
           <w:lang w:val="zh_TW" w:bidi="zh_TW"/>
@@ -1010,108 +830,72 @@
         </w:rPr>
         <w:t>相信洪水事件真實存在的學者，對於其範圍仍有不同看法。經文似乎暗示洪水淹沒全地，甚至高過最高的山頂（</w:t>
       </w:r>
-      <w:hyperlink r:id="rId36">
-        <w:r>
-          <w:rPr>
-            <w:lang w:val="zh_TW" w:bidi="zh_TW"/>
-          </w:rPr>
-          <w:rPr>
-            <w:color w:val="0000EE"/>
-            <w:u w:val="single"/>
-          </w:rPr>
-          <w:t>創7:17</w:t>
-        </w:r>
-      </w:hyperlink>
+      <w:r>
+        <w:rPr>
+          <w:lang w:val="zh_TW" w:bidi="zh_TW"/>
+        </w:rPr>
+        <w:t>創7:17</w:t>
+      </w:r>
       <w:r>
         <w:rPr>
           <w:lang w:val="zh_TW" w:bidi="zh_TW"/>
         </w:rPr>
         <w:t>–</w:t>
       </w:r>
-      <w:hyperlink r:id="rId36">
-        <w:r>
-          <w:rPr>
-            <w:lang w:val="zh_TW" w:bidi="zh_TW"/>
-          </w:rPr>
-          <w:rPr>
-            <w:color w:val="0000EE"/>
-            <w:u w:val="single"/>
-          </w:rPr>
-          <w:t>20</w:t>
-        </w:r>
-      </w:hyperlink>
+      <w:r>
+        <w:rPr>
+          <w:lang w:val="zh_TW" w:bidi="zh_TW"/>
+        </w:rPr>
+        <w:t>20</w:t>
+      </w:r>
       <w:r>
         <w:rPr>
           <w:lang w:val="zh_TW" w:bidi="zh_TW"/>
         </w:rPr>
         <w:t>，</w:t>
       </w:r>
-      <w:hyperlink r:id="rId37">
-        <w:r>
-          <w:rPr>
-            <w:lang w:val="zh_TW" w:bidi="zh_TW"/>
-          </w:rPr>
-          <w:rPr>
-            <w:color w:val="0000EE"/>
-            <w:u w:val="single"/>
-          </w:rPr>
-          <w:t>8:4</w:t>
-        </w:r>
-      </w:hyperlink>
+      <w:r>
+        <w:rPr>
+          <w:lang w:val="zh_TW" w:bidi="zh_TW"/>
+        </w:rPr>
+        <w:t>8:4</w:t>
+      </w:r>
       <w:r>
         <w:rPr>
           <w:lang w:val="zh_TW" w:bidi="zh_TW"/>
         </w:rPr>
         <w:t>）。有人主張，經文所說「天下的高山都淹沒了」（</w:t>
       </w:r>
-      <w:hyperlink r:id="rId38">
-        <w:r>
-          <w:rPr>
-            <w:lang w:val="zh_TW" w:bidi="zh_TW"/>
-          </w:rPr>
-          <w:rPr>
-            <w:color w:val="0000EE"/>
-            <w:u w:val="single"/>
-          </w:rPr>
-          <w:t>創7:19</w:t>
-        </w:r>
-      </w:hyperlink>
+      <w:r>
+        <w:rPr>
+          <w:lang w:val="zh_TW" w:bidi="zh_TW"/>
+        </w:rPr>
+        <w:t>創7:19</w:t>
+      </w:r>
       <w:r>
         <w:rPr>
           <w:lang w:val="zh_TW" w:bidi="zh_TW"/>
         </w:rPr>
         <w:t>），應當指整個地球都被水覆蓋。但也有人認為洪水只是局部性的，因為經文說「看起來」（譯註：英譯本有此字）彷彿全地都被淹沒。神想要毀滅人類，而當時人類可能只生活在美索不達米亞。因此，全球的洪水是沒有必要的。另外，「地」這個詞在聖經也常常不是按字面意思。在</w:t>
       </w:r>
-      <w:hyperlink r:id="rId39">
-        <w:r>
-          <w:rPr>
-            <w:lang w:val="zh_TW" w:bidi="zh_TW"/>
-          </w:rPr>
-          <w:rPr>
-            <w:color w:val="0000EE"/>
-            <w:u w:val="single"/>
-          </w:rPr>
-          <w:t>創世記一章1節</w:t>
-        </w:r>
-      </w:hyperlink>
+      <w:r>
+        <w:rPr>
+          <w:lang w:val="zh_TW" w:bidi="zh_TW"/>
+        </w:rPr>
+        <w:t>創世記一章1節</w:t>
+      </w:r>
       <w:r>
         <w:rPr>
           <w:lang w:val="zh_TW" w:bidi="zh_TW"/>
         </w:rPr>
         <w:t>中，「天地」指的是整個宇宙；「地」有時候也只是指一個國家（</w:t>
       </w:r>
-      <w:hyperlink r:id="rId40">
-        <w:r>
-          <w:rPr>
-            <w:lang w:val="zh_TW" w:bidi="zh_TW"/>
-          </w:rPr>
-          <w:rPr>
-            <w:color w:val="0000EE"/>
-            <w:u w:val="single"/>
-          </w:rPr>
-          <w:t>創47:13</w:t>
-        </w:r>
-      </w:hyperlink>
+      <w:r>
+        <w:rPr>
+          <w:lang w:val="zh_TW" w:bidi="zh_TW"/>
+        </w:rPr>
+        <w:t>創47:13</w:t>
+      </w:r>
       <w:r>
         <w:rPr>
           <w:lang w:val="zh_TW" w:bidi="zh_TW"/>
@@ -1130,18 +914,12 @@
         </w:rPr>
         <w:t>（</w:t>
       </w:r>
-      <w:hyperlink r:id="rId41">
-        <w:r>
-          <w:rPr>
-            <w:lang w:val="zh_TW" w:bidi="zh_TW"/>
-          </w:rPr>
-          <w:rPr>
-            <w:color w:val="0000EE"/>
-            <w:u w:val="single"/>
-          </w:rPr>
-          <w:t>23:15</w:t>
-        </w:r>
-      </w:hyperlink>
+      <w:r>
+        <w:rPr>
+          <w:lang w:val="zh_TW" w:bidi="zh_TW"/>
+        </w:rPr>
+        <w:t>23:15</w:t>
+      </w:r>
       <w:r>
         <w:rPr>
           <w:lang w:val="zh_TW" w:bidi="zh_TW"/>
